--- a/Praca Licencjacka/Praca Licencjacka.docx
+++ b/Praca Licencjacka/Praca Licencjacka.docx
@@ -5,6 +5,7 @@
     <w:p>
       <w:pPr>
         <w:pStyle w:val="Title"/>
+        <w:jc w:val="center"/>
       </w:pPr>
       <w:r>
         <w:t>UNIWERSYTET GDAŃSKI</w:t>
@@ -13,44 +14,10 @@
     <w:p>
       <w:pPr>
         <w:pStyle w:val="Title"/>
+        <w:jc w:val="center"/>
       </w:pPr>
       <w:r>
         <w:t>WYDZIAŁ MATEMATYKI, FIZYKI I INFORMATYKI</w:t>
-      </w:r>
-    </w:p>
-    <w:p>
-      <w:pPr>
-        <w:rPr>
-          <w:i/>
-          <w:iCs/>
-          <w:color w:val="EE0000"/>
-        </w:rPr>
-      </w:pPr>
-      <w:r>
-        <w:rPr>
-          <w:i/>
-          <w:iCs/>
-          <w:color w:val="EE0000"/>
-        </w:rPr>
-        <w:t xml:space="preserve">(później to sformatuję wszystko </w:t>
-      </w:r>
-      <w:proofErr w:type="spellStart"/>
-      <w:r>
-        <w:rPr>
-          <w:i/>
-          <w:iCs/>
-          <w:color w:val="EE0000"/>
-        </w:rPr>
-        <w:t>btw</w:t>
-      </w:r>
-      <w:proofErr w:type="spellEnd"/>
-      <w:r>
-        <w:rPr>
-          <w:i/>
-          <w:iCs/>
-          <w:color w:val="EE0000"/>
-        </w:rPr>
-        <w:t xml:space="preserve"> - Wojtek)</w:t>
       </w:r>
     </w:p>
     <w:p>
@@ -88,14 +55,19 @@
     </w:p>
     <w:p>
       <w:pPr>
+        <w:spacing w:line="360" w:lineRule="auto"/>
         <w:jc w:val="right"/>
         <w:rPr>
           <w:rFonts w:eastAsiaTheme="majorEastAsia"/>
+          <w:i/>
+          <w:iCs/>
         </w:rPr>
       </w:pPr>
       <w:r>
         <w:rPr>
           <w:rFonts w:eastAsiaTheme="majorEastAsia"/>
+          <w:i/>
+          <w:iCs/>
           <w:highlight w:val="yellow"/>
         </w:rPr>
         <w:t>Numer albumu:</w:t>
@@ -117,27 +89,66 @@
     </w:p>
     <w:p>
       <w:pPr>
+        <w:spacing w:line="360" w:lineRule="auto"/>
         <w:jc w:val="right"/>
         <w:rPr>
           <w:rFonts w:eastAsiaTheme="majorEastAsia"/>
+          <w:i/>
+          <w:iCs/>
         </w:rPr>
       </w:pPr>
       <w:r>
         <w:rPr>
           <w:rFonts w:eastAsiaTheme="majorEastAsia"/>
+          <w:i/>
+          <w:iCs/>
+        </w:rPr>
+        <w:t>Numer albumu: 292571</w:t>
+      </w:r>
+    </w:p>
+    <w:p>
+      <w:pPr>
+        <w:jc w:val="right"/>
+        <w:rPr>
+          <w:rFonts w:eastAsiaTheme="majorEastAsia"/>
+        </w:rPr>
+      </w:pPr>
+      <w:r>
+        <w:rPr>
+          <w:rFonts w:eastAsiaTheme="majorEastAsia"/>
+        </w:rPr>
+        <w:t>Maciej Nasiadka</w:t>
+      </w:r>
+    </w:p>
+    <w:p>
+      <w:pPr>
+        <w:jc w:val="right"/>
+        <w:rPr>
+          <w:rFonts w:eastAsiaTheme="majorEastAsia"/>
+          <w:i/>
+          <w:iCs/>
+        </w:rPr>
+      </w:pPr>
+      <w:r>
+        <w:rPr>
+          <w:rFonts w:eastAsiaTheme="majorEastAsia"/>
+          <w:i/>
+          <w:iCs/>
+          <w:highlight w:val="yellow"/>
         </w:rPr>
         <w:t>Numer albumu:</w:t>
       </w:r>
-      <w:r>
+    </w:p>
+    <w:p>
+      <w:pPr>
+        <w:jc w:val="right"/>
         <w:rPr>
           <w:rFonts w:eastAsiaTheme="majorEastAsia"/>
         </w:rPr>
-        <w:t xml:space="preserve"> 292571</w:t>
-      </w:r>
-    </w:p>
-    <w:p>
-      <w:pPr>
-        <w:jc w:val="right"/>
+      </w:pPr>
+    </w:p>
+    <w:p>
+      <w:pPr>
         <w:rPr>
           <w:rFonts w:eastAsiaTheme="majorEastAsia"/>
         </w:rPr>
@@ -146,27 +157,25 @@
         <w:rPr>
           <w:rFonts w:eastAsiaTheme="majorEastAsia"/>
         </w:rPr>
-        <w:t>Maciej Nasiadka</w:t>
-      </w:r>
-    </w:p>
-    <w:p>
-      <w:pPr>
-        <w:jc w:val="right"/>
+        <w:t>Kierunek studiów: Informatyka praktyczna</w:t>
+      </w:r>
+    </w:p>
+    <w:p>
+      <w:pPr>
         <w:rPr>
           <w:rFonts w:eastAsiaTheme="majorEastAsia"/>
         </w:rPr>
       </w:pPr>
-      <w:r>
+    </w:p>
+    <w:p>
+      <w:pPr>
         <w:rPr>
           <w:rFonts w:eastAsiaTheme="majorEastAsia"/>
-          <w:highlight w:val="yellow"/>
-        </w:rPr>
-        <w:t>Numer albumu:</w:t>
-      </w:r>
-    </w:p>
-    <w:p>
-      <w:pPr>
-        <w:jc w:val="right"/>
+        </w:rPr>
+      </w:pPr>
+    </w:p>
+    <w:p>
+      <w:pPr>
         <w:rPr>
           <w:rFonts w:eastAsiaTheme="majorEastAsia"/>
         </w:rPr>
@@ -174,27 +183,8 @@
     </w:p>
     <w:p>
       <w:pPr>
-        <w:rPr>
-          <w:rFonts w:eastAsiaTheme="majorEastAsia"/>
-        </w:rPr>
-      </w:pPr>
-      <w:r>
-        <w:rPr>
-          <w:rFonts w:eastAsiaTheme="majorEastAsia"/>
-        </w:rPr>
-        <w:t>Kierunek studiów: Informatyka praktyczna</w:t>
-      </w:r>
-    </w:p>
-    <w:p>
-      <w:pPr>
-        <w:rPr>
-          <w:rFonts w:eastAsiaTheme="majorEastAsia"/>
-        </w:rPr>
-      </w:pPr>
-    </w:p>
-    <w:p>
-      <w:pPr>
         <w:pStyle w:val="Title"/>
+        <w:jc w:val="center"/>
       </w:pPr>
       <w:r>
         <w:t>Digital Dungeons</w:t>
@@ -288,6 +278,7 @@
     </w:p>
     <w:p>
       <w:pPr>
+        <w:jc w:val="center"/>
         <w:rPr>
           <w:i/>
           <w:iCs/>
@@ -298,17 +289,23 @@
           <w:i/>
           <w:iCs/>
         </w:rPr>
-        <w:t>Gdańsk 2024</w:t>
-      </w:r>
-    </w:p>
-    <w:p>
-      <w:r>
-        <w:br w:type="page"/>
+        <w:t>Gdańsk 202</w:t>
+      </w:r>
+      <w:r>
+        <w:rPr>
+          <w:i/>
+          <w:iCs/>
+        </w:rPr>
+        <w:t>6</w:t>
       </w:r>
     </w:p>
     <w:sdt>
       <w:sdtPr>
         <w:rPr>
+          <w:rFonts w:asciiTheme="minorHAnsi" w:eastAsiaTheme="minorEastAsia" w:hAnsiTheme="minorHAnsi" w:cstheme="minorBidi"/>
+          <w:color w:val="auto"/>
+          <w:sz w:val="22"/>
+          <w:szCs w:val="22"/>
           <w:lang w:val="en-GB"/>
         </w:rPr>
         <w:id w:val="572547699"/>
@@ -319,12 +316,9 @@
       </w:sdtPr>
       <w:sdtEndPr>
         <w:rPr>
-          <w:rFonts w:asciiTheme="minorHAnsi" w:eastAsiaTheme="minorEastAsia" w:hAnsiTheme="minorHAnsi" w:cstheme="minorBidi"/>
+          <w:rFonts w:ascii="Book Antiqua" w:hAnsi="Book Antiqua"/>
           <w:b/>
           <w:bCs/>
-          <w:color w:val="auto"/>
-          <w:sz w:val="22"/>
-          <w:szCs w:val="22"/>
           <w:lang w:val="pl-PL"/>
         </w:rPr>
       </w:sdtEndPr>
@@ -344,7 +338,13 @@
               <w:tab w:val="right" w:leader="dot" w:pos="9016"/>
             </w:tabs>
             <w:rPr>
+              <w:rFonts w:asciiTheme="minorHAnsi" w:hAnsiTheme="minorHAnsi"/>
               <w:noProof/>
+              <w:kern w:val="2"/>
+              <w:sz w:val="24"/>
+              <w:szCs w:val="24"/>
+              <w:lang w:eastAsia="pl-PL"/>
+              <w14:ligatures w14:val="standardContextual"/>
             </w:rPr>
           </w:pPr>
           <w:r>
@@ -356,7 +356,7 @@
           <w:r>
             <w:fldChar w:fldCharType="separate"/>
           </w:r>
-          <w:hyperlink w:anchor="_Toc224940182" w:history="1">
+          <w:hyperlink w:anchor="_Toc225960469" w:history="1">
             <w:r>
               <w:rPr>
                 <w:rStyle w:val="Hyperlink"/>
@@ -383,7 +383,7 @@
                 <w:noProof/>
                 <w:webHidden/>
               </w:rPr>
-              <w:instrText xml:space="preserve"> PAGEREF _Toc224940182 \h </w:instrText>
+              <w:instrText xml:space="preserve"> PAGEREF _Toc225960469 \h </w:instrText>
             </w:r>
             <w:r>
               <w:rPr>
@@ -403,7 +403,7 @@
                 <w:noProof/>
                 <w:webHidden/>
               </w:rPr>
-              <w:t>2</w:t>
+              <w:t>4</w:t>
             </w:r>
             <w:r>
               <w:rPr>
@@ -421,10 +421,16 @@
               <w:tab w:val="right" w:leader="dot" w:pos="9016"/>
             </w:tabs>
             <w:rPr>
+              <w:rFonts w:asciiTheme="minorHAnsi" w:hAnsiTheme="minorHAnsi"/>
               <w:noProof/>
+              <w:kern w:val="2"/>
+              <w:sz w:val="24"/>
+              <w:szCs w:val="24"/>
+              <w:lang w:eastAsia="pl-PL"/>
+              <w14:ligatures w14:val="standardContextual"/>
             </w:rPr>
           </w:pPr>
-          <w:hyperlink w:anchor="_Toc224940183" w:history="1">
+          <w:hyperlink w:anchor="_Toc225960470" w:history="1">
             <w:r>
               <w:rPr>
                 <w:rStyle w:val="Hyperlink"/>
@@ -451,7 +457,7 @@
                 <w:noProof/>
                 <w:webHidden/>
               </w:rPr>
-              <w:instrText xml:space="preserve"> PAGEREF _Toc224940183 \h </w:instrText>
+              <w:instrText xml:space="preserve"> PAGEREF _Toc225960470 \h </w:instrText>
             </w:r>
             <w:r>
               <w:rPr>
@@ -471,7 +477,7 @@
                 <w:noProof/>
                 <w:webHidden/>
               </w:rPr>
-              <w:t>2</w:t>
+              <w:t>4</w:t>
             </w:r>
             <w:r>
               <w:rPr>
@@ -489,10 +495,16 @@
               <w:tab w:val="right" w:leader="dot" w:pos="9016"/>
             </w:tabs>
             <w:rPr>
+              <w:rFonts w:asciiTheme="minorHAnsi" w:hAnsiTheme="minorHAnsi"/>
               <w:noProof/>
+              <w:kern w:val="2"/>
+              <w:sz w:val="24"/>
+              <w:szCs w:val="24"/>
+              <w:lang w:eastAsia="pl-PL"/>
+              <w14:ligatures w14:val="standardContextual"/>
             </w:rPr>
           </w:pPr>
-          <w:hyperlink w:anchor="_Toc224940184" w:history="1">
+          <w:hyperlink w:anchor="_Toc225960471" w:history="1">
             <w:r>
               <w:rPr>
                 <w:rStyle w:val="Hyperlink"/>
@@ -519,7 +531,7 @@
                 <w:noProof/>
                 <w:webHidden/>
               </w:rPr>
-              <w:instrText xml:space="preserve"> PAGEREF _Toc224940184 \h </w:instrText>
+              <w:instrText xml:space="preserve"> PAGEREF _Toc225960471 \h </w:instrText>
             </w:r>
             <w:r>
               <w:rPr>
@@ -539,7 +551,7 @@
                 <w:noProof/>
                 <w:webHidden/>
               </w:rPr>
-              <w:t>2</w:t>
+              <w:t>4</w:t>
             </w:r>
             <w:r>
               <w:rPr>
@@ -557,10 +569,16 @@
               <w:tab w:val="right" w:leader="dot" w:pos="9016"/>
             </w:tabs>
             <w:rPr>
+              <w:rFonts w:asciiTheme="minorHAnsi" w:hAnsiTheme="minorHAnsi"/>
               <w:noProof/>
+              <w:kern w:val="2"/>
+              <w:sz w:val="24"/>
+              <w:szCs w:val="24"/>
+              <w:lang w:eastAsia="pl-PL"/>
+              <w14:ligatures w14:val="standardContextual"/>
             </w:rPr>
           </w:pPr>
-          <w:hyperlink w:anchor="_Toc224940185" w:history="1">
+          <w:hyperlink w:anchor="_Toc225960472" w:history="1">
             <w:r>
               <w:rPr>
                 <w:rStyle w:val="Hyperlink"/>
@@ -587,7 +605,7 @@
                 <w:noProof/>
                 <w:webHidden/>
               </w:rPr>
-              <w:instrText xml:space="preserve"> PAGEREF _Toc224940185 \h </w:instrText>
+              <w:instrText xml:space="preserve"> PAGEREF _Toc225960472 \h </w:instrText>
             </w:r>
             <w:r>
               <w:rPr>
@@ -607,7 +625,7 @@
                 <w:noProof/>
                 <w:webHidden/>
               </w:rPr>
-              <w:t>3</w:t>
+              <w:t>6</w:t>
             </w:r>
             <w:r>
               <w:rPr>
@@ -625,10 +643,16 @@
               <w:tab w:val="right" w:leader="dot" w:pos="9016"/>
             </w:tabs>
             <w:rPr>
+              <w:rFonts w:asciiTheme="minorHAnsi" w:hAnsiTheme="minorHAnsi"/>
               <w:noProof/>
+              <w:kern w:val="2"/>
+              <w:sz w:val="24"/>
+              <w:szCs w:val="24"/>
+              <w:lang w:eastAsia="pl-PL"/>
+              <w14:ligatures w14:val="standardContextual"/>
             </w:rPr>
           </w:pPr>
-          <w:hyperlink w:anchor="_Toc224940186" w:history="1">
+          <w:hyperlink w:anchor="_Toc225960473" w:history="1">
             <w:r>
               <w:rPr>
                 <w:rStyle w:val="Hyperlink"/>
@@ -655,7 +679,7 @@
                 <w:noProof/>
                 <w:webHidden/>
               </w:rPr>
-              <w:instrText xml:space="preserve"> PAGEREF _Toc224940186 \h </w:instrText>
+              <w:instrText xml:space="preserve"> PAGEREF _Toc225960473 \h </w:instrText>
             </w:r>
             <w:r>
               <w:rPr>
@@ -675,7 +699,7 @@
                 <w:noProof/>
                 <w:webHidden/>
               </w:rPr>
-              <w:t>4</w:t>
+              <w:t>6</w:t>
             </w:r>
             <w:r>
               <w:rPr>
@@ -693,10 +717,16 @@
               <w:tab w:val="right" w:leader="dot" w:pos="9016"/>
             </w:tabs>
             <w:rPr>
+              <w:rFonts w:asciiTheme="minorHAnsi" w:hAnsiTheme="minorHAnsi"/>
               <w:noProof/>
+              <w:kern w:val="2"/>
+              <w:sz w:val="24"/>
+              <w:szCs w:val="24"/>
+              <w:lang w:eastAsia="pl-PL"/>
+              <w14:ligatures w14:val="standardContextual"/>
             </w:rPr>
           </w:pPr>
-          <w:hyperlink w:anchor="_Toc224940187" w:history="1">
+          <w:hyperlink w:anchor="_Toc225960474" w:history="1">
             <w:r>
               <w:rPr>
                 <w:rStyle w:val="Hyperlink"/>
@@ -723,7 +753,7 @@
                 <w:noProof/>
                 <w:webHidden/>
               </w:rPr>
-              <w:instrText xml:space="preserve"> PAGEREF _Toc224940187 \h </w:instrText>
+              <w:instrText xml:space="preserve"> PAGEREF _Toc225960474 \h </w:instrText>
             </w:r>
             <w:r>
               <w:rPr>
@@ -743,7 +773,7 @@
                 <w:noProof/>
                 <w:webHidden/>
               </w:rPr>
-              <w:t>5</w:t>
+              <w:t>7</w:t>
             </w:r>
             <w:r>
               <w:rPr>
@@ -761,10 +791,16 @@
               <w:tab w:val="right" w:leader="dot" w:pos="9016"/>
             </w:tabs>
             <w:rPr>
+              <w:rFonts w:asciiTheme="minorHAnsi" w:hAnsiTheme="minorHAnsi"/>
               <w:noProof/>
+              <w:kern w:val="2"/>
+              <w:sz w:val="24"/>
+              <w:szCs w:val="24"/>
+              <w:lang w:eastAsia="pl-PL"/>
+              <w14:ligatures w14:val="standardContextual"/>
             </w:rPr>
           </w:pPr>
-          <w:hyperlink w:anchor="_Toc224940188" w:history="1">
+          <w:hyperlink w:anchor="_Toc225960475" w:history="1">
             <w:r>
               <w:rPr>
                 <w:rStyle w:val="Hyperlink"/>
@@ -791,7 +827,7 @@
                 <w:noProof/>
                 <w:webHidden/>
               </w:rPr>
-              <w:instrText xml:space="preserve"> PAGEREF _Toc224940188 \h </w:instrText>
+              <w:instrText xml:space="preserve"> PAGEREF _Toc225960475 \h </w:instrText>
             </w:r>
             <w:r>
               <w:rPr>
@@ -811,7 +847,7 @@
                 <w:noProof/>
                 <w:webHidden/>
               </w:rPr>
-              <w:t>5</w:t>
+              <w:t>7</w:t>
             </w:r>
             <w:r>
               <w:rPr>
@@ -829,10 +865,16 @@
               <w:tab w:val="right" w:leader="dot" w:pos="9016"/>
             </w:tabs>
             <w:rPr>
+              <w:rFonts w:asciiTheme="minorHAnsi" w:hAnsiTheme="minorHAnsi"/>
               <w:noProof/>
+              <w:kern w:val="2"/>
+              <w:sz w:val="24"/>
+              <w:szCs w:val="24"/>
+              <w:lang w:eastAsia="pl-PL"/>
+              <w14:ligatures w14:val="standardContextual"/>
             </w:rPr>
           </w:pPr>
-          <w:hyperlink w:anchor="_Toc224940189" w:history="1">
+          <w:hyperlink w:anchor="_Toc225960476" w:history="1">
             <w:r>
               <w:rPr>
                 <w:rStyle w:val="Hyperlink"/>
@@ -859,7 +901,7 @@
                 <w:noProof/>
                 <w:webHidden/>
               </w:rPr>
-              <w:instrText xml:space="preserve"> PAGEREF _Toc224940189 \h </w:instrText>
+              <w:instrText xml:space="preserve"> PAGEREF _Toc225960476 \h </w:instrText>
             </w:r>
             <w:r>
               <w:rPr>
@@ -879,7 +921,7 @@
                 <w:noProof/>
                 <w:webHidden/>
               </w:rPr>
-              <w:t>5</w:t>
+              <w:t>7</w:t>
             </w:r>
             <w:r>
               <w:rPr>
@@ -897,10 +939,16 @@
               <w:tab w:val="right" w:leader="dot" w:pos="9016"/>
             </w:tabs>
             <w:rPr>
+              <w:rFonts w:asciiTheme="minorHAnsi" w:hAnsiTheme="minorHAnsi"/>
               <w:noProof/>
+              <w:kern w:val="2"/>
+              <w:sz w:val="24"/>
+              <w:szCs w:val="24"/>
+              <w:lang w:eastAsia="pl-PL"/>
+              <w14:ligatures w14:val="standardContextual"/>
             </w:rPr>
           </w:pPr>
-          <w:hyperlink w:anchor="_Toc224940190" w:history="1">
+          <w:hyperlink w:anchor="_Toc225960477" w:history="1">
             <w:r>
               <w:rPr>
                 <w:rStyle w:val="Hyperlink"/>
@@ -927,7 +975,7 @@
                 <w:noProof/>
                 <w:webHidden/>
               </w:rPr>
-              <w:instrText xml:space="preserve"> PAGEREF _Toc224940190 \h </w:instrText>
+              <w:instrText xml:space="preserve"> PAGEREF _Toc225960477 \h </w:instrText>
             </w:r>
             <w:r>
               <w:rPr>
@@ -947,7 +995,7 @@
                 <w:noProof/>
                 <w:webHidden/>
               </w:rPr>
-              <w:t>6</w:t>
+              <w:t>8</w:t>
             </w:r>
             <w:r>
               <w:rPr>
@@ -965,10 +1013,16 @@
               <w:tab w:val="right" w:leader="dot" w:pos="9016"/>
             </w:tabs>
             <w:rPr>
+              <w:rFonts w:asciiTheme="minorHAnsi" w:hAnsiTheme="minorHAnsi"/>
               <w:noProof/>
+              <w:kern w:val="2"/>
+              <w:sz w:val="24"/>
+              <w:szCs w:val="24"/>
+              <w:lang w:eastAsia="pl-PL"/>
+              <w14:ligatures w14:val="standardContextual"/>
             </w:rPr>
           </w:pPr>
-          <w:hyperlink w:anchor="_Toc224940191" w:history="1">
+          <w:hyperlink w:anchor="_Toc225960478" w:history="1">
             <w:r>
               <w:rPr>
                 <w:rStyle w:val="Hyperlink"/>
@@ -995,7 +1049,7 @@
                 <w:noProof/>
                 <w:webHidden/>
               </w:rPr>
-              <w:instrText xml:space="preserve"> PAGEREF _Toc224940191 \h </w:instrText>
+              <w:instrText xml:space="preserve"> PAGEREF _Toc225960478 \h </w:instrText>
             </w:r>
             <w:r>
               <w:rPr>
@@ -1015,7 +1069,7 @@
                 <w:noProof/>
                 <w:webHidden/>
               </w:rPr>
-              <w:t>6</w:t>
+              <w:t>9</w:t>
             </w:r>
             <w:r>
               <w:rPr>
@@ -1033,10 +1087,16 @@
               <w:tab w:val="right" w:leader="dot" w:pos="9016"/>
             </w:tabs>
             <w:rPr>
+              <w:rFonts w:asciiTheme="minorHAnsi" w:hAnsiTheme="minorHAnsi"/>
               <w:noProof/>
+              <w:kern w:val="2"/>
+              <w:sz w:val="24"/>
+              <w:szCs w:val="24"/>
+              <w:lang w:eastAsia="pl-PL"/>
+              <w14:ligatures w14:val="standardContextual"/>
             </w:rPr>
           </w:pPr>
-          <w:hyperlink w:anchor="_Toc224940192" w:history="1">
+          <w:hyperlink w:anchor="_Toc225960479" w:history="1">
             <w:r>
               <w:rPr>
                 <w:rStyle w:val="Hyperlink"/>
@@ -1063,7 +1123,7 @@
                 <w:noProof/>
                 <w:webHidden/>
               </w:rPr>
-              <w:instrText xml:space="preserve"> PAGEREF _Toc224940192 \h </w:instrText>
+              <w:instrText xml:space="preserve"> PAGEREF _Toc225960479 \h </w:instrText>
             </w:r>
             <w:r>
               <w:rPr>
@@ -1083,7 +1143,7 @@
                 <w:noProof/>
                 <w:webHidden/>
               </w:rPr>
-              <w:t>6</w:t>
+              <w:t>9</w:t>
             </w:r>
             <w:r>
               <w:rPr>
@@ -1101,10 +1161,16 @@
               <w:tab w:val="right" w:leader="dot" w:pos="9016"/>
             </w:tabs>
             <w:rPr>
+              <w:rFonts w:asciiTheme="minorHAnsi" w:hAnsiTheme="minorHAnsi"/>
               <w:noProof/>
+              <w:kern w:val="2"/>
+              <w:sz w:val="24"/>
+              <w:szCs w:val="24"/>
+              <w:lang w:eastAsia="pl-PL"/>
+              <w14:ligatures w14:val="standardContextual"/>
             </w:rPr>
           </w:pPr>
-          <w:hyperlink w:anchor="_Toc224940193" w:history="1">
+          <w:hyperlink w:anchor="_Toc225960480" w:history="1">
             <w:r>
               <w:rPr>
                 <w:rStyle w:val="Hyperlink"/>
@@ -1131,7 +1197,7 @@
                 <w:noProof/>
                 <w:webHidden/>
               </w:rPr>
-              <w:instrText xml:space="preserve"> PAGEREF _Toc224940193 \h </w:instrText>
+              <w:instrText xml:space="preserve"> PAGEREF _Toc225960480 \h </w:instrText>
             </w:r>
             <w:r>
               <w:rPr>
@@ -1151,7 +1217,7 @@
                 <w:noProof/>
                 <w:webHidden/>
               </w:rPr>
-              <w:t>7</w:t>
+              <w:t>10</w:t>
             </w:r>
             <w:r>
               <w:rPr>
@@ -1169,10 +1235,16 @@
               <w:tab w:val="right" w:leader="dot" w:pos="9016"/>
             </w:tabs>
             <w:rPr>
+              <w:rFonts w:asciiTheme="minorHAnsi" w:hAnsiTheme="minorHAnsi"/>
               <w:noProof/>
+              <w:kern w:val="2"/>
+              <w:sz w:val="24"/>
+              <w:szCs w:val="24"/>
+              <w:lang w:eastAsia="pl-PL"/>
+              <w14:ligatures w14:val="standardContextual"/>
             </w:rPr>
           </w:pPr>
-          <w:hyperlink w:anchor="_Toc224940194" w:history="1">
+          <w:hyperlink w:anchor="_Toc225960481" w:history="1">
             <w:r>
               <w:rPr>
                 <w:rStyle w:val="Hyperlink"/>
@@ -1199,7 +1271,7 @@
                 <w:noProof/>
                 <w:webHidden/>
               </w:rPr>
-              <w:instrText xml:space="preserve"> PAGEREF _Toc224940194 \h </w:instrText>
+              <w:instrText xml:space="preserve"> PAGEREF _Toc225960481 \h </w:instrText>
             </w:r>
             <w:r>
               <w:rPr>
@@ -1219,7 +1291,7 @@
                 <w:noProof/>
                 <w:webHidden/>
               </w:rPr>
-              <w:t>7</w:t>
+              <w:t>10</w:t>
             </w:r>
             <w:r>
               <w:rPr>
@@ -1237,10 +1309,16 @@
               <w:tab w:val="right" w:leader="dot" w:pos="9016"/>
             </w:tabs>
             <w:rPr>
+              <w:rFonts w:asciiTheme="minorHAnsi" w:hAnsiTheme="minorHAnsi"/>
               <w:noProof/>
+              <w:kern w:val="2"/>
+              <w:sz w:val="24"/>
+              <w:szCs w:val="24"/>
+              <w:lang w:eastAsia="pl-PL"/>
+              <w14:ligatures w14:val="standardContextual"/>
             </w:rPr>
           </w:pPr>
-          <w:hyperlink w:anchor="_Toc224940195" w:history="1">
+          <w:hyperlink w:anchor="_Toc225960482" w:history="1">
             <w:r>
               <w:rPr>
                 <w:rStyle w:val="Hyperlink"/>
@@ -1267,7 +1345,7 @@
                 <w:noProof/>
                 <w:webHidden/>
               </w:rPr>
-              <w:instrText xml:space="preserve"> PAGEREF _Toc224940195 \h </w:instrText>
+              <w:instrText xml:space="preserve"> PAGEREF _Toc225960482 \h </w:instrText>
             </w:r>
             <w:r>
               <w:rPr>
@@ -1287,7 +1365,7 @@
                 <w:noProof/>
                 <w:webHidden/>
               </w:rPr>
-              <w:t>7</w:t>
+              <w:t>10</w:t>
             </w:r>
             <w:r>
               <w:rPr>
@@ -1305,10 +1383,16 @@
               <w:tab w:val="right" w:leader="dot" w:pos="9016"/>
             </w:tabs>
             <w:rPr>
+              <w:rFonts w:asciiTheme="minorHAnsi" w:hAnsiTheme="minorHAnsi"/>
               <w:noProof/>
+              <w:kern w:val="2"/>
+              <w:sz w:val="24"/>
+              <w:szCs w:val="24"/>
+              <w:lang w:eastAsia="pl-PL"/>
+              <w14:ligatures w14:val="standardContextual"/>
             </w:rPr>
           </w:pPr>
-          <w:hyperlink w:anchor="_Toc224940196" w:history="1">
+          <w:hyperlink w:anchor="_Toc225960483" w:history="1">
             <w:r>
               <w:rPr>
                 <w:rStyle w:val="Hyperlink"/>
@@ -1335,7 +1419,7 @@
                 <w:noProof/>
                 <w:webHidden/>
               </w:rPr>
-              <w:instrText xml:space="preserve"> PAGEREF _Toc224940196 \h </w:instrText>
+              <w:instrText xml:space="preserve"> PAGEREF _Toc225960483 \h </w:instrText>
             </w:r>
             <w:r>
               <w:rPr>
@@ -1355,7 +1439,7 @@
                 <w:noProof/>
                 <w:webHidden/>
               </w:rPr>
-              <w:t>7</w:t>
+              <w:t>10</w:t>
             </w:r>
             <w:r>
               <w:rPr>
@@ -1373,10 +1457,16 @@
               <w:tab w:val="right" w:leader="dot" w:pos="9016"/>
             </w:tabs>
             <w:rPr>
+              <w:rFonts w:asciiTheme="minorHAnsi" w:hAnsiTheme="minorHAnsi"/>
               <w:noProof/>
+              <w:kern w:val="2"/>
+              <w:sz w:val="24"/>
+              <w:szCs w:val="24"/>
+              <w:lang w:eastAsia="pl-PL"/>
+              <w14:ligatures w14:val="standardContextual"/>
             </w:rPr>
           </w:pPr>
-          <w:hyperlink w:anchor="_Toc224940197" w:history="1">
+          <w:hyperlink w:anchor="_Toc225960484" w:history="1">
             <w:r>
               <w:rPr>
                 <w:rStyle w:val="Hyperlink"/>
@@ -1403,7 +1493,7 @@
                 <w:noProof/>
                 <w:webHidden/>
               </w:rPr>
-              <w:instrText xml:space="preserve"> PAGEREF _Toc224940197 \h </w:instrText>
+              <w:instrText xml:space="preserve"> PAGEREF _Toc225960484 \h </w:instrText>
             </w:r>
             <w:r>
               <w:rPr>
@@ -1423,7 +1513,7 @@
                 <w:noProof/>
                 <w:webHidden/>
               </w:rPr>
-              <w:t>7</w:t>
+              <w:t>10</w:t>
             </w:r>
             <w:r>
               <w:rPr>
@@ -1441,10 +1531,16 @@
               <w:tab w:val="right" w:leader="dot" w:pos="9016"/>
             </w:tabs>
             <w:rPr>
+              <w:rFonts w:asciiTheme="minorHAnsi" w:hAnsiTheme="minorHAnsi"/>
               <w:noProof/>
+              <w:kern w:val="2"/>
+              <w:sz w:val="24"/>
+              <w:szCs w:val="24"/>
+              <w:lang w:eastAsia="pl-PL"/>
+              <w14:ligatures w14:val="standardContextual"/>
             </w:rPr>
           </w:pPr>
-          <w:hyperlink w:anchor="_Toc224940198" w:history="1">
+          <w:hyperlink w:anchor="_Toc225960485" w:history="1">
             <w:r>
               <w:rPr>
                 <w:rStyle w:val="Hyperlink"/>
@@ -1471,7 +1567,7 @@
                 <w:noProof/>
                 <w:webHidden/>
               </w:rPr>
-              <w:instrText xml:space="preserve"> PAGEREF _Toc224940198 \h </w:instrText>
+              <w:instrText xml:space="preserve"> PAGEREF _Toc225960485 \h </w:instrText>
             </w:r>
             <w:r>
               <w:rPr>
@@ -1491,7 +1587,7 @@
                 <w:noProof/>
                 <w:webHidden/>
               </w:rPr>
-              <w:t>7</w:t>
+              <w:t>10</w:t>
             </w:r>
             <w:r>
               <w:rPr>
@@ -1509,10 +1605,16 @@
               <w:tab w:val="right" w:leader="dot" w:pos="9016"/>
             </w:tabs>
             <w:rPr>
+              <w:rFonts w:asciiTheme="minorHAnsi" w:hAnsiTheme="minorHAnsi"/>
               <w:noProof/>
+              <w:kern w:val="2"/>
+              <w:sz w:val="24"/>
+              <w:szCs w:val="24"/>
+              <w:lang w:eastAsia="pl-PL"/>
+              <w14:ligatures w14:val="standardContextual"/>
             </w:rPr>
           </w:pPr>
-          <w:hyperlink w:anchor="_Toc224940199" w:history="1">
+          <w:hyperlink w:anchor="_Toc225960486" w:history="1">
             <w:r>
               <w:rPr>
                 <w:rStyle w:val="Hyperlink"/>
@@ -1539,7 +1641,7 @@
                 <w:noProof/>
                 <w:webHidden/>
               </w:rPr>
-              <w:instrText xml:space="preserve"> PAGEREF _Toc224940199 \h </w:instrText>
+              <w:instrText xml:space="preserve"> PAGEREF _Toc225960486 \h </w:instrText>
             </w:r>
             <w:r>
               <w:rPr>
@@ -1559,7 +1661,7 @@
                 <w:noProof/>
                 <w:webHidden/>
               </w:rPr>
-              <w:t>7</w:t>
+              <w:t>10</w:t>
             </w:r>
             <w:r>
               <w:rPr>
@@ -1577,10 +1679,16 @@
               <w:tab w:val="right" w:leader="dot" w:pos="9016"/>
             </w:tabs>
             <w:rPr>
+              <w:rFonts w:asciiTheme="minorHAnsi" w:hAnsiTheme="minorHAnsi"/>
               <w:noProof/>
+              <w:kern w:val="2"/>
+              <w:sz w:val="24"/>
+              <w:szCs w:val="24"/>
+              <w:lang w:eastAsia="pl-PL"/>
+              <w14:ligatures w14:val="standardContextual"/>
             </w:rPr>
           </w:pPr>
-          <w:hyperlink w:anchor="_Toc224940200" w:history="1">
+          <w:hyperlink w:anchor="_Toc225960487" w:history="1">
             <w:r>
               <w:rPr>
                 <w:rStyle w:val="Hyperlink"/>
@@ -1607,7 +1715,7 @@
                 <w:noProof/>
                 <w:webHidden/>
               </w:rPr>
-              <w:instrText xml:space="preserve"> PAGEREF _Toc224940200 \h </w:instrText>
+              <w:instrText xml:space="preserve"> PAGEREF _Toc225960487 \h </w:instrText>
             </w:r>
             <w:r>
               <w:rPr>
@@ -1627,7 +1735,7 @@
                 <w:noProof/>
                 <w:webHidden/>
               </w:rPr>
-              <w:t>7</w:t>
+              <w:t>10</w:t>
             </w:r>
             <w:r>
               <w:rPr>
@@ -1645,10 +1753,16 @@
               <w:tab w:val="right" w:leader="dot" w:pos="9016"/>
             </w:tabs>
             <w:rPr>
+              <w:rFonts w:asciiTheme="minorHAnsi" w:hAnsiTheme="minorHAnsi"/>
               <w:noProof/>
+              <w:kern w:val="2"/>
+              <w:sz w:val="24"/>
+              <w:szCs w:val="24"/>
+              <w:lang w:eastAsia="pl-PL"/>
+              <w14:ligatures w14:val="standardContextual"/>
             </w:rPr>
           </w:pPr>
-          <w:hyperlink w:anchor="_Toc224940201" w:history="1">
+          <w:hyperlink w:anchor="_Toc225960488" w:history="1">
             <w:r>
               <w:rPr>
                 <w:rStyle w:val="Hyperlink"/>
@@ -1675,7 +1789,7 @@
                 <w:noProof/>
                 <w:webHidden/>
               </w:rPr>
-              <w:instrText xml:space="preserve"> PAGEREF _Toc224940201 \h </w:instrText>
+              <w:instrText xml:space="preserve"> PAGEREF _Toc225960488 \h </w:instrText>
             </w:r>
             <w:r>
               <w:rPr>
@@ -1695,7 +1809,7 @@
                 <w:noProof/>
                 <w:webHidden/>
               </w:rPr>
-              <w:t>7</w:t>
+              <w:t>10</w:t>
             </w:r>
             <w:r>
               <w:rPr>
@@ -1713,10 +1827,16 @@
               <w:tab w:val="right" w:leader="dot" w:pos="9016"/>
             </w:tabs>
             <w:rPr>
+              <w:rFonts w:asciiTheme="minorHAnsi" w:hAnsiTheme="minorHAnsi"/>
               <w:noProof/>
+              <w:kern w:val="2"/>
+              <w:sz w:val="24"/>
+              <w:szCs w:val="24"/>
+              <w:lang w:eastAsia="pl-PL"/>
+              <w14:ligatures w14:val="standardContextual"/>
             </w:rPr>
           </w:pPr>
-          <w:hyperlink w:anchor="_Toc224940202" w:history="1">
+          <w:hyperlink w:anchor="_Toc225960489" w:history="1">
             <w:r>
               <w:rPr>
                 <w:rStyle w:val="Hyperlink"/>
@@ -1743,7 +1863,7 @@
                 <w:noProof/>
                 <w:webHidden/>
               </w:rPr>
-              <w:instrText xml:space="preserve"> PAGEREF _Toc224940202 \h </w:instrText>
+              <w:instrText xml:space="preserve"> PAGEREF _Toc225960489 \h </w:instrText>
             </w:r>
             <w:r>
               <w:rPr>
@@ -1763,7 +1883,7 @@
                 <w:noProof/>
                 <w:webHidden/>
               </w:rPr>
-              <w:t>8</w:t>
+              <w:t>11</w:t>
             </w:r>
             <w:r>
               <w:rPr>
@@ -1781,10 +1901,16 @@
               <w:tab w:val="right" w:leader="dot" w:pos="9016"/>
             </w:tabs>
             <w:rPr>
+              <w:rFonts w:asciiTheme="minorHAnsi" w:hAnsiTheme="minorHAnsi"/>
               <w:noProof/>
+              <w:kern w:val="2"/>
+              <w:sz w:val="24"/>
+              <w:szCs w:val="24"/>
+              <w:lang w:eastAsia="pl-PL"/>
+              <w14:ligatures w14:val="standardContextual"/>
             </w:rPr>
           </w:pPr>
-          <w:hyperlink w:anchor="_Toc224940203" w:history="1">
+          <w:hyperlink w:anchor="_Toc225960490" w:history="1">
             <w:r>
               <w:rPr>
                 <w:rStyle w:val="Hyperlink"/>
@@ -1811,7 +1937,7 @@
                 <w:noProof/>
                 <w:webHidden/>
               </w:rPr>
-              <w:instrText xml:space="preserve"> PAGEREF _Toc224940203 \h </w:instrText>
+              <w:instrText xml:space="preserve"> PAGEREF _Toc225960490 \h </w:instrText>
             </w:r>
             <w:r>
               <w:rPr>
@@ -1831,7 +1957,7 @@
                 <w:noProof/>
                 <w:webHidden/>
               </w:rPr>
-              <w:t>8</w:t>
+              <w:t>11</w:t>
             </w:r>
             <w:r>
               <w:rPr>
@@ -1849,10 +1975,16 @@
               <w:tab w:val="right" w:leader="dot" w:pos="9016"/>
             </w:tabs>
             <w:rPr>
+              <w:rFonts w:asciiTheme="minorHAnsi" w:hAnsiTheme="minorHAnsi"/>
               <w:noProof/>
+              <w:kern w:val="2"/>
+              <w:sz w:val="24"/>
+              <w:szCs w:val="24"/>
+              <w:lang w:eastAsia="pl-PL"/>
+              <w14:ligatures w14:val="standardContextual"/>
             </w:rPr>
           </w:pPr>
-          <w:hyperlink w:anchor="_Toc224940204" w:history="1">
+          <w:hyperlink w:anchor="_Toc225960491" w:history="1">
             <w:r>
               <w:rPr>
                 <w:rStyle w:val="Hyperlink"/>
@@ -1879,7 +2011,7 @@
                 <w:noProof/>
                 <w:webHidden/>
               </w:rPr>
-              <w:instrText xml:space="preserve"> PAGEREF _Toc224940204 \h </w:instrText>
+              <w:instrText xml:space="preserve"> PAGEREF _Toc225960491 \h </w:instrText>
             </w:r>
             <w:r>
               <w:rPr>
@@ -1899,7 +2031,7 @@
                 <w:noProof/>
                 <w:webHidden/>
               </w:rPr>
-              <w:t>8</w:t>
+              <w:t>11</w:t>
             </w:r>
             <w:r>
               <w:rPr>
@@ -1917,10 +2049,16 @@
               <w:tab w:val="right" w:leader="dot" w:pos="9016"/>
             </w:tabs>
             <w:rPr>
+              <w:rFonts w:asciiTheme="minorHAnsi" w:hAnsiTheme="minorHAnsi"/>
               <w:noProof/>
+              <w:kern w:val="2"/>
+              <w:sz w:val="24"/>
+              <w:szCs w:val="24"/>
+              <w:lang w:eastAsia="pl-PL"/>
+              <w14:ligatures w14:val="standardContextual"/>
             </w:rPr>
           </w:pPr>
-          <w:hyperlink w:anchor="_Toc224940205" w:history="1">
+          <w:hyperlink w:anchor="_Toc225960492" w:history="1">
             <w:r>
               <w:rPr>
                 <w:rStyle w:val="Hyperlink"/>
@@ -1947,7 +2085,7 @@
                 <w:noProof/>
                 <w:webHidden/>
               </w:rPr>
-              <w:instrText xml:space="preserve"> PAGEREF _Toc224940205 \h </w:instrText>
+              <w:instrText xml:space="preserve"> PAGEREF _Toc225960492 \h </w:instrText>
             </w:r>
             <w:r>
               <w:rPr>
@@ -1967,7 +2105,7 @@
                 <w:noProof/>
                 <w:webHidden/>
               </w:rPr>
-              <w:t>8</w:t>
+              <w:t>11</w:t>
             </w:r>
             <w:r>
               <w:rPr>
@@ -1985,10 +2123,16 @@
               <w:tab w:val="right" w:leader="dot" w:pos="9016"/>
             </w:tabs>
             <w:rPr>
+              <w:rFonts w:asciiTheme="minorHAnsi" w:hAnsiTheme="minorHAnsi"/>
               <w:noProof/>
+              <w:kern w:val="2"/>
+              <w:sz w:val="24"/>
+              <w:szCs w:val="24"/>
+              <w:lang w:eastAsia="pl-PL"/>
+              <w14:ligatures w14:val="standardContextual"/>
             </w:rPr>
           </w:pPr>
-          <w:hyperlink w:anchor="_Toc224940206" w:history="1">
+          <w:hyperlink w:anchor="_Toc225960493" w:history="1">
             <w:r>
               <w:rPr>
                 <w:rStyle w:val="Hyperlink"/>
@@ -2015,7 +2159,7 @@
                 <w:noProof/>
                 <w:webHidden/>
               </w:rPr>
-              <w:instrText xml:space="preserve"> PAGEREF _Toc224940206 \h </w:instrText>
+              <w:instrText xml:space="preserve"> PAGEREF _Toc225960493 \h </w:instrText>
             </w:r>
             <w:r>
               <w:rPr>
@@ -2035,7 +2179,7 @@
                 <w:noProof/>
                 <w:webHidden/>
               </w:rPr>
-              <w:t>8</w:t>
+              <w:t>11</w:t>
             </w:r>
             <w:r>
               <w:rPr>
@@ -2053,10 +2197,16 @@
               <w:tab w:val="right" w:leader="dot" w:pos="9016"/>
             </w:tabs>
             <w:rPr>
+              <w:rFonts w:asciiTheme="minorHAnsi" w:hAnsiTheme="minorHAnsi"/>
               <w:noProof/>
+              <w:kern w:val="2"/>
+              <w:sz w:val="24"/>
+              <w:szCs w:val="24"/>
+              <w:lang w:eastAsia="pl-PL"/>
+              <w14:ligatures w14:val="standardContextual"/>
             </w:rPr>
           </w:pPr>
-          <w:hyperlink w:anchor="_Toc224940207" w:history="1">
+          <w:hyperlink w:anchor="_Toc225960494" w:history="1">
             <w:r>
               <w:rPr>
                 <w:rStyle w:val="Hyperlink"/>
@@ -2083,7 +2233,7 @@
                 <w:noProof/>
                 <w:webHidden/>
               </w:rPr>
-              <w:instrText xml:space="preserve"> PAGEREF _Toc224940207 \h </w:instrText>
+              <w:instrText xml:space="preserve"> PAGEREF _Toc225960494 \h </w:instrText>
             </w:r>
             <w:r>
               <w:rPr>
@@ -2103,7 +2253,7 @@
                 <w:noProof/>
                 <w:webHidden/>
               </w:rPr>
-              <w:t>8</w:t>
+              <w:t>11</w:t>
             </w:r>
             <w:r>
               <w:rPr>
@@ -2121,10 +2271,16 @@
               <w:tab w:val="right" w:leader="dot" w:pos="9016"/>
             </w:tabs>
             <w:rPr>
+              <w:rFonts w:asciiTheme="minorHAnsi" w:hAnsiTheme="minorHAnsi"/>
               <w:noProof/>
+              <w:kern w:val="2"/>
+              <w:sz w:val="24"/>
+              <w:szCs w:val="24"/>
+              <w:lang w:eastAsia="pl-PL"/>
+              <w14:ligatures w14:val="standardContextual"/>
             </w:rPr>
           </w:pPr>
-          <w:hyperlink w:anchor="_Toc224940208" w:history="1">
+          <w:hyperlink w:anchor="_Toc225960495" w:history="1">
             <w:r>
               <w:rPr>
                 <w:rStyle w:val="Hyperlink"/>
@@ -2151,7 +2307,7 @@
                 <w:noProof/>
                 <w:webHidden/>
               </w:rPr>
-              <w:instrText xml:space="preserve"> PAGEREF _Toc224940208 \h </w:instrText>
+              <w:instrText xml:space="preserve"> PAGEREF _Toc225960495 \h </w:instrText>
             </w:r>
             <w:r>
               <w:rPr>
@@ -2171,7 +2327,7 @@
                 <w:noProof/>
                 <w:webHidden/>
               </w:rPr>
-              <w:t>8</w:t>
+              <w:t>11</w:t>
             </w:r>
             <w:r>
               <w:rPr>
@@ -2189,10 +2345,16 @@
               <w:tab w:val="right" w:leader="dot" w:pos="9016"/>
             </w:tabs>
             <w:rPr>
+              <w:rFonts w:asciiTheme="minorHAnsi" w:hAnsiTheme="minorHAnsi"/>
               <w:noProof/>
+              <w:kern w:val="2"/>
+              <w:sz w:val="24"/>
+              <w:szCs w:val="24"/>
+              <w:lang w:eastAsia="pl-PL"/>
+              <w14:ligatures w14:val="standardContextual"/>
             </w:rPr>
           </w:pPr>
-          <w:hyperlink w:anchor="_Toc224940209" w:history="1">
+          <w:hyperlink w:anchor="_Toc225960496" w:history="1">
             <w:r>
               <w:rPr>
                 <w:rStyle w:val="Hyperlink"/>
@@ -2219,7 +2381,7 @@
                 <w:noProof/>
                 <w:webHidden/>
               </w:rPr>
-              <w:instrText xml:space="preserve"> PAGEREF _Toc224940209 \h </w:instrText>
+              <w:instrText xml:space="preserve"> PAGEREF _Toc225960496 \h </w:instrText>
             </w:r>
             <w:r>
               <w:rPr>
@@ -2239,7 +2401,7 @@
                 <w:noProof/>
                 <w:webHidden/>
               </w:rPr>
-              <w:t>8</w:t>
+              <w:t>11</w:t>
             </w:r>
             <w:r>
               <w:rPr>
@@ -2257,10 +2419,16 @@
               <w:tab w:val="right" w:leader="dot" w:pos="9016"/>
             </w:tabs>
             <w:rPr>
+              <w:rFonts w:asciiTheme="minorHAnsi" w:hAnsiTheme="minorHAnsi"/>
               <w:noProof/>
+              <w:kern w:val="2"/>
+              <w:sz w:val="24"/>
+              <w:szCs w:val="24"/>
+              <w:lang w:eastAsia="pl-PL"/>
+              <w14:ligatures w14:val="standardContextual"/>
             </w:rPr>
           </w:pPr>
-          <w:hyperlink w:anchor="_Toc224940210" w:history="1">
+          <w:hyperlink w:anchor="_Toc225960497" w:history="1">
             <w:r>
               <w:rPr>
                 <w:rStyle w:val="Hyperlink"/>
@@ -2287,7 +2455,7 @@
                 <w:noProof/>
                 <w:webHidden/>
               </w:rPr>
-              <w:instrText xml:space="preserve"> PAGEREF _Toc224940210 \h </w:instrText>
+              <w:instrText xml:space="preserve"> PAGEREF _Toc225960497 \h </w:instrText>
             </w:r>
             <w:r>
               <w:rPr>
@@ -2307,7 +2475,7 @@
                 <w:noProof/>
                 <w:webHidden/>
               </w:rPr>
-              <w:t>8</w:t>
+              <w:t>11</w:t>
             </w:r>
             <w:r>
               <w:rPr>
@@ -2325,10 +2493,16 @@
               <w:tab w:val="right" w:leader="dot" w:pos="9016"/>
             </w:tabs>
             <w:rPr>
+              <w:rFonts w:asciiTheme="minorHAnsi" w:hAnsiTheme="minorHAnsi"/>
               <w:noProof/>
+              <w:kern w:val="2"/>
+              <w:sz w:val="24"/>
+              <w:szCs w:val="24"/>
+              <w:lang w:eastAsia="pl-PL"/>
+              <w14:ligatures w14:val="standardContextual"/>
             </w:rPr>
           </w:pPr>
-          <w:hyperlink w:anchor="_Toc224940211" w:history="1">
+          <w:hyperlink w:anchor="_Toc225960498" w:history="1">
             <w:r>
               <w:rPr>
                 <w:rStyle w:val="Hyperlink"/>
@@ -2355,7 +2529,7 @@
                 <w:noProof/>
                 <w:webHidden/>
               </w:rPr>
-              <w:instrText xml:space="preserve"> PAGEREF _Toc224940211 \h </w:instrText>
+              <w:instrText xml:space="preserve"> PAGEREF _Toc225960498 \h </w:instrText>
             </w:r>
             <w:r>
               <w:rPr>
@@ -2375,7 +2549,7 @@
                 <w:noProof/>
                 <w:webHidden/>
               </w:rPr>
-              <w:t>8</w:t>
+              <w:t>11</w:t>
             </w:r>
             <w:r>
               <w:rPr>
@@ -2393,10 +2567,16 @@
               <w:tab w:val="right" w:leader="dot" w:pos="9016"/>
             </w:tabs>
             <w:rPr>
+              <w:rFonts w:asciiTheme="minorHAnsi" w:hAnsiTheme="minorHAnsi"/>
               <w:noProof/>
+              <w:kern w:val="2"/>
+              <w:sz w:val="24"/>
+              <w:szCs w:val="24"/>
+              <w:lang w:eastAsia="pl-PL"/>
+              <w14:ligatures w14:val="standardContextual"/>
             </w:rPr>
           </w:pPr>
-          <w:hyperlink w:anchor="_Toc224940212" w:history="1">
+          <w:hyperlink w:anchor="_Toc225960499" w:history="1">
             <w:r>
               <w:rPr>
                 <w:rStyle w:val="Hyperlink"/>
@@ -2423,7 +2603,7 @@
                 <w:noProof/>
                 <w:webHidden/>
               </w:rPr>
-              <w:instrText xml:space="preserve"> PAGEREF _Toc224940212 \h </w:instrText>
+              <w:instrText xml:space="preserve"> PAGEREF _Toc225960499 \h </w:instrText>
             </w:r>
             <w:r>
               <w:rPr>
@@ -2443,7 +2623,7 @@
                 <w:noProof/>
                 <w:webHidden/>
               </w:rPr>
-              <w:t>8</w:t>
+              <w:t>11</w:t>
             </w:r>
             <w:r>
               <w:rPr>
@@ -2461,10 +2641,16 @@
               <w:tab w:val="right" w:leader="dot" w:pos="9016"/>
             </w:tabs>
             <w:rPr>
+              <w:rFonts w:asciiTheme="minorHAnsi" w:hAnsiTheme="minorHAnsi"/>
               <w:noProof/>
+              <w:kern w:val="2"/>
+              <w:sz w:val="24"/>
+              <w:szCs w:val="24"/>
+              <w:lang w:eastAsia="pl-PL"/>
+              <w14:ligatures w14:val="standardContextual"/>
             </w:rPr>
           </w:pPr>
-          <w:hyperlink w:anchor="_Toc224940213" w:history="1">
+          <w:hyperlink w:anchor="_Toc225960500" w:history="1">
             <w:r>
               <w:rPr>
                 <w:rStyle w:val="Hyperlink"/>
@@ -2491,7 +2677,7 @@
                 <w:noProof/>
                 <w:webHidden/>
               </w:rPr>
-              <w:instrText xml:space="preserve"> PAGEREF _Toc224940213 \h </w:instrText>
+              <w:instrText xml:space="preserve"> PAGEREF _Toc225960500 \h </w:instrText>
             </w:r>
             <w:r>
               <w:rPr>
@@ -2511,7 +2697,7 @@
                 <w:noProof/>
                 <w:webHidden/>
               </w:rPr>
-              <w:t>8</w:t>
+              <w:t>11</w:t>
             </w:r>
             <w:r>
               <w:rPr>
@@ -2529,10 +2715,16 @@
               <w:tab w:val="right" w:leader="dot" w:pos="9016"/>
             </w:tabs>
             <w:rPr>
+              <w:rFonts w:asciiTheme="minorHAnsi" w:hAnsiTheme="minorHAnsi"/>
               <w:noProof/>
+              <w:kern w:val="2"/>
+              <w:sz w:val="24"/>
+              <w:szCs w:val="24"/>
+              <w:lang w:eastAsia="pl-PL"/>
+              <w14:ligatures w14:val="standardContextual"/>
             </w:rPr>
           </w:pPr>
-          <w:hyperlink w:anchor="_Toc224940214" w:history="1">
+          <w:hyperlink w:anchor="_Toc225960501" w:history="1">
             <w:r>
               <w:rPr>
                 <w:rStyle w:val="Hyperlink"/>
@@ -2559,7 +2751,7 @@
                 <w:noProof/>
                 <w:webHidden/>
               </w:rPr>
-              <w:instrText xml:space="preserve"> PAGEREF _Toc224940214 \h </w:instrText>
+              <w:instrText xml:space="preserve"> PAGEREF _Toc225960501 \h </w:instrText>
             </w:r>
             <w:r>
               <w:rPr>
@@ -2579,7 +2771,7 @@
                 <w:noProof/>
                 <w:webHidden/>
               </w:rPr>
-              <w:t>8</w:t>
+              <w:t>11</w:t>
             </w:r>
             <w:r>
               <w:rPr>
@@ -2597,10 +2789,16 @@
               <w:tab w:val="right" w:leader="dot" w:pos="9016"/>
             </w:tabs>
             <w:rPr>
+              <w:rFonts w:asciiTheme="minorHAnsi" w:hAnsiTheme="minorHAnsi"/>
               <w:noProof/>
+              <w:kern w:val="2"/>
+              <w:sz w:val="24"/>
+              <w:szCs w:val="24"/>
+              <w:lang w:eastAsia="pl-PL"/>
+              <w14:ligatures w14:val="standardContextual"/>
             </w:rPr>
           </w:pPr>
-          <w:hyperlink w:anchor="_Toc224940215" w:history="1">
+          <w:hyperlink w:anchor="_Toc225960502" w:history="1">
             <w:r>
               <w:rPr>
                 <w:rStyle w:val="Hyperlink"/>
@@ -2627,7 +2825,7 @@
                 <w:noProof/>
                 <w:webHidden/>
               </w:rPr>
-              <w:instrText xml:space="preserve"> PAGEREF _Toc224940215 \h </w:instrText>
+              <w:instrText xml:space="preserve"> PAGEREF _Toc225960502 \h </w:instrText>
             </w:r>
             <w:r>
               <w:rPr>
@@ -2647,7 +2845,7 @@
                 <w:noProof/>
                 <w:webHidden/>
               </w:rPr>
-              <w:t>8</w:t>
+              <w:t>11</w:t>
             </w:r>
             <w:r>
               <w:rPr>
@@ -2665,10 +2863,16 @@
               <w:tab w:val="right" w:leader="dot" w:pos="9016"/>
             </w:tabs>
             <w:rPr>
+              <w:rFonts w:asciiTheme="minorHAnsi" w:hAnsiTheme="minorHAnsi"/>
               <w:noProof/>
+              <w:kern w:val="2"/>
+              <w:sz w:val="24"/>
+              <w:szCs w:val="24"/>
+              <w:lang w:eastAsia="pl-PL"/>
+              <w14:ligatures w14:val="standardContextual"/>
             </w:rPr>
           </w:pPr>
-          <w:hyperlink w:anchor="_Toc224940216" w:history="1">
+          <w:hyperlink w:anchor="_Toc225960503" w:history="1">
             <w:r>
               <w:rPr>
                 <w:rStyle w:val="Hyperlink"/>
@@ -2695,7 +2899,7 @@
                 <w:noProof/>
                 <w:webHidden/>
               </w:rPr>
-              <w:instrText xml:space="preserve"> PAGEREF _Toc224940216 \h </w:instrText>
+              <w:instrText xml:space="preserve"> PAGEREF _Toc225960503 \h </w:instrText>
             </w:r>
             <w:r>
               <w:rPr>
@@ -2715,7 +2919,7 @@
                 <w:noProof/>
                 <w:webHidden/>
               </w:rPr>
-              <w:t>8</w:t>
+              <w:t>11</w:t>
             </w:r>
             <w:r>
               <w:rPr>
@@ -2733,10 +2937,16 @@
               <w:tab w:val="right" w:leader="dot" w:pos="9016"/>
             </w:tabs>
             <w:rPr>
+              <w:rFonts w:asciiTheme="minorHAnsi" w:hAnsiTheme="minorHAnsi"/>
               <w:noProof/>
+              <w:kern w:val="2"/>
+              <w:sz w:val="24"/>
+              <w:szCs w:val="24"/>
+              <w:lang w:eastAsia="pl-PL"/>
+              <w14:ligatures w14:val="standardContextual"/>
             </w:rPr>
           </w:pPr>
-          <w:hyperlink w:anchor="_Toc224940217" w:history="1">
+          <w:hyperlink w:anchor="_Toc225960504" w:history="1">
             <w:r>
               <w:rPr>
                 <w:rStyle w:val="Hyperlink"/>
@@ -2763,7 +2973,7 @@
                 <w:noProof/>
                 <w:webHidden/>
               </w:rPr>
-              <w:instrText xml:space="preserve"> PAGEREF _Toc224940217 \h </w:instrText>
+              <w:instrText xml:space="preserve"> PAGEREF _Toc225960504 \h </w:instrText>
             </w:r>
             <w:r>
               <w:rPr>
@@ -2783,7 +2993,7 @@
                 <w:noProof/>
                 <w:webHidden/>
               </w:rPr>
-              <w:t>8</w:t>
+              <w:t>11</w:t>
             </w:r>
             <w:r>
               <w:rPr>
@@ -2801,10 +3011,16 @@
               <w:tab w:val="right" w:leader="dot" w:pos="9016"/>
             </w:tabs>
             <w:rPr>
+              <w:rFonts w:asciiTheme="minorHAnsi" w:hAnsiTheme="minorHAnsi"/>
               <w:noProof/>
+              <w:kern w:val="2"/>
+              <w:sz w:val="24"/>
+              <w:szCs w:val="24"/>
+              <w:lang w:eastAsia="pl-PL"/>
+              <w14:ligatures w14:val="standardContextual"/>
             </w:rPr>
           </w:pPr>
-          <w:hyperlink w:anchor="_Toc224940218" w:history="1">
+          <w:hyperlink w:anchor="_Toc225960505" w:history="1">
             <w:r>
               <w:rPr>
                 <w:rStyle w:val="Hyperlink"/>
@@ -2831,7 +3047,7 @@
                 <w:noProof/>
                 <w:webHidden/>
               </w:rPr>
-              <w:instrText xml:space="preserve"> PAGEREF _Toc224940218 \h </w:instrText>
+              <w:instrText xml:space="preserve"> PAGEREF _Toc225960505 \h </w:instrText>
             </w:r>
             <w:r>
               <w:rPr>
@@ -2851,7 +3067,7 @@
                 <w:noProof/>
                 <w:webHidden/>
               </w:rPr>
-              <w:t>8</w:t>
+              <w:t>11</w:t>
             </w:r>
             <w:r>
               <w:rPr>
@@ -2869,10 +3085,16 @@
               <w:tab w:val="right" w:leader="dot" w:pos="9016"/>
             </w:tabs>
             <w:rPr>
+              <w:rFonts w:asciiTheme="minorHAnsi" w:hAnsiTheme="minorHAnsi"/>
               <w:noProof/>
+              <w:kern w:val="2"/>
+              <w:sz w:val="24"/>
+              <w:szCs w:val="24"/>
+              <w:lang w:eastAsia="pl-PL"/>
+              <w14:ligatures w14:val="standardContextual"/>
             </w:rPr>
           </w:pPr>
-          <w:hyperlink w:anchor="_Toc224940219" w:history="1">
+          <w:hyperlink w:anchor="_Toc225960506" w:history="1">
             <w:r>
               <w:rPr>
                 <w:rStyle w:val="Hyperlink"/>
@@ -2899,7 +3121,7 @@
                 <w:noProof/>
                 <w:webHidden/>
               </w:rPr>
-              <w:instrText xml:space="preserve"> PAGEREF _Toc224940219 \h </w:instrText>
+              <w:instrText xml:space="preserve"> PAGEREF _Toc225960506 \h </w:instrText>
             </w:r>
             <w:r>
               <w:rPr>
@@ -2919,7 +3141,7 @@
                 <w:noProof/>
                 <w:webHidden/>
               </w:rPr>
-              <w:t>8</w:t>
+              <w:t>11</w:t>
             </w:r>
             <w:r>
               <w:rPr>
@@ -2937,10 +3159,16 @@
               <w:tab w:val="right" w:leader="dot" w:pos="9016"/>
             </w:tabs>
             <w:rPr>
+              <w:rFonts w:asciiTheme="minorHAnsi" w:hAnsiTheme="minorHAnsi"/>
               <w:noProof/>
+              <w:kern w:val="2"/>
+              <w:sz w:val="24"/>
+              <w:szCs w:val="24"/>
+              <w:lang w:eastAsia="pl-PL"/>
+              <w14:ligatures w14:val="standardContextual"/>
             </w:rPr>
           </w:pPr>
-          <w:hyperlink w:anchor="_Toc224940220" w:history="1">
+          <w:hyperlink w:anchor="_Toc225960507" w:history="1">
             <w:r>
               <w:rPr>
                 <w:rStyle w:val="Hyperlink"/>
@@ -2967,7 +3195,7 @@
                 <w:noProof/>
                 <w:webHidden/>
               </w:rPr>
-              <w:instrText xml:space="preserve"> PAGEREF _Toc224940220 \h </w:instrText>
+              <w:instrText xml:space="preserve"> PAGEREF _Toc225960507 \h </w:instrText>
             </w:r>
             <w:r>
               <w:rPr>
@@ -2987,7 +3215,7 @@
                 <w:noProof/>
                 <w:webHidden/>
               </w:rPr>
-              <w:t>8</w:t>
+              <w:t>11</w:t>
             </w:r>
             <w:r>
               <w:rPr>
@@ -3005,10 +3233,16 @@
               <w:tab w:val="right" w:leader="dot" w:pos="9016"/>
             </w:tabs>
             <w:rPr>
+              <w:rFonts w:asciiTheme="minorHAnsi" w:hAnsiTheme="minorHAnsi"/>
               <w:noProof/>
+              <w:kern w:val="2"/>
+              <w:sz w:val="24"/>
+              <w:szCs w:val="24"/>
+              <w:lang w:eastAsia="pl-PL"/>
+              <w14:ligatures w14:val="standardContextual"/>
             </w:rPr>
           </w:pPr>
-          <w:hyperlink w:anchor="_Toc224940221" w:history="1">
+          <w:hyperlink w:anchor="_Toc225960508" w:history="1">
             <w:r>
               <w:rPr>
                 <w:rStyle w:val="Hyperlink"/>
@@ -3035,7 +3269,7 @@
                 <w:noProof/>
                 <w:webHidden/>
               </w:rPr>
-              <w:instrText xml:space="preserve"> PAGEREF _Toc224940221 \h </w:instrText>
+              <w:instrText xml:space="preserve"> PAGEREF _Toc225960508 \h </w:instrText>
             </w:r>
             <w:r>
               <w:rPr>
@@ -3055,7 +3289,7 @@
                 <w:noProof/>
                 <w:webHidden/>
               </w:rPr>
-              <w:t>8</w:t>
+              <w:t>11</w:t>
             </w:r>
             <w:r>
               <w:rPr>
@@ -3073,10 +3307,16 @@
               <w:tab w:val="right" w:leader="dot" w:pos="9016"/>
             </w:tabs>
             <w:rPr>
+              <w:rFonts w:asciiTheme="minorHAnsi" w:hAnsiTheme="minorHAnsi"/>
               <w:noProof/>
+              <w:kern w:val="2"/>
+              <w:sz w:val="24"/>
+              <w:szCs w:val="24"/>
+              <w:lang w:eastAsia="pl-PL"/>
+              <w14:ligatures w14:val="standardContextual"/>
             </w:rPr>
           </w:pPr>
-          <w:hyperlink w:anchor="_Toc224940222" w:history="1">
+          <w:hyperlink w:anchor="_Toc225960509" w:history="1">
             <w:r>
               <w:rPr>
                 <w:rStyle w:val="Hyperlink"/>
@@ -3103,7 +3343,7 @@
                 <w:noProof/>
                 <w:webHidden/>
               </w:rPr>
-              <w:instrText xml:space="preserve"> PAGEREF _Toc224940222 \h </w:instrText>
+              <w:instrText xml:space="preserve"> PAGEREF _Toc225960509 \h </w:instrText>
             </w:r>
             <w:r>
               <w:rPr>
@@ -3123,7 +3363,7 @@
                 <w:noProof/>
                 <w:webHidden/>
               </w:rPr>
-              <w:t>8</w:t>
+              <w:t>11</w:t>
             </w:r>
             <w:r>
               <w:rPr>
@@ -3141,10 +3381,16 @@
               <w:tab w:val="right" w:leader="dot" w:pos="9016"/>
             </w:tabs>
             <w:rPr>
+              <w:rFonts w:asciiTheme="minorHAnsi" w:hAnsiTheme="minorHAnsi"/>
               <w:noProof/>
+              <w:kern w:val="2"/>
+              <w:sz w:val="24"/>
+              <w:szCs w:val="24"/>
+              <w:lang w:eastAsia="pl-PL"/>
+              <w14:ligatures w14:val="standardContextual"/>
             </w:rPr>
           </w:pPr>
-          <w:hyperlink w:anchor="_Toc224940223" w:history="1">
+          <w:hyperlink w:anchor="_Toc225960510" w:history="1">
             <w:r>
               <w:rPr>
                 <w:rStyle w:val="Hyperlink"/>
@@ -3171,7 +3417,7 @@
                 <w:noProof/>
                 <w:webHidden/>
               </w:rPr>
-              <w:instrText xml:space="preserve"> PAGEREF _Toc224940223 \h </w:instrText>
+              <w:instrText xml:space="preserve"> PAGEREF _Toc225960510 \h </w:instrText>
             </w:r>
             <w:r>
               <w:rPr>
@@ -3191,7 +3437,7 @@
                 <w:noProof/>
                 <w:webHidden/>
               </w:rPr>
-              <w:t>8</w:t>
+              <w:t>11</w:t>
             </w:r>
             <w:r>
               <w:rPr>
@@ -3209,10 +3455,16 @@
               <w:tab w:val="right" w:leader="dot" w:pos="9016"/>
             </w:tabs>
             <w:rPr>
+              <w:rFonts w:asciiTheme="minorHAnsi" w:hAnsiTheme="minorHAnsi"/>
               <w:noProof/>
+              <w:kern w:val="2"/>
+              <w:sz w:val="24"/>
+              <w:szCs w:val="24"/>
+              <w:lang w:eastAsia="pl-PL"/>
+              <w14:ligatures w14:val="standardContextual"/>
             </w:rPr>
           </w:pPr>
-          <w:hyperlink w:anchor="_Toc224940224" w:history="1">
+          <w:hyperlink w:anchor="_Toc225960511" w:history="1">
             <w:r>
               <w:rPr>
                 <w:rStyle w:val="Hyperlink"/>
@@ -3239,7 +3491,7 @@
                 <w:noProof/>
                 <w:webHidden/>
               </w:rPr>
-              <w:instrText xml:space="preserve"> PAGEREF _Toc224940224 \h </w:instrText>
+              <w:instrText xml:space="preserve"> PAGEREF _Toc225960511 \h </w:instrText>
             </w:r>
             <w:r>
               <w:rPr>
@@ -3259,7 +3511,7 @@
                 <w:noProof/>
                 <w:webHidden/>
               </w:rPr>
-              <w:t>8</w:t>
+              <w:t>11</w:t>
             </w:r>
             <w:r>
               <w:rPr>
@@ -3277,10 +3529,16 @@
               <w:tab w:val="right" w:leader="dot" w:pos="9016"/>
             </w:tabs>
             <w:rPr>
+              <w:rFonts w:asciiTheme="minorHAnsi" w:hAnsiTheme="minorHAnsi"/>
               <w:noProof/>
+              <w:kern w:val="2"/>
+              <w:sz w:val="24"/>
+              <w:szCs w:val="24"/>
+              <w:lang w:eastAsia="pl-PL"/>
+              <w14:ligatures w14:val="standardContextual"/>
             </w:rPr>
           </w:pPr>
-          <w:hyperlink w:anchor="_Toc224940225" w:history="1">
+          <w:hyperlink w:anchor="_Toc225960512" w:history="1">
             <w:r>
               <w:rPr>
                 <w:rStyle w:val="Hyperlink"/>
@@ -3307,7 +3565,7 @@
                 <w:noProof/>
                 <w:webHidden/>
               </w:rPr>
-              <w:instrText xml:space="preserve"> PAGEREF _Toc224940225 \h </w:instrText>
+              <w:instrText xml:space="preserve"> PAGEREF _Toc225960512 \h </w:instrText>
             </w:r>
             <w:r>
               <w:rPr>
@@ -3327,7 +3585,7 @@
                 <w:noProof/>
                 <w:webHidden/>
               </w:rPr>
-              <w:t>9</w:t>
+              <w:t>11</w:t>
             </w:r>
             <w:r>
               <w:rPr>
@@ -3345,10 +3603,16 @@
               <w:tab w:val="right" w:leader="dot" w:pos="9016"/>
             </w:tabs>
             <w:rPr>
+              <w:rFonts w:asciiTheme="minorHAnsi" w:hAnsiTheme="minorHAnsi"/>
               <w:noProof/>
+              <w:kern w:val="2"/>
+              <w:sz w:val="24"/>
+              <w:szCs w:val="24"/>
+              <w:lang w:eastAsia="pl-PL"/>
+              <w14:ligatures w14:val="standardContextual"/>
             </w:rPr>
           </w:pPr>
-          <w:hyperlink w:anchor="_Toc224940226" w:history="1">
+          <w:hyperlink w:anchor="_Toc225960513" w:history="1">
             <w:r>
               <w:rPr>
                 <w:rStyle w:val="Hyperlink"/>
@@ -3375,7 +3639,7 @@
                 <w:noProof/>
                 <w:webHidden/>
               </w:rPr>
-              <w:instrText xml:space="preserve"> PAGEREF _Toc224940226 \h </w:instrText>
+              <w:instrText xml:space="preserve"> PAGEREF _Toc225960513 \h </w:instrText>
             </w:r>
             <w:r>
               <w:rPr>
@@ -3395,7 +3659,7 @@
                 <w:noProof/>
                 <w:webHidden/>
               </w:rPr>
-              <w:t>9</w:t>
+              <w:t>11</w:t>
             </w:r>
             <w:r>
               <w:rPr>
@@ -3413,10 +3677,16 @@
               <w:tab w:val="right" w:leader="dot" w:pos="9016"/>
             </w:tabs>
             <w:rPr>
+              <w:rFonts w:asciiTheme="minorHAnsi" w:hAnsiTheme="minorHAnsi"/>
               <w:noProof/>
+              <w:kern w:val="2"/>
+              <w:sz w:val="24"/>
+              <w:szCs w:val="24"/>
+              <w:lang w:eastAsia="pl-PL"/>
+              <w14:ligatures w14:val="standardContextual"/>
             </w:rPr>
           </w:pPr>
-          <w:hyperlink w:anchor="_Toc224940227" w:history="1">
+          <w:hyperlink w:anchor="_Toc225960514" w:history="1">
             <w:r>
               <w:rPr>
                 <w:rStyle w:val="Hyperlink"/>
@@ -3443,7 +3713,7 @@
                 <w:noProof/>
                 <w:webHidden/>
               </w:rPr>
-              <w:instrText xml:space="preserve"> PAGEREF _Toc224940227 \h </w:instrText>
+              <w:instrText xml:space="preserve"> PAGEREF _Toc225960514 \h </w:instrText>
             </w:r>
             <w:r>
               <w:rPr>
@@ -3463,7 +3733,7 @@
                 <w:noProof/>
                 <w:webHidden/>
               </w:rPr>
-              <w:t>9</w:t>
+              <w:t>11</w:t>
             </w:r>
             <w:r>
               <w:rPr>
@@ -3481,10 +3751,16 @@
               <w:tab w:val="right" w:leader="dot" w:pos="9016"/>
             </w:tabs>
             <w:rPr>
+              <w:rFonts w:asciiTheme="minorHAnsi" w:hAnsiTheme="minorHAnsi"/>
               <w:noProof/>
+              <w:kern w:val="2"/>
+              <w:sz w:val="24"/>
+              <w:szCs w:val="24"/>
+              <w:lang w:eastAsia="pl-PL"/>
+              <w14:ligatures w14:val="standardContextual"/>
             </w:rPr>
           </w:pPr>
-          <w:hyperlink w:anchor="_Toc224940228" w:history="1">
+          <w:hyperlink w:anchor="_Toc225960515" w:history="1">
             <w:r>
               <w:rPr>
                 <w:rStyle w:val="Hyperlink"/>
@@ -3511,7 +3787,7 @@
                 <w:noProof/>
                 <w:webHidden/>
               </w:rPr>
-              <w:instrText xml:space="preserve"> PAGEREF _Toc224940228 \h </w:instrText>
+              <w:instrText xml:space="preserve"> PAGEREF _Toc225960515 \h </w:instrText>
             </w:r>
             <w:r>
               <w:rPr>
@@ -3531,7 +3807,7 @@
                 <w:noProof/>
                 <w:webHidden/>
               </w:rPr>
-              <w:t>9</w:t>
+              <w:t>11</w:t>
             </w:r>
             <w:r>
               <w:rPr>
@@ -3549,10 +3825,16 @@
               <w:tab w:val="right" w:leader="dot" w:pos="9016"/>
             </w:tabs>
             <w:rPr>
+              <w:rFonts w:asciiTheme="minorHAnsi" w:hAnsiTheme="minorHAnsi"/>
               <w:noProof/>
+              <w:kern w:val="2"/>
+              <w:sz w:val="24"/>
+              <w:szCs w:val="24"/>
+              <w:lang w:eastAsia="pl-PL"/>
+              <w14:ligatures w14:val="standardContextual"/>
             </w:rPr>
           </w:pPr>
-          <w:hyperlink w:anchor="_Toc224940229" w:history="1">
+          <w:hyperlink w:anchor="_Toc225960516" w:history="1">
             <w:r>
               <w:rPr>
                 <w:rStyle w:val="Hyperlink"/>
@@ -3579,7 +3861,7 @@
                 <w:noProof/>
                 <w:webHidden/>
               </w:rPr>
-              <w:instrText xml:space="preserve"> PAGEREF _Toc224940229 \h </w:instrText>
+              <w:instrText xml:space="preserve"> PAGEREF _Toc225960516 \h </w:instrText>
             </w:r>
             <w:r>
               <w:rPr>
@@ -3599,7 +3881,7 @@
                 <w:noProof/>
                 <w:webHidden/>
               </w:rPr>
-              <w:t>9</w:t>
+              <w:t>11</w:t>
             </w:r>
             <w:r>
               <w:rPr>
@@ -3617,10 +3899,16 @@
               <w:tab w:val="right" w:leader="dot" w:pos="9016"/>
             </w:tabs>
             <w:rPr>
+              <w:rFonts w:asciiTheme="minorHAnsi" w:hAnsiTheme="minorHAnsi"/>
               <w:noProof/>
+              <w:kern w:val="2"/>
+              <w:sz w:val="24"/>
+              <w:szCs w:val="24"/>
+              <w:lang w:eastAsia="pl-PL"/>
+              <w14:ligatures w14:val="standardContextual"/>
             </w:rPr>
           </w:pPr>
-          <w:hyperlink w:anchor="_Toc224940230" w:history="1">
+          <w:hyperlink w:anchor="_Toc225960517" w:history="1">
             <w:r>
               <w:rPr>
                 <w:rStyle w:val="Hyperlink"/>
@@ -3647,7 +3935,7 @@
                 <w:noProof/>
                 <w:webHidden/>
               </w:rPr>
-              <w:instrText xml:space="preserve"> PAGEREF _Toc224940230 \h </w:instrText>
+              <w:instrText xml:space="preserve"> PAGEREF _Toc225960517 \h </w:instrText>
             </w:r>
             <w:r>
               <w:rPr>
@@ -3667,7 +3955,7 @@
                 <w:noProof/>
                 <w:webHidden/>
               </w:rPr>
-              <w:t>9</w:t>
+              <w:t>11</w:t>
             </w:r>
             <w:r>
               <w:rPr>
@@ -3685,10 +3973,16 @@
               <w:tab w:val="right" w:leader="dot" w:pos="9016"/>
             </w:tabs>
             <w:rPr>
+              <w:rFonts w:asciiTheme="minorHAnsi" w:hAnsiTheme="minorHAnsi"/>
               <w:noProof/>
+              <w:kern w:val="2"/>
+              <w:sz w:val="24"/>
+              <w:szCs w:val="24"/>
+              <w:lang w:eastAsia="pl-PL"/>
+              <w14:ligatures w14:val="standardContextual"/>
             </w:rPr>
           </w:pPr>
-          <w:hyperlink w:anchor="_Toc224940231" w:history="1">
+          <w:hyperlink w:anchor="_Toc225960518" w:history="1">
             <w:r>
               <w:rPr>
                 <w:rStyle w:val="Hyperlink"/>
@@ -3715,7 +4009,7 @@
                 <w:noProof/>
                 <w:webHidden/>
               </w:rPr>
-              <w:instrText xml:space="preserve"> PAGEREF _Toc224940231 \h </w:instrText>
+              <w:instrText xml:space="preserve"> PAGEREF _Toc225960518 \h </w:instrText>
             </w:r>
             <w:r>
               <w:rPr>
@@ -3735,7 +4029,7 @@
                 <w:noProof/>
                 <w:webHidden/>
               </w:rPr>
-              <w:t>9</w:t>
+              <w:t>12</w:t>
             </w:r>
             <w:r>
               <w:rPr>
@@ -3759,15 +4053,21 @@
       </w:sdtContent>
     </w:sdt>
     <w:p>
-      <w:r>
-        <w:br w:type="page"/>
-      </w:r>
+      <w:pPr>
+        <w:sectPr>
+          <w:footerReference w:type="default" r:id="rId8"/>
+          <w:pgSz w:w="11906" w:h="16838"/>
+          <w:pgMar w:top="1440" w:right="1440" w:bottom="1440" w:left="1440" w:header="708" w:footer="708" w:gutter="0"/>
+          <w:cols w:space="708"/>
+          <w:docGrid w:linePitch="360"/>
+        </w:sectPr>
+      </w:pPr>
     </w:p>
     <w:p>
       <w:pPr>
         <w:pStyle w:val="Heading1"/>
       </w:pPr>
-      <w:bookmarkStart w:id="0" w:name="_Toc224940182"/>
+      <w:bookmarkStart w:id="0" w:name="_Toc225960469"/>
       <w:r>
         <w:lastRenderedPageBreak/>
         <w:t>1. Wprowadzenie</w:t>
@@ -3840,13 +4140,7 @@
         <w:t xml:space="preserve"> że</w:t>
       </w:r>
       <w:r>
-        <w:t xml:space="preserve"> w 2023 roku, 53% populacji Europy (w wieku 6-64) regularnie sięgało po gry wideo w czasie wolnym. Według tego samego raportu, każdego tygodnia, Europejscy gracze zanurzają się w wirtualne światy na </w:t>
-      </w:r>
-      <w:r>
-        <w:t>średnio</w:t>
-      </w:r>
-      <w:r>
-        <w:t xml:space="preserve"> 8.9 godzin.</w:t>
+        <w:t xml:space="preserve"> w 2023 roku, 53% populacji Europy (w wieku 6-64) regularnie sięgało po gry wideo w czasie wolnym. Według tego samego raportu, każdego tygodnia, Europejscy gracze zanurzają się w wirtualne światy na średnio 8.9 godzin.</w:t>
       </w:r>
     </w:p>
     <w:p>
@@ -3973,7 +4267,7 @@
       <w:pPr>
         <w:pStyle w:val="Heading2"/>
       </w:pPr>
-      <w:bookmarkStart w:id="1" w:name="_Toc224940183"/>
+      <w:bookmarkStart w:id="1" w:name="_Toc225960470"/>
       <w:r>
         <w:t>1.1. Cel i zakres pracy</w:t>
       </w:r>
@@ -4028,10 +4322,7 @@
         <w:t xml:space="preserve">. </w:t>
       </w:r>
       <w:r>
-        <w:t>W ramach pracy opracowano również</w:t>
-      </w:r>
-      <w:r>
-        <w:t xml:space="preserve"> </w:t>
+        <w:t xml:space="preserve">W ramach pracy opracowano również </w:t>
       </w:r>
       <w:r>
         <w:t xml:space="preserve">silnik uruchamiania wytworzonych w </w:t>
@@ -4119,7 +4410,7 @@
       <w:pPr>
         <w:pStyle w:val="Heading2"/>
       </w:pPr>
-      <w:bookmarkStart w:id="2" w:name="_Toc224940184"/>
+      <w:bookmarkStart w:id="2" w:name="_Toc225960471"/>
       <w:r>
         <w:t>1.2. Motywacja powstania systemu</w:t>
       </w:r>
@@ -4127,7 +4418,11 @@
     </w:p>
     <w:p>
       <w:r>
-        <w:t>Dość popularnym sposobem integracji wśród młodzieży i młodych dorosłych są spotkania w celu przeprowadzania rozgrywek RPG. Gracze wcielają się w role postaci w magicznym uniwersum (np. czarodzieje, elfy) i nieraz improwizują rozgrywkę podczas jej trwania. Niestety, trudno znaleźć ogólnodostępne rozwiązania oferujące przeniesienie tych światów w sferę cyfrową.</w:t>
+        <w:t xml:space="preserve">Dość popularnym sposobem integracji wśród młodzieży i młodych dorosłych są spotkania w celu przeprowadzania rozgrywek RPG. Gracze wcielają się w role postaci w magicznym uniwersum (np. czarodzieje, elfy) i nieraz improwizują rozgrywkę podczas jej trwania. </w:t>
+      </w:r>
+      <w:r>
+        <w:lastRenderedPageBreak/>
+        <w:t>Niestety, trudno znaleźć ogólnodostępne rozwiązania oferujące przeniesienie tych światów w sferę cyfrową.</w:t>
       </w:r>
     </w:p>
     <w:p>
@@ -4220,11 +4515,7 @@
         <w:t xml:space="preserve"> Adventure Development System</w:t>
       </w:r>
       <w:r>
-        <w:t xml:space="preserve">. Niestety, ten silnik, jak i inne tego rodzaju, są narzędziami dla </w:t>
-      </w:r>
-      <w:r>
-        <w:lastRenderedPageBreak/>
-        <w:t>programistów, lub bibliotekami kodu, wymagającymi solidnej znajomości co najmniej jednego języka programowania.</w:t>
+        <w:t>. Niestety, ten silnik, jak i inne tego rodzaju, są narzędziami dla programistów, lub bibliotekami kodu, wymagającymi solidnej znajomości co najmniej jednego języka programowania.</w:t>
       </w:r>
     </w:p>
     <w:p>
@@ -4289,12 +4580,16 @@
     </w:p>
     <w:p>
       <w:pPr>
+        <w:jc w:val="center"/>
         <w:rPr>
           <w:i/>
           <w:iCs/>
         </w:rPr>
       </w:pPr>
       <w:r>
+        <w:rPr>
+          <w:noProof/>
+        </w:rPr>
         <w:drawing>
           <wp:inline distT="0" distB="0" distL="0" distR="0" wp14:anchorId="68FC3057" wp14:editId="7E65666D">
             <wp:extent cx="5731510" cy="4500245"/>
@@ -4311,7 +4606,7 @@
                     <pic:cNvPicPr/>
                   </pic:nvPicPr>
                   <pic:blipFill>
-                    <a:blip r:embed="rId8"/>
+                    <a:blip r:embed="rId9"/>
                     <a:stretch>
                       <a:fillRect/>
                     </a:stretch>
@@ -4332,22 +4627,25 @@
         </w:drawing>
       </w:r>
       <w:r>
+        <w:rPr>
+          <w:sz w:val="20"/>
+          <w:szCs w:val="20"/>
+        </w:rPr>
         <w:t xml:space="preserve">Interfejs programu </w:t>
       </w:r>
       <w:r>
         <w:rPr>
           <w:i/>
           <w:iCs/>
+          <w:sz w:val="20"/>
+          <w:szCs w:val="20"/>
         </w:rPr>
         <w:t>ADRIFT</w:t>
       </w:r>
     </w:p>
     <w:p>
       <w:r>
-        <w:t>W odpowiedzi na zidentyfikowane problemy zaprojektowano system</w:t>
-      </w:r>
-      <w:r>
-        <w:t xml:space="preserve"> </w:t>
+        <w:t xml:space="preserve">W odpowiedzi na zidentyfikowane problemy zaprojektowano system </w:t>
       </w:r>
       <w:r>
         <w:t xml:space="preserve">tworzenia tekstowych gier RPG nie wymagający znajomości programowania. W przeciwieństwie do wszystkich wyżej wymienionych rozwiązań, </w:t>
@@ -4382,8 +4680,9 @@
       <w:pPr>
         <w:pStyle w:val="Heading2"/>
       </w:pPr>
-      <w:bookmarkStart w:id="3" w:name="_Toc224940185"/>
-      <w:r>
+      <w:bookmarkStart w:id="3" w:name="_Toc225960472"/>
+      <w:r>
+        <w:lastRenderedPageBreak/>
         <w:t xml:space="preserve">1.3. Charakterystyka gier typu </w:t>
       </w:r>
       <w:proofErr w:type="spellStart"/>
@@ -4411,901 +4710,894 @@
     </w:p>
     <w:p>
       <w:r>
-        <w:t xml:space="preserve">Podstawowym elementem tego typu gier jest narracja, która opisuje świat gry, postacie oraz zdarzenia zachodzące w jego obrębie. Gracz wciela się w określoną rolę i podejmuje decyzje </w:t>
-      </w:r>
+        <w:t>Podstawowym elementem tego typu gier jest narracja, która opisuje świat gry, postacie oraz zdarzenia zachodzące w jego obrębie. Gracz wciela się w określoną rolę i podejmuje decyzje wpływające na dalszy przebieg rozgrywki. W zależności od przyjętej struktury, decyzje te mogą przyjmować formę wpisywanych komend tekstowych lub wyboru jednej z dostępnych opcji.</w:t>
+      </w:r>
+    </w:p>
+    <w:p>
+      <w:r>
+        <w:t xml:space="preserve">Wyróżnia się dwa główne podejścia do interakcji w grach tekstowych. Pierwszym z nich są systemy oparte na </w:t>
+      </w:r>
+      <w:proofErr w:type="spellStart"/>
+      <w:r>
+        <w:t>parserze</w:t>
+      </w:r>
+      <w:proofErr w:type="spellEnd"/>
+      <w:r>
+        <w:t xml:space="preserve"> poleceń, w których użytkownik wprowadza komendy w języku naturalnym lub uproszczonej składni (np. „idź na północ”, „podnieś przedmiot”). Drugim podejściem są systemy wyboru (ang. choice-</w:t>
+      </w:r>
+      <w:proofErr w:type="spellStart"/>
+      <w:r>
+        <w:t>based</w:t>
+      </w:r>
+      <w:proofErr w:type="spellEnd"/>
+      <w:r>
+        <w:t>), w których użytkownik podejmuje decyzje poprzez wybór jednej z predefiniowanych opcji przedstawionych przez system.</w:t>
+      </w:r>
+    </w:p>
+    <w:p>
+      <w:r>
+        <w:t>Ze względu na brak warstwy graficznej, gry tekstowe opierają się w dużym stopniu na wyobraźni użytkownika. Pozwala to na tworzenie złożonych światów i scenariuszy przy relatywnie niewielkich wymaganiach technicznych.</w:t>
+      </w:r>
+    </w:p>
+    <w:p/>
+    <w:p>
+      <w:pPr>
+        <w:pStyle w:val="Heading2"/>
+      </w:pPr>
+      <w:bookmarkStart w:id="4" w:name="_Toc225960473"/>
+      <w:r>
+        <w:t>1.4. Struktura pracy</w:t>
+      </w:r>
+      <w:bookmarkEnd w:id="4"/>
+    </w:p>
+    <w:p>
+      <w:r>
+        <w:t>Praca została podzielona na siedem rozdziałów, obejmujących kolejne etapy analizy, projektowania, implementacji oraz oceny opracowanego systemu.</w:t>
+      </w:r>
+    </w:p>
+    <w:p>
+      <w:r>
+        <w:t xml:space="preserve">W rozdziale pierwszym przedstawiono wprowadzenie do tematu pracy, określono jej cel i zakres, a także omówiono motywację powstania systemu oraz podstawowe cechy gier typu </w:t>
+      </w:r>
+      <w:proofErr w:type="spellStart"/>
+      <w:r>
+        <w:t>text-based</w:t>
+      </w:r>
+      <w:proofErr w:type="spellEnd"/>
+      <w:r>
+        <w:t xml:space="preserve"> RPG.</w:t>
+      </w:r>
+    </w:p>
+    <w:p>
+      <w:r>
+        <w:t>Rozdział drugi zawiera analizę problemu oraz przegląd istniejących rozwiązań. Przedstawiono w nim charakterystykę gier tekstowych RPG, omówiono dostępne narzędzia do ich tworzenia oraz platformy umożliwiające dystrybucję gier tworzonych przez użytkowników. Na podstawie przeprowadzonej analizy sformułowano wnioski oraz założenia projektowe systemu.</w:t>
+      </w:r>
+    </w:p>
+    <w:p>
+      <w:r>
+        <w:t>W rozdziale trzecim zaprezentowano analizę systemu. Określono wymagania funkcjonalne i niefunkcjonalne, zidentyfikowano aktorów systemu oraz przedstawiono diagram przypadków użycia wraz z opisem scenariuszy. Uzupełnieniem tej części są diagramy sekwencji oraz model danych systemu.</w:t>
+      </w:r>
+    </w:p>
+    <w:p>
+      <w:r>
+        <w:t xml:space="preserve">Rozdział czwarty poświęcony jest projektowi systemu. Opisano architekturę rozwiązania, projekt bazy danych oraz interfejs użytkownika. Przedstawiono również strukturę modułów systemu, w tym moduł użytkowników, </w:t>
+      </w:r>
+      <w:proofErr w:type="spellStart"/>
+      <w:r>
+        <w:t>marketplace</w:t>
+      </w:r>
+      <w:proofErr w:type="spellEnd"/>
+      <w:r>
+        <w:t xml:space="preserve"> gier, edytor gier oraz silnik rozgrywki, a także projekt API.</w:t>
+      </w:r>
+    </w:p>
+    <w:p>
       <w:r>
         <w:lastRenderedPageBreak/>
-        <w:t>wpływające na dalszy przebieg rozgrywki. W zależności od przyjętej struktury, decyzje te mogą przyjmować formę wpisywanych komend tekstowych lub wyboru jednej z dostępnych opcji.</w:t>
-      </w:r>
-    </w:p>
-    <w:p>
-      <w:r>
-        <w:t xml:space="preserve">Wyróżnia się dwa główne podejścia do interakcji w grach tekstowych. Pierwszym z nich są systemy oparte na </w:t>
+        <w:t xml:space="preserve">W rozdziale piątym opisano proces implementacji systemu. Przedstawiono wykorzystane technologie, a następnie omówiono implementację poszczególnych elementów systemu, takich jak interfejs użytkownika, edytor gier, silnik rozgrywki, </w:t>
       </w:r>
       <w:proofErr w:type="spellStart"/>
       <w:r>
-        <w:t>parserze</w:t>
+        <w:t>marketplace</w:t>
       </w:r>
       <w:proofErr w:type="spellEnd"/>
       <w:r>
-        <w:t xml:space="preserve"> poleceń, w których użytkownik wprowadza komendy w języku naturalnym lub uproszczonej składni (np. „idź na północ”, „podnieś przedmiot”). Drugim podejściem są systemy wyboru (ang. choice-</w:t>
+        <w:t xml:space="preserve"> oraz system użytkowników.</w:t>
+      </w:r>
+    </w:p>
+    <w:p>
+      <w:r>
+        <w:t xml:space="preserve">Rozdział szósty dotyczy testowania systemu. Opisano strategię testowania, przeprowadzone testy </w:t>
       </w:r>
       <w:proofErr w:type="spellStart"/>
       <w:r>
-        <w:t>based</w:t>
+        <w:t>frontendowe</w:t>
       </w:r>
       <w:proofErr w:type="spellEnd"/>
       <w:r>
-        <w:t>), w których użytkownik podejmuje decyzje poprzez wybór jednej z predefiniowanych opcji przedstawionych przez system.</w:t>
-      </w:r>
-    </w:p>
-    <w:p>
-      <w:r>
-        <w:t>Ze względu na brak warstwy graficznej, gry tekstowe opierają się w dużym stopniu na wyobraźni użytkownika. Pozwala to na tworzenie złożonych światów i scenariuszy przy relatywnie niewielkich wymaganiach technicznych.</w:t>
-      </w:r>
-    </w:p>
-    <w:p/>
+        <w:t xml:space="preserve"> i </w:t>
+      </w:r>
+      <w:proofErr w:type="spellStart"/>
+      <w:r>
+        <w:t>backendowe</w:t>
+      </w:r>
+      <w:proofErr w:type="spellEnd"/>
+      <w:r>
+        <w:t>, testy funkcjonalne oraz przedstawiono ich wyniki.</w:t>
+      </w:r>
+    </w:p>
+    <w:p>
+      <w:r>
+        <w:t>W rozdziale siódmym zawarto podsumowanie pracy oraz ocenę stopnia realizacji założeń projektowych. Przedstawiono również ograniczenia systemu oraz możliwe kierunki jego dalszego rozwoju.</w:t>
+      </w:r>
+    </w:p>
+    <w:p>
+      <w:r>
+        <w:t>Ostatnim elementem pracy jest bibliografia, zawierająca wykorzystane źródła.</w:t>
+      </w:r>
+    </w:p>
+    <w:p>
+      <w:pPr>
+        <w:pStyle w:val="Heading1"/>
+      </w:pPr>
+      <w:bookmarkStart w:id="5" w:name="_Toc225960474"/>
+      <w:r>
+        <w:t>2. Analiza problemu i istniejących rozwiązań</w:t>
+      </w:r>
+      <w:bookmarkEnd w:id="5"/>
+    </w:p>
     <w:p>
       <w:pPr>
         <w:pStyle w:val="Heading2"/>
       </w:pPr>
-      <w:bookmarkStart w:id="4" w:name="_Toc224940186"/>
-      <w:r>
-        <w:t>1.4. Struktura pracy</w:t>
-      </w:r>
-      <w:bookmarkEnd w:id="4"/>
-    </w:p>
-    <w:p>
-      <w:r>
-        <w:t>Praca została podzielona na siedem rozdziałów, obejmujących kolejne etapy analizy, projektowania, implementacji oraz oceny opracowanego systemu.</w:t>
-      </w:r>
-    </w:p>
-    <w:p>
-      <w:r>
-        <w:t xml:space="preserve">W rozdziale pierwszym przedstawiono wprowadzenie do tematu pracy, określono jej cel i zakres, a także omówiono motywację powstania systemu oraz podstawowe cechy gier typu </w:t>
+      <w:bookmarkStart w:id="6" w:name="_Toc225960475"/>
+      <w:r>
+        <w:t>2.1. Charakterystyka gier tekstowych RPG</w:t>
+      </w:r>
+      <w:bookmarkEnd w:id="6"/>
+    </w:p>
+    <w:p>
+      <w:r>
+        <w:t xml:space="preserve">Gry tekstowe RPG opierają się na relatywnie prostej warstwie prezentacji, jednak ich struktura wewnętrzna wymaga odpowiedniego zaprojektowania logiki systemu. W przeciwieństwie do gier graficznych, gdzie znaczną część złożoności stanowi </w:t>
       </w:r>
       <w:proofErr w:type="spellStart"/>
       <w:r>
-        <w:t>text-based</w:t>
+        <w:t>renderowanie</w:t>
       </w:r>
       <w:proofErr w:type="spellEnd"/>
       <w:r>
-        <w:t xml:space="preserve"> RPG.</w:t>
-      </w:r>
-    </w:p>
-    <w:p>
-      <w:r>
-        <w:t>Rozdział drugi zawiera analizę problemu oraz przegląd istniejących rozwiązań. Przedstawiono w nim charakterystykę gier tekstowych RPG, omówiono dostępne narzędzia do ich tworzenia oraz platformy umożliwiające dystrybucję gier tworzonych przez użytkowników. Na podstawie przeprowadzonej analizy sformułowano wnioski oraz założenia projektowe systemu.</w:t>
-      </w:r>
-    </w:p>
-    <w:p>
-      <w:r>
-        <w:t>W rozdziale trzecim zaprezentowano analizę systemu. Określono wymagania funkcjonalne i niefunkcjonalne, zidentyfikowano aktorów systemu oraz przedstawiono diagram przypadków użycia wraz z opisem scenariuszy. Uzupełnieniem tej części są diagramy sekwencji oraz model danych systemu.</w:t>
-      </w:r>
-    </w:p>
-    <w:p>
-      <w:r>
-        <w:t xml:space="preserve">Rozdział czwarty poświęcony jest projektowi systemu. Opisano architekturę rozwiązania, projekt bazy danych oraz interfejs użytkownika. Przedstawiono również strukturę modułów systemu, w tym moduł użytkowników, </w:t>
+        <w:t xml:space="preserve"> obrazu oraz fizyka, w grach tekstowych główny nacisk położony jest na przetwarzanie stanu gry oraz generowanie spójnej narracji.</w:t>
+      </w:r>
+    </w:p>
+    <w:p>
+      <w:r>
+        <w:t>Podstawowym elementem takiego systemu jest model świata gry, który przechowuje informacje o aktualnym stanie rozgrywki. Obejmuje on między innymi lokalizację gracza, dostępne obiekty, relacje między elementami świata oraz konsekwencje wcześniej podjętych decyzji. Każda akcja użytkownika powoduje zmianę tego stanu, co wpływa na dalszy przebieg gry.</w:t>
+      </w:r>
+    </w:p>
+    <w:p>
+      <w:r>
+        <w:t xml:space="preserve">Kolejnym istotnym komponentem jest mechanizm interpretacji działań gracza. W zależności od przyjętego podejścia może on przyjmować formę </w:t>
       </w:r>
       <w:proofErr w:type="spellStart"/>
       <w:r>
-        <w:t>marketplace</w:t>
+        <w:t>parsera</w:t>
       </w:r>
       <w:proofErr w:type="spellEnd"/>
       <w:r>
-        <w:t xml:space="preserve"> gier, edytor gier oraz silnik rozgrywki, a także projekt API.</w:t>
-      </w:r>
-    </w:p>
-    <w:p>
-      <w:r>
-        <w:t xml:space="preserve">W rozdziale piątym opisano proces implementacji systemu. Przedstawiono wykorzystane technologie, a następnie omówiono implementację poszczególnych elementów systemu, takich jak interfejs użytkownika, edytor gier, silnik rozgrywki, </w:t>
+        <w:t xml:space="preserve"> poleceń lub systemu wyboru. </w:t>
       </w:r>
       <w:proofErr w:type="spellStart"/>
       <w:r>
-        <w:t>marketplace</w:t>
+        <w:t>Parser</w:t>
       </w:r>
       <w:proofErr w:type="spellEnd"/>
       <w:r>
-        <w:t xml:space="preserve"> oraz system użytkowników.</w:t>
-      </w:r>
-    </w:p>
-    <w:p>
-      <w:r>
-        <w:t xml:space="preserve">Rozdział szósty dotyczy testowania systemu. Opisano strategię testowania, przeprowadzone testy </w:t>
-      </w:r>
-      <w:proofErr w:type="spellStart"/>
-      <w:r>
-        <w:t>frontendowe</w:t>
-      </w:r>
-      <w:proofErr w:type="spellEnd"/>
-      <w:r>
-        <w:t xml:space="preserve"> i </w:t>
-      </w:r>
-      <w:proofErr w:type="spellStart"/>
-      <w:r>
-        <w:t>backendowe</w:t>
-      </w:r>
-      <w:proofErr w:type="spellEnd"/>
-      <w:r>
-        <w:t>, testy funkcjonalne oraz przedstawiono ich wyniki.</w:t>
-      </w:r>
-    </w:p>
-    <w:p>
-      <w:r>
-        <w:t>W rozdziale siódmym zawarto podsumowanie pracy oraz ocenę stopnia realizacji założeń projektowych. Przedstawiono również ograniczenia systemu oraz możliwe kierunki jego dalszego rozwoju.</w:t>
-      </w:r>
-    </w:p>
-    <w:p>
-      <w:r>
-        <w:t>Ostatnim elementem pracy jest bibliografia, zawierająca wykorzystane źródła.</w:t>
-      </w:r>
-    </w:p>
-    <w:p>
-      <w:pPr>
-        <w:pStyle w:val="Heading1"/>
-      </w:pPr>
-      <w:bookmarkStart w:id="5" w:name="_Toc224940187"/>
-      <w:r>
-        <w:lastRenderedPageBreak/>
-        <w:t>2. Analiza problemu i istniejących rozwiązań</w:t>
-      </w:r>
-      <w:bookmarkEnd w:id="5"/>
+        <w:t xml:space="preserve"> poleceń wymaga przetwarzania wprowadzonych przez użytkownika komend i ich mapowania na operacje systemowe, co wiąże się z koniecznością obsługi różnych wariantów składni. System wyboru upraszcza ten proces poprzez ograniczenie możliwych działań do zestawu zdefiniowanych opcji.</w:t>
+      </w:r>
+    </w:p>
+    <w:p>
+      <w:r>
+        <w:t>Z punktu widzenia implementacyjnego, gry tekstowe RPG wymagają także systemu zapisu i odczytu stanu gry. Umożliwia to kontynuowanie rozgrywki w późniejszym czasie oraz stanowi istotny element doświadczenia użytkownika. Mechanizm ten musi uwzględniać wszystkie zmienne wpływające na przebieg gry.</w:t>
+      </w:r>
     </w:p>
     <w:p>
       <w:pPr>
         <w:pStyle w:val="Heading2"/>
       </w:pPr>
-      <w:bookmarkStart w:id="6" w:name="_Toc224940188"/>
-      <w:r>
-        <w:t>2.1. Charakterystyka gier tekstowych RPG</w:t>
-      </w:r>
-      <w:bookmarkEnd w:id="6"/>
-    </w:p>
-    <w:p>
-      <w:r>
-        <w:t xml:space="preserve">Gry tekstowe RPG opierają się na relatywnie prostej warstwie prezentacji, jednak ich struktura wewnętrzna wymaga odpowiedniego zaprojektowania logiki systemu. W przeciwieństwie do gier graficznych, gdzie znaczną część złożoności stanowi </w:t>
-      </w:r>
-      <w:proofErr w:type="spellStart"/>
-      <w:r>
-        <w:t>renderowanie</w:t>
-      </w:r>
-      <w:proofErr w:type="spellEnd"/>
-      <w:r>
-        <w:t xml:space="preserve"> obrazu oraz fizyka, w grach tekstowych główny nacisk położony jest na przetwarzanie stanu gry oraz generowanie spójnej narracji.</w:t>
-      </w:r>
-    </w:p>
-    <w:p>
-      <w:r>
-        <w:t>Podstawowym elementem takiego systemu jest model świata gry, który przechowuje informacje o aktualnym stanie rozgrywki. Obejmuje on między innymi lokalizację gracza, dostępne obiekty, relacje między elementami świata oraz konsekwencje wcześniej podjętych decyzji. Każda akcja użytkownika powoduje zmianę tego stanu, co wpływa na dalszy przebieg gry.</w:t>
-      </w:r>
-    </w:p>
-    <w:p>
-      <w:r>
-        <w:t xml:space="preserve">Kolejnym istotnym komponentem jest mechanizm interpretacji działań gracza. W zależności od przyjętego podejścia może on przyjmować formę </w:t>
-      </w:r>
-      <w:proofErr w:type="spellStart"/>
-      <w:r>
-        <w:t>parsera</w:t>
-      </w:r>
-      <w:proofErr w:type="spellEnd"/>
-      <w:r>
-        <w:t xml:space="preserve"> poleceń lub systemu wyboru. </w:t>
-      </w:r>
-      <w:proofErr w:type="spellStart"/>
-      <w:r>
-        <w:t>Parser</w:t>
-      </w:r>
-      <w:proofErr w:type="spellEnd"/>
-      <w:r>
-        <w:t xml:space="preserve"> poleceń wymaga przetwarzania wprowadzonych przez użytkownika komend i ich mapowania na operacje systemowe, co wiąże się z koniecznością obsługi różnych wariantów składni. System wyboru upraszcza ten proces poprzez ograniczenie możliwych działań do zestawu zdefiniowanych opcji.</w:t>
-      </w:r>
-    </w:p>
-    <w:p>
-      <w:r>
-        <w:t>Z punktu widzenia implementacyjnego, gry tekstowe RPG wymagają także systemu zapisu i odczytu stanu gry. Umożliwia to kontynuowanie rozgrywki w późniejszym czasie oraz stanowi istotny element doświadczenia użytkownika. Mechanizm ten musi uwzględniać wszystkie zmienne wpływające na przebieg gry.</w:t>
-      </w:r>
-    </w:p>
-    <w:p>
-      <w:pPr>
-        <w:pStyle w:val="Heading2"/>
-      </w:pPr>
-      <w:bookmarkStart w:id="7" w:name="_Toc224940189"/>
+      <w:bookmarkStart w:id="7" w:name="_Toc225960476"/>
       <w:r>
         <w:t>2.2. Narzędzia do tworzenia gier RPG</w:t>
       </w:r>
       <w:bookmarkEnd w:id="7"/>
     </w:p>
     <w:p>
-      <w:pPr>
+      <w:r>
+        <w:t>Istniejące s</w:t>
+      </w:r>
+      <w:r>
+        <w:t>ilniki</w:t>
+      </w:r>
+      <w:r>
+        <w:t xml:space="preserve"> do tworzenia gier komputerowych mogą być również wykorzystane do tworzenia tekstowych gier RPG. Niestety, </w:t>
+      </w:r>
+      <w:r>
+        <w:t>charakteryzują się istotnymi ograniczeniami</w:t>
+      </w:r>
+      <w:r>
+        <w:t>.</w:t>
+      </w:r>
+    </w:p>
+    <w:p>
+      <w:r>
         <w:rPr>
           <w:b/>
           <w:bCs/>
-          <w:highlight w:val="yellow"/>
-        </w:rPr>
-      </w:pPr>
+        </w:rPr>
+        <w:lastRenderedPageBreak/>
+        <w:t>Silniki ogólne</w:t>
+      </w:r>
+      <w:r>
+        <w:t xml:space="preserve"> takie jak Unity, czy </w:t>
+      </w:r>
+      <w:proofErr w:type="spellStart"/>
+      <w:r>
+        <w:t>Unreal</w:t>
+      </w:r>
+      <w:proofErr w:type="spellEnd"/>
+      <w:r>
+        <w:t xml:space="preserve"> Engine to potężne narzędzia dla deweloperów. To kompleksowe rozwiązania wykorzystywane zarówno </w:t>
+      </w:r>
+      <w:r>
+        <w:t xml:space="preserve">przez </w:t>
+      </w:r>
+      <w:r>
+        <w:t>indywidualnych twórców, jak i profesjonalne studia</w:t>
+      </w:r>
+      <w:r>
+        <w:t xml:space="preserve">. Oferują </w:t>
+      </w:r>
+      <w:r>
+        <w:t>szeroki zakres funkcjonalności</w:t>
+      </w:r>
+      <w:r>
+        <w:t xml:space="preserve">, w tym biblioteki do symulacji fizyki w przestrzeni 3D, czy systemy oświetlenia z technologią </w:t>
+      </w:r>
+      <w:proofErr w:type="spellStart"/>
+      <w:r>
+        <w:t>ray</w:t>
+      </w:r>
+      <w:proofErr w:type="spellEnd"/>
+      <w:r>
+        <w:t xml:space="preserve"> </w:t>
+      </w:r>
+      <w:proofErr w:type="spellStart"/>
+      <w:r>
+        <w:t>tracing</w:t>
+      </w:r>
+      <w:proofErr w:type="spellEnd"/>
+      <w:r>
+        <w:t>.</w:t>
+      </w:r>
+      <w:r>
+        <w:t xml:space="preserve"> Nierzadko, w celu wytworzenia nawet </w:t>
+      </w:r>
+      <w:r>
+        <w:t>najprostszej</w:t>
+      </w:r>
+      <w:r>
+        <w:t xml:space="preserve"> gry, wymagane jest napisanie kodu w języku C# (Unity), lub C++ (</w:t>
+      </w:r>
+      <w:proofErr w:type="spellStart"/>
+      <w:r>
+        <w:t>Unreal</w:t>
+      </w:r>
+      <w:proofErr w:type="spellEnd"/>
+      <w:r>
+        <w:t xml:space="preserve"> Engine).</w:t>
+      </w:r>
+    </w:p>
+    <w:p>
+      <w:r>
+        <w:t>Rozmiar instalacji tych silników może osiągać</w:t>
+      </w:r>
+      <w:r>
+        <w:t xml:space="preserve"> </w:t>
+      </w:r>
+      <w:r>
+        <w:t xml:space="preserve">nawet </w:t>
+      </w:r>
+      <w:r>
+        <w:t>dziesiątki gigabajtów (w zależności od komponentów)</w:t>
+      </w:r>
+      <w:r>
+        <w:rPr>
+          <w:rStyle w:val="FootnoteReference"/>
+        </w:rPr>
+        <w:footnoteReference w:id="5"/>
+      </w:r>
+      <w:r>
+        <w:t>. Gry wytworzone w nich bardzo szybko osiągają setki megabajtów, rosnąc przy dodaniu każdej nowej paczki zasobów. Przy wytwarzaniu tekstowych gier RPG, takie rozmiary plików znacząco przekraczają minimum wymagane do dostarczenia w pełni funkcjonalnej gry.</w:t>
+      </w:r>
+    </w:p>
+    <w:p>
+      <w:r>
+        <w:t xml:space="preserve">Zatem, ogólne silniki, takie jak Unity, czy </w:t>
+      </w:r>
+      <w:proofErr w:type="spellStart"/>
+      <w:r>
+        <w:t>Unreal</w:t>
+      </w:r>
+      <w:proofErr w:type="spellEnd"/>
+      <w:r>
+        <w:t xml:space="preserve"> Engine, nie są optymalnym </w:t>
+      </w:r>
+      <w:r>
+        <w:t>rozwiązaniem dla osób tworzących takie gry.</w:t>
+      </w:r>
+    </w:p>
+    <w:p>
+      <w:r>
+        <w:t>Na rynku</w:t>
+      </w:r>
+      <w:r>
+        <w:t xml:space="preserve"> można również znaleźć </w:t>
+      </w:r>
       <w:r>
         <w:rPr>
           <w:b/>
           <w:bCs/>
-          <w:highlight w:val="yellow"/>
-        </w:rPr>
-        <w:t>Silniki ogólne</w:t>
-      </w:r>
-    </w:p>
-    <w:p>
-      <w:pPr>
-        <w:numPr>
-          <w:ilvl w:val="0"/>
-          <w:numId w:val="3"/>
-        </w:numPr>
-        <w:rPr>
-          <w:highlight w:val="yellow"/>
-        </w:rPr>
-      </w:pPr>
-      <w:r>
-        <w:rPr>
-          <w:highlight w:val="yellow"/>
-        </w:rPr>
-        <w:t>Unity</w:t>
-      </w:r>
-    </w:p>
-    <w:p>
-      <w:pPr>
-        <w:numPr>
-          <w:ilvl w:val="0"/>
-          <w:numId w:val="3"/>
-        </w:numPr>
-        <w:rPr>
-          <w:highlight w:val="yellow"/>
-        </w:rPr>
-      </w:pPr>
+        </w:rPr>
+        <w:t>dedykowane rozwiązania do tworzenia gier RPG</w:t>
+      </w:r>
+      <w:r>
+        <w:t>, takie jak RPG Maker. RPG Maker jest narzędziem o zawężonym zakresie funkcjonalności, skupiającym się na grach 2D. Główny model jednak opiera się na podejściu graficznym–oczekuje się od użytkownika obrazków (ang. „</w:t>
+      </w:r>
       <w:proofErr w:type="spellStart"/>
       <w:r>
-        <w:rPr>
-          <w:highlight w:val="yellow"/>
-        </w:rPr>
-        <w:t>Unreal</w:t>
+        <w:t>sprites</w:t>
       </w:r>
       <w:proofErr w:type="spellEnd"/>
-    </w:p>
-    <w:p>
-      <w:pPr>
-        <w:rPr>
-          <w:highlight w:val="yellow"/>
-        </w:rPr>
-      </w:pPr>
+      <w:r>
+        <w:t xml:space="preserve">”) oraz podejścia „rzut z góry” (tak jak w grze </w:t>
+      </w:r>
       <w:proofErr w:type="spellStart"/>
       <w:r>
-        <w:rPr>
-          <w:highlight w:val="yellow"/>
-        </w:rPr>
-        <w:t>O</w:t>
-      </w:r>
-      <w:r>
-        <w:rPr>
-          <w:highlight w:val="yellow"/>
-        </w:rPr>
-        <w:t>verkill</w:t>
+        <w:t>Stardew</w:t>
       </w:r>
       <w:proofErr w:type="spellEnd"/>
       <w:r>
-        <w:rPr>
-          <w:highlight w:val="yellow"/>
-        </w:rPr>
-        <w:t xml:space="preserve">, </w:t>
-      </w:r>
-      <w:r>
-        <w:rPr>
-          <w:highlight w:val="yellow"/>
-        </w:rPr>
-        <w:t>wymagają programowania</w:t>
-      </w:r>
-    </w:p>
-    <w:p>
-      <w:pPr>
-        <w:rPr>
-          <w:highlight w:val="yellow"/>
-        </w:rPr>
-      </w:pPr>
-    </w:p>
-    <w:p>
-      <w:pPr>
+        <w:t xml:space="preserve"> Valley), lub „rzut z boku” (np. gry typu </w:t>
+      </w:r>
+      <w:proofErr w:type="spellStart"/>
+      <w:r>
+        <w:t>Flappy</w:t>
+      </w:r>
+      <w:proofErr w:type="spellEnd"/>
+      <w:r>
+        <w:t xml:space="preserve"> Bird). Próba wytworzenia tekstowej gry RPG wymaga </w:t>
+      </w:r>
+      <w:r>
+        <w:t>implementacji znaczącej części logiki systemu od podstaw</w:t>
+      </w:r>
+      <w:r>
+        <w:t xml:space="preserve">, wymagając ponadpodstawowej znajomości </w:t>
+      </w:r>
+      <w:r>
+        <w:t>wybranego języka programowania. Te utrudnienia przemawiają przeciwko użyciu tego programu do wytwarzania takich gier.</w:t>
+      </w:r>
+    </w:p>
+    <w:p>
+      <w:r>
+        <w:t xml:space="preserve">Najbardziej odpowiednim doborem silnika wydają się te </w:t>
+      </w:r>
+      <w:r>
         <w:rPr>
           <w:b/>
           <w:bCs/>
+        </w:rPr>
+        <w:t>stworzone do projektowania gier tekstowych</w:t>
+      </w:r>
+      <w:r>
+        <w:t xml:space="preserve">. Należą do nich takie programy jak TADS, </w:t>
+      </w:r>
+      <w:proofErr w:type="spellStart"/>
+      <w:r>
+        <w:t>Inform</w:t>
+      </w:r>
+      <w:proofErr w:type="spellEnd"/>
+      <w:r>
+        <w:t xml:space="preserve"> </w:t>
+      </w:r>
+      <w:proofErr w:type="gramStart"/>
+      <w:r>
+        <w:t>7,</w:t>
+      </w:r>
+      <w:proofErr w:type="gramEnd"/>
+      <w:r>
+        <w:t xml:space="preserve"> lub </w:t>
+      </w:r>
+      <w:proofErr w:type="spellStart"/>
+      <w:r>
+        <w:t>Twine</w:t>
+      </w:r>
+      <w:proofErr w:type="spellEnd"/>
+      <w:r>
+        <w:t xml:space="preserve">. Mimo specyficznego zastosowania, często wymagają jednak kodu w specyficznym (czasem własnym) języku programowania. Dodatkowo, </w:t>
+      </w:r>
+      <w:r>
+        <w:t>złożoność interfejsu użytkownika</w:t>
+      </w:r>
+      <w:r>
+        <w:t xml:space="preserve"> </w:t>
+      </w:r>
+      <w:r>
+        <w:t>może wydawać się przytłaczająca dla laików.</w:t>
+      </w:r>
+    </w:p>
+    <w:p>
+      <w:r>
+        <w:t xml:space="preserve">Zatem istniejące na rynku rozwiązania umożliwiające tworzenie gier, mają spore wady, a ich użytkowanie </w:t>
+      </w:r>
+      <w:r>
+        <w:t>może stanowić istotną barierę wejścia</w:t>
+      </w:r>
+      <w:r>
+        <w:t xml:space="preserve"> </w:t>
+      </w:r>
+      <w:r>
+        <w:t>dla osób bez doświadczenia w pisaniu kodu lub obsługi technicznych programów.</w:t>
+      </w:r>
+    </w:p>
+    <w:p>
+      <w:pPr>
+        <w:pStyle w:val="Heading2"/>
+      </w:pPr>
+      <w:bookmarkStart w:id="8" w:name="_Toc225960477"/>
+      <w:r>
+        <w:t>2.3. Platformy dystrybucji gier tworzonych przez użytkowników</w:t>
+      </w:r>
+      <w:bookmarkEnd w:id="8"/>
+    </w:p>
+    <w:p>
+      <w:r>
+        <w:t xml:space="preserve">Istnieją różne </w:t>
+      </w:r>
+      <w:r>
+        <w:t xml:space="preserve">ogólnodostępne </w:t>
+      </w:r>
+      <w:r>
+        <w:t>platformy dystrybucji gier komputerowych.</w:t>
+      </w:r>
+      <w:r>
+        <w:t xml:space="preserve"> </w:t>
+      </w:r>
+      <w:r>
+        <w:t>Jedną z najbardziej rozpoznawalnych platform</w:t>
+      </w:r>
+      <w:r>
+        <w:t xml:space="preserve"> jest </w:t>
+      </w:r>
+      <w:proofErr w:type="spellStart"/>
+      <w:r>
+        <w:t>Steam</w:t>
+      </w:r>
+      <w:proofErr w:type="spellEnd"/>
+      <w:r>
+        <w:t>, umożliwiająca publikację, sprzedaż, kupno oraz wymianę g</w:t>
+      </w:r>
+      <w:r>
+        <w:t>ier</w:t>
+      </w:r>
+      <w:r>
+        <w:t xml:space="preserve"> wideo. Można na niej znaleźć zarówno gry znanych wytwórni (jak Cyberpunk 2077 od CD Projekt Red</w:t>
+      </w:r>
+      <w:r>
+        <w:rPr>
+          <w:rStyle w:val="FootnoteReference"/>
+        </w:rPr>
+        <w:footnoteReference w:id="6"/>
+      </w:r>
+      <w:r>
+        <w:t>) oraz małe, darmowe gry hobbistów.</w:t>
+      </w:r>
+    </w:p>
+    <w:p>
+      <w:r>
+        <w:t>Innym popularnym rozwiązaniem</w:t>
+      </w:r>
+      <w:r>
+        <w:t xml:space="preserve"> </w:t>
+      </w:r>
+      <w:r>
+        <w:t>oferując</w:t>
+      </w:r>
+      <w:r>
+        <w:t>ym</w:t>
+      </w:r>
+      <w:r>
+        <w:t xml:space="preserve"> </w:t>
+      </w:r>
+      <w:proofErr w:type="spellStart"/>
+      <w:r>
+        <w:t>marketplace</w:t>
+      </w:r>
+      <w:proofErr w:type="spellEnd"/>
+      <w:r>
+        <w:t xml:space="preserve"> gier jest itch.io.</w:t>
+      </w:r>
+      <w:r>
+        <w:t xml:space="preserve"> To platforma bardziej skoncentrowana na niezależnych twórcach. Można znaleźć na niej gry, paczki zasobów dla twórców gier (muzyka, modele, animacje), a nawet książki.</w:t>
+      </w:r>
+    </w:p>
+    <w:p>
+      <w:r>
+        <w:lastRenderedPageBreak/>
+        <w:t>Platformy te w znacznym stopniu wspierają małych twórców, umożliwiając publikację własnych projektów bez konieczności współpracy z dużymi wydawcami. W szczególności itch.io oferuje dużą swobodę publikacji, pozwalając twórcom na udostępnianie gier zarówno bezpłatnie, jak i w modelu płatnym.</w:t>
+      </w:r>
+    </w:p>
+    <w:p>
+      <w:r>
+        <w:t>Jednocześnie wsparcie dla gier tekstowych jest ograniczone. Chociaż możliwe jest publikowanie tego typu projektów, platformy te nie oferują dedykowanych narzędzi ani mechanizmów wspierających ich tworzenie lub odtwarzanie bezpośrednio w przeglądarce. W praktyce oznacza to konieczność dostarczenia gotowego pliku wykonywalnego lub aplikacji webowej przygotowanej poza platformą.</w:t>
+      </w:r>
+    </w:p>
+    <w:p>
+      <w:r>
+        <w:t xml:space="preserve">Próg wejścia dla twórców jest zróżnicowany w zależności od platformy. W przypadku itch.io proces publikacji jest stosunkowo prosty i dostępny dla indywidualnych użytkowników. Natomiast platforma </w:t>
+      </w:r>
+      <w:proofErr w:type="spellStart"/>
+      <w:r>
+        <w:t>Steam</w:t>
+      </w:r>
+      <w:proofErr w:type="spellEnd"/>
+      <w:r>
+        <w:t xml:space="preserve"> wymaga przejścia procedury weryfikacyjnej oraz wniesienia opłaty publikacyjnej, co może stanowić dodatkową barierę dla początkujących twórców.</w:t>
+      </w:r>
+    </w:p>
+    <w:p>
+      <w:r>
+        <w:t>Wymienione wyżej platformy nie oferują integracji publikacji z tworzeniem. Nie są same w sobie silnikiem, jedynie wirtualnym „sklepem” zaopatrywanym przez społeczność.</w:t>
+      </w:r>
+      <w:r>
+        <w:t xml:space="preserve"> Warto wspomnieć, że w przypadku publikacji płatnej gry, </w:t>
+      </w:r>
+      <w:proofErr w:type="spellStart"/>
+      <w:r>
+        <w:t>Steam</w:t>
+      </w:r>
+      <w:proofErr w:type="spellEnd"/>
+      <w:r>
+        <w:t xml:space="preserve"> pobiera nawet 30% zarobków</w:t>
+      </w:r>
+      <w:r>
+        <w:rPr>
+          <w:rStyle w:val="FootnoteReference"/>
+        </w:rPr>
+        <w:footnoteReference w:id="7"/>
+      </w:r>
+      <w:r>
+        <w:t>.</w:t>
+      </w:r>
+    </w:p>
+    <w:p>
+      <w:pPr>
+        <w:pStyle w:val="Heading2"/>
+      </w:pPr>
+      <w:bookmarkStart w:id="9" w:name="_Toc225960478"/>
+      <w:r>
+        <w:t>2.4. Wnioski z analizy istniejących rozwiązań</w:t>
+      </w:r>
+      <w:bookmarkEnd w:id="9"/>
+    </w:p>
+    <w:p>
+      <w:r>
+        <w:t>Na podstawie przeprowadzonej analizy można stwierdzić, że istnieje szeroki zakres narzędzi oraz platform umożliwiających tworzenie i dystrybucję gier komputerowych. Rozwiązania te oferują rozbudowane funkcjonalności oraz wsparcie dla różnych typów projektów, od gier prostych po zaawansowane produkcje komercyjne.</w:t>
+      </w:r>
+    </w:p>
+    <w:p>
+      <w:r>
+        <w:t xml:space="preserve">Jednocześnie zidentyfikowano szereg istotnych ograniczeń. W przypadku ogólnych silników gier, takich jak Unity czy </w:t>
+      </w:r>
+      <w:proofErr w:type="spellStart"/>
+      <w:r>
+        <w:t>Unreal</w:t>
+      </w:r>
+      <w:proofErr w:type="spellEnd"/>
+      <w:r>
+        <w:t xml:space="preserve"> Engine, problemem jest wysoki poziom złożoności oraz konieczność posiadania umiejętności programistycznych. Dedykowane narzędzia do tworzenia gier RPG często opierają się na modelu graficznym, który nie odpowiada specyfice gier tekstowych.</w:t>
+      </w:r>
+    </w:p>
+    <w:p>
+      <w:r>
+        <w:t>Narzędzia przeznaczone bezpośrednio do tworzenia gier tekstowych, mimo swojej specjalizacji, nadal wymagają znajomości języków programowania lub specyficznych składni, co ogranicza ich dostępność dla osób bez doświadczenia technicznego. Dodatkowo, ich interfejsy użytkownika mogą być złożone i nieintuicyjne.</w:t>
+      </w:r>
+    </w:p>
+    <w:p>
+      <w:r>
+        <w:t>W zakresie dystrybucji gier, istniejące platformy umożliwiają publikację projektów tworzonych przez użytkowników, jednak nie oferują integracji procesu tworzenia z publikacją. Twórca jest zobowiązany do korzystania z zewnętrznych narzędzi oraz samodzielnego przygotowania gotowego produktu.</w:t>
+      </w:r>
+    </w:p>
+    <w:p>
+      <w:r>
+        <w:t>Na podstawie powyższych obserwacji można wskazać kluczowe problemy, takie jak wysoki próg wejścia, brak narzędzi typu no-</w:t>
+      </w:r>
+      <w:proofErr w:type="spellStart"/>
+      <w:r>
+        <w:t>code</w:t>
+      </w:r>
+      <w:proofErr w:type="spellEnd"/>
+      <w:r>
+        <w:t xml:space="preserve"> dedykowanych grom tekstowym oraz brak zintegrowanych rozwiązań łączących proces tworzenia i dystrybucji.</w:t>
+      </w:r>
+    </w:p>
+    <w:p>
+      <w:pPr>
+        <w:pStyle w:val="Heading2"/>
+      </w:pPr>
+      <w:bookmarkStart w:id="10" w:name="_Toc225960479"/>
+      <w:r>
+        <w:lastRenderedPageBreak/>
+        <w:t>2.5. Założenia projektowe systemu</w:t>
+      </w:r>
+      <w:bookmarkEnd w:id="10"/>
+    </w:p>
+    <w:p>
+      <w:r>
+        <w:t>Na podstawie zidentyfikowanych problemów sformułowano założenia projektowe opracowanego systemu.</w:t>
+      </w:r>
+    </w:p>
+    <w:p>
+      <w:r>
+        <w:t>W celu obniżenia progu wejścia przyjęto założenie, że system nie wymaga znajomości języków programowania i umożliwia tworzenie gier w modelu no-</w:t>
+      </w:r>
+      <w:proofErr w:type="spellStart"/>
+      <w:r>
+        <w:t>code</w:t>
+      </w:r>
+      <w:proofErr w:type="spellEnd"/>
+      <w:r>
+        <w:t>.</w:t>
+      </w:r>
+    </w:p>
+    <w:p>
+      <w:r>
+        <w:t>W odpowiedzi na brak integracji pomiędzy tworzeniem a dystrybucją, zaprojektowano rozwiązanie łączące edytor gier z platformą ich publikacji i udostępniania.</w:t>
+      </w:r>
+    </w:p>
+    <w:p>
+      <w:r>
+        <w:t>Ze względu na ograniczenia istniejących narzędzi desktopowych przyjęto, że system będzie dostępny w pełni przez przeglądarkę internetową, bez konieczności instalacji dodatkowego oprogramowania.</w:t>
+      </w:r>
+    </w:p>
+    <w:p>
+      <w:r>
+        <w:t>W celu zachowania charakteru gier tekstowych założono brak wsparcia dla elementów graficznych, takich jak obrazy, dźwięki czy wideo, koncentrując się na narracji tekstowej i interakcji użytkownika.</w:t>
+      </w:r>
+    </w:p>
+    <w:p>
+      <w:r>
+        <w:t>Dodatkowo przyjęto założenie implementacji mechanizmu zapisu i odczytu stanu gry, umożliwiającego kontynuowanie rozgrywki.</w:t>
+      </w:r>
+    </w:p>
+    <w:p>
+      <w:pPr>
+        <w:pStyle w:val="Heading1"/>
+      </w:pPr>
+      <w:bookmarkStart w:id="11" w:name="_Toc225960480"/>
+      <w:r>
+        <w:t>3. Analiza systemu</w:t>
+      </w:r>
+      <w:bookmarkEnd w:id="11"/>
+    </w:p>
+    <w:p>
+      <w:pPr>
+        <w:pStyle w:val="Heading2"/>
+      </w:pPr>
+      <w:bookmarkStart w:id="12" w:name="_Toc225960481"/>
+      <w:r>
+        <w:t>3.1. Wymagania funkcjonalne</w:t>
+      </w:r>
+      <w:bookmarkEnd w:id="12"/>
+    </w:p>
+    <w:p>
+      <w:pPr>
+        <w:pStyle w:val="Heading2"/>
+      </w:pPr>
+      <w:bookmarkStart w:id="13" w:name="_Toc225960482"/>
+      <w:r>
+        <w:t>3.2. Wymagania niefunkcjonalne</w:t>
+      </w:r>
+      <w:bookmarkEnd w:id="13"/>
+    </w:p>
+    <w:p>
+      <w:pPr>
+        <w:pStyle w:val="Heading2"/>
+      </w:pPr>
+      <w:bookmarkStart w:id="14" w:name="_Toc225960483"/>
+      <w:r>
+        <w:t>3.3. Aktorzy systemu</w:t>
+      </w:r>
+      <w:bookmarkEnd w:id="14"/>
+    </w:p>
+    <w:p>
+      <w:pPr>
+        <w:pStyle w:val="Heading2"/>
+      </w:pPr>
+      <w:bookmarkStart w:id="15" w:name="_Toc225960484"/>
+      <w:r>
+        <w:t>3.4. Diagram przypadków użycia</w:t>
+      </w:r>
+      <w:bookmarkEnd w:id="15"/>
+    </w:p>
+    <w:p>
+      <w:pPr>
+        <w:pStyle w:val="Heading2"/>
+      </w:pPr>
+      <w:bookmarkStart w:id="16" w:name="_Toc225960485"/>
+      <w:r>
+        <w:t>3.5. Opis scenariuszy przypadków użycia</w:t>
+      </w:r>
+      <w:bookmarkEnd w:id="16"/>
+    </w:p>
+    <w:p>
+      <w:pPr>
+        <w:pStyle w:val="Heading2"/>
+      </w:pPr>
+      <w:bookmarkStart w:id="17" w:name="_Toc225960486"/>
+      <w:r>
+        <w:t>3.6. Diagramy sekwencji</w:t>
+      </w:r>
+      <w:bookmarkEnd w:id="17"/>
+    </w:p>
+    <w:p>
+      <w:pPr>
+        <w:pStyle w:val="Heading2"/>
+      </w:pPr>
+      <w:bookmarkStart w:id="18" w:name="_Toc225960487"/>
+      <w:r>
+        <w:t>3.7. Model danych systemu</w:t>
+      </w:r>
+      <w:bookmarkEnd w:id="18"/>
+    </w:p>
+    <w:p>
+      <w:pPr>
+        <w:pStyle w:val="Heading1"/>
+      </w:pPr>
+      <w:bookmarkStart w:id="19" w:name="_Toc225960488"/>
+      <w:r>
+        <w:t>4. Projekt systemu</w:t>
+      </w:r>
+      <w:bookmarkEnd w:id="19"/>
+    </w:p>
+    <w:p>
+      <w:r>
+        <w:rPr>
           <w:highlight w:val="yellow"/>
         </w:rPr>
-      </w:pPr>
-      <w:r>
-        <w:rPr>
-          <w:b/>
-          <w:bCs/>
+        <w:t xml:space="preserve">Do stworzenia serwisu wykorzystano </w:t>
+      </w:r>
+      <w:proofErr w:type="spellStart"/>
+      <w:r>
+        <w:rPr>
           <w:highlight w:val="yellow"/>
         </w:rPr>
-        <w:t>Dedykowane narzędzia RPG</w:t>
-      </w:r>
-    </w:p>
-    <w:p>
-      <w:pPr>
-        <w:numPr>
-          <w:ilvl w:val="0"/>
-          <w:numId w:val="5"/>
-        </w:numPr>
+        <w:t>framework</w:t>
+      </w:r>
+      <w:proofErr w:type="spellEnd"/>
+      <w:r>
         <w:rPr>
           <w:highlight w:val="yellow"/>
         </w:rPr>
-      </w:pPr>
+        <w:t xml:space="preserve"> Next.js</w:t>
+      </w:r>
       <w:r>
         <w:rPr>
           <w:highlight w:val="yellow"/>
         </w:rPr>
-        <w:t>RPG Maker</w:t>
-      </w:r>
-    </w:p>
-    <w:p>
-      <w:pPr>
+        <w:t xml:space="preserve"> oraz </w:t>
+      </w:r>
+      <w:proofErr w:type="spellStart"/>
+      <w:r>
         <w:rPr>
           <w:highlight w:val="yellow"/>
         </w:rPr>
-      </w:pPr>
+        <w:t>bibiotekę</w:t>
+      </w:r>
+      <w:proofErr w:type="spellEnd"/>
       <w:r>
         <w:rPr>
           <w:highlight w:val="yellow"/>
         </w:rPr>
-        <w:t>P</w:t>
-      </w:r>
+        <w:t xml:space="preserve"> p5.js do </w:t>
+      </w:r>
+      <w:proofErr w:type="spellStart"/>
       <w:r>
         <w:rPr>
           <w:highlight w:val="yellow"/>
         </w:rPr>
-        <w:t>rostsze</w:t>
-      </w:r>
+        <w:t>renderowania</w:t>
+      </w:r>
+      <w:proofErr w:type="spellEnd"/>
       <w:r>
         <w:rPr>
           <w:highlight w:val="yellow"/>
         </w:rPr>
-        <w:t xml:space="preserve">, </w:t>
+        <w:t xml:space="preserve"> grafiki 2D</w:t>
       </w:r>
       <w:r>
         <w:rPr>
           <w:highlight w:val="yellow"/>
         </w:rPr>
-        <w:t>ale nadal graficzne</w:t>
-      </w:r>
+        <w:t xml:space="preserve">. </w:t>
+      </w:r>
+      <w:proofErr w:type="spellStart"/>
       <w:r>
         <w:rPr>
           <w:highlight w:val="yellow"/>
         </w:rPr>
-        <w:t xml:space="preserve">, </w:t>
-      </w:r>
+        <w:t>Backend</w:t>
+      </w:r>
+      <w:proofErr w:type="spellEnd"/>
       <w:r>
         <w:rPr>
           <w:highlight w:val="yellow"/>
         </w:rPr>
-        <w:t>ograniczone do określonego modelu</w:t>
-      </w:r>
-    </w:p>
-    <w:p>
-      <w:pPr>
+        <w:t xml:space="preserve"> został utworzony na architekturze Express.js, a baza danych wykorzystuje </w:t>
+      </w:r>
+      <w:proofErr w:type="spellStart"/>
+      <w:r>
         <w:rPr>
           <w:highlight w:val="yellow"/>
         </w:rPr>
-      </w:pPr>
-    </w:p>
-    <w:p>
-      <w:pPr>
-        <w:rPr>
-          <w:b/>
-          <w:bCs/>
+        <w:t>impementację</w:t>
+      </w:r>
+      <w:proofErr w:type="spellEnd"/>
+      <w:r>
+        <w:rPr>
           <w:highlight w:val="yellow"/>
         </w:rPr>
-      </w:pPr>
-      <w:r>
-        <w:rPr>
-          <w:b/>
-          <w:bCs/>
+        <w:t xml:space="preserve"> </w:t>
+      </w:r>
+      <w:proofErr w:type="spellStart"/>
+      <w:r>
+        <w:rPr>
           <w:highlight w:val="yellow"/>
         </w:rPr>
-        <w:t>Narzędzia do gier tekstowych</w:t>
-      </w:r>
-    </w:p>
-    <w:p>
-      <w:pPr>
-        <w:numPr>
-          <w:ilvl w:val="0"/>
-          <w:numId w:val="7"/>
-        </w:numPr>
+        <w:t>MariaDB</w:t>
+      </w:r>
+      <w:proofErr w:type="spellEnd"/>
+      <w:r>
         <w:rPr>
           <w:highlight w:val="yellow"/>
         </w:rPr>
-      </w:pPr>
+        <w:t xml:space="preserve">. Ten </w:t>
+      </w:r>
+      <w:proofErr w:type="spellStart"/>
       <w:r>
         <w:rPr>
           <w:highlight w:val="yellow"/>
         </w:rPr>
-        <w:t>TADS</w:t>
-      </w:r>
-    </w:p>
-    <w:p>
-      <w:pPr>
-        <w:numPr>
-          <w:ilvl w:val="0"/>
-          <w:numId w:val="7"/>
-        </w:numPr>
+        <w:t>stack</w:t>
+      </w:r>
+      <w:proofErr w:type="spellEnd"/>
+      <w:r>
         <w:rPr>
           <w:highlight w:val="yellow"/>
         </w:rPr>
-      </w:pPr>
-      <w:proofErr w:type="spellStart"/>
+        <w:t xml:space="preserve"> technologiczny umożliwia </w:t>
+      </w:r>
       <w:r>
         <w:rPr>
           <w:highlight w:val="yellow"/>
         </w:rPr>
-        <w:t>Inform</w:t>
-      </w:r>
-      <w:proofErr w:type="spellEnd"/>
-      <w:r>
-        <w:rPr>
-          <w:highlight w:val="yellow"/>
-        </w:rPr>
-        <w:t xml:space="preserve"> 7</w:t>
-      </w:r>
-    </w:p>
-    <w:p>
-      <w:pPr>
-        <w:numPr>
-          <w:ilvl w:val="0"/>
-          <w:numId w:val="7"/>
-        </w:numPr>
-        <w:rPr>
-          <w:highlight w:val="yellow"/>
-        </w:rPr>
-      </w:pPr>
-      <w:proofErr w:type="spellStart"/>
-      <w:r>
-        <w:rPr>
-          <w:highlight w:val="yellow"/>
-        </w:rPr>
-        <w:t>Twine</w:t>
-      </w:r>
-      <w:proofErr w:type="spellEnd"/>
-    </w:p>
-    <w:p>
-      <w:r>
-        <w:rPr>
-          <w:highlight w:val="yellow"/>
-        </w:rPr>
-        <w:t>często wymagają kodu / specyficznego języka</w:t>
-      </w:r>
-      <w:r>
-        <w:rPr>
-          <w:highlight w:val="yellow"/>
-        </w:rPr>
-        <w:t xml:space="preserve">, </w:t>
-      </w:r>
-      <w:r>
-        <w:rPr>
-          <w:highlight w:val="yellow"/>
-        </w:rPr>
-        <w:t>brak UX dla laików</w:t>
-      </w:r>
-    </w:p>
-    <w:p/>
+        <w:lastRenderedPageBreak/>
+        <w:t>modularne podejście, które jest kompromisem między wydajnością systemu, a przyjaznością dla implementujących projekt programistów.</w:t>
+      </w:r>
+    </w:p>
     <w:p>
       <w:pPr>
         <w:pStyle w:val="Heading2"/>
       </w:pPr>
-      <w:bookmarkStart w:id="8" w:name="_Toc224940190"/>
-      <w:r>
-        <w:t>2.3. Platformy dystrybucji gier tworzonych przez użytkowników</w:t>
-      </w:r>
-      <w:bookmarkEnd w:id="8"/>
-    </w:p>
-    <w:p>
-      <w:pPr>
-        <w:rPr>
-          <w:highlight w:val="yellow"/>
-        </w:rPr>
-      </w:pPr>
-      <w:proofErr w:type="spellStart"/>
-      <w:r>
-        <w:rPr>
-          <w:highlight w:val="yellow"/>
-        </w:rPr>
-        <w:t>Steam</w:t>
-      </w:r>
-      <w:proofErr w:type="spellEnd"/>
-    </w:p>
-    <w:p>
-      <w:pPr>
-        <w:rPr>
-          <w:highlight w:val="yellow"/>
-        </w:rPr>
-      </w:pPr>
-      <w:r>
-        <w:rPr>
-          <w:highlight w:val="yellow"/>
-        </w:rPr>
-        <w:t>itch.io</w:t>
-      </w:r>
-    </w:p>
-    <w:p>
-      <w:pPr>
-        <w:rPr>
-          <w:highlight w:val="yellow"/>
-        </w:rPr>
-      </w:pPr>
-    </w:p>
-    <w:p>
-      <w:pPr>
-        <w:rPr>
-          <w:highlight w:val="yellow"/>
-        </w:rPr>
-      </w:pPr>
-      <w:r>
-        <w:rPr>
-          <w:highlight w:val="yellow"/>
-        </w:rPr>
-        <w:t>czy wspierają małych twórców</w:t>
-      </w:r>
-    </w:p>
-    <w:p>
-      <w:pPr>
-        <w:rPr>
-          <w:highlight w:val="yellow"/>
-        </w:rPr>
-      </w:pPr>
-      <w:r>
-        <w:rPr>
-          <w:highlight w:val="yellow"/>
-        </w:rPr>
-        <w:t>czy wspierają gry tekstowe</w:t>
-      </w:r>
-    </w:p>
-    <w:p>
-      <w:pPr>
-        <w:rPr>
-          <w:highlight w:val="yellow"/>
-        </w:rPr>
-      </w:pPr>
-      <w:r>
-        <w:rPr>
-          <w:highlight w:val="yellow"/>
-        </w:rPr>
-        <w:t>jaki jest próg wejścia</w:t>
-      </w:r>
-    </w:p>
-    <w:p>
-      <w:pPr>
-        <w:rPr>
-          <w:highlight w:val="yellow"/>
-        </w:rPr>
-      </w:pPr>
-    </w:p>
-    <w:p>
-      <w:pPr>
-        <w:rPr>
-          <w:highlight w:val="yellow"/>
-        </w:rPr>
-      </w:pPr>
-      <w:r>
-        <w:rPr>
-          <w:highlight w:val="yellow"/>
-        </w:rPr>
-        <w:t>brak integracji z tworzeniem</w:t>
-      </w:r>
-    </w:p>
-    <w:p>
-      <w:r>
-        <w:rPr>
-          <w:highlight w:val="yellow"/>
-        </w:rPr>
-        <w:t>brak wsparcia dla prostych narzędzi</w:t>
-      </w:r>
-    </w:p>
-    <w:p/>
-    <w:p>
-      <w:pPr>
-        <w:pStyle w:val="Heading2"/>
-      </w:pPr>
-      <w:bookmarkStart w:id="9" w:name="_Toc224940191"/>
-      <w:r>
-        <w:t>2.4. Wnioski z analizy istniejących rozwiązań</w:t>
-      </w:r>
-      <w:bookmarkEnd w:id="9"/>
-    </w:p>
-    <w:p>
-      <w:pPr>
-        <w:rPr>
-          <w:highlight w:val="yellow"/>
-        </w:rPr>
-      </w:pPr>
-      <w:r>
-        <w:rPr>
-          <w:highlight w:val="yellow"/>
-        </w:rPr>
-        <w:t>istnieją rozwiązania X</w:t>
-      </w:r>
-    </w:p>
-    <w:p>
-      <w:pPr>
-        <w:rPr>
-          <w:highlight w:val="yellow"/>
-        </w:rPr>
-      </w:pPr>
-      <w:r>
-        <w:rPr>
-          <w:highlight w:val="yellow"/>
-        </w:rPr>
-        <w:t>mają zalety Y</w:t>
-      </w:r>
-    </w:p>
-    <w:p>
-      <w:r>
-        <w:rPr>
-          <w:highlight w:val="yellow"/>
-        </w:rPr>
-        <w:t>ale mają problemy Z</w:t>
-      </w:r>
-    </w:p>
-    <w:p/>
-    <w:p>
-      <w:pPr>
-        <w:pStyle w:val="Heading2"/>
-      </w:pPr>
-      <w:bookmarkStart w:id="10" w:name="_Toc224940192"/>
-      <w:r>
-        <w:t>2.5. Założenia projektowe systemu</w:t>
-      </w:r>
-      <w:bookmarkEnd w:id="10"/>
-    </w:p>
-    <w:p>
-      <w:pPr>
-        <w:rPr>
-          <w:highlight w:val="yellow"/>
-        </w:rPr>
-      </w:pPr>
-      <w:r>
-        <w:rPr>
-          <w:highlight w:val="yellow"/>
-        </w:rPr>
-        <w:t>Np.:</w:t>
-      </w:r>
-    </w:p>
-    <w:p>
-      <w:pPr>
-        <w:rPr>
-          <w:highlight w:val="yellow"/>
-        </w:rPr>
-      </w:pPr>
-      <w:r>
-        <w:rPr>
-          <w:highlight w:val="yellow"/>
-        </w:rPr>
-        <w:t>Problem:</w:t>
-      </w:r>
-      <w:r>
-        <w:rPr>
-          <w:highlight w:val="yellow"/>
-        </w:rPr>
-        <w:t xml:space="preserve"> </w:t>
-      </w:r>
-      <w:r>
-        <w:rPr>
-          <w:highlight w:val="yellow"/>
-        </w:rPr>
-        <w:t>wysoki próg wejścia</w:t>
-      </w:r>
-    </w:p>
-    <w:p>
-      <w:pPr>
-        <w:rPr>
-          <w:highlight w:val="yellow"/>
-        </w:rPr>
-      </w:pPr>
-      <w:r>
-        <w:rPr>
-          <w:highlight w:val="yellow"/>
-        </w:rPr>
-        <w:t>Założenie:</w:t>
-      </w:r>
-      <w:r>
-        <w:rPr>
-          <w:highlight w:val="yellow"/>
-        </w:rPr>
-        <w:t xml:space="preserve"> </w:t>
-      </w:r>
-      <w:r>
-        <w:rPr>
-          <w:highlight w:val="yellow"/>
-        </w:rPr>
-        <w:t>system nie wymaga znajomości programowania</w:t>
-      </w:r>
-    </w:p>
-    <w:p>
-      <w:proofErr w:type="spellStart"/>
-      <w:r>
-        <w:rPr>
-          <w:highlight w:val="yellow"/>
-        </w:rPr>
-        <w:t>itd</w:t>
-      </w:r>
-      <w:proofErr w:type="spellEnd"/>
-    </w:p>
-    <w:p>
-      <w:pPr>
-        <w:pStyle w:val="Heading1"/>
-      </w:pPr>
-      <w:bookmarkStart w:id="11" w:name="_Toc224940193"/>
-      <w:r>
-        <w:lastRenderedPageBreak/>
-        <w:t>3. Analiza systemu</w:t>
-      </w:r>
-      <w:bookmarkEnd w:id="11"/>
-    </w:p>
-    <w:p>
-      <w:pPr>
-        <w:pStyle w:val="Heading2"/>
-      </w:pPr>
-      <w:bookmarkStart w:id="12" w:name="_Toc224940194"/>
-      <w:r>
-        <w:t>3.1. Wymagania funkcjonalne</w:t>
-      </w:r>
-      <w:bookmarkEnd w:id="12"/>
-    </w:p>
-    <w:p>
-      <w:pPr>
-        <w:pStyle w:val="Heading2"/>
-      </w:pPr>
-      <w:bookmarkStart w:id="13" w:name="_Toc224940195"/>
-      <w:r>
-        <w:t>3.2. Wymagania niefunkcjonalne</w:t>
-      </w:r>
-      <w:bookmarkEnd w:id="13"/>
-    </w:p>
-    <w:p>
-      <w:pPr>
-        <w:pStyle w:val="Heading2"/>
-      </w:pPr>
-      <w:bookmarkStart w:id="14" w:name="_Toc224940196"/>
-      <w:r>
-        <w:t>3.3. Aktorzy systemu</w:t>
-      </w:r>
-      <w:bookmarkEnd w:id="14"/>
-    </w:p>
-    <w:p>
-      <w:pPr>
-        <w:pStyle w:val="Heading2"/>
-      </w:pPr>
-      <w:bookmarkStart w:id="15" w:name="_Toc224940197"/>
-      <w:r>
-        <w:t>3.4. Diagram przypadków użycia</w:t>
-      </w:r>
-      <w:bookmarkEnd w:id="15"/>
-    </w:p>
-    <w:p>
-      <w:pPr>
-        <w:pStyle w:val="Heading2"/>
-      </w:pPr>
-      <w:bookmarkStart w:id="16" w:name="_Toc224940198"/>
-      <w:r>
-        <w:t>3.5. Opis scenariuszy przypadków użycia</w:t>
-      </w:r>
-      <w:bookmarkEnd w:id="16"/>
-    </w:p>
-    <w:p>
-      <w:pPr>
-        <w:pStyle w:val="Heading2"/>
-      </w:pPr>
-      <w:bookmarkStart w:id="17" w:name="_Toc224940199"/>
-      <w:r>
-        <w:t>3.6. Diagramy sekwencji</w:t>
-      </w:r>
-      <w:bookmarkEnd w:id="17"/>
-    </w:p>
-    <w:p>
-      <w:pPr>
-        <w:pStyle w:val="Heading2"/>
-      </w:pPr>
-      <w:bookmarkStart w:id="18" w:name="_Toc224940200"/>
-      <w:r>
-        <w:t>3.7. Model danych systemu</w:t>
-      </w:r>
-      <w:bookmarkEnd w:id="18"/>
-    </w:p>
-    <w:p>
-      <w:pPr>
-        <w:pStyle w:val="Heading1"/>
-      </w:pPr>
-      <w:bookmarkStart w:id="19" w:name="_Toc224940201"/>
-      <w:r>
-        <w:t>4. Projekt systemu</w:t>
-      </w:r>
-      <w:bookmarkEnd w:id="19"/>
-    </w:p>
-    <w:p>
-      <w:r>
-        <w:rPr>
-          <w:highlight w:val="yellow"/>
-        </w:rPr>
-        <w:t xml:space="preserve">Do stworzenia serwisu wykorzystano </w:t>
-      </w:r>
-      <w:proofErr w:type="spellStart"/>
-      <w:r>
-        <w:rPr>
-          <w:highlight w:val="yellow"/>
-        </w:rPr>
-        <w:t>framework</w:t>
-      </w:r>
-      <w:proofErr w:type="spellEnd"/>
-      <w:r>
-        <w:rPr>
-          <w:highlight w:val="yellow"/>
-        </w:rPr>
-        <w:t xml:space="preserve"> Next.js. </w:t>
-      </w:r>
-      <w:proofErr w:type="spellStart"/>
-      <w:r>
-        <w:rPr>
-          <w:highlight w:val="yellow"/>
-        </w:rPr>
-        <w:t>Backend</w:t>
-      </w:r>
-      <w:proofErr w:type="spellEnd"/>
-      <w:r>
-        <w:rPr>
-          <w:highlight w:val="yellow"/>
-        </w:rPr>
-        <w:t xml:space="preserve"> został utworzony na architekturze Express.js, a baza danych wykorzystuje </w:t>
-      </w:r>
-      <w:proofErr w:type="spellStart"/>
-      <w:r>
-        <w:rPr>
-          <w:highlight w:val="yellow"/>
-        </w:rPr>
-        <w:t>impementację</w:t>
-      </w:r>
-      <w:proofErr w:type="spellEnd"/>
-      <w:r>
-        <w:rPr>
-          <w:highlight w:val="yellow"/>
-        </w:rPr>
-        <w:t xml:space="preserve"> </w:t>
-      </w:r>
-      <w:proofErr w:type="spellStart"/>
-      <w:r>
-        <w:rPr>
-          <w:highlight w:val="yellow"/>
-        </w:rPr>
-        <w:t>MariaDB</w:t>
-      </w:r>
-      <w:proofErr w:type="spellEnd"/>
-      <w:r>
-        <w:rPr>
-          <w:highlight w:val="yellow"/>
-        </w:rPr>
-        <w:t xml:space="preserve">. Ten </w:t>
-      </w:r>
-      <w:proofErr w:type="spellStart"/>
-      <w:r>
-        <w:rPr>
-          <w:highlight w:val="yellow"/>
-        </w:rPr>
-        <w:t>stack</w:t>
-      </w:r>
-      <w:proofErr w:type="spellEnd"/>
-      <w:r>
-        <w:rPr>
-          <w:highlight w:val="yellow"/>
-        </w:rPr>
-        <w:t xml:space="preserve"> technologiczny umożliwia modularne podejście, które jest kompromisem między wydajnością systemu, a przyjaznością dla implementujących projekt programistów.</w:t>
-      </w:r>
-    </w:p>
-    <w:p>
-      <w:pPr>
-        <w:pStyle w:val="Heading2"/>
-      </w:pPr>
-      <w:bookmarkStart w:id="20" w:name="_Toc224940202"/>
+      <w:bookmarkStart w:id="20" w:name="_Toc225960489"/>
       <w:r>
         <w:lastRenderedPageBreak/>
         <w:t>4.1. Architektura systemu</w:t>
@@ -5316,7 +5608,7 @@
       <w:pPr>
         <w:pStyle w:val="Heading2"/>
       </w:pPr>
-      <w:bookmarkStart w:id="21" w:name="_Toc224940203"/>
+      <w:bookmarkStart w:id="21" w:name="_Toc225960490"/>
       <w:r>
         <w:t>4.2. Projekt bazy danych</w:t>
       </w:r>
@@ -5326,7 +5618,7 @@
       <w:pPr>
         <w:pStyle w:val="Heading2"/>
       </w:pPr>
-      <w:bookmarkStart w:id="22" w:name="_Toc224940204"/>
+      <w:bookmarkStart w:id="22" w:name="_Toc225960491"/>
       <w:r>
         <w:t>4.3. Projekt interfejsu użytkownika</w:t>
       </w:r>
@@ -5336,7 +5628,7 @@
       <w:pPr>
         <w:pStyle w:val="Heading2"/>
       </w:pPr>
-      <w:bookmarkStart w:id="23" w:name="_Toc224940205"/>
+      <w:bookmarkStart w:id="23" w:name="_Toc225960492"/>
       <w:r>
         <w:t>4.4. Projekt modułów systemu</w:t>
       </w:r>
@@ -5346,7 +5638,7 @@
       <w:pPr>
         <w:pStyle w:val="Heading3"/>
       </w:pPr>
-      <w:bookmarkStart w:id="24" w:name="_Toc224940206"/>
+      <w:bookmarkStart w:id="24" w:name="_Toc225960493"/>
       <w:r>
         <w:t>4.4.1. Moduł użytkowników</w:t>
       </w:r>
@@ -5356,7 +5648,7 @@
       <w:pPr>
         <w:pStyle w:val="Heading3"/>
       </w:pPr>
-      <w:bookmarkStart w:id="25" w:name="_Toc224940207"/>
+      <w:bookmarkStart w:id="25" w:name="_Toc225960494"/>
       <w:r>
         <w:t xml:space="preserve">4.4.2. Moduł </w:t>
       </w:r>
@@ -5374,7 +5666,7 @@
       <w:pPr>
         <w:pStyle w:val="Heading3"/>
       </w:pPr>
-      <w:bookmarkStart w:id="26" w:name="_Toc224940208"/>
+      <w:bookmarkStart w:id="26" w:name="_Toc225960495"/>
       <w:r>
         <w:t>4.4.3. Moduł edytora gier</w:t>
       </w:r>
@@ -5384,7 +5676,7 @@
       <w:pPr>
         <w:pStyle w:val="Heading3"/>
       </w:pPr>
-      <w:bookmarkStart w:id="27" w:name="_Toc224940209"/>
+      <w:bookmarkStart w:id="27" w:name="_Toc225960496"/>
       <w:r>
         <w:t>4.4.4. Silnik rozgrywki</w:t>
       </w:r>
@@ -5394,7 +5686,7 @@
       <w:pPr>
         <w:pStyle w:val="Heading2"/>
       </w:pPr>
-      <w:bookmarkStart w:id="28" w:name="_Toc224940210"/>
+      <w:bookmarkStart w:id="28" w:name="_Toc225960497"/>
       <w:r>
         <w:t>4.5. Projekt API systemu</w:t>
       </w:r>
@@ -5404,7 +5696,7 @@
       <w:pPr>
         <w:pStyle w:val="Heading1"/>
       </w:pPr>
-      <w:bookmarkStart w:id="29" w:name="_Toc224940211"/>
+      <w:bookmarkStart w:id="29" w:name="_Toc225960498"/>
       <w:r>
         <w:t>5. Implementacja systemu</w:t>
       </w:r>
@@ -5414,7 +5706,7 @@
       <w:pPr>
         <w:pStyle w:val="Heading2"/>
       </w:pPr>
-      <w:bookmarkStart w:id="30" w:name="_Toc224940212"/>
+      <w:bookmarkStart w:id="30" w:name="_Toc225960499"/>
       <w:r>
         <w:t>5.1. Wykorzystane technologie</w:t>
       </w:r>
@@ -5424,7 +5716,7 @@
       <w:pPr>
         <w:pStyle w:val="Heading3"/>
       </w:pPr>
-      <w:bookmarkStart w:id="31" w:name="_Toc224940213"/>
+      <w:bookmarkStart w:id="31" w:name="_Toc225960500"/>
       <w:r>
         <w:t xml:space="preserve">5.1.1. </w:t>
       </w:r>
@@ -5439,7 +5731,7 @@
       <w:pPr>
         <w:pStyle w:val="Heading3"/>
       </w:pPr>
-      <w:bookmarkStart w:id="32" w:name="_Toc224940214"/>
+      <w:bookmarkStart w:id="32" w:name="_Toc225960501"/>
       <w:r>
         <w:t xml:space="preserve">5.1.2. </w:t>
       </w:r>
@@ -5454,7 +5746,7 @@
       <w:pPr>
         <w:pStyle w:val="Heading3"/>
       </w:pPr>
-      <w:bookmarkStart w:id="33" w:name="_Toc224940215"/>
+      <w:bookmarkStart w:id="33" w:name="_Toc225960502"/>
       <w:r>
         <w:t>5.1.3. Baza danych</w:t>
       </w:r>
@@ -5464,7 +5756,7 @@
       <w:pPr>
         <w:pStyle w:val="Heading2"/>
       </w:pPr>
-      <w:bookmarkStart w:id="34" w:name="_Toc224940216"/>
+      <w:bookmarkStart w:id="34" w:name="_Toc225960503"/>
       <w:r>
         <w:t>5.2. Implementacja interfejsu użytkownika</w:t>
       </w:r>
@@ -5474,7 +5766,7 @@
       <w:pPr>
         <w:pStyle w:val="Heading2"/>
       </w:pPr>
-      <w:bookmarkStart w:id="35" w:name="_Toc224940217"/>
+      <w:bookmarkStart w:id="35" w:name="_Toc225960504"/>
       <w:r>
         <w:t>5.3. Implementacja edytora gier</w:t>
       </w:r>
@@ -5484,7 +5776,7 @@
       <w:pPr>
         <w:pStyle w:val="Heading2"/>
       </w:pPr>
-      <w:bookmarkStart w:id="36" w:name="_Toc224940218"/>
+      <w:bookmarkStart w:id="36" w:name="_Toc225960505"/>
       <w:r>
         <w:t>5.4. Implementacja silnika rozgrywki</w:t>
       </w:r>
@@ -5494,7 +5786,7 @@
       <w:pPr>
         <w:pStyle w:val="Heading2"/>
       </w:pPr>
-      <w:bookmarkStart w:id="37" w:name="_Toc224940219"/>
+      <w:bookmarkStart w:id="37" w:name="_Toc225960506"/>
       <w:r>
         <w:t xml:space="preserve">5.5. Implementacja </w:t>
       </w:r>
@@ -5509,7 +5801,7 @@
       <w:pPr>
         <w:pStyle w:val="Heading2"/>
       </w:pPr>
-      <w:bookmarkStart w:id="38" w:name="_Toc224940220"/>
+      <w:bookmarkStart w:id="38" w:name="_Toc225960507"/>
       <w:r>
         <w:t>5.6. Implementacja systemu użytkowników</w:t>
       </w:r>
@@ -5519,7 +5811,7 @@
       <w:pPr>
         <w:pStyle w:val="Heading1"/>
       </w:pPr>
-      <w:bookmarkStart w:id="39" w:name="_Toc224940221"/>
+      <w:bookmarkStart w:id="39" w:name="_Toc225960508"/>
       <w:r>
         <w:t>6. Testowanie systemu</w:t>
       </w:r>
@@ -5529,8 +5821,9 @@
       <w:pPr>
         <w:pStyle w:val="Heading2"/>
       </w:pPr>
-      <w:bookmarkStart w:id="40" w:name="_Toc224940222"/>
-      <w:r>
+      <w:bookmarkStart w:id="40" w:name="_Toc225960509"/>
+      <w:r>
+        <w:lastRenderedPageBreak/>
         <w:t>6.1. Strategia testowania</w:t>
       </w:r>
       <w:bookmarkEnd w:id="40"/>
@@ -5539,7 +5832,7 @@
       <w:pPr>
         <w:pStyle w:val="Heading2"/>
       </w:pPr>
-      <w:bookmarkStart w:id="41" w:name="_Toc224940223"/>
+      <w:bookmarkStart w:id="41" w:name="_Toc225960510"/>
       <w:r>
         <w:t xml:space="preserve">6.2. Testy </w:t>
       </w:r>
@@ -5554,7 +5847,7 @@
       <w:pPr>
         <w:pStyle w:val="Heading2"/>
       </w:pPr>
-      <w:bookmarkStart w:id="42" w:name="_Toc224940224"/>
+      <w:bookmarkStart w:id="42" w:name="_Toc225960511"/>
       <w:r>
         <w:t xml:space="preserve">6.3. Testy </w:t>
       </w:r>
@@ -5569,7 +5862,7 @@
       <w:pPr>
         <w:pStyle w:val="Heading2"/>
       </w:pPr>
-      <w:bookmarkStart w:id="43" w:name="_Toc224940225"/>
+      <w:bookmarkStart w:id="43" w:name="_Toc225960512"/>
       <w:r>
         <w:t>6.4. Testy funkcjonalne systemu</w:t>
       </w:r>
@@ -5579,7 +5872,7 @@
       <w:pPr>
         <w:pStyle w:val="Heading2"/>
       </w:pPr>
-      <w:bookmarkStart w:id="44" w:name="_Toc224940226"/>
+      <w:bookmarkStart w:id="44" w:name="_Toc225960513"/>
       <w:r>
         <w:t>6.5. Wyniki testów</w:t>
       </w:r>
@@ -5589,7 +5882,7 @@
       <w:pPr>
         <w:pStyle w:val="Heading1"/>
       </w:pPr>
-      <w:bookmarkStart w:id="45" w:name="_Toc224940227"/>
+      <w:bookmarkStart w:id="45" w:name="_Toc225960514"/>
       <w:r>
         <w:t>7. Podsumowanie i kierunki dalszego rozwoju</w:t>
       </w:r>
@@ -5599,7 +5892,7 @@
       <w:pPr>
         <w:pStyle w:val="Heading2"/>
       </w:pPr>
-      <w:bookmarkStart w:id="46" w:name="_Toc224940228"/>
+      <w:bookmarkStart w:id="46" w:name="_Toc225960515"/>
       <w:r>
         <w:t>7.1. Podsumowanie realizacji projektu</w:t>
       </w:r>
@@ -5609,7 +5902,7 @@
       <w:pPr>
         <w:pStyle w:val="Heading2"/>
       </w:pPr>
-      <w:bookmarkStart w:id="47" w:name="_Toc224940229"/>
+      <w:bookmarkStart w:id="47" w:name="_Toc225960516"/>
       <w:r>
         <w:t>7.2. Ograniczenia systemu</w:t>
       </w:r>
@@ -5619,7 +5912,7 @@
       <w:pPr>
         <w:pStyle w:val="Heading2"/>
       </w:pPr>
-      <w:bookmarkStart w:id="48" w:name="_Toc224940230"/>
+      <w:bookmarkStart w:id="48" w:name="_Toc225960517"/>
       <w:r>
         <w:t>7.3. Możliwości dalszego rozwoju</w:t>
       </w:r>
@@ -5629,14 +5922,14 @@
       <w:pPr>
         <w:pStyle w:val="Heading1"/>
       </w:pPr>
-      <w:bookmarkStart w:id="49" w:name="_Toc224940231"/>
-      <w:r>
-        <w:lastRenderedPageBreak/>
+      <w:bookmarkStart w:id="49" w:name="_Toc225960518"/>
+      <w:r>
         <w:t>8. Bibliografia</w:t>
       </w:r>
       <w:bookmarkEnd w:id="49"/>
     </w:p>
     <w:sectPr>
+      <w:footerReference w:type="default" r:id="rId10"/>
       <w:pgSz w:w="11906" w:h="16838"/>
       <w:pgMar w:top="1440" w:right="1440" w:bottom="1440" w:left="1440" w:header="708" w:footer="708" w:gutter="0"/>
       <w:cols w:space="708"/>
@@ -5671,6 +5964,64 @@
 </w:endnotes>
 </file>
 
+<file path=word/footer1.xml><?xml version="1.0" encoding="utf-8"?>
+<w:ftr xmlns:wpc="http://schemas.microsoft.com/office/word/2010/wordprocessingCanvas" xmlns:cx="http://schemas.microsoft.com/office/drawing/2014/chartex" xmlns:cx1="http://schemas.microsoft.com/office/drawing/2015/9/8/chartex" xmlns:cx2="http://schemas.microsoft.com/office/drawing/2015/10/21/chartex" xmlns:cx3="http://schemas.microsoft.com/office/drawing/2016/5/9/chartex" xmlns:cx4="http://schemas.microsoft.com/office/drawing/2016/5/10/chartex" xmlns:cx5="http://schemas.microsoft.com/office/drawing/2016/5/11/chartex" xmlns:cx6="http://schemas.microsoft.com/office/drawing/2016/5/12/chartex" xmlns:cx7="http://schemas.microsoft.com/office/drawing/2016/5/13/chartex" xmlns:cx8="http://schemas.microsoft.com/office/drawing/2016/5/14/chartex" xmlns:mc="http://schemas.openxmlformats.org/markup-compatibility/2006" xmlns:aink="http://schemas.microsoft.com/office/drawing/2016/ink" xmlns:am3d="http://schemas.microsoft.com/office/drawing/2017/model3d" xmlns:o="urn:schemas-microsoft-com:office:office" xmlns:oel="http://schemas.microsoft.com/office/2019/extlst" xmlns:r="http://schemas.openxmlformats.org/officeDocument/2006/relationships" xmlns:m="http://schemas.openxmlformats.org/officeDocument/2006/math" xmlns:v="urn:schemas-microsoft-com:vml" xmlns:wp14="http://schemas.microsoft.com/office/word/2010/wordprocessingDrawing" xmlns:wp="http://schemas.openxmlformats.org/drawingml/2006/wordprocessingDrawing" xmlns:w10="urn:schemas-microsoft-com:office:word" xmlns:w="http://schemas.openxmlformats.org/wordprocessingml/2006/main" xmlns:w14="http://schemas.microsoft.com/office/word/2010/wordml" xmlns:w15="http://schemas.microsoft.com/office/word/2012/wordml" xmlns:w16cex="http://schemas.microsoft.com/office/word/2018/wordml/cex" xmlns:w16cid="http://schemas.microsoft.com/office/word/2016/wordml/cid" xmlns:w16="http://schemas.microsoft.com/office/word/2018/wordml" xmlns:w16du="http://schemas.microsoft.com/office/word/2023/wordml/word16du" xmlns:w16sdtdh="http://schemas.microsoft.com/office/word/2020/wordml/sdtdatahash" xmlns:w16sdtfl="http://schemas.microsoft.com/office/word/2024/wordml/sdtformatlock" xmlns:w16se="http://schemas.microsoft.com/office/word/2015/wordml/symex" xmlns:wpg="http://schemas.microsoft.com/office/word/2010/wordprocessingGroup" xmlns:wpi="http://schemas.microsoft.com/office/word/2010/wordprocessingInk" xmlns:wne="http://schemas.microsoft.com/office/word/2006/wordml" xmlns:wps="http://schemas.microsoft.com/office/word/2010/wordprocessingShape" mc:Ignorable="w14 w15 w16se w16cid w16 w16cex w16sdtdh w16sdtfl w16du wp14">
+  <w:p>
+    <w:pPr>
+      <w:pStyle w:val="Footer"/>
+      <w:jc w:val="center"/>
+    </w:pPr>
+  </w:p>
+  <w:p>
+    <w:pPr>
+      <w:pStyle w:val="Footer"/>
+    </w:pPr>
+  </w:p>
+</w:ftr>
+</file>
+
+<file path=word/footer2.xml><?xml version="1.0" encoding="utf-8"?>
+<w:ftr xmlns:wpc="http://schemas.microsoft.com/office/word/2010/wordprocessingCanvas" xmlns:cx="http://schemas.microsoft.com/office/drawing/2014/chartex" xmlns:cx1="http://schemas.microsoft.com/office/drawing/2015/9/8/chartex" xmlns:cx2="http://schemas.microsoft.com/office/drawing/2015/10/21/chartex" xmlns:cx3="http://schemas.microsoft.com/office/drawing/2016/5/9/chartex" xmlns:cx4="http://schemas.microsoft.com/office/drawing/2016/5/10/chartex" xmlns:cx5="http://schemas.microsoft.com/office/drawing/2016/5/11/chartex" xmlns:cx6="http://schemas.microsoft.com/office/drawing/2016/5/12/chartex" xmlns:cx7="http://schemas.microsoft.com/office/drawing/2016/5/13/chartex" xmlns:cx8="http://schemas.microsoft.com/office/drawing/2016/5/14/chartex" xmlns:mc="http://schemas.openxmlformats.org/markup-compatibility/2006" xmlns:aink="http://schemas.microsoft.com/office/drawing/2016/ink" xmlns:am3d="http://schemas.microsoft.com/office/drawing/2017/model3d" xmlns:o="urn:schemas-microsoft-com:office:office" xmlns:oel="http://schemas.microsoft.com/office/2019/extlst" xmlns:r="http://schemas.openxmlformats.org/officeDocument/2006/relationships" xmlns:m="http://schemas.openxmlformats.org/officeDocument/2006/math" xmlns:v="urn:schemas-microsoft-com:vml" xmlns:wp14="http://schemas.microsoft.com/office/word/2010/wordprocessingDrawing" xmlns:wp="http://schemas.openxmlformats.org/drawingml/2006/wordprocessingDrawing" xmlns:w10="urn:schemas-microsoft-com:office:word" xmlns:w="http://schemas.openxmlformats.org/wordprocessingml/2006/main" xmlns:w14="http://schemas.microsoft.com/office/word/2010/wordml" xmlns:w15="http://schemas.microsoft.com/office/word/2012/wordml" xmlns:w16cex="http://schemas.microsoft.com/office/word/2018/wordml/cex" xmlns:w16cid="http://schemas.microsoft.com/office/word/2016/wordml/cid" xmlns:w16="http://schemas.microsoft.com/office/word/2018/wordml" xmlns:w16du="http://schemas.microsoft.com/office/word/2023/wordml/word16du" xmlns:w16sdtdh="http://schemas.microsoft.com/office/word/2020/wordml/sdtdatahash" xmlns:w16sdtfl="http://schemas.microsoft.com/office/word/2024/wordml/sdtformatlock" xmlns:w16se="http://schemas.microsoft.com/office/word/2015/wordml/symex" xmlns:wpg="http://schemas.microsoft.com/office/word/2010/wordprocessingGroup" xmlns:wpi="http://schemas.microsoft.com/office/word/2010/wordprocessingInk" xmlns:wne="http://schemas.microsoft.com/office/word/2006/wordml" xmlns:wps="http://schemas.microsoft.com/office/word/2010/wordprocessingShape" mc:Ignorable="w14 w15 w16se w16cid w16 w16cex w16sdtdh w16sdtfl w16du wp14">
+  <w:sdt>
+    <w:sdtPr>
+      <w:id w:val="-115688617"/>
+      <w:docPartObj>
+        <w:docPartGallery w:val="Page Numbers (Bottom of Page)"/>
+        <w:docPartUnique/>
+      </w:docPartObj>
+    </w:sdtPr>
+    <w:sdtContent>
+      <w:p>
+        <w:pPr>
+          <w:pStyle w:val="Footer"/>
+          <w:jc w:val="center"/>
+        </w:pPr>
+        <w:r>
+          <w:fldChar w:fldCharType="begin"/>
+        </w:r>
+        <w:r>
+          <w:instrText>PAGE   \* MERGEFORMAT</w:instrText>
+        </w:r>
+        <w:r>
+          <w:fldChar w:fldCharType="separate"/>
+        </w:r>
+        <w:r>
+          <w:t>2</w:t>
+        </w:r>
+        <w:r>
+          <w:fldChar w:fldCharType="end"/>
+        </w:r>
+      </w:p>
+    </w:sdtContent>
+  </w:sdt>
+  <w:p>
+    <w:pPr>
+      <w:pStyle w:val="Footer"/>
+    </w:pPr>
+  </w:p>
+</w:ftr>
+</file>
+
 <file path=word/footnotes.xml><?xml version="1.0" encoding="utf-8"?>
 <w:footnotes xmlns:wpc="http://schemas.microsoft.com/office/word/2010/wordprocessingCanvas" xmlns:cx="http://schemas.microsoft.com/office/drawing/2014/chartex" xmlns:cx1="http://schemas.microsoft.com/office/drawing/2015/9/8/chartex" xmlns:cx2="http://schemas.microsoft.com/office/drawing/2015/10/21/chartex" xmlns:cx3="http://schemas.microsoft.com/office/drawing/2016/5/9/chartex" xmlns:cx4="http://schemas.microsoft.com/office/drawing/2016/5/10/chartex" xmlns:cx5="http://schemas.microsoft.com/office/drawing/2016/5/11/chartex" xmlns:cx6="http://schemas.microsoft.com/office/drawing/2016/5/12/chartex" xmlns:cx7="http://schemas.microsoft.com/office/drawing/2016/5/13/chartex" xmlns:cx8="http://schemas.microsoft.com/office/drawing/2016/5/14/chartex" xmlns:mc="http://schemas.openxmlformats.org/markup-compatibility/2006" xmlns:aink="http://schemas.microsoft.com/office/drawing/2016/ink" xmlns:am3d="http://schemas.microsoft.com/office/drawing/2017/model3d" xmlns:o="urn:schemas-microsoft-com:office:office" xmlns:oel="http://schemas.microsoft.com/office/2019/extlst" xmlns:r="http://schemas.openxmlformats.org/officeDocument/2006/relationships" xmlns:m="http://schemas.openxmlformats.org/officeDocument/2006/math" xmlns:v="urn:schemas-microsoft-com:vml" xmlns:wp14="http://schemas.microsoft.com/office/word/2010/wordprocessingDrawing" xmlns:wp="http://schemas.openxmlformats.org/drawingml/2006/wordprocessingDrawing" xmlns:w10="urn:schemas-microsoft-com:office:word" xmlns:w="http://schemas.openxmlformats.org/wordprocessingml/2006/main" xmlns:w14="http://schemas.microsoft.com/office/word/2010/wordml" xmlns:w15="http://schemas.microsoft.com/office/word/2012/wordml" xmlns:w16cex="http://schemas.microsoft.com/office/word/2018/wordml/cex" xmlns:w16cid="http://schemas.microsoft.com/office/word/2016/wordml/cid" xmlns:w16="http://schemas.microsoft.com/office/word/2018/wordml" xmlns:w16du="http://schemas.microsoft.com/office/word/2023/wordml/word16du" xmlns:w16sdtdh="http://schemas.microsoft.com/office/word/2020/wordml/sdtdatahash" xmlns:w16sdtfl="http://schemas.microsoft.com/office/word/2024/wordml/sdtformatlock" xmlns:w16se="http://schemas.microsoft.com/office/word/2015/wordml/symex" xmlns:wpg="http://schemas.microsoft.com/office/word/2010/wordprocessingGroup" xmlns:wpi="http://schemas.microsoft.com/office/word/2010/wordprocessingInk" xmlns:wne="http://schemas.microsoft.com/office/word/2006/wordml" xmlns:wps="http://schemas.microsoft.com/office/word/2010/wordprocessingShape" mc:Ignorable="w14 w15 w16se w16cid w16 w16cex w16sdtdh w16sdtfl w16du wp14">
   <w:footnote w:type="separator" w:id="-1">
@@ -5766,6 +6117,63 @@
       </w:r>
       <w:r>
         <w:t>https://www.adrift.co/</w:t>
+      </w:r>
+    </w:p>
+  </w:footnote>
+  <w:footnote w:id="5">
+    <w:p>
+      <w:pPr>
+        <w:pStyle w:val="FootnoteText"/>
+      </w:pPr>
+      <w:r>
+        <w:rPr>
+          <w:rStyle w:val="FootnoteReference"/>
+        </w:rPr>
+        <w:footnoteRef/>
+      </w:r>
+      <w:r>
+        <w:t xml:space="preserve"> </w:t>
+      </w:r>
+      <w:r>
+        <w:t>https://forums.unrealengine.com/t/unreal-engine-5-02-size-115-gb/593895</w:t>
+      </w:r>
+    </w:p>
+  </w:footnote>
+  <w:footnote w:id="6">
+    <w:p>
+      <w:pPr>
+        <w:pStyle w:val="FootnoteText"/>
+      </w:pPr>
+      <w:r>
+        <w:rPr>
+          <w:rStyle w:val="FootnoteReference"/>
+        </w:rPr>
+        <w:footnoteRef/>
+      </w:r>
+      <w:r>
+        <w:t xml:space="preserve"> </w:t>
+      </w:r>
+      <w:r>
+        <w:t>https://store.steampowered.com/app/1091500/Cyberpunk_2077/</w:t>
+      </w:r>
+    </w:p>
+  </w:footnote>
+  <w:footnote w:id="7">
+    <w:p>
+      <w:pPr>
+        <w:pStyle w:val="FootnoteText"/>
+      </w:pPr>
+      <w:r>
+        <w:rPr>
+          <w:rStyle w:val="FootnoteReference"/>
+        </w:rPr>
+        <w:footnoteRef/>
+      </w:r>
+      <w:r>
+        <w:t xml:space="preserve"> </w:t>
+      </w:r>
+      <w:r>
+        <w:t>https://steamcommunity.com/groups/steamworks/announcements/detail/1697191267930157838</w:t>
       </w:r>
     </w:p>
   </w:footnote>
@@ -7321,7 +7729,13 @@
   <w:style w:type="paragraph" w:default="1" w:styleId="Normal">
     <w:name w:val="Normal"/>
     <w:qFormat/>
-    <w:rsid w:val="00A073DD"/>
+    <w:rsid w:val="00D13598"/>
+    <w:pPr>
+      <w:jc w:val="both"/>
+    </w:pPr>
+    <w:rPr>
+      <w:rFonts w:ascii="Book Antiqua" w:hAnsi="Book Antiqua"/>
+    </w:rPr>
   </w:style>
   <w:style w:type="paragraph" w:styleId="Heading1">
     <w:name w:val="heading 1"/>
@@ -7330,16 +7744,16 @@
     <w:link w:val="Heading1Char"/>
     <w:uiPriority w:val="9"/>
     <w:qFormat/>
-    <w:rsid w:val="00A073DD"/>
+    <w:rsid w:val="00D137D9"/>
     <w:pPr>
       <w:keepNext/>
       <w:keepLines/>
-      <w:spacing w:before="400" w:after="40" w:line="240" w:lineRule="auto"/>
+      <w:spacing w:before="640" w:after="280" w:line="240" w:lineRule="auto"/>
       <w:outlineLvl w:val="0"/>
     </w:pPr>
     <w:rPr>
-      <w:rFonts w:asciiTheme="majorHAnsi" w:eastAsiaTheme="majorEastAsia" w:hAnsiTheme="majorHAnsi" w:cstheme="majorBidi"/>
-      <w:color w:val="1F3864" w:themeColor="accent1" w:themeShade="80"/>
+      <w:rFonts w:eastAsiaTheme="majorEastAsia" w:cstheme="majorBidi"/>
+      <w:color w:val="000000" w:themeColor="text1"/>
       <w:sz w:val="36"/>
       <w:szCs w:val="36"/>
     </w:rPr>
@@ -7352,16 +7766,16 @@
     <w:uiPriority w:val="9"/>
     <w:unhideWhenUsed/>
     <w:qFormat/>
-    <w:rsid w:val="00A073DD"/>
+    <w:rsid w:val="00D137D9"/>
     <w:pPr>
       <w:keepNext/>
       <w:keepLines/>
-      <w:spacing w:before="40" w:after="0" w:line="240" w:lineRule="auto"/>
+      <w:spacing w:before="280" w:after="240" w:line="240" w:lineRule="auto"/>
       <w:outlineLvl w:val="1"/>
     </w:pPr>
     <w:rPr>
-      <w:rFonts w:asciiTheme="majorHAnsi" w:eastAsiaTheme="majorEastAsia" w:hAnsiTheme="majorHAnsi" w:cstheme="majorBidi"/>
-      <w:color w:val="2F5496" w:themeColor="accent1" w:themeShade="BF"/>
+      <w:rFonts w:eastAsiaTheme="majorEastAsia" w:cstheme="majorBidi"/>
+      <w:color w:val="000000" w:themeColor="text1"/>
       <w:sz w:val="32"/>
       <w:szCs w:val="32"/>
     </w:rPr>
@@ -7374,16 +7788,16 @@
     <w:uiPriority w:val="9"/>
     <w:unhideWhenUsed/>
     <w:qFormat/>
-    <w:rsid w:val="00A073DD"/>
+    <w:rsid w:val="00D137D9"/>
     <w:pPr>
       <w:keepNext/>
       <w:keepLines/>
-      <w:spacing w:before="40" w:after="0" w:line="240" w:lineRule="auto"/>
+      <w:spacing w:before="280" w:after="240" w:line="240" w:lineRule="auto"/>
       <w:outlineLvl w:val="2"/>
     </w:pPr>
     <w:rPr>
-      <w:rFonts w:asciiTheme="majorHAnsi" w:eastAsiaTheme="majorEastAsia" w:hAnsiTheme="majorHAnsi" w:cstheme="majorBidi"/>
-      <w:color w:val="2F5496" w:themeColor="accent1" w:themeShade="BF"/>
+      <w:rFonts w:eastAsiaTheme="majorEastAsia" w:cstheme="majorBidi"/>
+      <w:color w:val="000000" w:themeColor="text1"/>
       <w:sz w:val="28"/>
       <w:szCs w:val="28"/>
     </w:rPr>
@@ -7397,7 +7811,7 @@
     <w:semiHidden/>
     <w:unhideWhenUsed/>
     <w:qFormat/>
-    <w:rsid w:val="00A073DD"/>
+    <w:rsid w:val="00D137D9"/>
     <w:pPr>
       <w:keepNext/>
       <w:keepLines/>
@@ -7405,8 +7819,9 @@
       <w:outlineLvl w:val="3"/>
     </w:pPr>
     <w:rPr>
-      <w:rFonts w:asciiTheme="majorHAnsi" w:eastAsiaTheme="majorEastAsia" w:hAnsiTheme="majorHAnsi" w:cstheme="majorBidi"/>
-      <w:color w:val="2F5496" w:themeColor="accent1" w:themeShade="BF"/>
+      <w:rFonts w:eastAsiaTheme="majorEastAsia" w:cstheme="majorBidi"/>
+      <w:b/>
+      <w:color w:val="000000" w:themeColor="text1"/>
       <w:sz w:val="24"/>
       <w:szCs w:val="24"/>
     </w:rPr>
@@ -7613,10 +8028,10 @@
     <w:basedOn w:val="DefaultParagraphFont"/>
     <w:link w:val="Heading1"/>
     <w:uiPriority w:val="9"/>
-    <w:rsid w:val="00A073DD"/>
+    <w:rsid w:val="00D137D9"/>
     <w:rPr>
-      <w:rFonts w:asciiTheme="majorHAnsi" w:eastAsiaTheme="majorEastAsia" w:hAnsiTheme="majorHAnsi" w:cstheme="majorBidi"/>
-      <w:color w:val="1F3864" w:themeColor="accent1" w:themeShade="80"/>
+      <w:rFonts w:ascii="Book Antiqua" w:eastAsiaTheme="majorEastAsia" w:hAnsi="Book Antiqua" w:cstheme="majorBidi"/>
+      <w:color w:val="000000" w:themeColor="text1"/>
       <w:sz w:val="36"/>
       <w:szCs w:val="36"/>
     </w:rPr>
@@ -7626,10 +8041,10 @@
     <w:basedOn w:val="DefaultParagraphFont"/>
     <w:link w:val="Heading2"/>
     <w:uiPriority w:val="9"/>
-    <w:rsid w:val="00A073DD"/>
+    <w:rsid w:val="00D137D9"/>
     <w:rPr>
-      <w:rFonts w:asciiTheme="majorHAnsi" w:eastAsiaTheme="majorEastAsia" w:hAnsiTheme="majorHAnsi" w:cstheme="majorBidi"/>
-      <w:color w:val="2F5496" w:themeColor="accent1" w:themeShade="BF"/>
+      <w:rFonts w:ascii="Book Antiqua" w:eastAsiaTheme="majorEastAsia" w:hAnsi="Book Antiqua" w:cstheme="majorBidi"/>
+      <w:color w:val="000000" w:themeColor="text1"/>
       <w:sz w:val="32"/>
       <w:szCs w:val="32"/>
     </w:rPr>
@@ -7639,10 +8054,10 @@
     <w:basedOn w:val="DefaultParagraphFont"/>
     <w:link w:val="Heading3"/>
     <w:uiPriority w:val="9"/>
-    <w:rsid w:val="00A073DD"/>
+    <w:rsid w:val="00D137D9"/>
     <w:rPr>
-      <w:rFonts w:asciiTheme="majorHAnsi" w:eastAsiaTheme="majorEastAsia" w:hAnsiTheme="majorHAnsi" w:cstheme="majorBidi"/>
-      <w:color w:val="2F5496" w:themeColor="accent1" w:themeShade="BF"/>
+      <w:rFonts w:ascii="Book Antiqua" w:eastAsiaTheme="majorEastAsia" w:hAnsi="Book Antiqua" w:cstheme="majorBidi"/>
+      <w:color w:val="000000" w:themeColor="text1"/>
       <w:sz w:val="28"/>
       <w:szCs w:val="28"/>
     </w:rPr>
@@ -7653,10 +8068,11 @@
     <w:link w:val="Heading4"/>
     <w:uiPriority w:val="9"/>
     <w:semiHidden/>
-    <w:rsid w:val="00A073DD"/>
+    <w:rsid w:val="00D137D9"/>
     <w:rPr>
-      <w:rFonts w:asciiTheme="majorHAnsi" w:eastAsiaTheme="majorEastAsia" w:hAnsiTheme="majorHAnsi" w:cstheme="majorBidi"/>
-      <w:color w:val="2F5496" w:themeColor="accent1" w:themeShade="BF"/>
+      <w:rFonts w:ascii="Book Antiqua" w:eastAsiaTheme="majorEastAsia" w:hAnsi="Book Antiqua" w:cstheme="majorBidi"/>
+      <w:b/>
+      <w:color w:val="000000" w:themeColor="text1"/>
       <w:sz w:val="24"/>
       <w:szCs w:val="24"/>
     </w:rPr>
@@ -7740,13 +8156,13 @@
     <w:link w:val="TitleChar"/>
     <w:uiPriority w:val="10"/>
     <w:qFormat/>
-    <w:rsid w:val="00A073DD"/>
+    <w:rsid w:val="005C0710"/>
     <w:pPr>
-      <w:spacing w:after="0" w:line="204" w:lineRule="auto"/>
+      <w:spacing w:before="480" w:after="480" w:line="204" w:lineRule="auto"/>
       <w:contextualSpacing/>
     </w:pPr>
     <w:rPr>
-      <w:rFonts w:asciiTheme="majorHAnsi" w:eastAsiaTheme="majorEastAsia" w:hAnsiTheme="majorHAnsi" w:cstheme="majorBidi"/>
+      <w:rFonts w:eastAsiaTheme="majorEastAsia" w:cstheme="majorBidi"/>
       <w:caps/>
       <w:color w:val="44546A" w:themeColor="text2"/>
       <w:spacing w:val="-15"/>
@@ -7759,9 +8175,9 @@
     <w:basedOn w:val="DefaultParagraphFont"/>
     <w:link w:val="Title"/>
     <w:uiPriority w:val="10"/>
-    <w:rsid w:val="00A073DD"/>
+    <w:rsid w:val="005C0710"/>
     <w:rPr>
-      <w:rFonts w:asciiTheme="majorHAnsi" w:eastAsiaTheme="majorEastAsia" w:hAnsiTheme="majorHAnsi" w:cstheme="majorBidi"/>
+      <w:rFonts w:ascii="Book Antiqua" w:eastAsiaTheme="majorEastAsia" w:hAnsi="Book Antiqua" w:cstheme="majorBidi"/>
       <w:caps/>
       <w:color w:val="44546A" w:themeColor="text2"/>
       <w:spacing w:val="-15"/>
@@ -8018,10 +8434,14 @@
     <w:name w:val="No Spacing"/>
     <w:uiPriority w:val="1"/>
     <w:qFormat/>
-    <w:rsid w:val="00A073DD"/>
+    <w:rsid w:val="00D13598"/>
     <w:pPr>
       <w:spacing w:after="0" w:line="240" w:lineRule="auto"/>
+      <w:jc w:val="both"/>
     </w:pPr>
+    <w:rPr>
+      <w:rFonts w:ascii="Book Antiqua" w:hAnsi="Book Antiqua"/>
+    </w:rPr>
   </w:style>
   <w:style w:type="character" w:styleId="SubtleEmphasis">
     <w:name w:val="Subtle Emphasis"/>
@@ -8059,6 +8479,56 @@
       <w:bCs/>
       <w:smallCaps/>
       <w:spacing w:val="10"/>
+    </w:rPr>
+  </w:style>
+  <w:style w:type="paragraph" w:styleId="Header">
+    <w:name w:val="header"/>
+    <w:basedOn w:val="Normal"/>
+    <w:link w:val="HeaderChar"/>
+    <w:uiPriority w:val="99"/>
+    <w:unhideWhenUsed/>
+    <w:rsid w:val="00D137D9"/>
+    <w:pPr>
+      <w:tabs>
+        <w:tab w:val="center" w:pos="4513"/>
+        <w:tab w:val="right" w:pos="9026"/>
+      </w:tabs>
+      <w:spacing w:after="0" w:line="240" w:lineRule="auto"/>
+    </w:pPr>
+  </w:style>
+  <w:style w:type="character" w:customStyle="1" w:styleId="HeaderChar">
+    <w:name w:val="Header Char"/>
+    <w:basedOn w:val="DefaultParagraphFont"/>
+    <w:link w:val="Header"/>
+    <w:uiPriority w:val="99"/>
+    <w:rsid w:val="00D137D9"/>
+    <w:rPr>
+      <w:rFonts w:ascii="Book Antiqua" w:hAnsi="Book Antiqua"/>
+    </w:rPr>
+  </w:style>
+  <w:style w:type="paragraph" w:styleId="Footer">
+    <w:name w:val="footer"/>
+    <w:basedOn w:val="Normal"/>
+    <w:link w:val="FooterChar"/>
+    <w:uiPriority w:val="99"/>
+    <w:unhideWhenUsed/>
+    <w:rsid w:val="00D137D9"/>
+    <w:pPr>
+      <w:tabs>
+        <w:tab w:val="center" w:pos="4513"/>
+        <w:tab w:val="right" w:pos="9026"/>
+      </w:tabs>
+      <w:spacing w:after="0" w:line="240" w:lineRule="auto"/>
+    </w:pPr>
+  </w:style>
+  <w:style w:type="character" w:customStyle="1" w:styleId="FooterChar">
+    <w:name w:val="Footer Char"/>
+    <w:basedOn w:val="DefaultParagraphFont"/>
+    <w:link w:val="Footer"/>
+    <w:uiPriority w:val="99"/>
+    <w:rsid w:val="00D137D9"/>
+    <w:rPr>
+      <w:rFonts w:ascii="Book Antiqua" w:hAnsi="Book Antiqua"/>
     </w:rPr>
   </w:style>
 </w:styles>

--- a/Praca Licencjacka/Praca Licencjacka.docx
+++ b/Praca Licencjacka/Praca Licencjacka.docx
@@ -4739,7 +4739,6 @@
         <w:t>Ze względu na brak warstwy graficznej, gry tekstowe opierają się w dużym stopniu na wyobraźni użytkownika. Pozwala to na tworzenie złożonych światów i scenariuszy przy relatywnie niewielkich wymaganiach technicznych.</w:t>
       </w:r>
     </w:p>
-    <w:p/>
     <w:p>
       <w:pPr>
         <w:pStyle w:val="Heading2"/>
@@ -4793,8 +4792,11 @@
     </w:p>
     <w:p>
       <w:r>
+        <w:t xml:space="preserve">W rozdziale piątym opisano proces implementacji systemu. Przedstawiono wykorzystane technologie, a następnie omówiono implementację poszczególnych elementów systemu, </w:t>
+      </w:r>
+      <w:r>
         <w:lastRenderedPageBreak/>
-        <w:t xml:space="preserve">W rozdziale piątym opisano proces implementacji systemu. Przedstawiono wykorzystane technologie, a następnie omówiono implementację poszczególnych elementów systemu, takich jak interfejs użytkownika, edytor gier, silnik rozgrywki, </w:t>
+        <w:t xml:space="preserve">takich jak interfejs użytkownika, edytor gier, silnik rozgrywki, </w:t>
       </w:r>
       <w:proofErr w:type="spellStart"/>
       <w:r>
@@ -4933,103 +4935,169 @@
           <w:b/>
           <w:bCs/>
         </w:rPr>
+        <w:t>Silniki ogólne</w:t>
+      </w:r>
+      <w:r>
+        <w:t xml:space="preserve"> takie jak </w:t>
+      </w:r>
+      <w:r>
+        <w:rPr>
+          <w:i/>
+          <w:iCs/>
+        </w:rPr>
+        <w:t>Unity</w:t>
+      </w:r>
+      <w:r>
+        <w:t xml:space="preserve">, czy </w:t>
+      </w:r>
+      <w:proofErr w:type="spellStart"/>
+      <w:r>
+        <w:rPr>
+          <w:i/>
+          <w:iCs/>
+        </w:rPr>
+        <w:t>Unreal</w:t>
+      </w:r>
+      <w:proofErr w:type="spellEnd"/>
+      <w:r>
+        <w:rPr>
+          <w:i/>
+          <w:iCs/>
+        </w:rPr>
+        <w:t xml:space="preserve"> Engine</w:t>
+      </w:r>
+      <w:r>
+        <w:t xml:space="preserve"> to potężne narzędzia dla deweloperów. To kompleksowe rozwiązania wykorzystywane zarówno </w:t>
+      </w:r>
+      <w:r>
+        <w:t xml:space="preserve">przez </w:t>
+      </w:r>
+      <w:r>
+        <w:t>indywidualnych twórców, jak i profesjonalne studia</w:t>
+      </w:r>
+      <w:r>
+        <w:t xml:space="preserve">. Oferują </w:t>
+      </w:r>
+      <w:r>
+        <w:t>szeroki zakres funkcjonalności</w:t>
+      </w:r>
+      <w:r>
+        <w:t xml:space="preserve">, w tym biblioteki do symulacji </w:t>
+      </w:r>
+      <w:r>
         <w:lastRenderedPageBreak/>
-        <w:t>Silniki ogólne</w:t>
-      </w:r>
-      <w:r>
-        <w:t xml:space="preserve"> takie jak Unity, czy </w:t>
+        <w:t xml:space="preserve">fizyki w przestrzeni 3D, czy systemy oświetlenia z technologią </w:t>
       </w:r>
       <w:proofErr w:type="spellStart"/>
       <w:r>
+        <w:t>ray</w:t>
+      </w:r>
+      <w:proofErr w:type="spellEnd"/>
+      <w:r>
+        <w:t xml:space="preserve"> </w:t>
+      </w:r>
+      <w:proofErr w:type="spellStart"/>
+      <w:r>
+        <w:t>tracing</w:t>
+      </w:r>
+      <w:proofErr w:type="spellEnd"/>
+      <w:r>
+        <w:t>.</w:t>
+      </w:r>
+      <w:r>
+        <w:t xml:space="preserve"> Nierzadko, w celu wytworzenia nawet </w:t>
+      </w:r>
+      <w:r>
+        <w:t>najprostszej</w:t>
+      </w:r>
+      <w:r>
+        <w:t xml:space="preserve"> gry, wymagane jest napisanie kodu w języku C# (</w:t>
+      </w:r>
+      <w:r>
+        <w:rPr>
+          <w:i/>
+          <w:iCs/>
+        </w:rPr>
+        <w:t>Unity</w:t>
+      </w:r>
+      <w:r>
+        <w:t>), lub C++ (</w:t>
+      </w:r>
+      <w:proofErr w:type="spellStart"/>
+      <w:r>
+        <w:rPr>
+          <w:i/>
+          <w:iCs/>
+        </w:rPr>
         <w:t>Unreal</w:t>
       </w:r>
       <w:proofErr w:type="spellEnd"/>
       <w:r>
-        <w:t xml:space="preserve"> Engine to potężne narzędzia dla deweloperów. To kompleksowe rozwiązania wykorzystywane zarówno </w:t>
-      </w:r>
-      <w:r>
-        <w:t xml:space="preserve">przez </w:t>
-      </w:r>
-      <w:r>
-        <w:t>indywidualnych twórców, jak i profesjonalne studia</w:t>
-      </w:r>
-      <w:r>
-        <w:t xml:space="preserve">. Oferują </w:t>
-      </w:r>
-      <w:r>
-        <w:t>szeroki zakres funkcjonalności</w:t>
-      </w:r>
-      <w:r>
-        <w:t xml:space="preserve">, w tym biblioteki do symulacji fizyki w przestrzeni 3D, czy systemy oświetlenia z technologią </w:t>
+        <w:rPr>
+          <w:i/>
+          <w:iCs/>
+        </w:rPr>
+        <w:t xml:space="preserve"> Engine</w:t>
+      </w:r>
+      <w:r>
+        <w:t>).</w:t>
+      </w:r>
+    </w:p>
+    <w:p>
+      <w:r>
+        <w:t>Rozmiar instalacji tych silników może osiągać</w:t>
+      </w:r>
+      <w:r>
+        <w:t xml:space="preserve"> </w:t>
+      </w:r>
+      <w:r>
+        <w:t xml:space="preserve">nawet </w:t>
+      </w:r>
+      <w:r>
+        <w:t>dziesiątki gigabajtów (w zależności od komponentów)</w:t>
+      </w:r>
+      <w:r>
+        <w:rPr>
+          <w:rStyle w:val="FootnoteReference"/>
+        </w:rPr>
+        <w:footnoteReference w:id="5"/>
+      </w:r>
+      <w:r>
+        <w:t>. Gry wytworzone w nich bardzo szybko osiągają setki megabajtów, rosnąc przy dodaniu każdej nowej paczki zasobów. Przy wytwarzaniu tekstowych gier RPG, takie rozmiary plików znacząco przekraczają minimum wymagane do dostarczenia w pełni funkcjonalnej gry.</w:t>
+      </w:r>
+    </w:p>
+    <w:p>
+      <w:r>
+        <w:t xml:space="preserve">Zatem, ogólne silniki, takie jak </w:t>
+      </w:r>
+      <w:r>
+        <w:rPr>
+          <w:i/>
+          <w:iCs/>
+        </w:rPr>
+        <w:t>Unity</w:t>
+      </w:r>
+      <w:r>
+        <w:t xml:space="preserve">, czy </w:t>
       </w:r>
       <w:proofErr w:type="spellStart"/>
       <w:r>
-        <w:t>ray</w:t>
+        <w:rPr>
+          <w:i/>
+          <w:iCs/>
+        </w:rPr>
+        <w:t>Unreal</w:t>
       </w:r>
       <w:proofErr w:type="spellEnd"/>
       <w:r>
-        <w:t xml:space="preserve"> </w:t>
-      </w:r>
-      <w:proofErr w:type="spellStart"/>
-      <w:r>
-        <w:t>tracing</w:t>
-      </w:r>
-      <w:proofErr w:type="spellEnd"/>
-      <w:r>
-        <w:t>.</w:t>
-      </w:r>
-      <w:r>
-        <w:t xml:space="preserve"> Nierzadko, w celu wytworzenia nawet </w:t>
-      </w:r>
-      <w:r>
-        <w:t>najprostszej</w:t>
-      </w:r>
-      <w:r>
-        <w:t xml:space="preserve"> gry, wymagane jest napisanie kodu w języku C# (Unity), lub C++ (</w:t>
-      </w:r>
-      <w:proofErr w:type="spellStart"/>
-      <w:r>
-        <w:t>Unreal</w:t>
-      </w:r>
-      <w:proofErr w:type="spellEnd"/>
-      <w:r>
-        <w:t xml:space="preserve"> Engine).</w:t>
-      </w:r>
-    </w:p>
-    <w:p>
-      <w:r>
-        <w:t>Rozmiar instalacji tych silników może osiągać</w:t>
-      </w:r>
-      <w:r>
-        <w:t xml:space="preserve"> </w:t>
-      </w:r>
-      <w:r>
-        <w:t xml:space="preserve">nawet </w:t>
-      </w:r>
-      <w:r>
-        <w:t>dziesiątki gigabajtów (w zależności od komponentów)</w:t>
-      </w:r>
-      <w:r>
-        <w:rPr>
-          <w:rStyle w:val="FootnoteReference"/>
-        </w:rPr>
-        <w:footnoteReference w:id="5"/>
-      </w:r>
-      <w:r>
-        <w:t>. Gry wytworzone w nich bardzo szybko osiągają setki megabajtów, rosnąc przy dodaniu każdej nowej paczki zasobów. Przy wytwarzaniu tekstowych gier RPG, takie rozmiary plików znacząco przekraczają minimum wymagane do dostarczenia w pełni funkcjonalnej gry.</w:t>
-      </w:r>
-    </w:p>
-    <w:p>
-      <w:r>
-        <w:t xml:space="preserve">Zatem, ogólne silniki, takie jak Unity, czy </w:t>
-      </w:r>
-      <w:proofErr w:type="spellStart"/>
-      <w:r>
-        <w:t>Unreal</w:t>
-      </w:r>
-      <w:proofErr w:type="spellEnd"/>
-      <w:r>
-        <w:t xml:space="preserve"> Engine, nie są optymalnym </w:t>
+        <w:rPr>
+          <w:i/>
+          <w:iCs/>
+        </w:rPr>
+        <w:t xml:space="preserve"> Engine</w:t>
+      </w:r>
+      <w:r>
+        <w:t xml:space="preserve">, nie są optymalnym </w:t>
       </w:r>
       <w:r>
         <w:t>rozwiązaniem dla osób tworzących takie gry.</w:t>
@@ -5050,7 +5118,27 @@
         <w:t>dedykowane rozwiązania do tworzenia gier RPG</w:t>
       </w:r>
       <w:r>
-        <w:t>, takie jak RPG Maker. RPG Maker jest narzędziem o zawężonym zakresie funkcjonalności, skupiającym się na grach 2D. Główny model jednak opiera się na podejściu graficznym–oczekuje się od użytkownika obrazków (ang. „</w:t>
+        <w:t xml:space="preserve">, takie jak </w:t>
+      </w:r>
+      <w:r>
+        <w:rPr>
+          <w:i/>
+          <w:iCs/>
+        </w:rPr>
+        <w:t>RPG Maker</w:t>
+      </w:r>
+      <w:r>
+        <w:t xml:space="preserve">. </w:t>
+      </w:r>
+      <w:r>
+        <w:rPr>
+          <w:i/>
+          <w:iCs/>
+        </w:rPr>
+        <w:t>RPG Maker</w:t>
+      </w:r>
+      <w:r>
+        <w:t xml:space="preserve"> jest narzędziem o zawężonym zakresie funkcjonalności, skupiającym się na grach 2D. Główny model jednak opiera się na podejściu graficznym–oczekuje się od użytkownika obrazków (ang. „</w:t>
       </w:r>
       <w:proofErr w:type="spellStart"/>
       <w:r>
@@ -5062,19 +5150,41 @@
       </w:r>
       <w:proofErr w:type="spellStart"/>
       <w:r>
+        <w:rPr>
+          <w:i/>
+          <w:iCs/>
+        </w:rPr>
         <w:t>Stardew</w:t>
       </w:r>
       <w:proofErr w:type="spellEnd"/>
       <w:r>
-        <w:t xml:space="preserve"> Valley), lub „rzut z boku” (np. gry typu </w:t>
+        <w:rPr>
+          <w:i/>
+          <w:iCs/>
+        </w:rPr>
+        <w:t xml:space="preserve"> Valley</w:t>
+      </w:r>
+      <w:r>
+        <w:t xml:space="preserve">), lub „rzut z boku” (np. gry typu </w:t>
       </w:r>
       <w:proofErr w:type="spellStart"/>
       <w:r>
+        <w:rPr>
+          <w:i/>
+          <w:iCs/>
+        </w:rPr>
         <w:t>Flappy</w:t>
       </w:r>
       <w:proofErr w:type="spellEnd"/>
       <w:r>
-        <w:t xml:space="preserve"> Bird). Próba wytworzenia tekstowej gry RPG wymaga </w:t>
+        <w:rPr>
+          <w:i/>
+          <w:iCs/>
+        </w:rPr>
+        <w:t xml:space="preserve"> Bird</w:t>
+      </w:r>
+      <w:r>
+        <w:t xml:space="preserve">). Próba wytworzenia tekstowej gry RPG wymaga </w:t>
       </w:r>
       <w:r>
         <w:t>implementacji znaczącej części logiki systemu od podstaw</w:t>
@@ -5098,19 +5208,44 @@
         <w:t>stworzone do projektowania gier tekstowych</w:t>
       </w:r>
       <w:r>
-        <w:t xml:space="preserve">. Należą do nich takie programy jak TADS, </w:t>
+        <w:t xml:space="preserve">. Należą do nich takie programy jak </w:t>
+      </w:r>
+      <w:r>
+        <w:rPr>
+          <w:i/>
+          <w:iCs/>
+        </w:rPr>
+        <w:t>TADS</w:t>
+      </w:r>
+      <w:r>
+        <w:t xml:space="preserve">, </w:t>
       </w:r>
       <w:proofErr w:type="spellStart"/>
       <w:r>
+        <w:rPr>
+          <w:i/>
+          <w:iCs/>
+        </w:rPr>
         <w:t>Inform</w:t>
       </w:r>
       <w:proofErr w:type="spellEnd"/>
       <w:r>
+        <w:rPr>
+          <w:i/>
+          <w:iCs/>
+        </w:rPr>
         <w:t xml:space="preserve"> </w:t>
       </w:r>
       <w:proofErr w:type="gramStart"/>
       <w:r>
-        <w:t>7,</w:t>
+        <w:rPr>
+          <w:i/>
+          <w:iCs/>
+        </w:rPr>
+        <w:t>7</w:t>
+      </w:r>
+      <w:r>
+        <w:t>,</w:t>
       </w:r>
       <w:proofErr w:type="gramEnd"/>
       <w:r>
@@ -5118,6 +5253,10 @@
       </w:r>
       <w:proofErr w:type="spellStart"/>
       <w:r>
+        <w:rPr>
+          <w:i/>
+          <w:iCs/>
+        </w:rPr>
         <w:t>Twine</w:t>
       </w:r>
       <w:proofErr w:type="spellEnd"/>
@@ -5179,6 +5318,10 @@
       </w:r>
       <w:proofErr w:type="spellStart"/>
       <w:r>
+        <w:rPr>
+          <w:i/>
+          <w:iCs/>
+        </w:rPr>
         <w:t>Steam</w:t>
       </w:r>
       <w:proofErr w:type="spellEnd"/>
@@ -5189,7 +5332,17 @@
         <w:t>ier</w:t>
       </w:r>
       <w:r>
-        <w:t xml:space="preserve"> wideo. Można na niej znaleźć zarówno gry znanych wytwórni (jak Cyberpunk 2077 od CD Projekt Red</w:t>
+        <w:t xml:space="preserve"> wideo. Można na niej znaleźć zarówno gry znanych wytwórni (jak </w:t>
+      </w:r>
+      <w:r>
+        <w:rPr>
+          <w:i/>
+          <w:iCs/>
+        </w:rPr>
+        <w:t>Cyberpunk 2077</w:t>
+      </w:r>
+      <w:r>
+        <w:t xml:space="preserve"> od CD Projekt Red</w:t>
       </w:r>
       <w:r>
         <w:rPr>
@@ -5223,7 +5376,17 @@
       </w:r>
       <w:proofErr w:type="spellEnd"/>
       <w:r>
-        <w:t xml:space="preserve"> gier jest itch.io.</w:t>
+        <w:t xml:space="preserve"> gier jest </w:t>
+      </w:r>
+      <w:r>
+        <w:rPr>
+          <w:i/>
+          <w:iCs/>
+        </w:rPr>
+        <w:t>itch.io</w:t>
+      </w:r>
+      <w:r>
+        <w:t>.</w:t>
       </w:r>
       <w:r>
         <w:t xml:space="preserve"> To platforma bardziej skoncentrowana na niezależnych twórcach. Można znaleźć na niej gry, paczki zasobów dla twórców gier (muzyka, modele, animacje), a nawet książki.</w:t>
@@ -5231,8 +5394,18 @@
     </w:p>
     <w:p>
       <w:r>
+        <w:t xml:space="preserve">Platformy te w znacznym stopniu wspierają małych twórców, umożliwiając publikację własnych projektów bez konieczności współpracy z dużymi wydawcami. W szczególności </w:t>
+      </w:r>
+      <w:r>
+        <w:rPr>
+          <w:i/>
+          <w:iCs/>
+        </w:rPr>
         <w:lastRenderedPageBreak/>
-        <w:t>Platformy te w znacznym stopniu wspierają małych twórców, umożliwiając publikację własnych projektów bez konieczności współpracy z dużymi wydawcami. W szczególności itch.io oferuje dużą swobodę publikacji, pozwalając twórcom na udostępnianie gier zarówno bezpłatnie, jak i w modelu płatnym.</w:t>
+        <w:t>itch.io</w:t>
+      </w:r>
+      <w:r>
+        <w:t xml:space="preserve"> oferuje dużą swobodę publikacji, pozwalając twórcom na udostępnianie gier zarówno bezpłatnie, jak i w modelu płatnym.</w:t>
       </w:r>
     </w:p>
     <w:p>
@@ -5242,10 +5415,24 @@
     </w:p>
     <w:p>
       <w:r>
-        <w:t xml:space="preserve">Próg wejścia dla twórców jest zróżnicowany w zależności od platformy. W przypadku itch.io proces publikacji jest stosunkowo prosty i dostępny dla indywidualnych użytkowników. Natomiast platforma </w:t>
+        <w:t xml:space="preserve">Próg wejścia dla twórców jest zróżnicowany w zależności od platformy. W przypadku </w:t>
+      </w:r>
+      <w:r>
+        <w:rPr>
+          <w:i/>
+          <w:iCs/>
+        </w:rPr>
+        <w:t xml:space="preserve">itch.io </w:t>
+      </w:r>
+      <w:r>
+        <w:t xml:space="preserve">proces publikacji jest stosunkowo prosty i dostępny dla indywidualnych użytkowników. Natomiast platforma </w:t>
       </w:r>
       <w:proofErr w:type="spellStart"/>
       <w:r>
+        <w:rPr>
+          <w:i/>
+          <w:iCs/>
+        </w:rPr>
         <w:t>Steam</w:t>
       </w:r>
       <w:proofErr w:type="spellEnd"/>
@@ -5262,6 +5449,10 @@
       </w:r>
       <w:proofErr w:type="spellStart"/>
       <w:r>
+        <w:rPr>
+          <w:i/>
+          <w:iCs/>
+        </w:rPr>
         <w:t>Steam</w:t>
       </w:r>
       <w:proofErr w:type="spellEnd"/>
@@ -5295,15 +5486,36 @@
     </w:p>
     <w:p>
       <w:r>
-        <w:t xml:space="preserve">Jednocześnie zidentyfikowano szereg istotnych ograniczeń. W przypadku ogólnych silników gier, takich jak Unity czy </w:t>
+        <w:t xml:space="preserve">Jednocześnie zidentyfikowano szereg istotnych ograniczeń. W przypadku ogólnych silników gier, takich jak </w:t>
+      </w:r>
+      <w:r>
+        <w:rPr>
+          <w:i/>
+          <w:iCs/>
+        </w:rPr>
+        <w:t>Unity</w:t>
+      </w:r>
+      <w:r>
+        <w:t xml:space="preserve"> czy </w:t>
       </w:r>
       <w:proofErr w:type="spellStart"/>
       <w:r>
+        <w:rPr>
+          <w:i/>
+          <w:iCs/>
+        </w:rPr>
         <w:t>Unreal</w:t>
       </w:r>
       <w:proofErr w:type="spellEnd"/>
       <w:r>
-        <w:t xml:space="preserve"> Engine, problemem jest wysoki poziom złożoności oraz konieczność posiadania umiejętności programistycznych. Dedykowane narzędzia do tworzenia gier RPG często opierają się na modelu graficznym, który nie odpowiada specyfice gier tekstowych.</w:t>
+        <w:rPr>
+          <w:i/>
+          <w:iCs/>
+        </w:rPr>
+        <w:t xml:space="preserve"> Engine</w:t>
+      </w:r>
+      <w:r>
+        <w:t>, problemem jest wysoki poziom złożoności oraz konieczność posiadania umiejętności programistycznych. Dedykowane narzędzia do tworzenia gier RPG często opierają się na modelu graficznym, który nie odpowiada specyfice gier tekstowych.</w:t>
       </w:r>
     </w:p>
     <w:p>
@@ -7946,6 +8158,7 @@
   <w:style w:type="character" w:default="1" w:styleId="DefaultParagraphFont">
     <w:name w:val="Default Paragraph Font"/>
     <w:uiPriority w:val="1"/>
+    <w:semiHidden/>
     <w:unhideWhenUsed/>
   </w:style>
   <w:style w:type="table" w:default="1" w:styleId="TableNormal">

--- a/Praca Licencjacka/Praca Licencjacka.docx
+++ b/Praca Licencjacka/Praca Licencjacka.docx
@@ -4127,12 +4127,60 @@
         </w:rPr>
         <w:t xml:space="preserve"> Report</w:t>
       </w:r>
-      <w:r>
-        <w:rPr>
-          <w:rStyle w:val="FootnoteReference"/>
-        </w:rPr>
-        <w:footnoteReference w:id="1"/>
-      </w:r>
+      <w:sdt>
+        <w:sdtPr>
+          <w:rPr>
+            <w:i/>
+            <w:iCs/>
+          </w:rPr>
+          <w:id w:val="512876752"/>
+          <w:citation/>
+        </w:sdtPr>
+        <w:sdtContent>
+          <w:r>
+            <w:rPr>
+              <w:i/>
+              <w:iCs/>
+            </w:rPr>
+            <w:fldChar w:fldCharType="begin"/>
+          </w:r>
+          <w:r>
+            <w:rPr>
+              <w:i/>
+              <w:iCs/>
+            </w:rPr>
+            <w:instrText xml:space="preserve">CITATION www \l 2057 </w:instrText>
+          </w:r>
+          <w:r>
+            <w:rPr>
+              <w:i/>
+              <w:iCs/>
+            </w:rPr>
+            <w:fldChar w:fldCharType="separate"/>
+          </w:r>
+          <w:r>
+            <w:rPr>
+              <w:i/>
+              <w:iCs/>
+              <w:noProof/>
+            </w:rPr>
+            <w:t xml:space="preserve"> </w:t>
+          </w:r>
+          <w:r>
+            <w:rPr>
+              <w:noProof/>
+            </w:rPr>
+            <w:t>(www.videogameseurope.eu, 2023)</w:t>
+          </w:r>
+          <w:r>
+            <w:rPr>
+              <w:i/>
+              <w:iCs/>
+            </w:rPr>
+            <w:fldChar w:fldCharType="end"/>
+          </w:r>
+        </w:sdtContent>
+      </w:sdt>
       <w:r>
         <w:t>, szacuje się,</w:t>
       </w:r>
@@ -4161,21 +4209,73 @@
         <w:t>Steam</w:t>
       </w:r>
       <w:proofErr w:type="spellEnd"/>
-      <w:r>
-        <w:rPr>
-          <w:rStyle w:val="FootnoteReference"/>
-        </w:rPr>
-        <w:footnoteReference w:id="2"/>
-      </w:r>
+      <w:sdt>
+        <w:sdtPr>
+          <w:id w:val="-699864630"/>
+          <w:citation/>
+        </w:sdtPr>
+        <w:sdtContent>
+          <w:r>
+            <w:fldChar w:fldCharType="begin"/>
+          </w:r>
+          <w:r>
+            <w:instrText xml:space="preserve">CITATION www1 \l 2057 </w:instrText>
+          </w:r>
+          <w:r>
+            <w:fldChar w:fldCharType="separate"/>
+          </w:r>
+          <w:r>
+            <w:rPr>
+              <w:noProof/>
+            </w:rPr>
+            <w:t xml:space="preserve"> </w:t>
+          </w:r>
+          <w:r>
+            <w:rPr>
+              <w:noProof/>
+            </w:rPr>
+            <w:t>(www.ft.com, 2025)</w:t>
+          </w:r>
+          <w:r>
+            <w:fldChar w:fldCharType="end"/>
+          </w:r>
+        </w:sdtContent>
+      </w:sdt>
       <w:r>
         <w:t xml:space="preserve"> w 2025 roku wpłynęło 19 993 gier</w:t>
       </w:r>
-      <w:r>
-        <w:rPr>
-          <w:rStyle w:val="FootnoteReference"/>
-        </w:rPr>
-        <w:footnoteReference w:id="3"/>
-      </w:r>
+      <w:sdt>
+        <w:sdtPr>
+          <w:id w:val="218179020"/>
+          <w:citation/>
+        </w:sdtPr>
+        <w:sdtContent>
+          <w:r>
+            <w:fldChar w:fldCharType="begin"/>
+          </w:r>
+          <w:r>
+            <w:instrText xml:space="preserve">CITATION ste \l 2057 </w:instrText>
+          </w:r>
+          <w:r>
+            <w:fldChar w:fldCharType="separate"/>
+          </w:r>
+          <w:r>
+            <w:rPr>
+              <w:noProof/>
+            </w:rPr>
+            <w:t xml:space="preserve"> </w:t>
+          </w:r>
+          <w:r>
+            <w:rPr>
+              <w:noProof/>
+            </w:rPr>
+            <w:t>(steamdb.info, 2026)</w:t>
+          </w:r>
+          <w:r>
+            <w:fldChar w:fldCharType="end"/>
+          </w:r>
+        </w:sdtContent>
+      </w:sdt>
       <w:r>
         <w:t>.</w:t>
       </w:r>
@@ -4418,15 +4518,12 @@
     </w:p>
     <w:p>
       <w:r>
-        <w:t xml:space="preserve">Dość popularnym sposobem integracji wśród młodzieży i młodych dorosłych są spotkania w celu przeprowadzania rozgrywek RPG. Gracze wcielają się w role postaci w magicznym uniwersum (np. czarodzieje, elfy) i nieraz improwizują rozgrywkę podczas jej trwania. </w:t>
-      </w:r>
+        <w:t>Dość popularnym sposobem integracji wśród młodzieży i młodych dorosłych są spotkania w celu przeprowadzania rozgrywek RPG. Gracze wcielają się w role postaci w magicznym uniwersum (np. czarodzieje, elfy) i nieraz improwizują rozgrywkę podczas jej trwania. Niestety, trudno znaleźć ogólnodostępne rozwiązania oferujące przeniesienie tych światów w sferę cyfrową.</w:t>
+      </w:r>
+    </w:p>
+    <w:p>
       <w:r>
         <w:lastRenderedPageBreak/>
-        <w:t>Niestety, trudno znaleźć ogólnodostępne rozwiązania oferujące przeniesienie tych światów w sferę cyfrową.</w:t>
-      </w:r>
-    </w:p>
-    <w:p>
-      <w:r>
         <w:t xml:space="preserve">Popularne silniki, takie jak </w:t>
       </w:r>
       <w:r>
@@ -4529,14 +4626,60 @@
         </w:rPr>
         <w:t>ADRIFT</w:t>
       </w:r>
-      <w:r>
-        <w:rPr>
-          <w:rStyle w:val="FootnoteReference"/>
-          <w:i/>
-          <w:iCs/>
-        </w:rPr>
-        <w:footnoteReference w:id="4"/>
-      </w:r>
+      <w:sdt>
+        <w:sdtPr>
+          <w:rPr>
+            <w:i/>
+            <w:iCs/>
+          </w:rPr>
+          <w:id w:val="-244653836"/>
+          <w:citation/>
+        </w:sdtPr>
+        <w:sdtContent>
+          <w:r>
+            <w:rPr>
+              <w:i/>
+              <w:iCs/>
+            </w:rPr>
+            <w:fldChar w:fldCharType="begin"/>
+          </w:r>
+          <w:r>
+            <w:rPr>
+              <w:i/>
+              <w:iCs/>
+            </w:rPr>
+            <w:instrText xml:space="preserve">CITATION www2 \l 2057 </w:instrText>
+          </w:r>
+          <w:r>
+            <w:rPr>
+              <w:i/>
+              <w:iCs/>
+            </w:rPr>
+            <w:fldChar w:fldCharType="separate"/>
+          </w:r>
+          <w:r>
+            <w:rPr>
+              <w:i/>
+              <w:iCs/>
+              <w:noProof/>
+            </w:rPr>
+            <w:t xml:space="preserve"> </w:t>
+          </w:r>
+          <w:r>
+            <w:rPr>
+              <w:noProof/>
+            </w:rPr>
+            <w:t>(www.adrift.co, 2013)</w:t>
+          </w:r>
+          <w:r>
+            <w:rPr>
+              <w:i/>
+              <w:iCs/>
+            </w:rPr>
+            <w:fldChar w:fldCharType="end"/>
+          </w:r>
+        </w:sdtContent>
+      </w:sdt>
       <w:r>
         <w:t xml:space="preserve"> jest </w:t>
       </w:r>
@@ -4682,232 +4825,147 @@
       </w:pPr>
       <w:bookmarkStart w:id="3" w:name="_Toc225960472"/>
       <w:r>
+        <w:t xml:space="preserve">1.3. Charakterystyka gier typu </w:t>
+      </w:r>
+      <w:proofErr w:type="spellStart"/>
+      <w:r>
+        <w:t>text-based</w:t>
+      </w:r>
+      <w:proofErr w:type="spellEnd"/>
+      <w:r>
+        <w:t xml:space="preserve"> RPG</w:t>
+      </w:r>
+      <w:bookmarkEnd w:id="3"/>
+    </w:p>
+    <w:p>
+      <w:r>
+        <w:t xml:space="preserve">Gry typu </w:t>
+      </w:r>
+      <w:proofErr w:type="spellStart"/>
+      <w:r>
+        <w:t>text-based</w:t>
+      </w:r>
+      <w:proofErr w:type="spellEnd"/>
+      <w:r>
+        <w:t xml:space="preserve"> RPG (tekstowe gry fabularne) są specyficzną kategorią gier komputerowych, w których głównym środkiem przekazu informacji jest tekst. W </w:t>
+      </w:r>
+      <w:r>
         <w:lastRenderedPageBreak/>
-        <w:t xml:space="preserve">1.3. Charakterystyka gier typu </w:t>
+        <w:t>przeciwieństwie do gier opartych na grafice 2D lub 3D, interakcja z użytkownikiem odbywa się poprzez opisy słowne, komunikaty systemowe oraz decyzje podejmowane przez gracza.</w:t>
+      </w:r>
+    </w:p>
+    <w:p>
+      <w:r>
+        <w:t>Podstawowym elementem tego typu gier jest narracja, która opisuje świat gry, postacie oraz zdarzenia zachodzące w jego obrębie. Gracz wciela się w określoną rolę i podejmuje decyzje wpływające na dalszy przebieg rozgrywki. W zależności od przyjętej struktury, decyzje te mogą przyjmować formę wpisywanych komend tekstowych lub wyboru jednej z dostępnych opcji.</w:t>
+      </w:r>
+    </w:p>
+    <w:p>
+      <w:r>
+        <w:t xml:space="preserve">Wyróżnia się dwa główne podejścia do interakcji w grach tekstowych. Pierwszym z nich są systemy oparte na </w:t>
       </w:r>
       <w:proofErr w:type="spellStart"/>
       <w:r>
-        <w:t>text-based</w:t>
+        <w:t>parserze</w:t>
       </w:r>
       <w:proofErr w:type="spellEnd"/>
       <w:r>
-        <w:t xml:space="preserve"> RPG</w:t>
-      </w:r>
-      <w:bookmarkEnd w:id="3"/>
-    </w:p>
-    <w:p>
-      <w:r>
-        <w:t xml:space="preserve">Gry typu </w:t>
+        <w:t xml:space="preserve"> poleceń, w których użytkownik wprowadza komendy w języku naturalnym lub uproszczonej składni (np. „idź na północ”, „podnieś przedmiot”). Drugim podejściem są systemy wyboru (ang. choice-</w:t>
       </w:r>
       <w:proofErr w:type="spellStart"/>
       <w:r>
-        <w:t>text-based</w:t>
+        <w:t>based</w:t>
       </w:r>
       <w:proofErr w:type="spellEnd"/>
       <w:r>
-        <w:t xml:space="preserve"> RPG (tekstowe gry fabularne) są specyficzną kategorią gier komputerowych, w których głównym środkiem przekazu informacji jest tekst. W przeciwieństwie do gier opartych na grafice 2D lub 3D, interakcja z użytkownikiem odbywa się poprzez opisy słowne, komunikaty systemowe oraz decyzje podejmowane przez gracza.</w:t>
-      </w:r>
-    </w:p>
-    <w:p>
-      <w:r>
-        <w:t>Podstawowym elementem tego typu gier jest narracja, która opisuje świat gry, postacie oraz zdarzenia zachodzące w jego obrębie. Gracz wciela się w określoną rolę i podejmuje decyzje wpływające na dalszy przebieg rozgrywki. W zależności od przyjętej struktury, decyzje te mogą przyjmować formę wpisywanych komend tekstowych lub wyboru jednej z dostępnych opcji.</w:t>
-      </w:r>
-    </w:p>
-    <w:p>
-      <w:r>
-        <w:t xml:space="preserve">Wyróżnia się dwa główne podejścia do interakcji w grach tekstowych. Pierwszym z nich są systemy oparte na </w:t>
+        <w:t>), w których użytkownik podejmuje decyzje poprzez wybór jednej z predefiniowanych opcji przedstawionych przez system.</w:t>
+      </w:r>
+    </w:p>
+    <w:p>
+      <w:r>
+        <w:t>Ze względu na brak warstwy graficznej, gry tekstowe opierają się w dużym stopniu na wyobraźni użytkownika. Pozwala to na tworzenie złożonych światów i scenariuszy przy relatywnie niewielkich wymaganiach technicznych.</w:t>
+      </w:r>
+    </w:p>
+    <w:p>
+      <w:pPr>
+        <w:pStyle w:val="Heading2"/>
+      </w:pPr>
+      <w:bookmarkStart w:id="4" w:name="_Toc225960473"/>
+      <w:r>
+        <w:t>1.4. Struktura pracy</w:t>
+      </w:r>
+      <w:bookmarkEnd w:id="4"/>
+    </w:p>
+    <w:p>
+      <w:pPr>
+        <w:pStyle w:val="Heading1"/>
+      </w:pPr>
+      <w:bookmarkStart w:id="5" w:name="_Toc225960474"/>
+      <w:r>
+        <w:t>2. Analiza problemu i istniejących rozwiązań</w:t>
+      </w:r>
+      <w:bookmarkEnd w:id="5"/>
+    </w:p>
+    <w:p>
+      <w:pPr>
+        <w:pStyle w:val="Heading2"/>
+      </w:pPr>
+      <w:bookmarkStart w:id="6" w:name="_Toc225960475"/>
+      <w:r>
+        <w:t>2.1. Charakterystyka gier tekstowych RPG</w:t>
+      </w:r>
+      <w:bookmarkEnd w:id="6"/>
+    </w:p>
+    <w:p>
+      <w:r>
+        <w:t xml:space="preserve">Gry tekstowe RPG opierają się na relatywnie prostej warstwie prezentacji, jednak ich struktura wewnętrzna wymaga odpowiedniego zaprojektowania logiki systemu. W przeciwieństwie do gier graficznych, gdzie znaczną część złożoności stanowi </w:t>
       </w:r>
       <w:proofErr w:type="spellStart"/>
       <w:r>
-        <w:t>parserze</w:t>
+        <w:t>renderowanie</w:t>
       </w:r>
       <w:proofErr w:type="spellEnd"/>
       <w:r>
-        <w:t xml:space="preserve"> poleceń, w których użytkownik wprowadza komendy w języku naturalnym lub uproszczonej składni (np. „idź na północ”, „podnieś przedmiot”). Drugim podejściem są systemy wyboru (ang. choice-</w:t>
+        <w:t xml:space="preserve"> obrazu oraz fizyka, w grach tekstowych główny nacisk położony jest na przetwarzanie stanu gry oraz generowanie spójnej narracji.</w:t>
+      </w:r>
+    </w:p>
+    <w:p>
+      <w:r>
+        <w:t>Podstawowym elementem takiego systemu jest model świata gry, który przechowuje informacje o aktualnym stanie rozgrywki. Obejmuje on między innymi lokalizację gracza, dostępne obiekty, relacje między elementami świata oraz konsekwencje wcześniej podjętych decyzji. Każda akcja użytkownika powoduje zmianę tego stanu, co wpływa na dalszy przebieg gry.</w:t>
+      </w:r>
+    </w:p>
+    <w:p>
+      <w:r>
+        <w:t xml:space="preserve">Kolejnym istotnym komponentem jest mechanizm interpretacji działań gracza. W zależności od przyjętego podejścia może on przyjmować formę </w:t>
       </w:r>
       <w:proofErr w:type="spellStart"/>
       <w:r>
-        <w:t>based</w:t>
+        <w:t>parsera</w:t>
       </w:r>
       <w:proofErr w:type="spellEnd"/>
       <w:r>
-        <w:t>), w których użytkownik podejmuje decyzje poprzez wybór jednej z predefiniowanych opcji przedstawionych przez system.</w:t>
-      </w:r>
-    </w:p>
-    <w:p>
-      <w:r>
-        <w:t>Ze względu na brak warstwy graficznej, gry tekstowe opierają się w dużym stopniu na wyobraźni użytkownika. Pozwala to na tworzenie złożonych światów i scenariuszy przy relatywnie niewielkich wymaganiach technicznych.</w:t>
+        <w:t xml:space="preserve"> poleceń lub systemu wyboru. </w:t>
+      </w:r>
+      <w:proofErr w:type="spellStart"/>
+      <w:r>
+        <w:t>Parser</w:t>
+      </w:r>
+      <w:proofErr w:type="spellEnd"/>
+      <w:r>
+        <w:t xml:space="preserve"> poleceń wymaga przetwarzania wprowadzonych przez użytkownika komend i ich mapowania na operacje systemowe, co wiąże się z koniecznością obsługi różnych wariantów składni. System wyboru upraszcza ten proces poprzez ograniczenie możliwych działań do zestawu zdefiniowanych opcji.</w:t>
+      </w:r>
+    </w:p>
+    <w:p>
+      <w:r>
+        <w:t>Z punktu widzenia implementacyjnego, gry tekstowe RPG wymagają także systemu zapisu i odczytu stanu gry. Umożliwia to kontynuowanie rozgrywki w późniejszym czasie oraz stanowi istotny element doświadczenia użytkownika. Mechanizm ten musi uwzględniać wszystkie zmienne wpływające na przebieg gry.</w:t>
       </w:r>
     </w:p>
     <w:p>
       <w:pPr>
         <w:pStyle w:val="Heading2"/>
       </w:pPr>
-      <w:bookmarkStart w:id="4" w:name="_Toc225960473"/>
-      <w:r>
-        <w:t>1.4. Struktura pracy</w:t>
-      </w:r>
-      <w:bookmarkEnd w:id="4"/>
-    </w:p>
-    <w:p>
-      <w:r>
-        <w:t>Praca została podzielona na siedem rozdziałów, obejmujących kolejne etapy analizy, projektowania, implementacji oraz oceny opracowanego systemu.</w:t>
-      </w:r>
-    </w:p>
-    <w:p>
-      <w:r>
-        <w:t xml:space="preserve">W rozdziale pierwszym przedstawiono wprowadzenie do tematu pracy, określono jej cel i zakres, a także omówiono motywację powstania systemu oraz podstawowe cechy gier typu </w:t>
-      </w:r>
-      <w:proofErr w:type="spellStart"/>
-      <w:r>
-        <w:t>text-based</w:t>
-      </w:r>
-      <w:proofErr w:type="spellEnd"/>
-      <w:r>
-        <w:t xml:space="preserve"> RPG.</w:t>
-      </w:r>
-    </w:p>
-    <w:p>
-      <w:r>
-        <w:t>Rozdział drugi zawiera analizę problemu oraz przegląd istniejących rozwiązań. Przedstawiono w nim charakterystykę gier tekstowych RPG, omówiono dostępne narzędzia do ich tworzenia oraz platformy umożliwiające dystrybucję gier tworzonych przez użytkowników. Na podstawie przeprowadzonej analizy sformułowano wnioski oraz założenia projektowe systemu.</w:t>
-      </w:r>
-    </w:p>
-    <w:p>
-      <w:r>
-        <w:t>W rozdziale trzecim zaprezentowano analizę systemu. Określono wymagania funkcjonalne i niefunkcjonalne, zidentyfikowano aktorów systemu oraz przedstawiono diagram przypadków użycia wraz z opisem scenariuszy. Uzupełnieniem tej części są diagramy sekwencji oraz model danych systemu.</w:t>
-      </w:r>
-    </w:p>
-    <w:p>
-      <w:r>
-        <w:t xml:space="preserve">Rozdział czwarty poświęcony jest projektowi systemu. Opisano architekturę rozwiązania, projekt bazy danych oraz interfejs użytkownika. Przedstawiono również strukturę modułów systemu, w tym moduł użytkowników, </w:t>
-      </w:r>
-      <w:proofErr w:type="spellStart"/>
-      <w:r>
-        <w:t>marketplace</w:t>
-      </w:r>
-      <w:proofErr w:type="spellEnd"/>
-      <w:r>
-        <w:t xml:space="preserve"> gier, edytor gier oraz silnik rozgrywki, a także projekt API.</w:t>
-      </w:r>
-    </w:p>
-    <w:p>
-      <w:r>
-        <w:t xml:space="preserve">W rozdziale piątym opisano proces implementacji systemu. Przedstawiono wykorzystane technologie, a następnie omówiono implementację poszczególnych elementów systemu, </w:t>
-      </w:r>
+      <w:bookmarkStart w:id="7" w:name="_Toc225960476"/>
       <w:r>
         <w:lastRenderedPageBreak/>
-        <w:t xml:space="preserve">takich jak interfejs użytkownika, edytor gier, silnik rozgrywki, </w:t>
-      </w:r>
-      <w:proofErr w:type="spellStart"/>
-      <w:r>
-        <w:t>marketplace</w:t>
-      </w:r>
-      <w:proofErr w:type="spellEnd"/>
-      <w:r>
-        <w:t xml:space="preserve"> oraz system użytkowników.</w:t>
-      </w:r>
-    </w:p>
-    <w:p>
-      <w:r>
-        <w:t xml:space="preserve">Rozdział szósty dotyczy testowania systemu. Opisano strategię testowania, przeprowadzone testy </w:t>
-      </w:r>
-      <w:proofErr w:type="spellStart"/>
-      <w:r>
-        <w:t>frontendowe</w:t>
-      </w:r>
-      <w:proofErr w:type="spellEnd"/>
-      <w:r>
-        <w:t xml:space="preserve"> i </w:t>
-      </w:r>
-      <w:proofErr w:type="spellStart"/>
-      <w:r>
-        <w:t>backendowe</w:t>
-      </w:r>
-      <w:proofErr w:type="spellEnd"/>
-      <w:r>
-        <w:t>, testy funkcjonalne oraz przedstawiono ich wyniki.</w:t>
-      </w:r>
-    </w:p>
-    <w:p>
-      <w:r>
-        <w:t>W rozdziale siódmym zawarto podsumowanie pracy oraz ocenę stopnia realizacji założeń projektowych. Przedstawiono również ograniczenia systemu oraz możliwe kierunki jego dalszego rozwoju.</w:t>
-      </w:r>
-    </w:p>
-    <w:p>
-      <w:r>
-        <w:t>Ostatnim elementem pracy jest bibliografia, zawierająca wykorzystane źródła.</w:t>
-      </w:r>
-    </w:p>
-    <w:p>
-      <w:pPr>
-        <w:pStyle w:val="Heading1"/>
-      </w:pPr>
-      <w:bookmarkStart w:id="5" w:name="_Toc225960474"/>
-      <w:r>
-        <w:t>2. Analiza problemu i istniejących rozwiązań</w:t>
-      </w:r>
-      <w:bookmarkEnd w:id="5"/>
-    </w:p>
-    <w:p>
-      <w:pPr>
-        <w:pStyle w:val="Heading2"/>
-      </w:pPr>
-      <w:bookmarkStart w:id="6" w:name="_Toc225960475"/>
-      <w:r>
-        <w:t>2.1. Charakterystyka gier tekstowych RPG</w:t>
-      </w:r>
-      <w:bookmarkEnd w:id="6"/>
-    </w:p>
-    <w:p>
-      <w:r>
-        <w:t xml:space="preserve">Gry tekstowe RPG opierają się na relatywnie prostej warstwie prezentacji, jednak ich struktura wewnętrzna wymaga odpowiedniego zaprojektowania logiki systemu. W przeciwieństwie do gier graficznych, gdzie znaczną część złożoności stanowi </w:t>
-      </w:r>
-      <w:proofErr w:type="spellStart"/>
-      <w:r>
-        <w:t>renderowanie</w:t>
-      </w:r>
-      <w:proofErr w:type="spellEnd"/>
-      <w:r>
-        <w:t xml:space="preserve"> obrazu oraz fizyka, w grach tekstowych główny nacisk położony jest na przetwarzanie stanu gry oraz generowanie spójnej narracji.</w:t>
-      </w:r>
-    </w:p>
-    <w:p>
-      <w:r>
-        <w:t>Podstawowym elementem takiego systemu jest model świata gry, który przechowuje informacje o aktualnym stanie rozgrywki. Obejmuje on między innymi lokalizację gracza, dostępne obiekty, relacje między elementami świata oraz konsekwencje wcześniej podjętych decyzji. Każda akcja użytkownika powoduje zmianę tego stanu, co wpływa na dalszy przebieg gry.</w:t>
-      </w:r>
-    </w:p>
-    <w:p>
-      <w:r>
-        <w:t xml:space="preserve">Kolejnym istotnym komponentem jest mechanizm interpretacji działań gracza. W zależności od przyjętego podejścia może on przyjmować formę </w:t>
-      </w:r>
-      <w:proofErr w:type="spellStart"/>
-      <w:r>
-        <w:t>parsera</w:t>
-      </w:r>
-      <w:proofErr w:type="spellEnd"/>
-      <w:r>
-        <w:t xml:space="preserve"> poleceń lub systemu wyboru. </w:t>
-      </w:r>
-      <w:proofErr w:type="spellStart"/>
-      <w:r>
-        <w:t>Parser</w:t>
-      </w:r>
-      <w:proofErr w:type="spellEnd"/>
-      <w:r>
-        <w:t xml:space="preserve"> poleceń wymaga przetwarzania wprowadzonych przez użytkownika komend i ich mapowania na operacje systemowe, co wiąże się z koniecznością obsługi różnych wariantów składni. System wyboru upraszcza ten proces poprzez ograniczenie możliwych działań do zestawu zdefiniowanych opcji.</w:t>
-      </w:r>
-    </w:p>
-    <w:p>
-      <w:r>
-        <w:t>Z punktu widzenia implementacyjnego, gry tekstowe RPG wymagają także systemu zapisu i odczytu stanu gry. Umożliwia to kontynuowanie rozgrywki w późniejszym czasie oraz stanowi istotny element doświadczenia użytkownika. Mechanizm ten musi uwzględniać wszystkie zmienne wpływające na przebieg gry.</w:t>
-      </w:r>
-    </w:p>
-    <w:p>
-      <w:pPr>
-        <w:pStyle w:val="Heading2"/>
-      </w:pPr>
-      <w:bookmarkStart w:id="7" w:name="_Toc225960476"/>
-      <w:r>
         <w:t>2.2. Narzędzia do tworzenia gier RPG</w:t>
       </w:r>
       <w:bookmarkEnd w:id="7"/>
@@ -4982,11 +5040,7 @@
         <w:t>szeroki zakres funkcjonalności</w:t>
       </w:r>
       <w:r>
-        <w:t xml:space="preserve">, w tym biblioteki do symulacji </w:t>
-      </w:r>
-      <w:r>
-        <w:lastRenderedPageBreak/>
-        <w:t xml:space="preserve">fizyki w przestrzeni 3D, czy systemy oświetlenia z technologią </w:t>
+        <w:t xml:space="preserve">, w tym biblioteki do symulacji fizyki w przestrzeni 3D, czy systemy oświetlenia z technologią </w:t>
       </w:r>
       <w:proofErr w:type="spellStart"/>
       <w:r>
@@ -5056,12 +5110,38 @@
       <w:r>
         <w:t>dziesiątki gigabajtów (w zależności od komponentów)</w:t>
       </w:r>
-      <w:r>
-        <w:rPr>
-          <w:rStyle w:val="FootnoteReference"/>
-        </w:rPr>
-        <w:footnoteReference w:id="5"/>
-      </w:r>
+      <w:sdt>
+        <w:sdtPr>
+          <w:id w:val="-1897504102"/>
+          <w:citation/>
+        </w:sdtPr>
+        <w:sdtContent>
+          <w:r>
+            <w:fldChar w:fldCharType="begin"/>
+          </w:r>
+          <w:r>
+            <w:instrText xml:space="preserve">CITATION for \l 2057 </w:instrText>
+          </w:r>
+          <w:r>
+            <w:fldChar w:fldCharType="separate"/>
+          </w:r>
+          <w:r>
+            <w:rPr>
+              <w:noProof/>
+            </w:rPr>
+            <w:t xml:space="preserve"> </w:t>
+          </w:r>
+          <w:r>
+            <w:rPr>
+              <w:noProof/>
+            </w:rPr>
+            <w:t>(forums.unrealengine.com, 2022)</w:t>
+          </w:r>
+          <w:r>
+            <w:fldChar w:fldCharType="end"/>
+          </w:r>
+        </w:sdtContent>
+      </w:sdt>
       <w:r>
         <w:t>. Gry wytworzone w nich bardzo szybko osiągają setki megabajtów, rosnąc przy dodaniu każdej nowej paczki zasobów. Przy wytwarzaniu tekstowych gier RPG, takie rozmiary plików znacząco przekraczają minimum wymagane do dostarczenia w pełni funkcjonalnej gry.</w:t>
       </w:r>
@@ -5344,18 +5424,45 @@
       <w:r>
         <w:t xml:space="preserve"> od CD Projekt Red</w:t>
       </w:r>
-      <w:r>
-        <w:rPr>
-          <w:rStyle w:val="FootnoteReference"/>
-        </w:rPr>
-        <w:footnoteReference w:id="6"/>
-      </w:r>
+      <w:sdt>
+        <w:sdtPr>
+          <w:id w:val="641934227"/>
+          <w:citation/>
+        </w:sdtPr>
+        <w:sdtContent>
+          <w:r>
+            <w:fldChar w:fldCharType="begin"/>
+          </w:r>
+          <w:r>
+            <w:instrText xml:space="preserve">CITATION sto \l 2057 </w:instrText>
+          </w:r>
+          <w:r>
+            <w:fldChar w:fldCharType="separate"/>
+          </w:r>
+          <w:r>
+            <w:rPr>
+              <w:noProof/>
+            </w:rPr>
+            <w:t xml:space="preserve"> </w:t>
+          </w:r>
+          <w:r>
+            <w:rPr>
+              <w:noProof/>
+            </w:rPr>
+            <w:t>(store.steampowered.com, 2020)</w:t>
+          </w:r>
+          <w:r>
+            <w:fldChar w:fldCharType="end"/>
+          </w:r>
+        </w:sdtContent>
+      </w:sdt>
       <w:r>
         <w:t>) oraz małe, darmowe gry hobbistów.</w:t>
       </w:r>
     </w:p>
     <w:p>
       <w:r>
+        <w:lastRenderedPageBreak/>
         <w:t>Innym popularnym rozwiązaniem</w:t>
       </w:r>
       <w:r>
@@ -5401,7 +5508,6 @@
           <w:i/>
           <w:iCs/>
         </w:rPr>
-        <w:lastRenderedPageBreak/>
         <w:t>itch.io</w:t>
       </w:r>
       <w:r>
@@ -5459,12 +5565,38 @@
       <w:r>
         <w:t xml:space="preserve"> pobiera nawet 30% zarobków</w:t>
       </w:r>
-      <w:r>
-        <w:rPr>
-          <w:rStyle w:val="FootnoteReference"/>
-        </w:rPr>
-        <w:footnoteReference w:id="7"/>
-      </w:r>
+      <w:sdt>
+        <w:sdtPr>
+          <w:id w:val="-395508901"/>
+          <w:citation/>
+        </w:sdtPr>
+        <w:sdtContent>
+          <w:r>
+            <w:fldChar w:fldCharType="begin"/>
+          </w:r>
+          <w:r>
+            <w:instrText xml:space="preserve">CITATION ste1 \l 2057 </w:instrText>
+          </w:r>
+          <w:r>
+            <w:fldChar w:fldCharType="separate"/>
+          </w:r>
+          <w:r>
+            <w:rPr>
+              <w:noProof/>
+            </w:rPr>
+            <w:t xml:space="preserve"> </w:t>
+          </w:r>
+          <w:r>
+            <w:rPr>
+              <w:noProof/>
+            </w:rPr>
+            <w:t>(steamcommunity.com, 2018)</w:t>
+          </w:r>
+          <w:r>
+            <w:fldChar w:fldCharType="end"/>
+          </w:r>
+        </w:sdtContent>
+      </w:sdt>
       <w:r>
         <w:t>.</w:t>
       </w:r>
@@ -5530,6 +5662,7 @@
     </w:p>
     <w:p>
       <w:r>
+        <w:lastRenderedPageBreak/>
         <w:t>Na podstawie powyższych obserwacji można wskazać kluczowe problemy, takie jak wysoki próg wejścia, brak narzędzi typu no-</w:t>
       </w:r>
       <w:proofErr w:type="spellStart"/>
@@ -5547,262 +5680,255 @@
       </w:pPr>
       <w:bookmarkStart w:id="10" w:name="_Toc225960479"/>
       <w:r>
+        <w:t>2.5. Założenia projektowe systemu</w:t>
+      </w:r>
+      <w:bookmarkEnd w:id="10"/>
+    </w:p>
+    <w:p>
+      <w:r>
+        <w:t>Na podstawie zidentyfikowanych problemów sformułowano założenia projektowe opracowanego systemu.</w:t>
+      </w:r>
+    </w:p>
+    <w:p>
+      <w:r>
+        <w:t>W celu obniżenia progu wejścia przyjęto założenie, że system nie wymaga znajomości języków programowania i umożliwia tworzenie gier w modelu no-</w:t>
+      </w:r>
+      <w:proofErr w:type="spellStart"/>
+      <w:r>
+        <w:t>code</w:t>
+      </w:r>
+      <w:proofErr w:type="spellEnd"/>
+      <w:r>
+        <w:t>.</w:t>
+      </w:r>
+    </w:p>
+    <w:p>
+      <w:r>
+        <w:t>W odpowiedzi na brak integracji pomiędzy tworzeniem a dystrybucją, zaprojektowano rozwiązanie łączące edytor gier z platformą ich publikacji i udostępniania.</w:t>
+      </w:r>
+    </w:p>
+    <w:p>
+      <w:r>
+        <w:t>Ze względu na ograniczenia istniejących narzędzi desktopowych przyjęto, że system będzie dostępny w pełni przez przeglądarkę internetową, bez konieczności instalacji dodatkowego oprogramowania.</w:t>
+      </w:r>
+    </w:p>
+    <w:p>
+      <w:r>
+        <w:t>W celu zachowania charakteru gier tekstowych założono brak wsparcia dla elementów graficznych, takich jak obrazy, dźwięki czy wideo, koncentrując się na narracji tekstowej i interakcji użytkownika.</w:t>
+      </w:r>
+    </w:p>
+    <w:p>
+      <w:r>
+        <w:t>Dodatkowo przyjęto założenie implementacji mechanizmu zapisu i odczytu stanu gry, umożliwiającego kontynuowanie rozgrywki.</w:t>
+      </w:r>
+    </w:p>
+    <w:p>
+      <w:pPr>
+        <w:pStyle w:val="Heading1"/>
+      </w:pPr>
+      <w:bookmarkStart w:id="11" w:name="_Toc225960480"/>
+      <w:r>
         <w:lastRenderedPageBreak/>
-        <w:t>2.5. Założenia projektowe systemu</w:t>
-      </w:r>
-      <w:bookmarkEnd w:id="10"/>
-    </w:p>
-    <w:p>
-      <w:r>
-        <w:t>Na podstawie zidentyfikowanych problemów sformułowano założenia projektowe opracowanego systemu.</w:t>
-      </w:r>
-    </w:p>
-    <w:p>
-      <w:r>
-        <w:t>W celu obniżenia progu wejścia przyjęto założenie, że system nie wymaga znajomości języków programowania i umożliwia tworzenie gier w modelu no-</w:t>
+        <w:t>3. Analiza systemu</w:t>
+      </w:r>
+      <w:bookmarkEnd w:id="11"/>
+    </w:p>
+    <w:p>
+      <w:pPr>
+        <w:pStyle w:val="Heading2"/>
+      </w:pPr>
+      <w:bookmarkStart w:id="12" w:name="_Toc225960481"/>
+      <w:r>
+        <w:t>3.1. Wymagania funkcjonalne</w:t>
+      </w:r>
+      <w:bookmarkEnd w:id="12"/>
+    </w:p>
+    <w:p>
+      <w:pPr>
+        <w:pStyle w:val="Heading2"/>
+      </w:pPr>
+      <w:bookmarkStart w:id="13" w:name="_Toc225960482"/>
+      <w:r>
+        <w:t>3.2. Wymagania niefunkcjonalne</w:t>
+      </w:r>
+      <w:bookmarkEnd w:id="13"/>
+    </w:p>
+    <w:p>
+      <w:pPr>
+        <w:pStyle w:val="Heading2"/>
+      </w:pPr>
+      <w:bookmarkStart w:id="14" w:name="_Toc225960483"/>
+      <w:r>
+        <w:t>3.3. Aktorzy systemu</w:t>
+      </w:r>
+      <w:bookmarkEnd w:id="14"/>
+    </w:p>
+    <w:p>
+      <w:pPr>
+        <w:pStyle w:val="Heading2"/>
+      </w:pPr>
+      <w:bookmarkStart w:id="15" w:name="_Toc225960484"/>
+      <w:r>
+        <w:t>3.4. Diagram przypadków użycia</w:t>
+      </w:r>
+      <w:bookmarkEnd w:id="15"/>
+    </w:p>
+    <w:p>
+      <w:pPr>
+        <w:pStyle w:val="Heading2"/>
+      </w:pPr>
+      <w:bookmarkStart w:id="16" w:name="_Toc225960485"/>
+      <w:r>
+        <w:t>3.5. Opis scenariuszy przypadków użycia</w:t>
+      </w:r>
+      <w:bookmarkEnd w:id="16"/>
+    </w:p>
+    <w:p>
+      <w:pPr>
+        <w:pStyle w:val="Heading2"/>
+      </w:pPr>
+      <w:bookmarkStart w:id="17" w:name="_Toc225960486"/>
+      <w:r>
+        <w:t>3.6. Diagramy sekwencji</w:t>
+      </w:r>
+      <w:bookmarkEnd w:id="17"/>
+    </w:p>
+    <w:p>
+      <w:pPr>
+        <w:pStyle w:val="Heading2"/>
+      </w:pPr>
+      <w:bookmarkStart w:id="18" w:name="_Toc225960487"/>
+      <w:r>
+        <w:t>3.7. Model danych systemu</w:t>
+      </w:r>
+      <w:bookmarkEnd w:id="18"/>
+    </w:p>
+    <w:p>
+      <w:pPr>
+        <w:pStyle w:val="Heading1"/>
+      </w:pPr>
+      <w:bookmarkStart w:id="19" w:name="_Toc225960488"/>
+      <w:r>
+        <w:t>4. Projekt systemu</w:t>
+      </w:r>
+      <w:bookmarkEnd w:id="19"/>
+    </w:p>
+    <w:p>
+      <w:r>
+        <w:rPr>
+          <w:highlight w:val="yellow"/>
+        </w:rPr>
+        <w:t xml:space="preserve">Do stworzenia serwisu wykorzystano </w:t>
       </w:r>
       <w:proofErr w:type="spellStart"/>
       <w:r>
-        <w:t>code</w:t>
+        <w:rPr>
+          <w:highlight w:val="yellow"/>
+        </w:rPr>
+        <w:t>framework</w:t>
       </w:r>
       <w:proofErr w:type="spellEnd"/>
       <w:r>
-        <w:t>.</w:t>
-      </w:r>
-    </w:p>
-    <w:p>
-      <w:r>
-        <w:t>W odpowiedzi na brak integracji pomiędzy tworzeniem a dystrybucją, zaprojektowano rozwiązanie łączące edytor gier z platformą ich publikacji i udostępniania.</w:t>
-      </w:r>
-    </w:p>
-    <w:p>
-      <w:r>
-        <w:t>Ze względu na ograniczenia istniejących narzędzi desktopowych przyjęto, że system będzie dostępny w pełni przez przeglądarkę internetową, bez konieczności instalacji dodatkowego oprogramowania.</w:t>
-      </w:r>
-    </w:p>
-    <w:p>
-      <w:r>
-        <w:t>W celu zachowania charakteru gier tekstowych założono brak wsparcia dla elementów graficznych, takich jak obrazy, dźwięki czy wideo, koncentrując się na narracji tekstowej i interakcji użytkownika.</w:t>
-      </w:r>
-    </w:p>
-    <w:p>
-      <w:r>
-        <w:t>Dodatkowo przyjęto założenie implementacji mechanizmu zapisu i odczytu stanu gry, umożliwiającego kontynuowanie rozgrywki.</w:t>
-      </w:r>
-    </w:p>
-    <w:p>
-      <w:pPr>
-        <w:pStyle w:val="Heading1"/>
-      </w:pPr>
-      <w:bookmarkStart w:id="11" w:name="_Toc225960480"/>
-      <w:r>
-        <w:t>3. Analiza systemu</w:t>
-      </w:r>
-      <w:bookmarkEnd w:id="11"/>
-    </w:p>
-    <w:p>
-      <w:pPr>
-        <w:pStyle w:val="Heading2"/>
-      </w:pPr>
-      <w:bookmarkStart w:id="12" w:name="_Toc225960481"/>
-      <w:r>
-        <w:t>3.1. Wymagania funkcjonalne</w:t>
-      </w:r>
-      <w:bookmarkEnd w:id="12"/>
-    </w:p>
-    <w:p>
-      <w:pPr>
-        <w:pStyle w:val="Heading2"/>
-      </w:pPr>
-      <w:bookmarkStart w:id="13" w:name="_Toc225960482"/>
-      <w:r>
-        <w:t>3.2. Wymagania niefunkcjonalne</w:t>
-      </w:r>
-      <w:bookmarkEnd w:id="13"/>
-    </w:p>
-    <w:p>
-      <w:pPr>
-        <w:pStyle w:val="Heading2"/>
-      </w:pPr>
-      <w:bookmarkStart w:id="14" w:name="_Toc225960483"/>
-      <w:r>
-        <w:t>3.3. Aktorzy systemu</w:t>
-      </w:r>
-      <w:bookmarkEnd w:id="14"/>
-    </w:p>
-    <w:p>
-      <w:pPr>
-        <w:pStyle w:val="Heading2"/>
-      </w:pPr>
-      <w:bookmarkStart w:id="15" w:name="_Toc225960484"/>
-      <w:r>
-        <w:t>3.4. Diagram przypadków użycia</w:t>
-      </w:r>
-      <w:bookmarkEnd w:id="15"/>
-    </w:p>
-    <w:p>
-      <w:pPr>
-        <w:pStyle w:val="Heading2"/>
-      </w:pPr>
-      <w:bookmarkStart w:id="16" w:name="_Toc225960485"/>
-      <w:r>
-        <w:t>3.5. Opis scenariuszy przypadków użycia</w:t>
-      </w:r>
-      <w:bookmarkEnd w:id="16"/>
-    </w:p>
-    <w:p>
-      <w:pPr>
-        <w:pStyle w:val="Heading2"/>
-      </w:pPr>
-      <w:bookmarkStart w:id="17" w:name="_Toc225960486"/>
-      <w:r>
-        <w:t>3.6. Diagramy sekwencji</w:t>
-      </w:r>
-      <w:bookmarkEnd w:id="17"/>
-    </w:p>
-    <w:p>
-      <w:pPr>
-        <w:pStyle w:val="Heading2"/>
-      </w:pPr>
-      <w:bookmarkStart w:id="18" w:name="_Toc225960487"/>
-      <w:r>
-        <w:t>3.7. Model danych systemu</w:t>
-      </w:r>
-      <w:bookmarkEnd w:id="18"/>
-    </w:p>
-    <w:p>
-      <w:pPr>
-        <w:pStyle w:val="Heading1"/>
-      </w:pPr>
-      <w:bookmarkStart w:id="19" w:name="_Toc225960488"/>
-      <w:r>
-        <w:t>4. Projekt systemu</w:t>
-      </w:r>
-      <w:bookmarkEnd w:id="19"/>
-    </w:p>
-    <w:p>
-      <w:r>
         <w:rPr>
           <w:highlight w:val="yellow"/>
         </w:rPr>
-        <w:t xml:space="preserve">Do stworzenia serwisu wykorzystano </w:t>
+        <w:t xml:space="preserve"> Next.js</w:t>
+      </w:r>
+      <w:r>
+        <w:rPr>
+          <w:highlight w:val="yellow"/>
+        </w:rPr>
+        <w:t xml:space="preserve"> oraz </w:t>
       </w:r>
       <w:proofErr w:type="spellStart"/>
       <w:r>
         <w:rPr>
           <w:highlight w:val="yellow"/>
         </w:rPr>
-        <w:t>framework</w:t>
+        <w:t>bibiotekę</w:t>
       </w:r>
       <w:proofErr w:type="spellEnd"/>
       <w:r>
         <w:rPr>
           <w:highlight w:val="yellow"/>
         </w:rPr>
-        <w:t xml:space="preserve"> Next.js</w:t>
-      </w:r>
+        <w:t xml:space="preserve"> p5.js do </w:t>
+      </w:r>
+      <w:proofErr w:type="spellStart"/>
       <w:r>
         <w:rPr>
           <w:highlight w:val="yellow"/>
         </w:rPr>
-        <w:t xml:space="preserve"> oraz </w:t>
+        <w:t>renderowania</w:t>
+      </w:r>
+      <w:proofErr w:type="spellEnd"/>
+      <w:r>
+        <w:rPr>
+          <w:highlight w:val="yellow"/>
+        </w:rPr>
+        <w:t xml:space="preserve"> grafiki 2D</w:t>
+      </w:r>
+      <w:r>
+        <w:rPr>
+          <w:highlight w:val="yellow"/>
+        </w:rPr>
+        <w:t xml:space="preserve">. </w:t>
       </w:r>
       <w:proofErr w:type="spellStart"/>
       <w:r>
         <w:rPr>
           <w:highlight w:val="yellow"/>
         </w:rPr>
-        <w:t>bibiotekę</w:t>
+        <w:t>Backend</w:t>
       </w:r>
       <w:proofErr w:type="spellEnd"/>
       <w:r>
         <w:rPr>
           <w:highlight w:val="yellow"/>
         </w:rPr>
-        <w:t xml:space="preserve"> p5.js do </w:t>
+        <w:t xml:space="preserve"> został utworzony na architekturze Express.js, a baza danych wykorzystuje </w:t>
       </w:r>
       <w:proofErr w:type="spellStart"/>
       <w:r>
         <w:rPr>
           <w:highlight w:val="yellow"/>
         </w:rPr>
-        <w:t>renderowania</w:t>
+        <w:t>impementację</w:t>
       </w:r>
       <w:proofErr w:type="spellEnd"/>
       <w:r>
         <w:rPr>
           <w:highlight w:val="yellow"/>
         </w:rPr>
-        <w:t xml:space="preserve"> grafiki 2D</w:t>
-      </w:r>
+        <w:t xml:space="preserve"> </w:t>
+      </w:r>
+      <w:proofErr w:type="spellStart"/>
       <w:r>
         <w:rPr>
           <w:highlight w:val="yellow"/>
         </w:rPr>
-        <w:t xml:space="preserve">. </w:t>
+        <w:t>MariaDB</w:t>
+      </w:r>
+      <w:proofErr w:type="spellEnd"/>
+      <w:r>
+        <w:rPr>
+          <w:highlight w:val="yellow"/>
+        </w:rPr>
+        <w:t xml:space="preserve">. Ten </w:t>
       </w:r>
       <w:proofErr w:type="spellStart"/>
       <w:r>
         <w:rPr>
           <w:highlight w:val="yellow"/>
         </w:rPr>
-        <w:t>Backend</w:t>
+        <w:t>stack</w:t>
       </w:r>
       <w:proofErr w:type="spellEnd"/>
       <w:r>
         <w:rPr>
           <w:highlight w:val="yellow"/>
         </w:rPr>
-        <w:t xml:space="preserve"> został utworzony na architekturze Express.js, a baza danych wykorzystuje </w:t>
-      </w:r>
-      <w:proofErr w:type="spellStart"/>
-      <w:r>
-        <w:rPr>
-          <w:highlight w:val="yellow"/>
-        </w:rPr>
-        <w:t>impementację</w:t>
-      </w:r>
-      <w:proofErr w:type="spellEnd"/>
-      <w:r>
-        <w:rPr>
-          <w:highlight w:val="yellow"/>
-        </w:rPr>
-        <w:t xml:space="preserve"> </w:t>
-      </w:r>
-      <w:proofErr w:type="spellStart"/>
-      <w:r>
-        <w:rPr>
-          <w:highlight w:val="yellow"/>
-        </w:rPr>
-        <w:t>MariaDB</w:t>
-      </w:r>
-      <w:proofErr w:type="spellEnd"/>
-      <w:r>
-        <w:rPr>
-          <w:highlight w:val="yellow"/>
-        </w:rPr>
-        <w:t xml:space="preserve">. Ten </w:t>
-      </w:r>
-      <w:proofErr w:type="spellStart"/>
-      <w:r>
-        <w:rPr>
-          <w:highlight w:val="yellow"/>
-        </w:rPr>
-        <w:t>stack</w:t>
-      </w:r>
-      <w:proofErr w:type="spellEnd"/>
-      <w:r>
-        <w:rPr>
-          <w:highlight w:val="yellow"/>
-        </w:rPr>
-        <w:t xml:space="preserve"> technologiczny umożliwia </w:t>
-      </w:r>
-      <w:r>
-        <w:rPr>
-          <w:highlight w:val="yellow"/>
-        </w:rPr>
-        <w:lastRenderedPageBreak/>
-        <w:t>modularne podejście, które jest kompromisem między wydajnością systemu, a przyjaznością dla implementujących projekt programistów.</w:t>
+        <w:t xml:space="preserve"> technologiczny umożliwia modularne podejście, które jest kompromisem między wydajnością systemu, a przyjaznością dla implementujących projekt programistów.</w:t>
       </w:r>
     </w:p>
     <w:p>
@@ -6130,15 +6256,290 @@
       </w:r>
       <w:bookmarkEnd w:id="48"/>
     </w:p>
+    <w:p/>
+    <w:p/>
+    <w:p/>
+    <w:p/>
+    <w:p/>
+    <w:p/>
+    <w:p/>
+    <w:p/>
+    <w:p/>
+    <w:p/>
+    <w:p/>
     <w:p>
       <w:pPr>
         <w:pStyle w:val="Heading1"/>
       </w:pPr>
       <w:bookmarkStart w:id="49" w:name="_Toc225960518"/>
       <w:r>
+        <w:lastRenderedPageBreak/>
         <w:t>8. Bibliografia</w:t>
       </w:r>
       <w:bookmarkEnd w:id="49"/>
+    </w:p>
+    <w:sdt>
+      <w:sdtPr>
+        <w:rPr>
+          <w:lang w:val="en-GB"/>
+        </w:rPr>
+        <w:id w:val="264126315"/>
+        <w:docPartObj>
+          <w:docPartGallery w:val="Bibliographies"/>
+          <w:docPartUnique/>
+        </w:docPartObj>
+      </w:sdtPr>
+      <w:sdtEndPr>
+        <w:rPr>
+          <w:rFonts w:eastAsiaTheme="minorEastAsia" w:cstheme="minorBidi"/>
+          <w:color w:val="auto"/>
+          <w:sz w:val="22"/>
+          <w:szCs w:val="22"/>
+          <w:lang w:val="pl-PL"/>
+        </w:rPr>
+      </w:sdtEndPr>
+      <w:sdtContent>
+        <w:p>
+          <w:pPr>
+            <w:pStyle w:val="Heading1"/>
+            <w:rPr>
+              <w:lang w:val="en-GB"/>
+            </w:rPr>
+          </w:pPr>
+          <w:r>
+            <w:rPr>
+              <w:lang w:val="en-GB"/>
+            </w:rPr>
+            <w:t>Bibliography</w:t>
+          </w:r>
+        </w:p>
+        <w:sdt>
+          <w:sdtPr>
+            <w:id w:val="111145805"/>
+            <w:bibliography/>
+          </w:sdtPr>
+          <w:sdtContent>
+            <w:p>
+              <w:pPr>
+                <w:pStyle w:val="Bibliography"/>
+                <w:ind w:left="720" w:hanging="720"/>
+                <w:rPr>
+                  <w:noProof/>
+                  <w:sz w:val="24"/>
+                  <w:szCs w:val="24"/>
+                  <w:lang w:val="en-GB"/>
+                </w:rPr>
+              </w:pPr>
+              <w:r>
+                <w:fldChar w:fldCharType="begin"/>
+              </w:r>
+              <w:r>
+                <w:rPr>
+                  <w:lang w:val="en-GB"/>
+                </w:rPr>
+                <w:instrText>BIBLIOGRAPHY</w:instrText>
+              </w:r>
+              <w:r>
+                <w:fldChar w:fldCharType="separate"/>
+              </w:r>
+              <w:r>
+                <w:rPr>
+                  <w:i/>
+                  <w:iCs/>
+                  <w:noProof/>
+                  <w:lang w:val="en-GB"/>
+                </w:rPr>
+                <w:t>forums.unrealengine.com</w:t>
+              </w:r>
+              <w:r>
+                <w:rPr>
+                  <w:noProof/>
+                  <w:lang w:val="en-GB"/>
+                </w:rPr>
+                <w:t>. (2022).</w:t>
+              </w:r>
+            </w:p>
+            <w:p>
+              <w:pPr>
+                <w:pStyle w:val="Bibliography"/>
+                <w:ind w:left="720" w:hanging="720"/>
+                <w:rPr>
+                  <w:noProof/>
+                  <w:lang w:val="en-GB"/>
+                </w:rPr>
+              </w:pPr>
+              <w:r>
+                <w:rPr>
+                  <w:i/>
+                  <w:iCs/>
+                  <w:noProof/>
+                  <w:lang w:val="en-GB"/>
+                </w:rPr>
+                <w:t>steamcommunity.com</w:t>
+              </w:r>
+              <w:r>
+                <w:rPr>
+                  <w:noProof/>
+                  <w:lang w:val="en-GB"/>
+                </w:rPr>
+                <w:t>. (2018).</w:t>
+              </w:r>
+            </w:p>
+            <w:p>
+              <w:pPr>
+                <w:pStyle w:val="Bibliography"/>
+                <w:ind w:left="720" w:hanging="720"/>
+                <w:rPr>
+                  <w:noProof/>
+                  <w:lang w:val="en-GB"/>
+                </w:rPr>
+              </w:pPr>
+              <w:r>
+                <w:rPr>
+                  <w:i/>
+                  <w:iCs/>
+                  <w:noProof/>
+                  <w:lang w:val="en-GB"/>
+                </w:rPr>
+                <w:t>steamdb.info</w:t>
+              </w:r>
+              <w:r>
+                <w:rPr>
+                  <w:noProof/>
+                  <w:lang w:val="en-GB"/>
+                </w:rPr>
+                <w:t>. (2026).</w:t>
+              </w:r>
+            </w:p>
+            <w:p>
+              <w:pPr>
+                <w:pStyle w:val="Bibliography"/>
+                <w:ind w:left="720" w:hanging="720"/>
+                <w:rPr>
+                  <w:noProof/>
+                  <w:lang w:val="en-GB"/>
+                </w:rPr>
+              </w:pPr>
+              <w:r>
+                <w:rPr>
+                  <w:i/>
+                  <w:iCs/>
+                  <w:noProof/>
+                  <w:lang w:val="en-GB"/>
+                </w:rPr>
+                <w:t>store.steampowered.com</w:t>
+              </w:r>
+              <w:r>
+                <w:rPr>
+                  <w:noProof/>
+                  <w:lang w:val="en-GB"/>
+                </w:rPr>
+                <w:t>. (2020).</w:t>
+              </w:r>
+            </w:p>
+            <w:p>
+              <w:pPr>
+                <w:pStyle w:val="Bibliography"/>
+                <w:ind w:left="720" w:hanging="720"/>
+                <w:rPr>
+                  <w:noProof/>
+                  <w:lang w:val="en-GB"/>
+                </w:rPr>
+              </w:pPr>
+              <w:r>
+                <w:rPr>
+                  <w:i/>
+                  <w:iCs/>
+                  <w:noProof/>
+                  <w:lang w:val="en-GB"/>
+                </w:rPr>
+                <w:t>www.adrift.co</w:t>
+              </w:r>
+              <w:r>
+                <w:rPr>
+                  <w:noProof/>
+                  <w:lang w:val="en-GB"/>
+                </w:rPr>
+                <w:t>. (2013).</w:t>
+              </w:r>
+            </w:p>
+            <w:p>
+              <w:pPr>
+                <w:pStyle w:val="Bibliography"/>
+                <w:ind w:left="720" w:hanging="720"/>
+                <w:rPr>
+                  <w:noProof/>
+                  <w:lang w:val="en-GB"/>
+                </w:rPr>
+              </w:pPr>
+              <w:r>
+                <w:rPr>
+                  <w:i/>
+                  <w:iCs/>
+                  <w:noProof/>
+                  <w:lang w:val="en-GB"/>
+                </w:rPr>
+                <w:t>www.ft.com</w:t>
+              </w:r>
+              <w:r>
+                <w:rPr>
+                  <w:noProof/>
+                  <w:lang w:val="en-GB"/>
+                </w:rPr>
+                <w:t>. (2025). Retrieved from https://www.ft.com/content/f4a13716-838a-43da-853b-7c31ac17192c</w:t>
+              </w:r>
+            </w:p>
+            <w:p>
+              <w:pPr>
+                <w:pStyle w:val="Bibliography"/>
+                <w:ind w:left="720" w:hanging="720"/>
+                <w:rPr>
+                  <w:noProof/>
+                  <w:lang w:val="en-GB"/>
+                </w:rPr>
+              </w:pPr>
+              <w:r>
+                <w:rPr>
+                  <w:i/>
+                  <w:iCs/>
+                  <w:noProof/>
+                  <w:lang w:val="en-GB"/>
+                </w:rPr>
+                <w:t>www.videogameseurope.eu</w:t>
+              </w:r>
+              <w:r>
+                <w:rPr>
+                  <w:noProof/>
+                  <w:lang w:val="en-GB"/>
+                </w:rPr>
+                <w:t>. (2023). Retrieved from https://www.videogameseurope.eu/wp-content/uploads/2024/09/Video-Games-Europe-2023-Key-Facts-Report_FINAL.pdf</w:t>
+              </w:r>
+            </w:p>
+            <w:p>
+              <w:pPr>
+                <w:jc w:val="left"/>
+                <w:rPr>
+                  <w:lang w:val="en-GB"/>
+                </w:rPr>
+              </w:pPr>
+              <w:r>
+                <w:rPr>
+                  <w:b/>
+                  <w:bCs/>
+                </w:rPr>
+                <w:fldChar w:fldCharType="end"/>
+              </w:r>
+            </w:p>
+          </w:sdtContent>
+        </w:sdt>
+      </w:sdtContent>
+    </w:sdt>
+    <w:p>
+      <w:pPr>
+        <w:rPr>
+          <w:lang w:val="en-GB"/>
+        </w:rPr>
+      </w:pPr>
     </w:p>
     <w:sectPr>
       <w:footerReference w:type="default" r:id="rId10"/>
@@ -6253,139 +6654,6 @@
       </w:pPr>
       <w:r>
         <w:continuationSeparator/>
-      </w:r>
-    </w:p>
-  </w:footnote>
-  <w:footnote w:id="1">
-    <w:p>
-      <w:pPr>
-        <w:pStyle w:val="FootnoteText"/>
-      </w:pPr>
-      <w:r>
-        <w:rPr>
-          <w:rStyle w:val="FootnoteReference"/>
-        </w:rPr>
-        <w:footnoteRef/>
-      </w:r>
-      <w:r>
-        <w:t xml:space="preserve"> </w:t>
-      </w:r>
-      <w:r>
-        <w:t>https://www.videogameseurope.eu/wp-content/uploads/2024/09/Video-Games-Europe-2023-Key-Facts-Report_FINAL.pdf</w:t>
-      </w:r>
-    </w:p>
-  </w:footnote>
-  <w:footnote w:id="2">
-    <w:p>
-      <w:pPr>
-        <w:pStyle w:val="FootnoteText"/>
-      </w:pPr>
-      <w:r>
-        <w:rPr>
-          <w:rStyle w:val="FootnoteReference"/>
-        </w:rPr>
-        <w:footnoteRef/>
-      </w:r>
-      <w:r>
-        <w:t xml:space="preserve"> </w:t>
-      </w:r>
-      <w:r>
-        <w:t>https://www.ft.com/content/f4a13716-838a-43da-853b-7c31ac17192c</w:t>
-      </w:r>
-    </w:p>
-  </w:footnote>
-  <w:footnote w:id="3">
-    <w:p>
-      <w:pPr>
-        <w:pStyle w:val="FootnoteText"/>
-      </w:pPr>
-      <w:r>
-        <w:rPr>
-          <w:rStyle w:val="FootnoteReference"/>
-        </w:rPr>
-        <w:footnoteRef/>
-      </w:r>
-      <w:r>
-        <w:t xml:space="preserve"> </w:t>
-      </w:r>
-      <w:r>
-        <w:t>https://steamdb.info/stats/releases/</w:t>
-      </w:r>
-    </w:p>
-  </w:footnote>
-  <w:footnote w:id="4">
-    <w:p>
-      <w:pPr>
-        <w:pStyle w:val="FootnoteText"/>
-      </w:pPr>
-      <w:r>
-        <w:rPr>
-          <w:rStyle w:val="FootnoteReference"/>
-        </w:rPr>
-        <w:footnoteRef/>
-      </w:r>
-      <w:r>
-        <w:t xml:space="preserve"> </w:t>
-      </w:r>
-      <w:r>
-        <w:t>https://www.adrift.co/</w:t>
-      </w:r>
-    </w:p>
-  </w:footnote>
-  <w:footnote w:id="5">
-    <w:p>
-      <w:pPr>
-        <w:pStyle w:val="FootnoteText"/>
-      </w:pPr>
-      <w:r>
-        <w:rPr>
-          <w:rStyle w:val="FootnoteReference"/>
-        </w:rPr>
-        <w:footnoteRef/>
-      </w:r>
-      <w:r>
-        <w:t xml:space="preserve"> </w:t>
-      </w:r>
-      <w:r>
-        <w:t>https://forums.unrealengine.com/t/unreal-engine-5-02-size-115-gb/593895</w:t>
-      </w:r>
-    </w:p>
-  </w:footnote>
-  <w:footnote w:id="6">
-    <w:p>
-      <w:pPr>
-        <w:pStyle w:val="FootnoteText"/>
-      </w:pPr>
-      <w:r>
-        <w:rPr>
-          <w:rStyle w:val="FootnoteReference"/>
-        </w:rPr>
-        <w:footnoteRef/>
-      </w:r>
-      <w:r>
-        <w:t xml:space="preserve"> </w:t>
-      </w:r>
-      <w:r>
-        <w:t>https://store.steampowered.com/app/1091500/Cyberpunk_2077/</w:t>
-      </w:r>
-    </w:p>
-  </w:footnote>
-  <w:footnote w:id="7">
-    <w:p>
-      <w:pPr>
-        <w:pStyle w:val="FootnoteText"/>
-      </w:pPr>
-      <w:r>
-        <w:rPr>
-          <w:rStyle w:val="FootnoteReference"/>
-        </w:rPr>
-        <w:footnoteRef/>
-      </w:r>
-      <w:r>
-        <w:t xml:space="preserve"> </w:t>
-      </w:r>
-      <w:r>
-        <w:t>https://steamcommunity.com/groups/steamworks/announcements/detail/1697191267930157838</w:t>
       </w:r>
     </w:p>
   </w:footnote>
@@ -8744,6 +9012,14 @@
       <w:rFonts w:ascii="Book Antiqua" w:hAnsi="Book Antiqua"/>
     </w:rPr>
   </w:style>
+  <w:style w:type="paragraph" w:styleId="Bibliography">
+    <w:name w:val="Bibliography"/>
+    <w:basedOn w:val="Normal"/>
+    <w:next w:val="Normal"/>
+    <w:uiPriority w:val="37"/>
+    <w:unhideWhenUsed/>
+    <w:rsid w:val="00BA3176"/>
+  </w:style>
 </w:styles>
 </file>
 
@@ -9043,11 +9319,76 @@
 </file>
 
 <file path=customXml/item1.xml><?xml version="1.0" encoding="utf-8"?>
-<b:Sources xmlns:b="http://schemas.openxmlformats.org/officeDocument/2006/bibliography" xmlns="http://schemas.openxmlformats.org/officeDocument/2006/bibliography" SelectedStyle="\APASixthEditionOfficeOnline.xsl" StyleName="APA" Version="6"/>
+<b:Sources xmlns:b="http://schemas.openxmlformats.org/officeDocument/2006/bibliography" xmlns="http://schemas.openxmlformats.org/officeDocument/2006/bibliography" SelectedStyle="\APASixthEditionOfficeOnline.xsl" StyleName="APA" Version="6">
+  <b:Source>
+    <b:Tag>for</b:Tag>
+    <b:SourceType>InternetSite</b:SourceType>
+    <b:Guid>{6FF0B101-9EC3-4BC1-9108-32D789426813}</b:Guid>
+    <b:Title>forums.unrealengine.com</b:Title>
+    <b:Medium>https://forums.unrealengine.com/t/unreal-engine-5-02-size-115-gb/593895</b:Medium>
+    <b:Year>2022</b:Year>
+    <b:RefOrder>5</b:RefOrder>
+  </b:Source>
+  <b:Source>
+    <b:Tag>ste1</b:Tag>
+    <b:SourceType>InternetSite</b:SourceType>
+    <b:Guid>{21FB44B8-88F6-4BEB-913B-36863730861D}</b:Guid>
+    <b:Title>steamcommunity.com</b:Title>
+    <b:Medium>https://steamcommunity.com/groups/steamworks/announcements/detail/1697191267930157838</b:Medium>
+    <b:Year>2018</b:Year>
+    <b:RefOrder>7</b:RefOrder>
+  </b:Source>
+  <b:Source>
+    <b:Tag>ste</b:Tag>
+    <b:SourceType>InternetSite</b:SourceType>
+    <b:Guid>{FD4F9A06-C28F-42F8-B9D3-39756A032FCC}</b:Guid>
+    <b:Title>steamdb.info</b:Title>
+    <b:Medium>https://steamdb.info/stats/releases/</b:Medium>
+    <b:Year>2026</b:Year>
+    <b:RefOrder>3</b:RefOrder>
+  </b:Source>
+  <b:Source>
+    <b:Tag>sto</b:Tag>
+    <b:SourceType>InternetSite</b:SourceType>
+    <b:Guid>{01AC36B6-2130-4840-96F9-3108499AAECE}</b:Guid>
+    <b:Title>store.steampowered.com</b:Title>
+    <b:Medium>https://store.steampowered.com/app/1091500/Cyberpunk_2077/</b:Medium>
+    <b:Year>2020</b:Year>
+    <b:RefOrder>6</b:RefOrder>
+  </b:Source>
+  <b:Source>
+    <b:Tag>www2</b:Tag>
+    <b:SourceType>InternetSite</b:SourceType>
+    <b:Guid>{C4D88549-E158-4166-8F46-2649BED69279}</b:Guid>
+    <b:Title>www.adrift.co</b:Title>
+    <b:Medium>https://www.adrift.co/</b:Medium>
+    <b:Year>2013</b:Year>
+    <b:RefOrder>4</b:RefOrder>
+  </b:Source>
+  <b:Source>
+    <b:Tag>www1</b:Tag>
+    <b:SourceType>InternetSite</b:SourceType>
+    <b:Guid>{62D6E2C1-356B-47AD-8AEB-14E8C90EFE36}</b:Guid>
+    <b:Title>www.ft.com</b:Title>
+    <b:URL>https://www.ft.com/content/f4a13716-838a-43da-853b-7c31ac17192c</b:URL>
+    <b:Year>2025</b:Year>
+    <b:Medium>https://www.ft.com/content/f4a13716-838a-43da-853b-7c31ac17192c</b:Medium>
+    <b:RefOrder>2</b:RefOrder>
+  </b:Source>
+  <b:Source>
+    <b:Tag>www</b:Tag>
+    <b:SourceType>InternetSite</b:SourceType>
+    <b:Guid>{44DE04EE-E387-45F3-B9F6-14B75DBC3732}</b:Guid>
+    <b:Title>www.videogameseurope.eu</b:Title>
+    <b:URL>https://www.videogameseurope.eu/wp-content/uploads/2024/09/Video-Games-Europe-2023-Key-Facts-Report_FINAL.pdf</b:URL>
+    <b:Year>2023</b:Year>
+    <b:RefOrder>1</b:RefOrder>
+  </b:Source>
+</b:Sources>
 </file>
 
 <file path=customXml/itemProps1.xml><?xml version="1.0" encoding="utf-8"?>
-<ds:datastoreItem xmlns:ds="http://schemas.openxmlformats.org/officeDocument/2006/customXml" ds:itemID="{F38DAE60-2E85-4383-94BF-04B9D8575905}">
+<ds:datastoreItem xmlns:ds="http://schemas.openxmlformats.org/officeDocument/2006/customXml" ds:itemID="{D5323FBB-04CB-4681-B2C5-C5D5E60BA79E}">
   <ds:schemaRefs>
     <ds:schemaRef ds:uri="http://schemas.openxmlformats.org/officeDocument/2006/bibliography"/>
   </ds:schemaRefs>

--- a/Praca Licencjacka/Praca Licencjacka.docx
+++ b/Praca Licencjacka/Praca Licencjacka.docx
@@ -4170,7 +4170,7 @@
             <w:rPr>
               <w:noProof/>
             </w:rPr>
-            <w:t>(www.videogameseurope.eu, 2023)</w:t>
+            <w:t>(www.videogameseurope.eu)</w:t>
           </w:r>
           <w:r>
             <w:rPr>
@@ -4234,7 +4234,7 @@
             <w:rPr>
               <w:noProof/>
             </w:rPr>
-            <w:t>(www.ft.com, 2025)</w:t>
+            <w:t>(www.ft.com)</w:t>
           </w:r>
           <w:r>
             <w:fldChar w:fldCharType="end"/>
@@ -4269,7 +4269,7 @@
             <w:rPr>
               <w:noProof/>
             </w:rPr>
-            <w:t>(steamdb.info, 2026)</w:t>
+            <w:t>(steamdb.info)</w:t>
           </w:r>
           <w:r>
             <w:fldChar w:fldCharType="end"/>
@@ -4669,7 +4669,7 @@
             <w:rPr>
               <w:noProof/>
             </w:rPr>
-            <w:t>(www.adrift.co, 2013)</w:t>
+            <w:t>(www.adrift.co)</w:t>
           </w:r>
           <w:r>
             <w:rPr>
@@ -5135,7 +5135,7 @@
             <w:rPr>
               <w:noProof/>
             </w:rPr>
-            <w:t>(forums.unrealengine.com, 2022)</w:t>
+            <w:t>(forums.unrealengine.com)</w:t>
           </w:r>
           <w:r>
             <w:fldChar w:fldCharType="end"/>
@@ -5449,7 +5449,7 @@
             <w:rPr>
               <w:noProof/>
             </w:rPr>
-            <w:t>(store.steampowered.com, 2020)</w:t>
+            <w:t>(store.steampowered.com)</w:t>
           </w:r>
           <w:r>
             <w:fldChar w:fldCharType="end"/>
@@ -5590,7 +5590,7 @@
             <w:rPr>
               <w:noProof/>
             </w:rPr>
-            <w:t>(steamcommunity.com, 2018)</w:t>
+            <w:t>(steamcommunity.com)</w:t>
           </w:r>
           <w:r>
             <w:fldChar w:fldCharType="end"/>
@@ -6281,6 +6281,10 @@
     <w:sdt>
       <w:sdtPr>
         <w:rPr>
+          <w:rFonts w:eastAsiaTheme="minorEastAsia" w:cstheme="minorBidi"/>
+          <w:color w:val="auto"/>
+          <w:sz w:val="22"/>
+          <w:szCs w:val="22"/>
           <w:lang w:val="en-GB"/>
         </w:rPr>
         <w:id w:val="264126315"/>
@@ -6291,10 +6295,6 @@
       </w:sdtPr>
       <w:sdtEndPr>
         <w:rPr>
-          <w:rFonts w:eastAsiaTheme="minorEastAsia" w:cstheme="minorBidi"/>
-          <w:color w:val="auto"/>
-          <w:sz w:val="22"/>
-          <w:szCs w:val="22"/>
           <w:lang w:val="pl-PL"/>
         </w:rPr>
       </w:sdtEndPr>
@@ -6306,12 +6306,6 @@
               <w:lang w:val="en-GB"/>
             </w:rPr>
           </w:pPr>
-          <w:r>
-            <w:rPr>
-              <w:lang w:val="en-GB"/>
-            </w:rPr>
-            <w:t>Bibliography</w:t>
-          </w:r>
         </w:p>
         <w:sdt>
           <w:sdtPr>
@@ -6323,6 +6317,7 @@
               <w:pPr>
                 <w:pStyle w:val="Bibliography"/>
                 <w:ind w:left="720" w:hanging="720"/>
+                <w:jc w:val="left"/>
                 <w:rPr>
                   <w:noProof/>
                   <w:sz w:val="24"/>
@@ -6356,13 +6351,14 @@
                   <w:noProof/>
                   <w:lang w:val="en-GB"/>
                 </w:rPr>
-                <w:t>. (2022).</w:t>
+                <w:t>. 2022. https://forums.unrealengine.com/t/unreal-engine-5-02-size-115-gb/593895.</w:t>
               </w:r>
             </w:p>
             <w:p>
               <w:pPr>
                 <w:pStyle w:val="Bibliography"/>
                 <w:ind w:left="720" w:hanging="720"/>
+                <w:jc w:val="left"/>
                 <w:rPr>
                   <w:noProof/>
                   <w:lang w:val="en-GB"/>
@@ -6382,13 +6378,14 @@
                   <w:noProof/>
                   <w:lang w:val="en-GB"/>
                 </w:rPr>
-                <w:t>. (2018).</w:t>
+                <w:t>. 2018. https://steamcommunity.com/groups/steamworks/announcements/detail/1697191267930157838.</w:t>
               </w:r>
             </w:p>
             <w:p>
               <w:pPr>
                 <w:pStyle w:val="Bibliography"/>
                 <w:ind w:left="720" w:hanging="720"/>
+                <w:jc w:val="left"/>
                 <w:rPr>
                   <w:noProof/>
                   <w:lang w:val="en-GB"/>
@@ -6408,13 +6405,14 @@
                   <w:noProof/>
                   <w:lang w:val="en-GB"/>
                 </w:rPr>
-                <w:t>. (2026).</w:t>
+                <w:t>. 2026. https://steamdb.info/stats/releases/.</w:t>
               </w:r>
             </w:p>
             <w:p>
               <w:pPr>
                 <w:pStyle w:val="Bibliography"/>
                 <w:ind w:left="720" w:hanging="720"/>
+                <w:jc w:val="left"/>
                 <w:rPr>
                   <w:noProof/>
                   <w:lang w:val="en-GB"/>
@@ -6434,13 +6432,14 @@
                   <w:noProof/>
                   <w:lang w:val="en-GB"/>
                 </w:rPr>
-                <w:t>. (2020).</w:t>
+                <w:t>. 2020. https://store.steampowered.com/app/1091500/Cyberpunk_2077/.</w:t>
               </w:r>
             </w:p>
             <w:p>
               <w:pPr>
                 <w:pStyle w:val="Bibliography"/>
                 <w:ind w:left="720" w:hanging="720"/>
+                <w:jc w:val="left"/>
                 <w:rPr>
                   <w:noProof/>
                   <w:lang w:val="en-GB"/>
@@ -6460,13 +6459,14 @@
                   <w:noProof/>
                   <w:lang w:val="en-GB"/>
                 </w:rPr>
-                <w:t>. (2013).</w:t>
+                <w:t>. 2013. https://www.adrift.co/.</w:t>
               </w:r>
             </w:p>
             <w:p>
               <w:pPr>
                 <w:pStyle w:val="Bibliography"/>
                 <w:ind w:left="720" w:hanging="720"/>
+                <w:jc w:val="left"/>
                 <w:rPr>
                   <w:noProof/>
                   <w:lang w:val="en-GB"/>
@@ -6486,13 +6486,14 @@
                   <w:noProof/>
                   <w:lang w:val="en-GB"/>
                 </w:rPr>
-                <w:t>. (2025). Retrieved from https://www.ft.com/content/f4a13716-838a-43da-853b-7c31ac17192c</w:t>
+                <w:t>. 2025. https://www.ft.com/content/f4a13716-838a-43da-853b-7c31ac17192c. &lt;https://www.ft.com/content/f4a13716-838a-43da-853b-7c31ac17192c&gt;.</w:t>
               </w:r>
             </w:p>
             <w:p>
               <w:pPr>
                 <w:pStyle w:val="Bibliography"/>
                 <w:ind w:left="720" w:hanging="720"/>
+                <w:jc w:val="left"/>
                 <w:rPr>
                   <w:noProof/>
                   <w:lang w:val="en-GB"/>
@@ -6512,7 +6513,7 @@
                   <w:noProof/>
                   <w:lang w:val="en-GB"/>
                 </w:rPr>
-                <w:t>. (2023). Retrieved from https://www.videogameseurope.eu/wp-content/uploads/2024/09/Video-Games-Europe-2023-Key-Facts-Report_FINAL.pdf</w:t>
+                <w:t>. 2023. &lt;https://www.videogameseurope.eu/wp-content/uploads/2024/09/Video-Games-Europe-2023-Key-Facts-Report_FINAL.pdf&gt;.</w:t>
               </w:r>
             </w:p>
             <w:p>
@@ -9319,7 +9320,7 @@
 </file>
 
 <file path=customXml/item1.xml><?xml version="1.0" encoding="utf-8"?>
-<b:Sources xmlns:b="http://schemas.openxmlformats.org/officeDocument/2006/bibliography" xmlns="http://schemas.openxmlformats.org/officeDocument/2006/bibliography" SelectedStyle="\APASixthEditionOfficeOnline.xsl" StyleName="APA" Version="6">
+<b:Sources xmlns:b="http://schemas.openxmlformats.org/officeDocument/2006/bibliography" xmlns="http://schemas.openxmlformats.org/officeDocument/2006/bibliography" SelectedStyle="\MLASeventhEditionOfficeOnline.xsl" StyleName="MLA" Version="7">
   <b:Source>
     <b:Tag>for</b:Tag>
     <b:SourceType>InternetSite</b:SourceType>
@@ -9388,7 +9389,7 @@
 </file>
 
 <file path=customXml/itemProps1.xml><?xml version="1.0" encoding="utf-8"?>
-<ds:datastoreItem xmlns:ds="http://schemas.openxmlformats.org/officeDocument/2006/customXml" ds:itemID="{D5323FBB-04CB-4681-B2C5-C5D5E60BA79E}">
+<ds:datastoreItem xmlns:ds="http://schemas.openxmlformats.org/officeDocument/2006/customXml" ds:itemID="{9E810DAD-8BFD-4FE1-A81E-C02B0125627D}">
   <ds:schemaRefs>
     <ds:schemaRef ds:uri="http://schemas.openxmlformats.org/officeDocument/2006/bibliography"/>
   </ds:schemaRefs>

--- a/Praca Licencjacka/Praca Licencjacka.docx
+++ b/Praca Licencjacka/Praca Licencjacka.docx
@@ -68,76 +68,90 @@
           <w:rFonts w:eastAsiaTheme="majorEastAsia"/>
           <w:i/>
           <w:iCs/>
-          <w:highlight w:val="yellow"/>
         </w:rPr>
         <w:t>Numer albumu:</w:t>
       </w:r>
-    </w:p>
-    <w:p>
-      <w:pPr>
-        <w:jc w:val="right"/>
-        <w:rPr>
-          <w:rFonts w:eastAsiaTheme="majorEastAsia"/>
-        </w:rPr>
-      </w:pPr>
-      <w:r>
-        <w:rPr>
-          <w:rFonts w:eastAsiaTheme="majorEastAsia"/>
-        </w:rPr>
-        <w:t>Maciej Wojciechowski</w:t>
-      </w:r>
-    </w:p>
-    <w:p>
-      <w:pPr>
-        <w:spacing w:line="360" w:lineRule="auto"/>
-        <w:jc w:val="right"/>
+      <w:r>
         <w:rPr>
           <w:rFonts w:eastAsiaTheme="majorEastAsia"/>
           <w:i/>
           <w:iCs/>
         </w:rPr>
-      </w:pPr>
-      <w:r>
+        <w:t xml:space="preserve"> 296112</w:t>
+      </w:r>
+    </w:p>
+    <w:p>
+      <w:pPr>
+        <w:jc w:val="right"/>
+        <w:rPr>
+          <w:rFonts w:eastAsiaTheme="majorEastAsia"/>
+        </w:rPr>
+      </w:pPr>
+      <w:r>
+        <w:rPr>
+          <w:rFonts w:eastAsiaTheme="majorEastAsia"/>
+        </w:rPr>
+        <w:t>Maciej Wojciechowski</w:t>
+      </w:r>
+    </w:p>
+    <w:p>
+      <w:pPr>
+        <w:spacing w:line="360" w:lineRule="auto"/>
+        <w:jc w:val="right"/>
         <w:rPr>
           <w:rFonts w:eastAsiaTheme="majorEastAsia"/>
           <w:i/>
           <w:iCs/>
         </w:rPr>
-        <w:t>Numer albumu: 292571</w:t>
-      </w:r>
-    </w:p>
-    <w:p>
-      <w:pPr>
-        <w:jc w:val="right"/>
-        <w:rPr>
-          <w:rFonts w:eastAsiaTheme="majorEastAsia"/>
-        </w:rPr>
-      </w:pPr>
-      <w:r>
-        <w:rPr>
-          <w:rFonts w:eastAsiaTheme="majorEastAsia"/>
-        </w:rPr>
-        <w:t>Maciej Nasiadka</w:t>
-      </w:r>
-    </w:p>
-    <w:p>
-      <w:pPr>
-        <w:jc w:val="right"/>
+      </w:pPr>
+      <w:r>
         <w:rPr>
           <w:rFonts w:eastAsiaTheme="majorEastAsia"/>
           <w:i/>
           <w:iCs/>
         </w:rPr>
-      </w:pPr>
-      <w:r>
+        <w:t>Numer albumu: 292571</w:t>
+      </w:r>
+    </w:p>
+    <w:p>
+      <w:pPr>
+        <w:jc w:val="right"/>
+        <w:rPr>
+          <w:rFonts w:eastAsiaTheme="majorEastAsia"/>
+        </w:rPr>
+      </w:pPr>
+      <w:r>
+        <w:rPr>
+          <w:rFonts w:eastAsiaTheme="majorEastAsia"/>
+        </w:rPr>
+        <w:t>Maciej Nasiadka</w:t>
+      </w:r>
+    </w:p>
+    <w:p>
+      <w:pPr>
+        <w:jc w:val="right"/>
         <w:rPr>
           <w:rFonts w:eastAsiaTheme="majorEastAsia"/>
           <w:i/>
           <w:iCs/>
-          <w:highlight w:val="yellow"/>
+        </w:rPr>
+      </w:pPr>
+      <w:r>
+        <w:rPr>
+          <w:rFonts w:eastAsiaTheme="majorEastAsia"/>
+          <w:i/>
+          <w:iCs/>
         </w:rPr>
         <w:t>Numer albumu:</w:t>
       </w:r>
+      <w:r>
+        <w:rPr>
+          <w:rFonts w:eastAsiaTheme="majorEastAsia"/>
+          <w:i/>
+          <w:iCs/>
+        </w:rPr>
+        <w:t xml:space="preserve"> 292574</w:t>
+      </w:r>
     </w:p>
     <w:p>
       <w:pPr>
@@ -149,23 +163,24 @@
     </w:p>
     <w:p>
       <w:pPr>
+        <w:jc w:val="right"/>
         <w:rPr>
           <w:rFonts w:eastAsiaTheme="majorEastAsia"/>
         </w:rPr>
       </w:pPr>
-      <w:r>
+    </w:p>
+    <w:p>
+      <w:pPr>
         <w:rPr>
           <w:rFonts w:eastAsiaTheme="majorEastAsia"/>
         </w:rPr>
+      </w:pPr>
+      <w:r>
+        <w:rPr>
+          <w:rFonts w:eastAsiaTheme="majorEastAsia"/>
+        </w:rPr>
         <w:t>Kierunek studiów: Informatyka praktyczna</w:t>
       </w:r>
-    </w:p>
-    <w:p>
-      <w:pPr>
-        <w:rPr>
-          <w:rFonts w:eastAsiaTheme="majorEastAsia"/>
-        </w:rPr>
-      </w:pPr>
     </w:p>
     <w:p>
       <w:pPr>
@@ -188,6 +203,24 @@
       </w:pPr>
       <w:r>
         <w:t>Digital Dungeons</w:t>
+      </w:r>
+      <w:r>
+        <w:t xml:space="preserve"> -</w:t>
+      </w:r>
+    </w:p>
+    <w:p>
+      <w:pPr>
+        <w:pStyle w:val="Title"/>
+        <w:jc w:val="center"/>
+      </w:pPr>
+      <w:r>
+        <w:t xml:space="preserve">platforma do tworzenia </w:t>
+      </w:r>
+      <w:r>
+        <w:t xml:space="preserve">tekstowych </w:t>
+      </w:r>
+      <w:r>
+        <w:t>gier rpg</w:t>
       </w:r>
     </w:p>
     <w:p>
@@ -356,7 +389,7 @@
           <w:r>
             <w:fldChar w:fldCharType="separate"/>
           </w:r>
-          <w:hyperlink w:anchor="_Toc225960469" w:history="1">
+          <w:hyperlink w:anchor="_Toc226833518" w:history="1">
             <w:r>
               <w:rPr>
                 <w:rStyle w:val="Hyperlink"/>
@@ -383,7 +416,7 @@
                 <w:noProof/>
                 <w:webHidden/>
               </w:rPr>
-              <w:instrText xml:space="preserve"> PAGEREF _Toc225960469 \h </w:instrText>
+              <w:instrText xml:space="preserve"> PAGEREF _Toc226833518 \h </w:instrText>
             </w:r>
             <w:r>
               <w:rPr>
@@ -430,7 +463,7 @@
               <w14:ligatures w14:val="standardContextual"/>
             </w:rPr>
           </w:pPr>
-          <w:hyperlink w:anchor="_Toc225960470" w:history="1">
+          <w:hyperlink w:anchor="_Toc226833519" w:history="1">
             <w:r>
               <w:rPr>
                 <w:rStyle w:val="Hyperlink"/>
@@ -457,7 +490,7 @@
                 <w:noProof/>
                 <w:webHidden/>
               </w:rPr>
-              <w:instrText xml:space="preserve"> PAGEREF _Toc225960470 \h </w:instrText>
+              <w:instrText xml:space="preserve"> PAGEREF _Toc226833519 \h </w:instrText>
             </w:r>
             <w:r>
               <w:rPr>
@@ -504,7 +537,7 @@
               <w14:ligatures w14:val="standardContextual"/>
             </w:rPr>
           </w:pPr>
-          <w:hyperlink w:anchor="_Toc225960471" w:history="1">
+          <w:hyperlink w:anchor="_Toc226833520" w:history="1">
             <w:r>
               <w:rPr>
                 <w:rStyle w:val="Hyperlink"/>
@@ -531,7 +564,7 @@
                 <w:noProof/>
                 <w:webHidden/>
               </w:rPr>
-              <w:instrText xml:space="preserve"> PAGEREF _Toc225960471 \h </w:instrText>
+              <w:instrText xml:space="preserve"> PAGEREF _Toc226833520 \h </w:instrText>
             </w:r>
             <w:r>
               <w:rPr>
@@ -578,7 +611,7 @@
               <w14:ligatures w14:val="standardContextual"/>
             </w:rPr>
           </w:pPr>
-          <w:hyperlink w:anchor="_Toc225960472" w:history="1">
+          <w:hyperlink w:anchor="_Toc226833521" w:history="1">
             <w:r>
               <w:rPr>
                 <w:rStyle w:val="Hyperlink"/>
@@ -605,7 +638,7 @@
                 <w:noProof/>
                 <w:webHidden/>
               </w:rPr>
-              <w:instrText xml:space="preserve"> PAGEREF _Toc225960472 \h </w:instrText>
+              <w:instrText xml:space="preserve"> PAGEREF _Toc226833521 \h </w:instrText>
             </w:r>
             <w:r>
               <w:rPr>
@@ -625,7 +658,7 @@
                 <w:noProof/>
                 <w:webHidden/>
               </w:rPr>
-              <w:t>6</w:t>
+              <w:t>5</w:t>
             </w:r>
             <w:r>
               <w:rPr>
@@ -652,7 +685,7 @@
               <w14:ligatures w14:val="standardContextual"/>
             </w:rPr>
           </w:pPr>
-          <w:hyperlink w:anchor="_Toc225960473" w:history="1">
+          <w:hyperlink w:anchor="_Toc226833522" w:history="1">
             <w:r>
               <w:rPr>
                 <w:rStyle w:val="Hyperlink"/>
@@ -679,7 +712,7 @@
                 <w:noProof/>
                 <w:webHidden/>
               </w:rPr>
-              <w:instrText xml:space="preserve"> PAGEREF _Toc225960473 \h </w:instrText>
+              <w:instrText xml:space="preserve"> PAGEREF _Toc226833522 \h </w:instrText>
             </w:r>
             <w:r>
               <w:rPr>
@@ -726,7 +759,7 @@
               <w14:ligatures w14:val="standardContextual"/>
             </w:rPr>
           </w:pPr>
-          <w:hyperlink w:anchor="_Toc225960474" w:history="1">
+          <w:hyperlink w:anchor="_Toc226833523" w:history="1">
             <w:r>
               <w:rPr>
                 <w:rStyle w:val="Hyperlink"/>
@@ -753,7 +786,7 @@
                 <w:noProof/>
                 <w:webHidden/>
               </w:rPr>
-              <w:instrText xml:space="preserve"> PAGEREF _Toc225960474 \h </w:instrText>
+              <w:instrText xml:space="preserve"> PAGEREF _Toc226833523 \h </w:instrText>
             </w:r>
             <w:r>
               <w:rPr>
@@ -773,7 +806,7 @@
                 <w:noProof/>
                 <w:webHidden/>
               </w:rPr>
-              <w:t>7</w:t>
+              <w:t>6</w:t>
             </w:r>
             <w:r>
               <w:rPr>
@@ -800,7 +833,7 @@
               <w14:ligatures w14:val="standardContextual"/>
             </w:rPr>
           </w:pPr>
-          <w:hyperlink w:anchor="_Toc225960475" w:history="1">
+          <w:hyperlink w:anchor="_Toc226833524" w:history="1">
             <w:r>
               <w:rPr>
                 <w:rStyle w:val="Hyperlink"/>
@@ -827,7 +860,7 @@
                 <w:noProof/>
                 <w:webHidden/>
               </w:rPr>
-              <w:instrText xml:space="preserve"> PAGEREF _Toc225960475 \h </w:instrText>
+              <w:instrText xml:space="preserve"> PAGEREF _Toc226833524 \h </w:instrText>
             </w:r>
             <w:r>
               <w:rPr>
@@ -847,7 +880,7 @@
                 <w:noProof/>
                 <w:webHidden/>
               </w:rPr>
-              <w:t>7</w:t>
+              <w:t>6</w:t>
             </w:r>
             <w:r>
               <w:rPr>
@@ -874,7 +907,7 @@
               <w14:ligatures w14:val="standardContextual"/>
             </w:rPr>
           </w:pPr>
-          <w:hyperlink w:anchor="_Toc225960476" w:history="1">
+          <w:hyperlink w:anchor="_Toc226833525" w:history="1">
             <w:r>
               <w:rPr>
                 <w:rStyle w:val="Hyperlink"/>
@@ -901,7 +934,7 @@
                 <w:noProof/>
                 <w:webHidden/>
               </w:rPr>
-              <w:instrText xml:space="preserve"> PAGEREF _Toc225960476 \h </w:instrText>
+              <w:instrText xml:space="preserve"> PAGEREF _Toc226833525 \h </w:instrText>
             </w:r>
             <w:r>
               <w:rPr>
@@ -948,13 +981,13 @@
               <w14:ligatures w14:val="standardContextual"/>
             </w:rPr>
           </w:pPr>
-          <w:hyperlink w:anchor="_Toc225960477" w:history="1">
+          <w:hyperlink w:anchor="_Toc226833526" w:history="1">
             <w:r>
               <w:rPr>
                 <w:rStyle w:val="Hyperlink"/>
                 <w:noProof/>
               </w:rPr>
-              <w:t>2.3. Platformy dystrybucji gier tworzonych przez użytkowników</w:t>
+              <w:t>2.3. Platformy dystrybucji gier tworzonych przez użytkowni-ków</w:t>
             </w:r>
             <w:r>
               <w:rPr>
@@ -975,7 +1008,7 @@
                 <w:noProof/>
                 <w:webHidden/>
               </w:rPr>
-              <w:instrText xml:space="preserve"> PAGEREF _Toc225960477 \h </w:instrText>
+              <w:instrText xml:space="preserve"> PAGEREF _Toc226833526 \h </w:instrText>
             </w:r>
             <w:r>
               <w:rPr>
@@ -995,7 +1028,7 @@
                 <w:noProof/>
                 <w:webHidden/>
               </w:rPr>
-              <w:t>8</w:t>
+              <w:t>7</w:t>
             </w:r>
             <w:r>
               <w:rPr>
@@ -1022,7 +1055,7 @@
               <w14:ligatures w14:val="standardContextual"/>
             </w:rPr>
           </w:pPr>
-          <w:hyperlink w:anchor="_Toc225960478" w:history="1">
+          <w:hyperlink w:anchor="_Toc226833527" w:history="1">
             <w:r>
               <w:rPr>
                 <w:rStyle w:val="Hyperlink"/>
@@ -1049,7 +1082,7 @@
                 <w:noProof/>
                 <w:webHidden/>
               </w:rPr>
-              <w:instrText xml:space="preserve"> PAGEREF _Toc225960478 \h </w:instrText>
+              <w:instrText xml:space="preserve"> PAGEREF _Toc226833527 \h </w:instrText>
             </w:r>
             <w:r>
               <w:rPr>
@@ -1069,7 +1102,7 @@
                 <w:noProof/>
                 <w:webHidden/>
               </w:rPr>
-              <w:t>9</w:t>
+              <w:t>8</w:t>
             </w:r>
             <w:r>
               <w:rPr>
@@ -1096,7 +1129,7 @@
               <w14:ligatures w14:val="standardContextual"/>
             </w:rPr>
           </w:pPr>
-          <w:hyperlink w:anchor="_Toc225960479" w:history="1">
+          <w:hyperlink w:anchor="_Toc226833528" w:history="1">
             <w:r>
               <w:rPr>
                 <w:rStyle w:val="Hyperlink"/>
@@ -1123,7 +1156,7 @@
                 <w:noProof/>
                 <w:webHidden/>
               </w:rPr>
-              <w:instrText xml:space="preserve"> PAGEREF _Toc225960479 \h </w:instrText>
+              <w:instrText xml:space="preserve"> PAGEREF _Toc226833528 \h </w:instrText>
             </w:r>
             <w:r>
               <w:rPr>
@@ -1170,7 +1203,7 @@
               <w14:ligatures w14:val="standardContextual"/>
             </w:rPr>
           </w:pPr>
-          <w:hyperlink w:anchor="_Toc225960480" w:history="1">
+          <w:hyperlink w:anchor="_Toc226833529" w:history="1">
             <w:r>
               <w:rPr>
                 <w:rStyle w:val="Hyperlink"/>
@@ -1197,7 +1230,7 @@
                 <w:noProof/>
                 <w:webHidden/>
               </w:rPr>
-              <w:instrText xml:space="preserve"> PAGEREF _Toc225960480 \h </w:instrText>
+              <w:instrText xml:space="preserve"> PAGEREF _Toc226833529 \h </w:instrText>
             </w:r>
             <w:r>
               <w:rPr>
@@ -1217,7 +1250,7 @@
                 <w:noProof/>
                 <w:webHidden/>
               </w:rPr>
-              <w:t>10</w:t>
+              <w:t>9</w:t>
             </w:r>
             <w:r>
               <w:rPr>
@@ -1244,7 +1277,7 @@
               <w14:ligatures w14:val="standardContextual"/>
             </w:rPr>
           </w:pPr>
-          <w:hyperlink w:anchor="_Toc225960481" w:history="1">
+          <w:hyperlink w:anchor="_Toc226833530" w:history="1">
             <w:r>
               <w:rPr>
                 <w:rStyle w:val="Hyperlink"/>
@@ -1271,7 +1304,7 @@
                 <w:noProof/>
                 <w:webHidden/>
               </w:rPr>
-              <w:instrText xml:space="preserve"> PAGEREF _Toc225960481 \h </w:instrText>
+              <w:instrText xml:space="preserve"> PAGEREF _Toc226833530 \h </w:instrText>
             </w:r>
             <w:r>
               <w:rPr>
@@ -1291,7 +1324,7 @@
                 <w:noProof/>
                 <w:webHidden/>
               </w:rPr>
-              <w:t>10</w:t>
+              <w:t>9</w:t>
             </w:r>
             <w:r>
               <w:rPr>
@@ -1318,7 +1351,7 @@
               <w14:ligatures w14:val="standardContextual"/>
             </w:rPr>
           </w:pPr>
-          <w:hyperlink w:anchor="_Toc225960482" w:history="1">
+          <w:hyperlink w:anchor="_Toc226833531" w:history="1">
             <w:r>
               <w:rPr>
                 <w:rStyle w:val="Hyperlink"/>
@@ -1345,7 +1378,7 @@
                 <w:noProof/>
                 <w:webHidden/>
               </w:rPr>
-              <w:instrText xml:space="preserve"> PAGEREF _Toc225960482 \h </w:instrText>
+              <w:instrText xml:space="preserve"> PAGEREF _Toc226833531 \h </w:instrText>
             </w:r>
             <w:r>
               <w:rPr>
@@ -1365,7 +1398,7 @@
                 <w:noProof/>
                 <w:webHidden/>
               </w:rPr>
-              <w:t>10</w:t>
+              <w:t>9</w:t>
             </w:r>
             <w:r>
               <w:rPr>
@@ -1392,7 +1425,7 @@
               <w14:ligatures w14:val="standardContextual"/>
             </w:rPr>
           </w:pPr>
-          <w:hyperlink w:anchor="_Toc225960483" w:history="1">
+          <w:hyperlink w:anchor="_Toc226833532" w:history="1">
             <w:r>
               <w:rPr>
                 <w:rStyle w:val="Hyperlink"/>
@@ -1419,7 +1452,7 @@
                 <w:noProof/>
                 <w:webHidden/>
               </w:rPr>
-              <w:instrText xml:space="preserve"> PAGEREF _Toc225960483 \h </w:instrText>
+              <w:instrText xml:space="preserve"> PAGEREF _Toc226833532 \h </w:instrText>
             </w:r>
             <w:r>
               <w:rPr>
@@ -1439,7 +1472,7 @@
                 <w:noProof/>
                 <w:webHidden/>
               </w:rPr>
-              <w:t>10</w:t>
+              <w:t>9</w:t>
             </w:r>
             <w:r>
               <w:rPr>
@@ -1466,7 +1499,7 @@
               <w14:ligatures w14:val="standardContextual"/>
             </w:rPr>
           </w:pPr>
-          <w:hyperlink w:anchor="_Toc225960484" w:history="1">
+          <w:hyperlink w:anchor="_Toc226833533" w:history="1">
             <w:r>
               <w:rPr>
                 <w:rStyle w:val="Hyperlink"/>
@@ -1493,7 +1526,7 @@
                 <w:noProof/>
                 <w:webHidden/>
               </w:rPr>
-              <w:instrText xml:space="preserve"> PAGEREF _Toc225960484 \h </w:instrText>
+              <w:instrText xml:space="preserve"> PAGEREF _Toc226833533 \h </w:instrText>
             </w:r>
             <w:r>
               <w:rPr>
@@ -1513,7 +1546,7 @@
                 <w:noProof/>
                 <w:webHidden/>
               </w:rPr>
-              <w:t>10</w:t>
+              <w:t>9</w:t>
             </w:r>
             <w:r>
               <w:rPr>
@@ -1540,7 +1573,7 @@
               <w14:ligatures w14:val="standardContextual"/>
             </w:rPr>
           </w:pPr>
-          <w:hyperlink w:anchor="_Toc225960485" w:history="1">
+          <w:hyperlink w:anchor="_Toc226833534" w:history="1">
             <w:r>
               <w:rPr>
                 <w:rStyle w:val="Hyperlink"/>
@@ -1567,7 +1600,7 @@
                 <w:noProof/>
                 <w:webHidden/>
               </w:rPr>
-              <w:instrText xml:space="preserve"> PAGEREF _Toc225960485 \h </w:instrText>
+              <w:instrText xml:space="preserve"> PAGEREF _Toc226833534 \h </w:instrText>
             </w:r>
             <w:r>
               <w:rPr>
@@ -1587,7 +1620,7 @@
                 <w:noProof/>
                 <w:webHidden/>
               </w:rPr>
-              <w:t>10</w:t>
+              <w:t>9</w:t>
             </w:r>
             <w:r>
               <w:rPr>
@@ -1614,7 +1647,7 @@
               <w14:ligatures w14:val="standardContextual"/>
             </w:rPr>
           </w:pPr>
-          <w:hyperlink w:anchor="_Toc225960486" w:history="1">
+          <w:hyperlink w:anchor="_Toc226833535" w:history="1">
             <w:r>
               <w:rPr>
                 <w:rStyle w:val="Hyperlink"/>
@@ -1641,7 +1674,7 @@
                 <w:noProof/>
                 <w:webHidden/>
               </w:rPr>
-              <w:instrText xml:space="preserve"> PAGEREF _Toc225960486 \h </w:instrText>
+              <w:instrText xml:space="preserve"> PAGEREF _Toc226833535 \h </w:instrText>
             </w:r>
             <w:r>
               <w:rPr>
@@ -1661,7 +1694,7 @@
                 <w:noProof/>
                 <w:webHidden/>
               </w:rPr>
-              <w:t>10</w:t>
+              <w:t>9</w:t>
             </w:r>
             <w:r>
               <w:rPr>
@@ -1688,7 +1721,7 @@
               <w14:ligatures w14:val="standardContextual"/>
             </w:rPr>
           </w:pPr>
-          <w:hyperlink w:anchor="_Toc225960487" w:history="1">
+          <w:hyperlink w:anchor="_Toc226833536" w:history="1">
             <w:r>
               <w:rPr>
                 <w:rStyle w:val="Hyperlink"/>
@@ -1715,7 +1748,7 @@
                 <w:noProof/>
                 <w:webHidden/>
               </w:rPr>
-              <w:instrText xml:space="preserve"> PAGEREF _Toc225960487 \h </w:instrText>
+              <w:instrText xml:space="preserve"> PAGEREF _Toc226833536 \h </w:instrText>
             </w:r>
             <w:r>
               <w:rPr>
@@ -1735,7 +1768,7 @@
                 <w:noProof/>
                 <w:webHidden/>
               </w:rPr>
-              <w:t>10</w:t>
+              <w:t>9</w:t>
             </w:r>
             <w:r>
               <w:rPr>
@@ -1762,7 +1795,7 @@
               <w14:ligatures w14:val="standardContextual"/>
             </w:rPr>
           </w:pPr>
-          <w:hyperlink w:anchor="_Toc225960488" w:history="1">
+          <w:hyperlink w:anchor="_Toc226833537" w:history="1">
             <w:r>
               <w:rPr>
                 <w:rStyle w:val="Hyperlink"/>
@@ -1789,7 +1822,7 @@
                 <w:noProof/>
                 <w:webHidden/>
               </w:rPr>
-              <w:instrText xml:space="preserve"> PAGEREF _Toc225960488 \h </w:instrText>
+              <w:instrText xml:space="preserve"> PAGEREF _Toc226833537 \h </w:instrText>
             </w:r>
             <w:r>
               <w:rPr>
@@ -1809,7 +1842,7 @@
                 <w:noProof/>
                 <w:webHidden/>
               </w:rPr>
-              <w:t>10</w:t>
+              <w:t>9</w:t>
             </w:r>
             <w:r>
               <w:rPr>
@@ -1836,7 +1869,7 @@
               <w14:ligatures w14:val="standardContextual"/>
             </w:rPr>
           </w:pPr>
-          <w:hyperlink w:anchor="_Toc225960489" w:history="1">
+          <w:hyperlink w:anchor="_Toc226833538" w:history="1">
             <w:r>
               <w:rPr>
                 <w:rStyle w:val="Hyperlink"/>
@@ -1863,7 +1896,7 @@
                 <w:noProof/>
                 <w:webHidden/>
               </w:rPr>
-              <w:instrText xml:space="preserve"> PAGEREF _Toc225960489 \h </w:instrText>
+              <w:instrText xml:space="preserve"> PAGEREF _Toc226833538 \h </w:instrText>
             </w:r>
             <w:r>
               <w:rPr>
@@ -1910,7 +1943,7 @@
               <w14:ligatures w14:val="standardContextual"/>
             </w:rPr>
           </w:pPr>
-          <w:hyperlink w:anchor="_Toc225960490" w:history="1">
+          <w:hyperlink w:anchor="_Toc226833539" w:history="1">
             <w:r>
               <w:rPr>
                 <w:rStyle w:val="Hyperlink"/>
@@ -1937,7 +1970,7 @@
                 <w:noProof/>
                 <w:webHidden/>
               </w:rPr>
-              <w:instrText xml:space="preserve"> PAGEREF _Toc225960490 \h </w:instrText>
+              <w:instrText xml:space="preserve"> PAGEREF _Toc226833539 \h </w:instrText>
             </w:r>
             <w:r>
               <w:rPr>
@@ -1984,7 +2017,7 @@
               <w14:ligatures w14:val="standardContextual"/>
             </w:rPr>
           </w:pPr>
-          <w:hyperlink w:anchor="_Toc225960491" w:history="1">
+          <w:hyperlink w:anchor="_Toc226833540" w:history="1">
             <w:r>
               <w:rPr>
                 <w:rStyle w:val="Hyperlink"/>
@@ -2011,7 +2044,7 @@
                 <w:noProof/>
                 <w:webHidden/>
               </w:rPr>
-              <w:instrText xml:space="preserve"> PAGEREF _Toc225960491 \h </w:instrText>
+              <w:instrText xml:space="preserve"> PAGEREF _Toc226833540 \h </w:instrText>
             </w:r>
             <w:r>
               <w:rPr>
@@ -2058,7 +2091,7 @@
               <w14:ligatures w14:val="standardContextual"/>
             </w:rPr>
           </w:pPr>
-          <w:hyperlink w:anchor="_Toc225960492" w:history="1">
+          <w:hyperlink w:anchor="_Toc226833541" w:history="1">
             <w:r>
               <w:rPr>
                 <w:rStyle w:val="Hyperlink"/>
@@ -2085,7 +2118,7 @@
                 <w:noProof/>
                 <w:webHidden/>
               </w:rPr>
-              <w:instrText xml:space="preserve"> PAGEREF _Toc225960492 \h </w:instrText>
+              <w:instrText xml:space="preserve"> PAGEREF _Toc226833541 \h </w:instrText>
             </w:r>
             <w:r>
               <w:rPr>
@@ -2132,7 +2165,7 @@
               <w14:ligatures w14:val="standardContextual"/>
             </w:rPr>
           </w:pPr>
-          <w:hyperlink w:anchor="_Toc225960493" w:history="1">
+          <w:hyperlink w:anchor="_Toc226833542" w:history="1">
             <w:r>
               <w:rPr>
                 <w:rStyle w:val="Hyperlink"/>
@@ -2159,7 +2192,7 @@
                 <w:noProof/>
                 <w:webHidden/>
               </w:rPr>
-              <w:instrText xml:space="preserve"> PAGEREF _Toc225960493 \h </w:instrText>
+              <w:instrText xml:space="preserve"> PAGEREF _Toc226833542 \h </w:instrText>
             </w:r>
             <w:r>
               <w:rPr>
@@ -2206,7 +2239,7 @@
               <w14:ligatures w14:val="standardContextual"/>
             </w:rPr>
           </w:pPr>
-          <w:hyperlink w:anchor="_Toc225960494" w:history="1">
+          <w:hyperlink w:anchor="_Toc226833543" w:history="1">
             <w:r>
               <w:rPr>
                 <w:rStyle w:val="Hyperlink"/>
@@ -2233,7 +2266,7 @@
                 <w:noProof/>
                 <w:webHidden/>
               </w:rPr>
-              <w:instrText xml:space="preserve"> PAGEREF _Toc225960494 \h </w:instrText>
+              <w:instrText xml:space="preserve"> PAGEREF _Toc226833543 \h </w:instrText>
             </w:r>
             <w:r>
               <w:rPr>
@@ -2280,7 +2313,7 @@
               <w14:ligatures w14:val="standardContextual"/>
             </w:rPr>
           </w:pPr>
-          <w:hyperlink w:anchor="_Toc225960495" w:history="1">
+          <w:hyperlink w:anchor="_Toc226833544" w:history="1">
             <w:r>
               <w:rPr>
                 <w:rStyle w:val="Hyperlink"/>
@@ -2307,7 +2340,7 @@
                 <w:noProof/>
                 <w:webHidden/>
               </w:rPr>
-              <w:instrText xml:space="preserve"> PAGEREF _Toc225960495 \h </w:instrText>
+              <w:instrText xml:space="preserve"> PAGEREF _Toc226833544 \h </w:instrText>
             </w:r>
             <w:r>
               <w:rPr>
@@ -2354,7 +2387,7 @@
               <w14:ligatures w14:val="standardContextual"/>
             </w:rPr>
           </w:pPr>
-          <w:hyperlink w:anchor="_Toc225960496" w:history="1">
+          <w:hyperlink w:anchor="_Toc226833545" w:history="1">
             <w:r>
               <w:rPr>
                 <w:rStyle w:val="Hyperlink"/>
@@ -2381,7 +2414,7 @@
                 <w:noProof/>
                 <w:webHidden/>
               </w:rPr>
-              <w:instrText xml:space="preserve"> PAGEREF _Toc225960496 \h </w:instrText>
+              <w:instrText xml:space="preserve"> PAGEREF _Toc226833545 \h </w:instrText>
             </w:r>
             <w:r>
               <w:rPr>
@@ -2428,7 +2461,7 @@
               <w14:ligatures w14:val="standardContextual"/>
             </w:rPr>
           </w:pPr>
-          <w:hyperlink w:anchor="_Toc225960497" w:history="1">
+          <w:hyperlink w:anchor="_Toc226833546" w:history="1">
             <w:r>
               <w:rPr>
                 <w:rStyle w:val="Hyperlink"/>
@@ -2455,7 +2488,7 @@
                 <w:noProof/>
                 <w:webHidden/>
               </w:rPr>
-              <w:instrText xml:space="preserve"> PAGEREF _Toc225960497 \h </w:instrText>
+              <w:instrText xml:space="preserve"> PAGEREF _Toc226833546 \h </w:instrText>
             </w:r>
             <w:r>
               <w:rPr>
@@ -2502,7 +2535,7 @@
               <w14:ligatures w14:val="standardContextual"/>
             </w:rPr>
           </w:pPr>
-          <w:hyperlink w:anchor="_Toc225960498" w:history="1">
+          <w:hyperlink w:anchor="_Toc226833547" w:history="1">
             <w:r>
               <w:rPr>
                 <w:rStyle w:val="Hyperlink"/>
@@ -2529,7 +2562,7 @@
                 <w:noProof/>
                 <w:webHidden/>
               </w:rPr>
-              <w:instrText xml:space="preserve"> PAGEREF _Toc225960498 \h </w:instrText>
+              <w:instrText xml:space="preserve"> PAGEREF _Toc226833547 \h </w:instrText>
             </w:r>
             <w:r>
               <w:rPr>
@@ -2576,7 +2609,7 @@
               <w14:ligatures w14:val="standardContextual"/>
             </w:rPr>
           </w:pPr>
-          <w:hyperlink w:anchor="_Toc225960499" w:history="1">
+          <w:hyperlink w:anchor="_Toc226833548" w:history="1">
             <w:r>
               <w:rPr>
                 <w:rStyle w:val="Hyperlink"/>
@@ -2603,7 +2636,7 @@
                 <w:noProof/>
                 <w:webHidden/>
               </w:rPr>
-              <w:instrText xml:space="preserve"> PAGEREF _Toc225960499 \h </w:instrText>
+              <w:instrText xml:space="preserve"> PAGEREF _Toc226833548 \h </w:instrText>
             </w:r>
             <w:r>
               <w:rPr>
@@ -2650,7 +2683,7 @@
               <w14:ligatures w14:val="standardContextual"/>
             </w:rPr>
           </w:pPr>
-          <w:hyperlink w:anchor="_Toc225960500" w:history="1">
+          <w:hyperlink w:anchor="_Toc226833549" w:history="1">
             <w:r>
               <w:rPr>
                 <w:rStyle w:val="Hyperlink"/>
@@ -2677,7 +2710,7 @@
                 <w:noProof/>
                 <w:webHidden/>
               </w:rPr>
-              <w:instrText xml:space="preserve"> PAGEREF _Toc225960500 \h </w:instrText>
+              <w:instrText xml:space="preserve"> PAGEREF _Toc226833549 \h </w:instrText>
             </w:r>
             <w:r>
               <w:rPr>
@@ -2724,7 +2757,7 @@
               <w14:ligatures w14:val="standardContextual"/>
             </w:rPr>
           </w:pPr>
-          <w:hyperlink w:anchor="_Toc225960501" w:history="1">
+          <w:hyperlink w:anchor="_Toc226833550" w:history="1">
             <w:r>
               <w:rPr>
                 <w:rStyle w:val="Hyperlink"/>
@@ -2751,7 +2784,7 @@
                 <w:noProof/>
                 <w:webHidden/>
               </w:rPr>
-              <w:instrText xml:space="preserve"> PAGEREF _Toc225960501 \h </w:instrText>
+              <w:instrText xml:space="preserve"> PAGEREF _Toc226833550 \h </w:instrText>
             </w:r>
             <w:r>
               <w:rPr>
@@ -2798,7 +2831,7 @@
               <w14:ligatures w14:val="standardContextual"/>
             </w:rPr>
           </w:pPr>
-          <w:hyperlink w:anchor="_Toc225960502" w:history="1">
+          <w:hyperlink w:anchor="_Toc226833551" w:history="1">
             <w:r>
               <w:rPr>
                 <w:rStyle w:val="Hyperlink"/>
@@ -2825,7 +2858,7 @@
                 <w:noProof/>
                 <w:webHidden/>
               </w:rPr>
-              <w:instrText xml:space="preserve"> PAGEREF _Toc225960502 \h </w:instrText>
+              <w:instrText xml:space="preserve"> PAGEREF _Toc226833551 \h </w:instrText>
             </w:r>
             <w:r>
               <w:rPr>
@@ -2872,7 +2905,7 @@
               <w14:ligatures w14:val="standardContextual"/>
             </w:rPr>
           </w:pPr>
-          <w:hyperlink w:anchor="_Toc225960503" w:history="1">
+          <w:hyperlink w:anchor="_Toc226833552" w:history="1">
             <w:r>
               <w:rPr>
                 <w:rStyle w:val="Hyperlink"/>
@@ -2899,7 +2932,7 @@
                 <w:noProof/>
                 <w:webHidden/>
               </w:rPr>
-              <w:instrText xml:space="preserve"> PAGEREF _Toc225960503 \h </w:instrText>
+              <w:instrText xml:space="preserve"> PAGEREF _Toc226833552 \h </w:instrText>
             </w:r>
             <w:r>
               <w:rPr>
@@ -2946,7 +2979,7 @@
               <w14:ligatures w14:val="standardContextual"/>
             </w:rPr>
           </w:pPr>
-          <w:hyperlink w:anchor="_Toc225960504" w:history="1">
+          <w:hyperlink w:anchor="_Toc226833553" w:history="1">
             <w:r>
               <w:rPr>
                 <w:rStyle w:val="Hyperlink"/>
@@ -2973,7 +3006,7 @@
                 <w:noProof/>
                 <w:webHidden/>
               </w:rPr>
-              <w:instrText xml:space="preserve"> PAGEREF _Toc225960504 \h </w:instrText>
+              <w:instrText xml:space="preserve"> PAGEREF _Toc226833553 \h </w:instrText>
             </w:r>
             <w:r>
               <w:rPr>
@@ -3020,7 +3053,7 @@
               <w14:ligatures w14:val="standardContextual"/>
             </w:rPr>
           </w:pPr>
-          <w:hyperlink w:anchor="_Toc225960505" w:history="1">
+          <w:hyperlink w:anchor="_Toc226833554" w:history="1">
             <w:r>
               <w:rPr>
                 <w:rStyle w:val="Hyperlink"/>
@@ -3047,7 +3080,7 @@
                 <w:noProof/>
                 <w:webHidden/>
               </w:rPr>
-              <w:instrText xml:space="preserve"> PAGEREF _Toc225960505 \h </w:instrText>
+              <w:instrText xml:space="preserve"> PAGEREF _Toc226833554 \h </w:instrText>
             </w:r>
             <w:r>
               <w:rPr>
@@ -3094,7 +3127,7 @@
               <w14:ligatures w14:val="standardContextual"/>
             </w:rPr>
           </w:pPr>
-          <w:hyperlink w:anchor="_Toc225960506" w:history="1">
+          <w:hyperlink w:anchor="_Toc226833555" w:history="1">
             <w:r>
               <w:rPr>
                 <w:rStyle w:val="Hyperlink"/>
@@ -3121,7 +3154,7 @@
                 <w:noProof/>
                 <w:webHidden/>
               </w:rPr>
-              <w:instrText xml:space="preserve"> PAGEREF _Toc225960506 \h </w:instrText>
+              <w:instrText xml:space="preserve"> PAGEREF _Toc226833555 \h </w:instrText>
             </w:r>
             <w:r>
               <w:rPr>
@@ -3168,7 +3201,7 @@
               <w14:ligatures w14:val="standardContextual"/>
             </w:rPr>
           </w:pPr>
-          <w:hyperlink w:anchor="_Toc225960507" w:history="1">
+          <w:hyperlink w:anchor="_Toc226833556" w:history="1">
             <w:r>
               <w:rPr>
                 <w:rStyle w:val="Hyperlink"/>
@@ -3195,7 +3228,7 @@
                 <w:noProof/>
                 <w:webHidden/>
               </w:rPr>
-              <w:instrText xml:space="preserve"> PAGEREF _Toc225960507 \h </w:instrText>
+              <w:instrText xml:space="preserve"> PAGEREF _Toc226833556 \h </w:instrText>
             </w:r>
             <w:r>
               <w:rPr>
@@ -3242,7 +3275,7 @@
               <w14:ligatures w14:val="standardContextual"/>
             </w:rPr>
           </w:pPr>
-          <w:hyperlink w:anchor="_Toc225960508" w:history="1">
+          <w:hyperlink w:anchor="_Toc226833557" w:history="1">
             <w:r>
               <w:rPr>
                 <w:rStyle w:val="Hyperlink"/>
@@ -3269,7 +3302,7 @@
                 <w:noProof/>
                 <w:webHidden/>
               </w:rPr>
-              <w:instrText xml:space="preserve"> PAGEREF _Toc225960508 \h </w:instrText>
+              <w:instrText xml:space="preserve"> PAGEREF _Toc226833557 \h </w:instrText>
             </w:r>
             <w:r>
               <w:rPr>
@@ -3316,7 +3349,7 @@
               <w14:ligatures w14:val="standardContextual"/>
             </w:rPr>
           </w:pPr>
-          <w:hyperlink w:anchor="_Toc225960509" w:history="1">
+          <w:hyperlink w:anchor="_Toc226833558" w:history="1">
             <w:r>
               <w:rPr>
                 <w:rStyle w:val="Hyperlink"/>
@@ -3343,7 +3376,7 @@
                 <w:noProof/>
                 <w:webHidden/>
               </w:rPr>
-              <w:instrText xml:space="preserve"> PAGEREF _Toc225960509 \h </w:instrText>
+              <w:instrText xml:space="preserve"> PAGEREF _Toc226833558 \h </w:instrText>
             </w:r>
             <w:r>
               <w:rPr>
@@ -3363,7 +3396,7 @@
                 <w:noProof/>
                 <w:webHidden/>
               </w:rPr>
-              <w:t>11</w:t>
+              <w:t>12</w:t>
             </w:r>
             <w:r>
               <w:rPr>
@@ -3390,7 +3423,7 @@
               <w14:ligatures w14:val="standardContextual"/>
             </w:rPr>
           </w:pPr>
-          <w:hyperlink w:anchor="_Toc225960510" w:history="1">
+          <w:hyperlink w:anchor="_Toc226833559" w:history="1">
             <w:r>
               <w:rPr>
                 <w:rStyle w:val="Hyperlink"/>
@@ -3417,7 +3450,7 @@
                 <w:noProof/>
                 <w:webHidden/>
               </w:rPr>
-              <w:instrText xml:space="preserve"> PAGEREF _Toc225960510 \h </w:instrText>
+              <w:instrText xml:space="preserve"> PAGEREF _Toc226833559 \h </w:instrText>
             </w:r>
             <w:r>
               <w:rPr>
@@ -3437,7 +3470,7 @@
                 <w:noProof/>
                 <w:webHidden/>
               </w:rPr>
-              <w:t>11</w:t>
+              <w:t>12</w:t>
             </w:r>
             <w:r>
               <w:rPr>
@@ -3464,7 +3497,7 @@
               <w14:ligatures w14:val="standardContextual"/>
             </w:rPr>
           </w:pPr>
-          <w:hyperlink w:anchor="_Toc225960511" w:history="1">
+          <w:hyperlink w:anchor="_Toc226833560" w:history="1">
             <w:r>
               <w:rPr>
                 <w:rStyle w:val="Hyperlink"/>
@@ -3491,7 +3524,7 @@
                 <w:noProof/>
                 <w:webHidden/>
               </w:rPr>
-              <w:instrText xml:space="preserve"> PAGEREF _Toc225960511 \h </w:instrText>
+              <w:instrText xml:space="preserve"> PAGEREF _Toc226833560 \h </w:instrText>
             </w:r>
             <w:r>
               <w:rPr>
@@ -3511,7 +3544,7 @@
                 <w:noProof/>
                 <w:webHidden/>
               </w:rPr>
-              <w:t>11</w:t>
+              <w:t>12</w:t>
             </w:r>
             <w:r>
               <w:rPr>
@@ -3538,7 +3571,7 @@
               <w14:ligatures w14:val="standardContextual"/>
             </w:rPr>
           </w:pPr>
-          <w:hyperlink w:anchor="_Toc225960512" w:history="1">
+          <w:hyperlink w:anchor="_Toc226833561" w:history="1">
             <w:r>
               <w:rPr>
                 <w:rStyle w:val="Hyperlink"/>
@@ -3565,7 +3598,7 @@
                 <w:noProof/>
                 <w:webHidden/>
               </w:rPr>
-              <w:instrText xml:space="preserve"> PAGEREF _Toc225960512 \h </w:instrText>
+              <w:instrText xml:space="preserve"> PAGEREF _Toc226833561 \h </w:instrText>
             </w:r>
             <w:r>
               <w:rPr>
@@ -3585,7 +3618,7 @@
                 <w:noProof/>
                 <w:webHidden/>
               </w:rPr>
-              <w:t>11</w:t>
+              <w:t>12</w:t>
             </w:r>
             <w:r>
               <w:rPr>
@@ -3612,7 +3645,7 @@
               <w14:ligatures w14:val="standardContextual"/>
             </w:rPr>
           </w:pPr>
-          <w:hyperlink w:anchor="_Toc225960513" w:history="1">
+          <w:hyperlink w:anchor="_Toc226833562" w:history="1">
             <w:r>
               <w:rPr>
                 <w:rStyle w:val="Hyperlink"/>
@@ -3639,7 +3672,7 @@
                 <w:noProof/>
                 <w:webHidden/>
               </w:rPr>
-              <w:instrText xml:space="preserve"> PAGEREF _Toc225960513 \h </w:instrText>
+              <w:instrText xml:space="preserve"> PAGEREF _Toc226833562 \h </w:instrText>
             </w:r>
             <w:r>
               <w:rPr>
@@ -3659,7 +3692,7 @@
                 <w:noProof/>
                 <w:webHidden/>
               </w:rPr>
-              <w:t>11</w:t>
+              <w:t>12</w:t>
             </w:r>
             <w:r>
               <w:rPr>
@@ -3686,7 +3719,7 @@
               <w14:ligatures w14:val="standardContextual"/>
             </w:rPr>
           </w:pPr>
-          <w:hyperlink w:anchor="_Toc225960514" w:history="1">
+          <w:hyperlink w:anchor="_Toc226833563" w:history="1">
             <w:r>
               <w:rPr>
                 <w:rStyle w:val="Hyperlink"/>
@@ -3713,7 +3746,7 @@
                 <w:noProof/>
                 <w:webHidden/>
               </w:rPr>
-              <w:instrText xml:space="preserve"> PAGEREF _Toc225960514 \h </w:instrText>
+              <w:instrText xml:space="preserve"> PAGEREF _Toc226833563 \h </w:instrText>
             </w:r>
             <w:r>
               <w:rPr>
@@ -3733,7 +3766,7 @@
                 <w:noProof/>
                 <w:webHidden/>
               </w:rPr>
-              <w:t>11</w:t>
+              <w:t>12</w:t>
             </w:r>
             <w:r>
               <w:rPr>
@@ -3760,7 +3793,7 @@
               <w14:ligatures w14:val="standardContextual"/>
             </w:rPr>
           </w:pPr>
-          <w:hyperlink w:anchor="_Toc225960515" w:history="1">
+          <w:hyperlink w:anchor="_Toc226833564" w:history="1">
             <w:r>
               <w:rPr>
                 <w:rStyle w:val="Hyperlink"/>
@@ -3787,7 +3820,7 @@
                 <w:noProof/>
                 <w:webHidden/>
               </w:rPr>
-              <w:instrText xml:space="preserve"> PAGEREF _Toc225960515 \h </w:instrText>
+              <w:instrText xml:space="preserve"> PAGEREF _Toc226833564 \h </w:instrText>
             </w:r>
             <w:r>
               <w:rPr>
@@ -3807,7 +3840,7 @@
                 <w:noProof/>
                 <w:webHidden/>
               </w:rPr>
-              <w:t>11</w:t>
+              <w:t>12</w:t>
             </w:r>
             <w:r>
               <w:rPr>
@@ -3834,7 +3867,7 @@
               <w14:ligatures w14:val="standardContextual"/>
             </w:rPr>
           </w:pPr>
-          <w:hyperlink w:anchor="_Toc225960516" w:history="1">
+          <w:hyperlink w:anchor="_Toc226833565" w:history="1">
             <w:r>
               <w:rPr>
                 <w:rStyle w:val="Hyperlink"/>
@@ -3861,7 +3894,7 @@
                 <w:noProof/>
                 <w:webHidden/>
               </w:rPr>
-              <w:instrText xml:space="preserve"> PAGEREF _Toc225960516 \h </w:instrText>
+              <w:instrText xml:space="preserve"> PAGEREF _Toc226833565 \h </w:instrText>
             </w:r>
             <w:r>
               <w:rPr>
@@ -3881,7 +3914,7 @@
                 <w:noProof/>
                 <w:webHidden/>
               </w:rPr>
-              <w:t>11</w:t>
+              <w:t>12</w:t>
             </w:r>
             <w:r>
               <w:rPr>
@@ -3908,7 +3941,7 @@
               <w14:ligatures w14:val="standardContextual"/>
             </w:rPr>
           </w:pPr>
-          <w:hyperlink w:anchor="_Toc225960517" w:history="1">
+          <w:hyperlink w:anchor="_Toc226833566" w:history="1">
             <w:r>
               <w:rPr>
                 <w:rStyle w:val="Hyperlink"/>
@@ -3935,7 +3968,7 @@
                 <w:noProof/>
                 <w:webHidden/>
               </w:rPr>
-              <w:instrText xml:space="preserve"> PAGEREF _Toc225960517 \h </w:instrText>
+              <w:instrText xml:space="preserve"> PAGEREF _Toc226833566 \h </w:instrText>
             </w:r>
             <w:r>
               <w:rPr>
@@ -3955,7 +3988,7 @@
                 <w:noProof/>
                 <w:webHidden/>
               </w:rPr>
-              <w:t>11</w:t>
+              <w:t>12</w:t>
             </w:r>
             <w:r>
               <w:rPr>
@@ -3982,7 +4015,7 @@
               <w14:ligatures w14:val="standardContextual"/>
             </w:rPr>
           </w:pPr>
-          <w:hyperlink w:anchor="_Toc225960518" w:history="1">
+          <w:hyperlink w:anchor="_Toc226833567" w:history="1">
             <w:r>
               <w:rPr>
                 <w:rStyle w:val="Hyperlink"/>
@@ -4009,7 +4042,7 @@
                 <w:noProof/>
                 <w:webHidden/>
               </w:rPr>
-              <w:instrText xml:space="preserve"> PAGEREF _Toc225960518 \h </w:instrText>
+              <w:instrText xml:space="preserve"> PAGEREF _Toc226833567 \h </w:instrText>
             </w:r>
             <w:r>
               <w:rPr>
@@ -4029,7 +4062,7 @@
                 <w:noProof/>
                 <w:webHidden/>
               </w:rPr>
-              <w:t>12</w:t>
+              <w:t>13</w:t>
             </w:r>
             <w:r>
               <w:rPr>
@@ -4067,7 +4100,7 @@
       <w:pPr>
         <w:pStyle w:val="Heading1"/>
       </w:pPr>
-      <w:bookmarkStart w:id="0" w:name="_Toc225960469"/>
+      <w:bookmarkStart w:id="0" w:name="_Toc226833518"/>
       <w:r>
         <w:lastRenderedPageBreak/>
         <w:t>1. Wprowadzenie</w:t>
@@ -4093,17 +4126,15 @@
           <w:i/>
           <w:iCs/>
         </w:rPr>
-        <w:t>–</w:t>
-      </w:r>
-      <w:proofErr w:type="spellStart"/>
+        <w:t xml:space="preserve"> </w:t>
+      </w:r>
       <w:r>
         <w:rPr>
           <w:i/>
           <w:iCs/>
         </w:rPr>
-        <w:t>Key</w:t>
-      </w:r>
-      <w:proofErr w:type="spellEnd"/>
+        <w:t>–</w:t>
+      </w:r>
       <w:r>
         <w:rPr>
           <w:i/>
@@ -4117,7 +4148,7 @@
           <w:i/>
           <w:iCs/>
         </w:rPr>
-        <w:t>Facts</w:t>
+        <w:t>Key</w:t>
       </w:r>
       <w:proofErr w:type="spellEnd"/>
       <w:r>
@@ -4125,475 +4156,402 @@
           <w:i/>
           <w:iCs/>
         </w:rPr>
-        <w:t xml:space="preserve"> Report</w:t>
-      </w:r>
-      <w:sdt>
-        <w:sdtPr>
-          <w:rPr>
-            <w:i/>
-            <w:iCs/>
-          </w:rPr>
-          <w:id w:val="512876752"/>
-          <w:citation/>
-        </w:sdtPr>
-        <w:sdtContent>
-          <w:r>
-            <w:rPr>
-              <w:i/>
-              <w:iCs/>
-            </w:rPr>
-            <w:fldChar w:fldCharType="begin"/>
-          </w:r>
-          <w:r>
-            <w:rPr>
-              <w:i/>
-              <w:iCs/>
-            </w:rPr>
-            <w:instrText xml:space="preserve">CITATION www \l 2057 </w:instrText>
-          </w:r>
-          <w:r>
-            <w:rPr>
-              <w:i/>
-              <w:iCs/>
-            </w:rPr>
-            <w:fldChar w:fldCharType="separate"/>
-          </w:r>
-          <w:r>
-            <w:rPr>
-              <w:i/>
-              <w:iCs/>
-              <w:noProof/>
-            </w:rPr>
-            <w:t xml:space="preserve"> </w:t>
-          </w:r>
-          <w:r>
-            <w:rPr>
-              <w:noProof/>
-            </w:rPr>
-            <w:t>(www.videogameseurope.eu)</w:t>
-          </w:r>
-          <w:r>
-            <w:rPr>
-              <w:i/>
-              <w:iCs/>
-            </w:rPr>
-            <w:fldChar w:fldCharType="end"/>
-          </w:r>
-        </w:sdtContent>
-      </w:sdt>
-      <w:r>
-        <w:t>, szacuje się,</w:t>
-      </w:r>
-      <w:r>
-        <w:t xml:space="preserve"> że</w:t>
-      </w:r>
-      <w:r>
-        <w:t xml:space="preserve"> w 2023 roku, 53% populacji Europy (w wieku 6-64) regularnie sięgało po gry wideo w czasie wolnym. Według tego samego raportu, każdego tygodnia, Europejscy gracze zanurzają się w wirtualne światy na średnio 8.9 godzin.</w:t>
-      </w:r>
-    </w:p>
-    <w:p>
-      <w:r>
-        <w:t>Na największ</w:t>
-      </w:r>
-      <w:r>
-        <w:t>ą</w:t>
-      </w:r>
-      <w:r>
         <w:t xml:space="preserve"> </w:t>
       </w:r>
-      <w:r>
-        <w:t xml:space="preserve">platformę dystrybucji gier </w:t>
-      </w:r>
       <w:proofErr w:type="spellStart"/>
-      <w:r>
-        <w:t>Steam</w:t>
-      </w:r>
-      <w:proofErr w:type="spellEnd"/>
-      <w:sdt>
-        <w:sdtPr>
-          <w:id w:val="-699864630"/>
-          <w:citation/>
-        </w:sdtPr>
-        <w:sdtContent>
-          <w:r>
-            <w:fldChar w:fldCharType="begin"/>
-          </w:r>
-          <w:r>
-            <w:instrText xml:space="preserve">CITATION www1 \l 2057 </w:instrText>
-          </w:r>
-          <w:r>
-            <w:fldChar w:fldCharType="separate"/>
-          </w:r>
-          <w:r>
-            <w:rPr>
-              <w:noProof/>
-            </w:rPr>
-            <w:t xml:space="preserve"> </w:t>
-          </w:r>
-          <w:r>
-            <w:rPr>
-              <w:noProof/>
-            </w:rPr>
-            <w:t>(www.ft.com)</w:t>
-          </w:r>
-          <w:r>
-            <w:fldChar w:fldCharType="end"/>
-          </w:r>
-        </w:sdtContent>
-      </w:sdt>
-      <w:r>
-        <w:t xml:space="preserve"> w 2025 roku wpłynęło 19 993 gier</w:t>
-      </w:r>
-      <w:sdt>
-        <w:sdtPr>
-          <w:id w:val="218179020"/>
-          <w:citation/>
-        </w:sdtPr>
-        <w:sdtContent>
-          <w:r>
-            <w:fldChar w:fldCharType="begin"/>
-          </w:r>
-          <w:r>
-            <w:instrText xml:space="preserve">CITATION ste \l 2057 </w:instrText>
-          </w:r>
-          <w:r>
-            <w:fldChar w:fldCharType="separate"/>
-          </w:r>
-          <w:r>
-            <w:rPr>
-              <w:noProof/>
-            </w:rPr>
-            <w:t xml:space="preserve"> </w:t>
-          </w:r>
-          <w:r>
-            <w:rPr>
-              <w:noProof/>
-            </w:rPr>
-            <w:t>(steamdb.info)</w:t>
-          </w:r>
-          <w:r>
-            <w:fldChar w:fldCharType="end"/>
-          </w:r>
-        </w:sdtContent>
-      </w:sdt>
-      <w:r>
-        <w:t>.</w:t>
-      </w:r>
-      <w:r>
-        <w:t xml:space="preserve"> Oznacza to, że ludzie chętnie tworzą i publikują swoje prace. Niestety, próg wejścia od zerowej wiedzy informatycznej po publikację skończonej gry komputerowej jest dosyć wysoki, przez co mały odsetek populacji może sobie pozwolić na podzielenie się swoim pomysłem ze światem.</w:t>
-      </w:r>
-    </w:p>
-    <w:p>
-      <w:r>
-        <w:t>Projekt, który</w:t>
-      </w:r>
-      <w:r>
-        <w:t xml:space="preserve"> został</w:t>
-      </w:r>
-      <w:r>
-        <w:t xml:space="preserve"> </w:t>
-      </w:r>
-      <w:r>
-        <w:t>opracowany</w:t>
-      </w:r>
-      <w:r>
-        <w:t xml:space="preserve">–platforma do tworzenia i publikacji gier tekstowych </w:t>
-      </w:r>
       <w:r>
         <w:rPr>
           <w:i/>
           <w:iCs/>
         </w:rPr>
-        <w:t xml:space="preserve">Digital </w:t>
-      </w:r>
-      <w:proofErr w:type="spellStart"/>
+        <w:t>Facts</w:t>
+      </w:r>
+      <w:proofErr w:type="spellEnd"/>
       <w:r>
         <w:rPr>
           <w:i/>
           <w:iCs/>
         </w:rPr>
-        <w:t>Dungeons</w:t>
-      </w:r>
-      <w:proofErr w:type="spellEnd"/>
-      <w:r>
-        <w:t xml:space="preserve">, jest odpowiedzią na ten wysoki próg wejścia. </w:t>
-      </w:r>
-      <w:r>
-        <w:t>Ten</w:t>
-      </w:r>
-      <w:r>
-        <w:t xml:space="preserve"> serwis umożliwia tworzenie, testowanie oraz publikowanie gier komputerowych bez konieczności pisania kodu. </w:t>
-      </w:r>
-      <w:r>
-        <w:t>E</w:t>
-      </w:r>
-      <w:r>
-        <w:t>dytor graficzny i interfejs użytkownika</w:t>
-      </w:r>
-      <w:r>
-        <w:t xml:space="preserve"> no-</w:t>
-      </w:r>
-      <w:proofErr w:type="spellStart"/>
-      <w:r>
-        <w:t>code</w:t>
-      </w:r>
-      <w:proofErr w:type="spellEnd"/>
-      <w:r>
-        <w:t xml:space="preserve"> sprawiają, że </w:t>
-      </w:r>
-      <w:r>
-        <w:t xml:space="preserve">osoby niezwiązanie z technologią mogą </w:t>
-      </w:r>
-      <w:r>
-        <w:t xml:space="preserve">stworzyć cyfrowy </w:t>
-      </w:r>
-      <w:r>
-        <w:t>„</w:t>
-      </w:r>
-      <w:r>
-        <w:t>świa</w:t>
-      </w:r>
-      <w:r>
-        <w:t>t</w:t>
-      </w:r>
-      <w:r>
-        <w:t>”</w:t>
-      </w:r>
-      <w:r>
-        <w:t xml:space="preserve"> i opublikować go w sieci.</w:t>
-      </w:r>
-    </w:p>
-    <w:p>
-      <w:pPr>
-        <w:pStyle w:val="Heading2"/>
-      </w:pPr>
-      <w:bookmarkStart w:id="1" w:name="_Toc225960470"/>
-      <w:r>
-        <w:t>1.1. Cel i zakres pracy</w:t>
-      </w:r>
-      <w:bookmarkEnd w:id="1"/>
-    </w:p>
-    <w:p>
-      <w:r>
-        <w:t xml:space="preserve">Celem pracy jest </w:t>
-      </w:r>
-      <w:r>
-        <w:t>dostarczenie</w:t>
-      </w:r>
-      <w:r>
-        <w:t xml:space="preserve"> osobom bez doświadczenia programistycznego prost</w:t>
-      </w:r>
-      <w:r>
-        <w:t>ego</w:t>
-      </w:r>
-      <w:r>
-        <w:t>, intuicyjn</w:t>
-      </w:r>
-      <w:r>
-        <w:t>ego</w:t>
-      </w:r>
-      <w:r>
-        <w:t xml:space="preserve"> i darmow</w:t>
-      </w:r>
-      <w:r>
-        <w:t>ego</w:t>
-      </w:r>
-      <w:r>
-        <w:t xml:space="preserve"> system</w:t>
-      </w:r>
-      <w:r>
-        <w:t>u</w:t>
-      </w:r>
-      <w:r>
-        <w:t xml:space="preserve"> tworzenia i publikowania tekstowych gier </w:t>
-      </w:r>
-      <w:r>
-        <w:t>typu Role-</w:t>
-      </w:r>
-      <w:proofErr w:type="spellStart"/>
-      <w:r>
-        <w:t>Playing</w:t>
-      </w:r>
-      <w:proofErr w:type="spellEnd"/>
-      <w:r>
-        <w:t xml:space="preserve"> Game (RPG)</w:t>
-      </w:r>
-      <w:r>
-        <w:t xml:space="preserve">. </w:t>
-      </w:r>
-      <w:r>
-        <w:t xml:space="preserve">W ramach pracy opracowano również </w:t>
-      </w:r>
-      <w:r>
-        <w:t xml:space="preserve">silnik uruchamiania wytworzonych w </w:t>
-      </w:r>
-      <w:r>
-        <w:t>tym</w:t>
-      </w:r>
-      <w:r>
-        <w:t xml:space="preserve"> systemie z funkcją zapisu postępu rozgrywki.</w:t>
-      </w:r>
-    </w:p>
-    <w:p>
-      <w:r>
-        <w:t>Efektem końcowym jest serwis</w:t>
-      </w:r>
-      <w:r>
-        <w:t xml:space="preserve"> internetowy</w:t>
-      </w:r>
-      <w:r>
-        <w:t xml:space="preserve"> z edytorem graficznym gier, silnikiem rozgrywki oraz publiczny</w:t>
-      </w:r>
-      <w:r>
-        <w:t>m</w:t>
-      </w:r>
-      <w:r>
-        <w:t xml:space="preserve"> „sklep</w:t>
-      </w:r>
-      <w:r>
-        <w:t>em</w:t>
-      </w:r>
-      <w:r>
-        <w:t>” internetowy</w:t>
-      </w:r>
-      <w:r>
-        <w:t>m</w:t>
-      </w:r>
-      <w:r>
-        <w:t xml:space="preserve"> wypełniony</w:t>
-      </w:r>
-      <w:r>
-        <w:t>m</w:t>
-      </w:r>
-      <w:r>
-        <w:t xml:space="preserve"> grami stworzonymi przez społeczność, umożliwiający</w:t>
-      </w:r>
-      <w:r>
-        <w:t>m</w:t>
-      </w:r>
-      <w:r>
-        <w:t xml:space="preserve"> skomentowanie, polubienie, lub ewentualną edycję </w:t>
-      </w:r>
-      <w:r>
-        <w:t xml:space="preserve">opublikowanej </w:t>
-      </w:r>
-      <w:r>
-        <w:t>gry.</w:t>
-      </w:r>
-    </w:p>
-    <w:p>
-      <w:r>
-        <w:t xml:space="preserve">System nie zawiera wsparcia sztuczną inteligencją przy generowaniu światów. Jest również ograniczony do przeglądarki–nie ma funkcji eksportu gry jako wersja </w:t>
-      </w:r>
-      <w:r>
-        <w:t>niezależna (</w:t>
-      </w:r>
-      <w:proofErr w:type="spellStart"/>
-      <w:r>
-        <w:t>standalone</w:t>
-      </w:r>
-      <w:proofErr w:type="spellEnd"/>
-      <w:r>
-        <w:t>)</w:t>
-      </w:r>
-      <w:r>
-        <w:t xml:space="preserve">, przez co wymaga połączenia sieciowego. Kolejnym ograniczeniem jest brak możliwości dodania grafik, dźwięków lub wideo, </w:t>
-      </w:r>
-      <w:r>
-        <w:t>co</w:t>
-      </w:r>
-      <w:r>
-        <w:t xml:space="preserve"> wspiera założenie silnego oparcia na wyobraźni graczy.</w:t>
-      </w:r>
-    </w:p>
-    <w:p>
-      <w:pPr>
-        <w:pStyle w:val="Heading2"/>
-      </w:pPr>
-      <w:bookmarkStart w:id="2" w:name="_Toc225960471"/>
-      <w:r>
-        <w:t>1.2. Motywacja powstania systemu</w:t>
-      </w:r>
-      <w:bookmarkEnd w:id="2"/>
-    </w:p>
-    <w:p>
-      <w:r>
-        <w:t>Dość popularnym sposobem integracji wśród młodzieży i młodych dorosłych są spotkania w celu przeprowadzania rozgrywek RPG. Gracze wcielają się w role postaci w magicznym uniwersum (np. czarodzieje, elfy) i nieraz improwizują rozgrywkę podczas jej trwania. Niestety, trudno znaleźć ogólnodostępne rozwiązania oferujące przeniesienie tych światów w sferę cyfrową.</w:t>
-      </w:r>
-    </w:p>
-    <w:p>
-      <w:r>
-        <w:lastRenderedPageBreak/>
-        <w:t xml:space="preserve">Popularne silniki, takie jak </w:t>
+        <w:t xml:space="preserve"> Report</w:t>
       </w:r>
       <w:r>
         <w:rPr>
           <w:i/>
           <w:iCs/>
         </w:rPr>
-        <w:t>Unity</w:t>
-      </w:r>
+        <w:t xml:space="preserve"> </w:t>
+      </w:r>
+      <w:r>
+        <w:t>[1]</w:t>
+      </w:r>
+      <w:r>
+        <w:t xml:space="preserve"> </w:t>
+      </w:r>
+      <w:r>
+        <w:t xml:space="preserve">w 2023 roku, 53% populacji Europy (w wieku 6-64) regularnie sięgało po gry wideo w czasie wolnym. Według tego samego raportu, każdego tygodnia, Europejscy gracze zanurzają się w wirtualne światy </w:t>
+      </w:r>
+      <w:r>
+        <w:t xml:space="preserve">gier </w:t>
+      </w:r>
+      <w:r>
+        <w:t>na średnio 8.9 godzin</w:t>
+      </w:r>
+      <w:r>
+        <w:t>y</w:t>
+      </w:r>
+      <w:r>
+        <w:t>.</w:t>
+      </w:r>
+    </w:p>
+    <w:p>
+      <w:r>
+        <w:t xml:space="preserve">Na </w:t>
+      </w:r>
+      <w:r>
+        <w:t xml:space="preserve">dominującą rynek [2] </w:t>
+      </w:r>
+      <w:r>
+        <w:t xml:space="preserve">platformę dystrybucji gier </w:t>
+      </w:r>
+      <w:proofErr w:type="spellStart"/>
+      <w:r>
+        <w:t>Steam</w:t>
+      </w:r>
+      <w:proofErr w:type="spellEnd"/>
       <w:r>
         <w:t>,</w:t>
       </w:r>
       <w:r>
-        <w:t xml:space="preserve"> czy</w:t>
+        <w:t xml:space="preserve"> w 2025 roku wpłynęło 19 993 gier</w:t>
+      </w:r>
+      <w:r>
+        <w:t xml:space="preserve"> [3]</w:t>
+      </w:r>
+      <w:r>
+        <w:t>.</w:t>
+      </w:r>
+      <w:r>
+        <w:t xml:space="preserve"> Oznacza to, że ludzie chętnie tworzą i publikują swoje prace. Niestety, próg wejścia od zerowej wiedzy informatycznej po publikację skończonej gry komputerowej jest dosyć wysoki, przez co mały odsetek populacji może sobie pozwolić na podzielenie się swoim pomysłem ze światem.</w:t>
+      </w:r>
+    </w:p>
+    <w:p>
+      <w:r>
+        <w:t>Projekt, który</w:t>
+      </w:r>
+      <w:r>
+        <w:t xml:space="preserve"> został</w:t>
       </w:r>
       <w:r>
         <w:t xml:space="preserve"> </w:t>
       </w:r>
-      <w:proofErr w:type="spellStart"/>
+      <w:r>
+        <w:t>opracowany</w:t>
+      </w:r>
+      <w:r>
+        <w:t xml:space="preserve"> </w:t>
+      </w:r>
+      <w:r>
+        <w:t>–</w:t>
+      </w:r>
+      <w:r>
+        <w:t xml:space="preserve"> </w:t>
+      </w:r>
+      <w:r>
+        <w:t xml:space="preserve">platforma do tworzenia i publikacji gier tekstowych </w:t>
+      </w:r>
       <w:r>
         <w:rPr>
           <w:i/>
           <w:iCs/>
         </w:rPr>
-        <w:t>Unreal</w:t>
-      </w:r>
-      <w:proofErr w:type="spellEnd"/>
+        <w:t xml:space="preserve">Digital </w:t>
+      </w:r>
+      <w:proofErr w:type="spellStart"/>
       <w:r>
         <w:rPr>
           <w:i/>
           <w:iCs/>
         </w:rPr>
-        <w:t xml:space="preserve"> Engine</w:t>
-      </w:r>
-      <w:r>
-        <w:t xml:space="preserve">, nastawione są głównie na tworzenie efektownych światów 3D, </w:t>
-      </w:r>
-      <w:proofErr w:type="gramStart"/>
-      <w:r>
-        <w:t>animacji,</w:t>
-      </w:r>
-      <w:proofErr w:type="gramEnd"/>
+        <w:t>Dungeons</w:t>
+      </w:r>
+      <w:proofErr w:type="spellEnd"/>
+      <w:r>
+        <w:t xml:space="preserve">, jest odpowiedzią na ten wysoki próg wejścia. </w:t>
+      </w:r>
+      <w:r>
+        <w:t>Ten</w:t>
+      </w:r>
+      <w:r>
+        <w:t xml:space="preserve"> serwis umożliwia tworzenie, testowanie oraz publikowanie gier komputerowych bez konieczności pisania kodu. </w:t>
+      </w:r>
+      <w:r>
+        <w:t>E</w:t>
+      </w:r>
+      <w:r>
+        <w:t>dytor graficzny i interfejs użytkownika</w:t>
+      </w:r>
+      <w:r>
+        <w:t xml:space="preserve"> no-</w:t>
+      </w:r>
+      <w:proofErr w:type="spellStart"/>
+      <w:r>
+        <w:t>code</w:t>
+      </w:r>
+      <w:proofErr w:type="spellEnd"/>
+      <w:r>
+        <w:t xml:space="preserve"> sprawiają, że </w:t>
+      </w:r>
+      <w:r>
+        <w:t xml:space="preserve">osoby niezwiązanie z technologią mogą </w:t>
+      </w:r>
+      <w:r>
+        <w:t xml:space="preserve">stworzyć cyfrowy </w:t>
+      </w:r>
+      <w:r>
+        <w:t>„</w:t>
+      </w:r>
+      <w:r>
+        <w:t>świa</w:t>
+      </w:r>
+      <w:r>
+        <w:t>t</w:t>
+      </w:r>
+      <w:r>
+        <w:t>”</w:t>
+      </w:r>
+      <w:r>
+        <w:t xml:space="preserve"> i opublikować go w sieci.</w:t>
+      </w:r>
+    </w:p>
+    <w:p>
+      <w:pPr>
+        <w:pStyle w:val="Heading2"/>
+      </w:pPr>
+      <w:bookmarkStart w:id="1" w:name="_Toc226833519"/>
+      <w:r>
+        <w:t>1.1. Cel i zakres pracy</w:t>
+      </w:r>
+      <w:bookmarkEnd w:id="1"/>
+    </w:p>
+    <w:p>
+      <w:r>
+        <w:t xml:space="preserve">Celem pracy jest </w:t>
+      </w:r>
+      <w:r>
+        <w:t>dostarczenie</w:t>
+      </w:r>
+      <w:r>
+        <w:t xml:space="preserve"> osobom bez doświadczenia programistycznego prost</w:t>
+      </w:r>
+      <w:r>
+        <w:t>ego</w:t>
+      </w:r>
+      <w:r>
+        <w:t>, intuicyjn</w:t>
+      </w:r>
+      <w:r>
+        <w:t>ego</w:t>
+      </w:r>
+      <w:r>
+        <w:t xml:space="preserve"> i darmow</w:t>
+      </w:r>
+      <w:r>
+        <w:t>ego</w:t>
+      </w:r>
+      <w:r>
+        <w:t xml:space="preserve"> system</w:t>
+      </w:r>
+      <w:r>
+        <w:t>u</w:t>
+      </w:r>
+      <w:r>
+        <w:t xml:space="preserve"> tworzenia i publikowania tekstowych gier </w:t>
+      </w:r>
+      <w:r>
+        <w:t>typu Role-</w:t>
+      </w:r>
+      <w:proofErr w:type="spellStart"/>
+      <w:r>
+        <w:t>Playing</w:t>
+      </w:r>
+      <w:proofErr w:type="spellEnd"/>
+      <w:r>
+        <w:t xml:space="preserve"> Game (RPG)</w:t>
+      </w:r>
+      <w:r>
+        <w:t xml:space="preserve">. </w:t>
+      </w:r>
+      <w:r>
+        <w:t xml:space="preserve">W ramach pracy opracowano również </w:t>
+      </w:r>
+      <w:r>
+        <w:t xml:space="preserve">silnik uruchamiania </w:t>
+      </w:r>
+      <w:proofErr w:type="spellStart"/>
+      <w:r>
+        <w:t>wytwo</w:t>
+      </w:r>
+      <w:r>
+        <w:t>-</w:t>
+      </w:r>
+      <w:r>
+        <w:t>rzonych</w:t>
+      </w:r>
+      <w:proofErr w:type="spellEnd"/>
+      <w:r>
+        <w:t xml:space="preserve"> w </w:t>
+      </w:r>
+      <w:r>
+        <w:t>tym</w:t>
+      </w:r>
+      <w:r>
+        <w:t xml:space="preserve"> systemie z funkcją zapisu postępu rozgrywki.</w:t>
+      </w:r>
+    </w:p>
+    <w:p>
+      <w:r>
+        <w:t>Efektem końcowym jest serwis</w:t>
+      </w:r>
+      <w:r>
+        <w:t xml:space="preserve"> internetowy</w:t>
+      </w:r>
+      <w:r>
+        <w:t xml:space="preserve"> z edytorem graficznym gier, silnikiem rozgrywki oraz publiczny</w:t>
+      </w:r>
+      <w:r>
+        <w:t>m</w:t>
+      </w:r>
+      <w:r>
+        <w:t xml:space="preserve"> „sklep</w:t>
+      </w:r>
+      <w:r>
+        <w:t>em</w:t>
+      </w:r>
+      <w:r>
+        <w:t>” internetowy</w:t>
+      </w:r>
+      <w:r>
+        <w:t>m</w:t>
+      </w:r>
+      <w:r>
+        <w:t xml:space="preserve"> wypełniony</w:t>
+      </w:r>
+      <w:r>
+        <w:t>m</w:t>
+      </w:r>
+      <w:r>
+        <w:t xml:space="preserve"> grami stworzonymi przez społeczność, umożliwiający</w:t>
+      </w:r>
+      <w:r>
+        <w:t>m</w:t>
+      </w:r>
+      <w:r>
+        <w:t xml:space="preserve"> skomentowanie, polubienie, lub ewentualną edycję </w:t>
+      </w:r>
+      <w:proofErr w:type="spellStart"/>
+      <w:r>
+        <w:t>opubliko</w:t>
+      </w:r>
+      <w:r>
+        <w:t>-</w:t>
+      </w:r>
+      <w:r>
+        <w:t>wanej</w:t>
+      </w:r>
+      <w:proofErr w:type="spellEnd"/>
       <w:r>
         <w:t xml:space="preserve"> </w:t>
       </w:r>
       <w:r>
-        <w:t xml:space="preserve">lub rzadziej–prostszych gier 2D. Nawet mniej zaawansowany silnik </w:t>
+        <w:t>gry.</w:t>
+      </w:r>
+    </w:p>
+    <w:p>
+      <w:r>
+        <w:t>System nie zawiera wsparcia sztuczną inteligencją przy generowaniu światów. Jest również ograniczony do przeglądarki</w:t>
+      </w:r>
+      <w:r>
+        <w:t xml:space="preserve"> </w:t>
+      </w:r>
+      <w:r>
+        <w:t>–</w:t>
+      </w:r>
+      <w:r>
+        <w:t xml:space="preserve"> </w:t>
+      </w:r>
+      <w:r>
+        <w:t>nie ma funkcji eksportu gry jako wersj</w:t>
+      </w:r>
+      <w:r>
+        <w:t>i</w:t>
+      </w:r>
+      <w:r>
+        <w:t xml:space="preserve"> </w:t>
+      </w:r>
+      <w:r>
+        <w:t>niezależn</w:t>
+      </w:r>
+      <w:r>
+        <w:t>ej</w:t>
+      </w:r>
+      <w:r>
+        <w:t xml:space="preserve"> (</w:t>
+      </w:r>
+      <w:r>
+        <w:t xml:space="preserve">ang. </w:t>
+      </w:r>
+      <w:proofErr w:type="spellStart"/>
+      <w:r>
+        <w:t>standalone</w:t>
+      </w:r>
+      <w:proofErr w:type="spellEnd"/>
+      <w:r>
+        <w:t>)</w:t>
+      </w:r>
+      <w:r>
+        <w:t xml:space="preserve">, przez co wymaga połączenia sieciowego. Kolejnym ograniczeniem jest brak możliwości dodania grafik, dźwięków lub wideo, </w:t>
+      </w:r>
+      <w:r>
+        <w:t>co</w:t>
+      </w:r>
+      <w:r>
+        <w:t xml:space="preserve"> wspiera założenie silnego oparcia na wyobraźni graczy.</w:t>
+      </w:r>
+    </w:p>
+    <w:p>
+      <w:pPr>
+        <w:pStyle w:val="Heading2"/>
+      </w:pPr>
+      <w:bookmarkStart w:id="2" w:name="_Toc226833520"/>
+      <w:r>
+        <w:t>1.2. Motywacja powstania systemu</w:t>
+      </w:r>
+      <w:bookmarkEnd w:id="2"/>
+    </w:p>
+    <w:p>
+      <w:r>
+        <w:t>Dość popularnym sposobem integracji wśród młodzieży i młodych dorosłych są spotkania w celu przeprowadzania rozgrywek RPG. Gracze wcielają się w role postaci w magicznym uniwersum (np. czarodzieje, elfy) i nieraz improwizują rozgrywkę podczas jej trwania. Niestety, trudno znaleźć ogólnodostępne rozwiązania oferujące przeniesienie tych światów w sferę cyfrową.</w:t>
+      </w:r>
+    </w:p>
+    <w:p>
+      <w:r>
+        <w:t xml:space="preserve">Popularne silniki, takie jak </w:t>
       </w:r>
       <w:r>
         <w:rPr>
           <w:i/>
           <w:iCs/>
         </w:rPr>
-        <w:t>RPG Maker</w:t>
-      </w:r>
-      <w:r>
-        <w:t xml:space="preserve"> zakłada, że świat będzie opierał się o graficzny </w:t>
-      </w:r>
-      <w:proofErr w:type="spellStart"/>
-      <w:r>
-        <w:t>tileset</w:t>
-      </w:r>
-      <w:proofErr w:type="spellEnd"/>
-      <w:r>
-        <w:t xml:space="preserve"> (siatkę tekstur graficznych).</w:t>
-      </w:r>
-    </w:p>
-    <w:p>
-      <w:r>
-        <w:t xml:space="preserve">Najpopularniejszym istniejącym rozwiązaniem umożliwiającym tworzenie tekstowych gier RPG jest </w:t>
+        <w:t>Unity</w:t>
+      </w:r>
+      <w:r>
+        <w:t>,</w:t>
+      </w:r>
+      <w:r>
+        <w:t xml:space="preserve"> czy</w:t>
+      </w:r>
+      <w:r>
+        <w:t xml:space="preserve"> </w:t>
       </w:r>
       <w:proofErr w:type="spellStart"/>
       <w:r>
@@ -4601,7 +4559,7 @@
           <w:i/>
           <w:iCs/>
         </w:rPr>
-        <w:t>Text</w:t>
+        <w:t>Unreal</w:t>
       </w:r>
       <w:proofErr w:type="spellEnd"/>
       <w:r>
@@ -4609,116 +4567,135 @@
           <w:i/>
           <w:iCs/>
         </w:rPr>
-        <w:t xml:space="preserve"> Adventure Development System</w:t>
-      </w:r>
-      <w:r>
-        <w:t>. Niestety, ten silnik, jak i inne tego rodzaju, są narzędziami dla programistów, lub bibliotekami kodu, wymagającymi solidnej znajomości co najmniej jednego języka programowania.</w:t>
-      </w:r>
-    </w:p>
-    <w:p>
-      <w:r>
-        <w:t xml:space="preserve">System </w:t>
+        <w:t xml:space="preserve"> Engine</w:t>
+      </w:r>
+      <w:r>
+        <w:t xml:space="preserve">, nastawione są głównie na tworzenie efektownych światów 3D, animacji, </w:t>
+      </w:r>
+      <w:r>
+        <w:t>lub rzadziej</w:t>
+      </w:r>
+      <w:r>
+        <w:t xml:space="preserve"> - </w:t>
+      </w:r>
+      <w:r>
+        <w:t xml:space="preserve">prostszych gier 2D. Nawet mniej </w:t>
+      </w:r>
+      <w:proofErr w:type="spellStart"/>
+      <w:r>
+        <w:t>zaawan</w:t>
+      </w:r>
+      <w:r>
+        <w:t>-</w:t>
+      </w:r>
+      <w:r>
+        <w:lastRenderedPageBreak/>
+        <w:t>sowany</w:t>
+      </w:r>
+      <w:proofErr w:type="spellEnd"/>
+      <w:r>
+        <w:t xml:space="preserve"> silnik </w:t>
       </w:r>
       <w:r>
         <w:rPr>
           <w:i/>
           <w:iCs/>
         </w:rPr>
-        <w:t>ADRIFT</w:t>
-      </w:r>
-      <w:sdt>
-        <w:sdtPr>
-          <w:rPr>
-            <w:i/>
-            <w:iCs/>
-          </w:rPr>
-          <w:id w:val="-244653836"/>
-          <w:citation/>
-        </w:sdtPr>
-        <w:sdtContent>
-          <w:r>
-            <w:rPr>
-              <w:i/>
-              <w:iCs/>
-            </w:rPr>
-            <w:fldChar w:fldCharType="begin"/>
-          </w:r>
-          <w:r>
-            <w:rPr>
-              <w:i/>
-              <w:iCs/>
-            </w:rPr>
-            <w:instrText xml:space="preserve">CITATION www2 \l 2057 </w:instrText>
-          </w:r>
-          <w:r>
-            <w:rPr>
-              <w:i/>
-              <w:iCs/>
-            </w:rPr>
-            <w:fldChar w:fldCharType="separate"/>
-          </w:r>
-          <w:r>
-            <w:rPr>
-              <w:i/>
-              <w:iCs/>
-              <w:noProof/>
-            </w:rPr>
-            <w:t xml:space="preserve"> </w:t>
-          </w:r>
-          <w:r>
-            <w:rPr>
-              <w:noProof/>
-            </w:rPr>
-            <w:t>(www.adrift.co)</w:t>
-          </w:r>
-          <w:r>
-            <w:rPr>
-              <w:i/>
-              <w:iCs/>
-            </w:rPr>
-            <w:fldChar w:fldCharType="end"/>
-          </w:r>
-        </w:sdtContent>
-      </w:sdt>
-      <w:r>
-        <w:t xml:space="preserve"> jest </w:t>
-      </w:r>
-      <w:r>
-        <w:t>programem</w:t>
-      </w:r>
-      <w:r>
-        <w:t>, któr</w:t>
-      </w:r>
-      <w:r>
-        <w:t>y</w:t>
-      </w:r>
-      <w:r>
-        <w:t xml:space="preserve"> oferuje podobne rozwiązanie do </w:t>
-      </w:r>
+        <w:t>RPG Maker</w:t>
+      </w:r>
+      <w:r>
+        <w:t xml:space="preserve"> zakłada, że świat będzie opierał się o graficzny </w:t>
+      </w:r>
+      <w:proofErr w:type="spellStart"/>
+      <w:r>
+        <w:t>tileset</w:t>
+      </w:r>
+      <w:proofErr w:type="spellEnd"/>
+      <w:r>
+        <w:t xml:space="preserve"> (siatkę tekstur graficznych).</w:t>
+      </w:r>
+    </w:p>
+    <w:p>
+      <w:r>
+        <w:t>R</w:t>
+      </w:r>
+      <w:r>
+        <w:t xml:space="preserve">ozwiązaniem umożliwiającym tworzenie tekstowych gier RPG jest </w:t>
+      </w:r>
+      <w:proofErr w:type="spellStart"/>
       <w:r>
         <w:rPr>
           <w:i/>
           <w:iCs/>
         </w:rPr>
-        <w:t xml:space="preserve">Digital </w:t>
-      </w:r>
-      <w:proofErr w:type="spellStart"/>
+        <w:t>Text</w:t>
+      </w:r>
+      <w:proofErr w:type="spellEnd"/>
       <w:r>
         <w:rPr>
           <w:i/>
           <w:iCs/>
         </w:rPr>
-        <w:t>Dungeons</w:t>
-      </w:r>
-      <w:proofErr w:type="spellEnd"/>
-      <w:r>
-        <w:t xml:space="preserve">, natomiast </w:t>
-      </w:r>
-      <w:r>
-        <w:t xml:space="preserve">jego </w:t>
-      </w:r>
-      <w:r>
-        <w:t>interfejs jest przestarzały, przytłaczający, oraz wymaga pełnej instalacji (przez co może nie być kompatybilny z nowszymi systemami):</w:t>
+        <w:t xml:space="preserve"> Adventure Development System</w:t>
+      </w:r>
+      <w:r>
+        <w:rPr>
+          <w:i/>
+          <w:iCs/>
+        </w:rPr>
+        <w:t xml:space="preserve"> </w:t>
+      </w:r>
+      <w:r>
+        <w:t>[4]</w:t>
+      </w:r>
+      <w:r>
+        <w:t>. Niestety, ten silnik, jak i inne tego rodzaju, są narzędziami dla programistów, lub bibliotekami kodu, wymagającymi solidnej znajomości co najmniej jednego języka programowania.</w:t>
+      </w:r>
+    </w:p>
+    <w:p>
+      <w:r>
+        <w:t xml:space="preserve">System </w:t>
+      </w:r>
+      <w:r>
+        <w:rPr>
+          <w:i/>
+          <w:iCs/>
+        </w:rPr>
+        <w:t>ADRIFT</w:t>
+      </w:r>
+      <w:r>
+        <w:rPr>
+          <w:i/>
+          <w:iCs/>
+        </w:rPr>
+        <w:t xml:space="preserve"> </w:t>
+      </w:r>
+      <w:r>
+        <w:t>[5]</w:t>
+      </w:r>
+      <w:r>
+        <w:t xml:space="preserve"> jest </w:t>
+      </w:r>
+      <w:r>
+        <w:t>programem</w:t>
+      </w:r>
+      <w:r>
+        <w:t>, któr</w:t>
+      </w:r>
+      <w:r>
+        <w:t>y</w:t>
+      </w:r>
+      <w:r>
+        <w:t xml:space="preserve"> oferuje </w:t>
+      </w:r>
+      <w:r>
+        <w:t>funkcjonalności zbliżone do opracowanego rozwiązania, jednak jego interfejs użytkownika charakteryzuje się dużą liczbą dostępnych opcji oraz złożoną strukturą, co może stanowić barierę dla użytkowników bez doświadczenia technicznego.</w:t>
+      </w:r>
+      <w:r>
+        <w:t xml:space="preserve"> Dodatkowo,</w:t>
+      </w:r>
+      <w:r>
+        <w:t xml:space="preserve"> wymaga pełnej instalacji (przez co może nie być kompatybilny z nowszymi systemami):</w:t>
       </w:r>
     </w:p>
     <w:p>
@@ -4823,7 +4800,7 @@
       <w:pPr>
         <w:pStyle w:val="Heading2"/>
       </w:pPr>
-      <w:bookmarkStart w:id="3" w:name="_Toc225960472"/>
+      <w:bookmarkStart w:id="3" w:name="_Toc226833521"/>
       <w:r>
         <w:t xml:space="preserve">1.3. Charakterystyka gier typu </w:t>
       </w:r>
@@ -4847,11 +4824,22 @@
       </w:r>
       <w:proofErr w:type="spellEnd"/>
       <w:r>
-        <w:t xml:space="preserve"> RPG (tekstowe gry fabularne) są specyficzną kategorią gier komputerowych, w których głównym środkiem przekazu informacji jest tekst. W </w:t>
+        <w:t xml:space="preserve"> RPG (tekstowe gry fabularne) są specyficzną kategorią gier </w:t>
+      </w:r>
+      <w:proofErr w:type="spellStart"/>
+      <w:r>
+        <w:t>kompu</w:t>
+      </w:r>
+      <w:proofErr w:type="spellEnd"/>
+      <w:r>
+        <w:t>-</w:t>
+      </w:r>
+      <w:r>
+        <w:t xml:space="preserve">terowych, w których głównym środkiem przekazu informacji jest tekst. W przeciwieństwie </w:t>
       </w:r>
       <w:r>
         <w:lastRenderedPageBreak/>
-        <w:t>przeciwieństwie do gier opartych na grafice 2D lub 3D, interakcja z użytkownikiem odbywa się poprzez opisy słowne, komunikaty systemowe oraz decyzje podejmowane przez gracza.</w:t>
+        <w:t>do gier opartych na grafice 2D lub 3D, interakcja z użytkownikiem odbywa się poprzez opisy słowne, komunikaty systemowe oraz decyzje podejmowane przez gracza.</w:t>
       </w:r>
     </w:p>
     <w:p>
@@ -4889,7 +4877,7 @@
       <w:pPr>
         <w:pStyle w:val="Heading2"/>
       </w:pPr>
-      <w:bookmarkStart w:id="4" w:name="_Toc225960473"/>
+      <w:bookmarkStart w:id="4" w:name="_Toc226833522"/>
       <w:r>
         <w:t>1.4. Struktura pracy</w:t>
       </w:r>
@@ -4899,7 +4887,7 @@
       <w:pPr>
         <w:pStyle w:val="Heading1"/>
       </w:pPr>
-      <w:bookmarkStart w:id="5" w:name="_Toc225960474"/>
+      <w:bookmarkStart w:id="5" w:name="_Toc226833523"/>
       <w:r>
         <w:t>2. Analiza problemu i istniejących rozwiązań</w:t>
       </w:r>
@@ -4909,7 +4897,7 @@
       <w:pPr>
         <w:pStyle w:val="Heading2"/>
       </w:pPr>
-      <w:bookmarkStart w:id="6" w:name="_Toc225960475"/>
+      <w:bookmarkStart w:id="6" w:name="_Toc226833524"/>
       <w:r>
         <w:t>2.1. Charakterystyka gier tekstowych RPG</w:t>
       </w:r>
@@ -4917,10 +4905,24 @@
     </w:p>
     <w:p>
       <w:r>
-        <w:t xml:space="preserve">Gry tekstowe RPG opierają się na relatywnie prostej warstwie prezentacji, jednak ich struktura wewnętrzna wymaga odpowiedniego zaprojektowania logiki systemu. W przeciwieństwie do gier graficznych, gdzie znaczną część złożoności stanowi </w:t>
+        <w:t xml:space="preserve">Gry tekstowe RPG opierają się na relatywnie prostej warstwie prezentacji, jednak ich struktura wewnętrzna wymaga odpowiedniego zaprojektowania logiki systemu. W </w:t>
       </w:r>
       <w:proofErr w:type="spellStart"/>
       <w:r>
+        <w:t>przeci</w:t>
+      </w:r>
+      <w:r>
+        <w:t>-</w:t>
+      </w:r>
+      <w:r>
+        <w:t>wieństwie</w:t>
+      </w:r>
+      <w:proofErr w:type="spellEnd"/>
+      <w:r>
+        <w:t xml:space="preserve"> do gier graficznych, gdzie znaczną część złożoności stanowi </w:t>
+      </w:r>
+      <w:proofErr w:type="spellStart"/>
+      <w:r>
         <w:t>renderowanie</w:t>
       </w:r>
       <w:proofErr w:type="spellEnd"/>
@@ -4963,7 +4965,7 @@
       <w:pPr>
         <w:pStyle w:val="Heading2"/>
       </w:pPr>
-      <w:bookmarkStart w:id="7" w:name="_Toc225960476"/>
+      <w:bookmarkStart w:id="7" w:name="_Toc226833525"/>
       <w:r>
         <w:lastRenderedPageBreak/>
         <w:t>2.2. Narzędzia do tworzenia gier RPG</w:t>
@@ -5006,181 +5008,194 @@
         <w:t>Unity</w:t>
       </w:r>
       <w:r>
-        <w:t xml:space="preserve">, czy </w:t>
-      </w:r>
-      <w:proofErr w:type="spellStart"/>
-      <w:r>
         <w:rPr>
           <w:i/>
           <w:iCs/>
         </w:rPr>
-        <w:t>Unreal</w:t>
-      </w:r>
-      <w:proofErr w:type="spellEnd"/>
+        <w:t xml:space="preserve"> </w:t>
+      </w:r>
+      <w:r>
+        <w:t>[6]</w:t>
+      </w:r>
+      <w:r>
+        <w:t xml:space="preserve">, czy </w:t>
+      </w:r>
+      <w:proofErr w:type="spellStart"/>
       <w:r>
         <w:rPr>
           <w:i/>
           <w:iCs/>
         </w:rPr>
-        <w:t xml:space="preserve"> Engine</w:t>
-      </w:r>
-      <w:r>
-        <w:t xml:space="preserve"> to potężne narzędzia dla deweloperów. To kompleksowe rozwiązania wykorzystywane zarówno </w:t>
-      </w:r>
-      <w:r>
-        <w:t xml:space="preserve">przez </w:t>
-      </w:r>
-      <w:r>
-        <w:t>indywidualnych twórców, jak i profesjonalne studia</w:t>
-      </w:r>
-      <w:r>
-        <w:t xml:space="preserve">. Oferują </w:t>
-      </w:r>
-      <w:r>
-        <w:t>szeroki zakres funkcjonalności</w:t>
-      </w:r>
-      <w:r>
-        <w:t xml:space="preserve">, w tym biblioteki do symulacji fizyki w przestrzeni 3D, czy systemy oświetlenia z technologią </w:t>
-      </w:r>
-      <w:proofErr w:type="spellStart"/>
-      <w:r>
-        <w:t>ray</w:t>
+        <w:t>Unreal</w:t>
       </w:r>
       <w:proofErr w:type="spellEnd"/>
-      <w:r>
-        <w:t xml:space="preserve"> </w:t>
-      </w:r>
-      <w:proofErr w:type="spellStart"/>
-      <w:r>
-        <w:t>tracing</w:t>
-      </w:r>
-      <w:proofErr w:type="spellEnd"/>
-      <w:r>
-        <w:t>.</w:t>
-      </w:r>
-      <w:r>
-        <w:t xml:space="preserve"> Nierzadko, w celu wytworzenia nawet </w:t>
-      </w:r>
-      <w:r>
-        <w:t>najprostszej</w:t>
-      </w:r>
-      <w:r>
-        <w:t xml:space="preserve"> gry, wymagane jest napisanie kodu w języku C# (</w:t>
-      </w:r>
       <w:r>
         <w:rPr>
           <w:i/>
           <w:iCs/>
         </w:rPr>
-        <w:t>Unity</w:t>
-      </w:r>
-      <w:r>
-        <w:t>), lub C++ (</w:t>
+        <w:t xml:space="preserve"> Engine</w:t>
+      </w:r>
+      <w:r>
+        <w:t xml:space="preserve"> </w:t>
+      </w:r>
+      <w:r>
+        <w:t xml:space="preserve">[7] </w:t>
+      </w:r>
+      <w:r>
+        <w:t xml:space="preserve">to </w:t>
+      </w:r>
+      <w:r>
+        <w:t>zaawansowane</w:t>
+      </w:r>
+      <w:r>
+        <w:t xml:space="preserve"> narzędzia dla </w:t>
       </w:r>
       <w:proofErr w:type="spellStart"/>
+      <w:r>
+        <w:t>dewelo</w:t>
+      </w:r>
+      <w:r>
+        <w:t>-</w:t>
+      </w:r>
+      <w:r>
+        <w:t>perów</w:t>
+      </w:r>
+      <w:proofErr w:type="spellEnd"/>
+      <w:r>
+        <w:t xml:space="preserve">. To kompleksowe rozwiązania wykorzystywane zarówno </w:t>
+      </w:r>
+      <w:r>
+        <w:t xml:space="preserve">przez </w:t>
+      </w:r>
+      <w:r>
+        <w:t>indywidualnych twórców, jak i profesjonalne studia</w:t>
+      </w:r>
+      <w:r>
+        <w:t xml:space="preserve">. Oferują </w:t>
+      </w:r>
+      <w:r>
+        <w:t>szeroki zakres funkcjonalności</w:t>
+      </w:r>
+      <w:r>
+        <w:t xml:space="preserve">, w tym biblioteki do symulacji fizyki w przestrzeni 3D, czy systemy oświetlenia z technologią </w:t>
+      </w:r>
+      <w:proofErr w:type="spellStart"/>
+      <w:r>
+        <w:t>ray</w:t>
+      </w:r>
+      <w:proofErr w:type="spellEnd"/>
+      <w:r>
+        <w:t xml:space="preserve"> </w:t>
+      </w:r>
+      <w:proofErr w:type="spellStart"/>
+      <w:r>
+        <w:t>tracing</w:t>
+      </w:r>
+      <w:proofErr w:type="spellEnd"/>
+      <w:r>
+        <w:t>.</w:t>
+      </w:r>
+      <w:r>
+        <w:t xml:space="preserve"> Nierzadko, w celu wytworzenia nawet </w:t>
+      </w:r>
+      <w:r>
+        <w:t>najprostszej</w:t>
+      </w:r>
+      <w:r>
+        <w:t xml:space="preserve"> gry, wymagane jest napisanie kodu w języku C# (</w:t>
+      </w:r>
       <w:r>
         <w:rPr>
           <w:i/>
           <w:iCs/>
         </w:rPr>
-        <w:t>Unreal</w:t>
-      </w:r>
-      <w:proofErr w:type="spellEnd"/>
+        <w:t>Unity</w:t>
+      </w:r>
+      <w:r>
+        <w:t>), lub C++ (</w:t>
+      </w:r>
+      <w:proofErr w:type="spellStart"/>
       <w:r>
         <w:rPr>
           <w:i/>
           <w:iCs/>
         </w:rPr>
-        <w:t xml:space="preserve"> Engine</w:t>
-      </w:r>
-      <w:r>
-        <w:t>).</w:t>
-      </w:r>
-    </w:p>
-    <w:p>
-      <w:r>
-        <w:t>Rozmiar instalacji tych silników może osiągać</w:t>
-      </w:r>
-      <w:r>
-        <w:t xml:space="preserve"> </w:t>
-      </w:r>
-      <w:r>
-        <w:t xml:space="preserve">nawet </w:t>
-      </w:r>
-      <w:r>
-        <w:t>dziesiątki gigabajtów (w zależności od komponentów)</w:t>
-      </w:r>
-      <w:sdt>
-        <w:sdtPr>
-          <w:id w:val="-1897504102"/>
-          <w:citation/>
-        </w:sdtPr>
-        <w:sdtContent>
-          <w:r>
-            <w:fldChar w:fldCharType="begin"/>
-          </w:r>
-          <w:r>
-            <w:instrText xml:space="preserve">CITATION for \l 2057 </w:instrText>
-          </w:r>
-          <w:r>
-            <w:fldChar w:fldCharType="separate"/>
-          </w:r>
-          <w:r>
-            <w:rPr>
-              <w:noProof/>
-            </w:rPr>
-            <w:t xml:space="preserve"> </w:t>
-          </w:r>
-          <w:r>
-            <w:rPr>
-              <w:noProof/>
-            </w:rPr>
-            <w:t>(forums.unrealengine.com)</w:t>
-          </w:r>
-          <w:r>
-            <w:fldChar w:fldCharType="end"/>
-          </w:r>
-        </w:sdtContent>
-      </w:sdt>
-      <w:r>
-        <w:t>. Gry wytworzone w nich bardzo szybko osiągają setki megabajtów, rosnąc przy dodaniu każdej nowej paczki zasobów. Przy wytwarzaniu tekstowych gier RPG, takie rozmiary plików znacząco przekraczają minimum wymagane do dostarczenia w pełni funkcjonalnej gry.</w:t>
-      </w:r>
-    </w:p>
-    <w:p>
-      <w:r>
-        <w:t xml:space="preserve">Zatem, ogólne silniki, takie jak </w:t>
-      </w:r>
+        <w:t>Unreal</w:t>
+      </w:r>
+      <w:proofErr w:type="spellEnd"/>
       <w:r>
         <w:rPr>
           <w:i/>
           <w:iCs/>
         </w:rPr>
-        <w:t>Unity</w:t>
-      </w:r>
-      <w:r>
-        <w:t xml:space="preserve">, czy </w:t>
-      </w:r>
-      <w:proofErr w:type="spellStart"/>
+        <w:t xml:space="preserve"> Engine</w:t>
+      </w:r>
+      <w:r>
+        <w:t>).</w:t>
+      </w:r>
+    </w:p>
+    <w:p>
+      <w:r>
+        <w:t>Rozmiar instalacji tych silników może osiągać</w:t>
+      </w:r>
+      <w:r>
+        <w:t xml:space="preserve"> </w:t>
+      </w:r>
+      <w:r>
+        <w:t xml:space="preserve">nawet </w:t>
+      </w:r>
+      <w:r>
+        <w:t>dziesiątki gigabajtów (w zależności od komponentów)</w:t>
+      </w:r>
+      <w:r>
+        <w:t xml:space="preserve"> [8]</w:t>
+      </w:r>
+      <w:r>
+        <w:t>. Gry wytworzone w nich bardzo szybko osiągają setki megabajtów, rosnąc przy dodaniu każdej nowej paczki zasobów. Przy wytwarzaniu tekstowych gier RPG, takie rozmiary plików znacząco przekraczają minimum wymagane do dostarczenia w pełni funkcjonalnej gry.</w:t>
+      </w:r>
+    </w:p>
+    <w:p>
+      <w:r>
+        <w:t xml:space="preserve">Zatem, ogólne silniki, takie jak </w:t>
+      </w:r>
       <w:r>
         <w:rPr>
           <w:i/>
           <w:iCs/>
         </w:rPr>
-        <w:t>Unreal</w:t>
-      </w:r>
-      <w:proofErr w:type="spellEnd"/>
+        <w:t>Unity</w:t>
+      </w:r>
+      <w:r>
+        <w:t xml:space="preserve">, czy </w:t>
+      </w:r>
+      <w:proofErr w:type="spellStart"/>
       <w:r>
         <w:rPr>
           <w:i/>
           <w:iCs/>
         </w:rPr>
+        <w:t>Unreal</w:t>
+      </w:r>
+      <w:proofErr w:type="spellEnd"/>
+      <w:r>
+        <w:rPr>
+          <w:i/>
+          <w:iCs/>
+        </w:rPr>
         <w:t xml:space="preserve"> Engine</w:t>
       </w:r>
       <w:r>
         <w:t xml:space="preserve">, nie są optymalnym </w:t>
       </w:r>
       <w:r>
-        <w:t>rozwiązaniem dla osób tworzących takie gry.</w:t>
+        <w:t xml:space="preserve">rozwiązaniem dla osób tworzących </w:t>
+      </w:r>
+      <w:r>
+        <w:t>tekstowe</w:t>
+      </w:r>
+      <w:r>
+        <w:t xml:space="preserve"> gry.</w:t>
       </w:r>
     </w:p>
     <w:p>
@@ -5208,59 +5223,81 @@
         <w:t>RPG Maker</w:t>
       </w:r>
       <w:r>
-        <w:t xml:space="preserve">. </w:t>
-      </w:r>
-      <w:r>
         <w:rPr>
           <w:i/>
           <w:iCs/>
         </w:rPr>
-        <w:t>RPG Maker</w:t>
-      </w:r>
-      <w:r>
-        <w:t xml:space="preserve"> jest narzędziem o zawężonym zakresie funkcjonalności, skupiającym się na grach 2D. Główny model jednak opiera się na podejściu graficznym–oczekuje się od użytkownika obrazków (ang. „</w:t>
-      </w:r>
-      <w:proofErr w:type="spellStart"/>
-      <w:r>
-        <w:t>sprites</w:t>
-      </w:r>
-      <w:proofErr w:type="spellEnd"/>
-      <w:r>
-        <w:t xml:space="preserve">”) oraz podejścia „rzut z góry” (tak jak w grze </w:t>
-      </w:r>
-      <w:proofErr w:type="spellStart"/>
+        <w:t xml:space="preserve"> </w:t>
+      </w:r>
+      <w:r>
+        <w:t>[</w:t>
+      </w:r>
+      <w:r>
+        <w:t>9</w:t>
+      </w:r>
+      <w:r>
+        <w:t>]</w:t>
+      </w:r>
+      <w:r>
+        <w:t xml:space="preserve">. </w:t>
+      </w:r>
       <w:r>
         <w:rPr>
           <w:i/>
           <w:iCs/>
         </w:rPr>
-        <w:t>Stardew</w:t>
+        <w:t>RPG Maker</w:t>
+      </w:r>
+      <w:r>
+        <w:t xml:space="preserve"> jest narzędziem o zawężonym zakresie funkcjonalności, skupiającym się na grach 2D. Główny model jednak opiera się na podejściu graficznym</w:t>
+      </w:r>
+      <w:r>
+        <w:t xml:space="preserve"> - </w:t>
+      </w:r>
+      <w:r>
+        <w:t>oczekuje się od użytkownika obrazków (ang. „</w:t>
+      </w:r>
+      <w:proofErr w:type="spellStart"/>
+      <w:r>
+        <w:t>sprites</w:t>
       </w:r>
       <w:proofErr w:type="spellEnd"/>
+      <w:r>
+        <w:t xml:space="preserve">”) oraz podejścia „rzut z góry” (tak jak w grze </w:t>
+      </w:r>
+      <w:proofErr w:type="spellStart"/>
       <w:r>
         <w:rPr>
           <w:i/>
           <w:iCs/>
         </w:rPr>
-        <w:t xml:space="preserve"> Valley</w:t>
-      </w:r>
-      <w:r>
-        <w:t xml:space="preserve">), lub „rzut z boku” (np. gry typu </w:t>
-      </w:r>
-      <w:proofErr w:type="spellStart"/>
+        <w:t>Stardew</w:t>
+      </w:r>
+      <w:proofErr w:type="spellEnd"/>
       <w:r>
         <w:rPr>
           <w:i/>
           <w:iCs/>
         </w:rPr>
-        <w:t>Flappy</w:t>
-      </w:r>
-      <w:proofErr w:type="spellEnd"/>
+        <w:t xml:space="preserve"> Valley</w:t>
+      </w:r>
+      <w:r>
+        <w:t xml:space="preserve">), lub „rzut z boku” (np. gry typu </w:t>
+      </w:r>
+      <w:proofErr w:type="spellStart"/>
       <w:r>
         <w:rPr>
           <w:i/>
           <w:iCs/>
         </w:rPr>
+        <w:t>Flappy</w:t>
+      </w:r>
+      <w:proofErr w:type="spellEnd"/>
+      <w:r>
+        <w:rPr>
+          <w:i/>
+          <w:iCs/>
+        </w:rPr>
         <w:t xml:space="preserve"> Bird</w:t>
       </w:r>
       <w:r>
@@ -5314,22 +5351,26 @@
           <w:i/>
           <w:iCs/>
         </w:rPr>
-        <w:t xml:space="preserve"> </w:t>
-      </w:r>
-      <w:proofErr w:type="gramStart"/>
+        <w:t xml:space="preserve"> 7</w:t>
+      </w:r>
       <w:r>
         <w:rPr>
           <w:i/>
           <w:iCs/>
         </w:rPr>
-        <w:t>7</w:t>
-      </w:r>
-      <w:r>
-        <w:t>,</w:t>
-      </w:r>
-      <w:proofErr w:type="gramEnd"/>
-      <w:r>
-        <w:t xml:space="preserve"> lub </w:t>
+        <w:t xml:space="preserve"> </w:t>
+      </w:r>
+      <w:r>
+        <w:t>[</w:t>
+      </w:r>
+      <w:r>
+        <w:t>10</w:t>
+      </w:r>
+      <w:r>
+        <w:t>]</w:t>
+      </w:r>
+      <w:r>
+        <w:t xml:space="preserve">, lub </w:t>
       </w:r>
       <w:proofErr w:type="spellStart"/>
       <w:r>
@@ -5341,121 +5382,137 @@
       </w:r>
       <w:proofErr w:type="spellEnd"/>
       <w:r>
-        <w:t xml:space="preserve">. Mimo specyficznego zastosowania, często wymagają jednak kodu w specyficznym (czasem własnym) języku programowania. Dodatkowo, </w:t>
-      </w:r>
-      <w:r>
-        <w:t>złożoność interfejsu użytkownika</w:t>
-      </w:r>
-      <w:r>
-        <w:t xml:space="preserve"> </w:t>
-      </w:r>
-      <w:r>
-        <w:t>może wydawać się przytłaczająca dla laików.</w:t>
-      </w:r>
-    </w:p>
-    <w:p>
-      <w:r>
-        <w:t xml:space="preserve">Zatem istniejące na rynku rozwiązania umożliwiające tworzenie gier, mają spore wady, a ich użytkowanie </w:t>
-      </w:r>
-      <w:r>
-        <w:t>może stanowić istotną barierę wejścia</w:t>
-      </w:r>
-      <w:r>
-        <w:t xml:space="preserve"> </w:t>
-      </w:r>
-      <w:r>
-        <w:t>dla osób bez doświadczenia w pisaniu kodu lub obsługi technicznych programów.</w:t>
-      </w:r>
-    </w:p>
-    <w:p>
-      <w:pPr>
-        <w:pStyle w:val="Heading2"/>
-      </w:pPr>
-      <w:bookmarkStart w:id="8" w:name="_Toc225960477"/>
-      <w:r>
-        <w:t>2.3. Platformy dystrybucji gier tworzonych przez użytkowników</w:t>
-      </w:r>
-      <w:bookmarkEnd w:id="8"/>
-    </w:p>
-    <w:p>
-      <w:r>
-        <w:t xml:space="preserve">Istnieją różne </w:t>
-      </w:r>
-      <w:r>
-        <w:t xml:space="preserve">ogólnodostępne </w:t>
-      </w:r>
-      <w:r>
-        <w:t>platformy dystrybucji gier komputerowych.</w:t>
-      </w:r>
-      <w:r>
-        <w:t xml:space="preserve"> </w:t>
-      </w:r>
-      <w:r>
-        <w:t>Jedną z najbardziej rozpoznawalnych platform</w:t>
-      </w:r>
-      <w:r>
-        <w:t xml:space="preserve"> jest </w:t>
-      </w:r>
-      <w:proofErr w:type="spellStart"/>
-      <w:r>
         <w:rPr>
           <w:i/>
           <w:iCs/>
         </w:rPr>
-        <w:t>Steam</w:t>
-      </w:r>
+        <w:t xml:space="preserve"> </w:t>
+      </w:r>
+      <w:r>
+        <w:t>[1</w:t>
+      </w:r>
+      <w:r>
+        <w:t>1</w:t>
+      </w:r>
+      <w:r>
+        <w:t>]</w:t>
+      </w:r>
+      <w:r>
+        <w:t xml:space="preserve">. Mimo specyficznego zastosowania, często wymagają jednak kodu w </w:t>
+      </w:r>
+      <w:r>
+        <w:t xml:space="preserve">narzuconym z góry </w:t>
+      </w:r>
+      <w:r>
+        <w:t xml:space="preserve">(czasem własnym) języku programowania. Dodatkowo, </w:t>
+      </w:r>
+      <w:r>
+        <w:t>złożoność interfejsu użytkownika</w:t>
+      </w:r>
+      <w:r>
+        <w:t xml:space="preserve"> </w:t>
+      </w:r>
+      <w:r>
+        <w:t>może wydawać się przytłaczająca dla laików.</w:t>
+      </w:r>
+    </w:p>
+    <w:p>
+      <w:r>
+        <w:t xml:space="preserve">Zatem istniejące na rynku rozwiązania umożliwiające tworzenie gier, mają spore wady, a ich użytkowanie </w:t>
+      </w:r>
+      <w:r>
+        <w:t>może stanowić istotną barierę wejścia</w:t>
+      </w:r>
+      <w:r>
+        <w:t xml:space="preserve"> </w:t>
+      </w:r>
+      <w:r>
+        <w:t>dla osób bez doświadczenia w pisaniu kodu lub obsługi technicznych programów.</w:t>
+      </w:r>
+    </w:p>
+    <w:p>
+      <w:pPr>
+        <w:pStyle w:val="Heading2"/>
+      </w:pPr>
+      <w:bookmarkStart w:id="8" w:name="_Toc226833526"/>
+      <w:r>
+        <w:t xml:space="preserve">2.3. Platformy dystrybucji gier tworzonych przez </w:t>
+      </w:r>
+      <w:proofErr w:type="spellStart"/>
+      <w:r>
+        <w:t>użytkowni</w:t>
+      </w:r>
+      <w:r>
+        <w:t>-</w:t>
+      </w:r>
+      <w:r>
+        <w:t>ków</w:t>
+      </w:r>
+      <w:bookmarkEnd w:id="8"/>
       <w:proofErr w:type="spellEnd"/>
-      <w:r>
-        <w:t>, umożliwiająca publikację, sprzedaż, kupno oraz wymianę g</w:t>
-      </w:r>
-      <w:r>
-        <w:t>ier</w:t>
-      </w:r>
-      <w:r>
-        <w:t xml:space="preserve"> wideo. Można na niej znaleźć zarówno gry znanych wytwórni (jak </w:t>
-      </w:r>
+    </w:p>
+    <w:p>
+      <w:r>
+        <w:t xml:space="preserve">Istnieją różne </w:t>
+      </w:r>
+      <w:r>
+        <w:t xml:space="preserve">ogólnodostępne </w:t>
+      </w:r>
+      <w:r>
+        <w:t>platformy dystrybucji gier komputerowych.</w:t>
+      </w:r>
+      <w:r>
+        <w:t xml:space="preserve"> </w:t>
+      </w:r>
+      <w:r>
+        <w:t xml:space="preserve">Jedną </w:t>
+      </w:r>
+      <w:r>
+        <w:t xml:space="preserve">z </w:t>
+      </w:r>
+      <w:r>
+        <w:t>platform</w:t>
+      </w:r>
+      <w:r>
+        <w:t xml:space="preserve"> jest </w:t>
+      </w:r>
+      <w:proofErr w:type="spellStart"/>
       <w:r>
         <w:rPr>
           <w:i/>
           <w:iCs/>
         </w:rPr>
+        <w:t>Steam</w:t>
+      </w:r>
+      <w:proofErr w:type="spellEnd"/>
+      <w:r>
+        <w:t>, umożliwiająca publikację, sprzedaż, kupno oraz wymianę g</w:t>
+      </w:r>
+      <w:r>
+        <w:t>ier</w:t>
+      </w:r>
+      <w:r>
+        <w:t xml:space="preserve"> wideo. Można na niej znaleźć zarówno gry znanych wytwórni (jak </w:t>
+      </w:r>
+      <w:r>
+        <w:rPr>
+          <w:i/>
+          <w:iCs/>
+        </w:rPr>
         <w:t>Cyberpunk 2077</w:t>
       </w:r>
       <w:r>
         <w:t xml:space="preserve"> od CD Projekt Red</w:t>
       </w:r>
-      <w:sdt>
-        <w:sdtPr>
-          <w:id w:val="641934227"/>
-          <w:citation/>
-        </w:sdtPr>
-        <w:sdtContent>
-          <w:r>
-            <w:fldChar w:fldCharType="begin"/>
-          </w:r>
-          <w:r>
-            <w:instrText xml:space="preserve">CITATION sto \l 2057 </w:instrText>
-          </w:r>
-          <w:r>
-            <w:fldChar w:fldCharType="separate"/>
-          </w:r>
-          <w:r>
-            <w:rPr>
-              <w:noProof/>
-            </w:rPr>
-            <w:t xml:space="preserve"> </w:t>
-          </w:r>
-          <w:r>
-            <w:rPr>
-              <w:noProof/>
-            </w:rPr>
-            <w:t>(store.steampowered.com)</w:t>
-          </w:r>
-          <w:r>
-            <w:fldChar w:fldCharType="end"/>
-          </w:r>
-        </w:sdtContent>
-      </w:sdt>
+      <w:r>
+        <w:t xml:space="preserve"> [1</w:t>
+      </w:r>
+      <w:r>
+        <w:t>2</w:t>
+      </w:r>
+      <w:r>
+        <w:t>]</w:t>
+      </w:r>
       <w:r>
         <w:t>) oraz małe, darmowe gry hobbistów.</w:t>
       </w:r>
@@ -5493,65 +5550,61 @@
         <w:t>itch.io</w:t>
       </w:r>
       <w:r>
-        <w:t>.</w:t>
-      </w:r>
-      <w:r>
-        <w:t xml:space="preserve"> To platforma bardziej skoncentrowana na niezależnych twórcach. Można znaleźć na niej gry, paczki zasobów dla twórców gier (muzyka, modele, animacje), a nawet książki.</w:t>
-      </w:r>
-    </w:p>
-    <w:p>
-      <w:r>
-        <w:t xml:space="preserve">Platformy te w znacznym stopniu wspierają małych twórców, umożliwiając publikację własnych projektów bez konieczności współpracy z dużymi wydawcami. W szczególności </w:t>
-      </w:r>
-      <w:r>
         <w:rPr>
           <w:i/>
           <w:iCs/>
         </w:rPr>
-        <w:t>itch.io</w:t>
-      </w:r>
-      <w:r>
-        <w:t xml:space="preserve"> oferuje dużą swobodę publikacji, pozwalając twórcom na udostępnianie gier zarówno bezpłatnie, jak i w modelu płatnym.</w:t>
-      </w:r>
-    </w:p>
-    <w:p>
-      <w:r>
-        <w:t>Jednocześnie wsparcie dla gier tekstowych jest ograniczone. Chociaż możliwe jest publikowanie tego typu projektów, platformy te nie oferują dedykowanych narzędzi ani mechanizmów wspierających ich tworzenie lub odtwarzanie bezpośrednio w przeglądarce. W praktyce oznacza to konieczność dostarczenia gotowego pliku wykonywalnego lub aplikacji webowej przygotowanej poza platformą.</w:t>
-      </w:r>
-    </w:p>
-    <w:p>
-      <w:r>
-        <w:t xml:space="preserve">Próg wejścia dla twórców jest zróżnicowany w zależności od platformy. W przypadku </w:t>
+        <w:t xml:space="preserve"> </w:t>
+      </w:r>
+      <w:r>
+        <w:t>[1</w:t>
+      </w:r>
+      <w:r>
+        <w:t>3</w:t>
+      </w:r>
+      <w:r>
+        <w:t>]</w:t>
+      </w:r>
+      <w:r>
+        <w:t>.</w:t>
+      </w:r>
+      <w:r>
+        <w:t xml:space="preserve"> To platforma bardziej skoncentrowana na niezależnych twórcach. Można znaleźć na niej gry, paczki zasobów dla twórców gier (muzyka, modele, animacje), a nawet książki.</w:t>
+      </w:r>
+    </w:p>
+    <w:p>
+      <w:r>
+        <w:t xml:space="preserve">Platformy te w znacznym stopniu wspierają małych twórców, umożliwiając publikację własnych projektów bez konieczności współpracy z dużymi wydawcami. W szczególności </w:t>
       </w:r>
       <w:r>
         <w:rPr>
           <w:i/>
           <w:iCs/>
         </w:rPr>
-        <w:t xml:space="preserve">itch.io </w:t>
-      </w:r>
-      <w:r>
-        <w:t xml:space="preserve">proces publikacji jest stosunkowo prosty i dostępny dla indywidualnych użytkowników. Natomiast platforma </w:t>
-      </w:r>
-      <w:proofErr w:type="spellStart"/>
+        <w:t>itch.io</w:t>
+      </w:r>
+      <w:r>
+        <w:t xml:space="preserve"> oferuje dużą swobodę publikacji, pozwalając twórcom na udostępnianie gier zarówno bezpłatnie, jak i w modelu płatnym.</w:t>
+      </w:r>
+    </w:p>
+    <w:p>
+      <w:r>
+        <w:t>Jednocześnie wsparcie dla gier tekstowych jest ograniczone. Chociaż możliwe jest publikowanie tego typu projektów, platformy te nie oferują dedykowanych narzędzi ani mechanizmów wspierających ich tworzenie lub odtwarzanie bezpośrednio w przeglądarce. W praktyce oznacza to konieczność dostarczenia gotowego pliku wykonywalnego lub aplikacji webowej przygotowanej poza platformą.</w:t>
+      </w:r>
+    </w:p>
+    <w:p>
+      <w:r>
+        <w:t xml:space="preserve">Próg wejścia dla twórców jest zróżnicowany w zależności od platformy. W przypadku </w:t>
+      </w:r>
       <w:r>
         <w:rPr>
           <w:i/>
           <w:iCs/>
         </w:rPr>
-        <w:t>Steam</w:t>
-      </w:r>
-      <w:proofErr w:type="spellEnd"/>
-      <w:r>
-        <w:t xml:space="preserve"> wymaga przejścia procedury weryfikacyjnej oraz wniesienia opłaty publikacyjnej, co może stanowić dodatkową barierę dla początkujących twórców.</w:t>
-      </w:r>
-    </w:p>
-    <w:p>
-      <w:r>
-        <w:t>Wymienione wyżej platformy nie oferują integracji publikacji z tworzeniem. Nie są same w sobie silnikiem, jedynie wirtualnym „sklepem” zaopatrywanym przez społeczność.</w:t>
-      </w:r>
-      <w:r>
-        <w:t xml:space="preserve"> Warto wspomnieć, że w przypadku publikacji płatnej gry, </w:t>
+        <w:t xml:space="preserve">itch.io </w:t>
+      </w:r>
+      <w:r>
+        <w:t xml:space="preserve">proces publikacji jest stosunkowo prosty i dostępny dla indywidualnych użytkowników. Natomiast platforma </w:t>
       </w:r>
       <w:proofErr w:type="spellStart"/>
       <w:r>
@@ -5563,87 +5616,78 @@
       </w:r>
       <w:proofErr w:type="spellEnd"/>
       <w:r>
-        <w:t xml:space="preserve"> pobiera nawet 30% zarobków</w:t>
-      </w:r>
-      <w:sdt>
-        <w:sdtPr>
-          <w:id w:val="-395508901"/>
-          <w:citation/>
-        </w:sdtPr>
-        <w:sdtContent>
-          <w:r>
-            <w:fldChar w:fldCharType="begin"/>
-          </w:r>
-          <w:r>
-            <w:instrText xml:space="preserve">CITATION ste1 \l 2057 </w:instrText>
-          </w:r>
-          <w:r>
-            <w:fldChar w:fldCharType="separate"/>
-          </w:r>
-          <w:r>
-            <w:rPr>
-              <w:noProof/>
-            </w:rPr>
-            <w:t xml:space="preserve"> </w:t>
-          </w:r>
-          <w:r>
-            <w:rPr>
-              <w:noProof/>
-            </w:rPr>
-            <w:t>(steamcommunity.com)</w:t>
-          </w:r>
-          <w:r>
-            <w:fldChar w:fldCharType="end"/>
-          </w:r>
-        </w:sdtContent>
-      </w:sdt>
-      <w:r>
-        <w:t>.</w:t>
-      </w:r>
-    </w:p>
-    <w:p>
-      <w:pPr>
-        <w:pStyle w:val="Heading2"/>
-      </w:pPr>
-      <w:bookmarkStart w:id="9" w:name="_Toc225960478"/>
-      <w:r>
-        <w:t>2.4. Wnioski z analizy istniejących rozwiązań</w:t>
-      </w:r>
-      <w:bookmarkEnd w:id="9"/>
-    </w:p>
-    <w:p>
-      <w:r>
-        <w:t>Na podstawie przeprowadzonej analizy można stwierdzić, że istnieje szeroki zakres narzędzi oraz platform umożliwiających tworzenie i dystrybucję gier komputerowych. Rozwiązania te oferują rozbudowane funkcjonalności oraz wsparcie dla różnych typów projektów, od gier prostych po zaawansowane produkcje komercyjne.</w:t>
-      </w:r>
-    </w:p>
-    <w:p>
-      <w:r>
-        <w:t xml:space="preserve">Jednocześnie zidentyfikowano szereg istotnych ograniczeń. W przypadku ogólnych silników gier, takich jak </w:t>
-      </w:r>
+        <w:t xml:space="preserve"> wymaga przejścia procedury weryfikacyjnej oraz wniesienia opłaty publikacyjnej, co może stanowić dodatkową barierę dla początkujących twórców.</w:t>
+      </w:r>
+    </w:p>
+    <w:p>
+      <w:r>
+        <w:t>Wymienione wyżej platformy nie oferują integracji publikacji z tworzeniem. Nie są same w sobie silnikiem, jedynie wirtualnym „sklepem” zaopatrywanym przez społeczność.</w:t>
+      </w:r>
+      <w:r>
+        <w:t xml:space="preserve"> Warto wspomnieć, że w przypadku publikacji płatnej gry, </w:t>
+      </w:r>
+      <w:proofErr w:type="spellStart"/>
       <w:r>
         <w:rPr>
           <w:i/>
           <w:iCs/>
         </w:rPr>
-        <w:t>Unity</w:t>
-      </w:r>
-      <w:r>
-        <w:t xml:space="preserve"> czy </w:t>
-      </w:r>
-      <w:proofErr w:type="spellStart"/>
+        <w:t>Steam</w:t>
+      </w:r>
+      <w:proofErr w:type="spellEnd"/>
+      <w:r>
+        <w:t xml:space="preserve"> pobiera nawet 30% zarobków</w:t>
+      </w:r>
+      <w:r>
+        <w:t xml:space="preserve"> [14]</w:t>
+      </w:r>
+      <w:r>
+        <w:t>.</w:t>
+      </w:r>
+    </w:p>
+    <w:p>
+      <w:pPr>
+        <w:pStyle w:val="Heading2"/>
+      </w:pPr>
+      <w:bookmarkStart w:id="9" w:name="_Toc226833527"/>
+      <w:r>
+        <w:t>2.4. Wnioski z analizy istniejących rozwiązań</w:t>
+      </w:r>
+      <w:bookmarkEnd w:id="9"/>
+    </w:p>
+    <w:p>
+      <w:r>
+        <w:t>Na podstawie przeprowadzonej analizy można stwierdzić, że istnieje szeroki zakres narzędzi oraz platform umożliwiających tworzenie i dystrybucję gier komputerowych. Rozwiązania te oferują rozbudowane funkcjonalności oraz wsparcie dla różnych typów projektów, od gier prostych po zaawansowane produkcje komercyjne.</w:t>
+      </w:r>
+    </w:p>
+    <w:p>
+      <w:r>
+        <w:t xml:space="preserve">Jednocześnie zidentyfikowano szereg istotnych ograniczeń. W przypadku ogólnych silników gier, takich jak </w:t>
+      </w:r>
       <w:r>
         <w:rPr>
           <w:i/>
           <w:iCs/>
         </w:rPr>
-        <w:t>Unreal</w:t>
-      </w:r>
-      <w:proofErr w:type="spellEnd"/>
+        <w:t>Unity</w:t>
+      </w:r>
+      <w:r>
+        <w:t xml:space="preserve"> czy </w:t>
+      </w:r>
+      <w:proofErr w:type="spellStart"/>
       <w:r>
         <w:rPr>
           <w:i/>
           <w:iCs/>
         </w:rPr>
+        <w:t>Unreal</w:t>
+      </w:r>
+      <w:proofErr w:type="spellEnd"/>
+      <w:r>
+        <w:rPr>
+          <w:i/>
+          <w:iCs/>
+        </w:rPr>
         <w:t xml:space="preserve"> Engine</w:t>
       </w:r>
       <w:r>
@@ -5662,156 +5706,1395 @@
     </w:p>
     <w:p>
       <w:r>
+        <w:t>Na podstawie powyższych obserwacji można wskazać kluczowe problemy, takie jak wysoki próg wejścia, brak narzędzi typu no-</w:t>
+      </w:r>
+      <w:proofErr w:type="spellStart"/>
+      <w:r>
+        <w:t>code</w:t>
+      </w:r>
+      <w:proofErr w:type="spellEnd"/>
+      <w:r>
+        <w:t xml:space="preserve"> dedykowanych grom tekstowym oraz brak zintegrowanych rozwiązań łączących proces tworzenia i dystrybucji.</w:t>
+      </w:r>
+    </w:p>
+    <w:p>
+      <w:pPr>
+        <w:pStyle w:val="Heading2"/>
+      </w:pPr>
+      <w:bookmarkStart w:id="10" w:name="_Toc226833528"/>
+      <w:r>
         <w:lastRenderedPageBreak/>
-        <w:t>Na podstawie powyższych obserwacji można wskazać kluczowe problemy, takie jak wysoki próg wejścia, brak narzędzi typu no-</w:t>
+        <w:t>2.5. Założenia projektowe systemu</w:t>
+      </w:r>
+      <w:bookmarkEnd w:id="10"/>
+    </w:p>
+    <w:p>
+      <w:r>
+        <w:t xml:space="preserve">Na podstawie zidentyfikowanych problemów sformułowano założenia projektowe </w:t>
       </w:r>
       <w:proofErr w:type="spellStart"/>
       <w:r>
+        <w:t>opraco</w:t>
+      </w:r>
+      <w:r>
+        <w:t>-</w:t>
+      </w:r>
+      <w:r>
+        <w:t>wanego</w:t>
+      </w:r>
+      <w:proofErr w:type="spellEnd"/>
+      <w:r>
+        <w:t xml:space="preserve"> systemu.</w:t>
+      </w:r>
+    </w:p>
+    <w:p>
+      <w:r>
+        <w:t xml:space="preserve">W celu obniżenia progu wejścia przyjęto założenie, że system nie wymaga znajomości </w:t>
+      </w:r>
+      <w:proofErr w:type="spellStart"/>
+      <w:r>
+        <w:t>języ</w:t>
+      </w:r>
+      <w:r>
+        <w:t>-</w:t>
+      </w:r>
+      <w:r>
+        <w:t>ków</w:t>
+      </w:r>
+      <w:proofErr w:type="spellEnd"/>
+      <w:r>
+        <w:t xml:space="preserve"> programowania i umożliwia tworzenie gier w modelu no-</w:t>
+      </w:r>
+      <w:proofErr w:type="spellStart"/>
+      <w:r>
         <w:t>code</w:t>
       </w:r>
       <w:proofErr w:type="spellEnd"/>
       <w:r>
-        <w:t xml:space="preserve"> dedykowanych grom tekstowym oraz brak zintegrowanych rozwiązań łączących proces tworzenia i dystrybucji.</w:t>
-      </w:r>
-    </w:p>
-    <w:p>
-      <w:pPr>
-        <w:pStyle w:val="Heading2"/>
-      </w:pPr>
-      <w:bookmarkStart w:id="10" w:name="_Toc225960479"/>
-      <w:r>
-        <w:t>2.5. Założenia projektowe systemu</w:t>
-      </w:r>
-      <w:bookmarkEnd w:id="10"/>
-    </w:p>
-    <w:p>
-      <w:r>
-        <w:t>Na podstawie zidentyfikowanych problemów sformułowano założenia projektowe opracowanego systemu.</w:t>
-      </w:r>
-    </w:p>
-    <w:p>
-      <w:r>
-        <w:t>W celu obniżenia progu wejścia przyjęto założenie, że system nie wymaga znajomości języków programowania i umożliwia tworzenie gier w modelu no-</w:t>
+        <w:t>.</w:t>
+      </w:r>
+    </w:p>
+    <w:p>
+      <w:r>
+        <w:t xml:space="preserve">W odpowiedzi na brak integracji pomiędzy tworzeniem a dystrybucją, zaprojektowano </w:t>
       </w:r>
       <w:proofErr w:type="spellStart"/>
       <w:r>
-        <w:t>code</w:t>
+        <w:t>roz</w:t>
       </w:r>
       <w:proofErr w:type="spellEnd"/>
       <w:r>
+        <w:t>-</w:t>
+      </w:r>
+      <w:r>
+        <w:t>wiązanie łączące edytor gier z platformą ich publikacji i udostępniania.</w:t>
+      </w:r>
+    </w:p>
+    <w:p>
+      <w:r>
+        <w:t>Ze względu na ograniczenia istniejących narzędzi desktopowych przyjęto, że system będzie dostępny w pełni przez przeglądarkę internetową, bez konieczności instalacji dodatkowego oprogramowania.</w:t>
+      </w:r>
+    </w:p>
+    <w:p>
+      <w:r>
+        <w:t>W celu zachowania charakteru gier tekstowych założono brak wsparcia dla elementów graficznych, takich jak obrazy, dźwięki czy wideo, koncentrując się na narracji tekstowej i interakcji użytkownika.</w:t>
+      </w:r>
+    </w:p>
+    <w:p>
+      <w:r>
+        <w:t>Dodatkowo przyjęto założenie implementacji mechanizmu zapisu i odczytu stanu gry, umożliwiającego kontynuowanie rozgrywki.</w:t>
+      </w:r>
+    </w:p>
+    <w:p>
+      <w:pPr>
+        <w:jc w:val="left"/>
+      </w:pPr>
+      <w:r>
+        <w:br w:type="page"/>
+      </w:r>
+    </w:p>
+    <w:p>
+      <w:pPr>
+        <w:pStyle w:val="Heading1"/>
+      </w:pPr>
+      <w:bookmarkStart w:id="11" w:name="_Toc226833567"/>
+      <w:r>
+        <w:lastRenderedPageBreak/>
+        <w:t>8. Bibliografia</w:t>
+      </w:r>
+      <w:bookmarkEnd w:id="11"/>
+    </w:p>
+    <w:p>
+      <w:pPr>
+        <w:pStyle w:val="Bibliography"/>
+        <w:ind w:left="720" w:hanging="720"/>
+        <w:jc w:val="left"/>
+        <w:rPr>
+          <w:noProof/>
+          <w:lang w:val="en-GB"/>
+        </w:rPr>
+      </w:pPr>
+      <w:r>
+        <w:rPr>
+          <w:noProof/>
+          <w:lang w:val="en-GB"/>
+        </w:rPr>
+        <w:t>[1]</w:t>
+      </w:r>
+      <w:r>
+        <w:rPr>
+          <w:noProof/>
+          <w:lang w:val="en-GB"/>
+        </w:rPr>
+        <w:t xml:space="preserve"> Raport </w:t>
+      </w:r>
+      <w:r>
+        <w:rPr>
+          <w:i/>
+          <w:iCs/>
+          <w:noProof/>
+          <w:lang w:val="en-GB"/>
+        </w:rPr>
+        <w:t>Video Games Europe 2023</w:t>
+      </w:r>
+      <w:r>
+        <w:rPr>
+          <w:i/>
+          <w:iCs/>
+          <w:noProof/>
+          <w:lang w:val="en-GB"/>
+        </w:rPr>
+        <w:t xml:space="preserve"> Key Facts Report</w:t>
+      </w:r>
+      <w:r>
+        <w:rPr>
+          <w:noProof/>
+          <w:lang w:val="en-GB"/>
+        </w:rPr>
+        <w:t xml:space="preserve">, </w:t>
+      </w:r>
+      <w:hyperlink r:id="rId10" w:history="1">
+        <w:r>
+          <w:rPr>
+            <w:rStyle w:val="Hyperlink"/>
+            <w:i/>
+            <w:iCs/>
+            <w:noProof/>
+            <w:lang w:val="en-GB"/>
+          </w:rPr>
+          <w:t>https://www.videogameseurope.eu/wp-content/upl</w:t>
+        </w:r>
+        <w:r>
+          <w:rPr>
+            <w:rStyle w:val="Hyperlink"/>
+            <w:i/>
+            <w:iCs/>
+            <w:noProof/>
+            <w:lang w:val="en-GB"/>
+          </w:rPr>
+          <w:t>o</w:t>
+        </w:r>
+        <w:r>
+          <w:rPr>
+            <w:rStyle w:val="Hyperlink"/>
+            <w:i/>
+            <w:iCs/>
+            <w:noProof/>
+            <w:lang w:val="en-GB"/>
+          </w:rPr>
+          <w:t>ads/2024/09/Video-Gam</w:t>
+        </w:r>
+        <w:r>
+          <w:rPr>
+            <w:rStyle w:val="Hyperlink"/>
+            <w:i/>
+            <w:iCs/>
+            <w:noProof/>
+            <w:lang w:val="en-GB"/>
+          </w:rPr>
+          <w:t>e</w:t>
+        </w:r>
+        <w:r>
+          <w:rPr>
+            <w:rStyle w:val="Hyperlink"/>
+            <w:i/>
+            <w:iCs/>
+            <w:noProof/>
+            <w:lang w:val="en-GB"/>
+          </w:rPr>
+          <w:t>s-Europe-2023-Key-Facts-Report_FINAL.pdf</w:t>
+        </w:r>
+      </w:hyperlink>
+      <w:r>
+        <w:rPr>
+          <w:noProof/>
+          <w:lang w:val="en-GB"/>
+        </w:rPr>
+        <w:t xml:space="preserve">, </w:t>
+      </w:r>
+      <w:r>
+        <w:rPr>
+          <w:noProof/>
+          <w:lang w:val="en-GB"/>
+        </w:rPr>
+        <w:t>09.</w:t>
+      </w:r>
+      <w:r>
+        <w:rPr>
+          <w:noProof/>
+          <w:lang w:val="en-GB"/>
+        </w:rPr>
+        <w:t>202</w:t>
+      </w:r>
+      <w:r>
+        <w:rPr>
+          <w:noProof/>
+          <w:lang w:val="en-GB"/>
+        </w:rPr>
+        <w:t>4</w:t>
+      </w:r>
+      <w:r>
+        <w:rPr>
+          <w:noProof/>
+          <w:lang w:val="en-GB"/>
+        </w:rPr>
         <w:t>.</w:t>
       </w:r>
     </w:p>
     <w:p>
-      <w:r>
-        <w:t>W odpowiedzi na brak integracji pomiędzy tworzeniem a dystrybucją, zaprojektowano rozwiązanie łączące edytor gier z platformą ich publikacji i udostępniania.</w:t>
-      </w:r>
-    </w:p>
-    <w:p>
-      <w:r>
-        <w:t>Ze względu na ograniczenia istniejących narzędzi desktopowych przyjęto, że system będzie dostępny w pełni przez przeglądarkę internetową, bez konieczności instalacji dodatkowego oprogramowania.</w:t>
-      </w:r>
-    </w:p>
-    <w:p>
-      <w:r>
-        <w:t>W celu zachowania charakteru gier tekstowych założono brak wsparcia dla elementów graficznych, takich jak obrazy, dźwięki czy wideo, koncentrując się na narracji tekstowej i interakcji użytkownika.</w:t>
-      </w:r>
-    </w:p>
-    <w:p>
-      <w:r>
-        <w:t>Dodatkowo przyjęto założenie implementacji mechanizmu zapisu i odczytu stanu gry, umożliwiającego kontynuowanie rozgrywki.</w:t>
+      <w:pPr>
+        <w:pStyle w:val="Bibliography"/>
+        <w:ind w:left="720" w:hanging="720"/>
+        <w:jc w:val="left"/>
+        <w:rPr>
+          <w:noProof/>
+          <w:lang w:val="en-GB"/>
+        </w:rPr>
+      </w:pPr>
+      <w:r>
+        <w:rPr>
+          <w:noProof/>
+          <w:lang w:val="en-GB"/>
+        </w:rPr>
+        <w:t>[2]</w:t>
+      </w:r>
+      <w:r>
+        <w:rPr>
+          <w:i/>
+          <w:iCs/>
+          <w:noProof/>
+          <w:lang w:val="en-GB"/>
+        </w:rPr>
+        <w:t xml:space="preserve"> </w:t>
+      </w:r>
+      <w:r>
+        <w:rPr>
+          <w:noProof/>
+          <w:lang w:val="en-GB"/>
+        </w:rPr>
+        <w:t>P</w:t>
+      </w:r>
+      <w:r>
+        <w:rPr>
+          <w:noProof/>
+          <w:lang w:val="en-GB"/>
+        </w:rPr>
+        <w:t>opularnoś</w:t>
+      </w:r>
+      <w:r>
+        <w:rPr>
+          <w:noProof/>
+          <w:lang w:val="en-GB"/>
+        </w:rPr>
+        <w:t>ć</w:t>
+      </w:r>
+      <w:r>
+        <w:rPr>
+          <w:noProof/>
+          <w:lang w:val="en-GB"/>
+        </w:rPr>
+        <w:t xml:space="preserve"> platformy </w:t>
+      </w:r>
+      <w:r>
+        <w:rPr>
+          <w:i/>
+          <w:iCs/>
+          <w:noProof/>
+          <w:lang w:val="en-GB"/>
+        </w:rPr>
+        <w:t>Steam</w:t>
+      </w:r>
+      <w:r>
+        <w:rPr>
+          <w:noProof/>
+          <w:lang w:val="en-GB"/>
+        </w:rPr>
+        <w:t xml:space="preserve"> (Finantial Times), </w:t>
+      </w:r>
+      <w:hyperlink r:id="rId11" w:history="1">
+        <w:r>
+          <w:rPr>
+            <w:rStyle w:val="Hyperlink"/>
+            <w:i/>
+            <w:iCs/>
+            <w:noProof/>
+            <w:lang w:val="en-GB"/>
+          </w:rPr>
+          <w:t>http</w:t>
+        </w:r>
+        <w:r>
+          <w:rPr>
+            <w:rStyle w:val="Hyperlink"/>
+            <w:i/>
+            <w:iCs/>
+            <w:noProof/>
+            <w:lang w:val="en-GB"/>
+          </w:rPr>
+          <w:t>s</w:t>
+        </w:r>
+        <w:r>
+          <w:rPr>
+            <w:rStyle w:val="Hyperlink"/>
+            <w:i/>
+            <w:iCs/>
+            <w:noProof/>
+            <w:lang w:val="en-GB"/>
+          </w:rPr>
+          <w:t>://www.ft.com/content/f4a1</w:t>
+        </w:r>
+        <w:r>
+          <w:rPr>
+            <w:rStyle w:val="Hyperlink"/>
+            <w:i/>
+            <w:iCs/>
+            <w:noProof/>
+            <w:lang w:val="en-GB"/>
+          </w:rPr>
+          <w:t>3</w:t>
+        </w:r>
+        <w:r>
+          <w:rPr>
+            <w:rStyle w:val="Hyperlink"/>
+            <w:i/>
+            <w:iCs/>
+            <w:noProof/>
+            <w:lang w:val="en-GB"/>
+          </w:rPr>
+          <w:t>716-838a-43da-853b-7c31ac17192c</w:t>
+        </w:r>
+      </w:hyperlink>
+      <w:r>
+        <w:rPr>
+          <w:noProof/>
+          <w:lang w:val="en-GB"/>
+        </w:rPr>
+        <w:t xml:space="preserve">, </w:t>
+      </w:r>
+      <w:r>
+        <w:rPr>
+          <w:noProof/>
+          <w:lang w:val="en-GB"/>
+        </w:rPr>
+        <w:t>07.2025</w:t>
+      </w:r>
+      <w:r>
+        <w:rPr>
+          <w:noProof/>
+          <w:lang w:val="en-GB"/>
+        </w:rPr>
+        <w:t>.</w:t>
+      </w:r>
+    </w:p>
+    <w:p>
+      <w:pPr>
+        <w:pStyle w:val="Bibliography"/>
+        <w:ind w:left="720" w:hanging="720"/>
+        <w:jc w:val="left"/>
+        <w:rPr>
+          <w:noProof/>
+        </w:rPr>
+      </w:pPr>
+      <w:r>
+        <w:rPr>
+          <w:noProof/>
+        </w:rPr>
+        <w:t>[3]</w:t>
+      </w:r>
+      <w:r>
+        <w:rPr>
+          <w:i/>
+          <w:iCs/>
+          <w:noProof/>
+        </w:rPr>
+        <w:t xml:space="preserve"> </w:t>
+      </w:r>
+      <w:r>
+        <w:rPr>
+          <w:noProof/>
+        </w:rPr>
+        <w:t xml:space="preserve">Statystyki publikacji gier na platformie </w:t>
+      </w:r>
+      <w:r>
+        <w:rPr>
+          <w:i/>
+          <w:iCs/>
+          <w:noProof/>
+        </w:rPr>
+        <w:t>Steam</w:t>
+      </w:r>
+      <w:r>
+        <w:rPr>
+          <w:noProof/>
+        </w:rPr>
+        <w:t>,</w:t>
+      </w:r>
+      <w:r>
+        <w:rPr>
+          <w:noProof/>
+        </w:rPr>
+        <w:t xml:space="preserve"> </w:t>
+      </w:r>
+      <w:hyperlink r:id="rId12" w:history="1">
+        <w:r>
+          <w:rPr>
+            <w:rStyle w:val="Hyperlink"/>
+            <w:i/>
+            <w:iCs/>
+            <w:noProof/>
+          </w:rPr>
+          <w:t>https://steamdb</w:t>
+        </w:r>
+        <w:r>
+          <w:rPr>
+            <w:rStyle w:val="Hyperlink"/>
+            <w:i/>
+            <w:iCs/>
+            <w:noProof/>
+          </w:rPr>
+          <w:t>.</w:t>
+        </w:r>
+        <w:r>
+          <w:rPr>
+            <w:rStyle w:val="Hyperlink"/>
+            <w:i/>
+            <w:iCs/>
+            <w:noProof/>
+          </w:rPr>
+          <w:t>info/stats</w:t>
+        </w:r>
+        <w:r>
+          <w:rPr>
+            <w:rStyle w:val="Hyperlink"/>
+            <w:i/>
+            <w:iCs/>
+            <w:noProof/>
+          </w:rPr>
+          <w:t>/</w:t>
+        </w:r>
+        <w:r>
+          <w:rPr>
+            <w:rStyle w:val="Hyperlink"/>
+            <w:i/>
+            <w:iCs/>
+            <w:noProof/>
+          </w:rPr>
+          <w:t>releases/</w:t>
+        </w:r>
+      </w:hyperlink>
+      <w:r>
+        <w:rPr>
+          <w:noProof/>
+        </w:rPr>
+        <w:t>, 04.2026</w:t>
+      </w:r>
+      <w:r>
+        <w:rPr>
+          <w:noProof/>
+        </w:rPr>
+        <w:t>.</w:t>
+      </w:r>
+    </w:p>
+    <w:p>
+      <w:r>
+        <w:rPr>
+          <w:noProof/>
+        </w:rPr>
+        <w:t>[4]</w:t>
+      </w:r>
+      <w:r>
+        <w:rPr>
+          <w:noProof/>
+        </w:rPr>
+        <w:t xml:space="preserve"> Program TADS,</w:t>
+      </w:r>
+      <w:r>
+        <w:rPr>
+          <w:i/>
+          <w:iCs/>
+          <w:noProof/>
+        </w:rPr>
+        <w:t xml:space="preserve"> </w:t>
+      </w:r>
+      <w:hyperlink r:id="rId13" w:history="1">
+        <w:r>
+          <w:rPr>
+            <w:rStyle w:val="Hyperlink"/>
+            <w:i/>
+            <w:iCs/>
+            <w:noProof/>
+          </w:rPr>
+          <w:t>https://www.tads.org/</w:t>
+        </w:r>
+      </w:hyperlink>
+      <w:r>
+        <w:rPr>
+          <w:i/>
+          <w:iCs/>
+          <w:noProof/>
+        </w:rPr>
+        <w:t xml:space="preserve">, </w:t>
+      </w:r>
+      <w:r>
+        <w:rPr>
+          <w:noProof/>
+        </w:rPr>
+        <w:t>04.2026.</w:t>
+      </w:r>
+    </w:p>
+    <w:p>
+      <w:pPr>
+        <w:pStyle w:val="Bibliography"/>
+        <w:ind w:left="720" w:hanging="720"/>
+        <w:jc w:val="left"/>
+        <w:rPr>
+          <w:noProof/>
+          <w:lang w:val="en-GB"/>
+        </w:rPr>
+      </w:pPr>
+      <w:r>
+        <w:rPr>
+          <w:noProof/>
+          <w:lang w:val="en-GB"/>
+        </w:rPr>
+        <w:t xml:space="preserve">[5] </w:t>
+      </w:r>
+      <w:r>
+        <w:rPr>
+          <w:noProof/>
+          <w:lang w:val="en-GB"/>
+        </w:rPr>
+        <w:t>Program Adrift,</w:t>
+      </w:r>
+      <w:r>
+        <w:rPr>
+          <w:noProof/>
+          <w:lang w:val="en-GB"/>
+        </w:rPr>
+        <w:t xml:space="preserve"> </w:t>
+      </w:r>
+      <w:hyperlink r:id="rId14" w:history="1">
+        <w:r>
+          <w:rPr>
+            <w:rStyle w:val="Hyperlink"/>
+            <w:noProof/>
+            <w:lang w:val="en-GB"/>
+          </w:rPr>
+          <w:t>https://www.adrift.co/</w:t>
+        </w:r>
+      </w:hyperlink>
+      <w:r>
+        <w:rPr>
+          <w:noProof/>
+          <w:lang w:val="en-GB"/>
+        </w:rPr>
+        <w:t>, 04.2026.</w:t>
+      </w:r>
+    </w:p>
+    <w:p>
+      <w:r>
+        <w:rPr>
+          <w:noProof/>
+        </w:rPr>
+        <w:t>[6]</w:t>
+      </w:r>
+      <w:r>
+        <w:rPr>
+          <w:i/>
+          <w:iCs/>
+          <w:noProof/>
+        </w:rPr>
+        <w:t xml:space="preserve"> </w:t>
+      </w:r>
+      <w:r>
+        <w:rPr>
+          <w:noProof/>
+        </w:rPr>
+        <w:t xml:space="preserve">Silnik </w:t>
+      </w:r>
+      <w:r>
+        <w:rPr>
+          <w:i/>
+          <w:iCs/>
+          <w:noProof/>
+        </w:rPr>
+        <w:t>Unity</w:t>
+      </w:r>
+      <w:r>
+        <w:rPr>
+          <w:noProof/>
+        </w:rPr>
+        <w:t>,</w:t>
+      </w:r>
+      <w:r>
+        <w:rPr>
+          <w:noProof/>
+        </w:rPr>
+        <w:t xml:space="preserve"> </w:t>
+      </w:r>
+      <w:hyperlink r:id="rId15" w:history="1">
+        <w:r>
+          <w:rPr>
+            <w:rStyle w:val="Hyperlink"/>
+            <w:i/>
+            <w:iCs/>
+            <w:noProof/>
+          </w:rPr>
+          <w:t>https://unity.com/</w:t>
+        </w:r>
+      </w:hyperlink>
+      <w:r>
+        <w:rPr>
+          <w:i/>
+          <w:iCs/>
+          <w:noProof/>
+        </w:rPr>
+        <w:t xml:space="preserve">, </w:t>
+      </w:r>
+      <w:r>
+        <w:rPr>
+          <w:noProof/>
+        </w:rPr>
+        <w:t>04.2026.</w:t>
+      </w:r>
+    </w:p>
+    <w:p>
+      <w:pPr>
+        <w:rPr>
+          <w:lang w:val="en-GB"/>
+        </w:rPr>
+      </w:pPr>
+      <w:r>
+        <w:rPr>
+          <w:noProof/>
+          <w:lang w:val="en-GB"/>
+        </w:rPr>
+        <w:t>[7]</w:t>
+      </w:r>
+      <w:r>
+        <w:rPr>
+          <w:i/>
+          <w:iCs/>
+          <w:noProof/>
+          <w:lang w:val="en-GB"/>
+        </w:rPr>
+        <w:t xml:space="preserve"> </w:t>
+      </w:r>
+      <w:r>
+        <w:rPr>
+          <w:noProof/>
+          <w:lang w:val="en-GB"/>
+        </w:rPr>
+        <w:t>Silnik</w:t>
+      </w:r>
+      <w:r>
+        <w:rPr>
+          <w:i/>
+          <w:iCs/>
+          <w:noProof/>
+          <w:lang w:val="en-GB"/>
+        </w:rPr>
+        <w:t xml:space="preserve"> Unreal Engine, </w:t>
+      </w:r>
+      <w:hyperlink r:id="rId16" w:history="1">
+        <w:r>
+          <w:rPr>
+            <w:rStyle w:val="Hyperlink"/>
+            <w:i/>
+            <w:iCs/>
+            <w:noProof/>
+            <w:lang w:val="en-GB"/>
+          </w:rPr>
+          <w:t>https://www.unrealengine.com/</w:t>
+        </w:r>
+      </w:hyperlink>
+      <w:r>
+        <w:rPr>
+          <w:i/>
+          <w:iCs/>
+          <w:noProof/>
+          <w:lang w:val="en-GB"/>
+        </w:rPr>
+        <w:t xml:space="preserve">, </w:t>
+      </w:r>
+      <w:r>
+        <w:rPr>
+          <w:noProof/>
+          <w:lang w:val="en-GB"/>
+        </w:rPr>
+        <w:t>04.2026.</w:t>
+      </w:r>
+    </w:p>
+    <w:p>
+      <w:pPr>
+        <w:pStyle w:val="Bibliography"/>
+        <w:ind w:left="720" w:hanging="720"/>
+        <w:jc w:val="left"/>
+        <w:rPr>
+          <w:noProof/>
+          <w:sz w:val="24"/>
+          <w:szCs w:val="24"/>
+          <w:lang w:val="en-GB"/>
+        </w:rPr>
+      </w:pPr>
+      <w:r>
+        <w:rPr>
+          <w:noProof/>
+          <w:lang w:val="en-GB"/>
+        </w:rPr>
+        <w:t xml:space="preserve">[8] </w:t>
+      </w:r>
+      <w:r>
+        <w:rPr>
+          <w:noProof/>
+          <w:lang w:val="en-GB"/>
+        </w:rPr>
+        <w:t xml:space="preserve">Waga silnika </w:t>
+      </w:r>
+      <w:r>
+        <w:rPr>
+          <w:i/>
+          <w:iCs/>
+          <w:noProof/>
+          <w:lang w:val="en-GB"/>
+        </w:rPr>
+        <w:t>Unreal Engine</w:t>
+      </w:r>
+      <w:r>
+        <w:rPr>
+          <w:noProof/>
+          <w:lang w:val="en-GB"/>
+        </w:rPr>
+        <w:t>,</w:t>
+      </w:r>
+      <w:r>
+        <w:rPr>
+          <w:noProof/>
+          <w:lang w:val="en-GB"/>
+        </w:rPr>
+        <w:t xml:space="preserve"> </w:t>
+      </w:r>
+      <w:hyperlink r:id="rId17" w:history="1">
+        <w:r>
+          <w:rPr>
+            <w:rStyle w:val="Hyperlink"/>
+            <w:i/>
+            <w:iCs/>
+            <w:noProof/>
+            <w:lang w:val="en-GB"/>
+          </w:rPr>
+          <w:t>https</w:t>
+        </w:r>
+        <w:r>
+          <w:rPr>
+            <w:rStyle w:val="Hyperlink"/>
+            <w:i/>
+            <w:iCs/>
+            <w:noProof/>
+            <w:lang w:val="en-GB"/>
+          </w:rPr>
+          <w:t>:</w:t>
+        </w:r>
+        <w:r>
+          <w:rPr>
+            <w:rStyle w:val="Hyperlink"/>
+            <w:i/>
+            <w:iCs/>
+            <w:noProof/>
+            <w:lang w:val="en-GB"/>
+          </w:rPr>
+          <w:t>//forums.unrealengine.com/t/unreal-engine-5-02-size-115-gb/593895</w:t>
+        </w:r>
+      </w:hyperlink>
+      <w:r>
+        <w:rPr>
+          <w:i/>
+          <w:iCs/>
+          <w:noProof/>
+          <w:lang w:val="en-GB"/>
+        </w:rPr>
+        <w:t>,</w:t>
+      </w:r>
+      <w:r>
+        <w:rPr>
+          <w:noProof/>
+          <w:lang w:val="en-GB"/>
+        </w:rPr>
+        <w:t xml:space="preserve"> 06.2022.</w:t>
+      </w:r>
+    </w:p>
+    <w:p>
+      <w:pPr>
+        <w:rPr>
+          <w:lang w:val="en-GB"/>
+        </w:rPr>
+      </w:pPr>
+      <w:r>
+        <w:rPr>
+          <w:noProof/>
+          <w:lang w:val="en-GB"/>
+        </w:rPr>
+        <w:t>[9]</w:t>
+      </w:r>
+      <w:r>
+        <w:rPr>
+          <w:i/>
+          <w:iCs/>
+          <w:noProof/>
+          <w:lang w:val="en-GB"/>
+        </w:rPr>
+        <w:t xml:space="preserve"> </w:t>
+      </w:r>
+      <w:r>
+        <w:rPr>
+          <w:noProof/>
+          <w:lang w:val="en-GB"/>
+        </w:rPr>
+        <w:t xml:space="preserve">Program </w:t>
+      </w:r>
+      <w:r>
+        <w:rPr>
+          <w:i/>
+          <w:iCs/>
+          <w:noProof/>
+          <w:lang w:val="en-GB"/>
+        </w:rPr>
+        <w:t>RPG Maker</w:t>
+      </w:r>
+      <w:r>
+        <w:rPr>
+          <w:noProof/>
+          <w:lang w:val="en-GB"/>
+        </w:rPr>
+        <w:t>,</w:t>
+      </w:r>
+      <w:r>
+        <w:rPr>
+          <w:noProof/>
+          <w:lang w:val="en-GB"/>
+        </w:rPr>
+        <w:t xml:space="preserve"> </w:t>
+      </w:r>
+      <w:hyperlink r:id="rId18" w:history="1">
+        <w:r>
+          <w:rPr>
+            <w:rStyle w:val="Hyperlink"/>
+            <w:i/>
+            <w:iCs/>
+            <w:noProof/>
+            <w:lang w:val="en-GB"/>
+          </w:rPr>
+          <w:t>https://www.rpgmakerweb.com/</w:t>
+        </w:r>
+      </w:hyperlink>
+      <w:r>
+        <w:rPr>
+          <w:i/>
+          <w:iCs/>
+          <w:noProof/>
+          <w:lang w:val="en-GB"/>
+        </w:rPr>
+        <w:t xml:space="preserve">, </w:t>
+      </w:r>
+      <w:r>
+        <w:rPr>
+          <w:noProof/>
+          <w:lang w:val="en-GB"/>
+        </w:rPr>
+        <w:t>04.2026.</w:t>
+      </w:r>
+    </w:p>
+    <w:p>
+      <w:r>
+        <w:rPr>
+          <w:noProof/>
+        </w:rPr>
+        <w:t xml:space="preserve">[10]  </w:t>
+      </w:r>
+      <w:r>
+        <w:rPr>
+          <w:noProof/>
+        </w:rPr>
+        <w:t xml:space="preserve">Program </w:t>
+      </w:r>
+      <w:r>
+        <w:rPr>
+          <w:i/>
+          <w:iCs/>
+          <w:noProof/>
+        </w:rPr>
+        <w:t>Inform 7</w:t>
+      </w:r>
+      <w:r>
+        <w:rPr>
+          <w:noProof/>
+        </w:rPr>
+        <w:t xml:space="preserve">, </w:t>
+      </w:r>
+      <w:hyperlink r:id="rId19" w:history="1">
+        <w:r>
+          <w:rPr>
+            <w:rStyle w:val="Hyperlink"/>
+            <w:i/>
+            <w:iCs/>
+            <w:noProof/>
+          </w:rPr>
+          <w:t>https://ganelson.github.io/inform-website/downloads/</w:t>
+        </w:r>
+      </w:hyperlink>
+      <w:r>
+        <w:rPr>
+          <w:noProof/>
+        </w:rPr>
+        <w:t>, 04.2026.</w:t>
+      </w:r>
+    </w:p>
+    <w:p>
+      <w:pPr>
+        <w:rPr>
+          <w:noProof/>
+        </w:rPr>
+      </w:pPr>
+      <w:r>
+        <w:rPr>
+          <w:noProof/>
+        </w:rPr>
+        <w:t xml:space="preserve">[11] </w:t>
+      </w:r>
+      <w:r>
+        <w:rPr>
+          <w:noProof/>
+        </w:rPr>
+        <w:t xml:space="preserve">Program </w:t>
+      </w:r>
+      <w:r>
+        <w:rPr>
+          <w:i/>
+          <w:iCs/>
+          <w:noProof/>
+        </w:rPr>
+        <w:t>Twine</w:t>
+      </w:r>
+      <w:r>
+        <w:rPr>
+          <w:noProof/>
+        </w:rPr>
+        <w:t xml:space="preserve">, </w:t>
+      </w:r>
+      <w:hyperlink r:id="rId20" w:history="1">
+        <w:r>
+          <w:rPr>
+            <w:rStyle w:val="Hyperlink"/>
+            <w:i/>
+            <w:iCs/>
+            <w:noProof/>
+          </w:rPr>
+          <w:t>https://twinery.org/</w:t>
+        </w:r>
+      </w:hyperlink>
+      <w:r>
+        <w:rPr>
+          <w:noProof/>
+        </w:rPr>
+        <w:t>, 04.2026.</w:t>
+      </w:r>
+    </w:p>
+    <w:p>
+      <w:pPr>
+        <w:pStyle w:val="Bibliography"/>
+        <w:ind w:left="720" w:hanging="720"/>
+        <w:jc w:val="left"/>
+        <w:rPr>
+          <w:noProof/>
+        </w:rPr>
+      </w:pPr>
+      <w:r>
+        <w:rPr>
+          <w:noProof/>
+        </w:rPr>
+        <w:t>[12]</w:t>
+      </w:r>
+      <w:r>
+        <w:rPr>
+          <w:i/>
+          <w:iCs/>
+          <w:noProof/>
+        </w:rPr>
+        <w:t xml:space="preserve"> </w:t>
+      </w:r>
+      <w:r>
+        <w:rPr>
+          <w:noProof/>
+        </w:rPr>
+        <w:t>Gra</w:t>
+      </w:r>
+      <w:r>
+        <w:rPr>
+          <w:noProof/>
+        </w:rPr>
+        <w:t xml:space="preserve"> </w:t>
+      </w:r>
+      <w:r>
+        <w:rPr>
+          <w:i/>
+          <w:iCs/>
+          <w:noProof/>
+        </w:rPr>
+        <w:t>Cyberpunk 2077</w:t>
+      </w:r>
+      <w:r>
+        <w:rPr>
+          <w:noProof/>
+        </w:rPr>
+        <w:t>,</w:t>
+      </w:r>
+      <w:r>
+        <w:rPr>
+          <w:noProof/>
+        </w:rPr>
+        <w:t xml:space="preserve"> </w:t>
+      </w:r>
+      <w:hyperlink r:id="rId21" w:history="1">
+        <w:r>
+          <w:rPr>
+            <w:rStyle w:val="Hyperlink"/>
+            <w:i/>
+            <w:iCs/>
+            <w:noProof/>
+          </w:rPr>
+          <w:t>https://store.steampowered.com</w:t>
+        </w:r>
+        <w:r>
+          <w:rPr>
+            <w:rStyle w:val="Hyperlink"/>
+            <w:i/>
+            <w:iCs/>
+            <w:noProof/>
+          </w:rPr>
+          <w:t>/</w:t>
+        </w:r>
+        <w:r>
+          <w:rPr>
+            <w:rStyle w:val="Hyperlink"/>
+            <w:i/>
+            <w:iCs/>
+            <w:noProof/>
+          </w:rPr>
+          <w:t>app/1091500/Cyberpunk_2077/</w:t>
+        </w:r>
+      </w:hyperlink>
+      <w:r>
+        <w:rPr>
+          <w:noProof/>
+        </w:rPr>
+        <w:t xml:space="preserve">, </w:t>
+      </w:r>
+      <w:r>
+        <w:rPr>
+          <w:noProof/>
+        </w:rPr>
+        <w:t>12</w:t>
+      </w:r>
+      <w:r>
+        <w:rPr>
+          <w:noProof/>
+        </w:rPr>
+        <w:t>.202</w:t>
+      </w:r>
+      <w:r>
+        <w:rPr>
+          <w:noProof/>
+        </w:rPr>
+        <w:t>0</w:t>
+      </w:r>
+      <w:r>
+        <w:rPr>
+          <w:noProof/>
+        </w:rPr>
+        <w:t>.</w:t>
+      </w:r>
+    </w:p>
+    <w:p>
+      <w:pPr>
+        <w:rPr>
+          <w:noProof/>
+        </w:rPr>
+      </w:pPr>
+      <w:r>
+        <w:rPr>
+          <w:noProof/>
+        </w:rPr>
+        <w:t xml:space="preserve">[13] </w:t>
+      </w:r>
+      <w:r>
+        <w:rPr>
+          <w:noProof/>
+        </w:rPr>
+        <w:t xml:space="preserve">Platforma </w:t>
+      </w:r>
+      <w:r>
+        <w:rPr>
+          <w:i/>
+          <w:iCs/>
+          <w:noProof/>
+        </w:rPr>
+        <w:t>itch.io</w:t>
+      </w:r>
+      <w:r>
+        <w:rPr>
+          <w:noProof/>
+        </w:rPr>
+        <w:t xml:space="preserve">, </w:t>
+      </w:r>
+      <w:hyperlink r:id="rId22" w:history="1">
+        <w:r>
+          <w:rPr>
+            <w:rStyle w:val="Hyperlink"/>
+            <w:i/>
+            <w:iCs/>
+            <w:noProof/>
+          </w:rPr>
+          <w:t>https://itch.io/</w:t>
+        </w:r>
+      </w:hyperlink>
+      <w:r>
+        <w:rPr>
+          <w:i/>
+          <w:iCs/>
+          <w:noProof/>
+        </w:rPr>
+        <w:t xml:space="preserve">, </w:t>
+      </w:r>
+      <w:r>
+        <w:rPr>
+          <w:noProof/>
+        </w:rPr>
+        <w:t>04.2026.</w:t>
+      </w:r>
+    </w:p>
+    <w:p>
+      <w:pPr>
+        <w:pStyle w:val="Bibliography"/>
+        <w:ind w:left="720" w:hanging="720"/>
+        <w:jc w:val="left"/>
+        <w:rPr>
+          <w:noProof/>
+        </w:rPr>
+      </w:pPr>
+      <w:r>
+        <w:rPr>
+          <w:noProof/>
+        </w:rPr>
+        <w:t>[14]</w:t>
+      </w:r>
+      <w:r>
+        <w:rPr>
+          <w:i/>
+          <w:iCs/>
+          <w:noProof/>
+        </w:rPr>
+        <w:t xml:space="preserve"> </w:t>
+      </w:r>
+      <w:r>
+        <w:rPr>
+          <w:noProof/>
+        </w:rPr>
+        <w:t xml:space="preserve">Cennik publikacji gry na platformie </w:t>
+      </w:r>
+      <w:r>
+        <w:rPr>
+          <w:i/>
+          <w:iCs/>
+          <w:noProof/>
+        </w:rPr>
+        <w:t>Steam</w:t>
+      </w:r>
+      <w:r>
+        <w:rPr>
+          <w:noProof/>
+        </w:rPr>
+        <w:t xml:space="preserve">, </w:t>
+      </w:r>
+      <w:hyperlink r:id="rId23" w:history="1">
+        <w:r>
+          <w:rPr>
+            <w:rStyle w:val="Hyperlink"/>
+            <w:i/>
+            <w:iCs/>
+            <w:noProof/>
+          </w:rPr>
+          <w:t>https://steamcomm</w:t>
+        </w:r>
+        <w:r>
+          <w:rPr>
+            <w:rStyle w:val="Hyperlink"/>
+            <w:i/>
+            <w:iCs/>
+            <w:noProof/>
+          </w:rPr>
+          <w:t>u</w:t>
+        </w:r>
+        <w:r>
+          <w:rPr>
+            <w:rStyle w:val="Hyperlink"/>
+            <w:i/>
+            <w:iCs/>
+            <w:noProof/>
+          </w:rPr>
+          <w:t>nity.com/grou</w:t>
+        </w:r>
+        <w:r>
+          <w:rPr>
+            <w:rStyle w:val="Hyperlink"/>
+            <w:i/>
+            <w:iCs/>
+            <w:noProof/>
+          </w:rPr>
+          <w:t>p</w:t>
+        </w:r>
+        <w:r>
+          <w:rPr>
+            <w:rStyle w:val="Hyperlink"/>
+            <w:i/>
+            <w:iCs/>
+            <w:noProof/>
+          </w:rPr>
+          <w:t>s/steamworks/announcements/detail/16971912679301578</w:t>
+        </w:r>
+        <w:r>
+          <w:rPr>
+            <w:rStyle w:val="Hyperlink"/>
+            <w:i/>
+            <w:iCs/>
+            <w:noProof/>
+          </w:rPr>
+          <w:t>38</w:t>
+        </w:r>
+      </w:hyperlink>
+      <w:r>
+        <w:rPr>
+          <w:noProof/>
+        </w:rPr>
+        <w:t>, 12.2018.</w:t>
+      </w:r>
+    </w:p>
+    <w:p>
+      <w:pPr>
+        <w:jc w:val="left"/>
+      </w:pPr>
+      <w:r>
+        <w:br w:type="page"/>
       </w:r>
     </w:p>
     <w:p>
       <w:pPr>
         <w:pStyle w:val="Heading1"/>
       </w:pPr>
-      <w:bookmarkStart w:id="11" w:name="_Toc225960480"/>
+      <w:bookmarkStart w:id="12" w:name="_Toc226833529"/>
       <w:r>
         <w:lastRenderedPageBreak/>
         <w:t>3. Analiza systemu</w:t>
       </w:r>
-      <w:bookmarkEnd w:id="11"/>
+      <w:bookmarkEnd w:id="12"/>
     </w:p>
     <w:p>
       <w:pPr>
         <w:pStyle w:val="Heading2"/>
       </w:pPr>
-      <w:bookmarkStart w:id="12" w:name="_Toc225960481"/>
+      <w:bookmarkStart w:id="13" w:name="_Toc226833530"/>
       <w:r>
         <w:t>3.1. Wymagania funkcjonalne</w:t>
       </w:r>
-      <w:bookmarkEnd w:id="12"/>
+      <w:bookmarkEnd w:id="13"/>
     </w:p>
     <w:p>
       <w:pPr>
         <w:pStyle w:val="Heading2"/>
       </w:pPr>
-      <w:bookmarkStart w:id="13" w:name="_Toc225960482"/>
+      <w:bookmarkStart w:id="14" w:name="_Toc226833531"/>
       <w:r>
         <w:t>3.2. Wymagania niefunkcjonalne</w:t>
       </w:r>
-      <w:bookmarkEnd w:id="13"/>
+      <w:bookmarkEnd w:id="14"/>
     </w:p>
     <w:p>
       <w:pPr>
         <w:pStyle w:val="Heading2"/>
       </w:pPr>
-      <w:bookmarkStart w:id="14" w:name="_Toc225960483"/>
+      <w:bookmarkStart w:id="15" w:name="_Toc226833532"/>
       <w:r>
         <w:t>3.3. Aktorzy systemu</w:t>
       </w:r>
-      <w:bookmarkEnd w:id="14"/>
+      <w:bookmarkEnd w:id="15"/>
     </w:p>
     <w:p>
       <w:pPr>
         <w:pStyle w:val="Heading2"/>
       </w:pPr>
-      <w:bookmarkStart w:id="15" w:name="_Toc225960484"/>
+      <w:bookmarkStart w:id="16" w:name="_Toc226833533"/>
       <w:r>
         <w:t>3.4. Diagram przypadków użycia</w:t>
       </w:r>
-      <w:bookmarkEnd w:id="15"/>
+      <w:bookmarkEnd w:id="16"/>
     </w:p>
     <w:p>
       <w:pPr>
         <w:pStyle w:val="Heading2"/>
       </w:pPr>
-      <w:bookmarkStart w:id="16" w:name="_Toc225960485"/>
+      <w:bookmarkStart w:id="17" w:name="_Toc226833534"/>
       <w:r>
         <w:t>3.5. Opis scenariuszy przypadków użycia</w:t>
       </w:r>
-      <w:bookmarkEnd w:id="16"/>
+      <w:bookmarkEnd w:id="17"/>
     </w:p>
     <w:p>
       <w:pPr>
         <w:pStyle w:val="Heading2"/>
       </w:pPr>
-      <w:bookmarkStart w:id="17" w:name="_Toc225960486"/>
+      <w:bookmarkStart w:id="18" w:name="_Toc226833535"/>
       <w:r>
         <w:t>3.6. Diagramy sekwencji</w:t>
       </w:r>
-      <w:bookmarkEnd w:id="17"/>
+      <w:bookmarkEnd w:id="18"/>
     </w:p>
     <w:p>
       <w:pPr>
         <w:pStyle w:val="Heading2"/>
       </w:pPr>
-      <w:bookmarkStart w:id="18" w:name="_Toc225960487"/>
+      <w:bookmarkStart w:id="19" w:name="_Toc226833536"/>
       <w:r>
         <w:t>3.7. Model danych systemu</w:t>
       </w:r>
-      <w:bookmarkEnd w:id="18"/>
+      <w:bookmarkEnd w:id="19"/>
     </w:p>
     <w:p>
       <w:pPr>
         <w:pStyle w:val="Heading1"/>
       </w:pPr>
-      <w:bookmarkStart w:id="19" w:name="_Toc225960488"/>
+      <w:bookmarkStart w:id="20" w:name="_Toc226833537"/>
       <w:r>
         <w:t>4. Projekt systemu</w:t>
       </w:r>
-      <w:bookmarkEnd w:id="19"/>
+      <w:bookmarkEnd w:id="20"/>
     </w:p>
     <w:p>
       <w:r>
@@ -5935,58 +7218,58 @@
       <w:pPr>
         <w:pStyle w:val="Heading2"/>
       </w:pPr>
-      <w:bookmarkStart w:id="20" w:name="_Toc225960489"/>
+      <w:bookmarkStart w:id="21" w:name="_Toc226833538"/>
       <w:r>
         <w:lastRenderedPageBreak/>
         <w:t>4.1. Architektura systemu</w:t>
       </w:r>
-      <w:bookmarkEnd w:id="20"/>
+      <w:bookmarkEnd w:id="21"/>
     </w:p>
     <w:p>
       <w:pPr>
         <w:pStyle w:val="Heading2"/>
       </w:pPr>
-      <w:bookmarkStart w:id="21" w:name="_Toc225960490"/>
+      <w:bookmarkStart w:id="22" w:name="_Toc226833539"/>
       <w:r>
         <w:t>4.2. Projekt bazy danych</w:t>
       </w:r>
-      <w:bookmarkEnd w:id="21"/>
+      <w:bookmarkEnd w:id="22"/>
     </w:p>
     <w:p>
       <w:pPr>
         <w:pStyle w:val="Heading2"/>
       </w:pPr>
-      <w:bookmarkStart w:id="22" w:name="_Toc225960491"/>
+      <w:bookmarkStart w:id="23" w:name="_Toc226833540"/>
       <w:r>
         <w:t>4.3. Projekt interfejsu użytkownika</w:t>
       </w:r>
-      <w:bookmarkEnd w:id="22"/>
+      <w:bookmarkEnd w:id="23"/>
     </w:p>
     <w:p>
       <w:pPr>
         <w:pStyle w:val="Heading2"/>
       </w:pPr>
-      <w:bookmarkStart w:id="23" w:name="_Toc225960492"/>
+      <w:bookmarkStart w:id="24" w:name="_Toc226833541"/>
       <w:r>
         <w:t>4.4. Projekt modułów systemu</w:t>
       </w:r>
-      <w:bookmarkEnd w:id="23"/>
+      <w:bookmarkEnd w:id="24"/>
     </w:p>
     <w:p>
       <w:pPr>
         <w:pStyle w:val="Heading3"/>
       </w:pPr>
-      <w:bookmarkStart w:id="24" w:name="_Toc225960493"/>
+      <w:bookmarkStart w:id="25" w:name="_Toc226833542"/>
       <w:r>
         <w:t>4.4.1. Moduł użytkowników</w:t>
       </w:r>
-      <w:bookmarkEnd w:id="24"/>
+      <w:bookmarkEnd w:id="25"/>
     </w:p>
     <w:p>
       <w:pPr>
         <w:pStyle w:val="Heading3"/>
       </w:pPr>
-      <w:bookmarkStart w:id="25" w:name="_Toc225960494"/>
+      <w:bookmarkStart w:id="26" w:name="_Toc226833543"/>
       <w:r>
         <w:t xml:space="preserve">4.4.2. Moduł </w:t>
       </w:r>
@@ -5998,84 +7281,69 @@
       <w:r>
         <w:t xml:space="preserve"> gier</w:t>
       </w:r>
-      <w:bookmarkEnd w:id="25"/>
+      <w:bookmarkEnd w:id="26"/>
     </w:p>
     <w:p>
       <w:pPr>
         <w:pStyle w:val="Heading3"/>
       </w:pPr>
-      <w:bookmarkStart w:id="26" w:name="_Toc225960495"/>
+      <w:bookmarkStart w:id="27" w:name="_Toc226833544"/>
       <w:r>
         <w:t>4.4.3. Moduł edytora gier</w:t>
       </w:r>
-      <w:bookmarkEnd w:id="26"/>
+      <w:bookmarkEnd w:id="27"/>
     </w:p>
     <w:p>
       <w:pPr>
         <w:pStyle w:val="Heading3"/>
       </w:pPr>
-      <w:bookmarkStart w:id="27" w:name="_Toc225960496"/>
+      <w:bookmarkStart w:id="28" w:name="_Toc226833545"/>
       <w:r>
         <w:t>4.4.4. Silnik rozgrywki</w:t>
       </w:r>
-      <w:bookmarkEnd w:id="27"/>
+      <w:bookmarkEnd w:id="28"/>
     </w:p>
     <w:p>
       <w:pPr>
         <w:pStyle w:val="Heading2"/>
       </w:pPr>
-      <w:bookmarkStart w:id="28" w:name="_Toc225960497"/>
+      <w:bookmarkStart w:id="29" w:name="_Toc226833546"/>
       <w:r>
         <w:t>4.5. Projekt API systemu</w:t>
       </w:r>
-      <w:bookmarkEnd w:id="28"/>
+      <w:bookmarkEnd w:id="29"/>
     </w:p>
     <w:p>
       <w:pPr>
         <w:pStyle w:val="Heading1"/>
       </w:pPr>
-      <w:bookmarkStart w:id="29" w:name="_Toc225960498"/>
+      <w:bookmarkStart w:id="30" w:name="_Toc226833547"/>
       <w:r>
         <w:t>5. Implementacja systemu</w:t>
       </w:r>
-      <w:bookmarkEnd w:id="29"/>
+      <w:bookmarkEnd w:id="30"/>
     </w:p>
     <w:p>
       <w:pPr>
         <w:pStyle w:val="Heading2"/>
       </w:pPr>
-      <w:bookmarkStart w:id="30" w:name="_Toc225960499"/>
+      <w:bookmarkStart w:id="31" w:name="_Toc226833548"/>
       <w:r>
         <w:t>5.1. Wykorzystane technologie</w:t>
       </w:r>
-      <w:bookmarkEnd w:id="30"/>
+      <w:bookmarkEnd w:id="31"/>
     </w:p>
     <w:p>
       <w:pPr>
         <w:pStyle w:val="Heading3"/>
       </w:pPr>
-      <w:bookmarkStart w:id="31" w:name="_Toc225960500"/>
+      <w:bookmarkStart w:id="32" w:name="_Toc226833549"/>
       <w:r>
         <w:t xml:space="preserve">5.1.1. </w:t>
       </w:r>
       <w:proofErr w:type="spellStart"/>
       <w:r>
         <w:t>Frontend</w:t>
-      </w:r>
-      <w:bookmarkEnd w:id="31"/>
-      <w:proofErr w:type="spellEnd"/>
-    </w:p>
-    <w:p>
-      <w:pPr>
-        <w:pStyle w:val="Heading3"/>
-      </w:pPr>
-      <w:bookmarkStart w:id="32" w:name="_Toc225960501"/>
-      <w:r>
-        <w:t xml:space="preserve">5.1.2. </w:t>
-      </w:r>
-      <w:proofErr w:type="spellStart"/>
-      <w:r>
-        <w:t>Backend</w:t>
       </w:r>
       <w:bookmarkEnd w:id="32"/>
       <w:proofErr w:type="spellEnd"/>
@@ -6084,47 +7352,62 @@
       <w:pPr>
         <w:pStyle w:val="Heading3"/>
       </w:pPr>
-      <w:bookmarkStart w:id="33" w:name="_Toc225960502"/>
+      <w:bookmarkStart w:id="33" w:name="_Toc226833550"/>
+      <w:r>
+        <w:t xml:space="preserve">5.1.2. </w:t>
+      </w:r>
+      <w:proofErr w:type="spellStart"/>
+      <w:r>
+        <w:t>Backend</w:t>
+      </w:r>
+      <w:bookmarkEnd w:id="33"/>
+      <w:proofErr w:type="spellEnd"/>
+    </w:p>
+    <w:p>
+      <w:pPr>
+        <w:pStyle w:val="Heading3"/>
+      </w:pPr>
+      <w:bookmarkStart w:id="34" w:name="_Toc226833551"/>
       <w:r>
         <w:t>5.1.3. Baza danych</w:t>
       </w:r>
-      <w:bookmarkEnd w:id="33"/>
+      <w:bookmarkEnd w:id="34"/>
     </w:p>
     <w:p>
       <w:pPr>
         <w:pStyle w:val="Heading2"/>
       </w:pPr>
-      <w:bookmarkStart w:id="34" w:name="_Toc225960503"/>
+      <w:bookmarkStart w:id="35" w:name="_Toc226833552"/>
       <w:r>
         <w:t>5.2. Implementacja interfejsu użytkownika</w:t>
       </w:r>
-      <w:bookmarkEnd w:id="34"/>
+      <w:bookmarkEnd w:id="35"/>
     </w:p>
     <w:p>
       <w:pPr>
         <w:pStyle w:val="Heading2"/>
       </w:pPr>
-      <w:bookmarkStart w:id="35" w:name="_Toc225960504"/>
+      <w:bookmarkStart w:id="36" w:name="_Toc226833553"/>
       <w:r>
         <w:t>5.3. Implementacja edytora gier</w:t>
       </w:r>
-      <w:bookmarkEnd w:id="35"/>
+      <w:bookmarkEnd w:id="36"/>
     </w:p>
     <w:p>
       <w:pPr>
         <w:pStyle w:val="Heading2"/>
       </w:pPr>
-      <w:bookmarkStart w:id="36" w:name="_Toc225960505"/>
+      <w:bookmarkStart w:id="37" w:name="_Toc226833554"/>
       <w:r>
         <w:t>5.4. Implementacja silnika rozgrywki</w:t>
       </w:r>
-      <w:bookmarkEnd w:id="36"/>
+      <w:bookmarkEnd w:id="37"/>
     </w:p>
     <w:p>
       <w:pPr>
         <w:pStyle w:val="Heading2"/>
       </w:pPr>
-      <w:bookmarkStart w:id="37" w:name="_Toc225960506"/>
+      <w:bookmarkStart w:id="38" w:name="_Toc226833555"/>
       <w:r>
         <w:t xml:space="preserve">5.5. Implementacja </w:t>
       </w:r>
@@ -6132,66 +7415,51 @@
       <w:r>
         <w:t>marketplace</w:t>
       </w:r>
-      <w:bookmarkEnd w:id="37"/>
+      <w:bookmarkEnd w:id="38"/>
       <w:proofErr w:type="spellEnd"/>
     </w:p>
     <w:p>
       <w:pPr>
         <w:pStyle w:val="Heading2"/>
       </w:pPr>
-      <w:bookmarkStart w:id="38" w:name="_Toc225960507"/>
+      <w:bookmarkStart w:id="39" w:name="_Toc226833556"/>
       <w:r>
         <w:t>5.6. Implementacja systemu użytkowników</w:t>
       </w:r>
-      <w:bookmarkEnd w:id="38"/>
+      <w:bookmarkEnd w:id="39"/>
     </w:p>
     <w:p>
       <w:pPr>
         <w:pStyle w:val="Heading1"/>
       </w:pPr>
-      <w:bookmarkStart w:id="39" w:name="_Toc225960508"/>
+      <w:bookmarkStart w:id="40" w:name="_Toc226833557"/>
       <w:r>
         <w:t>6. Testowanie systemu</w:t>
       </w:r>
-      <w:bookmarkEnd w:id="39"/>
+      <w:bookmarkEnd w:id="40"/>
     </w:p>
     <w:p>
       <w:pPr>
         <w:pStyle w:val="Heading2"/>
       </w:pPr>
-      <w:bookmarkStart w:id="40" w:name="_Toc225960509"/>
+      <w:bookmarkStart w:id="41" w:name="_Toc226833558"/>
       <w:r>
         <w:lastRenderedPageBreak/>
         <w:t>6.1. Strategia testowania</w:t>
       </w:r>
-      <w:bookmarkEnd w:id="40"/>
+      <w:bookmarkEnd w:id="41"/>
     </w:p>
     <w:p>
       <w:pPr>
         <w:pStyle w:val="Heading2"/>
       </w:pPr>
-      <w:bookmarkStart w:id="41" w:name="_Toc225960510"/>
+      <w:bookmarkStart w:id="42" w:name="_Toc226833559"/>
       <w:r>
         <w:t xml:space="preserve">6.2. Testy </w:t>
       </w:r>
       <w:proofErr w:type="spellStart"/>
       <w:r>
         <w:t>frontendowe</w:t>
-      </w:r>
-      <w:bookmarkEnd w:id="41"/>
-      <w:proofErr w:type="spellEnd"/>
-    </w:p>
-    <w:p>
-      <w:pPr>
-        <w:pStyle w:val="Heading2"/>
-      </w:pPr>
-      <w:bookmarkStart w:id="42" w:name="_Toc225960511"/>
-      <w:r>
-        <w:t xml:space="preserve">6.3. Testy </w:t>
-      </w:r>
-      <w:proofErr w:type="spellStart"/>
-      <w:r>
-        <w:t>backendowe</w:t>
       </w:r>
       <w:bookmarkEnd w:id="42"/>
       <w:proofErr w:type="spellEnd"/>
@@ -6200,350 +7468,80 @@
       <w:pPr>
         <w:pStyle w:val="Heading2"/>
       </w:pPr>
-      <w:bookmarkStart w:id="43" w:name="_Toc225960512"/>
+      <w:bookmarkStart w:id="43" w:name="_Toc226833560"/>
+      <w:r>
+        <w:t xml:space="preserve">6.3. Testy </w:t>
+      </w:r>
+      <w:proofErr w:type="spellStart"/>
+      <w:r>
+        <w:t>backendowe</w:t>
+      </w:r>
+      <w:bookmarkEnd w:id="43"/>
+      <w:proofErr w:type="spellEnd"/>
+    </w:p>
+    <w:p>
+      <w:pPr>
+        <w:pStyle w:val="Heading2"/>
+      </w:pPr>
+      <w:bookmarkStart w:id="44" w:name="_Toc226833561"/>
       <w:r>
         <w:t>6.4. Testy funkcjonalne systemu</w:t>
       </w:r>
-      <w:bookmarkEnd w:id="43"/>
+      <w:bookmarkEnd w:id="44"/>
     </w:p>
     <w:p>
       <w:pPr>
         <w:pStyle w:val="Heading2"/>
       </w:pPr>
-      <w:bookmarkStart w:id="44" w:name="_Toc225960513"/>
+      <w:bookmarkStart w:id="45" w:name="_Toc226833562"/>
       <w:r>
         <w:t>6.5. Wyniki testów</w:t>
       </w:r>
-      <w:bookmarkEnd w:id="44"/>
+      <w:bookmarkEnd w:id="45"/>
     </w:p>
     <w:p>
       <w:pPr>
         <w:pStyle w:val="Heading1"/>
       </w:pPr>
-      <w:bookmarkStart w:id="45" w:name="_Toc225960514"/>
+      <w:bookmarkStart w:id="46" w:name="_Toc226833563"/>
       <w:r>
         <w:t>7. Podsumowanie i kierunki dalszego rozwoju</w:t>
       </w:r>
-      <w:bookmarkEnd w:id="45"/>
+      <w:bookmarkEnd w:id="46"/>
     </w:p>
     <w:p>
       <w:pPr>
         <w:pStyle w:val="Heading2"/>
       </w:pPr>
-      <w:bookmarkStart w:id="46" w:name="_Toc225960515"/>
+      <w:bookmarkStart w:id="47" w:name="_Toc226833564"/>
       <w:r>
         <w:t>7.1. Podsumowanie realizacji projektu</w:t>
       </w:r>
-      <w:bookmarkEnd w:id="46"/>
+      <w:bookmarkEnd w:id="47"/>
     </w:p>
     <w:p>
       <w:pPr>
         <w:pStyle w:val="Heading2"/>
       </w:pPr>
-      <w:bookmarkStart w:id="47" w:name="_Toc225960516"/>
+      <w:bookmarkStart w:id="48" w:name="_Toc226833565"/>
       <w:r>
         <w:t>7.2. Ograniczenia systemu</w:t>
       </w:r>
-      <w:bookmarkEnd w:id="47"/>
+      <w:bookmarkEnd w:id="48"/>
     </w:p>
     <w:p>
       <w:pPr>
         <w:pStyle w:val="Heading2"/>
       </w:pPr>
-      <w:bookmarkStart w:id="48" w:name="_Toc225960517"/>
+      <w:bookmarkStart w:id="49" w:name="_Toc226833566"/>
       <w:r>
         <w:t>7.3. Możliwości dalszego rozwoju</w:t>
       </w:r>
-      <w:bookmarkEnd w:id="48"/>
+      <w:bookmarkEnd w:id="49"/>
     </w:p>
     <w:p/>
-    <w:p/>
-    <w:p/>
-    <w:p/>
-    <w:p/>
-    <w:p/>
-    <w:p/>
-    <w:p/>
-    <w:p/>
-    <w:p/>
-    <w:p/>
-    <w:p>
-      <w:pPr>
-        <w:pStyle w:val="Heading1"/>
-      </w:pPr>
-      <w:bookmarkStart w:id="49" w:name="_Toc225960518"/>
-      <w:r>
-        <w:lastRenderedPageBreak/>
-        <w:t>8. Bibliografia</w:t>
-      </w:r>
-      <w:bookmarkEnd w:id="49"/>
-    </w:p>
-    <w:sdt>
-      <w:sdtPr>
-        <w:rPr>
-          <w:rFonts w:eastAsiaTheme="minorEastAsia" w:cstheme="minorBidi"/>
-          <w:color w:val="auto"/>
-          <w:sz w:val="22"/>
-          <w:szCs w:val="22"/>
-          <w:lang w:val="en-GB"/>
-        </w:rPr>
-        <w:id w:val="264126315"/>
-        <w:docPartObj>
-          <w:docPartGallery w:val="Bibliographies"/>
-          <w:docPartUnique/>
-        </w:docPartObj>
-      </w:sdtPr>
-      <w:sdtEndPr>
-        <w:rPr>
-          <w:lang w:val="pl-PL"/>
-        </w:rPr>
-      </w:sdtEndPr>
-      <w:sdtContent>
-        <w:p>
-          <w:pPr>
-            <w:pStyle w:val="Heading1"/>
-            <w:rPr>
-              <w:lang w:val="en-GB"/>
-            </w:rPr>
-          </w:pPr>
-        </w:p>
-        <w:sdt>
-          <w:sdtPr>
-            <w:id w:val="111145805"/>
-            <w:bibliography/>
-          </w:sdtPr>
-          <w:sdtContent>
-            <w:p>
-              <w:pPr>
-                <w:pStyle w:val="Bibliography"/>
-                <w:ind w:left="720" w:hanging="720"/>
-                <w:jc w:val="left"/>
-                <w:rPr>
-                  <w:noProof/>
-                  <w:sz w:val="24"/>
-                  <w:szCs w:val="24"/>
-                  <w:lang w:val="en-GB"/>
-                </w:rPr>
-              </w:pPr>
-              <w:r>
-                <w:fldChar w:fldCharType="begin"/>
-              </w:r>
-              <w:r>
-                <w:rPr>
-                  <w:lang w:val="en-GB"/>
-                </w:rPr>
-                <w:instrText>BIBLIOGRAPHY</w:instrText>
-              </w:r>
-              <w:r>
-                <w:fldChar w:fldCharType="separate"/>
-              </w:r>
-              <w:r>
-                <w:rPr>
-                  <w:i/>
-                  <w:iCs/>
-                  <w:noProof/>
-                  <w:lang w:val="en-GB"/>
-                </w:rPr>
-                <w:t>forums.unrealengine.com</w:t>
-              </w:r>
-              <w:r>
-                <w:rPr>
-                  <w:noProof/>
-                  <w:lang w:val="en-GB"/>
-                </w:rPr>
-                <w:t>. 2022. https://forums.unrealengine.com/t/unreal-engine-5-02-size-115-gb/593895.</w:t>
-              </w:r>
-            </w:p>
-            <w:p>
-              <w:pPr>
-                <w:pStyle w:val="Bibliography"/>
-                <w:ind w:left="720" w:hanging="720"/>
-                <w:jc w:val="left"/>
-                <w:rPr>
-                  <w:noProof/>
-                  <w:lang w:val="en-GB"/>
-                </w:rPr>
-              </w:pPr>
-              <w:r>
-                <w:rPr>
-                  <w:i/>
-                  <w:iCs/>
-                  <w:noProof/>
-                  <w:lang w:val="en-GB"/>
-                </w:rPr>
-                <w:t>steamcommunity.com</w:t>
-              </w:r>
-              <w:r>
-                <w:rPr>
-                  <w:noProof/>
-                  <w:lang w:val="en-GB"/>
-                </w:rPr>
-                <w:t>. 2018. https://steamcommunity.com/groups/steamworks/announcements/detail/1697191267930157838.</w:t>
-              </w:r>
-            </w:p>
-            <w:p>
-              <w:pPr>
-                <w:pStyle w:val="Bibliography"/>
-                <w:ind w:left="720" w:hanging="720"/>
-                <w:jc w:val="left"/>
-                <w:rPr>
-                  <w:noProof/>
-                  <w:lang w:val="en-GB"/>
-                </w:rPr>
-              </w:pPr>
-              <w:r>
-                <w:rPr>
-                  <w:i/>
-                  <w:iCs/>
-                  <w:noProof/>
-                  <w:lang w:val="en-GB"/>
-                </w:rPr>
-                <w:t>steamdb.info</w:t>
-              </w:r>
-              <w:r>
-                <w:rPr>
-                  <w:noProof/>
-                  <w:lang w:val="en-GB"/>
-                </w:rPr>
-                <w:t>. 2026. https://steamdb.info/stats/releases/.</w:t>
-              </w:r>
-            </w:p>
-            <w:p>
-              <w:pPr>
-                <w:pStyle w:val="Bibliography"/>
-                <w:ind w:left="720" w:hanging="720"/>
-                <w:jc w:val="left"/>
-                <w:rPr>
-                  <w:noProof/>
-                  <w:lang w:val="en-GB"/>
-                </w:rPr>
-              </w:pPr>
-              <w:r>
-                <w:rPr>
-                  <w:i/>
-                  <w:iCs/>
-                  <w:noProof/>
-                  <w:lang w:val="en-GB"/>
-                </w:rPr>
-                <w:t>store.steampowered.com</w:t>
-              </w:r>
-              <w:r>
-                <w:rPr>
-                  <w:noProof/>
-                  <w:lang w:val="en-GB"/>
-                </w:rPr>
-                <w:t>. 2020. https://store.steampowered.com/app/1091500/Cyberpunk_2077/.</w:t>
-              </w:r>
-            </w:p>
-            <w:p>
-              <w:pPr>
-                <w:pStyle w:val="Bibliography"/>
-                <w:ind w:left="720" w:hanging="720"/>
-                <w:jc w:val="left"/>
-                <w:rPr>
-                  <w:noProof/>
-                  <w:lang w:val="en-GB"/>
-                </w:rPr>
-              </w:pPr>
-              <w:r>
-                <w:rPr>
-                  <w:i/>
-                  <w:iCs/>
-                  <w:noProof/>
-                  <w:lang w:val="en-GB"/>
-                </w:rPr>
-                <w:t>www.adrift.co</w:t>
-              </w:r>
-              <w:r>
-                <w:rPr>
-                  <w:noProof/>
-                  <w:lang w:val="en-GB"/>
-                </w:rPr>
-                <w:t>. 2013. https://www.adrift.co/.</w:t>
-              </w:r>
-            </w:p>
-            <w:p>
-              <w:pPr>
-                <w:pStyle w:val="Bibliography"/>
-                <w:ind w:left="720" w:hanging="720"/>
-                <w:jc w:val="left"/>
-                <w:rPr>
-                  <w:noProof/>
-                  <w:lang w:val="en-GB"/>
-                </w:rPr>
-              </w:pPr>
-              <w:r>
-                <w:rPr>
-                  <w:i/>
-                  <w:iCs/>
-                  <w:noProof/>
-                  <w:lang w:val="en-GB"/>
-                </w:rPr>
-                <w:t>www.ft.com</w:t>
-              </w:r>
-              <w:r>
-                <w:rPr>
-                  <w:noProof/>
-                  <w:lang w:val="en-GB"/>
-                </w:rPr>
-                <w:t>. 2025. https://www.ft.com/content/f4a13716-838a-43da-853b-7c31ac17192c. &lt;https://www.ft.com/content/f4a13716-838a-43da-853b-7c31ac17192c&gt;.</w:t>
-              </w:r>
-            </w:p>
-            <w:p>
-              <w:pPr>
-                <w:pStyle w:val="Bibliography"/>
-                <w:ind w:left="720" w:hanging="720"/>
-                <w:jc w:val="left"/>
-                <w:rPr>
-                  <w:noProof/>
-                  <w:lang w:val="en-GB"/>
-                </w:rPr>
-              </w:pPr>
-              <w:r>
-                <w:rPr>
-                  <w:i/>
-                  <w:iCs/>
-                  <w:noProof/>
-                  <w:lang w:val="en-GB"/>
-                </w:rPr>
-                <w:t>www.videogameseurope.eu</w:t>
-              </w:r>
-              <w:r>
-                <w:rPr>
-                  <w:noProof/>
-                  <w:lang w:val="en-GB"/>
-                </w:rPr>
-                <w:t>. 2023. &lt;https://www.videogameseurope.eu/wp-content/uploads/2024/09/Video-Games-Europe-2023-Key-Facts-Report_FINAL.pdf&gt;.</w:t>
-              </w:r>
-            </w:p>
-            <w:p>
-              <w:pPr>
-                <w:jc w:val="left"/>
-                <w:rPr>
-                  <w:lang w:val="en-GB"/>
-                </w:rPr>
-              </w:pPr>
-              <w:r>
-                <w:rPr>
-                  <w:b/>
-                  <w:bCs/>
-                </w:rPr>
-                <w:fldChar w:fldCharType="end"/>
-              </w:r>
-            </w:p>
-          </w:sdtContent>
-        </w:sdt>
-      </w:sdtContent>
-    </w:sdt>
-    <w:p>
-      <w:pPr>
-        <w:rPr>
-          <w:lang w:val="en-GB"/>
-        </w:rPr>
-      </w:pPr>
-    </w:p>
     <w:sectPr>
-      <w:footerReference w:type="default" r:id="rId10"/>
+      <w:footerReference w:type="default" r:id="rId24"/>
       <w:pgSz w:w="11906" w:h="16838"/>
       <w:pgMar w:top="1440" w:right="1440" w:bottom="1440" w:left="1440" w:header="708" w:footer="708" w:gutter="0"/>
       <w:cols w:space="708"/>
@@ -8427,7 +9425,6 @@
   <w:style w:type="character" w:default="1" w:styleId="DefaultParagraphFont">
     <w:name w:val="Default Paragraph Font"/>
     <w:uiPriority w:val="1"/>
-    <w:semiHidden/>
     <w:unhideWhenUsed/>
   </w:style>
   <w:style w:type="table" w:default="1" w:styleId="TableNormal">
@@ -8638,7 +9635,7 @@
     <w:link w:val="TitleChar"/>
     <w:uiPriority w:val="10"/>
     <w:qFormat/>
-    <w:rsid w:val="005C0710"/>
+    <w:rsid w:val="008E411E"/>
     <w:pPr>
       <w:spacing w:before="480" w:after="480" w:line="204" w:lineRule="auto"/>
       <w:contextualSpacing/>
@@ -8646,9 +9643,9 @@
     <w:rPr>
       <w:rFonts w:eastAsiaTheme="majorEastAsia" w:cstheme="majorBidi"/>
       <w:caps/>
-      <w:color w:val="44546A" w:themeColor="text2"/>
+      <w:color w:val="000000" w:themeColor="text1"/>
       <w:spacing w:val="-15"/>
-      <w:sz w:val="72"/>
+      <w:sz w:val="48"/>
       <w:szCs w:val="72"/>
     </w:rPr>
   </w:style>
@@ -8657,13 +9654,13 @@
     <w:basedOn w:val="DefaultParagraphFont"/>
     <w:link w:val="Title"/>
     <w:uiPriority w:val="10"/>
-    <w:rsid w:val="005C0710"/>
+    <w:rsid w:val="008E411E"/>
     <w:rPr>
       <w:rFonts w:ascii="Book Antiqua" w:eastAsiaTheme="majorEastAsia" w:hAnsi="Book Antiqua" w:cstheme="majorBidi"/>
       <w:caps/>
-      <w:color w:val="44546A" w:themeColor="text2"/>
+      <w:color w:val="000000" w:themeColor="text1"/>
       <w:spacing w:val="-15"/>
-      <w:sz w:val="72"/>
+      <w:sz w:val="48"/>
       <w:szCs w:val="72"/>
     </w:rPr>
   </w:style>
@@ -9020,6 +10017,30 @@
     <w:uiPriority w:val="37"/>
     <w:unhideWhenUsed/>
     <w:rsid w:val="00BA3176"/>
+  </w:style>
+  <w:style w:type="character" w:styleId="UnresolvedMention">
+    <w:name w:val="Unresolved Mention"/>
+    <w:basedOn w:val="DefaultParagraphFont"/>
+    <w:uiPriority w:val="99"/>
+    <w:semiHidden/>
+    <w:unhideWhenUsed/>
+    <w:rsid w:val="0064734E"/>
+    <w:rPr>
+      <w:color w:val="605E5C"/>
+      <w:shd w:val="clear" w:color="auto" w:fill="E1DFDD"/>
+    </w:rPr>
+  </w:style>
+  <w:style w:type="character" w:styleId="FollowedHyperlink">
+    <w:name w:val="FollowedHyperlink"/>
+    <w:basedOn w:val="DefaultParagraphFont"/>
+    <w:uiPriority w:val="99"/>
+    <w:semiHidden/>
+    <w:unhideWhenUsed/>
+    <w:rsid w:val="0064734E"/>
+    <w:rPr>
+      <w:color w:val="954F72" w:themeColor="followedHyperlink"/>
+      <w:u w:val="single"/>
+    </w:rPr>
   </w:style>
 </w:styles>
 </file>

--- a/Praca Licencjacka/Praca Licencjacka.docx
+++ b/Praca Licencjacka/Praca Licencjacka.docx
@@ -68,76 +68,90 @@
           <w:rFonts w:eastAsiaTheme="majorEastAsia"/>
           <w:i/>
           <w:iCs/>
-          <w:highlight w:val="yellow"/>
         </w:rPr>
         <w:t>Numer albumu:</w:t>
       </w:r>
-    </w:p>
-    <w:p>
-      <w:pPr>
-        <w:jc w:val="right"/>
-        <w:rPr>
-          <w:rFonts w:eastAsiaTheme="majorEastAsia"/>
-        </w:rPr>
-      </w:pPr>
-      <w:r>
-        <w:rPr>
-          <w:rFonts w:eastAsiaTheme="majorEastAsia"/>
-        </w:rPr>
-        <w:t>Maciej Wojciechowski</w:t>
-      </w:r>
-    </w:p>
-    <w:p>
-      <w:pPr>
-        <w:spacing w:line="360" w:lineRule="auto"/>
-        <w:jc w:val="right"/>
+      <w:r>
         <w:rPr>
           <w:rFonts w:eastAsiaTheme="majorEastAsia"/>
           <w:i/>
           <w:iCs/>
         </w:rPr>
-      </w:pPr>
-      <w:r>
+        <w:t xml:space="preserve"> 296112</w:t>
+      </w:r>
+    </w:p>
+    <w:p>
+      <w:pPr>
+        <w:jc w:val="right"/>
+        <w:rPr>
+          <w:rFonts w:eastAsiaTheme="majorEastAsia"/>
+        </w:rPr>
+      </w:pPr>
+      <w:r>
+        <w:rPr>
+          <w:rFonts w:eastAsiaTheme="majorEastAsia"/>
+        </w:rPr>
+        <w:t>Maciej Wojciechowski</w:t>
+      </w:r>
+    </w:p>
+    <w:p>
+      <w:pPr>
+        <w:spacing w:line="360" w:lineRule="auto"/>
+        <w:jc w:val="right"/>
         <w:rPr>
           <w:rFonts w:eastAsiaTheme="majorEastAsia"/>
           <w:i/>
           <w:iCs/>
         </w:rPr>
-        <w:t>Numer albumu: 292571</w:t>
-      </w:r>
-    </w:p>
-    <w:p>
-      <w:pPr>
-        <w:jc w:val="right"/>
-        <w:rPr>
-          <w:rFonts w:eastAsiaTheme="majorEastAsia"/>
-        </w:rPr>
-      </w:pPr>
-      <w:r>
-        <w:rPr>
-          <w:rFonts w:eastAsiaTheme="majorEastAsia"/>
-        </w:rPr>
-        <w:t>Maciej Nasiadka</w:t>
-      </w:r>
-    </w:p>
-    <w:p>
-      <w:pPr>
-        <w:jc w:val="right"/>
+      </w:pPr>
+      <w:r>
         <w:rPr>
           <w:rFonts w:eastAsiaTheme="majorEastAsia"/>
           <w:i/>
           <w:iCs/>
         </w:rPr>
-      </w:pPr>
-      <w:r>
+        <w:t>Numer albumu: 292571</w:t>
+      </w:r>
+    </w:p>
+    <w:p>
+      <w:pPr>
+        <w:jc w:val="right"/>
+        <w:rPr>
+          <w:rFonts w:eastAsiaTheme="majorEastAsia"/>
+        </w:rPr>
+      </w:pPr>
+      <w:r>
+        <w:rPr>
+          <w:rFonts w:eastAsiaTheme="majorEastAsia"/>
+        </w:rPr>
+        <w:t>Maciej Nasiadka</w:t>
+      </w:r>
+    </w:p>
+    <w:p>
+      <w:pPr>
+        <w:jc w:val="right"/>
         <w:rPr>
           <w:rFonts w:eastAsiaTheme="majorEastAsia"/>
           <w:i/>
           <w:iCs/>
-          <w:highlight w:val="yellow"/>
+        </w:rPr>
+      </w:pPr>
+      <w:r>
+        <w:rPr>
+          <w:rFonts w:eastAsiaTheme="majorEastAsia"/>
+          <w:i/>
+          <w:iCs/>
         </w:rPr>
         <w:t>Numer albumu:</w:t>
       </w:r>
+      <w:r>
+        <w:rPr>
+          <w:rFonts w:eastAsiaTheme="majorEastAsia"/>
+          <w:i/>
+          <w:iCs/>
+        </w:rPr>
+        <w:t xml:space="preserve"> 292574</w:t>
+      </w:r>
     </w:p>
     <w:p>
       <w:pPr>
@@ -149,23 +163,24 @@
     </w:p>
     <w:p>
       <w:pPr>
+        <w:jc w:val="right"/>
         <w:rPr>
           <w:rFonts w:eastAsiaTheme="majorEastAsia"/>
         </w:rPr>
       </w:pPr>
-      <w:r>
+    </w:p>
+    <w:p>
+      <w:pPr>
         <w:rPr>
           <w:rFonts w:eastAsiaTheme="majorEastAsia"/>
         </w:rPr>
+      </w:pPr>
+      <w:r>
+        <w:rPr>
+          <w:rFonts w:eastAsiaTheme="majorEastAsia"/>
+        </w:rPr>
         <w:t>Kierunek studiów: Informatyka praktyczna</w:t>
       </w:r>
-    </w:p>
-    <w:p>
-      <w:pPr>
-        <w:rPr>
-          <w:rFonts w:eastAsiaTheme="majorEastAsia"/>
-        </w:rPr>
-      </w:pPr>
     </w:p>
     <w:p>
       <w:pPr>
@@ -188,6 +203,24 @@
       </w:pPr>
       <w:r>
         <w:t>Digital Dungeons</w:t>
+      </w:r>
+      <w:r>
+        <w:t xml:space="preserve"> -</w:t>
+      </w:r>
+    </w:p>
+    <w:p>
+      <w:pPr>
+        <w:pStyle w:val="Title"/>
+        <w:jc w:val="center"/>
+      </w:pPr>
+      <w:r>
+        <w:t xml:space="preserve">platforma do tworzenia </w:t>
+      </w:r>
+      <w:r>
+        <w:t xml:space="preserve">tekstowych </w:t>
+      </w:r>
+      <w:r>
+        <w:t>gier rpg</w:t>
       </w:r>
     </w:p>
     <w:p>
@@ -356,7 +389,7 @@
           <w:r>
             <w:fldChar w:fldCharType="separate"/>
           </w:r>
-          <w:hyperlink w:anchor="_Toc225960469" w:history="1">
+          <w:hyperlink w:anchor="_Toc226833518" w:history="1">
             <w:r>
               <w:rPr>
                 <w:rStyle w:val="Hyperlink"/>
@@ -383,7 +416,7 @@
                 <w:noProof/>
                 <w:webHidden/>
               </w:rPr>
-              <w:instrText xml:space="preserve"> PAGEREF _Toc225960469 \h </w:instrText>
+              <w:instrText xml:space="preserve"> PAGEREF _Toc226833518 \h </w:instrText>
             </w:r>
             <w:r>
               <w:rPr>
@@ -430,7 +463,7 @@
               <w14:ligatures w14:val="standardContextual"/>
             </w:rPr>
           </w:pPr>
-          <w:hyperlink w:anchor="_Toc225960470" w:history="1">
+          <w:hyperlink w:anchor="_Toc226833519" w:history="1">
             <w:r>
               <w:rPr>
                 <w:rStyle w:val="Hyperlink"/>
@@ -457,7 +490,7 @@
                 <w:noProof/>
                 <w:webHidden/>
               </w:rPr>
-              <w:instrText xml:space="preserve"> PAGEREF _Toc225960470 \h </w:instrText>
+              <w:instrText xml:space="preserve"> PAGEREF _Toc226833519 \h </w:instrText>
             </w:r>
             <w:r>
               <w:rPr>
@@ -504,7 +537,7 @@
               <w14:ligatures w14:val="standardContextual"/>
             </w:rPr>
           </w:pPr>
-          <w:hyperlink w:anchor="_Toc225960471" w:history="1">
+          <w:hyperlink w:anchor="_Toc226833520" w:history="1">
             <w:r>
               <w:rPr>
                 <w:rStyle w:val="Hyperlink"/>
@@ -531,7 +564,7 @@
                 <w:noProof/>
                 <w:webHidden/>
               </w:rPr>
-              <w:instrText xml:space="preserve"> PAGEREF _Toc225960471 \h </w:instrText>
+              <w:instrText xml:space="preserve"> PAGEREF _Toc226833520 \h </w:instrText>
             </w:r>
             <w:r>
               <w:rPr>
@@ -578,7 +611,7 @@
               <w14:ligatures w14:val="standardContextual"/>
             </w:rPr>
           </w:pPr>
-          <w:hyperlink w:anchor="_Toc225960472" w:history="1">
+          <w:hyperlink w:anchor="_Toc226833521" w:history="1">
             <w:r>
               <w:rPr>
                 <w:rStyle w:val="Hyperlink"/>
@@ -605,7 +638,7 @@
                 <w:noProof/>
                 <w:webHidden/>
               </w:rPr>
-              <w:instrText xml:space="preserve"> PAGEREF _Toc225960472 \h </w:instrText>
+              <w:instrText xml:space="preserve"> PAGEREF _Toc226833521 \h </w:instrText>
             </w:r>
             <w:r>
               <w:rPr>
@@ -625,7 +658,7 @@
                 <w:noProof/>
                 <w:webHidden/>
               </w:rPr>
-              <w:t>6</w:t>
+              <w:t>5</w:t>
             </w:r>
             <w:r>
               <w:rPr>
@@ -652,7 +685,7 @@
               <w14:ligatures w14:val="standardContextual"/>
             </w:rPr>
           </w:pPr>
-          <w:hyperlink w:anchor="_Toc225960473" w:history="1">
+          <w:hyperlink w:anchor="_Toc226833522" w:history="1">
             <w:r>
               <w:rPr>
                 <w:rStyle w:val="Hyperlink"/>
@@ -679,7 +712,7 @@
                 <w:noProof/>
                 <w:webHidden/>
               </w:rPr>
-              <w:instrText xml:space="preserve"> PAGEREF _Toc225960473 \h </w:instrText>
+              <w:instrText xml:space="preserve"> PAGEREF _Toc226833522 \h </w:instrText>
             </w:r>
             <w:r>
               <w:rPr>
@@ -726,7 +759,7 @@
               <w14:ligatures w14:val="standardContextual"/>
             </w:rPr>
           </w:pPr>
-          <w:hyperlink w:anchor="_Toc225960474" w:history="1">
+          <w:hyperlink w:anchor="_Toc226833523" w:history="1">
             <w:r>
               <w:rPr>
                 <w:rStyle w:val="Hyperlink"/>
@@ -753,7 +786,7 @@
                 <w:noProof/>
                 <w:webHidden/>
               </w:rPr>
-              <w:instrText xml:space="preserve"> PAGEREF _Toc225960474 \h </w:instrText>
+              <w:instrText xml:space="preserve"> PAGEREF _Toc226833523 \h </w:instrText>
             </w:r>
             <w:r>
               <w:rPr>
@@ -773,7 +806,7 @@
                 <w:noProof/>
                 <w:webHidden/>
               </w:rPr>
-              <w:t>7</w:t>
+              <w:t>6</w:t>
             </w:r>
             <w:r>
               <w:rPr>
@@ -800,7 +833,7 @@
               <w14:ligatures w14:val="standardContextual"/>
             </w:rPr>
           </w:pPr>
-          <w:hyperlink w:anchor="_Toc225960475" w:history="1">
+          <w:hyperlink w:anchor="_Toc226833524" w:history="1">
             <w:r>
               <w:rPr>
                 <w:rStyle w:val="Hyperlink"/>
@@ -827,7 +860,7 @@
                 <w:noProof/>
                 <w:webHidden/>
               </w:rPr>
-              <w:instrText xml:space="preserve"> PAGEREF _Toc225960475 \h </w:instrText>
+              <w:instrText xml:space="preserve"> PAGEREF _Toc226833524 \h </w:instrText>
             </w:r>
             <w:r>
               <w:rPr>
@@ -847,7 +880,7 @@
                 <w:noProof/>
                 <w:webHidden/>
               </w:rPr>
-              <w:t>7</w:t>
+              <w:t>6</w:t>
             </w:r>
             <w:r>
               <w:rPr>
@@ -874,7 +907,7 @@
               <w14:ligatures w14:val="standardContextual"/>
             </w:rPr>
           </w:pPr>
-          <w:hyperlink w:anchor="_Toc225960476" w:history="1">
+          <w:hyperlink w:anchor="_Toc226833525" w:history="1">
             <w:r>
               <w:rPr>
                 <w:rStyle w:val="Hyperlink"/>
@@ -901,7 +934,7 @@
                 <w:noProof/>
                 <w:webHidden/>
               </w:rPr>
-              <w:instrText xml:space="preserve"> PAGEREF _Toc225960476 \h </w:instrText>
+              <w:instrText xml:space="preserve"> PAGEREF _Toc226833525 \h </w:instrText>
             </w:r>
             <w:r>
               <w:rPr>
@@ -948,13 +981,13 @@
               <w14:ligatures w14:val="standardContextual"/>
             </w:rPr>
           </w:pPr>
-          <w:hyperlink w:anchor="_Toc225960477" w:history="1">
+          <w:hyperlink w:anchor="_Toc226833526" w:history="1">
             <w:r>
               <w:rPr>
                 <w:rStyle w:val="Hyperlink"/>
                 <w:noProof/>
               </w:rPr>
-              <w:t>2.3. Platformy dystrybucji gier tworzonych przez użytkowników</w:t>
+              <w:t>2.3. Platformy dystrybucji gier tworzonych przez użytkowni-ków</w:t>
             </w:r>
             <w:r>
               <w:rPr>
@@ -975,7 +1008,7 @@
                 <w:noProof/>
                 <w:webHidden/>
               </w:rPr>
-              <w:instrText xml:space="preserve"> PAGEREF _Toc225960477 \h </w:instrText>
+              <w:instrText xml:space="preserve"> PAGEREF _Toc226833526 \h </w:instrText>
             </w:r>
             <w:r>
               <w:rPr>
@@ -995,7 +1028,7 @@
                 <w:noProof/>
                 <w:webHidden/>
               </w:rPr>
-              <w:t>8</w:t>
+              <w:t>7</w:t>
             </w:r>
             <w:r>
               <w:rPr>
@@ -1022,7 +1055,7 @@
               <w14:ligatures w14:val="standardContextual"/>
             </w:rPr>
           </w:pPr>
-          <w:hyperlink w:anchor="_Toc225960478" w:history="1">
+          <w:hyperlink w:anchor="_Toc226833527" w:history="1">
             <w:r>
               <w:rPr>
                 <w:rStyle w:val="Hyperlink"/>
@@ -1049,7 +1082,7 @@
                 <w:noProof/>
                 <w:webHidden/>
               </w:rPr>
-              <w:instrText xml:space="preserve"> PAGEREF _Toc225960478 \h </w:instrText>
+              <w:instrText xml:space="preserve"> PAGEREF _Toc226833527 \h </w:instrText>
             </w:r>
             <w:r>
               <w:rPr>
@@ -1069,7 +1102,7 @@
                 <w:noProof/>
                 <w:webHidden/>
               </w:rPr>
-              <w:t>9</w:t>
+              <w:t>8</w:t>
             </w:r>
             <w:r>
               <w:rPr>
@@ -1096,7 +1129,7 @@
               <w14:ligatures w14:val="standardContextual"/>
             </w:rPr>
           </w:pPr>
-          <w:hyperlink w:anchor="_Toc225960479" w:history="1">
+          <w:hyperlink w:anchor="_Toc226833528" w:history="1">
             <w:r>
               <w:rPr>
                 <w:rStyle w:val="Hyperlink"/>
@@ -1123,7 +1156,7 @@
                 <w:noProof/>
                 <w:webHidden/>
               </w:rPr>
-              <w:instrText xml:space="preserve"> PAGEREF _Toc225960479 \h </w:instrText>
+              <w:instrText xml:space="preserve"> PAGEREF _Toc226833528 \h </w:instrText>
             </w:r>
             <w:r>
               <w:rPr>
@@ -1170,7 +1203,7 @@
               <w14:ligatures w14:val="standardContextual"/>
             </w:rPr>
           </w:pPr>
-          <w:hyperlink w:anchor="_Toc225960480" w:history="1">
+          <w:hyperlink w:anchor="_Toc226833529" w:history="1">
             <w:r>
               <w:rPr>
                 <w:rStyle w:val="Hyperlink"/>
@@ -1197,7 +1230,7 @@
                 <w:noProof/>
                 <w:webHidden/>
               </w:rPr>
-              <w:instrText xml:space="preserve"> PAGEREF _Toc225960480 \h </w:instrText>
+              <w:instrText xml:space="preserve"> PAGEREF _Toc226833529 \h </w:instrText>
             </w:r>
             <w:r>
               <w:rPr>
@@ -1217,7 +1250,7 @@
                 <w:noProof/>
                 <w:webHidden/>
               </w:rPr>
-              <w:t>10</w:t>
+              <w:t>9</w:t>
             </w:r>
             <w:r>
               <w:rPr>
@@ -1244,7 +1277,7 @@
               <w14:ligatures w14:val="standardContextual"/>
             </w:rPr>
           </w:pPr>
-          <w:hyperlink w:anchor="_Toc225960481" w:history="1">
+          <w:hyperlink w:anchor="_Toc226833530" w:history="1">
             <w:r>
               <w:rPr>
                 <w:rStyle w:val="Hyperlink"/>
@@ -1271,7 +1304,7 @@
                 <w:noProof/>
                 <w:webHidden/>
               </w:rPr>
-              <w:instrText xml:space="preserve"> PAGEREF _Toc225960481 \h </w:instrText>
+              <w:instrText xml:space="preserve"> PAGEREF _Toc226833530 \h </w:instrText>
             </w:r>
             <w:r>
               <w:rPr>
@@ -1291,7 +1324,7 @@
                 <w:noProof/>
                 <w:webHidden/>
               </w:rPr>
-              <w:t>10</w:t>
+              <w:t>9</w:t>
             </w:r>
             <w:r>
               <w:rPr>
@@ -1318,7 +1351,7 @@
               <w14:ligatures w14:val="standardContextual"/>
             </w:rPr>
           </w:pPr>
-          <w:hyperlink w:anchor="_Toc225960482" w:history="1">
+          <w:hyperlink w:anchor="_Toc226833531" w:history="1">
             <w:r>
               <w:rPr>
                 <w:rStyle w:val="Hyperlink"/>
@@ -1345,7 +1378,7 @@
                 <w:noProof/>
                 <w:webHidden/>
               </w:rPr>
-              <w:instrText xml:space="preserve"> PAGEREF _Toc225960482 \h </w:instrText>
+              <w:instrText xml:space="preserve"> PAGEREF _Toc226833531 \h </w:instrText>
             </w:r>
             <w:r>
               <w:rPr>
@@ -1365,7 +1398,7 @@
                 <w:noProof/>
                 <w:webHidden/>
               </w:rPr>
-              <w:t>10</w:t>
+              <w:t>9</w:t>
             </w:r>
             <w:r>
               <w:rPr>
@@ -1392,7 +1425,7 @@
               <w14:ligatures w14:val="standardContextual"/>
             </w:rPr>
           </w:pPr>
-          <w:hyperlink w:anchor="_Toc225960483" w:history="1">
+          <w:hyperlink w:anchor="_Toc226833532" w:history="1">
             <w:r>
               <w:rPr>
                 <w:rStyle w:val="Hyperlink"/>
@@ -1419,7 +1452,7 @@
                 <w:noProof/>
                 <w:webHidden/>
               </w:rPr>
-              <w:instrText xml:space="preserve"> PAGEREF _Toc225960483 \h </w:instrText>
+              <w:instrText xml:space="preserve"> PAGEREF _Toc226833532 \h </w:instrText>
             </w:r>
             <w:r>
               <w:rPr>
@@ -1439,7 +1472,7 @@
                 <w:noProof/>
                 <w:webHidden/>
               </w:rPr>
-              <w:t>10</w:t>
+              <w:t>9</w:t>
             </w:r>
             <w:r>
               <w:rPr>
@@ -1466,7 +1499,7 @@
               <w14:ligatures w14:val="standardContextual"/>
             </w:rPr>
           </w:pPr>
-          <w:hyperlink w:anchor="_Toc225960484" w:history="1">
+          <w:hyperlink w:anchor="_Toc226833533" w:history="1">
             <w:r>
               <w:rPr>
                 <w:rStyle w:val="Hyperlink"/>
@@ -1493,7 +1526,7 @@
                 <w:noProof/>
                 <w:webHidden/>
               </w:rPr>
-              <w:instrText xml:space="preserve"> PAGEREF _Toc225960484 \h </w:instrText>
+              <w:instrText xml:space="preserve"> PAGEREF _Toc226833533 \h </w:instrText>
             </w:r>
             <w:r>
               <w:rPr>
@@ -1513,7 +1546,7 @@
                 <w:noProof/>
                 <w:webHidden/>
               </w:rPr>
-              <w:t>10</w:t>
+              <w:t>9</w:t>
             </w:r>
             <w:r>
               <w:rPr>
@@ -1540,7 +1573,7 @@
               <w14:ligatures w14:val="standardContextual"/>
             </w:rPr>
           </w:pPr>
-          <w:hyperlink w:anchor="_Toc225960485" w:history="1">
+          <w:hyperlink w:anchor="_Toc226833534" w:history="1">
             <w:r>
               <w:rPr>
                 <w:rStyle w:val="Hyperlink"/>
@@ -1567,7 +1600,7 @@
                 <w:noProof/>
                 <w:webHidden/>
               </w:rPr>
-              <w:instrText xml:space="preserve"> PAGEREF _Toc225960485 \h </w:instrText>
+              <w:instrText xml:space="preserve"> PAGEREF _Toc226833534 \h </w:instrText>
             </w:r>
             <w:r>
               <w:rPr>
@@ -1587,7 +1620,7 @@
                 <w:noProof/>
                 <w:webHidden/>
               </w:rPr>
-              <w:t>10</w:t>
+              <w:t>9</w:t>
             </w:r>
             <w:r>
               <w:rPr>
@@ -1614,7 +1647,7 @@
               <w14:ligatures w14:val="standardContextual"/>
             </w:rPr>
           </w:pPr>
-          <w:hyperlink w:anchor="_Toc225960486" w:history="1">
+          <w:hyperlink w:anchor="_Toc226833535" w:history="1">
             <w:r>
               <w:rPr>
                 <w:rStyle w:val="Hyperlink"/>
@@ -1641,7 +1674,7 @@
                 <w:noProof/>
                 <w:webHidden/>
               </w:rPr>
-              <w:instrText xml:space="preserve"> PAGEREF _Toc225960486 \h </w:instrText>
+              <w:instrText xml:space="preserve"> PAGEREF _Toc226833535 \h </w:instrText>
             </w:r>
             <w:r>
               <w:rPr>
@@ -1661,7 +1694,7 @@
                 <w:noProof/>
                 <w:webHidden/>
               </w:rPr>
-              <w:t>10</w:t>
+              <w:t>9</w:t>
             </w:r>
             <w:r>
               <w:rPr>
@@ -1688,7 +1721,7 @@
               <w14:ligatures w14:val="standardContextual"/>
             </w:rPr>
           </w:pPr>
-          <w:hyperlink w:anchor="_Toc225960487" w:history="1">
+          <w:hyperlink w:anchor="_Toc226833536" w:history="1">
             <w:r>
               <w:rPr>
                 <w:rStyle w:val="Hyperlink"/>
@@ -1715,7 +1748,7 @@
                 <w:noProof/>
                 <w:webHidden/>
               </w:rPr>
-              <w:instrText xml:space="preserve"> PAGEREF _Toc225960487 \h </w:instrText>
+              <w:instrText xml:space="preserve"> PAGEREF _Toc226833536 \h </w:instrText>
             </w:r>
             <w:r>
               <w:rPr>
@@ -1735,7 +1768,7 @@
                 <w:noProof/>
                 <w:webHidden/>
               </w:rPr>
-              <w:t>10</w:t>
+              <w:t>9</w:t>
             </w:r>
             <w:r>
               <w:rPr>
@@ -1762,7 +1795,7 @@
               <w14:ligatures w14:val="standardContextual"/>
             </w:rPr>
           </w:pPr>
-          <w:hyperlink w:anchor="_Toc225960488" w:history="1">
+          <w:hyperlink w:anchor="_Toc226833537" w:history="1">
             <w:r>
               <w:rPr>
                 <w:rStyle w:val="Hyperlink"/>
@@ -1789,7 +1822,7 @@
                 <w:noProof/>
                 <w:webHidden/>
               </w:rPr>
-              <w:instrText xml:space="preserve"> PAGEREF _Toc225960488 \h </w:instrText>
+              <w:instrText xml:space="preserve"> PAGEREF _Toc226833537 \h </w:instrText>
             </w:r>
             <w:r>
               <w:rPr>
@@ -1809,7 +1842,7 @@
                 <w:noProof/>
                 <w:webHidden/>
               </w:rPr>
-              <w:t>10</w:t>
+              <w:t>9</w:t>
             </w:r>
             <w:r>
               <w:rPr>
@@ -1836,7 +1869,7 @@
               <w14:ligatures w14:val="standardContextual"/>
             </w:rPr>
           </w:pPr>
-          <w:hyperlink w:anchor="_Toc225960489" w:history="1">
+          <w:hyperlink w:anchor="_Toc226833538" w:history="1">
             <w:r>
               <w:rPr>
                 <w:rStyle w:val="Hyperlink"/>
@@ -1863,7 +1896,7 @@
                 <w:noProof/>
                 <w:webHidden/>
               </w:rPr>
-              <w:instrText xml:space="preserve"> PAGEREF _Toc225960489 \h </w:instrText>
+              <w:instrText xml:space="preserve"> PAGEREF _Toc226833538 \h </w:instrText>
             </w:r>
             <w:r>
               <w:rPr>
@@ -1910,7 +1943,7 @@
               <w14:ligatures w14:val="standardContextual"/>
             </w:rPr>
           </w:pPr>
-          <w:hyperlink w:anchor="_Toc225960490" w:history="1">
+          <w:hyperlink w:anchor="_Toc226833539" w:history="1">
             <w:r>
               <w:rPr>
                 <w:rStyle w:val="Hyperlink"/>
@@ -1937,7 +1970,7 @@
                 <w:noProof/>
                 <w:webHidden/>
               </w:rPr>
-              <w:instrText xml:space="preserve"> PAGEREF _Toc225960490 \h </w:instrText>
+              <w:instrText xml:space="preserve"> PAGEREF _Toc226833539 \h </w:instrText>
             </w:r>
             <w:r>
               <w:rPr>
@@ -1984,7 +2017,7 @@
               <w14:ligatures w14:val="standardContextual"/>
             </w:rPr>
           </w:pPr>
-          <w:hyperlink w:anchor="_Toc225960491" w:history="1">
+          <w:hyperlink w:anchor="_Toc226833540" w:history="1">
             <w:r>
               <w:rPr>
                 <w:rStyle w:val="Hyperlink"/>
@@ -2011,7 +2044,7 @@
                 <w:noProof/>
                 <w:webHidden/>
               </w:rPr>
-              <w:instrText xml:space="preserve"> PAGEREF _Toc225960491 \h </w:instrText>
+              <w:instrText xml:space="preserve"> PAGEREF _Toc226833540 \h </w:instrText>
             </w:r>
             <w:r>
               <w:rPr>
@@ -2058,7 +2091,7 @@
               <w14:ligatures w14:val="standardContextual"/>
             </w:rPr>
           </w:pPr>
-          <w:hyperlink w:anchor="_Toc225960492" w:history="1">
+          <w:hyperlink w:anchor="_Toc226833541" w:history="1">
             <w:r>
               <w:rPr>
                 <w:rStyle w:val="Hyperlink"/>
@@ -2085,7 +2118,7 @@
                 <w:noProof/>
                 <w:webHidden/>
               </w:rPr>
-              <w:instrText xml:space="preserve"> PAGEREF _Toc225960492 \h </w:instrText>
+              <w:instrText xml:space="preserve"> PAGEREF _Toc226833541 \h </w:instrText>
             </w:r>
             <w:r>
               <w:rPr>
@@ -2132,7 +2165,7 @@
               <w14:ligatures w14:val="standardContextual"/>
             </w:rPr>
           </w:pPr>
-          <w:hyperlink w:anchor="_Toc225960493" w:history="1">
+          <w:hyperlink w:anchor="_Toc226833542" w:history="1">
             <w:r>
               <w:rPr>
                 <w:rStyle w:val="Hyperlink"/>
@@ -2159,7 +2192,7 @@
                 <w:noProof/>
                 <w:webHidden/>
               </w:rPr>
-              <w:instrText xml:space="preserve"> PAGEREF _Toc225960493 \h </w:instrText>
+              <w:instrText xml:space="preserve"> PAGEREF _Toc226833542 \h </w:instrText>
             </w:r>
             <w:r>
               <w:rPr>
@@ -2206,7 +2239,7 @@
               <w14:ligatures w14:val="standardContextual"/>
             </w:rPr>
           </w:pPr>
-          <w:hyperlink w:anchor="_Toc225960494" w:history="1">
+          <w:hyperlink w:anchor="_Toc226833543" w:history="1">
             <w:r>
               <w:rPr>
                 <w:rStyle w:val="Hyperlink"/>
@@ -2233,7 +2266,7 @@
                 <w:noProof/>
                 <w:webHidden/>
               </w:rPr>
-              <w:instrText xml:space="preserve"> PAGEREF _Toc225960494 \h </w:instrText>
+              <w:instrText xml:space="preserve"> PAGEREF _Toc226833543 \h </w:instrText>
             </w:r>
             <w:r>
               <w:rPr>
@@ -2280,7 +2313,7 @@
               <w14:ligatures w14:val="standardContextual"/>
             </w:rPr>
           </w:pPr>
-          <w:hyperlink w:anchor="_Toc225960495" w:history="1">
+          <w:hyperlink w:anchor="_Toc226833544" w:history="1">
             <w:r>
               <w:rPr>
                 <w:rStyle w:val="Hyperlink"/>
@@ -2307,7 +2340,7 @@
                 <w:noProof/>
                 <w:webHidden/>
               </w:rPr>
-              <w:instrText xml:space="preserve"> PAGEREF _Toc225960495 \h </w:instrText>
+              <w:instrText xml:space="preserve"> PAGEREF _Toc226833544 \h </w:instrText>
             </w:r>
             <w:r>
               <w:rPr>
@@ -2354,7 +2387,7 @@
               <w14:ligatures w14:val="standardContextual"/>
             </w:rPr>
           </w:pPr>
-          <w:hyperlink w:anchor="_Toc225960496" w:history="1">
+          <w:hyperlink w:anchor="_Toc226833545" w:history="1">
             <w:r>
               <w:rPr>
                 <w:rStyle w:val="Hyperlink"/>
@@ -2381,7 +2414,7 @@
                 <w:noProof/>
                 <w:webHidden/>
               </w:rPr>
-              <w:instrText xml:space="preserve"> PAGEREF _Toc225960496 \h </w:instrText>
+              <w:instrText xml:space="preserve"> PAGEREF _Toc226833545 \h </w:instrText>
             </w:r>
             <w:r>
               <w:rPr>
@@ -2428,7 +2461,7 @@
               <w14:ligatures w14:val="standardContextual"/>
             </w:rPr>
           </w:pPr>
-          <w:hyperlink w:anchor="_Toc225960497" w:history="1">
+          <w:hyperlink w:anchor="_Toc226833546" w:history="1">
             <w:r>
               <w:rPr>
                 <w:rStyle w:val="Hyperlink"/>
@@ -2455,7 +2488,7 @@
                 <w:noProof/>
                 <w:webHidden/>
               </w:rPr>
-              <w:instrText xml:space="preserve"> PAGEREF _Toc225960497 \h </w:instrText>
+              <w:instrText xml:space="preserve"> PAGEREF _Toc226833546 \h </w:instrText>
             </w:r>
             <w:r>
               <w:rPr>
@@ -2502,7 +2535,7 @@
               <w14:ligatures w14:val="standardContextual"/>
             </w:rPr>
           </w:pPr>
-          <w:hyperlink w:anchor="_Toc225960498" w:history="1">
+          <w:hyperlink w:anchor="_Toc226833547" w:history="1">
             <w:r>
               <w:rPr>
                 <w:rStyle w:val="Hyperlink"/>
@@ -2529,7 +2562,7 @@
                 <w:noProof/>
                 <w:webHidden/>
               </w:rPr>
-              <w:instrText xml:space="preserve"> PAGEREF _Toc225960498 \h </w:instrText>
+              <w:instrText xml:space="preserve"> PAGEREF _Toc226833547 \h </w:instrText>
             </w:r>
             <w:r>
               <w:rPr>
@@ -2576,7 +2609,7 @@
               <w14:ligatures w14:val="standardContextual"/>
             </w:rPr>
           </w:pPr>
-          <w:hyperlink w:anchor="_Toc225960499" w:history="1">
+          <w:hyperlink w:anchor="_Toc226833548" w:history="1">
             <w:r>
               <w:rPr>
                 <w:rStyle w:val="Hyperlink"/>
@@ -2603,7 +2636,7 @@
                 <w:noProof/>
                 <w:webHidden/>
               </w:rPr>
-              <w:instrText xml:space="preserve"> PAGEREF _Toc225960499 \h </w:instrText>
+              <w:instrText xml:space="preserve"> PAGEREF _Toc226833548 \h </w:instrText>
             </w:r>
             <w:r>
               <w:rPr>
@@ -2650,7 +2683,7 @@
               <w14:ligatures w14:val="standardContextual"/>
             </w:rPr>
           </w:pPr>
-          <w:hyperlink w:anchor="_Toc225960500" w:history="1">
+          <w:hyperlink w:anchor="_Toc226833549" w:history="1">
             <w:r>
               <w:rPr>
                 <w:rStyle w:val="Hyperlink"/>
@@ -2677,7 +2710,7 @@
                 <w:noProof/>
                 <w:webHidden/>
               </w:rPr>
-              <w:instrText xml:space="preserve"> PAGEREF _Toc225960500 \h </w:instrText>
+              <w:instrText xml:space="preserve"> PAGEREF _Toc226833549 \h </w:instrText>
             </w:r>
             <w:r>
               <w:rPr>
@@ -2724,7 +2757,7 @@
               <w14:ligatures w14:val="standardContextual"/>
             </w:rPr>
           </w:pPr>
-          <w:hyperlink w:anchor="_Toc225960501" w:history="1">
+          <w:hyperlink w:anchor="_Toc226833550" w:history="1">
             <w:r>
               <w:rPr>
                 <w:rStyle w:val="Hyperlink"/>
@@ -2751,7 +2784,7 @@
                 <w:noProof/>
                 <w:webHidden/>
               </w:rPr>
-              <w:instrText xml:space="preserve"> PAGEREF _Toc225960501 \h </w:instrText>
+              <w:instrText xml:space="preserve"> PAGEREF _Toc226833550 \h </w:instrText>
             </w:r>
             <w:r>
               <w:rPr>
@@ -2798,7 +2831,7 @@
               <w14:ligatures w14:val="standardContextual"/>
             </w:rPr>
           </w:pPr>
-          <w:hyperlink w:anchor="_Toc225960502" w:history="1">
+          <w:hyperlink w:anchor="_Toc226833551" w:history="1">
             <w:r>
               <w:rPr>
                 <w:rStyle w:val="Hyperlink"/>
@@ -2825,7 +2858,7 @@
                 <w:noProof/>
                 <w:webHidden/>
               </w:rPr>
-              <w:instrText xml:space="preserve"> PAGEREF _Toc225960502 \h </w:instrText>
+              <w:instrText xml:space="preserve"> PAGEREF _Toc226833551 \h </w:instrText>
             </w:r>
             <w:r>
               <w:rPr>
@@ -2872,7 +2905,7 @@
               <w14:ligatures w14:val="standardContextual"/>
             </w:rPr>
           </w:pPr>
-          <w:hyperlink w:anchor="_Toc225960503" w:history="1">
+          <w:hyperlink w:anchor="_Toc226833552" w:history="1">
             <w:r>
               <w:rPr>
                 <w:rStyle w:val="Hyperlink"/>
@@ -2899,7 +2932,7 @@
                 <w:noProof/>
                 <w:webHidden/>
               </w:rPr>
-              <w:instrText xml:space="preserve"> PAGEREF _Toc225960503 \h </w:instrText>
+              <w:instrText xml:space="preserve"> PAGEREF _Toc226833552 \h </w:instrText>
             </w:r>
             <w:r>
               <w:rPr>
@@ -2946,7 +2979,7 @@
               <w14:ligatures w14:val="standardContextual"/>
             </w:rPr>
           </w:pPr>
-          <w:hyperlink w:anchor="_Toc225960504" w:history="1">
+          <w:hyperlink w:anchor="_Toc226833553" w:history="1">
             <w:r>
               <w:rPr>
                 <w:rStyle w:val="Hyperlink"/>
@@ -2973,7 +3006,7 @@
                 <w:noProof/>
                 <w:webHidden/>
               </w:rPr>
-              <w:instrText xml:space="preserve"> PAGEREF _Toc225960504 \h </w:instrText>
+              <w:instrText xml:space="preserve"> PAGEREF _Toc226833553 \h </w:instrText>
             </w:r>
             <w:r>
               <w:rPr>
@@ -3020,7 +3053,7 @@
               <w14:ligatures w14:val="standardContextual"/>
             </w:rPr>
           </w:pPr>
-          <w:hyperlink w:anchor="_Toc225960505" w:history="1">
+          <w:hyperlink w:anchor="_Toc226833554" w:history="1">
             <w:r>
               <w:rPr>
                 <w:rStyle w:val="Hyperlink"/>
@@ -3047,7 +3080,7 @@
                 <w:noProof/>
                 <w:webHidden/>
               </w:rPr>
-              <w:instrText xml:space="preserve"> PAGEREF _Toc225960505 \h </w:instrText>
+              <w:instrText xml:space="preserve"> PAGEREF _Toc226833554 \h </w:instrText>
             </w:r>
             <w:r>
               <w:rPr>
@@ -3094,7 +3127,7 @@
               <w14:ligatures w14:val="standardContextual"/>
             </w:rPr>
           </w:pPr>
-          <w:hyperlink w:anchor="_Toc225960506" w:history="1">
+          <w:hyperlink w:anchor="_Toc226833555" w:history="1">
             <w:r>
               <w:rPr>
                 <w:rStyle w:val="Hyperlink"/>
@@ -3121,7 +3154,7 @@
                 <w:noProof/>
                 <w:webHidden/>
               </w:rPr>
-              <w:instrText xml:space="preserve"> PAGEREF _Toc225960506 \h </w:instrText>
+              <w:instrText xml:space="preserve"> PAGEREF _Toc226833555 \h </w:instrText>
             </w:r>
             <w:r>
               <w:rPr>
@@ -3168,7 +3201,7 @@
               <w14:ligatures w14:val="standardContextual"/>
             </w:rPr>
           </w:pPr>
-          <w:hyperlink w:anchor="_Toc225960507" w:history="1">
+          <w:hyperlink w:anchor="_Toc226833556" w:history="1">
             <w:r>
               <w:rPr>
                 <w:rStyle w:val="Hyperlink"/>
@@ -3195,7 +3228,7 @@
                 <w:noProof/>
                 <w:webHidden/>
               </w:rPr>
-              <w:instrText xml:space="preserve"> PAGEREF _Toc225960507 \h </w:instrText>
+              <w:instrText xml:space="preserve"> PAGEREF _Toc226833556 \h </w:instrText>
             </w:r>
             <w:r>
               <w:rPr>
@@ -3242,7 +3275,7 @@
               <w14:ligatures w14:val="standardContextual"/>
             </w:rPr>
           </w:pPr>
-          <w:hyperlink w:anchor="_Toc225960508" w:history="1">
+          <w:hyperlink w:anchor="_Toc226833557" w:history="1">
             <w:r>
               <w:rPr>
                 <w:rStyle w:val="Hyperlink"/>
@@ -3269,7 +3302,7 @@
                 <w:noProof/>
                 <w:webHidden/>
               </w:rPr>
-              <w:instrText xml:space="preserve"> PAGEREF _Toc225960508 \h </w:instrText>
+              <w:instrText xml:space="preserve"> PAGEREF _Toc226833557 \h </w:instrText>
             </w:r>
             <w:r>
               <w:rPr>
@@ -3316,7 +3349,7 @@
               <w14:ligatures w14:val="standardContextual"/>
             </w:rPr>
           </w:pPr>
-          <w:hyperlink w:anchor="_Toc225960509" w:history="1">
+          <w:hyperlink w:anchor="_Toc226833558" w:history="1">
             <w:r>
               <w:rPr>
                 <w:rStyle w:val="Hyperlink"/>
@@ -3343,7 +3376,7 @@
                 <w:noProof/>
                 <w:webHidden/>
               </w:rPr>
-              <w:instrText xml:space="preserve"> PAGEREF _Toc225960509 \h </w:instrText>
+              <w:instrText xml:space="preserve"> PAGEREF _Toc226833558 \h </w:instrText>
             </w:r>
             <w:r>
               <w:rPr>
@@ -3363,7 +3396,7 @@
                 <w:noProof/>
                 <w:webHidden/>
               </w:rPr>
-              <w:t>11</w:t>
+              <w:t>12</w:t>
             </w:r>
             <w:r>
               <w:rPr>
@@ -3390,7 +3423,7 @@
               <w14:ligatures w14:val="standardContextual"/>
             </w:rPr>
           </w:pPr>
-          <w:hyperlink w:anchor="_Toc225960510" w:history="1">
+          <w:hyperlink w:anchor="_Toc226833559" w:history="1">
             <w:r>
               <w:rPr>
                 <w:rStyle w:val="Hyperlink"/>
@@ -3417,7 +3450,7 @@
                 <w:noProof/>
                 <w:webHidden/>
               </w:rPr>
-              <w:instrText xml:space="preserve"> PAGEREF _Toc225960510 \h </w:instrText>
+              <w:instrText xml:space="preserve"> PAGEREF _Toc226833559 \h </w:instrText>
             </w:r>
             <w:r>
               <w:rPr>
@@ -3437,7 +3470,7 @@
                 <w:noProof/>
                 <w:webHidden/>
               </w:rPr>
-              <w:t>11</w:t>
+              <w:t>12</w:t>
             </w:r>
             <w:r>
               <w:rPr>
@@ -3464,7 +3497,7 @@
               <w14:ligatures w14:val="standardContextual"/>
             </w:rPr>
           </w:pPr>
-          <w:hyperlink w:anchor="_Toc225960511" w:history="1">
+          <w:hyperlink w:anchor="_Toc226833560" w:history="1">
             <w:r>
               <w:rPr>
                 <w:rStyle w:val="Hyperlink"/>
@@ -3491,7 +3524,7 @@
                 <w:noProof/>
                 <w:webHidden/>
               </w:rPr>
-              <w:instrText xml:space="preserve"> PAGEREF _Toc225960511 \h </w:instrText>
+              <w:instrText xml:space="preserve"> PAGEREF _Toc226833560 \h </w:instrText>
             </w:r>
             <w:r>
               <w:rPr>
@@ -3511,7 +3544,7 @@
                 <w:noProof/>
                 <w:webHidden/>
               </w:rPr>
-              <w:t>11</w:t>
+              <w:t>12</w:t>
             </w:r>
             <w:r>
               <w:rPr>
@@ -3538,7 +3571,7 @@
               <w14:ligatures w14:val="standardContextual"/>
             </w:rPr>
           </w:pPr>
-          <w:hyperlink w:anchor="_Toc225960512" w:history="1">
+          <w:hyperlink w:anchor="_Toc226833561" w:history="1">
             <w:r>
               <w:rPr>
                 <w:rStyle w:val="Hyperlink"/>
@@ -3565,7 +3598,7 @@
                 <w:noProof/>
                 <w:webHidden/>
               </w:rPr>
-              <w:instrText xml:space="preserve"> PAGEREF _Toc225960512 \h </w:instrText>
+              <w:instrText xml:space="preserve"> PAGEREF _Toc226833561 \h </w:instrText>
             </w:r>
             <w:r>
               <w:rPr>
@@ -3585,7 +3618,7 @@
                 <w:noProof/>
                 <w:webHidden/>
               </w:rPr>
-              <w:t>11</w:t>
+              <w:t>12</w:t>
             </w:r>
             <w:r>
               <w:rPr>
@@ -3612,7 +3645,7 @@
               <w14:ligatures w14:val="standardContextual"/>
             </w:rPr>
           </w:pPr>
-          <w:hyperlink w:anchor="_Toc225960513" w:history="1">
+          <w:hyperlink w:anchor="_Toc226833562" w:history="1">
             <w:r>
               <w:rPr>
                 <w:rStyle w:val="Hyperlink"/>
@@ -3639,7 +3672,7 @@
                 <w:noProof/>
                 <w:webHidden/>
               </w:rPr>
-              <w:instrText xml:space="preserve"> PAGEREF _Toc225960513 \h </w:instrText>
+              <w:instrText xml:space="preserve"> PAGEREF _Toc226833562 \h </w:instrText>
             </w:r>
             <w:r>
               <w:rPr>
@@ -3659,7 +3692,7 @@
                 <w:noProof/>
                 <w:webHidden/>
               </w:rPr>
-              <w:t>11</w:t>
+              <w:t>12</w:t>
             </w:r>
             <w:r>
               <w:rPr>
@@ -3686,7 +3719,7 @@
               <w14:ligatures w14:val="standardContextual"/>
             </w:rPr>
           </w:pPr>
-          <w:hyperlink w:anchor="_Toc225960514" w:history="1">
+          <w:hyperlink w:anchor="_Toc226833563" w:history="1">
             <w:r>
               <w:rPr>
                 <w:rStyle w:val="Hyperlink"/>
@@ -3713,7 +3746,7 @@
                 <w:noProof/>
                 <w:webHidden/>
               </w:rPr>
-              <w:instrText xml:space="preserve"> PAGEREF _Toc225960514 \h </w:instrText>
+              <w:instrText xml:space="preserve"> PAGEREF _Toc226833563 \h </w:instrText>
             </w:r>
             <w:r>
               <w:rPr>
@@ -3733,7 +3766,7 @@
                 <w:noProof/>
                 <w:webHidden/>
               </w:rPr>
-              <w:t>11</w:t>
+              <w:t>12</w:t>
             </w:r>
             <w:r>
               <w:rPr>
@@ -3760,7 +3793,7 @@
               <w14:ligatures w14:val="standardContextual"/>
             </w:rPr>
           </w:pPr>
-          <w:hyperlink w:anchor="_Toc225960515" w:history="1">
+          <w:hyperlink w:anchor="_Toc226833564" w:history="1">
             <w:r>
               <w:rPr>
                 <w:rStyle w:val="Hyperlink"/>
@@ -3787,7 +3820,7 @@
                 <w:noProof/>
                 <w:webHidden/>
               </w:rPr>
-              <w:instrText xml:space="preserve"> PAGEREF _Toc225960515 \h </w:instrText>
+              <w:instrText xml:space="preserve"> PAGEREF _Toc226833564 \h </w:instrText>
             </w:r>
             <w:r>
               <w:rPr>
@@ -3807,7 +3840,7 @@
                 <w:noProof/>
                 <w:webHidden/>
               </w:rPr>
-              <w:t>11</w:t>
+              <w:t>12</w:t>
             </w:r>
             <w:r>
               <w:rPr>
@@ -3834,7 +3867,7 @@
               <w14:ligatures w14:val="standardContextual"/>
             </w:rPr>
           </w:pPr>
-          <w:hyperlink w:anchor="_Toc225960516" w:history="1">
+          <w:hyperlink w:anchor="_Toc226833565" w:history="1">
             <w:r>
               <w:rPr>
                 <w:rStyle w:val="Hyperlink"/>
@@ -3861,7 +3894,7 @@
                 <w:noProof/>
                 <w:webHidden/>
               </w:rPr>
-              <w:instrText xml:space="preserve"> PAGEREF _Toc225960516 \h </w:instrText>
+              <w:instrText xml:space="preserve"> PAGEREF _Toc226833565 \h </w:instrText>
             </w:r>
             <w:r>
               <w:rPr>
@@ -3881,7 +3914,7 @@
                 <w:noProof/>
                 <w:webHidden/>
               </w:rPr>
-              <w:t>11</w:t>
+              <w:t>12</w:t>
             </w:r>
             <w:r>
               <w:rPr>
@@ -3908,7 +3941,7 @@
               <w14:ligatures w14:val="standardContextual"/>
             </w:rPr>
           </w:pPr>
-          <w:hyperlink w:anchor="_Toc225960517" w:history="1">
+          <w:hyperlink w:anchor="_Toc226833566" w:history="1">
             <w:r>
               <w:rPr>
                 <w:rStyle w:val="Hyperlink"/>
@@ -3935,7 +3968,7 @@
                 <w:noProof/>
                 <w:webHidden/>
               </w:rPr>
-              <w:instrText xml:space="preserve"> PAGEREF _Toc225960517 \h </w:instrText>
+              <w:instrText xml:space="preserve"> PAGEREF _Toc226833566 \h </w:instrText>
             </w:r>
             <w:r>
               <w:rPr>
@@ -3955,7 +3988,7 @@
                 <w:noProof/>
                 <w:webHidden/>
               </w:rPr>
-              <w:t>11</w:t>
+              <w:t>12</w:t>
             </w:r>
             <w:r>
               <w:rPr>
@@ -3982,7 +4015,7 @@
               <w14:ligatures w14:val="standardContextual"/>
             </w:rPr>
           </w:pPr>
-          <w:hyperlink w:anchor="_Toc225960518" w:history="1">
+          <w:hyperlink w:anchor="_Toc226833567" w:history="1">
             <w:r>
               <w:rPr>
                 <w:rStyle w:val="Hyperlink"/>
@@ -4009,7 +4042,7 @@
                 <w:noProof/>
                 <w:webHidden/>
               </w:rPr>
-              <w:instrText xml:space="preserve"> PAGEREF _Toc225960518 \h </w:instrText>
+              <w:instrText xml:space="preserve"> PAGEREF _Toc226833567 \h </w:instrText>
             </w:r>
             <w:r>
               <w:rPr>
@@ -4029,7 +4062,7 @@
                 <w:noProof/>
                 <w:webHidden/>
               </w:rPr>
-              <w:t>12</w:t>
+              <w:t>13</w:t>
             </w:r>
             <w:r>
               <w:rPr>
@@ -4067,7 +4100,7 @@
       <w:pPr>
         <w:pStyle w:val="Heading1"/>
       </w:pPr>
-      <w:bookmarkStart w:id="0" w:name="_Toc225960469"/>
+      <w:bookmarkStart w:id="0" w:name="_Toc226833518"/>
       <w:r>
         <w:lastRenderedPageBreak/>
         <w:t>1. Wprowadzenie</w:t>
@@ -4093,17 +4126,15 @@
           <w:i/>
           <w:iCs/>
         </w:rPr>
-        <w:t>–</w:t>
-      </w:r>
-      <w:proofErr w:type="spellStart"/>
+        <w:t xml:space="preserve"> </w:t>
+      </w:r>
       <w:r>
         <w:rPr>
           <w:i/>
           <w:iCs/>
         </w:rPr>
-        <w:t>Key</w:t>
-      </w:r>
-      <w:proofErr w:type="spellEnd"/>
+        <w:t>–</w:t>
+      </w:r>
       <w:r>
         <w:rPr>
           <w:i/>
@@ -4117,7 +4148,7 @@
           <w:i/>
           <w:iCs/>
         </w:rPr>
-        <w:t>Facts</w:t>
+        <w:t>Key</w:t>
       </w:r>
       <w:proofErr w:type="spellEnd"/>
       <w:r>
@@ -4125,475 +4156,402 @@
           <w:i/>
           <w:iCs/>
         </w:rPr>
-        <w:t xml:space="preserve"> Report</w:t>
-      </w:r>
-      <w:sdt>
-        <w:sdtPr>
-          <w:rPr>
-            <w:i/>
-            <w:iCs/>
-          </w:rPr>
-          <w:id w:val="512876752"/>
-          <w:citation/>
-        </w:sdtPr>
-        <w:sdtContent>
-          <w:r>
-            <w:rPr>
-              <w:i/>
-              <w:iCs/>
-            </w:rPr>
-            <w:fldChar w:fldCharType="begin"/>
-          </w:r>
-          <w:r>
-            <w:rPr>
-              <w:i/>
-              <w:iCs/>
-            </w:rPr>
-            <w:instrText xml:space="preserve">CITATION www \l 2057 </w:instrText>
-          </w:r>
-          <w:r>
-            <w:rPr>
-              <w:i/>
-              <w:iCs/>
-            </w:rPr>
-            <w:fldChar w:fldCharType="separate"/>
-          </w:r>
-          <w:r>
-            <w:rPr>
-              <w:i/>
-              <w:iCs/>
-              <w:noProof/>
-            </w:rPr>
-            <w:t xml:space="preserve"> </w:t>
-          </w:r>
-          <w:r>
-            <w:rPr>
-              <w:noProof/>
-            </w:rPr>
-            <w:t>(www.videogameseurope.eu)</w:t>
-          </w:r>
-          <w:r>
-            <w:rPr>
-              <w:i/>
-              <w:iCs/>
-            </w:rPr>
-            <w:fldChar w:fldCharType="end"/>
-          </w:r>
-        </w:sdtContent>
-      </w:sdt>
-      <w:r>
-        <w:t>, szacuje się,</w:t>
-      </w:r>
-      <w:r>
-        <w:t xml:space="preserve"> że</w:t>
-      </w:r>
-      <w:r>
-        <w:t xml:space="preserve"> w 2023 roku, 53% populacji Europy (w wieku 6-64) regularnie sięgało po gry wideo w czasie wolnym. Według tego samego raportu, każdego tygodnia, Europejscy gracze zanurzają się w wirtualne światy na średnio 8.9 godzin.</w:t>
-      </w:r>
-    </w:p>
-    <w:p>
-      <w:r>
-        <w:t>Na największ</w:t>
-      </w:r>
-      <w:r>
-        <w:t>ą</w:t>
-      </w:r>
-      <w:r>
         <w:t xml:space="preserve"> </w:t>
       </w:r>
-      <w:r>
-        <w:t xml:space="preserve">platformę dystrybucji gier </w:t>
-      </w:r>
       <w:proofErr w:type="spellStart"/>
-      <w:r>
-        <w:t>Steam</w:t>
-      </w:r>
-      <w:proofErr w:type="spellEnd"/>
-      <w:sdt>
-        <w:sdtPr>
-          <w:id w:val="-699864630"/>
-          <w:citation/>
-        </w:sdtPr>
-        <w:sdtContent>
-          <w:r>
-            <w:fldChar w:fldCharType="begin"/>
-          </w:r>
-          <w:r>
-            <w:instrText xml:space="preserve">CITATION www1 \l 2057 </w:instrText>
-          </w:r>
-          <w:r>
-            <w:fldChar w:fldCharType="separate"/>
-          </w:r>
-          <w:r>
-            <w:rPr>
-              <w:noProof/>
-            </w:rPr>
-            <w:t xml:space="preserve"> </w:t>
-          </w:r>
-          <w:r>
-            <w:rPr>
-              <w:noProof/>
-            </w:rPr>
-            <w:t>(www.ft.com)</w:t>
-          </w:r>
-          <w:r>
-            <w:fldChar w:fldCharType="end"/>
-          </w:r>
-        </w:sdtContent>
-      </w:sdt>
-      <w:r>
-        <w:t xml:space="preserve"> w 2025 roku wpłynęło 19 993 gier</w:t>
-      </w:r>
-      <w:sdt>
-        <w:sdtPr>
-          <w:id w:val="218179020"/>
-          <w:citation/>
-        </w:sdtPr>
-        <w:sdtContent>
-          <w:r>
-            <w:fldChar w:fldCharType="begin"/>
-          </w:r>
-          <w:r>
-            <w:instrText xml:space="preserve">CITATION ste \l 2057 </w:instrText>
-          </w:r>
-          <w:r>
-            <w:fldChar w:fldCharType="separate"/>
-          </w:r>
-          <w:r>
-            <w:rPr>
-              <w:noProof/>
-            </w:rPr>
-            <w:t xml:space="preserve"> </w:t>
-          </w:r>
-          <w:r>
-            <w:rPr>
-              <w:noProof/>
-            </w:rPr>
-            <w:t>(steamdb.info)</w:t>
-          </w:r>
-          <w:r>
-            <w:fldChar w:fldCharType="end"/>
-          </w:r>
-        </w:sdtContent>
-      </w:sdt>
-      <w:r>
-        <w:t>.</w:t>
-      </w:r>
-      <w:r>
-        <w:t xml:space="preserve"> Oznacza to, że ludzie chętnie tworzą i publikują swoje prace. Niestety, próg wejścia od zerowej wiedzy informatycznej po publikację skończonej gry komputerowej jest dosyć wysoki, przez co mały odsetek populacji może sobie pozwolić na podzielenie się swoim pomysłem ze światem.</w:t>
-      </w:r>
-    </w:p>
-    <w:p>
-      <w:r>
-        <w:t>Projekt, który</w:t>
-      </w:r>
-      <w:r>
-        <w:t xml:space="preserve"> został</w:t>
-      </w:r>
-      <w:r>
-        <w:t xml:space="preserve"> </w:t>
-      </w:r>
-      <w:r>
-        <w:t>opracowany</w:t>
-      </w:r>
-      <w:r>
-        <w:t xml:space="preserve">–platforma do tworzenia i publikacji gier tekstowych </w:t>
-      </w:r>
       <w:r>
         <w:rPr>
           <w:i/>
           <w:iCs/>
         </w:rPr>
-        <w:t xml:space="preserve">Digital </w:t>
-      </w:r>
-      <w:proofErr w:type="spellStart"/>
+        <w:t>Facts</w:t>
+      </w:r>
+      <w:proofErr w:type="spellEnd"/>
       <w:r>
         <w:rPr>
           <w:i/>
           <w:iCs/>
         </w:rPr>
-        <w:t>Dungeons</w:t>
-      </w:r>
-      <w:proofErr w:type="spellEnd"/>
-      <w:r>
-        <w:t xml:space="preserve">, jest odpowiedzią na ten wysoki próg wejścia. </w:t>
-      </w:r>
-      <w:r>
-        <w:t>Ten</w:t>
-      </w:r>
-      <w:r>
-        <w:t xml:space="preserve"> serwis umożliwia tworzenie, testowanie oraz publikowanie gier komputerowych bez konieczności pisania kodu. </w:t>
-      </w:r>
-      <w:r>
-        <w:t>E</w:t>
-      </w:r>
-      <w:r>
-        <w:t>dytor graficzny i interfejs użytkownika</w:t>
-      </w:r>
-      <w:r>
-        <w:t xml:space="preserve"> no-</w:t>
-      </w:r>
-      <w:proofErr w:type="spellStart"/>
-      <w:r>
-        <w:t>code</w:t>
-      </w:r>
-      <w:proofErr w:type="spellEnd"/>
-      <w:r>
-        <w:t xml:space="preserve"> sprawiają, że </w:t>
-      </w:r>
-      <w:r>
-        <w:t xml:space="preserve">osoby niezwiązanie z technologią mogą </w:t>
-      </w:r>
-      <w:r>
-        <w:t xml:space="preserve">stworzyć cyfrowy </w:t>
-      </w:r>
-      <w:r>
-        <w:t>„</w:t>
-      </w:r>
-      <w:r>
-        <w:t>świa</w:t>
-      </w:r>
-      <w:r>
-        <w:t>t</w:t>
-      </w:r>
-      <w:r>
-        <w:t>”</w:t>
-      </w:r>
-      <w:r>
-        <w:t xml:space="preserve"> i opublikować go w sieci.</w:t>
-      </w:r>
-    </w:p>
-    <w:p>
-      <w:pPr>
-        <w:pStyle w:val="Heading2"/>
-      </w:pPr>
-      <w:bookmarkStart w:id="1" w:name="_Toc225960470"/>
-      <w:r>
-        <w:t>1.1. Cel i zakres pracy</w:t>
-      </w:r>
-      <w:bookmarkEnd w:id="1"/>
-    </w:p>
-    <w:p>
-      <w:r>
-        <w:t xml:space="preserve">Celem pracy jest </w:t>
-      </w:r>
-      <w:r>
-        <w:t>dostarczenie</w:t>
-      </w:r>
-      <w:r>
-        <w:t xml:space="preserve"> osobom bez doświadczenia programistycznego prost</w:t>
-      </w:r>
-      <w:r>
-        <w:t>ego</w:t>
-      </w:r>
-      <w:r>
-        <w:t>, intuicyjn</w:t>
-      </w:r>
-      <w:r>
-        <w:t>ego</w:t>
-      </w:r>
-      <w:r>
-        <w:t xml:space="preserve"> i darmow</w:t>
-      </w:r>
-      <w:r>
-        <w:t>ego</w:t>
-      </w:r>
-      <w:r>
-        <w:t xml:space="preserve"> system</w:t>
-      </w:r>
-      <w:r>
-        <w:t>u</w:t>
-      </w:r>
-      <w:r>
-        <w:t xml:space="preserve"> tworzenia i publikowania tekstowych gier </w:t>
-      </w:r>
-      <w:r>
-        <w:t>typu Role-</w:t>
-      </w:r>
-      <w:proofErr w:type="spellStart"/>
-      <w:r>
-        <w:t>Playing</w:t>
-      </w:r>
-      <w:proofErr w:type="spellEnd"/>
-      <w:r>
-        <w:t xml:space="preserve"> Game (RPG)</w:t>
-      </w:r>
-      <w:r>
-        <w:t xml:space="preserve">. </w:t>
-      </w:r>
-      <w:r>
-        <w:t xml:space="preserve">W ramach pracy opracowano również </w:t>
-      </w:r>
-      <w:r>
-        <w:t xml:space="preserve">silnik uruchamiania wytworzonych w </w:t>
-      </w:r>
-      <w:r>
-        <w:t>tym</w:t>
-      </w:r>
-      <w:r>
-        <w:t xml:space="preserve"> systemie z funkcją zapisu postępu rozgrywki.</w:t>
-      </w:r>
-    </w:p>
-    <w:p>
-      <w:r>
-        <w:t>Efektem końcowym jest serwis</w:t>
-      </w:r>
-      <w:r>
-        <w:t xml:space="preserve"> internetowy</w:t>
-      </w:r>
-      <w:r>
-        <w:t xml:space="preserve"> z edytorem graficznym gier, silnikiem rozgrywki oraz publiczny</w:t>
-      </w:r>
-      <w:r>
-        <w:t>m</w:t>
-      </w:r>
-      <w:r>
-        <w:t xml:space="preserve"> „sklep</w:t>
-      </w:r>
-      <w:r>
-        <w:t>em</w:t>
-      </w:r>
-      <w:r>
-        <w:t>” internetowy</w:t>
-      </w:r>
-      <w:r>
-        <w:t>m</w:t>
-      </w:r>
-      <w:r>
-        <w:t xml:space="preserve"> wypełniony</w:t>
-      </w:r>
-      <w:r>
-        <w:t>m</w:t>
-      </w:r>
-      <w:r>
-        <w:t xml:space="preserve"> grami stworzonymi przez społeczność, umożliwiający</w:t>
-      </w:r>
-      <w:r>
-        <w:t>m</w:t>
-      </w:r>
-      <w:r>
-        <w:t xml:space="preserve"> skomentowanie, polubienie, lub ewentualną edycję </w:t>
-      </w:r>
-      <w:r>
-        <w:t xml:space="preserve">opublikowanej </w:t>
-      </w:r>
-      <w:r>
-        <w:t>gry.</w:t>
-      </w:r>
-    </w:p>
-    <w:p>
-      <w:r>
-        <w:t xml:space="preserve">System nie zawiera wsparcia sztuczną inteligencją przy generowaniu światów. Jest również ograniczony do przeglądarki–nie ma funkcji eksportu gry jako wersja </w:t>
-      </w:r>
-      <w:r>
-        <w:t>niezależna (</w:t>
-      </w:r>
-      <w:proofErr w:type="spellStart"/>
-      <w:r>
-        <w:t>standalone</w:t>
-      </w:r>
-      <w:proofErr w:type="spellEnd"/>
-      <w:r>
-        <w:t>)</w:t>
-      </w:r>
-      <w:r>
-        <w:t xml:space="preserve">, przez co wymaga połączenia sieciowego. Kolejnym ograniczeniem jest brak możliwości dodania grafik, dźwięków lub wideo, </w:t>
-      </w:r>
-      <w:r>
-        <w:t>co</w:t>
-      </w:r>
-      <w:r>
-        <w:t xml:space="preserve"> wspiera założenie silnego oparcia na wyobraźni graczy.</w:t>
-      </w:r>
-    </w:p>
-    <w:p>
-      <w:pPr>
-        <w:pStyle w:val="Heading2"/>
-      </w:pPr>
-      <w:bookmarkStart w:id="2" w:name="_Toc225960471"/>
-      <w:r>
-        <w:t>1.2. Motywacja powstania systemu</w:t>
-      </w:r>
-      <w:bookmarkEnd w:id="2"/>
-    </w:p>
-    <w:p>
-      <w:r>
-        <w:t>Dość popularnym sposobem integracji wśród młodzieży i młodych dorosłych są spotkania w celu przeprowadzania rozgrywek RPG. Gracze wcielają się w role postaci w magicznym uniwersum (np. czarodzieje, elfy) i nieraz improwizują rozgrywkę podczas jej trwania. Niestety, trudno znaleźć ogólnodostępne rozwiązania oferujące przeniesienie tych światów w sferę cyfrową.</w:t>
-      </w:r>
-    </w:p>
-    <w:p>
-      <w:r>
-        <w:lastRenderedPageBreak/>
-        <w:t xml:space="preserve">Popularne silniki, takie jak </w:t>
+        <w:t xml:space="preserve"> Report</w:t>
       </w:r>
       <w:r>
         <w:rPr>
           <w:i/>
           <w:iCs/>
         </w:rPr>
-        <w:t>Unity</w:t>
-      </w:r>
+        <w:t xml:space="preserve"> </w:t>
+      </w:r>
+      <w:r>
+        <w:t>[1]</w:t>
+      </w:r>
+      <w:r>
+        <w:t xml:space="preserve"> </w:t>
+      </w:r>
+      <w:r>
+        <w:t xml:space="preserve">w 2023 roku, 53% populacji Europy (w wieku 6-64) regularnie sięgało po gry wideo w czasie wolnym. Według tego samego raportu, każdego tygodnia, Europejscy gracze zanurzają się w wirtualne światy </w:t>
+      </w:r>
+      <w:r>
+        <w:t xml:space="preserve">gier </w:t>
+      </w:r>
+      <w:r>
+        <w:t>na średnio 8.9 godzin</w:t>
+      </w:r>
+      <w:r>
+        <w:t>y</w:t>
+      </w:r>
+      <w:r>
+        <w:t>.</w:t>
+      </w:r>
+    </w:p>
+    <w:p>
+      <w:r>
+        <w:t xml:space="preserve">Na </w:t>
+      </w:r>
+      <w:r>
+        <w:t xml:space="preserve">dominującą rynek [2] </w:t>
+      </w:r>
+      <w:r>
+        <w:t xml:space="preserve">platformę dystrybucji gier </w:t>
+      </w:r>
+      <w:proofErr w:type="spellStart"/>
+      <w:r>
+        <w:t>Steam</w:t>
+      </w:r>
+      <w:proofErr w:type="spellEnd"/>
       <w:r>
         <w:t>,</w:t>
       </w:r>
       <w:r>
-        <w:t xml:space="preserve"> czy</w:t>
+        <w:t xml:space="preserve"> w 2025 roku wpłynęło 19 993 gier</w:t>
+      </w:r>
+      <w:r>
+        <w:t xml:space="preserve"> [3]</w:t>
+      </w:r>
+      <w:r>
+        <w:t>.</w:t>
+      </w:r>
+      <w:r>
+        <w:t xml:space="preserve"> Oznacza to, że ludzie chętnie tworzą i publikują swoje prace. Niestety, próg wejścia od zerowej wiedzy informatycznej po publikację skończonej gry komputerowej jest dosyć wysoki, przez co mały odsetek populacji może sobie pozwolić na podzielenie się swoim pomysłem ze światem.</w:t>
+      </w:r>
+    </w:p>
+    <w:p>
+      <w:r>
+        <w:t>Projekt, który</w:t>
+      </w:r>
+      <w:r>
+        <w:t xml:space="preserve"> został</w:t>
       </w:r>
       <w:r>
         <w:t xml:space="preserve"> </w:t>
       </w:r>
-      <w:proofErr w:type="spellStart"/>
+      <w:r>
+        <w:t>opracowany</w:t>
+      </w:r>
+      <w:r>
+        <w:t xml:space="preserve"> </w:t>
+      </w:r>
+      <w:r>
+        <w:t>–</w:t>
+      </w:r>
+      <w:r>
+        <w:t xml:space="preserve"> </w:t>
+      </w:r>
+      <w:r>
+        <w:t xml:space="preserve">platforma do tworzenia i publikacji gier tekstowych </w:t>
+      </w:r>
       <w:r>
         <w:rPr>
           <w:i/>
           <w:iCs/>
         </w:rPr>
-        <w:t>Unreal</w:t>
-      </w:r>
-      <w:proofErr w:type="spellEnd"/>
+        <w:t xml:space="preserve">Digital </w:t>
+      </w:r>
+      <w:proofErr w:type="spellStart"/>
       <w:r>
         <w:rPr>
           <w:i/>
           <w:iCs/>
         </w:rPr>
-        <w:t xml:space="preserve"> Engine</w:t>
-      </w:r>
-      <w:r>
-        <w:t xml:space="preserve">, nastawione są głównie na tworzenie efektownych światów 3D, </w:t>
-      </w:r>
-      <w:proofErr w:type="gramStart"/>
-      <w:r>
-        <w:t>animacji,</w:t>
-      </w:r>
-      <w:proofErr w:type="gramEnd"/>
+        <w:t>Dungeons</w:t>
+      </w:r>
+      <w:proofErr w:type="spellEnd"/>
+      <w:r>
+        <w:t xml:space="preserve">, jest odpowiedzią na ten wysoki próg wejścia. </w:t>
+      </w:r>
+      <w:r>
+        <w:t>Ten</w:t>
+      </w:r>
+      <w:r>
+        <w:t xml:space="preserve"> serwis umożliwia tworzenie, testowanie oraz publikowanie gier komputerowych bez konieczności pisania kodu. </w:t>
+      </w:r>
+      <w:r>
+        <w:t>E</w:t>
+      </w:r>
+      <w:r>
+        <w:t>dytor graficzny i interfejs użytkownika</w:t>
+      </w:r>
+      <w:r>
+        <w:t xml:space="preserve"> no-</w:t>
+      </w:r>
+      <w:proofErr w:type="spellStart"/>
+      <w:r>
+        <w:t>code</w:t>
+      </w:r>
+      <w:proofErr w:type="spellEnd"/>
+      <w:r>
+        <w:t xml:space="preserve"> sprawiają, że </w:t>
+      </w:r>
+      <w:r>
+        <w:t xml:space="preserve">osoby niezwiązanie z technologią mogą </w:t>
+      </w:r>
+      <w:r>
+        <w:t xml:space="preserve">stworzyć cyfrowy </w:t>
+      </w:r>
+      <w:r>
+        <w:t>„</w:t>
+      </w:r>
+      <w:r>
+        <w:t>świa</w:t>
+      </w:r>
+      <w:r>
+        <w:t>t</w:t>
+      </w:r>
+      <w:r>
+        <w:t>”</w:t>
+      </w:r>
+      <w:r>
+        <w:t xml:space="preserve"> i opublikować go w sieci.</w:t>
+      </w:r>
+    </w:p>
+    <w:p>
+      <w:pPr>
+        <w:pStyle w:val="Heading2"/>
+      </w:pPr>
+      <w:bookmarkStart w:id="1" w:name="_Toc226833519"/>
+      <w:r>
+        <w:t>1.1. Cel i zakres pracy</w:t>
+      </w:r>
+      <w:bookmarkEnd w:id="1"/>
+    </w:p>
+    <w:p>
+      <w:r>
+        <w:t xml:space="preserve">Celem pracy jest </w:t>
+      </w:r>
+      <w:r>
+        <w:t>dostarczenie</w:t>
+      </w:r>
+      <w:r>
+        <w:t xml:space="preserve"> osobom bez doświadczenia programistycznego prost</w:t>
+      </w:r>
+      <w:r>
+        <w:t>ego</w:t>
+      </w:r>
+      <w:r>
+        <w:t>, intuicyjn</w:t>
+      </w:r>
+      <w:r>
+        <w:t>ego</w:t>
+      </w:r>
+      <w:r>
+        <w:t xml:space="preserve"> i darmow</w:t>
+      </w:r>
+      <w:r>
+        <w:t>ego</w:t>
+      </w:r>
+      <w:r>
+        <w:t xml:space="preserve"> system</w:t>
+      </w:r>
+      <w:r>
+        <w:t>u</w:t>
+      </w:r>
+      <w:r>
+        <w:t xml:space="preserve"> tworzenia i publikowania tekstowych gier </w:t>
+      </w:r>
+      <w:r>
+        <w:t>typu Role-</w:t>
+      </w:r>
+      <w:proofErr w:type="spellStart"/>
+      <w:r>
+        <w:t>Playing</w:t>
+      </w:r>
+      <w:proofErr w:type="spellEnd"/>
+      <w:r>
+        <w:t xml:space="preserve"> Game (RPG)</w:t>
+      </w:r>
+      <w:r>
+        <w:t xml:space="preserve">. </w:t>
+      </w:r>
+      <w:r>
+        <w:t xml:space="preserve">W ramach pracy opracowano również </w:t>
+      </w:r>
+      <w:r>
+        <w:t xml:space="preserve">silnik uruchamiania </w:t>
+      </w:r>
+      <w:proofErr w:type="spellStart"/>
+      <w:r>
+        <w:t>wytwo</w:t>
+      </w:r>
+      <w:r>
+        <w:t>-</w:t>
+      </w:r>
+      <w:r>
+        <w:t>rzonych</w:t>
+      </w:r>
+      <w:proofErr w:type="spellEnd"/>
+      <w:r>
+        <w:t xml:space="preserve"> w </w:t>
+      </w:r>
+      <w:r>
+        <w:t>tym</w:t>
+      </w:r>
+      <w:r>
+        <w:t xml:space="preserve"> systemie z funkcją zapisu postępu rozgrywki.</w:t>
+      </w:r>
+    </w:p>
+    <w:p>
+      <w:r>
+        <w:t>Efektem końcowym jest serwis</w:t>
+      </w:r>
+      <w:r>
+        <w:t xml:space="preserve"> internetowy</w:t>
+      </w:r>
+      <w:r>
+        <w:t xml:space="preserve"> z edytorem graficznym gier, silnikiem rozgrywki oraz publiczny</w:t>
+      </w:r>
+      <w:r>
+        <w:t>m</w:t>
+      </w:r>
+      <w:r>
+        <w:t xml:space="preserve"> „sklep</w:t>
+      </w:r>
+      <w:r>
+        <w:t>em</w:t>
+      </w:r>
+      <w:r>
+        <w:t>” internetowy</w:t>
+      </w:r>
+      <w:r>
+        <w:t>m</w:t>
+      </w:r>
+      <w:r>
+        <w:t xml:space="preserve"> wypełniony</w:t>
+      </w:r>
+      <w:r>
+        <w:t>m</w:t>
+      </w:r>
+      <w:r>
+        <w:t xml:space="preserve"> grami stworzonymi przez społeczność, umożliwiający</w:t>
+      </w:r>
+      <w:r>
+        <w:t>m</w:t>
+      </w:r>
+      <w:r>
+        <w:t xml:space="preserve"> skomentowanie, polubienie, lub ewentualną edycję </w:t>
+      </w:r>
+      <w:proofErr w:type="spellStart"/>
+      <w:r>
+        <w:t>opubliko</w:t>
+      </w:r>
+      <w:r>
+        <w:t>-</w:t>
+      </w:r>
+      <w:r>
+        <w:t>wanej</w:t>
+      </w:r>
+      <w:proofErr w:type="spellEnd"/>
       <w:r>
         <w:t xml:space="preserve"> </w:t>
       </w:r>
       <w:r>
-        <w:t xml:space="preserve">lub rzadziej–prostszych gier 2D. Nawet mniej zaawansowany silnik </w:t>
+        <w:t>gry.</w:t>
+      </w:r>
+    </w:p>
+    <w:p>
+      <w:r>
+        <w:t>System nie zawiera wsparcia sztuczną inteligencją przy generowaniu światów. Jest również ograniczony do przeglądarki</w:t>
+      </w:r>
+      <w:r>
+        <w:t xml:space="preserve"> </w:t>
+      </w:r>
+      <w:r>
+        <w:t>–</w:t>
+      </w:r>
+      <w:r>
+        <w:t xml:space="preserve"> </w:t>
+      </w:r>
+      <w:r>
+        <w:t>nie ma funkcji eksportu gry jako wersj</w:t>
+      </w:r>
+      <w:r>
+        <w:t>i</w:t>
+      </w:r>
+      <w:r>
+        <w:t xml:space="preserve"> </w:t>
+      </w:r>
+      <w:r>
+        <w:t>niezależn</w:t>
+      </w:r>
+      <w:r>
+        <w:t>ej</w:t>
+      </w:r>
+      <w:r>
+        <w:t xml:space="preserve"> (</w:t>
+      </w:r>
+      <w:r>
+        <w:t xml:space="preserve">ang. </w:t>
+      </w:r>
+      <w:proofErr w:type="spellStart"/>
+      <w:r>
+        <w:t>standalone</w:t>
+      </w:r>
+      <w:proofErr w:type="spellEnd"/>
+      <w:r>
+        <w:t>)</w:t>
+      </w:r>
+      <w:r>
+        <w:t xml:space="preserve">, przez co wymaga połączenia sieciowego. Kolejnym ograniczeniem jest brak możliwości dodania grafik, dźwięków lub wideo, </w:t>
+      </w:r>
+      <w:r>
+        <w:t>co</w:t>
+      </w:r>
+      <w:r>
+        <w:t xml:space="preserve"> wspiera założenie silnego oparcia na wyobraźni graczy.</w:t>
+      </w:r>
+    </w:p>
+    <w:p>
+      <w:pPr>
+        <w:pStyle w:val="Heading2"/>
+      </w:pPr>
+      <w:bookmarkStart w:id="2" w:name="_Toc226833520"/>
+      <w:r>
+        <w:t>1.2. Motywacja powstania systemu</w:t>
+      </w:r>
+      <w:bookmarkEnd w:id="2"/>
+    </w:p>
+    <w:p>
+      <w:r>
+        <w:t>Dość popularnym sposobem integracji wśród młodzieży i młodych dorosłych są spotkania w celu przeprowadzania rozgrywek RPG. Gracze wcielają się w role postaci w magicznym uniwersum (np. czarodzieje, elfy) i nieraz improwizują rozgrywkę podczas jej trwania. Niestety, trudno znaleźć ogólnodostępne rozwiązania oferujące przeniesienie tych światów w sferę cyfrową.</w:t>
+      </w:r>
+    </w:p>
+    <w:p>
+      <w:r>
+        <w:t xml:space="preserve">Popularne silniki, takie jak </w:t>
       </w:r>
       <w:r>
         <w:rPr>
           <w:i/>
           <w:iCs/>
         </w:rPr>
-        <w:t>RPG Maker</w:t>
-      </w:r>
-      <w:r>
-        <w:t xml:space="preserve"> zakłada, że świat będzie opierał się o graficzny </w:t>
-      </w:r>
-      <w:proofErr w:type="spellStart"/>
-      <w:r>
-        <w:t>tileset</w:t>
-      </w:r>
-      <w:proofErr w:type="spellEnd"/>
-      <w:r>
-        <w:t xml:space="preserve"> (siatkę tekstur graficznych).</w:t>
-      </w:r>
-    </w:p>
-    <w:p>
-      <w:r>
-        <w:t xml:space="preserve">Najpopularniejszym istniejącym rozwiązaniem umożliwiającym tworzenie tekstowych gier RPG jest </w:t>
+        <w:t>Unity</w:t>
+      </w:r>
+      <w:r>
+        <w:t>,</w:t>
+      </w:r>
+      <w:r>
+        <w:t xml:space="preserve"> czy</w:t>
+      </w:r>
+      <w:r>
+        <w:t xml:space="preserve"> </w:t>
       </w:r>
       <w:proofErr w:type="spellStart"/>
       <w:r>
@@ -4601,7 +4559,7 @@
           <w:i/>
           <w:iCs/>
         </w:rPr>
-        <w:t>Text</w:t>
+        <w:t>Unreal</w:t>
       </w:r>
       <w:proofErr w:type="spellEnd"/>
       <w:r>
@@ -4609,116 +4567,143 @@
           <w:i/>
           <w:iCs/>
         </w:rPr>
-        <w:t xml:space="preserve"> Adventure Development System</w:t>
-      </w:r>
-      <w:r>
-        <w:t>. Niestety, ten silnik, jak i inne tego rodzaju, są narzędziami dla programistów, lub bibliotekami kodu, wymagającymi solidnej znajomości co najmniej jednego języka programowania.</w:t>
-      </w:r>
-    </w:p>
-    <w:p>
-      <w:r>
-        <w:t xml:space="preserve">System </w:t>
+        <w:t xml:space="preserve"> Engine</w:t>
+      </w:r>
+      <w:r>
+        <w:t xml:space="preserve">, nastawione są głównie na tworzenie efektownych światów 3D, </w:t>
+      </w:r>
+      <w:proofErr w:type="gramStart"/>
+      <w:r>
+        <w:t>animacji,</w:t>
+      </w:r>
+      <w:proofErr w:type="gramEnd"/>
+      <w:r>
+        <w:t xml:space="preserve"> </w:t>
+      </w:r>
+      <w:r>
+        <w:t>lub rzadziej</w:t>
+      </w:r>
+      <w:r>
+        <w:t xml:space="preserve"> - </w:t>
+      </w:r>
+      <w:r>
+        <w:t xml:space="preserve">prostszych gier 2D. Nawet mniej </w:t>
+      </w:r>
+      <w:proofErr w:type="spellStart"/>
+      <w:r>
+        <w:t>zaawan</w:t>
+      </w:r>
+      <w:r>
+        <w:t>-</w:t>
+      </w:r>
+      <w:r>
+        <w:lastRenderedPageBreak/>
+        <w:t>sowany</w:t>
+      </w:r>
+      <w:proofErr w:type="spellEnd"/>
+      <w:r>
+        <w:t xml:space="preserve"> silnik </w:t>
       </w:r>
       <w:r>
         <w:rPr>
           <w:i/>
           <w:iCs/>
         </w:rPr>
-        <w:t>ADRIFT</w:t>
-      </w:r>
-      <w:sdt>
-        <w:sdtPr>
-          <w:rPr>
-            <w:i/>
-            <w:iCs/>
-          </w:rPr>
-          <w:id w:val="-244653836"/>
-          <w:citation/>
-        </w:sdtPr>
-        <w:sdtContent>
-          <w:r>
-            <w:rPr>
-              <w:i/>
-              <w:iCs/>
-            </w:rPr>
-            <w:fldChar w:fldCharType="begin"/>
-          </w:r>
-          <w:r>
-            <w:rPr>
-              <w:i/>
-              <w:iCs/>
-            </w:rPr>
-            <w:instrText xml:space="preserve">CITATION www2 \l 2057 </w:instrText>
-          </w:r>
-          <w:r>
-            <w:rPr>
-              <w:i/>
-              <w:iCs/>
-            </w:rPr>
-            <w:fldChar w:fldCharType="separate"/>
-          </w:r>
-          <w:r>
-            <w:rPr>
-              <w:i/>
-              <w:iCs/>
-              <w:noProof/>
-            </w:rPr>
-            <w:t xml:space="preserve"> </w:t>
-          </w:r>
-          <w:r>
-            <w:rPr>
-              <w:noProof/>
-            </w:rPr>
-            <w:t>(www.adrift.co)</w:t>
-          </w:r>
-          <w:r>
-            <w:rPr>
-              <w:i/>
-              <w:iCs/>
-            </w:rPr>
-            <w:fldChar w:fldCharType="end"/>
-          </w:r>
-        </w:sdtContent>
-      </w:sdt>
-      <w:r>
-        <w:t xml:space="preserve"> jest </w:t>
-      </w:r>
-      <w:r>
-        <w:t>programem</w:t>
-      </w:r>
-      <w:r>
-        <w:t>, któr</w:t>
-      </w:r>
-      <w:r>
-        <w:t>y</w:t>
-      </w:r>
-      <w:r>
-        <w:t xml:space="preserve"> oferuje podobne rozwiązanie do </w:t>
-      </w:r>
+        <w:t>RPG Maker</w:t>
+      </w:r>
+      <w:r>
+        <w:t xml:space="preserve"> zakłada, że świat będzie opierał się o graficzny </w:t>
+      </w:r>
+      <w:proofErr w:type="spellStart"/>
+      <w:r>
+        <w:t>tileset</w:t>
+      </w:r>
+      <w:proofErr w:type="spellEnd"/>
+      <w:r>
+        <w:t xml:space="preserve"> (siatkę tekstur graficznych).</w:t>
+      </w:r>
+    </w:p>
+    <w:p>
+      <w:r>
+        <w:t>R</w:t>
+      </w:r>
+      <w:r>
+        <w:t xml:space="preserve">ozwiązaniem umożliwiającym tworzenie tekstowych gier RPG jest </w:t>
+      </w:r>
+      <w:proofErr w:type="spellStart"/>
       <w:r>
         <w:rPr>
           <w:i/>
           <w:iCs/>
         </w:rPr>
-        <w:t xml:space="preserve">Digital </w:t>
-      </w:r>
-      <w:proofErr w:type="spellStart"/>
+        <w:t>Text</w:t>
+      </w:r>
+      <w:proofErr w:type="spellEnd"/>
       <w:r>
         <w:rPr>
           <w:i/>
           <w:iCs/>
         </w:rPr>
-        <w:t>Dungeons</w:t>
-      </w:r>
-      <w:proofErr w:type="spellEnd"/>
-      <w:r>
-        <w:t xml:space="preserve">, natomiast </w:t>
-      </w:r>
-      <w:r>
-        <w:t xml:space="preserve">jego </w:t>
-      </w:r>
-      <w:r>
-        <w:t>interfejs jest przestarzały, przytłaczający, oraz wymaga pełnej instalacji (przez co może nie być kompatybilny z nowszymi systemami):</w:t>
+        <w:t xml:space="preserve"> Adventure Development System</w:t>
+      </w:r>
+      <w:r>
+        <w:rPr>
+          <w:i/>
+          <w:iCs/>
+        </w:rPr>
+        <w:t xml:space="preserve"> </w:t>
+      </w:r>
+      <w:r>
+        <w:t>[4]</w:t>
+      </w:r>
+      <w:r>
+        <w:t>. Niestety, ten silnik, jak i inne tego rodzaju, są narzędziami dla programistów, lub bibliotekami kodu, wymagającymi solidnej znajomości co najmniej jednego języka programowania.</w:t>
+      </w:r>
+    </w:p>
+    <w:p>
+      <w:r>
+        <w:t xml:space="preserve">System </w:t>
+      </w:r>
+      <w:r>
+        <w:rPr>
+          <w:i/>
+          <w:iCs/>
+        </w:rPr>
+        <w:t>ADRIFT</w:t>
+      </w:r>
+      <w:r>
+        <w:rPr>
+          <w:i/>
+          <w:iCs/>
+        </w:rPr>
+        <w:t xml:space="preserve"> </w:t>
+      </w:r>
+      <w:r>
+        <w:t>[5]</w:t>
+      </w:r>
+      <w:r>
+        <w:t xml:space="preserve"> jest </w:t>
+      </w:r>
+      <w:r>
+        <w:t>programem</w:t>
+      </w:r>
+      <w:r>
+        <w:t>, któr</w:t>
+      </w:r>
+      <w:r>
+        <w:t>y</w:t>
+      </w:r>
+      <w:r>
+        <w:t xml:space="preserve"> oferuje </w:t>
+      </w:r>
+      <w:r>
+        <w:t>funkcjonalności zbliżone do opracowanego rozwiązania, jednak jego interfejs użytkownika charakteryzuje się dużą liczbą dostępnych opcji oraz złożoną strukturą, co może stanowić barierę dla użytkowników bez doświadczenia technicznego.</w:t>
+      </w:r>
+      <w:r>
+        <w:t xml:space="preserve"> Dodatkowo,</w:t>
+      </w:r>
+      <w:r>
+        <w:t xml:space="preserve"> wymaga pełnej instalacji (przez co może nie być kompatybilny z nowszymi systemami):</w:t>
       </w:r>
     </w:p>
     <w:p>
@@ -4823,7 +4808,7 @@
       <w:pPr>
         <w:pStyle w:val="Heading2"/>
       </w:pPr>
-      <w:bookmarkStart w:id="3" w:name="_Toc225960472"/>
+      <w:bookmarkStart w:id="3" w:name="_Toc226833521"/>
       <w:r>
         <w:t xml:space="preserve">1.3. Charakterystyka gier typu </w:t>
       </w:r>
@@ -4847,11 +4832,22 @@
       </w:r>
       <w:proofErr w:type="spellEnd"/>
       <w:r>
-        <w:t xml:space="preserve"> RPG (tekstowe gry fabularne) są specyficzną kategorią gier komputerowych, w których głównym środkiem przekazu informacji jest tekst. W </w:t>
+        <w:t xml:space="preserve"> RPG (tekstowe gry fabularne) są specyficzną kategorią gier </w:t>
+      </w:r>
+      <w:proofErr w:type="spellStart"/>
+      <w:r>
+        <w:t>kompu</w:t>
+      </w:r>
+      <w:proofErr w:type="spellEnd"/>
+      <w:r>
+        <w:t>-</w:t>
+      </w:r>
+      <w:r>
+        <w:t xml:space="preserve">terowych, w których głównym środkiem przekazu informacji jest tekst. W przeciwieństwie </w:t>
       </w:r>
       <w:r>
         <w:lastRenderedPageBreak/>
-        <w:t>przeciwieństwie do gier opartych na grafice 2D lub 3D, interakcja z użytkownikiem odbywa się poprzez opisy słowne, komunikaty systemowe oraz decyzje podejmowane przez gracza.</w:t>
+        <w:t>do gier opartych na grafice 2D lub 3D, interakcja z użytkownikiem odbywa się poprzez opisy słowne, komunikaty systemowe oraz decyzje podejmowane przez gracza.</w:t>
       </w:r>
     </w:p>
     <w:p>
@@ -4889,7 +4885,7 @@
       <w:pPr>
         <w:pStyle w:val="Heading2"/>
       </w:pPr>
-      <w:bookmarkStart w:id="4" w:name="_Toc225960473"/>
+      <w:bookmarkStart w:id="4" w:name="_Toc226833522"/>
       <w:r>
         <w:t>1.4. Struktura pracy</w:t>
       </w:r>
@@ -4899,7 +4895,7 @@
       <w:pPr>
         <w:pStyle w:val="Heading1"/>
       </w:pPr>
-      <w:bookmarkStart w:id="5" w:name="_Toc225960474"/>
+      <w:bookmarkStart w:id="5" w:name="_Toc226833523"/>
       <w:r>
         <w:t>2. Analiza problemu i istniejących rozwiązań</w:t>
       </w:r>
@@ -4909,7 +4905,7 @@
       <w:pPr>
         <w:pStyle w:val="Heading2"/>
       </w:pPr>
-      <w:bookmarkStart w:id="6" w:name="_Toc225960475"/>
+      <w:bookmarkStart w:id="6" w:name="_Toc226833524"/>
       <w:r>
         <w:t>2.1. Charakterystyka gier tekstowych RPG</w:t>
       </w:r>
@@ -4963,7 +4959,7 @@
       <w:pPr>
         <w:pStyle w:val="Heading2"/>
       </w:pPr>
-      <w:bookmarkStart w:id="7" w:name="_Toc225960476"/>
+      <w:bookmarkStart w:id="7" w:name="_Toc226833525"/>
       <w:r>
         <w:lastRenderedPageBreak/>
         <w:t>2.2. Narzędzia do tworzenia gier RPG</w:t>
@@ -5006,181 +5002,194 @@
         <w:t>Unity</w:t>
       </w:r>
       <w:r>
-        <w:t xml:space="preserve">, czy </w:t>
-      </w:r>
-      <w:proofErr w:type="spellStart"/>
-      <w:r>
         <w:rPr>
           <w:i/>
           <w:iCs/>
         </w:rPr>
-        <w:t>Unreal</w:t>
-      </w:r>
-      <w:proofErr w:type="spellEnd"/>
+        <w:t xml:space="preserve"> </w:t>
+      </w:r>
+      <w:r>
+        <w:t>[6]</w:t>
+      </w:r>
+      <w:r>
+        <w:t xml:space="preserve">, czy </w:t>
+      </w:r>
+      <w:proofErr w:type="spellStart"/>
       <w:r>
         <w:rPr>
           <w:i/>
           <w:iCs/>
         </w:rPr>
-        <w:t xml:space="preserve"> Engine</w:t>
-      </w:r>
-      <w:r>
-        <w:t xml:space="preserve"> to potężne narzędzia dla deweloperów. To kompleksowe rozwiązania wykorzystywane zarówno </w:t>
-      </w:r>
-      <w:r>
-        <w:t xml:space="preserve">przez </w:t>
-      </w:r>
-      <w:r>
-        <w:t>indywidualnych twórców, jak i profesjonalne studia</w:t>
-      </w:r>
-      <w:r>
-        <w:t xml:space="preserve">. Oferują </w:t>
-      </w:r>
-      <w:r>
-        <w:t>szeroki zakres funkcjonalności</w:t>
-      </w:r>
-      <w:r>
-        <w:t xml:space="preserve">, w tym biblioteki do symulacji fizyki w przestrzeni 3D, czy systemy oświetlenia z technologią </w:t>
-      </w:r>
-      <w:proofErr w:type="spellStart"/>
-      <w:r>
-        <w:t>ray</w:t>
+        <w:t>Unreal</w:t>
       </w:r>
       <w:proofErr w:type="spellEnd"/>
-      <w:r>
-        <w:t xml:space="preserve"> </w:t>
-      </w:r>
-      <w:proofErr w:type="spellStart"/>
-      <w:r>
-        <w:t>tracing</w:t>
-      </w:r>
-      <w:proofErr w:type="spellEnd"/>
-      <w:r>
-        <w:t>.</w:t>
-      </w:r>
-      <w:r>
-        <w:t xml:space="preserve"> Nierzadko, w celu wytworzenia nawet </w:t>
-      </w:r>
-      <w:r>
-        <w:t>najprostszej</w:t>
-      </w:r>
-      <w:r>
-        <w:t xml:space="preserve"> gry, wymagane jest napisanie kodu w języku C# (</w:t>
-      </w:r>
       <w:r>
         <w:rPr>
           <w:i/>
           <w:iCs/>
         </w:rPr>
-        <w:t>Unity</w:t>
-      </w:r>
-      <w:r>
-        <w:t>), lub C++ (</w:t>
+        <w:t xml:space="preserve"> Engine</w:t>
+      </w:r>
+      <w:r>
+        <w:t xml:space="preserve"> </w:t>
+      </w:r>
+      <w:r>
+        <w:t xml:space="preserve">[7] </w:t>
+      </w:r>
+      <w:r>
+        <w:t xml:space="preserve">to </w:t>
+      </w:r>
+      <w:r>
+        <w:t>zaawansowane</w:t>
+      </w:r>
+      <w:r>
+        <w:t xml:space="preserve"> narzędzia dla </w:t>
       </w:r>
       <w:proofErr w:type="spellStart"/>
+      <w:r>
+        <w:t>dewelo</w:t>
+      </w:r>
+      <w:r>
+        <w:t>-</w:t>
+      </w:r>
+      <w:r>
+        <w:t>perów</w:t>
+      </w:r>
+      <w:proofErr w:type="spellEnd"/>
+      <w:r>
+        <w:t xml:space="preserve">. To kompleksowe rozwiązania wykorzystywane zarówno </w:t>
+      </w:r>
+      <w:r>
+        <w:t xml:space="preserve">przez </w:t>
+      </w:r>
+      <w:r>
+        <w:t>indywidualnych twórców, jak i profesjonalne studia</w:t>
+      </w:r>
+      <w:r>
+        <w:t xml:space="preserve">. Oferują </w:t>
+      </w:r>
+      <w:r>
+        <w:t>szeroki zakres funkcjonalności</w:t>
+      </w:r>
+      <w:r>
+        <w:t xml:space="preserve">, w tym biblioteki do symulacji fizyki w przestrzeni 3D, czy systemy oświetlenia z technologią </w:t>
+      </w:r>
+      <w:proofErr w:type="spellStart"/>
+      <w:r>
+        <w:t>ray</w:t>
+      </w:r>
+      <w:proofErr w:type="spellEnd"/>
+      <w:r>
+        <w:t xml:space="preserve"> </w:t>
+      </w:r>
+      <w:proofErr w:type="spellStart"/>
+      <w:r>
+        <w:t>tracing</w:t>
+      </w:r>
+      <w:proofErr w:type="spellEnd"/>
+      <w:r>
+        <w:t>.</w:t>
+      </w:r>
+      <w:r>
+        <w:t xml:space="preserve"> Nierzadko, w celu wytworzenia nawet </w:t>
+      </w:r>
+      <w:r>
+        <w:t>najprostszej</w:t>
+      </w:r>
+      <w:r>
+        <w:t xml:space="preserve"> gry, wymagane jest napisanie kodu w języku C# (</w:t>
+      </w:r>
       <w:r>
         <w:rPr>
           <w:i/>
           <w:iCs/>
         </w:rPr>
-        <w:t>Unreal</w:t>
-      </w:r>
-      <w:proofErr w:type="spellEnd"/>
+        <w:t>Unity</w:t>
+      </w:r>
+      <w:r>
+        <w:t>), lub C++ (</w:t>
+      </w:r>
+      <w:proofErr w:type="spellStart"/>
       <w:r>
         <w:rPr>
           <w:i/>
           <w:iCs/>
         </w:rPr>
-        <w:t xml:space="preserve"> Engine</w:t>
-      </w:r>
-      <w:r>
-        <w:t>).</w:t>
-      </w:r>
-    </w:p>
-    <w:p>
-      <w:r>
-        <w:t>Rozmiar instalacji tych silników może osiągać</w:t>
-      </w:r>
-      <w:r>
-        <w:t xml:space="preserve"> </w:t>
-      </w:r>
-      <w:r>
-        <w:t xml:space="preserve">nawet </w:t>
-      </w:r>
-      <w:r>
-        <w:t>dziesiątki gigabajtów (w zależności od komponentów)</w:t>
-      </w:r>
-      <w:sdt>
-        <w:sdtPr>
-          <w:id w:val="-1897504102"/>
-          <w:citation/>
-        </w:sdtPr>
-        <w:sdtContent>
-          <w:r>
-            <w:fldChar w:fldCharType="begin"/>
-          </w:r>
-          <w:r>
-            <w:instrText xml:space="preserve">CITATION for \l 2057 </w:instrText>
-          </w:r>
-          <w:r>
-            <w:fldChar w:fldCharType="separate"/>
-          </w:r>
-          <w:r>
-            <w:rPr>
-              <w:noProof/>
-            </w:rPr>
-            <w:t xml:space="preserve"> </w:t>
-          </w:r>
-          <w:r>
-            <w:rPr>
-              <w:noProof/>
-            </w:rPr>
-            <w:t>(forums.unrealengine.com)</w:t>
-          </w:r>
-          <w:r>
-            <w:fldChar w:fldCharType="end"/>
-          </w:r>
-        </w:sdtContent>
-      </w:sdt>
-      <w:r>
-        <w:t>. Gry wytworzone w nich bardzo szybko osiągają setki megabajtów, rosnąc przy dodaniu każdej nowej paczki zasobów. Przy wytwarzaniu tekstowych gier RPG, takie rozmiary plików znacząco przekraczają minimum wymagane do dostarczenia w pełni funkcjonalnej gry.</w:t>
-      </w:r>
-    </w:p>
-    <w:p>
-      <w:r>
-        <w:t xml:space="preserve">Zatem, ogólne silniki, takie jak </w:t>
-      </w:r>
+        <w:t>Unreal</w:t>
+      </w:r>
+      <w:proofErr w:type="spellEnd"/>
       <w:r>
         <w:rPr>
           <w:i/>
           <w:iCs/>
         </w:rPr>
-        <w:t>Unity</w:t>
-      </w:r>
-      <w:r>
-        <w:t xml:space="preserve">, czy </w:t>
-      </w:r>
-      <w:proofErr w:type="spellStart"/>
+        <w:t xml:space="preserve"> Engine</w:t>
+      </w:r>
+      <w:r>
+        <w:t>).</w:t>
+      </w:r>
+    </w:p>
+    <w:p>
+      <w:r>
+        <w:t>Rozmiar instalacji tych silników może osiągać</w:t>
+      </w:r>
+      <w:r>
+        <w:t xml:space="preserve"> </w:t>
+      </w:r>
+      <w:r>
+        <w:t xml:space="preserve">nawet </w:t>
+      </w:r>
+      <w:r>
+        <w:t>dziesiątki gigabajtów (w zależności od komponentów)</w:t>
+      </w:r>
+      <w:r>
+        <w:t xml:space="preserve"> [8]</w:t>
+      </w:r>
+      <w:r>
+        <w:t>. Gry wytworzone w nich bardzo szybko osiągają setki megabajtów, rosnąc przy dodaniu każdej nowej paczki zasobów. Przy wytwarzaniu tekstowych gier RPG, takie rozmiary plików znacząco przekraczają minimum wymagane do dostarczenia w pełni funkcjonalnej gry.</w:t>
+      </w:r>
+    </w:p>
+    <w:p>
+      <w:r>
+        <w:t xml:space="preserve">Zatem, ogólne silniki, takie jak </w:t>
+      </w:r>
       <w:r>
         <w:rPr>
           <w:i/>
           <w:iCs/>
         </w:rPr>
-        <w:t>Unreal</w:t>
-      </w:r>
-      <w:proofErr w:type="spellEnd"/>
+        <w:t>Unity</w:t>
+      </w:r>
+      <w:r>
+        <w:t xml:space="preserve">, czy </w:t>
+      </w:r>
+      <w:proofErr w:type="spellStart"/>
       <w:r>
         <w:rPr>
           <w:i/>
           <w:iCs/>
         </w:rPr>
+        <w:t>Unreal</w:t>
+      </w:r>
+      <w:proofErr w:type="spellEnd"/>
+      <w:r>
+        <w:rPr>
+          <w:i/>
+          <w:iCs/>
+        </w:rPr>
         <w:t xml:space="preserve"> Engine</w:t>
       </w:r>
       <w:r>
         <w:t xml:space="preserve">, nie są optymalnym </w:t>
       </w:r>
       <w:r>
-        <w:t>rozwiązaniem dla osób tworzących takie gry.</w:t>
+        <w:t xml:space="preserve">rozwiązaniem dla osób tworzących </w:t>
+      </w:r>
+      <w:r>
+        <w:t>tekstowe</w:t>
+      </w:r>
+      <w:r>
+        <w:t xml:space="preserve"> gry.</w:t>
       </w:r>
     </w:p>
     <w:p>
@@ -5208,59 +5217,81 @@
         <w:t>RPG Maker</w:t>
       </w:r>
       <w:r>
-        <w:t xml:space="preserve">. </w:t>
-      </w:r>
-      <w:r>
         <w:rPr>
           <w:i/>
           <w:iCs/>
         </w:rPr>
-        <w:t>RPG Maker</w:t>
-      </w:r>
-      <w:r>
-        <w:t xml:space="preserve"> jest narzędziem o zawężonym zakresie funkcjonalności, skupiającym się na grach 2D. Główny model jednak opiera się na podejściu graficznym–oczekuje się od użytkownika obrazków (ang. „</w:t>
-      </w:r>
-      <w:proofErr w:type="spellStart"/>
-      <w:r>
-        <w:t>sprites</w:t>
-      </w:r>
-      <w:proofErr w:type="spellEnd"/>
-      <w:r>
-        <w:t xml:space="preserve">”) oraz podejścia „rzut z góry” (tak jak w grze </w:t>
-      </w:r>
-      <w:proofErr w:type="spellStart"/>
+        <w:t xml:space="preserve"> </w:t>
+      </w:r>
+      <w:r>
+        <w:t>[</w:t>
+      </w:r>
+      <w:r>
+        <w:t>9</w:t>
+      </w:r>
+      <w:r>
+        <w:t>]</w:t>
+      </w:r>
+      <w:r>
+        <w:t xml:space="preserve">. </w:t>
+      </w:r>
       <w:r>
         <w:rPr>
           <w:i/>
           <w:iCs/>
         </w:rPr>
-        <w:t>Stardew</w:t>
+        <w:t>RPG Maker</w:t>
+      </w:r>
+      <w:r>
+        <w:t xml:space="preserve"> jest narzędziem o zawężonym zakresie funkcjonalności, skupiającym się na grach 2D. Główny model jednak opiera się na podejściu graficznym</w:t>
+      </w:r>
+      <w:r>
+        <w:t xml:space="preserve"> - </w:t>
+      </w:r>
+      <w:r>
+        <w:t>oczekuje się od użytkownika obrazków (ang. „</w:t>
+      </w:r>
+      <w:proofErr w:type="spellStart"/>
+      <w:r>
+        <w:t>sprites</w:t>
       </w:r>
       <w:proofErr w:type="spellEnd"/>
+      <w:r>
+        <w:t xml:space="preserve">”) oraz podejścia „rzut z góry” (tak jak w grze </w:t>
+      </w:r>
+      <w:proofErr w:type="spellStart"/>
       <w:r>
         <w:rPr>
           <w:i/>
           <w:iCs/>
         </w:rPr>
-        <w:t xml:space="preserve"> Valley</w:t>
-      </w:r>
-      <w:r>
-        <w:t xml:space="preserve">), lub „rzut z boku” (np. gry typu </w:t>
-      </w:r>
-      <w:proofErr w:type="spellStart"/>
+        <w:t>Stardew</w:t>
+      </w:r>
+      <w:proofErr w:type="spellEnd"/>
       <w:r>
         <w:rPr>
           <w:i/>
           <w:iCs/>
         </w:rPr>
-        <w:t>Flappy</w:t>
-      </w:r>
-      <w:proofErr w:type="spellEnd"/>
+        <w:t xml:space="preserve"> Valley</w:t>
+      </w:r>
+      <w:r>
+        <w:t xml:space="preserve">), lub „rzut z boku” (np. gry typu </w:t>
+      </w:r>
+      <w:proofErr w:type="spellStart"/>
       <w:r>
         <w:rPr>
           <w:i/>
           <w:iCs/>
         </w:rPr>
+        <w:t>Flappy</w:t>
+      </w:r>
+      <w:proofErr w:type="spellEnd"/>
+      <w:r>
+        <w:rPr>
+          <w:i/>
+          <w:iCs/>
+        </w:rPr>
         <w:t xml:space="preserve"> Bird</w:t>
       </w:r>
       <w:r>
@@ -5314,15 +5345,24 @@
           <w:i/>
           <w:iCs/>
         </w:rPr>
-        <w:t xml:space="preserve"> </w:t>
-      </w:r>
-      <w:proofErr w:type="gramStart"/>
+        <w:t xml:space="preserve"> 7</w:t>
+      </w:r>
       <w:r>
         <w:rPr>
           <w:i/>
           <w:iCs/>
         </w:rPr>
-        <w:t>7</w:t>
+        <w:t xml:space="preserve"> </w:t>
+      </w:r>
+      <w:r>
+        <w:t>[</w:t>
+      </w:r>
+      <w:r>
+        <w:t>10</w:t>
+      </w:r>
+      <w:proofErr w:type="gramStart"/>
+      <w:r>
+        <w:t>]</w:t>
       </w:r>
       <w:r>
         <w:t>,</w:t>
@@ -5341,121 +5381,137 @@
       </w:r>
       <w:proofErr w:type="spellEnd"/>
       <w:r>
-        <w:t xml:space="preserve">. Mimo specyficznego zastosowania, często wymagają jednak kodu w specyficznym (czasem własnym) języku programowania. Dodatkowo, </w:t>
-      </w:r>
-      <w:r>
-        <w:t>złożoność interfejsu użytkownika</w:t>
-      </w:r>
-      <w:r>
-        <w:t xml:space="preserve"> </w:t>
-      </w:r>
-      <w:r>
-        <w:t>może wydawać się przytłaczająca dla laików.</w:t>
-      </w:r>
-    </w:p>
-    <w:p>
-      <w:r>
-        <w:t xml:space="preserve">Zatem istniejące na rynku rozwiązania umożliwiające tworzenie gier, mają spore wady, a ich użytkowanie </w:t>
-      </w:r>
-      <w:r>
-        <w:t>może stanowić istotną barierę wejścia</w:t>
-      </w:r>
-      <w:r>
-        <w:t xml:space="preserve"> </w:t>
-      </w:r>
-      <w:r>
-        <w:t>dla osób bez doświadczenia w pisaniu kodu lub obsługi technicznych programów.</w:t>
-      </w:r>
-    </w:p>
-    <w:p>
-      <w:pPr>
-        <w:pStyle w:val="Heading2"/>
-      </w:pPr>
-      <w:bookmarkStart w:id="8" w:name="_Toc225960477"/>
-      <w:r>
-        <w:t>2.3. Platformy dystrybucji gier tworzonych przez użytkowników</w:t>
-      </w:r>
-      <w:bookmarkEnd w:id="8"/>
-    </w:p>
-    <w:p>
-      <w:r>
-        <w:t xml:space="preserve">Istnieją różne </w:t>
-      </w:r>
-      <w:r>
-        <w:t xml:space="preserve">ogólnodostępne </w:t>
-      </w:r>
-      <w:r>
-        <w:t>platformy dystrybucji gier komputerowych.</w:t>
-      </w:r>
-      <w:r>
-        <w:t xml:space="preserve"> </w:t>
-      </w:r>
-      <w:r>
-        <w:t>Jedną z najbardziej rozpoznawalnych platform</w:t>
-      </w:r>
-      <w:r>
-        <w:t xml:space="preserve"> jest </w:t>
-      </w:r>
-      <w:proofErr w:type="spellStart"/>
-      <w:r>
         <w:rPr>
           <w:i/>
           <w:iCs/>
         </w:rPr>
-        <w:t>Steam</w:t>
-      </w:r>
+        <w:t xml:space="preserve"> </w:t>
+      </w:r>
+      <w:r>
+        <w:t>[1</w:t>
+      </w:r>
+      <w:r>
+        <w:t>1</w:t>
+      </w:r>
+      <w:r>
+        <w:t>]</w:t>
+      </w:r>
+      <w:r>
+        <w:t xml:space="preserve">. Mimo specyficznego zastosowania, często wymagają jednak kodu w </w:t>
+      </w:r>
+      <w:r>
+        <w:t xml:space="preserve">narzuconym z góry </w:t>
+      </w:r>
+      <w:r>
+        <w:t xml:space="preserve">(czasem własnym) języku programowania. Dodatkowo, </w:t>
+      </w:r>
+      <w:r>
+        <w:t>złożoność interfejsu użytkownika</w:t>
+      </w:r>
+      <w:r>
+        <w:t xml:space="preserve"> </w:t>
+      </w:r>
+      <w:r>
+        <w:t>może wydawać się przytłaczająca dla laików.</w:t>
+      </w:r>
+    </w:p>
+    <w:p>
+      <w:r>
+        <w:t xml:space="preserve">Zatem istniejące na rynku rozwiązania umożliwiające tworzenie gier, mają spore wady, a ich użytkowanie </w:t>
+      </w:r>
+      <w:r>
+        <w:t>może stanowić istotną barierę wejścia</w:t>
+      </w:r>
+      <w:r>
+        <w:t xml:space="preserve"> </w:t>
+      </w:r>
+      <w:r>
+        <w:t>dla osób bez doświadczenia w pisaniu kodu lub obsługi technicznych programów.</w:t>
+      </w:r>
+    </w:p>
+    <w:p>
+      <w:pPr>
+        <w:pStyle w:val="Heading2"/>
+      </w:pPr>
+      <w:bookmarkStart w:id="8" w:name="_Toc226833526"/>
+      <w:r>
+        <w:t xml:space="preserve">2.3. Platformy dystrybucji gier tworzonych przez </w:t>
+      </w:r>
+      <w:proofErr w:type="spellStart"/>
+      <w:r>
+        <w:t>użytkowni</w:t>
+      </w:r>
+      <w:r>
+        <w:t>-</w:t>
+      </w:r>
+      <w:r>
+        <w:t>ków</w:t>
+      </w:r>
+      <w:bookmarkEnd w:id="8"/>
       <w:proofErr w:type="spellEnd"/>
-      <w:r>
-        <w:t>, umożliwiająca publikację, sprzedaż, kupno oraz wymianę g</w:t>
-      </w:r>
-      <w:r>
-        <w:t>ier</w:t>
-      </w:r>
-      <w:r>
-        <w:t xml:space="preserve"> wideo. Można na niej znaleźć zarówno gry znanych wytwórni (jak </w:t>
-      </w:r>
+    </w:p>
+    <w:p>
+      <w:r>
+        <w:t xml:space="preserve">Istnieją różne </w:t>
+      </w:r>
+      <w:r>
+        <w:t xml:space="preserve">ogólnodostępne </w:t>
+      </w:r>
+      <w:r>
+        <w:t>platformy dystrybucji gier komputerowych.</w:t>
+      </w:r>
+      <w:r>
+        <w:t xml:space="preserve"> </w:t>
+      </w:r>
+      <w:r>
+        <w:t xml:space="preserve">Jedną </w:t>
+      </w:r>
+      <w:r>
+        <w:t xml:space="preserve">z </w:t>
+      </w:r>
+      <w:r>
+        <w:t>platform</w:t>
+      </w:r>
+      <w:r>
+        <w:t xml:space="preserve"> jest </w:t>
+      </w:r>
+      <w:proofErr w:type="spellStart"/>
       <w:r>
         <w:rPr>
           <w:i/>
           <w:iCs/>
         </w:rPr>
+        <w:t>Steam</w:t>
+      </w:r>
+      <w:proofErr w:type="spellEnd"/>
+      <w:r>
+        <w:t>, umożliwiająca publikację, sprzedaż, kupno oraz wymianę g</w:t>
+      </w:r>
+      <w:r>
+        <w:t>ier</w:t>
+      </w:r>
+      <w:r>
+        <w:t xml:space="preserve"> wideo. Można na niej znaleźć zarówno gry znanych wytwórni (jak </w:t>
+      </w:r>
+      <w:r>
+        <w:rPr>
+          <w:i/>
+          <w:iCs/>
+        </w:rPr>
         <w:t>Cyberpunk 2077</w:t>
       </w:r>
       <w:r>
         <w:t xml:space="preserve"> od CD Projekt Red</w:t>
       </w:r>
-      <w:sdt>
-        <w:sdtPr>
-          <w:id w:val="641934227"/>
-          <w:citation/>
-        </w:sdtPr>
-        <w:sdtContent>
-          <w:r>
-            <w:fldChar w:fldCharType="begin"/>
-          </w:r>
-          <w:r>
-            <w:instrText xml:space="preserve">CITATION sto \l 2057 </w:instrText>
-          </w:r>
-          <w:r>
-            <w:fldChar w:fldCharType="separate"/>
-          </w:r>
-          <w:r>
-            <w:rPr>
-              <w:noProof/>
-            </w:rPr>
-            <w:t xml:space="preserve"> </w:t>
-          </w:r>
-          <w:r>
-            <w:rPr>
-              <w:noProof/>
-            </w:rPr>
-            <w:t>(store.steampowered.com)</w:t>
-          </w:r>
-          <w:r>
-            <w:fldChar w:fldCharType="end"/>
-          </w:r>
-        </w:sdtContent>
-      </w:sdt>
+      <w:r>
+        <w:t xml:space="preserve"> [1</w:t>
+      </w:r>
+      <w:r>
+        <w:t>2</w:t>
+      </w:r>
+      <w:r>
+        <w:t>]</w:t>
+      </w:r>
       <w:r>
         <w:t>) oraz małe, darmowe gry hobbistów.</w:t>
       </w:r>
@@ -5493,65 +5549,61 @@
         <w:t>itch.io</w:t>
       </w:r>
       <w:r>
-        <w:t>.</w:t>
-      </w:r>
-      <w:r>
-        <w:t xml:space="preserve"> To platforma bardziej skoncentrowana na niezależnych twórcach. Można znaleźć na niej gry, paczki zasobów dla twórców gier (muzyka, modele, animacje), a nawet książki.</w:t>
-      </w:r>
-    </w:p>
-    <w:p>
-      <w:r>
-        <w:t xml:space="preserve">Platformy te w znacznym stopniu wspierają małych twórców, umożliwiając publikację własnych projektów bez konieczności współpracy z dużymi wydawcami. W szczególności </w:t>
-      </w:r>
-      <w:r>
         <w:rPr>
           <w:i/>
           <w:iCs/>
         </w:rPr>
-        <w:t>itch.io</w:t>
-      </w:r>
-      <w:r>
-        <w:t xml:space="preserve"> oferuje dużą swobodę publikacji, pozwalając twórcom na udostępnianie gier zarówno bezpłatnie, jak i w modelu płatnym.</w:t>
-      </w:r>
-    </w:p>
-    <w:p>
-      <w:r>
-        <w:t>Jednocześnie wsparcie dla gier tekstowych jest ograniczone. Chociaż możliwe jest publikowanie tego typu projektów, platformy te nie oferują dedykowanych narzędzi ani mechanizmów wspierających ich tworzenie lub odtwarzanie bezpośrednio w przeglądarce. W praktyce oznacza to konieczność dostarczenia gotowego pliku wykonywalnego lub aplikacji webowej przygotowanej poza platformą.</w:t>
-      </w:r>
-    </w:p>
-    <w:p>
-      <w:r>
-        <w:t xml:space="preserve">Próg wejścia dla twórców jest zróżnicowany w zależności od platformy. W przypadku </w:t>
+        <w:t xml:space="preserve"> </w:t>
+      </w:r>
+      <w:r>
+        <w:t>[1</w:t>
+      </w:r>
+      <w:r>
+        <w:t>3</w:t>
+      </w:r>
+      <w:r>
+        <w:t>]</w:t>
+      </w:r>
+      <w:r>
+        <w:t>.</w:t>
+      </w:r>
+      <w:r>
+        <w:t xml:space="preserve"> To platforma bardziej skoncentrowana na niezależnych twórcach. Można znaleźć na niej gry, paczki zasobów dla twórców gier (muzyka, modele, animacje), a nawet książki.</w:t>
+      </w:r>
+    </w:p>
+    <w:p>
+      <w:r>
+        <w:t xml:space="preserve">Platformy te w znacznym stopniu wspierają małych twórców, umożliwiając publikację własnych projektów bez konieczności współpracy z dużymi wydawcami. W szczególności </w:t>
       </w:r>
       <w:r>
         <w:rPr>
           <w:i/>
           <w:iCs/>
         </w:rPr>
-        <w:t xml:space="preserve">itch.io </w:t>
-      </w:r>
-      <w:r>
-        <w:t xml:space="preserve">proces publikacji jest stosunkowo prosty i dostępny dla indywidualnych użytkowników. Natomiast platforma </w:t>
-      </w:r>
-      <w:proofErr w:type="spellStart"/>
+        <w:t>itch.io</w:t>
+      </w:r>
+      <w:r>
+        <w:t xml:space="preserve"> oferuje dużą swobodę publikacji, pozwalając twórcom na udostępnianie gier zarówno bezpłatnie, jak i w modelu płatnym.</w:t>
+      </w:r>
+    </w:p>
+    <w:p>
+      <w:r>
+        <w:t>Jednocześnie wsparcie dla gier tekstowych jest ograniczone. Chociaż możliwe jest publikowanie tego typu projektów, platformy te nie oferują dedykowanych narzędzi ani mechanizmów wspierających ich tworzenie lub odtwarzanie bezpośrednio w przeglądarce. W praktyce oznacza to konieczność dostarczenia gotowego pliku wykonywalnego lub aplikacji webowej przygotowanej poza platformą.</w:t>
+      </w:r>
+    </w:p>
+    <w:p>
+      <w:r>
+        <w:t xml:space="preserve">Próg wejścia dla twórców jest zróżnicowany w zależności od platformy. W przypadku </w:t>
+      </w:r>
       <w:r>
         <w:rPr>
           <w:i/>
           <w:iCs/>
         </w:rPr>
-        <w:t>Steam</w:t>
-      </w:r>
-      <w:proofErr w:type="spellEnd"/>
-      <w:r>
-        <w:t xml:space="preserve"> wymaga przejścia procedury weryfikacyjnej oraz wniesienia opłaty publikacyjnej, co może stanowić dodatkową barierę dla początkujących twórców.</w:t>
-      </w:r>
-    </w:p>
-    <w:p>
-      <w:r>
-        <w:t>Wymienione wyżej platformy nie oferują integracji publikacji z tworzeniem. Nie są same w sobie silnikiem, jedynie wirtualnym „sklepem” zaopatrywanym przez społeczność.</w:t>
-      </w:r>
-      <w:r>
-        <w:t xml:space="preserve"> Warto wspomnieć, że w przypadku publikacji płatnej gry, </w:t>
+        <w:t xml:space="preserve">itch.io </w:t>
+      </w:r>
+      <w:r>
+        <w:t xml:space="preserve">proces publikacji jest stosunkowo prosty i dostępny dla indywidualnych użytkowników. Natomiast platforma </w:t>
       </w:r>
       <w:proofErr w:type="spellStart"/>
       <w:r>
@@ -5563,87 +5615,78 @@
       </w:r>
       <w:proofErr w:type="spellEnd"/>
       <w:r>
-        <w:t xml:space="preserve"> pobiera nawet 30% zarobków</w:t>
-      </w:r>
-      <w:sdt>
-        <w:sdtPr>
-          <w:id w:val="-395508901"/>
-          <w:citation/>
-        </w:sdtPr>
-        <w:sdtContent>
-          <w:r>
-            <w:fldChar w:fldCharType="begin"/>
-          </w:r>
-          <w:r>
-            <w:instrText xml:space="preserve">CITATION ste1 \l 2057 </w:instrText>
-          </w:r>
-          <w:r>
-            <w:fldChar w:fldCharType="separate"/>
-          </w:r>
-          <w:r>
-            <w:rPr>
-              <w:noProof/>
-            </w:rPr>
-            <w:t xml:space="preserve"> </w:t>
-          </w:r>
-          <w:r>
-            <w:rPr>
-              <w:noProof/>
-            </w:rPr>
-            <w:t>(steamcommunity.com)</w:t>
-          </w:r>
-          <w:r>
-            <w:fldChar w:fldCharType="end"/>
-          </w:r>
-        </w:sdtContent>
-      </w:sdt>
-      <w:r>
-        <w:t>.</w:t>
-      </w:r>
-    </w:p>
-    <w:p>
-      <w:pPr>
-        <w:pStyle w:val="Heading2"/>
-      </w:pPr>
-      <w:bookmarkStart w:id="9" w:name="_Toc225960478"/>
-      <w:r>
-        <w:t>2.4. Wnioski z analizy istniejących rozwiązań</w:t>
-      </w:r>
-      <w:bookmarkEnd w:id="9"/>
-    </w:p>
-    <w:p>
-      <w:r>
-        <w:t>Na podstawie przeprowadzonej analizy można stwierdzić, że istnieje szeroki zakres narzędzi oraz platform umożliwiających tworzenie i dystrybucję gier komputerowych. Rozwiązania te oferują rozbudowane funkcjonalności oraz wsparcie dla różnych typów projektów, od gier prostych po zaawansowane produkcje komercyjne.</w:t>
-      </w:r>
-    </w:p>
-    <w:p>
-      <w:r>
-        <w:t xml:space="preserve">Jednocześnie zidentyfikowano szereg istotnych ograniczeń. W przypadku ogólnych silników gier, takich jak </w:t>
-      </w:r>
+        <w:t xml:space="preserve"> wymaga przejścia procedury weryfikacyjnej oraz wniesienia opłaty publikacyjnej, co może stanowić dodatkową barierę dla początkujących twórców.</w:t>
+      </w:r>
+    </w:p>
+    <w:p>
+      <w:r>
+        <w:t>Wymienione wyżej platformy nie oferują integracji publikacji z tworzeniem. Nie są same w sobie silnikiem, jedynie wirtualnym „sklepem” zaopatrywanym przez społeczność.</w:t>
+      </w:r>
+      <w:r>
+        <w:t xml:space="preserve"> Warto wspomnieć, że w przypadku publikacji płatnej gry, </w:t>
+      </w:r>
+      <w:proofErr w:type="spellStart"/>
       <w:r>
         <w:rPr>
           <w:i/>
           <w:iCs/>
         </w:rPr>
-        <w:t>Unity</w:t>
-      </w:r>
-      <w:r>
-        <w:t xml:space="preserve"> czy </w:t>
-      </w:r>
-      <w:proofErr w:type="spellStart"/>
+        <w:t>Steam</w:t>
+      </w:r>
+      <w:proofErr w:type="spellEnd"/>
+      <w:r>
+        <w:t xml:space="preserve"> pobiera nawet 30% zarobków</w:t>
+      </w:r>
+      <w:r>
+        <w:t xml:space="preserve"> [14]</w:t>
+      </w:r>
+      <w:r>
+        <w:t>.</w:t>
+      </w:r>
+    </w:p>
+    <w:p>
+      <w:pPr>
+        <w:pStyle w:val="Heading2"/>
+      </w:pPr>
+      <w:bookmarkStart w:id="9" w:name="_Toc226833527"/>
+      <w:r>
+        <w:t>2.4. Wnioski z analizy istniejących rozwiązań</w:t>
+      </w:r>
+      <w:bookmarkEnd w:id="9"/>
+    </w:p>
+    <w:p>
+      <w:r>
+        <w:t>Na podstawie przeprowadzonej analizy można stwierdzić, że istnieje szeroki zakres narzędzi oraz platform umożliwiających tworzenie i dystrybucję gier komputerowych. Rozwiązania te oferują rozbudowane funkcjonalności oraz wsparcie dla różnych typów projektów, od gier prostych po zaawansowane produkcje komercyjne.</w:t>
+      </w:r>
+    </w:p>
+    <w:p>
+      <w:r>
+        <w:t xml:space="preserve">Jednocześnie zidentyfikowano szereg istotnych ograniczeń. W przypadku ogólnych silników gier, takich jak </w:t>
+      </w:r>
       <w:r>
         <w:rPr>
           <w:i/>
           <w:iCs/>
         </w:rPr>
-        <w:t>Unreal</w:t>
-      </w:r>
-      <w:proofErr w:type="spellEnd"/>
+        <w:t>Unity</w:t>
+      </w:r>
+      <w:r>
+        <w:t xml:space="preserve"> czy </w:t>
+      </w:r>
+      <w:proofErr w:type="spellStart"/>
       <w:r>
         <w:rPr>
           <w:i/>
           <w:iCs/>
         </w:rPr>
+        <w:t>Unreal</w:t>
+      </w:r>
+      <w:proofErr w:type="spellEnd"/>
+      <w:r>
+        <w:rPr>
+          <w:i/>
+          <w:iCs/>
+        </w:rPr>
         <w:t xml:space="preserve"> Engine</w:t>
       </w:r>
       <w:r>
@@ -5662,280 +5705,325 @@
     </w:p>
     <w:p>
       <w:r>
+        <w:t>Na podstawie powyższych obserwacji można wskazać kluczowe problemy, takie jak wysoki próg wejścia, brak narzędzi typu no-</w:t>
+      </w:r>
+      <w:proofErr w:type="spellStart"/>
+      <w:r>
+        <w:t>code</w:t>
+      </w:r>
+      <w:proofErr w:type="spellEnd"/>
+      <w:r>
+        <w:t xml:space="preserve"> dedykowanych grom tekstowym oraz brak zintegrowanych rozwiązań łączących proces tworzenia i dystrybucji.</w:t>
+      </w:r>
+    </w:p>
+    <w:p>
+      <w:pPr>
+        <w:pStyle w:val="Heading2"/>
+      </w:pPr>
+      <w:bookmarkStart w:id="10" w:name="_Toc226833528"/>
+      <w:r>
         <w:lastRenderedPageBreak/>
-        <w:t>Na podstawie powyższych obserwacji można wskazać kluczowe problemy, takie jak wysoki próg wejścia, brak narzędzi typu no-</w:t>
+        <w:t>2.5. Założenia projektowe systemu</w:t>
+      </w:r>
+      <w:bookmarkEnd w:id="10"/>
+    </w:p>
+    <w:p>
+      <w:r>
+        <w:t xml:space="preserve">Na podstawie zidentyfikowanych problemów sformułowano założenia projektowe </w:t>
       </w:r>
       <w:proofErr w:type="spellStart"/>
       <w:r>
+        <w:t>opraco</w:t>
+      </w:r>
+      <w:r>
+        <w:t>-</w:t>
+      </w:r>
+      <w:r>
+        <w:t>wanego</w:t>
+      </w:r>
+      <w:proofErr w:type="spellEnd"/>
+      <w:r>
+        <w:t xml:space="preserve"> systemu.</w:t>
+      </w:r>
+    </w:p>
+    <w:p>
+      <w:r>
+        <w:t xml:space="preserve">W celu obniżenia progu wejścia przyjęto założenie, że system nie wymaga znajomości </w:t>
+      </w:r>
+      <w:proofErr w:type="spellStart"/>
+      <w:r>
+        <w:t>języ</w:t>
+      </w:r>
+      <w:r>
+        <w:t>-</w:t>
+      </w:r>
+      <w:r>
+        <w:t>ków</w:t>
+      </w:r>
+      <w:proofErr w:type="spellEnd"/>
+      <w:r>
+        <w:t xml:space="preserve"> programowania i umożliwia tworzenie gier w modelu no-</w:t>
+      </w:r>
+      <w:proofErr w:type="spellStart"/>
+      <w:r>
         <w:t>code</w:t>
       </w:r>
       <w:proofErr w:type="spellEnd"/>
       <w:r>
-        <w:t xml:space="preserve"> dedykowanych grom tekstowym oraz brak zintegrowanych rozwiązań łączących proces tworzenia i dystrybucji.</w:t>
-      </w:r>
+        <w:t>.</w:t>
+      </w:r>
+    </w:p>
+    <w:p>
+      <w:r>
+        <w:t xml:space="preserve">W odpowiedzi na brak integracji pomiędzy tworzeniem a dystrybucją, zaprojektowano </w:t>
+      </w:r>
+      <w:proofErr w:type="spellStart"/>
+      <w:r>
+        <w:t>roz</w:t>
+      </w:r>
+      <w:proofErr w:type="spellEnd"/>
+      <w:r>
+        <w:t>-</w:t>
+      </w:r>
+      <w:r>
+        <w:t>wiązanie łączące edytor gier z platformą ich publikacji i udostępniania.</w:t>
+      </w:r>
+    </w:p>
+    <w:p>
+      <w:r>
+        <w:t>Ze względu na ograniczenia istniejących narzędzi desktopowych przyjęto, że system będzie dostępny w pełni przez przeglądarkę internetową, bez konieczności instalacji dodatkowego oprogramowania.</w:t>
+      </w:r>
+    </w:p>
+    <w:p>
+      <w:r>
+        <w:t>W celu zachowania charakteru gier tekstowych założono brak wsparcia dla elementów graficznych, takich jak obrazy, dźwięki czy wideo, koncentrując się na narracji tekstowej i interakcji użytkownika.</w:t>
+      </w:r>
+    </w:p>
+    <w:p>
+      <w:r>
+        <w:t>Dodatkowo przyjęto założenie implementacji mechanizmu zapisu i odczytu stanu gry, umożliwiającego kontynuowanie rozgrywki.</w:t>
+      </w:r>
+    </w:p>
+    <w:p>
+      <w:pPr>
+        <w:pStyle w:val="Heading1"/>
+      </w:pPr>
+      <w:bookmarkStart w:id="11" w:name="_Toc226833529"/>
+      <w:r>
+        <w:t>3. Analiza systemu</w:t>
+      </w:r>
+      <w:bookmarkEnd w:id="11"/>
     </w:p>
     <w:p>
       <w:pPr>
         <w:pStyle w:val="Heading2"/>
       </w:pPr>
-      <w:bookmarkStart w:id="10" w:name="_Toc225960479"/>
-      <w:r>
-        <w:t>2.5. Założenia projektowe systemu</w:t>
-      </w:r>
-      <w:bookmarkEnd w:id="10"/>
-    </w:p>
-    <w:p>
-      <w:r>
-        <w:t>Na podstawie zidentyfikowanych problemów sformułowano założenia projektowe opracowanego systemu.</w:t>
-      </w:r>
-    </w:p>
-    <w:p>
-      <w:r>
-        <w:t>W celu obniżenia progu wejścia przyjęto założenie, że system nie wymaga znajomości języków programowania i umożliwia tworzenie gier w modelu no-</w:t>
+      <w:bookmarkStart w:id="12" w:name="_Toc226833530"/>
+      <w:r>
+        <w:t>3.1. Wymagania funkcjonalne</w:t>
+      </w:r>
+      <w:bookmarkEnd w:id="12"/>
+    </w:p>
+    <w:p>
+      <w:pPr>
+        <w:pStyle w:val="Heading2"/>
+      </w:pPr>
+      <w:bookmarkStart w:id="13" w:name="_Toc226833531"/>
+      <w:r>
+        <w:t>3.2. Wymagania niefunkcjonalne</w:t>
+      </w:r>
+      <w:bookmarkEnd w:id="13"/>
+    </w:p>
+    <w:p>
+      <w:pPr>
+        <w:pStyle w:val="Heading2"/>
+      </w:pPr>
+      <w:bookmarkStart w:id="14" w:name="_Toc226833532"/>
+      <w:r>
+        <w:t>3.3. Aktorzy systemu</w:t>
+      </w:r>
+      <w:bookmarkEnd w:id="14"/>
+    </w:p>
+    <w:p>
+      <w:pPr>
+        <w:pStyle w:val="Heading2"/>
+      </w:pPr>
+      <w:bookmarkStart w:id="15" w:name="_Toc226833533"/>
+      <w:r>
+        <w:t>3.4. Diagram przypadków użycia</w:t>
+      </w:r>
+      <w:bookmarkEnd w:id="15"/>
+    </w:p>
+    <w:p>
+      <w:pPr>
+        <w:pStyle w:val="Heading2"/>
+      </w:pPr>
+      <w:bookmarkStart w:id="16" w:name="_Toc226833534"/>
+      <w:r>
+        <w:t>3.5. Opis scenariuszy przypadków użycia</w:t>
+      </w:r>
+      <w:bookmarkEnd w:id="16"/>
+    </w:p>
+    <w:p>
+      <w:pPr>
+        <w:pStyle w:val="Heading2"/>
+      </w:pPr>
+      <w:bookmarkStart w:id="17" w:name="_Toc226833535"/>
+      <w:r>
+        <w:t>3.6. Diagramy sekwencji</w:t>
+      </w:r>
+      <w:bookmarkEnd w:id="17"/>
+    </w:p>
+    <w:p>
+      <w:pPr>
+        <w:pStyle w:val="Heading2"/>
+      </w:pPr>
+      <w:bookmarkStart w:id="18" w:name="_Toc226833536"/>
+      <w:r>
+        <w:t>3.7. Model danych systemu</w:t>
+      </w:r>
+      <w:bookmarkEnd w:id="18"/>
+    </w:p>
+    <w:p>
+      <w:pPr>
+        <w:pStyle w:val="Heading1"/>
+      </w:pPr>
+      <w:bookmarkStart w:id="19" w:name="_Toc226833537"/>
+      <w:r>
+        <w:t>4. Projekt systemu</w:t>
+      </w:r>
+      <w:bookmarkEnd w:id="19"/>
+    </w:p>
+    <w:p>
+      <w:r>
+        <w:rPr>
+          <w:highlight w:val="yellow"/>
+        </w:rPr>
+        <w:t xml:space="preserve">Do stworzenia serwisu wykorzystano </w:t>
       </w:r>
       <w:proofErr w:type="spellStart"/>
       <w:r>
-        <w:t>code</w:t>
+        <w:rPr>
+          <w:highlight w:val="yellow"/>
+        </w:rPr>
+        <w:t>framework</w:t>
       </w:r>
       <w:proofErr w:type="spellEnd"/>
       <w:r>
-        <w:t>.</w:t>
-      </w:r>
-    </w:p>
-    <w:p>
-      <w:r>
-        <w:t>W odpowiedzi na brak integracji pomiędzy tworzeniem a dystrybucją, zaprojektowano rozwiązanie łączące edytor gier z platformą ich publikacji i udostępniania.</w:t>
-      </w:r>
-    </w:p>
-    <w:p>
-      <w:r>
-        <w:t>Ze względu na ograniczenia istniejących narzędzi desktopowych przyjęto, że system będzie dostępny w pełni przez przeglądarkę internetową, bez konieczności instalacji dodatkowego oprogramowania.</w:t>
-      </w:r>
-    </w:p>
-    <w:p>
-      <w:r>
-        <w:t>W celu zachowania charakteru gier tekstowych założono brak wsparcia dla elementów graficznych, takich jak obrazy, dźwięki czy wideo, koncentrując się na narracji tekstowej i interakcji użytkownika.</w:t>
-      </w:r>
-    </w:p>
-    <w:p>
-      <w:r>
-        <w:t>Dodatkowo przyjęto założenie implementacji mechanizmu zapisu i odczytu stanu gry, umożliwiającego kontynuowanie rozgrywki.</w:t>
-      </w:r>
-    </w:p>
-    <w:p>
-      <w:pPr>
-        <w:pStyle w:val="Heading1"/>
-      </w:pPr>
-      <w:bookmarkStart w:id="11" w:name="_Toc225960480"/>
-      <w:r>
+        <w:rPr>
+          <w:highlight w:val="yellow"/>
+        </w:rPr>
+        <w:t xml:space="preserve"> Next.js</w:t>
+      </w:r>
+      <w:r>
+        <w:rPr>
+          <w:highlight w:val="yellow"/>
+        </w:rPr>
+        <w:t xml:space="preserve"> oraz </w:t>
+      </w:r>
+      <w:proofErr w:type="spellStart"/>
+      <w:r>
+        <w:rPr>
+          <w:highlight w:val="yellow"/>
+        </w:rPr>
+        <w:t>bibiotekę</w:t>
+      </w:r>
+      <w:proofErr w:type="spellEnd"/>
+      <w:r>
+        <w:rPr>
+          <w:highlight w:val="yellow"/>
+        </w:rPr>
+        <w:t xml:space="preserve"> p5.js do </w:t>
+      </w:r>
+      <w:proofErr w:type="spellStart"/>
+      <w:r>
+        <w:rPr>
+          <w:highlight w:val="yellow"/>
+        </w:rPr>
+        <w:t>renderowania</w:t>
+      </w:r>
+      <w:proofErr w:type="spellEnd"/>
+      <w:r>
+        <w:rPr>
+          <w:highlight w:val="yellow"/>
+        </w:rPr>
+        <w:t xml:space="preserve"> grafiki 2D</w:t>
+      </w:r>
+      <w:r>
+        <w:rPr>
+          <w:highlight w:val="yellow"/>
+        </w:rPr>
+        <w:t xml:space="preserve">. </w:t>
+      </w:r>
+      <w:proofErr w:type="spellStart"/>
+      <w:r>
+        <w:rPr>
+          <w:highlight w:val="yellow"/>
+        </w:rPr>
+        <w:t>Backend</w:t>
+      </w:r>
+      <w:proofErr w:type="spellEnd"/>
+      <w:r>
+        <w:rPr>
+          <w:highlight w:val="yellow"/>
+        </w:rPr>
+        <w:t xml:space="preserve"> został utworzony na architekturze Express.js, a baza danych wykorzystuje </w:t>
+      </w:r>
+      <w:proofErr w:type="spellStart"/>
+      <w:r>
+        <w:rPr>
+          <w:highlight w:val="yellow"/>
+        </w:rPr>
+        <w:t>impementację</w:t>
+      </w:r>
+      <w:proofErr w:type="spellEnd"/>
+      <w:r>
+        <w:rPr>
+          <w:highlight w:val="yellow"/>
+        </w:rPr>
+        <w:t xml:space="preserve"> </w:t>
+      </w:r>
+      <w:proofErr w:type="spellStart"/>
+      <w:r>
+        <w:rPr>
+          <w:highlight w:val="yellow"/>
+        </w:rPr>
+        <w:t>MariaDB</w:t>
+      </w:r>
+      <w:proofErr w:type="spellEnd"/>
+      <w:r>
+        <w:rPr>
+          <w:highlight w:val="yellow"/>
+        </w:rPr>
+        <w:t xml:space="preserve">. Ten </w:t>
+      </w:r>
+      <w:proofErr w:type="spellStart"/>
+      <w:r>
+        <w:rPr>
+          <w:highlight w:val="yellow"/>
+        </w:rPr>
+        <w:t>stack</w:t>
+      </w:r>
+      <w:proofErr w:type="spellEnd"/>
+      <w:r>
+        <w:rPr>
+          <w:highlight w:val="yellow"/>
+        </w:rPr>
+        <w:t xml:space="preserve"> technologiczny umożliwia </w:t>
+      </w:r>
+      <w:r>
+        <w:rPr>
+          <w:highlight w:val="yellow"/>
+        </w:rPr>
         <w:lastRenderedPageBreak/>
-        <w:t>3. Analiza systemu</w:t>
-      </w:r>
-      <w:bookmarkEnd w:id="11"/>
+        <w:t>modularne podejście, które jest kompromisem między wydajnością systemu, a przyjaznością dla implementujących projekt programistów.</w:t>
+      </w:r>
     </w:p>
     <w:p>
       <w:pPr>
         <w:pStyle w:val="Heading2"/>
       </w:pPr>
-      <w:bookmarkStart w:id="12" w:name="_Toc225960481"/>
-      <w:r>
-        <w:t>3.1. Wymagania funkcjonalne</w:t>
-      </w:r>
-      <w:bookmarkEnd w:id="12"/>
-    </w:p>
-    <w:p>
-      <w:pPr>
-        <w:pStyle w:val="Heading2"/>
-      </w:pPr>
-      <w:bookmarkStart w:id="13" w:name="_Toc225960482"/>
-      <w:r>
-        <w:t>3.2. Wymagania niefunkcjonalne</w:t>
-      </w:r>
-      <w:bookmarkEnd w:id="13"/>
-    </w:p>
-    <w:p>
-      <w:pPr>
-        <w:pStyle w:val="Heading2"/>
-      </w:pPr>
-      <w:bookmarkStart w:id="14" w:name="_Toc225960483"/>
-      <w:r>
-        <w:t>3.3. Aktorzy systemu</w:t>
-      </w:r>
-      <w:bookmarkEnd w:id="14"/>
-    </w:p>
-    <w:p>
-      <w:pPr>
-        <w:pStyle w:val="Heading2"/>
-      </w:pPr>
-      <w:bookmarkStart w:id="15" w:name="_Toc225960484"/>
-      <w:r>
-        <w:t>3.4. Diagram przypadków użycia</w:t>
-      </w:r>
-      <w:bookmarkEnd w:id="15"/>
-    </w:p>
-    <w:p>
-      <w:pPr>
-        <w:pStyle w:val="Heading2"/>
-      </w:pPr>
-      <w:bookmarkStart w:id="16" w:name="_Toc225960485"/>
-      <w:r>
-        <w:t>3.5. Opis scenariuszy przypadków użycia</w:t>
-      </w:r>
-      <w:bookmarkEnd w:id="16"/>
-    </w:p>
-    <w:p>
-      <w:pPr>
-        <w:pStyle w:val="Heading2"/>
-      </w:pPr>
-      <w:bookmarkStart w:id="17" w:name="_Toc225960486"/>
-      <w:r>
-        <w:t>3.6. Diagramy sekwencji</w:t>
-      </w:r>
-      <w:bookmarkEnd w:id="17"/>
-    </w:p>
-    <w:p>
-      <w:pPr>
-        <w:pStyle w:val="Heading2"/>
-      </w:pPr>
-      <w:bookmarkStart w:id="18" w:name="_Toc225960487"/>
-      <w:r>
-        <w:t>3.7. Model danych systemu</w:t>
-      </w:r>
-      <w:bookmarkEnd w:id="18"/>
-    </w:p>
-    <w:p>
-      <w:pPr>
-        <w:pStyle w:val="Heading1"/>
-      </w:pPr>
-      <w:bookmarkStart w:id="19" w:name="_Toc225960488"/>
-      <w:r>
-        <w:t>4. Projekt systemu</w:t>
-      </w:r>
-      <w:bookmarkEnd w:id="19"/>
-    </w:p>
-    <w:p>
-      <w:r>
-        <w:rPr>
-          <w:highlight w:val="yellow"/>
-        </w:rPr>
-        <w:t xml:space="preserve">Do stworzenia serwisu wykorzystano </w:t>
-      </w:r>
-      <w:proofErr w:type="spellStart"/>
-      <w:r>
-        <w:rPr>
-          <w:highlight w:val="yellow"/>
-        </w:rPr>
-        <w:t>framework</w:t>
-      </w:r>
-      <w:proofErr w:type="spellEnd"/>
-      <w:r>
-        <w:rPr>
-          <w:highlight w:val="yellow"/>
-        </w:rPr>
-        <w:t xml:space="preserve"> Next.js</w:t>
-      </w:r>
-      <w:r>
-        <w:rPr>
-          <w:highlight w:val="yellow"/>
-        </w:rPr>
-        <w:t xml:space="preserve"> oraz </w:t>
-      </w:r>
-      <w:proofErr w:type="spellStart"/>
-      <w:r>
-        <w:rPr>
-          <w:highlight w:val="yellow"/>
-        </w:rPr>
-        <w:t>bibiotekę</w:t>
-      </w:r>
-      <w:proofErr w:type="spellEnd"/>
-      <w:r>
-        <w:rPr>
-          <w:highlight w:val="yellow"/>
-        </w:rPr>
-        <w:t xml:space="preserve"> p5.js do </w:t>
-      </w:r>
-      <w:proofErr w:type="spellStart"/>
-      <w:r>
-        <w:rPr>
-          <w:highlight w:val="yellow"/>
-        </w:rPr>
-        <w:t>renderowania</w:t>
-      </w:r>
-      <w:proofErr w:type="spellEnd"/>
-      <w:r>
-        <w:rPr>
-          <w:highlight w:val="yellow"/>
-        </w:rPr>
-        <w:t xml:space="preserve"> grafiki 2D</w:t>
-      </w:r>
-      <w:r>
-        <w:rPr>
-          <w:highlight w:val="yellow"/>
-        </w:rPr>
-        <w:t xml:space="preserve">. </w:t>
-      </w:r>
-      <w:proofErr w:type="spellStart"/>
-      <w:r>
-        <w:rPr>
-          <w:highlight w:val="yellow"/>
-        </w:rPr>
-        <w:t>Backend</w:t>
-      </w:r>
-      <w:proofErr w:type="spellEnd"/>
-      <w:r>
-        <w:rPr>
-          <w:highlight w:val="yellow"/>
-        </w:rPr>
-        <w:t xml:space="preserve"> został utworzony na architekturze Express.js, a baza danych wykorzystuje </w:t>
-      </w:r>
-      <w:proofErr w:type="spellStart"/>
-      <w:r>
-        <w:rPr>
-          <w:highlight w:val="yellow"/>
-        </w:rPr>
-        <w:t>impementację</w:t>
-      </w:r>
-      <w:proofErr w:type="spellEnd"/>
-      <w:r>
-        <w:rPr>
-          <w:highlight w:val="yellow"/>
-        </w:rPr>
-        <w:t xml:space="preserve"> </w:t>
-      </w:r>
-      <w:proofErr w:type="spellStart"/>
-      <w:r>
-        <w:rPr>
-          <w:highlight w:val="yellow"/>
-        </w:rPr>
-        <w:t>MariaDB</w:t>
-      </w:r>
-      <w:proofErr w:type="spellEnd"/>
-      <w:r>
-        <w:rPr>
-          <w:highlight w:val="yellow"/>
-        </w:rPr>
-        <w:t xml:space="preserve">. Ten </w:t>
-      </w:r>
-      <w:proofErr w:type="spellStart"/>
-      <w:r>
-        <w:rPr>
-          <w:highlight w:val="yellow"/>
-        </w:rPr>
-        <w:t>stack</w:t>
-      </w:r>
-      <w:proofErr w:type="spellEnd"/>
-      <w:r>
-        <w:rPr>
-          <w:highlight w:val="yellow"/>
-        </w:rPr>
-        <w:t xml:space="preserve"> technologiczny umożliwia modularne podejście, które jest kompromisem między wydajnością systemu, a przyjaznością dla implementujących projekt programistów.</w:t>
-      </w:r>
-    </w:p>
-    <w:p>
-      <w:pPr>
-        <w:pStyle w:val="Heading2"/>
-      </w:pPr>
-      <w:bookmarkStart w:id="20" w:name="_Toc225960489"/>
+      <w:bookmarkStart w:id="20" w:name="_Toc226833538"/>
       <w:r>
         <w:lastRenderedPageBreak/>
         <w:t>4.1. Architektura systemu</w:t>
@@ -5946,7 +6034,7 @@
       <w:pPr>
         <w:pStyle w:val="Heading2"/>
       </w:pPr>
-      <w:bookmarkStart w:id="21" w:name="_Toc225960490"/>
+      <w:bookmarkStart w:id="21" w:name="_Toc226833539"/>
       <w:r>
         <w:t>4.2. Projekt bazy danych</w:t>
       </w:r>
@@ -5956,7 +6044,7 @@
       <w:pPr>
         <w:pStyle w:val="Heading2"/>
       </w:pPr>
-      <w:bookmarkStart w:id="22" w:name="_Toc225960491"/>
+      <w:bookmarkStart w:id="22" w:name="_Toc226833540"/>
       <w:r>
         <w:t>4.3. Projekt interfejsu użytkownika</w:t>
       </w:r>
@@ -5966,7 +6054,7 @@
       <w:pPr>
         <w:pStyle w:val="Heading2"/>
       </w:pPr>
-      <w:bookmarkStart w:id="23" w:name="_Toc225960492"/>
+      <w:bookmarkStart w:id="23" w:name="_Toc226833541"/>
       <w:r>
         <w:t>4.4. Projekt modułów systemu</w:t>
       </w:r>
@@ -5976,7 +6064,7 @@
       <w:pPr>
         <w:pStyle w:val="Heading3"/>
       </w:pPr>
-      <w:bookmarkStart w:id="24" w:name="_Toc225960493"/>
+      <w:bookmarkStart w:id="24" w:name="_Toc226833542"/>
       <w:r>
         <w:t>4.4.1. Moduł użytkowników</w:t>
       </w:r>
@@ -5986,7 +6074,7 @@
       <w:pPr>
         <w:pStyle w:val="Heading3"/>
       </w:pPr>
-      <w:bookmarkStart w:id="25" w:name="_Toc225960494"/>
+      <w:bookmarkStart w:id="25" w:name="_Toc226833543"/>
       <w:r>
         <w:t xml:space="preserve">4.4.2. Moduł </w:t>
       </w:r>
@@ -6004,7 +6092,7 @@
       <w:pPr>
         <w:pStyle w:val="Heading3"/>
       </w:pPr>
-      <w:bookmarkStart w:id="26" w:name="_Toc225960495"/>
+      <w:bookmarkStart w:id="26" w:name="_Toc226833544"/>
       <w:r>
         <w:t>4.4.3. Moduł edytora gier</w:t>
       </w:r>
@@ -6014,7 +6102,7 @@
       <w:pPr>
         <w:pStyle w:val="Heading3"/>
       </w:pPr>
-      <w:bookmarkStart w:id="27" w:name="_Toc225960496"/>
+      <w:bookmarkStart w:id="27" w:name="_Toc226833545"/>
       <w:r>
         <w:t>4.4.4. Silnik rozgrywki</w:t>
       </w:r>
@@ -6024,7 +6112,7 @@
       <w:pPr>
         <w:pStyle w:val="Heading2"/>
       </w:pPr>
-      <w:bookmarkStart w:id="28" w:name="_Toc225960497"/>
+      <w:bookmarkStart w:id="28" w:name="_Toc226833546"/>
       <w:r>
         <w:t>4.5. Projekt API systemu</w:t>
       </w:r>
@@ -6034,7 +6122,7 @@
       <w:pPr>
         <w:pStyle w:val="Heading1"/>
       </w:pPr>
-      <w:bookmarkStart w:id="29" w:name="_Toc225960498"/>
+      <w:bookmarkStart w:id="29" w:name="_Toc226833547"/>
       <w:r>
         <w:t>5. Implementacja systemu</w:t>
       </w:r>
@@ -6044,7 +6132,7 @@
       <w:pPr>
         <w:pStyle w:val="Heading2"/>
       </w:pPr>
-      <w:bookmarkStart w:id="30" w:name="_Toc225960499"/>
+      <w:bookmarkStart w:id="30" w:name="_Toc226833548"/>
       <w:r>
         <w:t>5.1. Wykorzystane technologie</w:t>
       </w:r>
@@ -6054,7 +6142,7 @@
       <w:pPr>
         <w:pStyle w:val="Heading3"/>
       </w:pPr>
-      <w:bookmarkStart w:id="31" w:name="_Toc225960500"/>
+      <w:bookmarkStart w:id="31" w:name="_Toc226833549"/>
       <w:r>
         <w:t xml:space="preserve">5.1.1. </w:t>
       </w:r>
@@ -6069,7 +6157,7 @@
       <w:pPr>
         <w:pStyle w:val="Heading3"/>
       </w:pPr>
-      <w:bookmarkStart w:id="32" w:name="_Toc225960501"/>
+      <w:bookmarkStart w:id="32" w:name="_Toc226833550"/>
       <w:r>
         <w:t xml:space="preserve">5.1.2. </w:t>
       </w:r>
@@ -6084,7 +6172,7 @@
       <w:pPr>
         <w:pStyle w:val="Heading3"/>
       </w:pPr>
-      <w:bookmarkStart w:id="33" w:name="_Toc225960502"/>
+      <w:bookmarkStart w:id="33" w:name="_Toc226833551"/>
       <w:r>
         <w:t>5.1.3. Baza danych</w:t>
       </w:r>
@@ -6094,7 +6182,7 @@
       <w:pPr>
         <w:pStyle w:val="Heading2"/>
       </w:pPr>
-      <w:bookmarkStart w:id="34" w:name="_Toc225960503"/>
+      <w:bookmarkStart w:id="34" w:name="_Toc226833552"/>
       <w:r>
         <w:t>5.2. Implementacja interfejsu użytkownika</w:t>
       </w:r>
@@ -6104,7 +6192,7 @@
       <w:pPr>
         <w:pStyle w:val="Heading2"/>
       </w:pPr>
-      <w:bookmarkStart w:id="35" w:name="_Toc225960504"/>
+      <w:bookmarkStart w:id="35" w:name="_Toc226833553"/>
       <w:r>
         <w:t>5.3. Implementacja edytora gier</w:t>
       </w:r>
@@ -6114,7 +6202,7 @@
       <w:pPr>
         <w:pStyle w:val="Heading2"/>
       </w:pPr>
-      <w:bookmarkStart w:id="36" w:name="_Toc225960505"/>
+      <w:bookmarkStart w:id="36" w:name="_Toc226833554"/>
       <w:r>
         <w:t>5.4. Implementacja silnika rozgrywki</w:t>
       </w:r>
@@ -6124,7 +6212,7 @@
       <w:pPr>
         <w:pStyle w:val="Heading2"/>
       </w:pPr>
-      <w:bookmarkStart w:id="37" w:name="_Toc225960506"/>
+      <w:bookmarkStart w:id="37" w:name="_Toc226833555"/>
       <w:r>
         <w:t xml:space="preserve">5.5. Implementacja </w:t>
       </w:r>
@@ -6139,7 +6227,7 @@
       <w:pPr>
         <w:pStyle w:val="Heading2"/>
       </w:pPr>
-      <w:bookmarkStart w:id="38" w:name="_Toc225960507"/>
+      <w:bookmarkStart w:id="38" w:name="_Toc226833556"/>
       <w:r>
         <w:t>5.6. Implementacja systemu użytkowników</w:t>
       </w:r>
@@ -6149,7 +6237,7 @@
       <w:pPr>
         <w:pStyle w:val="Heading1"/>
       </w:pPr>
-      <w:bookmarkStart w:id="39" w:name="_Toc225960508"/>
+      <w:bookmarkStart w:id="39" w:name="_Toc226833557"/>
       <w:r>
         <w:t>6. Testowanie systemu</w:t>
       </w:r>
@@ -6159,7 +6247,7 @@
       <w:pPr>
         <w:pStyle w:val="Heading2"/>
       </w:pPr>
-      <w:bookmarkStart w:id="40" w:name="_Toc225960509"/>
+      <w:bookmarkStart w:id="40" w:name="_Toc226833558"/>
       <w:r>
         <w:lastRenderedPageBreak/>
         <w:t>6.1. Strategia testowania</w:t>
@@ -6170,7 +6258,7 @@
       <w:pPr>
         <w:pStyle w:val="Heading2"/>
       </w:pPr>
-      <w:bookmarkStart w:id="41" w:name="_Toc225960510"/>
+      <w:bookmarkStart w:id="41" w:name="_Toc226833559"/>
       <w:r>
         <w:t xml:space="preserve">6.2. Testy </w:t>
       </w:r>
@@ -6185,7 +6273,7 @@
       <w:pPr>
         <w:pStyle w:val="Heading2"/>
       </w:pPr>
-      <w:bookmarkStart w:id="42" w:name="_Toc225960511"/>
+      <w:bookmarkStart w:id="42" w:name="_Toc226833560"/>
       <w:r>
         <w:t xml:space="preserve">6.3. Testy </w:t>
       </w:r>
@@ -6200,7 +6288,7 @@
       <w:pPr>
         <w:pStyle w:val="Heading2"/>
       </w:pPr>
-      <w:bookmarkStart w:id="43" w:name="_Toc225960512"/>
+      <w:bookmarkStart w:id="43" w:name="_Toc226833561"/>
       <w:r>
         <w:t>6.4. Testy funkcjonalne systemu</w:t>
       </w:r>
@@ -6210,7 +6298,7 @@
       <w:pPr>
         <w:pStyle w:val="Heading2"/>
       </w:pPr>
-      <w:bookmarkStart w:id="44" w:name="_Toc225960513"/>
+      <w:bookmarkStart w:id="44" w:name="_Toc226833562"/>
       <w:r>
         <w:t>6.5. Wyniki testów</w:t>
       </w:r>
@@ -6220,7 +6308,7 @@
       <w:pPr>
         <w:pStyle w:val="Heading1"/>
       </w:pPr>
-      <w:bookmarkStart w:id="45" w:name="_Toc225960514"/>
+      <w:bookmarkStart w:id="45" w:name="_Toc226833563"/>
       <w:r>
         <w:t>7. Podsumowanie i kierunki dalszego rozwoju</w:t>
       </w:r>
@@ -6230,7 +6318,7 @@
       <w:pPr>
         <w:pStyle w:val="Heading2"/>
       </w:pPr>
-      <w:bookmarkStart w:id="46" w:name="_Toc225960515"/>
+      <w:bookmarkStart w:id="46" w:name="_Toc226833564"/>
       <w:r>
         <w:t>7.1. Podsumowanie realizacji projektu</w:t>
       </w:r>
@@ -6240,7 +6328,7 @@
       <w:pPr>
         <w:pStyle w:val="Heading2"/>
       </w:pPr>
-      <w:bookmarkStart w:id="47" w:name="_Toc225960516"/>
+      <w:bookmarkStart w:id="47" w:name="_Toc226833565"/>
       <w:r>
         <w:t>7.2. Ograniczenia systemu</w:t>
       </w:r>
@@ -6250,300 +6338,1207 @@
       <w:pPr>
         <w:pStyle w:val="Heading2"/>
       </w:pPr>
-      <w:bookmarkStart w:id="48" w:name="_Toc225960517"/>
+      <w:bookmarkStart w:id="48" w:name="_Toc226833566"/>
       <w:r>
         <w:t>7.3. Możliwości dalszego rozwoju</w:t>
       </w:r>
       <w:bookmarkEnd w:id="48"/>
     </w:p>
-    <w:p/>
-    <w:p/>
-    <w:p/>
-    <w:p/>
-    <w:p/>
-    <w:p/>
-    <w:p/>
-    <w:p/>
-    <w:p/>
-    <w:p/>
-    <w:p/>
+    <w:p>
+      <w:pPr>
+        <w:jc w:val="left"/>
+      </w:pPr>
+      <w:r>
+        <w:br w:type="page"/>
+      </w:r>
+    </w:p>
     <w:p>
       <w:pPr>
         <w:pStyle w:val="Heading1"/>
       </w:pPr>
-      <w:bookmarkStart w:id="49" w:name="_Toc225960518"/>
+      <w:bookmarkStart w:id="49" w:name="_Toc226833567"/>
       <w:r>
         <w:lastRenderedPageBreak/>
         <w:t>8. Bibliografia</w:t>
       </w:r>
       <w:bookmarkEnd w:id="49"/>
     </w:p>
-    <w:sdt>
-      <w:sdtPr>
-        <w:rPr>
-          <w:rFonts w:eastAsiaTheme="minorEastAsia" w:cstheme="minorBidi"/>
-          <w:color w:val="auto"/>
-          <w:sz w:val="22"/>
-          <w:szCs w:val="22"/>
+    <w:p>
+      <w:pPr>
+        <w:pStyle w:val="Bibliography"/>
+        <w:ind w:left="720" w:hanging="720"/>
+        <w:jc w:val="left"/>
+        <w:rPr>
+          <w:noProof/>
           <w:lang w:val="en-GB"/>
         </w:rPr>
-        <w:id w:val="264126315"/>
-        <w:docPartObj>
-          <w:docPartGallery w:val="Bibliographies"/>
-          <w:docPartUnique/>
-        </w:docPartObj>
-      </w:sdtPr>
-      <w:sdtEndPr>
-        <w:rPr>
-          <w:lang w:val="pl-PL"/>
-        </w:rPr>
-      </w:sdtEndPr>
-      <w:sdtContent>
-        <w:p>
-          <w:pPr>
-            <w:pStyle w:val="Heading1"/>
-            <w:rPr>
-              <w:lang w:val="en-GB"/>
-            </w:rPr>
-          </w:pPr>
-        </w:p>
-        <w:sdt>
-          <w:sdtPr>
-            <w:id w:val="111145805"/>
-            <w:bibliography/>
-          </w:sdtPr>
-          <w:sdtContent>
-            <w:p>
-              <w:pPr>
-                <w:pStyle w:val="Bibliography"/>
-                <w:ind w:left="720" w:hanging="720"/>
-                <w:jc w:val="left"/>
-                <w:rPr>
-                  <w:noProof/>
-                  <w:sz w:val="24"/>
-                  <w:szCs w:val="24"/>
-                  <w:lang w:val="en-GB"/>
-                </w:rPr>
-              </w:pPr>
-              <w:r>
-                <w:fldChar w:fldCharType="begin"/>
-              </w:r>
-              <w:r>
-                <w:rPr>
-                  <w:lang w:val="en-GB"/>
-                </w:rPr>
-                <w:instrText>BIBLIOGRAPHY</w:instrText>
-              </w:r>
-              <w:r>
-                <w:fldChar w:fldCharType="separate"/>
-              </w:r>
-              <w:r>
-                <w:rPr>
-                  <w:i/>
-                  <w:iCs/>
-                  <w:noProof/>
-                  <w:lang w:val="en-GB"/>
-                </w:rPr>
-                <w:t>forums.unrealengine.com</w:t>
-              </w:r>
-              <w:r>
-                <w:rPr>
-                  <w:noProof/>
-                  <w:lang w:val="en-GB"/>
-                </w:rPr>
-                <w:t>. 2022. https://forums.unrealengine.com/t/unreal-engine-5-02-size-115-gb/593895.</w:t>
-              </w:r>
-            </w:p>
-            <w:p>
-              <w:pPr>
-                <w:pStyle w:val="Bibliography"/>
-                <w:ind w:left="720" w:hanging="720"/>
-                <w:jc w:val="left"/>
-                <w:rPr>
-                  <w:noProof/>
-                  <w:lang w:val="en-GB"/>
-                </w:rPr>
-              </w:pPr>
-              <w:r>
-                <w:rPr>
-                  <w:i/>
-                  <w:iCs/>
-                  <w:noProof/>
-                  <w:lang w:val="en-GB"/>
-                </w:rPr>
-                <w:t>steamcommunity.com</w:t>
-              </w:r>
-              <w:r>
-                <w:rPr>
-                  <w:noProof/>
-                  <w:lang w:val="en-GB"/>
-                </w:rPr>
-                <w:t>. 2018. https://steamcommunity.com/groups/steamworks/announcements/detail/1697191267930157838.</w:t>
-              </w:r>
-            </w:p>
-            <w:p>
-              <w:pPr>
-                <w:pStyle w:val="Bibliography"/>
-                <w:ind w:left="720" w:hanging="720"/>
-                <w:jc w:val="left"/>
-                <w:rPr>
-                  <w:noProof/>
-                  <w:lang w:val="en-GB"/>
-                </w:rPr>
-              </w:pPr>
-              <w:r>
-                <w:rPr>
-                  <w:i/>
-                  <w:iCs/>
-                  <w:noProof/>
-                  <w:lang w:val="en-GB"/>
-                </w:rPr>
-                <w:t>steamdb.info</w:t>
-              </w:r>
-              <w:r>
-                <w:rPr>
-                  <w:noProof/>
-                  <w:lang w:val="en-GB"/>
-                </w:rPr>
-                <w:t>. 2026. https://steamdb.info/stats/releases/.</w:t>
-              </w:r>
-            </w:p>
-            <w:p>
-              <w:pPr>
-                <w:pStyle w:val="Bibliography"/>
-                <w:ind w:left="720" w:hanging="720"/>
-                <w:jc w:val="left"/>
-                <w:rPr>
-                  <w:noProof/>
-                  <w:lang w:val="en-GB"/>
-                </w:rPr>
-              </w:pPr>
-              <w:r>
-                <w:rPr>
-                  <w:i/>
-                  <w:iCs/>
-                  <w:noProof/>
-                  <w:lang w:val="en-GB"/>
-                </w:rPr>
-                <w:t>store.steampowered.com</w:t>
-              </w:r>
-              <w:r>
-                <w:rPr>
-                  <w:noProof/>
-                  <w:lang w:val="en-GB"/>
-                </w:rPr>
-                <w:t>. 2020. https://store.steampowered.com/app/1091500/Cyberpunk_2077/.</w:t>
-              </w:r>
-            </w:p>
-            <w:p>
-              <w:pPr>
-                <w:pStyle w:val="Bibliography"/>
-                <w:ind w:left="720" w:hanging="720"/>
-                <w:jc w:val="left"/>
-                <w:rPr>
-                  <w:noProof/>
-                  <w:lang w:val="en-GB"/>
-                </w:rPr>
-              </w:pPr>
-              <w:r>
-                <w:rPr>
-                  <w:i/>
-                  <w:iCs/>
-                  <w:noProof/>
-                  <w:lang w:val="en-GB"/>
-                </w:rPr>
-                <w:t>www.adrift.co</w:t>
-              </w:r>
-              <w:r>
-                <w:rPr>
-                  <w:noProof/>
-                  <w:lang w:val="en-GB"/>
-                </w:rPr>
-                <w:t>. 2013. https://www.adrift.co/.</w:t>
-              </w:r>
-            </w:p>
-            <w:p>
-              <w:pPr>
-                <w:pStyle w:val="Bibliography"/>
-                <w:ind w:left="720" w:hanging="720"/>
-                <w:jc w:val="left"/>
-                <w:rPr>
-                  <w:noProof/>
-                  <w:lang w:val="en-GB"/>
-                </w:rPr>
-              </w:pPr>
-              <w:r>
-                <w:rPr>
-                  <w:i/>
-                  <w:iCs/>
-                  <w:noProof/>
-                  <w:lang w:val="en-GB"/>
-                </w:rPr>
-                <w:t>www.ft.com</w:t>
-              </w:r>
-              <w:r>
-                <w:rPr>
-                  <w:noProof/>
-                  <w:lang w:val="en-GB"/>
-                </w:rPr>
-                <w:t>. 2025. https://www.ft.com/content/f4a13716-838a-43da-853b-7c31ac17192c. &lt;https://www.ft.com/content/f4a13716-838a-43da-853b-7c31ac17192c&gt;.</w:t>
-              </w:r>
-            </w:p>
-            <w:p>
-              <w:pPr>
-                <w:pStyle w:val="Bibliography"/>
-                <w:ind w:left="720" w:hanging="720"/>
-                <w:jc w:val="left"/>
-                <w:rPr>
-                  <w:noProof/>
-                  <w:lang w:val="en-GB"/>
-                </w:rPr>
-              </w:pPr>
-              <w:r>
-                <w:rPr>
-                  <w:i/>
-                  <w:iCs/>
-                  <w:noProof/>
-                  <w:lang w:val="en-GB"/>
-                </w:rPr>
-                <w:t>www.videogameseurope.eu</w:t>
-              </w:r>
-              <w:r>
-                <w:rPr>
-                  <w:noProof/>
-                  <w:lang w:val="en-GB"/>
-                </w:rPr>
-                <w:t>. 2023. &lt;https://www.videogameseurope.eu/wp-content/uploads/2024/09/Video-Games-Europe-2023-Key-Facts-Report_FINAL.pdf&gt;.</w:t>
-              </w:r>
-            </w:p>
-            <w:p>
-              <w:pPr>
-                <w:jc w:val="left"/>
-                <w:rPr>
-                  <w:lang w:val="en-GB"/>
-                </w:rPr>
-              </w:pPr>
-              <w:r>
-                <w:rPr>
-                  <w:b/>
-                  <w:bCs/>
-                </w:rPr>
-                <w:fldChar w:fldCharType="end"/>
-              </w:r>
-            </w:p>
-          </w:sdtContent>
-        </w:sdt>
-      </w:sdtContent>
-    </w:sdt>
-    <w:p>
-      <w:pPr>
-        <w:rPr>
+      </w:pPr>
+      <w:r>
+        <w:rPr>
+          <w:noProof/>
           <w:lang w:val="en-GB"/>
         </w:rPr>
-      </w:pPr>
-    </w:p>
+        <w:t>[1]</w:t>
+      </w:r>
+      <w:r>
+        <w:rPr>
+          <w:noProof/>
+          <w:lang w:val="en-GB"/>
+        </w:rPr>
+        <w:t xml:space="preserve"> Raport </w:t>
+      </w:r>
+      <w:r>
+        <w:rPr>
+          <w:i/>
+          <w:iCs/>
+          <w:noProof/>
+          <w:lang w:val="en-GB"/>
+        </w:rPr>
+        <w:t>Video Games Europe 2023</w:t>
+      </w:r>
+      <w:r>
+        <w:rPr>
+          <w:i/>
+          <w:iCs/>
+          <w:noProof/>
+          <w:lang w:val="en-GB"/>
+        </w:rPr>
+        <w:t xml:space="preserve"> Key Facts Report</w:t>
+      </w:r>
+      <w:r>
+        <w:rPr>
+          <w:noProof/>
+          <w:lang w:val="en-GB"/>
+        </w:rPr>
+        <w:t xml:space="preserve">, </w:t>
+      </w:r>
+      <w:hyperlink r:id="rId10" w:history="1">
+        <w:r>
+          <w:rPr>
+            <w:rStyle w:val="Hyperlink"/>
+            <w:i/>
+            <w:iCs/>
+            <w:noProof/>
+            <w:lang w:val="en-GB"/>
+          </w:rPr>
+          <w:t>https://www.videogameseurope.eu/wp-content/upl</w:t>
+        </w:r>
+        <w:r>
+          <w:rPr>
+            <w:rStyle w:val="Hyperlink"/>
+            <w:i/>
+            <w:iCs/>
+            <w:noProof/>
+            <w:lang w:val="en-GB"/>
+          </w:rPr>
+          <w:t>o</w:t>
+        </w:r>
+        <w:r>
+          <w:rPr>
+            <w:rStyle w:val="Hyperlink"/>
+            <w:i/>
+            <w:iCs/>
+            <w:noProof/>
+            <w:lang w:val="en-GB"/>
+          </w:rPr>
+          <w:t>ads/2024/09/Video-Gam</w:t>
+        </w:r>
+        <w:r>
+          <w:rPr>
+            <w:rStyle w:val="Hyperlink"/>
+            <w:i/>
+            <w:iCs/>
+            <w:noProof/>
+            <w:lang w:val="en-GB"/>
+          </w:rPr>
+          <w:t>e</w:t>
+        </w:r>
+        <w:r>
+          <w:rPr>
+            <w:rStyle w:val="Hyperlink"/>
+            <w:i/>
+            <w:iCs/>
+            <w:noProof/>
+            <w:lang w:val="en-GB"/>
+          </w:rPr>
+          <w:t>s-Europe-2023-Key-Facts-Report_FINAL.pdf</w:t>
+        </w:r>
+      </w:hyperlink>
+      <w:r>
+        <w:rPr>
+          <w:noProof/>
+          <w:lang w:val="en-GB"/>
+        </w:rPr>
+        <w:t xml:space="preserve">, </w:t>
+      </w:r>
+      <w:r>
+        <w:rPr>
+          <w:noProof/>
+          <w:lang w:val="en-GB"/>
+        </w:rPr>
+        <w:t>09.</w:t>
+      </w:r>
+      <w:r>
+        <w:rPr>
+          <w:noProof/>
+          <w:lang w:val="en-GB"/>
+        </w:rPr>
+        <w:t>202</w:t>
+      </w:r>
+      <w:r>
+        <w:rPr>
+          <w:noProof/>
+          <w:lang w:val="en-GB"/>
+        </w:rPr>
+        <w:t>4</w:t>
+      </w:r>
+      <w:r>
+        <w:rPr>
+          <w:noProof/>
+          <w:lang w:val="en-GB"/>
+        </w:rPr>
+        <w:t>.</w:t>
+      </w:r>
+    </w:p>
+    <w:p>
+      <w:pPr>
+        <w:pStyle w:val="Bibliography"/>
+        <w:ind w:left="720" w:hanging="720"/>
+        <w:jc w:val="left"/>
+        <w:rPr>
+          <w:noProof/>
+          <w:lang w:val="en-GB"/>
+        </w:rPr>
+      </w:pPr>
+      <w:r>
+        <w:rPr>
+          <w:noProof/>
+          <w:lang w:val="en-GB"/>
+        </w:rPr>
+        <w:t>[2]</w:t>
+      </w:r>
+      <w:r>
+        <w:rPr>
+          <w:i/>
+          <w:iCs/>
+          <w:noProof/>
+          <w:lang w:val="en-GB"/>
+        </w:rPr>
+        <w:t xml:space="preserve"> </w:t>
+      </w:r>
+      <w:r>
+        <w:rPr>
+          <w:noProof/>
+          <w:lang w:val="en-GB"/>
+        </w:rPr>
+        <w:t>P</w:t>
+      </w:r>
+      <w:r>
+        <w:rPr>
+          <w:noProof/>
+          <w:lang w:val="en-GB"/>
+        </w:rPr>
+        <w:t>opularnoś</w:t>
+      </w:r>
+      <w:r>
+        <w:rPr>
+          <w:noProof/>
+          <w:lang w:val="en-GB"/>
+        </w:rPr>
+        <w:t>ć</w:t>
+      </w:r>
+      <w:r>
+        <w:rPr>
+          <w:noProof/>
+          <w:lang w:val="en-GB"/>
+        </w:rPr>
+        <w:t xml:space="preserve"> platformy </w:t>
+      </w:r>
+      <w:r>
+        <w:rPr>
+          <w:i/>
+          <w:iCs/>
+          <w:noProof/>
+          <w:lang w:val="en-GB"/>
+        </w:rPr>
+        <w:t>Steam</w:t>
+      </w:r>
+      <w:r>
+        <w:rPr>
+          <w:noProof/>
+          <w:lang w:val="en-GB"/>
+        </w:rPr>
+        <w:t xml:space="preserve"> (Finantial Times), </w:t>
+      </w:r>
+      <w:hyperlink r:id="rId11" w:history="1">
+        <w:r>
+          <w:rPr>
+            <w:rStyle w:val="Hyperlink"/>
+            <w:i/>
+            <w:iCs/>
+            <w:noProof/>
+            <w:lang w:val="en-GB"/>
+          </w:rPr>
+          <w:t>http</w:t>
+        </w:r>
+        <w:r>
+          <w:rPr>
+            <w:rStyle w:val="Hyperlink"/>
+            <w:i/>
+            <w:iCs/>
+            <w:noProof/>
+            <w:lang w:val="en-GB"/>
+          </w:rPr>
+          <w:t>s</w:t>
+        </w:r>
+        <w:r>
+          <w:rPr>
+            <w:rStyle w:val="Hyperlink"/>
+            <w:i/>
+            <w:iCs/>
+            <w:noProof/>
+            <w:lang w:val="en-GB"/>
+          </w:rPr>
+          <w:t>://www.ft.com/content/f4a1</w:t>
+        </w:r>
+        <w:r>
+          <w:rPr>
+            <w:rStyle w:val="Hyperlink"/>
+            <w:i/>
+            <w:iCs/>
+            <w:noProof/>
+            <w:lang w:val="en-GB"/>
+          </w:rPr>
+          <w:t>3</w:t>
+        </w:r>
+        <w:r>
+          <w:rPr>
+            <w:rStyle w:val="Hyperlink"/>
+            <w:i/>
+            <w:iCs/>
+            <w:noProof/>
+            <w:lang w:val="en-GB"/>
+          </w:rPr>
+          <w:t>716-838a-43da-853b-7c31ac17192c</w:t>
+        </w:r>
+      </w:hyperlink>
+      <w:r>
+        <w:rPr>
+          <w:noProof/>
+          <w:lang w:val="en-GB"/>
+        </w:rPr>
+        <w:t xml:space="preserve">, </w:t>
+      </w:r>
+      <w:r>
+        <w:rPr>
+          <w:noProof/>
+          <w:lang w:val="en-GB"/>
+        </w:rPr>
+        <w:t>07.2025</w:t>
+      </w:r>
+      <w:r>
+        <w:rPr>
+          <w:noProof/>
+          <w:lang w:val="en-GB"/>
+        </w:rPr>
+        <w:t>.</w:t>
+      </w:r>
+    </w:p>
+    <w:p>
+      <w:pPr>
+        <w:pStyle w:val="Bibliography"/>
+        <w:ind w:left="720" w:hanging="720"/>
+        <w:jc w:val="left"/>
+        <w:rPr>
+          <w:noProof/>
+        </w:rPr>
+      </w:pPr>
+      <w:r>
+        <w:rPr>
+          <w:noProof/>
+        </w:rPr>
+        <w:t>[3]</w:t>
+      </w:r>
+      <w:r>
+        <w:rPr>
+          <w:i/>
+          <w:iCs/>
+          <w:noProof/>
+        </w:rPr>
+        <w:t xml:space="preserve"> </w:t>
+      </w:r>
+      <w:r>
+        <w:rPr>
+          <w:noProof/>
+        </w:rPr>
+        <w:t xml:space="preserve">Statystyki publikacji gier na platformie </w:t>
+      </w:r>
+      <w:r>
+        <w:rPr>
+          <w:i/>
+          <w:iCs/>
+          <w:noProof/>
+        </w:rPr>
+        <w:t>Steam</w:t>
+      </w:r>
+      <w:r>
+        <w:rPr>
+          <w:noProof/>
+        </w:rPr>
+        <w:t>,</w:t>
+      </w:r>
+      <w:r>
+        <w:rPr>
+          <w:noProof/>
+        </w:rPr>
+        <w:t xml:space="preserve"> </w:t>
+      </w:r>
+      <w:hyperlink r:id="rId12" w:history="1">
+        <w:r>
+          <w:rPr>
+            <w:rStyle w:val="Hyperlink"/>
+            <w:i/>
+            <w:iCs/>
+            <w:noProof/>
+          </w:rPr>
+          <w:t>https://steamdb</w:t>
+        </w:r>
+        <w:r>
+          <w:rPr>
+            <w:rStyle w:val="Hyperlink"/>
+            <w:i/>
+            <w:iCs/>
+            <w:noProof/>
+          </w:rPr>
+          <w:t>.</w:t>
+        </w:r>
+        <w:r>
+          <w:rPr>
+            <w:rStyle w:val="Hyperlink"/>
+            <w:i/>
+            <w:iCs/>
+            <w:noProof/>
+          </w:rPr>
+          <w:t>info/stats</w:t>
+        </w:r>
+        <w:r>
+          <w:rPr>
+            <w:rStyle w:val="Hyperlink"/>
+            <w:i/>
+            <w:iCs/>
+            <w:noProof/>
+          </w:rPr>
+          <w:t>/</w:t>
+        </w:r>
+        <w:r>
+          <w:rPr>
+            <w:rStyle w:val="Hyperlink"/>
+            <w:i/>
+            <w:iCs/>
+            <w:noProof/>
+          </w:rPr>
+          <w:t>releases/</w:t>
+        </w:r>
+      </w:hyperlink>
+      <w:r>
+        <w:rPr>
+          <w:noProof/>
+        </w:rPr>
+        <w:t>, 04.2026</w:t>
+      </w:r>
+      <w:r>
+        <w:rPr>
+          <w:noProof/>
+        </w:rPr>
+        <w:t>.</w:t>
+      </w:r>
+    </w:p>
+    <w:p>
+      <w:r>
+        <w:rPr>
+          <w:noProof/>
+        </w:rPr>
+        <w:t>[4]</w:t>
+      </w:r>
+      <w:r>
+        <w:rPr>
+          <w:noProof/>
+        </w:rPr>
+        <w:t xml:space="preserve"> Program TADS,</w:t>
+      </w:r>
+      <w:r>
+        <w:rPr>
+          <w:i/>
+          <w:iCs/>
+          <w:noProof/>
+        </w:rPr>
+        <w:t xml:space="preserve"> </w:t>
+      </w:r>
+      <w:hyperlink r:id="rId13" w:history="1">
+        <w:r>
+          <w:rPr>
+            <w:rStyle w:val="Hyperlink"/>
+            <w:i/>
+            <w:iCs/>
+            <w:noProof/>
+          </w:rPr>
+          <w:t>https://www.tads.org/</w:t>
+        </w:r>
+      </w:hyperlink>
+      <w:r>
+        <w:rPr>
+          <w:i/>
+          <w:iCs/>
+          <w:noProof/>
+        </w:rPr>
+        <w:t xml:space="preserve">, </w:t>
+      </w:r>
+      <w:r>
+        <w:rPr>
+          <w:noProof/>
+        </w:rPr>
+        <w:t>04.2026.</w:t>
+      </w:r>
+    </w:p>
+    <w:p>
+      <w:pPr>
+        <w:pStyle w:val="Bibliography"/>
+        <w:ind w:left="720" w:hanging="720"/>
+        <w:jc w:val="left"/>
+        <w:rPr>
+          <w:noProof/>
+          <w:lang w:val="en-GB"/>
+        </w:rPr>
+      </w:pPr>
+      <w:r>
+        <w:rPr>
+          <w:noProof/>
+          <w:lang w:val="en-GB"/>
+        </w:rPr>
+        <w:t xml:space="preserve">[5] </w:t>
+      </w:r>
+      <w:r>
+        <w:rPr>
+          <w:noProof/>
+          <w:lang w:val="en-GB"/>
+        </w:rPr>
+        <w:t>Program Adrift,</w:t>
+      </w:r>
+      <w:r>
+        <w:rPr>
+          <w:noProof/>
+          <w:lang w:val="en-GB"/>
+        </w:rPr>
+        <w:t xml:space="preserve"> </w:t>
+      </w:r>
+      <w:hyperlink r:id="rId14" w:history="1">
+        <w:r>
+          <w:rPr>
+            <w:rStyle w:val="Hyperlink"/>
+            <w:noProof/>
+            <w:lang w:val="en-GB"/>
+          </w:rPr>
+          <w:t>https://www.adrift.co/</w:t>
+        </w:r>
+      </w:hyperlink>
+      <w:r>
+        <w:rPr>
+          <w:noProof/>
+          <w:lang w:val="en-GB"/>
+        </w:rPr>
+        <w:t>, 04.2026.</w:t>
+      </w:r>
+    </w:p>
+    <w:p>
+      <w:r>
+        <w:rPr>
+          <w:noProof/>
+        </w:rPr>
+        <w:t>[6]</w:t>
+      </w:r>
+      <w:r>
+        <w:rPr>
+          <w:i/>
+          <w:iCs/>
+          <w:noProof/>
+        </w:rPr>
+        <w:t xml:space="preserve"> </w:t>
+      </w:r>
+      <w:r>
+        <w:rPr>
+          <w:noProof/>
+        </w:rPr>
+        <w:t xml:space="preserve">Silnik </w:t>
+      </w:r>
+      <w:r>
+        <w:rPr>
+          <w:i/>
+          <w:iCs/>
+          <w:noProof/>
+        </w:rPr>
+        <w:t>Unity</w:t>
+      </w:r>
+      <w:r>
+        <w:rPr>
+          <w:noProof/>
+        </w:rPr>
+        <w:t>,</w:t>
+      </w:r>
+      <w:r>
+        <w:rPr>
+          <w:noProof/>
+        </w:rPr>
+        <w:t xml:space="preserve"> </w:t>
+      </w:r>
+      <w:hyperlink r:id="rId15" w:history="1">
+        <w:r>
+          <w:rPr>
+            <w:rStyle w:val="Hyperlink"/>
+            <w:i/>
+            <w:iCs/>
+            <w:noProof/>
+          </w:rPr>
+          <w:t>https://unity.com/</w:t>
+        </w:r>
+      </w:hyperlink>
+      <w:r>
+        <w:rPr>
+          <w:i/>
+          <w:iCs/>
+          <w:noProof/>
+        </w:rPr>
+        <w:t xml:space="preserve">, </w:t>
+      </w:r>
+      <w:r>
+        <w:rPr>
+          <w:noProof/>
+        </w:rPr>
+        <w:t>04.2026.</w:t>
+      </w:r>
+    </w:p>
+    <w:p>
+      <w:pPr>
+        <w:rPr>
+          <w:lang w:val="en-GB"/>
+        </w:rPr>
+      </w:pPr>
+      <w:r>
+        <w:rPr>
+          <w:noProof/>
+          <w:lang w:val="en-GB"/>
+        </w:rPr>
+        <w:t>[7]</w:t>
+      </w:r>
+      <w:r>
+        <w:rPr>
+          <w:i/>
+          <w:iCs/>
+          <w:noProof/>
+          <w:lang w:val="en-GB"/>
+        </w:rPr>
+        <w:t xml:space="preserve"> </w:t>
+      </w:r>
+      <w:r>
+        <w:rPr>
+          <w:noProof/>
+          <w:lang w:val="en-GB"/>
+        </w:rPr>
+        <w:t>Silnik</w:t>
+      </w:r>
+      <w:r>
+        <w:rPr>
+          <w:i/>
+          <w:iCs/>
+          <w:noProof/>
+          <w:lang w:val="en-GB"/>
+        </w:rPr>
+        <w:t xml:space="preserve"> Unreal Engine, </w:t>
+      </w:r>
+      <w:hyperlink r:id="rId16" w:history="1">
+        <w:r>
+          <w:rPr>
+            <w:rStyle w:val="Hyperlink"/>
+            <w:i/>
+            <w:iCs/>
+            <w:noProof/>
+            <w:lang w:val="en-GB"/>
+          </w:rPr>
+          <w:t>https://www.unrealengine.com/</w:t>
+        </w:r>
+      </w:hyperlink>
+      <w:r>
+        <w:rPr>
+          <w:i/>
+          <w:iCs/>
+          <w:noProof/>
+          <w:lang w:val="en-GB"/>
+        </w:rPr>
+        <w:t xml:space="preserve">, </w:t>
+      </w:r>
+      <w:r>
+        <w:rPr>
+          <w:noProof/>
+          <w:lang w:val="en-GB"/>
+        </w:rPr>
+        <w:t>04.2026.</w:t>
+      </w:r>
+    </w:p>
+    <w:p>
+      <w:pPr>
+        <w:pStyle w:val="Bibliography"/>
+        <w:ind w:left="720" w:hanging="720"/>
+        <w:jc w:val="left"/>
+        <w:rPr>
+          <w:noProof/>
+          <w:sz w:val="24"/>
+          <w:szCs w:val="24"/>
+          <w:lang w:val="en-GB"/>
+        </w:rPr>
+      </w:pPr>
+      <w:r>
+        <w:rPr>
+          <w:noProof/>
+          <w:lang w:val="en-GB"/>
+        </w:rPr>
+        <w:t xml:space="preserve">[8] </w:t>
+      </w:r>
+      <w:r>
+        <w:rPr>
+          <w:noProof/>
+          <w:lang w:val="en-GB"/>
+        </w:rPr>
+        <w:t xml:space="preserve">Waga silnika </w:t>
+      </w:r>
+      <w:r>
+        <w:rPr>
+          <w:i/>
+          <w:iCs/>
+          <w:noProof/>
+          <w:lang w:val="en-GB"/>
+        </w:rPr>
+        <w:t>Unreal Engine</w:t>
+      </w:r>
+      <w:r>
+        <w:rPr>
+          <w:noProof/>
+          <w:lang w:val="en-GB"/>
+        </w:rPr>
+        <w:t>,</w:t>
+      </w:r>
+      <w:r>
+        <w:rPr>
+          <w:noProof/>
+          <w:lang w:val="en-GB"/>
+        </w:rPr>
+        <w:t xml:space="preserve"> </w:t>
+      </w:r>
+      <w:hyperlink r:id="rId17" w:history="1">
+        <w:r>
+          <w:rPr>
+            <w:rStyle w:val="Hyperlink"/>
+            <w:i/>
+            <w:iCs/>
+            <w:noProof/>
+            <w:lang w:val="en-GB"/>
+          </w:rPr>
+          <w:t>https</w:t>
+        </w:r>
+        <w:r>
+          <w:rPr>
+            <w:rStyle w:val="Hyperlink"/>
+            <w:i/>
+            <w:iCs/>
+            <w:noProof/>
+            <w:lang w:val="en-GB"/>
+          </w:rPr>
+          <w:t>:</w:t>
+        </w:r>
+        <w:r>
+          <w:rPr>
+            <w:rStyle w:val="Hyperlink"/>
+            <w:i/>
+            <w:iCs/>
+            <w:noProof/>
+            <w:lang w:val="en-GB"/>
+          </w:rPr>
+          <w:t>//forums.unrealengine.com/t/unreal-engine-5-02-size-115-gb/593895</w:t>
+        </w:r>
+      </w:hyperlink>
+      <w:r>
+        <w:rPr>
+          <w:i/>
+          <w:iCs/>
+          <w:noProof/>
+          <w:lang w:val="en-GB"/>
+        </w:rPr>
+        <w:t>,</w:t>
+      </w:r>
+      <w:r>
+        <w:rPr>
+          <w:noProof/>
+          <w:lang w:val="en-GB"/>
+        </w:rPr>
+        <w:t xml:space="preserve"> 06.2022.</w:t>
+      </w:r>
+    </w:p>
+    <w:p>
+      <w:pPr>
+        <w:rPr>
+          <w:lang w:val="en-GB"/>
+        </w:rPr>
+      </w:pPr>
+      <w:r>
+        <w:rPr>
+          <w:noProof/>
+          <w:lang w:val="en-GB"/>
+        </w:rPr>
+        <w:t>[9]</w:t>
+      </w:r>
+      <w:r>
+        <w:rPr>
+          <w:i/>
+          <w:iCs/>
+          <w:noProof/>
+          <w:lang w:val="en-GB"/>
+        </w:rPr>
+        <w:t xml:space="preserve"> </w:t>
+      </w:r>
+      <w:r>
+        <w:rPr>
+          <w:noProof/>
+          <w:lang w:val="en-GB"/>
+        </w:rPr>
+        <w:t xml:space="preserve">Program </w:t>
+      </w:r>
+      <w:r>
+        <w:rPr>
+          <w:i/>
+          <w:iCs/>
+          <w:noProof/>
+          <w:lang w:val="en-GB"/>
+        </w:rPr>
+        <w:t>RPG Maker</w:t>
+      </w:r>
+      <w:r>
+        <w:rPr>
+          <w:noProof/>
+          <w:lang w:val="en-GB"/>
+        </w:rPr>
+        <w:t>,</w:t>
+      </w:r>
+      <w:r>
+        <w:rPr>
+          <w:noProof/>
+          <w:lang w:val="en-GB"/>
+        </w:rPr>
+        <w:t xml:space="preserve"> </w:t>
+      </w:r>
+      <w:hyperlink r:id="rId18" w:history="1">
+        <w:r>
+          <w:rPr>
+            <w:rStyle w:val="Hyperlink"/>
+            <w:i/>
+            <w:iCs/>
+            <w:noProof/>
+            <w:lang w:val="en-GB"/>
+          </w:rPr>
+          <w:t>https://www.rpgmakerweb.com/</w:t>
+        </w:r>
+      </w:hyperlink>
+      <w:r>
+        <w:rPr>
+          <w:i/>
+          <w:iCs/>
+          <w:noProof/>
+          <w:lang w:val="en-GB"/>
+        </w:rPr>
+        <w:t xml:space="preserve">, </w:t>
+      </w:r>
+      <w:r>
+        <w:rPr>
+          <w:noProof/>
+          <w:lang w:val="en-GB"/>
+        </w:rPr>
+        <w:t>04.2026.</w:t>
+      </w:r>
+    </w:p>
+    <w:p>
+      <w:r>
+        <w:rPr>
+          <w:noProof/>
+        </w:rPr>
+        <w:t xml:space="preserve">[10]  </w:t>
+      </w:r>
+      <w:r>
+        <w:rPr>
+          <w:noProof/>
+        </w:rPr>
+        <w:t xml:space="preserve">Program </w:t>
+      </w:r>
+      <w:r>
+        <w:rPr>
+          <w:i/>
+          <w:iCs/>
+          <w:noProof/>
+        </w:rPr>
+        <w:t>Inform 7</w:t>
+      </w:r>
+      <w:r>
+        <w:rPr>
+          <w:noProof/>
+        </w:rPr>
+        <w:t xml:space="preserve">, </w:t>
+      </w:r>
+      <w:hyperlink r:id="rId19" w:history="1">
+        <w:r>
+          <w:rPr>
+            <w:rStyle w:val="Hyperlink"/>
+            <w:i/>
+            <w:iCs/>
+            <w:noProof/>
+          </w:rPr>
+          <w:t>https://ganelson.github.io/inform-website/downloads/</w:t>
+        </w:r>
+      </w:hyperlink>
+      <w:r>
+        <w:rPr>
+          <w:noProof/>
+        </w:rPr>
+        <w:t>, 04.2026.</w:t>
+      </w:r>
+    </w:p>
+    <w:p>
+      <w:pPr>
+        <w:rPr>
+          <w:noProof/>
+        </w:rPr>
+      </w:pPr>
+      <w:r>
+        <w:rPr>
+          <w:noProof/>
+        </w:rPr>
+        <w:t xml:space="preserve">[11] </w:t>
+      </w:r>
+      <w:r>
+        <w:rPr>
+          <w:noProof/>
+        </w:rPr>
+        <w:t xml:space="preserve">Program </w:t>
+      </w:r>
+      <w:r>
+        <w:rPr>
+          <w:i/>
+          <w:iCs/>
+          <w:noProof/>
+        </w:rPr>
+        <w:t>Twine</w:t>
+      </w:r>
+      <w:r>
+        <w:rPr>
+          <w:noProof/>
+        </w:rPr>
+        <w:t xml:space="preserve">, </w:t>
+      </w:r>
+      <w:hyperlink r:id="rId20" w:history="1">
+        <w:r>
+          <w:rPr>
+            <w:rStyle w:val="Hyperlink"/>
+            <w:i/>
+            <w:iCs/>
+            <w:noProof/>
+          </w:rPr>
+          <w:t>https://twinery.org/</w:t>
+        </w:r>
+      </w:hyperlink>
+      <w:r>
+        <w:rPr>
+          <w:noProof/>
+        </w:rPr>
+        <w:t>, 04.2026.</w:t>
+      </w:r>
+    </w:p>
+    <w:p>
+      <w:pPr>
+        <w:pStyle w:val="Bibliography"/>
+        <w:ind w:left="720" w:hanging="720"/>
+        <w:jc w:val="left"/>
+        <w:rPr>
+          <w:noProof/>
+        </w:rPr>
+      </w:pPr>
+      <w:r>
+        <w:rPr>
+          <w:noProof/>
+        </w:rPr>
+        <w:t>[12]</w:t>
+      </w:r>
+      <w:r>
+        <w:rPr>
+          <w:i/>
+          <w:iCs/>
+          <w:noProof/>
+        </w:rPr>
+        <w:t xml:space="preserve"> </w:t>
+      </w:r>
+      <w:r>
+        <w:rPr>
+          <w:noProof/>
+        </w:rPr>
+        <w:t>Gra</w:t>
+      </w:r>
+      <w:r>
+        <w:rPr>
+          <w:noProof/>
+        </w:rPr>
+        <w:t xml:space="preserve"> </w:t>
+      </w:r>
+      <w:r>
+        <w:rPr>
+          <w:i/>
+          <w:iCs/>
+          <w:noProof/>
+        </w:rPr>
+        <w:t>Cyberpunk 2077</w:t>
+      </w:r>
+      <w:r>
+        <w:rPr>
+          <w:noProof/>
+        </w:rPr>
+        <w:t>,</w:t>
+      </w:r>
+      <w:r>
+        <w:rPr>
+          <w:noProof/>
+        </w:rPr>
+        <w:t xml:space="preserve"> </w:t>
+      </w:r>
+      <w:hyperlink r:id="rId21" w:history="1">
+        <w:r>
+          <w:rPr>
+            <w:rStyle w:val="Hyperlink"/>
+            <w:i/>
+            <w:iCs/>
+            <w:noProof/>
+          </w:rPr>
+          <w:t>https://store.steampowered.com</w:t>
+        </w:r>
+        <w:r>
+          <w:rPr>
+            <w:rStyle w:val="Hyperlink"/>
+            <w:i/>
+            <w:iCs/>
+            <w:noProof/>
+          </w:rPr>
+          <w:t>/</w:t>
+        </w:r>
+        <w:r>
+          <w:rPr>
+            <w:rStyle w:val="Hyperlink"/>
+            <w:i/>
+            <w:iCs/>
+            <w:noProof/>
+          </w:rPr>
+          <w:t>app/1091500/Cyberpunk_2077/</w:t>
+        </w:r>
+      </w:hyperlink>
+      <w:r>
+        <w:rPr>
+          <w:noProof/>
+        </w:rPr>
+        <w:t xml:space="preserve">, </w:t>
+      </w:r>
+      <w:r>
+        <w:rPr>
+          <w:noProof/>
+        </w:rPr>
+        <w:t>12</w:t>
+      </w:r>
+      <w:r>
+        <w:rPr>
+          <w:noProof/>
+        </w:rPr>
+        <w:t>.202</w:t>
+      </w:r>
+      <w:r>
+        <w:rPr>
+          <w:noProof/>
+        </w:rPr>
+        <w:t>0</w:t>
+      </w:r>
+      <w:r>
+        <w:rPr>
+          <w:noProof/>
+        </w:rPr>
+        <w:t>.</w:t>
+      </w:r>
+    </w:p>
+    <w:p>
+      <w:pPr>
+        <w:rPr>
+          <w:noProof/>
+        </w:rPr>
+      </w:pPr>
+      <w:r>
+        <w:rPr>
+          <w:noProof/>
+        </w:rPr>
+        <w:t xml:space="preserve">[13] </w:t>
+      </w:r>
+      <w:r>
+        <w:rPr>
+          <w:noProof/>
+        </w:rPr>
+        <w:t xml:space="preserve">Platforma </w:t>
+      </w:r>
+      <w:r>
+        <w:rPr>
+          <w:i/>
+          <w:iCs/>
+          <w:noProof/>
+        </w:rPr>
+        <w:t>itch.io</w:t>
+      </w:r>
+      <w:r>
+        <w:rPr>
+          <w:noProof/>
+        </w:rPr>
+        <w:t xml:space="preserve">, </w:t>
+      </w:r>
+      <w:hyperlink r:id="rId22" w:history="1">
+        <w:r>
+          <w:rPr>
+            <w:rStyle w:val="Hyperlink"/>
+            <w:i/>
+            <w:iCs/>
+            <w:noProof/>
+          </w:rPr>
+          <w:t>https://itch.io/</w:t>
+        </w:r>
+      </w:hyperlink>
+      <w:r>
+        <w:rPr>
+          <w:i/>
+          <w:iCs/>
+          <w:noProof/>
+        </w:rPr>
+        <w:t xml:space="preserve">, </w:t>
+      </w:r>
+      <w:r>
+        <w:rPr>
+          <w:noProof/>
+        </w:rPr>
+        <w:t>04.2026.</w:t>
+      </w:r>
+    </w:p>
+    <w:p>
+      <w:pPr>
+        <w:pStyle w:val="Bibliography"/>
+        <w:ind w:left="720" w:hanging="720"/>
+        <w:jc w:val="left"/>
+        <w:rPr>
+          <w:noProof/>
+        </w:rPr>
+      </w:pPr>
+      <w:r>
+        <w:rPr>
+          <w:noProof/>
+        </w:rPr>
+        <w:t>[14]</w:t>
+      </w:r>
+      <w:r>
+        <w:rPr>
+          <w:i/>
+          <w:iCs/>
+          <w:noProof/>
+        </w:rPr>
+        <w:t xml:space="preserve"> </w:t>
+      </w:r>
+      <w:r>
+        <w:rPr>
+          <w:noProof/>
+        </w:rPr>
+        <w:t xml:space="preserve">Cennik publikacji gry na platformie </w:t>
+      </w:r>
+      <w:r>
+        <w:rPr>
+          <w:i/>
+          <w:iCs/>
+          <w:noProof/>
+        </w:rPr>
+        <w:t>Steam</w:t>
+      </w:r>
+      <w:r>
+        <w:rPr>
+          <w:noProof/>
+        </w:rPr>
+        <w:t xml:space="preserve">, </w:t>
+      </w:r>
+      <w:hyperlink r:id="rId23" w:history="1">
+        <w:r>
+          <w:rPr>
+            <w:rStyle w:val="Hyperlink"/>
+            <w:i/>
+            <w:iCs/>
+            <w:noProof/>
+          </w:rPr>
+          <w:t>https://steamcomm</w:t>
+        </w:r>
+        <w:r>
+          <w:rPr>
+            <w:rStyle w:val="Hyperlink"/>
+            <w:i/>
+            <w:iCs/>
+            <w:noProof/>
+          </w:rPr>
+          <w:t>u</w:t>
+        </w:r>
+        <w:r>
+          <w:rPr>
+            <w:rStyle w:val="Hyperlink"/>
+            <w:i/>
+            <w:iCs/>
+            <w:noProof/>
+          </w:rPr>
+          <w:t>nity.com/grou</w:t>
+        </w:r>
+        <w:r>
+          <w:rPr>
+            <w:rStyle w:val="Hyperlink"/>
+            <w:i/>
+            <w:iCs/>
+            <w:noProof/>
+          </w:rPr>
+          <w:t>p</w:t>
+        </w:r>
+        <w:r>
+          <w:rPr>
+            <w:rStyle w:val="Hyperlink"/>
+            <w:i/>
+            <w:iCs/>
+            <w:noProof/>
+          </w:rPr>
+          <w:t>s/steamworks/announcements/detail/16971912679301578</w:t>
+        </w:r>
+        <w:r>
+          <w:rPr>
+            <w:rStyle w:val="Hyperlink"/>
+            <w:i/>
+            <w:iCs/>
+            <w:noProof/>
+          </w:rPr>
+          <w:t>38</w:t>
+        </w:r>
+      </w:hyperlink>
+      <w:r>
+        <w:rPr>
+          <w:noProof/>
+        </w:rPr>
+        <w:t>, 12.2018.</w:t>
+      </w:r>
+    </w:p>
+    <w:p/>
     <w:sectPr>
-      <w:footerReference w:type="default" r:id="rId10"/>
+      <w:footerReference w:type="default" r:id="rId24"/>
       <w:pgSz w:w="11906" w:h="16838"/>
       <w:pgMar w:top="1440" w:right="1440" w:bottom="1440" w:left="1440" w:header="708" w:footer="708" w:gutter="0"/>
       <w:cols w:space="708"/>
@@ -8427,7 +9422,6 @@
   <w:style w:type="character" w:default="1" w:styleId="DefaultParagraphFont">
     <w:name w:val="Default Paragraph Font"/>
     <w:uiPriority w:val="1"/>
-    <w:semiHidden/>
     <w:unhideWhenUsed/>
   </w:style>
   <w:style w:type="table" w:default="1" w:styleId="TableNormal">
@@ -8638,7 +9632,7 @@
     <w:link w:val="TitleChar"/>
     <w:uiPriority w:val="10"/>
     <w:qFormat/>
-    <w:rsid w:val="005C0710"/>
+    <w:rsid w:val="008E411E"/>
     <w:pPr>
       <w:spacing w:before="480" w:after="480" w:line="204" w:lineRule="auto"/>
       <w:contextualSpacing/>
@@ -8646,9 +9640,9 @@
     <w:rPr>
       <w:rFonts w:eastAsiaTheme="majorEastAsia" w:cstheme="majorBidi"/>
       <w:caps/>
-      <w:color w:val="44546A" w:themeColor="text2"/>
+      <w:color w:val="000000" w:themeColor="text1"/>
       <w:spacing w:val="-15"/>
-      <w:sz w:val="72"/>
+      <w:sz w:val="48"/>
       <w:szCs w:val="72"/>
     </w:rPr>
   </w:style>
@@ -8657,13 +9651,13 @@
     <w:basedOn w:val="DefaultParagraphFont"/>
     <w:link w:val="Title"/>
     <w:uiPriority w:val="10"/>
-    <w:rsid w:val="005C0710"/>
+    <w:rsid w:val="008E411E"/>
     <w:rPr>
       <w:rFonts w:ascii="Book Antiqua" w:eastAsiaTheme="majorEastAsia" w:hAnsi="Book Antiqua" w:cstheme="majorBidi"/>
       <w:caps/>
-      <w:color w:val="44546A" w:themeColor="text2"/>
+      <w:color w:val="000000" w:themeColor="text1"/>
       <w:spacing w:val="-15"/>
-      <w:sz w:val="72"/>
+      <w:sz w:val="48"/>
       <w:szCs w:val="72"/>
     </w:rPr>
   </w:style>
@@ -9020,6 +10014,30 @@
     <w:uiPriority w:val="37"/>
     <w:unhideWhenUsed/>
     <w:rsid w:val="00BA3176"/>
+  </w:style>
+  <w:style w:type="character" w:styleId="UnresolvedMention">
+    <w:name w:val="Unresolved Mention"/>
+    <w:basedOn w:val="DefaultParagraphFont"/>
+    <w:uiPriority w:val="99"/>
+    <w:semiHidden/>
+    <w:unhideWhenUsed/>
+    <w:rsid w:val="0064734E"/>
+    <w:rPr>
+      <w:color w:val="605E5C"/>
+      <w:shd w:val="clear" w:color="auto" w:fill="E1DFDD"/>
+    </w:rPr>
+  </w:style>
+  <w:style w:type="character" w:styleId="FollowedHyperlink">
+    <w:name w:val="FollowedHyperlink"/>
+    <w:basedOn w:val="DefaultParagraphFont"/>
+    <w:uiPriority w:val="99"/>
+    <w:semiHidden/>
+    <w:unhideWhenUsed/>
+    <w:rsid w:val="0064734E"/>
+    <w:rPr>
+      <w:color w:val="954F72" w:themeColor="followedHyperlink"/>
+      <w:u w:val="single"/>
+    </w:rPr>
   </w:style>
 </w:styles>
 </file>

--- a/Praca Licencjacka/Praca Licencjacka.docx
+++ b/Praca Licencjacka/Praca Licencjacka.docx
@@ -1,6 +1,6 @@
 
 <file path=word/document.xml><?xml version="1.0" encoding="utf-8"?>
-<w:document xmlns:wpc="http://schemas.microsoft.com/office/word/2010/wordprocessingCanvas" xmlns:cx="http://schemas.microsoft.com/office/drawing/2014/chartex" xmlns:cx1="http://schemas.microsoft.com/office/drawing/2015/9/8/chartex" xmlns:cx2="http://schemas.microsoft.com/office/drawing/2015/10/21/chartex" xmlns:cx3="http://schemas.microsoft.com/office/drawing/2016/5/9/chartex" xmlns:cx4="http://schemas.microsoft.com/office/drawing/2016/5/10/chartex" xmlns:cx5="http://schemas.microsoft.com/office/drawing/2016/5/11/chartex" xmlns:cx6="http://schemas.microsoft.com/office/drawing/2016/5/12/chartex" xmlns:cx7="http://schemas.microsoft.com/office/drawing/2016/5/13/chartex" xmlns:cx8="http://schemas.microsoft.com/office/drawing/2016/5/14/chartex" xmlns:mc="http://schemas.openxmlformats.org/markup-compatibility/2006" xmlns:aink="http://schemas.microsoft.com/office/drawing/2016/ink" xmlns:am3d="http://schemas.microsoft.com/office/drawing/2017/model3d" xmlns:o="urn:schemas-microsoft-com:office:office" xmlns:oel="http://schemas.microsoft.com/office/2019/extlst" xmlns:r="http://schemas.openxmlformats.org/officeDocument/2006/relationships" xmlns:m="http://schemas.openxmlformats.org/officeDocument/2006/math" xmlns:v="urn:schemas-microsoft-com:vml" xmlns:wp14="http://schemas.microsoft.com/office/word/2010/wordprocessingDrawing" xmlns:wp="http://schemas.openxmlformats.org/drawingml/2006/wordprocessingDrawing" xmlns:w10="urn:schemas-microsoft-com:office:word" xmlns:w="http://schemas.openxmlformats.org/wordprocessingml/2006/main" xmlns:w14="http://schemas.microsoft.com/office/word/2010/wordml" xmlns:w15="http://schemas.microsoft.com/office/word/2012/wordml" xmlns:w16cex="http://schemas.microsoft.com/office/word/2018/wordml/cex" xmlns:w16cid="http://schemas.microsoft.com/office/word/2016/wordml/cid" xmlns:w16="http://schemas.microsoft.com/office/word/2018/wordml" xmlns:w16du="http://schemas.microsoft.com/office/word/2023/wordml/word16du" xmlns:w16sdtdh="http://schemas.microsoft.com/office/word/2020/wordml/sdtdatahash" xmlns:w16sdtfl="http://schemas.microsoft.com/office/word/2024/wordml/sdtformatlock" xmlns:w16se="http://schemas.microsoft.com/office/word/2015/wordml/symex" xmlns:wpg="http://schemas.microsoft.com/office/word/2010/wordprocessingGroup" xmlns:wpi="http://schemas.microsoft.com/office/word/2010/wordprocessingInk" xmlns:wne="http://schemas.microsoft.com/office/word/2006/wordml" xmlns:wps="http://schemas.microsoft.com/office/word/2010/wordprocessingShape" mc:Ignorable="w14 w15 w16se w16cid w16 w16cex w16sdtdh w16sdtfl w16du wp14">
+<w:document xmlns:wpc="http://schemas.microsoft.com/office/word/2010/wordprocessingCanvas" xmlns:cx="http://schemas.microsoft.com/office/drawing/2014/chartex" xmlns:cx1="http://schemas.microsoft.com/office/drawing/2015/9/8/chartex" xmlns:cx2="http://schemas.microsoft.com/office/drawing/2015/10/21/chartex" xmlns:cx3="http://schemas.microsoft.com/office/drawing/2016/5/9/chartex" xmlns:cx4="http://schemas.microsoft.com/office/drawing/2016/5/10/chartex" xmlns:cx5="http://schemas.microsoft.com/office/drawing/2016/5/11/chartex" xmlns:cx6="http://schemas.microsoft.com/office/drawing/2016/5/12/chartex" xmlns:cx7="http://schemas.microsoft.com/office/drawing/2016/5/13/chartex" xmlns:cx8="http://schemas.microsoft.com/office/drawing/2016/5/14/chartex" xmlns:mc="http://schemas.openxmlformats.org/markup-compatibility/2006" xmlns:aink="http://schemas.microsoft.com/office/drawing/2016/ink" xmlns:am3d="http://schemas.microsoft.com/office/drawing/2017/model3d" xmlns:o="urn:schemas-microsoft-com:office:office" xmlns:oel="http://schemas.microsoft.com/office/2019/extlst" xmlns:r="http://schemas.openxmlformats.org/officeDocument/2006/relationships" xmlns:m="http://schemas.openxmlformats.org/officeDocument/2006/math" xmlns:v="urn:schemas-microsoft-com:vml" xmlns:wp14="http://schemas.microsoft.com/office/word/2010/wordprocessingDrawing" xmlns:wp="http://schemas.openxmlformats.org/drawingml/2006/wordprocessingDrawing" xmlns:w10="urn:schemas-microsoft-com:office:word" xmlns:w="http://schemas.openxmlformats.org/wordprocessingml/2006/main" xmlns:w14="http://schemas.microsoft.com/office/word/2010/wordml" xmlns:w15="http://schemas.microsoft.com/office/word/2012/wordml" xmlns:w16cex="http://schemas.microsoft.com/office/word/2018/wordml/cex" xmlns:w16cid="http://schemas.microsoft.com/office/word/2016/wordml/cid" xmlns:w16="http://schemas.microsoft.com/office/word/2018/wordml" xmlns:w16du="http://schemas.microsoft.com/office/word/2023/wordml/word16du" xmlns:w16sdtdh="http://schemas.microsoft.com/office/word/2020/wordml/sdtdatahash" xmlns:w16sdtfl="http://schemas.microsoft.com/office/word/2024/wordml/sdtformatlock" xmlns:w16se="http://schemas.microsoft.com/office/word/2015/wordml/symex" xmlns:wpg="http://schemas.microsoft.com/office/word/2010/wordprocessingGroup" xmlns:wpi="http://schemas.microsoft.com/office/word/2010/wordprocessingInk" xmlns:wne="http://schemas.microsoft.com/office/word/2006/wordml" xmlns:wps="http://schemas.microsoft.com/office/word/2010/wordprocessingShape" xmlns:a="http://schemas.openxmlformats.org/drawingml/2006/main" xmlns:pic="http://schemas.openxmlformats.org/drawingml/2006/picture" xmlns:a14="http://schemas.microsoft.com/office/drawing/2010/main" mc:Ignorable="w14 w15 w16se w16cid w16 w16cex w16sdtdh w16sdtfl w16du wp14">
   <w:body>
     <w:p>
       <w:pPr>
@@ -23,7 +23,7 @@
     <w:p>
       <w:pPr>
         <w:rPr>
-          <w:rFonts w:asciiTheme="majorHAnsi" w:eastAsiaTheme="majorEastAsia" w:hAnsiTheme="majorHAnsi" w:cstheme="majorBidi"/>
+          <w:rFonts w:asciiTheme="majorHAnsi" w:hAnsiTheme="majorHAnsi" w:eastAsiaTheme="majorEastAsia" w:cstheme="majorBidi"/>
           <w:spacing w:val="-10"/>
           <w:kern w:val="28"/>
           <w:sz w:val="56"/>
@@ -298,7 +298,7 @@
     <w:p>
       <w:pPr>
         <w:rPr>
-          <w:rFonts w:asciiTheme="majorHAnsi" w:eastAsiaTheme="majorEastAsia" w:hAnsiTheme="majorHAnsi" w:cstheme="majorBidi"/>
+          <w:rFonts w:asciiTheme="majorHAnsi" w:hAnsiTheme="majorHAnsi" w:eastAsiaTheme="majorEastAsia" w:cstheme="majorBidi"/>
           <w:spacing w:val="-10"/>
           <w:kern w:val="28"/>
           <w:sz w:val="56"/>
@@ -331,24 +331,27 @@
     </w:p>
     <w:sdt>
       <w:sdtPr>
-        <w:rPr>
-          <w:rFonts w:asciiTheme="minorHAnsi" w:eastAsiaTheme="minorEastAsia" w:hAnsiTheme="minorHAnsi" w:cstheme="minorBidi"/>
-          <w:color w:val="auto"/>
-          <w:sz w:val="22"/>
-          <w:szCs w:val="22"/>
-          <w:lang w:val="en-GB"/>
-        </w:rPr>
         <w:id w:val="572547699"/>
         <w:docPartObj>
           <w:docPartGallery w:val="Table of Contents"/>
           <w:docPartUnique/>
         </w:docPartObj>
+        <w:rPr>
+          <w:rFonts w:ascii="Calibri" w:hAnsi="Calibri" w:eastAsia="" w:cs="Arial" w:asciiTheme="minorAscii" w:hAnsiTheme="minorAscii" w:eastAsiaTheme="minorEastAsia" w:cstheme="minorBidi"/>
+          <w:color w:val="auto"/>
+          <w:sz w:val="22"/>
+          <w:szCs w:val="22"/>
+          <w:lang w:val="en-GB"/>
+        </w:rPr>
       </w:sdtPr>
       <w:sdtEndPr>
         <w:rPr>
-          <w:rFonts w:ascii="Book Antiqua" w:hAnsi="Book Antiqua"/>
-          <w:b/>
-          <w:bCs/>
+          <w:rFonts w:ascii="Book Antiqua" w:hAnsi="Book Antiqua" w:eastAsia="" w:cs="Arial" w:asciiTheme="minorAscii" w:hAnsiTheme="minorAscii" w:eastAsiaTheme="minorEastAsia" w:cstheme="minorBidi"/>
+          <w:b w:val="1"/>
+          <w:bCs w:val="1"/>
+          <w:color w:val="auto"/>
+          <w:sz w:val="22"/>
+          <w:szCs w:val="22"/>
           <w:lang w:val="pl-PL"/>
         </w:rPr>
       </w:sdtEndPr>
@@ -386,7 +389,7 @@
           <w:r>
             <w:fldChar w:fldCharType="separate"/>
           </w:r>
-          <w:hyperlink w:anchor="_Toc226833518" w:history="1">
+          <w:hyperlink w:history="1" w:anchor="_Toc226833518">
             <w:r>
               <w:rPr>
                 <w:rStyle w:val="Hyperlink"/>
@@ -460,7 +463,7 @@
               <w14:ligatures w14:val="standardContextual"/>
             </w:rPr>
           </w:pPr>
-          <w:hyperlink w:anchor="_Toc226833519" w:history="1">
+          <w:hyperlink w:history="1" w:anchor="_Toc226833519">
             <w:r>
               <w:rPr>
                 <w:rStyle w:val="Hyperlink"/>
@@ -534,7 +537,7 @@
               <w14:ligatures w14:val="standardContextual"/>
             </w:rPr>
           </w:pPr>
-          <w:hyperlink w:anchor="_Toc226833520" w:history="1">
+          <w:hyperlink w:history="1" w:anchor="_Toc226833520">
             <w:r>
               <w:rPr>
                 <w:rStyle w:val="Hyperlink"/>
@@ -608,7 +611,7 @@
               <w14:ligatures w14:val="standardContextual"/>
             </w:rPr>
           </w:pPr>
-          <w:hyperlink w:anchor="_Toc226833521" w:history="1">
+          <w:hyperlink w:history="1" w:anchor="_Toc226833521">
             <w:r>
               <w:rPr>
                 <w:rStyle w:val="Hyperlink"/>
@@ -682,7 +685,7 @@
               <w14:ligatures w14:val="standardContextual"/>
             </w:rPr>
           </w:pPr>
-          <w:hyperlink w:anchor="_Toc226833522" w:history="1">
+          <w:hyperlink w:history="1" w:anchor="_Toc226833522">
             <w:r>
               <w:rPr>
                 <w:rStyle w:val="Hyperlink"/>
@@ -756,7 +759,7 @@
               <w14:ligatures w14:val="standardContextual"/>
             </w:rPr>
           </w:pPr>
-          <w:hyperlink w:anchor="_Toc226833523" w:history="1">
+          <w:hyperlink w:history="1" w:anchor="_Toc226833523">
             <w:r>
               <w:rPr>
                 <w:rStyle w:val="Hyperlink"/>
@@ -830,7 +833,7 @@
               <w14:ligatures w14:val="standardContextual"/>
             </w:rPr>
           </w:pPr>
-          <w:hyperlink w:anchor="_Toc226833524" w:history="1">
+          <w:hyperlink w:history="1" w:anchor="_Toc226833524">
             <w:r>
               <w:rPr>
                 <w:rStyle w:val="Hyperlink"/>
@@ -904,7 +907,7 @@
               <w14:ligatures w14:val="standardContextual"/>
             </w:rPr>
           </w:pPr>
-          <w:hyperlink w:anchor="_Toc226833525" w:history="1">
+          <w:hyperlink w:history="1" w:anchor="_Toc226833525">
             <w:r>
               <w:rPr>
                 <w:rStyle w:val="Hyperlink"/>
@@ -978,7 +981,7 @@
               <w14:ligatures w14:val="standardContextual"/>
             </w:rPr>
           </w:pPr>
-          <w:hyperlink w:anchor="_Toc226833526" w:history="1">
+          <w:hyperlink w:history="1" w:anchor="_Toc226833526">
             <w:r>
               <w:rPr>
                 <w:rStyle w:val="Hyperlink"/>
@@ -1052,7 +1055,7 @@
               <w14:ligatures w14:val="standardContextual"/>
             </w:rPr>
           </w:pPr>
-          <w:hyperlink w:anchor="_Toc226833527" w:history="1">
+          <w:hyperlink w:history="1" w:anchor="_Toc226833527">
             <w:r>
               <w:rPr>
                 <w:rStyle w:val="Hyperlink"/>
@@ -1126,7 +1129,7 @@
               <w14:ligatures w14:val="standardContextual"/>
             </w:rPr>
           </w:pPr>
-          <w:hyperlink w:anchor="_Toc226833528" w:history="1">
+          <w:hyperlink w:history="1" w:anchor="_Toc226833528">
             <w:r>
               <w:rPr>
                 <w:rStyle w:val="Hyperlink"/>
@@ -1200,7 +1203,7 @@
               <w14:ligatures w14:val="standardContextual"/>
             </w:rPr>
           </w:pPr>
-          <w:hyperlink w:anchor="_Toc226833529" w:history="1">
+          <w:hyperlink w:history="1" w:anchor="_Toc226833529">
             <w:r>
               <w:rPr>
                 <w:rStyle w:val="Hyperlink"/>
@@ -1274,7 +1277,7 @@
               <w14:ligatures w14:val="standardContextual"/>
             </w:rPr>
           </w:pPr>
-          <w:hyperlink w:anchor="_Toc226833530" w:history="1">
+          <w:hyperlink w:history="1" w:anchor="_Toc226833530">
             <w:r>
               <w:rPr>
                 <w:rStyle w:val="Hyperlink"/>
@@ -1348,7 +1351,7 @@
               <w14:ligatures w14:val="standardContextual"/>
             </w:rPr>
           </w:pPr>
-          <w:hyperlink w:anchor="_Toc226833531" w:history="1">
+          <w:hyperlink w:history="1" w:anchor="_Toc226833531">
             <w:r>
               <w:rPr>
                 <w:rStyle w:val="Hyperlink"/>
@@ -1422,7 +1425,7 @@
               <w14:ligatures w14:val="standardContextual"/>
             </w:rPr>
           </w:pPr>
-          <w:hyperlink w:anchor="_Toc226833532" w:history="1">
+          <w:hyperlink w:history="1" w:anchor="_Toc226833532">
             <w:r>
               <w:rPr>
                 <w:rStyle w:val="Hyperlink"/>
@@ -1496,7 +1499,7 @@
               <w14:ligatures w14:val="standardContextual"/>
             </w:rPr>
           </w:pPr>
-          <w:hyperlink w:anchor="_Toc226833533" w:history="1">
+          <w:hyperlink w:history="1" w:anchor="_Toc226833533">
             <w:r>
               <w:rPr>
                 <w:rStyle w:val="Hyperlink"/>
@@ -1570,7 +1573,7 @@
               <w14:ligatures w14:val="standardContextual"/>
             </w:rPr>
           </w:pPr>
-          <w:hyperlink w:anchor="_Toc226833534" w:history="1">
+          <w:hyperlink w:history="1" w:anchor="_Toc226833534">
             <w:r>
               <w:rPr>
                 <w:rStyle w:val="Hyperlink"/>
@@ -1644,7 +1647,7 @@
               <w14:ligatures w14:val="standardContextual"/>
             </w:rPr>
           </w:pPr>
-          <w:hyperlink w:anchor="_Toc226833535" w:history="1">
+          <w:hyperlink w:history="1" w:anchor="_Toc226833535">
             <w:r>
               <w:rPr>
                 <w:rStyle w:val="Hyperlink"/>
@@ -1718,7 +1721,7 @@
               <w14:ligatures w14:val="standardContextual"/>
             </w:rPr>
           </w:pPr>
-          <w:hyperlink w:anchor="_Toc226833536" w:history="1">
+          <w:hyperlink w:history="1" w:anchor="_Toc226833536">
             <w:r>
               <w:rPr>
                 <w:rStyle w:val="Hyperlink"/>
@@ -1792,7 +1795,7 @@
               <w14:ligatures w14:val="standardContextual"/>
             </w:rPr>
           </w:pPr>
-          <w:hyperlink w:anchor="_Toc226833537" w:history="1">
+          <w:hyperlink w:history="1" w:anchor="_Toc226833537">
             <w:r>
               <w:rPr>
                 <w:rStyle w:val="Hyperlink"/>
@@ -1866,7 +1869,7 @@
               <w14:ligatures w14:val="standardContextual"/>
             </w:rPr>
           </w:pPr>
-          <w:hyperlink w:anchor="_Toc226833538" w:history="1">
+          <w:hyperlink w:history="1" w:anchor="_Toc226833538">
             <w:r>
               <w:rPr>
                 <w:rStyle w:val="Hyperlink"/>
@@ -1940,7 +1943,7 @@
               <w14:ligatures w14:val="standardContextual"/>
             </w:rPr>
           </w:pPr>
-          <w:hyperlink w:anchor="_Toc226833539" w:history="1">
+          <w:hyperlink w:history="1" w:anchor="_Toc226833539">
             <w:r>
               <w:rPr>
                 <w:rStyle w:val="Hyperlink"/>
@@ -2014,7 +2017,7 @@
               <w14:ligatures w14:val="standardContextual"/>
             </w:rPr>
           </w:pPr>
-          <w:hyperlink w:anchor="_Toc226833540" w:history="1">
+          <w:hyperlink w:history="1" w:anchor="_Toc226833540">
             <w:r>
               <w:rPr>
                 <w:rStyle w:val="Hyperlink"/>
@@ -2088,7 +2091,7 @@
               <w14:ligatures w14:val="standardContextual"/>
             </w:rPr>
           </w:pPr>
-          <w:hyperlink w:anchor="_Toc226833541" w:history="1">
+          <w:hyperlink w:history="1" w:anchor="_Toc226833541">
             <w:r>
               <w:rPr>
                 <w:rStyle w:val="Hyperlink"/>
@@ -2162,7 +2165,7 @@
               <w14:ligatures w14:val="standardContextual"/>
             </w:rPr>
           </w:pPr>
-          <w:hyperlink w:anchor="_Toc226833542" w:history="1">
+          <w:hyperlink w:history="1" w:anchor="_Toc226833542">
             <w:r>
               <w:rPr>
                 <w:rStyle w:val="Hyperlink"/>
@@ -2236,7 +2239,7 @@
               <w14:ligatures w14:val="standardContextual"/>
             </w:rPr>
           </w:pPr>
-          <w:hyperlink w:anchor="_Toc226833543" w:history="1">
+          <w:hyperlink w:history="1" w:anchor="_Toc226833543">
             <w:r>
               <w:rPr>
                 <w:rStyle w:val="Hyperlink"/>
@@ -2310,7 +2313,7 @@
               <w14:ligatures w14:val="standardContextual"/>
             </w:rPr>
           </w:pPr>
-          <w:hyperlink w:anchor="_Toc226833544" w:history="1">
+          <w:hyperlink w:history="1" w:anchor="_Toc226833544">
             <w:r>
               <w:rPr>
                 <w:rStyle w:val="Hyperlink"/>
@@ -2384,7 +2387,7 @@
               <w14:ligatures w14:val="standardContextual"/>
             </w:rPr>
           </w:pPr>
-          <w:hyperlink w:anchor="_Toc226833545" w:history="1">
+          <w:hyperlink w:history="1" w:anchor="_Toc226833545">
             <w:r>
               <w:rPr>
                 <w:rStyle w:val="Hyperlink"/>
@@ -2458,7 +2461,7 @@
               <w14:ligatures w14:val="standardContextual"/>
             </w:rPr>
           </w:pPr>
-          <w:hyperlink w:anchor="_Toc226833546" w:history="1">
+          <w:hyperlink w:history="1" w:anchor="_Toc226833546">
             <w:r>
               <w:rPr>
                 <w:rStyle w:val="Hyperlink"/>
@@ -2532,7 +2535,7 @@
               <w14:ligatures w14:val="standardContextual"/>
             </w:rPr>
           </w:pPr>
-          <w:hyperlink w:anchor="_Toc226833547" w:history="1">
+          <w:hyperlink w:history="1" w:anchor="_Toc226833547">
             <w:r>
               <w:rPr>
                 <w:rStyle w:val="Hyperlink"/>
@@ -2606,7 +2609,7 @@
               <w14:ligatures w14:val="standardContextual"/>
             </w:rPr>
           </w:pPr>
-          <w:hyperlink w:anchor="_Toc226833548" w:history="1">
+          <w:hyperlink w:history="1" w:anchor="_Toc226833548">
             <w:r>
               <w:rPr>
                 <w:rStyle w:val="Hyperlink"/>
@@ -2680,7 +2683,7 @@
               <w14:ligatures w14:val="standardContextual"/>
             </w:rPr>
           </w:pPr>
-          <w:hyperlink w:anchor="_Toc226833549" w:history="1">
+          <w:hyperlink w:history="1" w:anchor="_Toc226833549">
             <w:r>
               <w:rPr>
                 <w:rStyle w:val="Hyperlink"/>
@@ -2754,7 +2757,7 @@
               <w14:ligatures w14:val="standardContextual"/>
             </w:rPr>
           </w:pPr>
-          <w:hyperlink w:anchor="_Toc226833550" w:history="1">
+          <w:hyperlink w:history="1" w:anchor="_Toc226833550">
             <w:r>
               <w:rPr>
                 <w:rStyle w:val="Hyperlink"/>
@@ -2828,7 +2831,7 @@
               <w14:ligatures w14:val="standardContextual"/>
             </w:rPr>
           </w:pPr>
-          <w:hyperlink w:anchor="_Toc226833551" w:history="1">
+          <w:hyperlink w:history="1" w:anchor="_Toc226833551">
             <w:r>
               <w:rPr>
                 <w:rStyle w:val="Hyperlink"/>
@@ -2902,7 +2905,7 @@
               <w14:ligatures w14:val="standardContextual"/>
             </w:rPr>
           </w:pPr>
-          <w:hyperlink w:anchor="_Toc226833552" w:history="1">
+          <w:hyperlink w:history="1" w:anchor="_Toc226833552">
             <w:r>
               <w:rPr>
                 <w:rStyle w:val="Hyperlink"/>
@@ -2976,7 +2979,7 @@
               <w14:ligatures w14:val="standardContextual"/>
             </w:rPr>
           </w:pPr>
-          <w:hyperlink w:anchor="_Toc226833553" w:history="1">
+          <w:hyperlink w:history="1" w:anchor="_Toc226833553">
             <w:r>
               <w:rPr>
                 <w:rStyle w:val="Hyperlink"/>
@@ -3050,7 +3053,7 @@
               <w14:ligatures w14:val="standardContextual"/>
             </w:rPr>
           </w:pPr>
-          <w:hyperlink w:anchor="_Toc226833554" w:history="1">
+          <w:hyperlink w:history="1" w:anchor="_Toc226833554">
             <w:r>
               <w:rPr>
                 <w:rStyle w:val="Hyperlink"/>
@@ -3124,7 +3127,7 @@
               <w14:ligatures w14:val="standardContextual"/>
             </w:rPr>
           </w:pPr>
-          <w:hyperlink w:anchor="_Toc226833555" w:history="1">
+          <w:hyperlink w:history="1" w:anchor="_Toc226833555">
             <w:r>
               <w:rPr>
                 <w:rStyle w:val="Hyperlink"/>
@@ -3198,7 +3201,7 @@
               <w14:ligatures w14:val="standardContextual"/>
             </w:rPr>
           </w:pPr>
-          <w:hyperlink w:anchor="_Toc226833556" w:history="1">
+          <w:hyperlink w:history="1" w:anchor="_Toc226833556">
             <w:r>
               <w:rPr>
                 <w:rStyle w:val="Hyperlink"/>
@@ -3272,7 +3275,7 @@
               <w14:ligatures w14:val="standardContextual"/>
             </w:rPr>
           </w:pPr>
-          <w:hyperlink w:anchor="_Toc226833557" w:history="1">
+          <w:hyperlink w:history="1" w:anchor="_Toc226833557">
             <w:r>
               <w:rPr>
                 <w:rStyle w:val="Hyperlink"/>
@@ -3346,7 +3349,7 @@
               <w14:ligatures w14:val="standardContextual"/>
             </w:rPr>
           </w:pPr>
-          <w:hyperlink w:anchor="_Toc226833558" w:history="1">
+          <w:hyperlink w:history="1" w:anchor="_Toc226833558">
             <w:r>
               <w:rPr>
                 <w:rStyle w:val="Hyperlink"/>
@@ -3420,7 +3423,7 @@
               <w14:ligatures w14:val="standardContextual"/>
             </w:rPr>
           </w:pPr>
-          <w:hyperlink w:anchor="_Toc226833559" w:history="1">
+          <w:hyperlink w:history="1" w:anchor="_Toc226833559">
             <w:r>
               <w:rPr>
                 <w:rStyle w:val="Hyperlink"/>
@@ -3494,7 +3497,7 @@
               <w14:ligatures w14:val="standardContextual"/>
             </w:rPr>
           </w:pPr>
-          <w:hyperlink w:anchor="_Toc226833560" w:history="1">
+          <w:hyperlink w:history="1" w:anchor="_Toc226833560">
             <w:r>
               <w:rPr>
                 <w:rStyle w:val="Hyperlink"/>
@@ -3568,7 +3571,7 @@
               <w14:ligatures w14:val="standardContextual"/>
             </w:rPr>
           </w:pPr>
-          <w:hyperlink w:anchor="_Toc226833561" w:history="1">
+          <w:hyperlink w:history="1" w:anchor="_Toc226833561">
             <w:r>
               <w:rPr>
                 <w:rStyle w:val="Hyperlink"/>
@@ -3642,7 +3645,7 @@
               <w14:ligatures w14:val="standardContextual"/>
             </w:rPr>
           </w:pPr>
-          <w:hyperlink w:anchor="_Toc226833562" w:history="1">
+          <w:hyperlink w:history="1" w:anchor="_Toc226833562">
             <w:r>
               <w:rPr>
                 <w:rStyle w:val="Hyperlink"/>
@@ -3716,7 +3719,7 @@
               <w14:ligatures w14:val="standardContextual"/>
             </w:rPr>
           </w:pPr>
-          <w:hyperlink w:anchor="_Toc226833563" w:history="1">
+          <w:hyperlink w:history="1" w:anchor="_Toc226833563">
             <w:r>
               <w:rPr>
                 <w:rStyle w:val="Hyperlink"/>
@@ -3790,7 +3793,7 @@
               <w14:ligatures w14:val="standardContextual"/>
             </w:rPr>
           </w:pPr>
-          <w:hyperlink w:anchor="_Toc226833564" w:history="1">
+          <w:hyperlink w:history="1" w:anchor="_Toc226833564">
             <w:r>
               <w:rPr>
                 <w:rStyle w:val="Hyperlink"/>
@@ -3864,7 +3867,7 @@
               <w14:ligatures w14:val="standardContextual"/>
             </w:rPr>
           </w:pPr>
-          <w:hyperlink w:anchor="_Toc226833565" w:history="1">
+          <w:hyperlink w:history="1" w:anchor="_Toc226833565">
             <w:r>
               <w:rPr>
                 <w:rStyle w:val="Hyperlink"/>
@@ -3938,7 +3941,7 @@
               <w14:ligatures w14:val="standardContextual"/>
             </w:rPr>
           </w:pPr>
-          <w:hyperlink w:anchor="_Toc226833566" w:history="1">
+          <w:hyperlink w:history="1" w:anchor="_Toc226833566">
             <w:r>
               <w:rPr>
                 <w:rStyle w:val="Hyperlink"/>
@@ -4012,7 +4015,7 @@
               <w14:ligatures w14:val="standardContextual"/>
             </w:rPr>
           </w:pPr>
-          <w:hyperlink w:anchor="_Toc226833567" w:history="1">
+          <w:hyperlink w:history="1" w:anchor="_Toc226833567">
             <w:r>
               <w:rPr>
                 <w:rStyle w:val="Hyperlink"/>
@@ -4086,7 +4089,7 @@
       <w:pPr>
         <w:sectPr>
           <w:footerReference w:type="default" r:id="rId8"/>
-          <w:pgSz w:w="11906" w:h="16838"/>
+          <w:pgSz w:w="11906" w:h="16838" w:orient="portrait"/>
           <w:pgMar w:top="1440" w:right="1440" w:bottom="1440" w:left="1440" w:header="708" w:footer="708" w:gutter="0"/>
           <w:cols w:space="708"/>
           <w:docGrid w:linePitch="360"/>
@@ -4097,7 +4100,7 @@
       <w:pPr>
         <w:pStyle w:val="Heading1"/>
       </w:pPr>
-      <w:bookmarkStart w:id="0" w:name="_Toc226833518"/>
+      <w:bookmarkStart w:name="_Toc226833518" w:id="0"/>
       <w:r>
         <w:lastRenderedPageBreak/>
         <w:t>1. Wprowadzenie</w:t>
@@ -4324,7 +4327,7 @@
       <w:pPr>
         <w:pStyle w:val="Heading2"/>
       </w:pPr>
-      <w:bookmarkStart w:id="1" w:name="_Toc226833519"/>
+      <w:bookmarkStart w:name="_Toc226833519" w:id="1"/>
       <w:r>
         <w:t>1.1. Cel i zakres pracy</w:t>
       </w:r>
@@ -4519,7 +4522,7 @@
       <w:pPr>
         <w:pStyle w:val="Heading2"/>
       </w:pPr>
-      <w:bookmarkStart w:id="2" w:name="_Toc226833520"/>
+      <w:bookmarkStart w:name="_Toc226833520" w:id="2"/>
       <w:r>
         <w:t>1.2. Motywacja powstania systemu</w:t>
       </w:r>
@@ -4805,7 +4808,7 @@
       <w:pPr>
         <w:pStyle w:val="Heading2"/>
       </w:pPr>
-      <w:bookmarkStart w:id="3" w:name="_Toc226833521"/>
+      <w:bookmarkStart w:name="_Toc226833521" w:id="3"/>
       <w:r>
         <w:t xml:space="preserve">1.3. Charakterystyka gier typu </w:t>
       </w:r>
@@ -4882,17 +4885,364 @@
       <w:pPr>
         <w:pStyle w:val="Heading2"/>
       </w:pPr>
-      <w:bookmarkStart w:id="4" w:name="_Toc226833522"/>
-      <w:r>
+      <w:bookmarkStart w:name="_Toc226833522" w:id="4"/>
+      <w:r>
+        <w:rPr/>
         <w:t>1.4. Struktura pracy</w:t>
       </w:r>
       <w:bookmarkEnd w:id="4"/>
     </w:p>
     <w:p>
       <w:pPr>
+        <w:pStyle w:val="Normal"/>
+        <w:suppressLineNumbers w:val="0"/>
+        <w:bidi w:val="0"/>
+        <w:spacing w:before="0" w:beforeAutospacing="off" w:after="160" w:afterAutospacing="off" w:line="259" w:lineRule="auto"/>
+        <w:ind w:left="0" w:right="0"/>
+        <w:jc w:val="both"/>
+        <w:rPr>
+          <w:noProof w:val="0"/>
+          <w:lang w:val="pl-PL"/>
+        </w:rPr>
+      </w:pPr>
+      <w:r>
+        <w:rPr>
+          <w:noProof w:val="0"/>
+          <w:lang w:val="pl-PL"/>
+        </w:rPr>
+        <w:t>Praca składa się z siedmiu rozdziałów merytorycznych.</w:t>
+      </w:r>
+    </w:p>
+    <w:p>
+      <w:pPr>
+        <w:pStyle w:val="Normal"/>
+        <w:suppressLineNumbers w:val="0"/>
+        <w:bidi w:val="0"/>
+        <w:spacing w:before="0" w:beforeAutospacing="off" w:after="160" w:afterAutospacing="off" w:line="259" w:lineRule="auto"/>
+        <w:ind w:left="0" w:right="0"/>
+        <w:jc w:val="both"/>
+        <w:rPr>
+          <w:noProof w:val="0"/>
+          <w:lang w:val="pl-PL"/>
+        </w:rPr>
+      </w:pPr>
+      <w:r>
+        <w:rPr>
+          <w:noProof w:val="0"/>
+          <w:lang w:val="pl-PL"/>
+        </w:rPr>
+        <w:t>Rozdział pierwszy stanowi wprowadzenie, w którym opisano cel i zakres pracy, motywację</w:t>
+      </w:r>
+      <w:r>
+        <w:rPr>
+          <w:noProof w:val="0"/>
+          <w:lang w:val="pl-PL"/>
+        </w:rPr>
+        <w:t xml:space="preserve"> </w:t>
+      </w:r>
+      <w:r>
+        <w:rPr>
+          <w:noProof w:val="0"/>
+          <w:lang w:val="pl-PL"/>
+        </w:rPr>
+        <w:t xml:space="preserve">powstania systemu Digital </w:t>
+      </w:r>
+      <w:r>
+        <w:rPr>
+          <w:noProof w:val="0"/>
+          <w:lang w:val="pl-PL"/>
+        </w:rPr>
+        <w:t>Dungeons</w:t>
+      </w:r>
+      <w:r>
+        <w:rPr>
+          <w:noProof w:val="0"/>
+          <w:lang w:val="pl-PL"/>
+        </w:rPr>
+        <w:t xml:space="preserve"> oraz charakterystykę gier typu </w:t>
+      </w:r>
+      <w:r>
+        <w:rPr>
+          <w:noProof w:val="0"/>
+          <w:lang w:val="pl-PL"/>
+        </w:rPr>
+        <w:t>text-based</w:t>
+      </w:r>
+      <w:r>
+        <w:rPr>
+          <w:noProof w:val="0"/>
+          <w:lang w:val="pl-PL"/>
+        </w:rPr>
+        <w:t xml:space="preserve"> RPG.</w:t>
+      </w:r>
+    </w:p>
+    <w:p>
+      <w:pPr>
+        <w:pStyle w:val="Normal"/>
+        <w:suppressLineNumbers w:val="0"/>
+        <w:bidi w:val="0"/>
+        <w:spacing w:before="0" w:beforeAutospacing="off" w:after="160" w:afterAutospacing="off" w:line="259" w:lineRule="auto"/>
+        <w:ind w:left="0" w:right="0"/>
+        <w:jc w:val="both"/>
+        <w:rPr>
+          <w:noProof w:val="0"/>
+          <w:lang w:val="pl-PL"/>
+        </w:rPr>
+      </w:pPr>
+      <w:r>
+        <w:rPr>
+          <w:noProof w:val="0"/>
+          <w:lang w:val="pl-PL"/>
+        </w:rPr>
+        <w:t>Rozdział drugi zawiera analizę problemu i istniejących rozwiązań. Omówiono w nim narzędzia</w:t>
+      </w:r>
+      <w:r>
+        <w:rPr>
+          <w:noProof w:val="0"/>
+          <w:lang w:val="pl-PL"/>
+        </w:rPr>
+        <w:t xml:space="preserve"> </w:t>
+      </w:r>
+      <w:r>
+        <w:rPr>
+          <w:noProof w:val="0"/>
+          <w:lang w:val="pl-PL"/>
+        </w:rPr>
+        <w:t>do tworzenia gier RPG, platformy dystrybucji gier tworzonych przez użytkowników, a także</w:t>
+      </w:r>
+      <w:r>
+        <w:rPr>
+          <w:noProof w:val="0"/>
+          <w:lang w:val="pl-PL"/>
+        </w:rPr>
+        <w:t xml:space="preserve"> </w:t>
+      </w:r>
+      <w:r>
+        <w:rPr>
+          <w:noProof w:val="0"/>
+          <w:lang w:val="pl-PL"/>
+        </w:rPr>
+        <w:t>wyciągnięto wnioski stanowiące podstawę dla założeń projektowych.</w:t>
+      </w:r>
+    </w:p>
+    <w:p>
+      <w:pPr>
+        <w:pStyle w:val="Normal"/>
+        <w:rPr>
+          <w:noProof w:val="0"/>
+          <w:lang w:val="pl-PL"/>
+        </w:rPr>
+      </w:pPr>
+      <w:r>
+        <w:rPr>
+          <w:noProof w:val="0"/>
+          <w:lang w:val="pl-PL"/>
+        </w:rPr>
+        <w:t>Rozdział trzeci poświęcony jest analizie systemu. Zdefiniowano wymagania funkcjonalne</w:t>
+      </w:r>
+      <w:r>
+        <w:rPr>
+          <w:noProof w:val="0"/>
+          <w:lang w:val="pl-PL"/>
+        </w:rPr>
+        <w:t xml:space="preserve"> </w:t>
+      </w:r>
+      <w:r>
+        <w:rPr>
+          <w:noProof w:val="0"/>
+          <w:lang w:val="pl-PL"/>
+        </w:rPr>
+        <w:t>i niefunkcjonalne, opisano aktorów systemu, opracowano diagram przypadków użycia wraz</w:t>
+      </w:r>
+      <w:r>
+        <w:rPr>
+          <w:noProof w:val="0"/>
+          <w:lang w:val="pl-PL"/>
+        </w:rPr>
+        <w:t xml:space="preserve"> </w:t>
+      </w:r>
+      <w:r>
+        <w:rPr>
+          <w:noProof w:val="0"/>
+          <w:lang w:val="pl-PL"/>
+        </w:rPr>
+        <w:t>z ich scenariuszami, diagramy sekwencji dla kluczowych operacji oraz model danych systemu.</w:t>
+      </w:r>
+    </w:p>
+    <w:p>
+      <w:pPr>
+        <w:pStyle w:val="Normal"/>
+        <w:rPr>
+          <w:noProof w:val="0"/>
+          <w:lang w:val="pl-PL"/>
+        </w:rPr>
+      </w:pPr>
+      <w:r>
+        <w:rPr>
+          <w:noProof w:val="0"/>
+          <w:lang w:val="pl-PL"/>
+        </w:rPr>
+        <w:t>Rozdział czwarty opisuje projekt systemu: architekturę klient-serwer, projekt bazy</w:t>
+      </w:r>
+      <w:r>
+        <w:rPr>
+          <w:noProof w:val="0"/>
+          <w:lang w:val="pl-PL"/>
+        </w:rPr>
+        <w:t xml:space="preserve"> </w:t>
+      </w:r>
+      <w:r>
+        <w:rPr>
+          <w:noProof w:val="0"/>
+          <w:lang w:val="pl-PL"/>
+        </w:rPr>
+        <w:t>danych, interfejsu użytkownika i poszczególnych modułów funkcjonalnych oraz API.</w:t>
+      </w:r>
+    </w:p>
+    <w:p>
+      <w:pPr>
+        <w:pStyle w:val="Normal"/>
+        <w:rPr>
+          <w:noProof w:val="0"/>
+          <w:lang w:val="pl-PL"/>
+        </w:rPr>
+      </w:pPr>
+      <w:r>
+        <w:rPr>
+          <w:noProof w:val="0"/>
+          <w:lang w:val="pl-PL"/>
+        </w:rPr>
+        <w:t>Rozdział piąty omawia implementację systemu: zastosowane technologie oraz realizację</w:t>
+      </w:r>
+      <w:r>
+        <w:rPr>
+          <w:noProof w:val="0"/>
+          <w:lang w:val="pl-PL"/>
+        </w:rPr>
+        <w:t xml:space="preserve"> </w:t>
+      </w:r>
+      <w:r>
+        <w:rPr>
+          <w:noProof w:val="0"/>
+          <w:lang w:val="pl-PL"/>
+        </w:rPr>
+        <w:t xml:space="preserve">poszczególnych modułów, tj. edytora gier, silnika rozgrywki, </w:t>
+      </w:r>
+      <w:r>
+        <w:rPr>
+          <w:noProof w:val="0"/>
+          <w:lang w:val="pl-PL"/>
+        </w:rPr>
+        <w:t>marketplace'u</w:t>
+      </w:r>
+      <w:r>
+        <w:rPr>
+          <w:noProof w:val="0"/>
+          <w:lang w:val="pl-PL"/>
+        </w:rPr>
+        <w:t xml:space="preserve"> i systemu</w:t>
+      </w:r>
+      <w:r>
+        <w:rPr>
+          <w:noProof w:val="0"/>
+          <w:lang w:val="pl-PL"/>
+        </w:rPr>
+        <w:t xml:space="preserve"> </w:t>
+      </w:r>
+      <w:r>
+        <w:rPr>
+          <w:noProof w:val="0"/>
+          <w:lang w:val="pl-PL"/>
+        </w:rPr>
+        <w:t>użytkowników.</w:t>
+      </w:r>
+    </w:p>
+    <w:p>
+      <w:pPr>
+        <w:pStyle w:val="Normal"/>
+        <w:rPr>
+          <w:noProof w:val="0"/>
+          <w:lang w:val="pl-PL"/>
+        </w:rPr>
+      </w:pPr>
+      <w:r>
+        <w:rPr>
+          <w:noProof w:val="0"/>
+          <w:lang w:val="pl-PL"/>
+        </w:rPr>
+        <w:t xml:space="preserve">Rozdział szósty zawiera opis strategii testowania oraz wyniki testów </w:t>
+      </w:r>
+      <w:r>
+        <w:rPr>
+          <w:noProof w:val="0"/>
+          <w:lang w:val="pl-PL"/>
+        </w:rPr>
+        <w:t>frontendowych</w:t>
+      </w:r>
+      <w:r>
+        <w:rPr>
+          <w:noProof w:val="0"/>
+          <w:lang w:val="pl-PL"/>
+        </w:rPr>
+        <w:t>,</w:t>
+      </w:r>
+      <w:r>
+        <w:rPr>
+          <w:noProof w:val="0"/>
+          <w:lang w:val="pl-PL"/>
+        </w:rPr>
+        <w:t xml:space="preserve"> </w:t>
+      </w:r>
+      <w:r>
+        <w:rPr>
+          <w:noProof w:val="0"/>
+          <w:lang w:val="pl-PL"/>
+        </w:rPr>
+        <w:t>backendowych</w:t>
+      </w:r>
+      <w:r>
+        <w:rPr>
+          <w:noProof w:val="0"/>
+          <w:lang w:val="pl-PL"/>
+        </w:rPr>
+        <w:t xml:space="preserve"> i funkcjonalnych.</w:t>
+      </w:r>
+    </w:p>
+    <w:p>
+      <w:pPr>
+        <w:pStyle w:val="Normal"/>
+        <w:rPr>
+          <w:noProof w:val="0"/>
+          <w:lang w:val="pl-PL"/>
+        </w:rPr>
+      </w:pPr>
+      <w:r>
+        <w:rPr>
+          <w:noProof w:val="0"/>
+          <w:lang w:val="pl-PL"/>
+        </w:rPr>
+        <w:t>Praca kończy się rozdziałem siódmym, zawierającym podsumowanie realizacji projektu,</w:t>
+      </w:r>
+      <w:r>
+        <w:rPr>
+          <w:noProof w:val="0"/>
+          <w:lang w:val="pl-PL"/>
+        </w:rPr>
+        <w:t xml:space="preserve"> </w:t>
+      </w:r>
+      <w:r>
+        <w:rPr>
+          <w:noProof w:val="0"/>
+          <w:lang w:val="pl-PL"/>
+        </w:rPr>
+        <w:t>omówienie ograniczeń systemu oraz wskazanie możliwych kierunków jego dalszego rozwoju.</w:t>
+      </w:r>
+    </w:p>
+    <w:p>
+      <w:pPr>
         <w:pStyle w:val="Heading1"/>
       </w:pPr>
-      <w:bookmarkStart w:id="5" w:name="_Toc226833523"/>
+      <w:bookmarkStart w:name="_Toc226833523" w:id="5"/>
       <w:r>
         <w:t>2. Analiza problemu i istniejących rozwiązań</w:t>
       </w:r>
@@ -4902,7 +5252,7 @@
       <w:pPr>
         <w:pStyle w:val="Heading2"/>
       </w:pPr>
-      <w:bookmarkStart w:id="6" w:name="_Toc226833524"/>
+      <w:bookmarkStart w:name="_Toc226833524" w:id="6"/>
       <w:r>
         <w:t>2.1. Charakterystyka gier tekstowych RPG</w:t>
       </w:r>
@@ -4970,7 +5320,7 @@
       <w:pPr>
         <w:pStyle w:val="Heading2"/>
       </w:pPr>
-      <w:bookmarkStart w:id="7" w:name="_Toc226833525"/>
+      <w:bookmarkStart w:name="_Toc226833525" w:id="7"/>
       <w:r>
         <w:lastRenderedPageBreak/>
         <w:t>2.2. Narzędzia do tworzenia gier RPG</w:t>
@@ -5441,7 +5791,7 @@
       <w:pPr>
         <w:pStyle w:val="Heading2"/>
       </w:pPr>
-      <w:bookmarkStart w:id="8" w:name="_Toc226833526"/>
+      <w:bookmarkStart w:name="_Toc226833526" w:id="8"/>
       <w:r>
         <w:t xml:space="preserve">2.3. Platformy dystrybucji gier tworzonych przez </w:t>
       </w:r>
@@ -5656,7 +6006,7 @@
       <w:pPr>
         <w:pStyle w:val="Heading2"/>
       </w:pPr>
-      <w:bookmarkStart w:id="9" w:name="_Toc226833527"/>
+      <w:bookmarkStart w:name="_Toc226833527" w:id="9"/>
       <w:r>
         <w:t>2.4. Wnioski z analizy istniejących rozwiązań</w:t>
       </w:r>
@@ -5728,7 +6078,7 @@
       <w:pPr>
         <w:pStyle w:val="Heading2"/>
       </w:pPr>
-      <w:bookmarkStart w:id="10" w:name="_Toc226833528"/>
+      <w:bookmarkStart w:name="_Toc226833528" w:id="10"/>
       <w:r>
         <w:lastRenderedPageBreak/>
         <w:t>2.5. Założenia projektowe systemu</w:t>
@@ -5816,7 +6166,7 @@
       <w:pPr>
         <w:pStyle w:val="Heading1"/>
       </w:pPr>
-      <w:bookmarkStart w:id="11" w:name="_Toc226833529"/>
+      <w:bookmarkStart w:name="_Toc226833529" w:id="11"/>
       <w:r>
         <w:t>3. Analiza systemu</w:t>
       </w:r>
@@ -5826,77 +6176,4706 @@
       <w:pPr>
         <w:pStyle w:val="Heading2"/>
       </w:pPr>
-      <w:bookmarkStart w:id="12" w:name="_Toc226833530"/>
-      <w:r>
+      <w:bookmarkStart w:name="_Toc226833530" w:id="12"/>
+      <w:r>
+        <w:rPr/>
         <w:t>3.1. Wymagania funkcjonalne</w:t>
       </w:r>
       <w:bookmarkEnd w:id="12"/>
     </w:p>
     <w:p>
       <w:pPr>
+        <w:pStyle w:val="Normal"/>
+        <w:rPr>
+          <w:noProof w:val="0"/>
+          <w:lang w:val="pl-PL"/>
+        </w:rPr>
+      </w:pPr>
+      <w:r>
+        <w:rPr>
+          <w:noProof w:val="0"/>
+          <w:lang w:val="pl-PL"/>
+        </w:rPr>
+        <w:t>Na podstawie założeń projektowych sformułowanych w rozdziale 2 opracowano wymagania funkcjonalne systemu. Opisują one zestaw operacji, które system powinien udostępniać swoim użytkownikom.</w:t>
+      </w:r>
+    </w:p>
+    <w:p>
+      <w:pPr>
+        <w:pStyle w:val="ListParagraph"/>
+        <w:numPr>
+          <w:ilvl w:val="0"/>
+          <w:numId w:val="10"/>
+        </w:numPr>
+        <w:rPr>
+          <w:noProof w:val="0"/>
+          <w:lang w:val="pl-PL"/>
+        </w:rPr>
+      </w:pPr>
+      <w:r>
+        <w:rPr>
+          <w:noProof w:val="0"/>
+          <w:lang w:val="pl-PL"/>
+        </w:rPr>
+        <w:t>WF-01: System umożliwia rejestrację nowego konta użytkownika na podstawie podanego loginu, adresu e-mail i hasła.</w:t>
+      </w:r>
+    </w:p>
+    <w:p>
+      <w:pPr>
+        <w:pStyle w:val="ListParagraph"/>
+        <w:numPr>
+          <w:ilvl w:val="0"/>
+          <w:numId w:val="10"/>
+        </w:numPr>
+        <w:rPr>
+          <w:noProof w:val="0"/>
+          <w:lang w:val="pl-PL"/>
+        </w:rPr>
+      </w:pPr>
+      <w:r>
+        <w:rPr>
+          <w:noProof w:val="0"/>
+          <w:lang w:val="pl-PL"/>
+        </w:rPr>
+        <w:t>WF-02: System umożliwia logowanie do istniejącego konta użytkownika.</w:t>
+      </w:r>
+    </w:p>
+    <w:p>
+      <w:pPr>
+        <w:pStyle w:val="ListParagraph"/>
+        <w:numPr>
+          <w:ilvl w:val="0"/>
+          <w:numId w:val="10"/>
+        </w:numPr>
+        <w:rPr>
+          <w:noProof w:val="0"/>
+          <w:lang w:val="pl-PL"/>
+        </w:rPr>
+      </w:pPr>
+      <w:r>
+        <w:rPr>
+          <w:noProof w:val="0"/>
+          <w:lang w:val="pl-PL"/>
+        </w:rPr>
+        <w:t>WF-03: System umożliwia tworzenie nowych gier tekstowych przy użyciu graficznego edytora, bez konieczności znajomości programowania.</w:t>
+      </w:r>
+    </w:p>
+    <w:p>
+      <w:pPr>
+        <w:pStyle w:val="ListParagraph"/>
+        <w:numPr>
+          <w:ilvl w:val="0"/>
+          <w:numId w:val="10"/>
+        </w:numPr>
+        <w:rPr>
+          <w:noProof w:val="0"/>
+          <w:lang w:val="pl-PL"/>
+        </w:rPr>
+      </w:pPr>
+      <w:r>
+        <w:rPr>
+          <w:noProof w:val="0"/>
+          <w:lang w:val="pl-PL"/>
+        </w:rPr>
+        <w:t>WF-04: System umożliwia definiowanie pomieszczeń gry wraz z ich nazwą i opisem tekstowym.</w:t>
+      </w:r>
+    </w:p>
+    <w:p>
+      <w:pPr>
+        <w:pStyle w:val="ListParagraph"/>
+        <w:numPr>
+          <w:ilvl w:val="0"/>
+          <w:numId w:val="10"/>
+        </w:numPr>
+        <w:rPr>
+          <w:noProof w:val="0"/>
+          <w:lang w:val="pl-PL"/>
+        </w:rPr>
+      </w:pPr>
+      <w:r>
+        <w:rPr>
+          <w:noProof w:val="0"/>
+          <w:lang w:val="pl-PL"/>
+        </w:rPr>
+        <w:t>WF-05: System umożliwia dodawanie przedmiotów do pomieszczeń oraz definiowanie ich właściwości (możliwość podniesienia, użycia, blokowania przejść).</w:t>
+      </w:r>
+    </w:p>
+    <w:p>
+      <w:pPr>
+        <w:pStyle w:val="ListParagraph"/>
+        <w:numPr>
+          <w:ilvl w:val="0"/>
+          <w:numId w:val="10"/>
+        </w:numPr>
+        <w:rPr>
+          <w:noProof w:val="0"/>
+          <w:lang w:val="pl-PL"/>
+        </w:rPr>
+      </w:pPr>
+      <w:r>
+        <w:rPr>
+          <w:noProof w:val="0"/>
+          <w:lang w:val="pl-PL"/>
+        </w:rPr>
+        <w:t>WF-06: System umożliwia tworzenie postaci niezależnych (NPC) i przypisywanie im drzew konwersacji.</w:t>
+      </w:r>
+    </w:p>
+    <w:p>
+      <w:pPr>
+        <w:pStyle w:val="ListParagraph"/>
+        <w:numPr>
+          <w:ilvl w:val="0"/>
+          <w:numId w:val="10"/>
+        </w:numPr>
+        <w:rPr>
+          <w:noProof w:val="0"/>
+          <w:lang w:val="pl-PL"/>
+        </w:rPr>
+      </w:pPr>
+      <w:r>
+        <w:rPr>
+          <w:noProof w:val="0"/>
+          <w:lang w:val="pl-PL"/>
+        </w:rPr>
+        <w:t>WF-07: System umożliwia definiowanie połączeń pomiędzy pomieszczeniami (przejść kierunkowych).</w:t>
+      </w:r>
+    </w:p>
+    <w:p>
+      <w:pPr>
+        <w:pStyle w:val="ListParagraph"/>
+        <w:numPr>
+          <w:ilvl w:val="0"/>
+          <w:numId w:val="10"/>
+        </w:numPr>
+        <w:rPr>
+          <w:noProof w:val="0"/>
+          <w:lang w:val="pl-PL"/>
+        </w:rPr>
+      </w:pPr>
+      <w:r>
+        <w:rPr>
+          <w:noProof w:val="0"/>
+          <w:lang w:val="pl-PL"/>
+        </w:rPr>
+        <w:t xml:space="preserve">WF-08: System umożliwia publikację ukończonej gry w serwisie </w:t>
+      </w:r>
+      <w:r>
+        <w:rPr>
+          <w:noProof w:val="0"/>
+          <w:lang w:val="pl-PL"/>
+        </w:rPr>
+        <w:t>marketplace</w:t>
+      </w:r>
+      <w:r>
+        <w:rPr>
+          <w:noProof w:val="0"/>
+          <w:lang w:val="pl-PL"/>
+        </w:rPr>
+        <w:t>.</w:t>
+      </w:r>
+    </w:p>
+    <w:p>
+      <w:pPr>
+        <w:pStyle w:val="ListParagraph"/>
+        <w:numPr>
+          <w:ilvl w:val="0"/>
+          <w:numId w:val="10"/>
+        </w:numPr>
+        <w:rPr>
+          <w:noProof w:val="0"/>
+          <w:lang w:val="pl-PL"/>
+        </w:rPr>
+      </w:pPr>
+      <w:r>
+        <w:rPr>
+          <w:noProof w:val="0"/>
+          <w:lang w:val="pl-PL"/>
+        </w:rPr>
+        <w:t xml:space="preserve">WF-09: System umożliwia przeglądanie opublikowanych gier w </w:t>
+      </w:r>
+      <w:r>
+        <w:rPr>
+          <w:noProof w:val="0"/>
+          <w:lang w:val="pl-PL"/>
+        </w:rPr>
+        <w:t>marketplace</w:t>
+      </w:r>
+      <w:r>
+        <w:rPr>
+          <w:noProof w:val="0"/>
+          <w:lang w:val="pl-PL"/>
+        </w:rPr>
+        <w:t xml:space="preserve"> z możliwością wyszukiwania i filtrowania.</w:t>
+      </w:r>
+    </w:p>
+    <w:p>
+      <w:pPr>
+        <w:pStyle w:val="ListParagraph"/>
+        <w:numPr>
+          <w:ilvl w:val="0"/>
+          <w:numId w:val="10"/>
+        </w:numPr>
+        <w:rPr>
+          <w:noProof w:val="0"/>
+          <w:lang w:val="pl-PL"/>
+        </w:rPr>
+      </w:pPr>
+      <w:r>
+        <w:rPr>
+          <w:noProof w:val="0"/>
+          <w:lang w:val="pl-PL"/>
+        </w:rPr>
+        <w:t>WF-10: System umożliwia rozgrywkę za pomocą wpisywanych komend tekstowych.</w:t>
+      </w:r>
+    </w:p>
+    <w:p>
+      <w:pPr>
+        <w:pStyle w:val="ListParagraph"/>
+        <w:numPr>
+          <w:ilvl w:val="0"/>
+          <w:numId w:val="10"/>
+        </w:numPr>
+        <w:rPr>
+          <w:noProof w:val="0"/>
+          <w:lang w:val="pl-PL"/>
+        </w:rPr>
+      </w:pPr>
+      <w:r>
+        <w:rPr>
+          <w:noProof w:val="0"/>
+          <w:lang w:val="pl-PL"/>
+        </w:rPr>
+        <w:t>WF-11: System umożliwia zapis stanu rozgrywki oraz jej późniejsze wznowienie.</w:t>
+      </w:r>
+    </w:p>
+    <w:p>
+      <w:pPr>
+        <w:pStyle w:val="ListParagraph"/>
+        <w:numPr>
+          <w:ilvl w:val="0"/>
+          <w:numId w:val="10"/>
+        </w:numPr>
+        <w:rPr>
+          <w:noProof w:val="0"/>
+          <w:lang w:val="pl-PL"/>
+        </w:rPr>
+      </w:pPr>
+      <w:r>
+        <w:rPr>
+          <w:noProof w:val="0"/>
+          <w:lang w:val="pl-PL"/>
+        </w:rPr>
+        <w:t>WF-12: System umożliwia dodawanie komentarzy do gier oraz ich polubienie.</w:t>
+      </w:r>
+    </w:p>
+    <w:p>
+      <w:pPr>
+        <w:pStyle w:val="ListParagraph"/>
+        <w:numPr>
+          <w:ilvl w:val="0"/>
+          <w:numId w:val="10"/>
+        </w:numPr>
+        <w:rPr>
+          <w:noProof w:val="0"/>
+          <w:lang w:val="pl-PL"/>
+        </w:rPr>
+      </w:pPr>
+      <w:r>
+        <w:rPr>
+          <w:noProof w:val="0"/>
+          <w:lang w:val="pl-PL"/>
+        </w:rPr>
+        <w:t>WF-13: System umożliwia zarządzanie profilem użytkownika, w tym zmianę danych konta.</w:t>
+      </w:r>
+    </w:p>
+    <w:p>
+      <w:pPr>
+        <w:pStyle w:val="ListParagraph"/>
+        <w:numPr>
+          <w:ilvl w:val="0"/>
+          <w:numId w:val="10"/>
+        </w:numPr>
+        <w:rPr>
+          <w:noProof w:val="0"/>
+          <w:lang w:val="pl-PL"/>
+        </w:rPr>
+      </w:pPr>
+      <w:r>
+        <w:rPr>
+          <w:noProof w:val="0"/>
+          <w:lang w:val="pl-PL"/>
+        </w:rPr>
+        <w:t>WF-14: System umożliwia edytowanie i usuwanie własnych gier przez ich twórców.</w:t>
+      </w:r>
+    </w:p>
+    <w:p>
+      <w:pPr>
         <w:pStyle w:val="Heading2"/>
       </w:pPr>
-      <w:bookmarkStart w:id="13" w:name="_Toc226833531"/>
-      <w:r>
+      <w:bookmarkStart w:name="_Toc226833531" w:id="13"/>
+      <w:r>
+        <w:rPr/>
         <w:t>3.2. Wymagania niefunkcjonalne</w:t>
       </w:r>
       <w:bookmarkEnd w:id="13"/>
     </w:p>
     <w:p>
       <w:pPr>
+        <w:pStyle w:val="Normal"/>
+        <w:rPr>
+          <w:noProof w:val="0"/>
+          <w:lang w:val="pl-PL"/>
+        </w:rPr>
+      </w:pPr>
+      <w:r>
+        <w:rPr>
+          <w:noProof w:val="0"/>
+          <w:lang w:val="pl-PL"/>
+        </w:rPr>
+        <w:t>Wymagania niefunkcjonalne opisują ograniczenia i cechy jakościowe systemu, niezwiązane bezpośrednio z jego funkcjonalnością.</w:t>
+      </w:r>
+    </w:p>
+    <w:p>
+      <w:pPr>
+        <w:pStyle w:val="ListParagraph"/>
+        <w:numPr>
+          <w:ilvl w:val="0"/>
+          <w:numId w:val="11"/>
+        </w:numPr>
+        <w:rPr>
+          <w:noProof w:val="0"/>
+          <w:lang w:val="pl-PL"/>
+        </w:rPr>
+      </w:pPr>
+      <w:r>
+        <w:rPr>
+          <w:noProof w:val="0"/>
+          <w:lang w:val="pl-PL"/>
+        </w:rPr>
+        <w:t xml:space="preserve">WNF-01 (Dostępność): System działa w całości w przeglądarce internetowej, bez konieczności instalowania dodatkowego oprogramowania. Jest kompatybilny ze współczesnymi przeglądarkami obsługującymi standard </w:t>
+      </w:r>
+      <w:r>
+        <w:rPr>
+          <w:noProof w:val="0"/>
+          <w:lang w:val="pl-PL"/>
+        </w:rPr>
+        <w:t>ECMAScript</w:t>
+      </w:r>
+      <w:r>
+        <w:rPr>
+          <w:noProof w:val="0"/>
+          <w:lang w:val="pl-PL"/>
+        </w:rPr>
+        <w:t xml:space="preserve"> 2020.</w:t>
+      </w:r>
+    </w:p>
+    <w:p>
+      <w:pPr>
+        <w:pStyle w:val="ListParagraph"/>
+        <w:numPr>
+          <w:ilvl w:val="0"/>
+          <w:numId w:val="11"/>
+        </w:numPr>
+        <w:rPr>
+          <w:noProof w:val="0"/>
+          <w:lang w:val="pl-PL"/>
+        </w:rPr>
+      </w:pPr>
+      <w:r>
+        <w:rPr>
+          <w:noProof w:val="0"/>
+          <w:lang w:val="pl-PL"/>
+        </w:rPr>
+        <w:t xml:space="preserve">WNF-02 (Bezpieczeństwo): Uwierzytelnianie opiera się na </w:t>
+      </w:r>
+      <w:r>
+        <w:rPr>
+          <w:noProof w:val="0"/>
+          <w:lang w:val="pl-PL"/>
+        </w:rPr>
+        <w:t>tokenach</w:t>
+      </w:r>
+      <w:r>
+        <w:rPr>
+          <w:noProof w:val="0"/>
+          <w:lang w:val="pl-PL"/>
+        </w:rPr>
+        <w:t xml:space="preserve"> JWT (ang. JSON Web </w:t>
+      </w:r>
+      <w:r>
+        <w:rPr>
+          <w:noProof w:val="0"/>
+          <w:lang w:val="pl-PL"/>
+        </w:rPr>
+        <w:t>Token</w:t>
+      </w:r>
+      <w:r>
+        <w:rPr>
+          <w:noProof w:val="0"/>
+          <w:lang w:val="pl-PL"/>
+        </w:rPr>
+        <w:t xml:space="preserve">) przekazywanych w nagłówkach żądań HTTP. Hasła przechowywane są w formie </w:t>
+      </w:r>
+      <w:r>
+        <w:rPr>
+          <w:noProof w:val="0"/>
+          <w:lang w:val="pl-PL"/>
+        </w:rPr>
+        <w:t>zahaszowanej</w:t>
+      </w:r>
+      <w:r>
+        <w:rPr>
+          <w:noProof w:val="0"/>
+          <w:lang w:val="pl-PL"/>
+        </w:rPr>
+        <w:t xml:space="preserve"> z użyciem algorytmu </w:t>
+      </w:r>
+      <w:r>
+        <w:rPr>
+          <w:noProof w:val="0"/>
+          <w:lang w:val="pl-PL"/>
+        </w:rPr>
+        <w:t>bcrypt</w:t>
+      </w:r>
+      <w:r>
+        <w:rPr>
+          <w:noProof w:val="0"/>
+          <w:lang w:val="pl-PL"/>
+        </w:rPr>
+        <w:t>. Dostęp do chronionych zasobów jest weryfikowany po stronie serwera API.</w:t>
+      </w:r>
+    </w:p>
+    <w:p>
+      <w:pPr>
+        <w:pStyle w:val="ListParagraph"/>
+        <w:numPr>
+          <w:ilvl w:val="0"/>
+          <w:numId w:val="11"/>
+        </w:numPr>
+        <w:rPr>
+          <w:noProof w:val="0"/>
+          <w:lang w:val="pl-PL"/>
+        </w:rPr>
+      </w:pPr>
+      <w:r>
+        <w:rPr>
+          <w:noProof w:val="0"/>
+          <w:lang w:val="pl-PL"/>
+        </w:rPr>
+        <w:t>WNF-03 (Ograniczenie mediów): System nie obsługuje elementów graficznych, dźwiękowych ani wideo. Narracja i interakcja opierają się wyłącznie na tekście.</w:t>
+      </w:r>
+    </w:p>
+    <w:p>
+      <w:pPr>
+        <w:pStyle w:val="ListParagraph"/>
+        <w:numPr>
+          <w:ilvl w:val="0"/>
+          <w:numId w:val="11"/>
+        </w:numPr>
+        <w:rPr>
+          <w:noProof w:val="0"/>
+          <w:lang w:val="pl-PL"/>
+        </w:rPr>
+      </w:pPr>
+      <w:r>
+        <w:rPr>
+          <w:noProof w:val="0"/>
+          <w:lang w:val="pl-PL"/>
+        </w:rPr>
+        <w:t>WNF-04 (Wydajność): Serwer API powinien odpowiadać na żądania w czasie nieprzekraczającym 2 sekund. Rozmiar danych gry przesyłanych przez API jest ograniczony do 10 MB.</w:t>
+      </w:r>
+    </w:p>
+    <w:p>
+      <w:pPr>
+        <w:pStyle w:val="ListParagraph"/>
+        <w:numPr>
+          <w:ilvl w:val="0"/>
+          <w:numId w:val="11"/>
+        </w:numPr>
+        <w:rPr>
+          <w:noProof w:val="0"/>
+          <w:lang w:val="pl-PL"/>
+        </w:rPr>
+      </w:pPr>
+      <w:r>
+        <w:rPr>
+          <w:noProof w:val="0"/>
+          <w:lang w:val="pl-PL"/>
+        </w:rPr>
+        <w:t>WNF-05 (Niezawodność zapisu): Stan rozgrywki jest automatycznie zapisywany po każdej akcji użytkownika, dzięki czemu nieoczekiwane zamknięcie przeglądarki nie powoduje utraty postępów.</w:t>
+      </w:r>
+    </w:p>
+    <w:p>
+      <w:pPr>
+        <w:pStyle w:val="ListParagraph"/>
+        <w:numPr>
+          <w:ilvl w:val="0"/>
+          <w:numId w:val="11"/>
+        </w:numPr>
+        <w:rPr>
+          <w:noProof w:val="0"/>
+          <w:lang w:val="pl-PL"/>
+        </w:rPr>
+      </w:pPr>
+      <w:r>
+        <w:rPr>
+          <w:noProof w:val="0"/>
+          <w:lang w:val="pl-PL"/>
+        </w:rPr>
+        <w:t>WNF-06 (Intuicyjność): Edytor gier jest zaprojektowany w modelu no-</w:t>
+      </w:r>
+      <w:r>
+        <w:rPr>
+          <w:noProof w:val="0"/>
+          <w:lang w:val="pl-PL"/>
+        </w:rPr>
+        <w:t>code</w:t>
+      </w:r>
+      <w:r>
+        <w:rPr>
+          <w:noProof w:val="0"/>
+          <w:lang w:val="pl-PL"/>
+        </w:rPr>
+        <w:t>, umożliwiając tworzenie gier osobom bez doświadczenia programistycznego.</w:t>
+      </w:r>
+    </w:p>
+    <w:p>
+      <w:pPr>
         <w:pStyle w:val="Heading2"/>
       </w:pPr>
-      <w:bookmarkStart w:id="14" w:name="_Toc226833532"/>
-      <w:r>
+      <w:bookmarkStart w:name="_Toc226833532" w:id="14"/>
+      <w:r>
+        <w:rPr/>
         <w:t>3.3. Aktorzy systemu</w:t>
       </w:r>
       <w:bookmarkEnd w:id="14"/>
     </w:p>
     <w:p>
       <w:pPr>
+        <w:pStyle w:val="Normal"/>
+        <w:rPr>
+          <w:noProof w:val="0"/>
+          <w:lang w:val="pl-PL"/>
+        </w:rPr>
+      </w:pPr>
+      <w:r>
+        <w:rPr>
+          <w:noProof w:val="0"/>
+          <w:lang w:val="pl-PL"/>
+        </w:rPr>
+        <w:t xml:space="preserve">W systemie Digital </w:t>
+      </w:r>
+      <w:r>
+        <w:rPr>
+          <w:noProof w:val="0"/>
+          <w:lang w:val="pl-PL"/>
+        </w:rPr>
+        <w:t>Dungeons</w:t>
+      </w:r>
+      <w:r>
+        <w:rPr>
+          <w:noProof w:val="0"/>
+          <w:lang w:val="pl-PL"/>
+        </w:rPr>
+        <w:t xml:space="preserve"> zidentyfikowano trzech aktorów.</w:t>
+      </w:r>
+    </w:p>
+    <w:p>
+      <w:pPr>
+        <w:pStyle w:val="Normal"/>
+        <w:rPr>
+          <w:noProof w:val="0"/>
+          <w:lang w:val="pl-PL"/>
+        </w:rPr>
+      </w:pPr>
+      <w:r>
+        <w:rPr>
+          <w:noProof w:val="0"/>
+          <w:lang w:val="pl-PL"/>
+        </w:rPr>
+        <w:t xml:space="preserve">Pierwszym z nich jest </w:t>
+      </w:r>
+      <w:r>
+        <w:rPr>
+          <w:b w:val="1"/>
+          <w:bCs w:val="1"/>
+          <w:noProof w:val="0"/>
+          <w:lang w:val="pl-PL"/>
+        </w:rPr>
+        <w:t>Gość</w:t>
+      </w:r>
+      <w:r>
+        <w:rPr>
+          <w:noProof w:val="0"/>
+          <w:lang w:val="pl-PL"/>
+        </w:rPr>
+        <w:t xml:space="preserve">, czyli użytkownik niezalogowany. Ma on dostęp wyłącznie do przeglądania opublikowanych gier w </w:t>
+      </w:r>
+      <w:r>
+        <w:rPr>
+          <w:noProof w:val="0"/>
+          <w:lang w:val="pl-PL"/>
+        </w:rPr>
+        <w:t>marketplace</w:t>
+      </w:r>
+      <w:r>
+        <w:rPr>
+          <w:noProof w:val="0"/>
+          <w:lang w:val="pl-PL"/>
+        </w:rPr>
+        <w:t>. Funkcje wymagające konta są dla niego niedostępne.</w:t>
+      </w:r>
+    </w:p>
+    <w:p>
+      <w:pPr>
+        <w:pStyle w:val="Normal"/>
+        <w:rPr>
+          <w:noProof w:val="0"/>
+          <w:lang w:val="pl-PL"/>
+        </w:rPr>
+      </w:pPr>
+      <w:r>
+        <w:rPr>
+          <w:noProof w:val="0"/>
+          <w:lang w:val="pl-PL"/>
+        </w:rPr>
+        <w:t xml:space="preserve">Kolejnym aktorem jest </w:t>
+      </w:r>
+      <w:r>
+        <w:rPr>
+          <w:b w:val="1"/>
+          <w:bCs w:val="1"/>
+          <w:noProof w:val="0"/>
+          <w:lang w:val="pl-PL"/>
+        </w:rPr>
+        <w:t>Zalogowany użytkownik</w:t>
+      </w:r>
+      <w:r>
+        <w:rPr>
+          <w:noProof w:val="0"/>
+          <w:lang w:val="pl-PL"/>
+        </w:rPr>
+        <w:t>, dysponujący pełną funkcjonalnością systemu: może grać, tworzyć i publikować gry, dodawać komentarze i polubienia oraz zarządzać swoim profilem.</w:t>
+      </w:r>
+    </w:p>
+    <w:p>
+      <w:pPr>
+        <w:pStyle w:val="Normal"/>
+        <w:rPr>
+          <w:noProof w:val="0"/>
+          <w:lang w:val="pl-PL"/>
+        </w:rPr>
+      </w:pPr>
+      <w:r>
+        <w:rPr>
+          <w:b w:val="1"/>
+          <w:bCs w:val="1"/>
+          <w:noProof w:val="0"/>
+          <w:lang w:val="pl-PL"/>
+        </w:rPr>
+        <w:t>Twórca gry</w:t>
+      </w:r>
+      <w:r>
+        <w:rPr>
+          <w:noProof w:val="0"/>
+          <w:lang w:val="pl-PL"/>
+        </w:rPr>
+        <w:t xml:space="preserve"> to rola przysługująca zalogowanemu użytkownikowi względem jego własnych</w:t>
+      </w:r>
+      <w:r>
+        <w:rPr>
+          <w:noProof w:val="0"/>
+          <w:lang w:val="pl-PL"/>
+        </w:rPr>
+        <w:t xml:space="preserve"> </w:t>
+      </w:r>
+      <w:r>
+        <w:rPr>
+          <w:noProof w:val="0"/>
+          <w:lang w:val="pl-PL"/>
+        </w:rPr>
+        <w:t>gier. Jako jedyny może je edytować i usuwać. Każdy użytkownik staje się twórcą</w:t>
+      </w:r>
+      <w:r>
+        <w:rPr>
+          <w:noProof w:val="0"/>
+          <w:lang w:val="pl-PL"/>
+        </w:rPr>
+        <w:t xml:space="preserve"> </w:t>
+      </w:r>
+      <w:r>
+        <w:rPr>
+          <w:noProof w:val="0"/>
+          <w:lang w:val="pl-PL"/>
+        </w:rPr>
+        <w:t>w momencie utworzenia gry.</w:t>
+      </w:r>
+    </w:p>
+    <w:p>
+      <w:pPr>
         <w:pStyle w:val="Heading2"/>
       </w:pPr>
-      <w:bookmarkStart w:id="15" w:name="_Toc226833533"/>
-      <w:r>
+      <w:bookmarkStart w:name="_Toc226833533" w:id="15"/>
+      <w:r>
+        <w:rPr/>
         <w:t>3.4. Diagram przypadków użycia</w:t>
       </w:r>
       <w:bookmarkEnd w:id="15"/>
     </w:p>
     <w:p>
       <w:pPr>
+        <w:pStyle w:val="Normal"/>
+      </w:pPr>
+      <w:r>
+        <w:drawing>
+          <wp:inline wp14:editId="20E4FA87" wp14:anchorId="3DD228E4">
+            <wp:extent cx="2619375" cy="5724525"/>
+            <wp:effectExtent l="0" t="0" r="0" b="0"/>
+            <wp:docPr id="463194136" name="drawing"/>
+            <wp:cNvGraphicFramePr>
+              <a:graphicFrameLocks noChangeAspect="1"/>
+            </wp:cNvGraphicFramePr>
+            <a:graphic>
+              <a:graphicData xmlns:a="http://schemas.openxmlformats.org/drawingml/2006/main" uri="http://schemas.openxmlformats.org/drawingml/2006/picture">
+                <pic:pic xmlns:pic="http://schemas.openxmlformats.org/drawingml/2006/picture">
+                  <pic:nvPicPr>
+                    <pic:cNvPr id="463194136" name="Picture 463194136"/>
+                    <pic:cNvPicPr/>
+                  </pic:nvPicPr>
+                  <pic:blipFill>
+                    <a:blip xmlns:r="http://schemas.openxmlformats.org/officeDocument/2006/relationships" r:embed="rId859506691">
+                      <a:extLst>
+                        <a:ext uri="{28A0092B-C50C-407E-A947-70E740481C1C}">
+                          <a14:useLocalDpi xmlns:a14="http://schemas.microsoft.com/office/drawing/2010/main"/>
+                        </a:ext>
+                      </a:extLst>
+                    </a:blip>
+                    <a:stretch>
+                      <a:fillRect/>
+                    </a:stretch>
+                  </pic:blipFill>
+                  <pic:spPr>
+                    <a:xfrm>
+                      <a:off x="0" y="0"/>
+                      <a:ext cx="2619375" cy="5724525"/>
+                    </a:xfrm>
+                    <a:prstGeom prst="rect">
+                      <a:avLst/>
+                    </a:prstGeom>
+                  </pic:spPr>
+                </pic:pic>
+              </a:graphicData>
+            </a:graphic>
+          </wp:inline>
+        </w:drawing>
+      </w:r>
+    </w:p>
+    <w:p>
+      <w:pPr>
         <w:pStyle w:val="Heading2"/>
       </w:pPr>
-      <w:bookmarkStart w:id="16" w:name="_Toc226833534"/>
-      <w:r>
+      <w:bookmarkStart w:name="_Toc226833534" w:id="16"/>
+      <w:r>
+        <w:rPr/>
         <w:t>3.5. Opis scenariuszy przypadków użycia</w:t>
       </w:r>
       <w:bookmarkEnd w:id="16"/>
     </w:p>
     <w:p>
       <w:pPr>
+        <w:pStyle w:val="Normal"/>
+        <w:rPr>
+          <w:noProof w:val="0"/>
+          <w:lang w:val="pl-PL"/>
+        </w:rPr>
+      </w:pPr>
+      <w:r>
+        <w:rPr>
+          <w:noProof w:val="0"/>
+          <w:lang w:val="pl-PL"/>
+        </w:rPr>
+        <w:t>Poniżej opisano szczegółowe scenariusze dla wybranych przypadków użycia systemu.</w:t>
+      </w:r>
+    </w:p>
+    <w:p>
+      <w:pPr>
+        <w:pStyle w:val="Normal"/>
+        <w:rPr>
+          <w:b w:val="1"/>
+          <w:bCs w:val="1"/>
+          <w:noProof w:val="0"/>
+          <w:lang w:val="pl-PL"/>
+        </w:rPr>
+      </w:pPr>
+      <w:r>
+        <w:rPr>
+          <w:b w:val="1"/>
+          <w:bCs w:val="1"/>
+          <w:noProof w:val="0"/>
+          <w:lang w:val="pl-PL"/>
+        </w:rPr>
+        <w:t>UC-01: Rejestracja użytkownika</w:t>
+      </w:r>
+    </w:p>
+    <w:tbl>
+      <w:tblPr>
+        <w:tblStyle w:val="TableGrid"/>
+        <w:tblW w:w="0" w:type="auto"/>
+        <w:tblLook w:val="06A0" w:firstRow="1" w:lastRow="0" w:firstColumn="1" w:lastColumn="0" w:noHBand="1" w:noVBand="1"/>
+      </w:tblPr>
+      <w:tblGrid>
+        <w:gridCol w:w="4508"/>
+        <w:gridCol w:w="4508"/>
+      </w:tblGrid>
+      <w:tr>
+        <w:trPr>
+          <w:trHeight w:val="300"/>
+        </w:trPr>
+        <w:tc>
+          <w:tcPr>
+            <w:tcW w:w="4508" w:type="dxa"/>
+            <w:tcMar/>
+          </w:tcPr>
+          <w:p>
+            <w:pPr>
+              <w:pStyle w:val="Normal"/>
+            </w:pPr>
+            <w:r>
+              <w:rPr/>
+              <w:t>Pole</w:t>
+            </w:r>
+          </w:p>
+        </w:tc>
+        <w:tc>
+          <w:tcPr>
+            <w:tcW w:w="4508" w:type="dxa"/>
+            <w:tcMar/>
+          </w:tcPr>
+          <w:p>
+            <w:pPr>
+              <w:pStyle w:val="Normal"/>
+            </w:pPr>
+            <w:r>
+              <w:rPr/>
+              <w:t>Opis</w:t>
+            </w:r>
+          </w:p>
+        </w:tc>
+      </w:tr>
+      <w:tr>
+        <w:trPr>
+          <w:trHeight w:val="300"/>
+        </w:trPr>
+        <w:tc>
+          <w:tcPr>
+            <w:tcW w:w="4508" w:type="dxa"/>
+            <w:tcMar/>
+          </w:tcPr>
+          <w:p>
+            <w:pPr>
+              <w:pStyle w:val="Normal"/>
+            </w:pPr>
+            <w:r>
+              <w:rPr/>
+              <w:t>Identyfikator</w:t>
+            </w:r>
+          </w:p>
+        </w:tc>
+        <w:tc>
+          <w:tcPr>
+            <w:tcW w:w="4508" w:type="dxa"/>
+            <w:tcMar/>
+          </w:tcPr>
+          <w:p>
+            <w:pPr>
+              <w:pStyle w:val="Normal"/>
+            </w:pPr>
+            <w:r>
+              <w:rPr/>
+              <w:t>UC-01</w:t>
+            </w:r>
+          </w:p>
+        </w:tc>
+      </w:tr>
+      <w:tr>
+        <w:trPr>
+          <w:trHeight w:val="300"/>
+        </w:trPr>
+        <w:tc>
+          <w:tcPr>
+            <w:tcW w:w="4508" w:type="dxa"/>
+            <w:tcMar/>
+          </w:tcPr>
+          <w:p>
+            <w:pPr>
+              <w:pStyle w:val="Normal"/>
+            </w:pPr>
+            <w:r>
+              <w:rPr/>
+              <w:t>Nazwa</w:t>
+            </w:r>
+          </w:p>
+        </w:tc>
+        <w:tc>
+          <w:tcPr>
+            <w:tcW w:w="4508" w:type="dxa"/>
+            <w:tcMar/>
+          </w:tcPr>
+          <w:p>
+            <w:pPr>
+              <w:pStyle w:val="Normal"/>
+            </w:pPr>
+            <w:r>
+              <w:rPr/>
+              <w:t>Rejestracja użytkownika</w:t>
+            </w:r>
+          </w:p>
+        </w:tc>
+      </w:tr>
+      <w:tr>
+        <w:trPr>
+          <w:trHeight w:val="300"/>
+        </w:trPr>
+        <w:tc>
+          <w:tcPr>
+            <w:tcW w:w="4508" w:type="dxa"/>
+            <w:tcMar/>
+          </w:tcPr>
+          <w:p>
+            <w:pPr>
+              <w:pStyle w:val="Normal"/>
+            </w:pPr>
+            <w:r>
+              <w:rPr/>
+              <w:t>Aktorzy</w:t>
+            </w:r>
+          </w:p>
+        </w:tc>
+        <w:tc>
+          <w:tcPr>
+            <w:tcW w:w="4508" w:type="dxa"/>
+            <w:tcMar/>
+          </w:tcPr>
+          <w:p>
+            <w:pPr>
+              <w:pStyle w:val="Normal"/>
+            </w:pPr>
+            <w:r>
+              <w:rPr/>
+              <w:t>Gość</w:t>
+            </w:r>
+          </w:p>
+        </w:tc>
+      </w:tr>
+      <w:tr>
+        <w:trPr>
+          <w:trHeight w:val="300"/>
+        </w:trPr>
+        <w:tc>
+          <w:tcPr>
+            <w:tcW w:w="4508" w:type="dxa"/>
+            <w:tcMar/>
+          </w:tcPr>
+          <w:p>
+            <w:pPr>
+              <w:pStyle w:val="Normal"/>
+            </w:pPr>
+            <w:r>
+              <w:rPr/>
+              <w:t>Warunek wstępny</w:t>
+            </w:r>
+          </w:p>
+        </w:tc>
+        <w:tc>
+          <w:tcPr>
+            <w:tcW w:w="4508" w:type="dxa"/>
+            <w:tcMar/>
+          </w:tcPr>
+          <w:p>
+            <w:pPr>
+              <w:pStyle w:val="Normal"/>
+            </w:pPr>
+            <w:r>
+              <w:rPr/>
+              <w:t>Użytkownik nie posiada konta lub nie jest zalogowany</w:t>
+            </w:r>
+          </w:p>
+        </w:tc>
+      </w:tr>
+      <w:tr>
+        <w:trPr>
+          <w:trHeight w:val="300"/>
+        </w:trPr>
+        <w:tc>
+          <w:tcPr>
+            <w:tcW w:w="4508" w:type="dxa"/>
+            <w:tcMar/>
+          </w:tcPr>
+          <w:p>
+            <w:pPr>
+              <w:pStyle w:val="Normal"/>
+            </w:pPr>
+            <w:r>
+              <w:rPr/>
+              <w:t>Główny przepływ</w:t>
+            </w:r>
+          </w:p>
+        </w:tc>
+        <w:tc>
+          <w:tcPr>
+            <w:tcW w:w="4508" w:type="dxa"/>
+            <w:tcMar/>
+          </w:tcPr>
+          <w:p>
+            <w:pPr>
+              <w:pStyle w:val="ListParagraph"/>
+              <w:numPr>
+                <w:ilvl w:val="0"/>
+                <w:numId w:val="12"/>
+              </w:numPr>
+              <w:spacing w:before="0" w:beforeAutospacing="off" w:after="0" w:afterAutospacing="off"/>
+              <w:rPr>
+                <w:rFonts w:ascii="Book Antiqua" w:hAnsi="Book Antiqua" w:eastAsia="Book Antiqua" w:cs="Book Antiqua"/>
+                <w:noProof w:val="0"/>
+                <w:sz w:val="22"/>
+                <w:szCs w:val="22"/>
+                <w:lang w:val="pl-PL"/>
+              </w:rPr>
+            </w:pPr>
+            <w:r>
+              <w:rPr>
+                <w:rFonts w:ascii="Book Antiqua" w:hAnsi="Book Antiqua" w:eastAsia="Book Antiqua" w:cs="Book Antiqua"/>
+                <w:noProof w:val="0"/>
+                <w:sz w:val="22"/>
+                <w:szCs w:val="22"/>
+                <w:lang w:val="pl-PL"/>
+              </w:rPr>
+              <w:t>Użytkownik przechodzi do formularza rejestracji.</w:t>
+            </w:r>
+          </w:p>
+          <w:p>
+            <w:pPr>
+              <w:pStyle w:val="ListParagraph"/>
+              <w:numPr>
+                <w:ilvl w:val="0"/>
+                <w:numId w:val="12"/>
+              </w:numPr>
+              <w:spacing w:before="0" w:beforeAutospacing="off" w:after="0" w:afterAutospacing="off"/>
+              <w:rPr>
+                <w:rFonts w:ascii="Book Antiqua" w:hAnsi="Book Antiqua" w:eastAsia="Book Antiqua" w:cs="Book Antiqua"/>
+                <w:noProof w:val="0"/>
+                <w:sz w:val="22"/>
+                <w:szCs w:val="22"/>
+                <w:lang w:val="pl-PL"/>
+              </w:rPr>
+            </w:pPr>
+            <w:r>
+              <w:rPr>
+                <w:rFonts w:ascii="Book Antiqua" w:hAnsi="Book Antiqua" w:eastAsia="Book Antiqua" w:cs="Book Antiqua"/>
+                <w:noProof w:val="0"/>
+                <w:sz w:val="22"/>
+                <w:szCs w:val="22"/>
+                <w:lang w:val="pl-PL"/>
+              </w:rPr>
+              <w:t>Użytkownik wprowadza login, adres e-mail i hasło.</w:t>
+            </w:r>
+          </w:p>
+          <w:p>
+            <w:pPr>
+              <w:pStyle w:val="ListParagraph"/>
+              <w:numPr>
+                <w:ilvl w:val="0"/>
+                <w:numId w:val="12"/>
+              </w:numPr>
+              <w:spacing w:before="0" w:beforeAutospacing="off" w:after="0" w:afterAutospacing="off"/>
+              <w:rPr>
+                <w:rFonts w:ascii="Book Antiqua" w:hAnsi="Book Antiqua" w:eastAsia="Book Antiqua" w:cs="Book Antiqua"/>
+                <w:noProof w:val="0"/>
+                <w:sz w:val="22"/>
+                <w:szCs w:val="22"/>
+                <w:lang w:val="pl-PL"/>
+              </w:rPr>
+            </w:pPr>
+            <w:r>
+              <w:rPr>
+                <w:rFonts w:ascii="Book Antiqua" w:hAnsi="Book Antiqua" w:eastAsia="Book Antiqua" w:cs="Book Antiqua"/>
+                <w:noProof w:val="0"/>
+                <w:sz w:val="22"/>
+                <w:szCs w:val="22"/>
+                <w:lang w:val="pl-PL"/>
+              </w:rPr>
+              <w:t>System weryfikuje poprawność i unikalność danych.</w:t>
+            </w:r>
+          </w:p>
+          <w:p>
+            <w:pPr>
+              <w:pStyle w:val="ListParagraph"/>
+              <w:numPr>
+                <w:ilvl w:val="0"/>
+                <w:numId w:val="12"/>
+              </w:numPr>
+              <w:spacing w:before="0" w:beforeAutospacing="off" w:after="0" w:afterAutospacing="off"/>
+              <w:rPr>
+                <w:rFonts w:ascii="Book Antiqua" w:hAnsi="Book Antiqua" w:eastAsia="Book Antiqua" w:cs="Book Antiqua"/>
+                <w:noProof w:val="0"/>
+                <w:sz w:val="22"/>
+                <w:szCs w:val="22"/>
+                <w:lang w:val="pl-PL"/>
+              </w:rPr>
+            </w:pPr>
+            <w:r>
+              <w:rPr>
+                <w:rFonts w:ascii="Book Antiqua" w:hAnsi="Book Antiqua" w:eastAsia="Book Antiqua" w:cs="Book Antiqua"/>
+                <w:noProof w:val="0"/>
+                <w:sz w:val="22"/>
+                <w:szCs w:val="22"/>
+                <w:lang w:val="pl-PL"/>
+              </w:rPr>
+              <w:t>System tworzy nowe konto i automatycznie loguje użytkownika.</w:t>
+            </w:r>
+          </w:p>
+          <w:p>
+            <w:pPr>
+              <w:pStyle w:val="ListParagraph"/>
+              <w:numPr>
+                <w:ilvl w:val="0"/>
+                <w:numId w:val="12"/>
+              </w:numPr>
+              <w:spacing w:before="0" w:beforeAutospacing="off" w:after="0" w:afterAutospacing="off"/>
+              <w:rPr>
+                <w:rFonts w:ascii="Book Antiqua" w:hAnsi="Book Antiqua" w:eastAsia="Book Antiqua" w:cs="Book Antiqua"/>
+                <w:noProof w:val="0"/>
+                <w:sz w:val="22"/>
+                <w:szCs w:val="22"/>
+                <w:lang w:val="pl-PL"/>
+              </w:rPr>
+            </w:pPr>
+            <w:r>
+              <w:rPr>
+                <w:rFonts w:ascii="Book Antiqua" w:hAnsi="Book Antiqua" w:eastAsia="Book Antiqua" w:cs="Book Antiqua"/>
+                <w:noProof w:val="0"/>
+                <w:sz w:val="22"/>
+                <w:szCs w:val="22"/>
+                <w:lang w:val="pl-PL"/>
+              </w:rPr>
+              <w:t>Użytkownik zostaje przekierowany na stronę główną.</w:t>
+            </w:r>
+          </w:p>
+          <w:p>
+            <w:pPr>
+              <w:pStyle w:val="Normal"/>
+            </w:pPr>
+          </w:p>
+        </w:tc>
+      </w:tr>
+      <w:tr>
+        <w:trPr>
+          <w:trHeight w:val="300"/>
+        </w:trPr>
+        <w:tc>
+          <w:tcPr>
+            <w:tcW w:w="4508" w:type="dxa"/>
+            <w:tcMar/>
+          </w:tcPr>
+          <w:p>
+            <w:pPr>
+              <w:pStyle w:val="Normal"/>
+            </w:pPr>
+            <w:r>
+              <w:rPr/>
+              <w:t>Przepływ alternatywny</w:t>
+            </w:r>
+          </w:p>
+        </w:tc>
+        <w:tc>
+          <w:tcPr>
+            <w:tcW w:w="4508" w:type="dxa"/>
+            <w:tcMar/>
+          </w:tcPr>
+          <w:p>
+            <w:pPr>
+              <w:pStyle w:val="Normal"/>
+            </w:pPr>
+            <w:r>
+              <w:rPr/>
+              <w:t>3a. Podany adres e-mail lub login jest już zajęty. System wyświetla komunikat błędu i prosi o podanie innych danych.</w:t>
+            </w:r>
+          </w:p>
+        </w:tc>
+      </w:tr>
+      <w:tr>
+        <w:trPr>
+          <w:trHeight w:val="300"/>
+        </w:trPr>
+        <w:tc>
+          <w:tcPr>
+            <w:tcW w:w="4508" w:type="dxa"/>
+            <w:tcMar/>
+          </w:tcPr>
+          <w:p>
+            <w:pPr>
+              <w:pStyle w:val="Normal"/>
+            </w:pPr>
+            <w:r>
+              <w:rPr/>
+              <w:t>Warunek końcowy</w:t>
+            </w:r>
+          </w:p>
+        </w:tc>
+        <w:tc>
+          <w:tcPr>
+            <w:tcW w:w="4508" w:type="dxa"/>
+            <w:tcMar/>
+          </w:tcPr>
+          <w:p>
+            <w:pPr>
+              <w:pStyle w:val="Normal"/>
+            </w:pPr>
+            <w:r>
+              <w:rPr/>
+              <w:t>W systemie zostało utworzone nowe konto użytkownika.</w:t>
+            </w:r>
+          </w:p>
+        </w:tc>
+      </w:tr>
+    </w:tbl>
+    <w:p>
+      <w:pPr>
+        <w:pStyle w:val="Normal"/>
+        <w:rPr>
+          <w:b w:val="1"/>
+          <w:bCs w:val="1"/>
+          <w:noProof w:val="0"/>
+          <w:lang w:val="pl-PL"/>
+        </w:rPr>
+      </w:pPr>
+    </w:p>
+    <w:p>
+      <w:pPr>
+        <w:pStyle w:val="Normal"/>
+        <w:rPr>
+          <w:b w:val="1"/>
+          <w:bCs w:val="1"/>
+          <w:noProof w:val="0"/>
+          <w:lang w:val="pl-PL"/>
+        </w:rPr>
+      </w:pPr>
+      <w:r>
+        <w:rPr>
+          <w:b w:val="1"/>
+          <w:bCs w:val="1"/>
+          <w:noProof w:val="0"/>
+          <w:lang w:val="pl-PL"/>
+        </w:rPr>
+        <w:t>UC-02: Logowanie</w:t>
+      </w:r>
+    </w:p>
+    <w:tbl>
+      <w:tblPr>
+        <w:tblStyle w:val="TableGrid"/>
+        <w:bidiVisual w:val="0"/>
+        <w:tblW w:w="0" w:type="auto"/>
+        <w:tblLook w:val="06A0" w:firstRow="1" w:lastRow="0" w:firstColumn="1" w:lastColumn="0" w:noHBand="1" w:noVBand="1"/>
+      </w:tblPr>
+      <w:tblGrid>
+        <w:gridCol w:w="4508"/>
+        <w:gridCol w:w="4508"/>
+      </w:tblGrid>
+      <w:tr>
+        <w:trPr>
+          <w:trHeight w:val="300"/>
+        </w:trPr>
+        <w:tc>
+          <w:tcPr>
+            <w:tcW w:w="4508" w:type="dxa"/>
+            <w:tcMar/>
+          </w:tcPr>
+          <w:p>
+            <w:pPr>
+              <w:pStyle w:val="Normal"/>
+            </w:pPr>
+            <w:r>
+              <w:rPr/>
+              <w:t>Pole</w:t>
+            </w:r>
+          </w:p>
+        </w:tc>
+        <w:tc>
+          <w:tcPr>
+            <w:tcW w:w="4508" w:type="dxa"/>
+            <w:tcMar/>
+          </w:tcPr>
+          <w:p>
+            <w:pPr>
+              <w:pStyle w:val="Normal"/>
+            </w:pPr>
+            <w:r>
+              <w:rPr/>
+              <w:t>Opis</w:t>
+            </w:r>
+          </w:p>
+        </w:tc>
+      </w:tr>
+      <w:tr>
+        <w:trPr>
+          <w:trHeight w:val="300"/>
+        </w:trPr>
+        <w:tc>
+          <w:tcPr>
+            <w:tcW w:w="4508" w:type="dxa"/>
+            <w:tcMar/>
+          </w:tcPr>
+          <w:p>
+            <w:pPr>
+              <w:pStyle w:val="Normal"/>
+            </w:pPr>
+            <w:r>
+              <w:rPr/>
+              <w:t>Identyfikator</w:t>
+            </w:r>
+          </w:p>
+        </w:tc>
+        <w:tc>
+          <w:tcPr>
+            <w:tcW w:w="4508" w:type="dxa"/>
+            <w:tcMar/>
+          </w:tcPr>
+          <w:p>
+            <w:pPr>
+              <w:pStyle w:val="Normal"/>
+            </w:pPr>
+            <w:r>
+              <w:rPr/>
+              <w:t>UC-02</w:t>
+            </w:r>
+          </w:p>
+        </w:tc>
+      </w:tr>
+      <w:tr>
+        <w:trPr>
+          <w:trHeight w:val="300"/>
+        </w:trPr>
+        <w:tc>
+          <w:tcPr>
+            <w:tcW w:w="4508" w:type="dxa"/>
+            <w:tcMar/>
+          </w:tcPr>
+          <w:p>
+            <w:pPr>
+              <w:pStyle w:val="Normal"/>
+            </w:pPr>
+            <w:r>
+              <w:rPr/>
+              <w:t>Nazwa</w:t>
+            </w:r>
+          </w:p>
+        </w:tc>
+        <w:tc>
+          <w:tcPr>
+            <w:tcW w:w="4508" w:type="dxa"/>
+            <w:tcMar/>
+          </w:tcPr>
+          <w:p>
+            <w:pPr>
+              <w:pStyle w:val="Normal"/>
+            </w:pPr>
+            <w:r>
+              <w:rPr/>
+              <w:t>Logowanie</w:t>
+            </w:r>
+          </w:p>
+        </w:tc>
+      </w:tr>
+      <w:tr>
+        <w:trPr>
+          <w:trHeight w:val="300"/>
+        </w:trPr>
+        <w:tc>
+          <w:tcPr>
+            <w:tcW w:w="4508" w:type="dxa"/>
+            <w:tcMar/>
+          </w:tcPr>
+          <w:p>
+            <w:pPr>
+              <w:pStyle w:val="Normal"/>
+            </w:pPr>
+            <w:r>
+              <w:rPr/>
+              <w:t>Aktorzy</w:t>
+            </w:r>
+          </w:p>
+        </w:tc>
+        <w:tc>
+          <w:tcPr>
+            <w:tcW w:w="4508" w:type="dxa"/>
+            <w:tcMar/>
+          </w:tcPr>
+          <w:p>
+            <w:pPr>
+              <w:pStyle w:val="Normal"/>
+            </w:pPr>
+            <w:r>
+              <w:rPr/>
+              <w:t>Gość</w:t>
+            </w:r>
+          </w:p>
+        </w:tc>
+      </w:tr>
+      <w:tr>
+        <w:trPr>
+          <w:trHeight w:val="300"/>
+        </w:trPr>
+        <w:tc>
+          <w:tcPr>
+            <w:tcW w:w="4508" w:type="dxa"/>
+            <w:tcMar/>
+          </w:tcPr>
+          <w:p>
+            <w:pPr>
+              <w:pStyle w:val="Normal"/>
+            </w:pPr>
+            <w:r>
+              <w:rPr/>
+              <w:t>Warunek wstępny</w:t>
+            </w:r>
+          </w:p>
+        </w:tc>
+        <w:tc>
+          <w:tcPr>
+            <w:tcW w:w="4508" w:type="dxa"/>
+            <w:tcMar/>
+          </w:tcPr>
+          <w:p>
+            <w:pPr>
+              <w:pStyle w:val="Normal"/>
+            </w:pPr>
+            <w:r>
+              <w:rPr/>
+              <w:t xml:space="preserve">Użytkownik posiada </w:t>
+            </w:r>
+            <w:r>
+              <w:rPr/>
+              <w:t>konto w systemie</w:t>
+            </w:r>
+          </w:p>
+        </w:tc>
+      </w:tr>
+      <w:tr>
+        <w:trPr>
+          <w:trHeight w:val="300"/>
+        </w:trPr>
+        <w:tc>
+          <w:tcPr>
+            <w:tcW w:w="4508" w:type="dxa"/>
+            <w:tcMar/>
+          </w:tcPr>
+          <w:p>
+            <w:pPr>
+              <w:pStyle w:val="Normal"/>
+            </w:pPr>
+            <w:r>
+              <w:rPr/>
+              <w:t>Główny przepływ</w:t>
+            </w:r>
+          </w:p>
+        </w:tc>
+        <w:tc>
+          <w:tcPr>
+            <w:tcW w:w="4508" w:type="dxa"/>
+            <w:tcMar/>
+          </w:tcPr>
+          <w:p>
+            <w:pPr>
+              <w:pStyle w:val="ListParagraph"/>
+              <w:numPr>
+                <w:ilvl w:val="0"/>
+                <w:numId w:val="13"/>
+              </w:numPr>
+              <w:bidi w:val="0"/>
+              <w:spacing w:before="0" w:beforeAutospacing="off" w:after="0" w:afterAutospacing="off"/>
+              <w:rPr>
+                <w:rFonts w:ascii="Book Antiqua" w:hAnsi="Book Antiqua" w:eastAsia="Book Antiqua" w:cs="Book Antiqua"/>
+                <w:noProof w:val="0"/>
+                <w:sz w:val="22"/>
+                <w:szCs w:val="22"/>
+                <w:lang w:val="pl-PL"/>
+              </w:rPr>
+            </w:pPr>
+            <w:r>
+              <w:rPr>
+                <w:rFonts w:ascii="Book Antiqua" w:hAnsi="Book Antiqua" w:eastAsia="Book Antiqua" w:cs="Book Antiqua"/>
+                <w:noProof w:val="0"/>
+                <w:sz w:val="22"/>
+                <w:szCs w:val="22"/>
+                <w:lang w:val="pl-PL"/>
+              </w:rPr>
+              <w:t>Użytkownik przechodzi do formularza logowania.</w:t>
+            </w:r>
+          </w:p>
+          <w:p>
+            <w:pPr>
+              <w:pStyle w:val="ListParagraph"/>
+              <w:numPr>
+                <w:ilvl w:val="0"/>
+                <w:numId w:val="13"/>
+              </w:numPr>
+              <w:bidi w:val="0"/>
+              <w:spacing w:before="0" w:beforeAutospacing="off" w:after="0" w:afterAutospacing="off"/>
+              <w:rPr>
+                <w:rFonts w:ascii="Book Antiqua" w:hAnsi="Book Antiqua" w:eastAsia="Book Antiqua" w:cs="Book Antiqua"/>
+                <w:noProof w:val="0"/>
+                <w:sz w:val="22"/>
+                <w:szCs w:val="22"/>
+                <w:lang w:val="pl-PL"/>
+              </w:rPr>
+            </w:pPr>
+            <w:r>
+              <w:rPr>
+                <w:rFonts w:ascii="Book Antiqua" w:hAnsi="Book Antiqua" w:eastAsia="Book Antiqua" w:cs="Book Antiqua"/>
+                <w:noProof w:val="0"/>
+                <w:sz w:val="22"/>
+                <w:szCs w:val="22"/>
+                <w:lang w:val="pl-PL"/>
+              </w:rPr>
+              <w:t>Użytkownik wprowadza adres e-mail i hasło.</w:t>
+            </w:r>
+          </w:p>
+          <w:p>
+            <w:pPr>
+              <w:pStyle w:val="ListParagraph"/>
+              <w:numPr>
+                <w:ilvl w:val="0"/>
+                <w:numId w:val="13"/>
+              </w:numPr>
+              <w:bidi w:val="0"/>
+              <w:spacing w:before="0" w:beforeAutospacing="off" w:after="0" w:afterAutospacing="off"/>
+              <w:rPr>
+                <w:rFonts w:ascii="Book Antiqua" w:hAnsi="Book Antiqua" w:eastAsia="Book Antiqua" w:cs="Book Antiqua"/>
+                <w:noProof w:val="0"/>
+                <w:sz w:val="22"/>
+                <w:szCs w:val="22"/>
+                <w:lang w:val="pl-PL"/>
+              </w:rPr>
+            </w:pPr>
+            <w:r>
+              <w:rPr>
+                <w:rFonts w:ascii="Book Antiqua" w:hAnsi="Book Antiqua" w:eastAsia="Book Antiqua" w:cs="Book Antiqua"/>
+                <w:noProof w:val="0"/>
+                <w:sz w:val="22"/>
+                <w:szCs w:val="22"/>
+                <w:lang w:val="pl-PL"/>
+              </w:rPr>
+              <w:t>System weryfikuje zgodność danych z zapisem w bazie.</w:t>
+            </w:r>
+          </w:p>
+          <w:p>
+            <w:pPr>
+              <w:pStyle w:val="ListParagraph"/>
+              <w:numPr>
+                <w:ilvl w:val="0"/>
+                <w:numId w:val="13"/>
+              </w:numPr>
+              <w:bidi w:val="0"/>
+              <w:spacing w:before="0" w:beforeAutospacing="off" w:after="0" w:afterAutospacing="off"/>
+              <w:rPr>
+                <w:rFonts w:ascii="Book Antiqua" w:hAnsi="Book Antiqua" w:eastAsia="Book Antiqua" w:cs="Book Antiqua"/>
+                <w:noProof w:val="0"/>
+                <w:sz w:val="22"/>
+                <w:szCs w:val="22"/>
+                <w:lang w:val="pl-PL"/>
+              </w:rPr>
+            </w:pPr>
+            <w:r>
+              <w:rPr>
+                <w:rFonts w:ascii="Book Antiqua" w:hAnsi="Book Antiqua" w:eastAsia="Book Antiqua" w:cs="Book Antiqua"/>
+                <w:noProof w:val="0"/>
+                <w:sz w:val="22"/>
+                <w:szCs w:val="22"/>
+                <w:lang w:val="pl-PL"/>
+              </w:rPr>
+              <w:t xml:space="preserve">System generuje </w:t>
+            </w:r>
+            <w:r>
+              <w:rPr>
+                <w:rFonts w:ascii="Book Antiqua" w:hAnsi="Book Antiqua" w:eastAsia="Book Antiqua" w:cs="Book Antiqua"/>
+                <w:noProof w:val="0"/>
+                <w:sz w:val="22"/>
+                <w:szCs w:val="22"/>
+                <w:lang w:val="pl-PL"/>
+              </w:rPr>
+              <w:t>token</w:t>
+            </w:r>
+            <w:r>
+              <w:rPr>
+                <w:rFonts w:ascii="Book Antiqua" w:hAnsi="Book Antiqua" w:eastAsia="Book Antiqua" w:cs="Book Antiqua"/>
+                <w:noProof w:val="0"/>
+                <w:sz w:val="22"/>
+                <w:szCs w:val="22"/>
+                <w:lang w:val="pl-PL"/>
+              </w:rPr>
+              <w:t xml:space="preserve"> JWT i zapisuje go po stronie klienta.</w:t>
+            </w:r>
+          </w:p>
+          <w:p>
+            <w:pPr>
+              <w:pStyle w:val="ListParagraph"/>
+              <w:numPr>
+                <w:ilvl w:val="0"/>
+                <w:numId w:val="13"/>
+              </w:numPr>
+              <w:bidi w:val="0"/>
+              <w:spacing w:before="0" w:beforeAutospacing="off" w:after="0" w:afterAutospacing="off"/>
+              <w:rPr>
+                <w:rFonts w:ascii="Book Antiqua" w:hAnsi="Book Antiqua" w:eastAsia="Book Antiqua" w:cs="Book Antiqua"/>
+                <w:noProof w:val="0"/>
+                <w:sz w:val="22"/>
+                <w:szCs w:val="22"/>
+                <w:lang w:val="pl-PL"/>
+              </w:rPr>
+            </w:pPr>
+            <w:r>
+              <w:rPr>
+                <w:rFonts w:ascii="Book Antiqua" w:hAnsi="Book Antiqua" w:eastAsia="Book Antiqua" w:cs="Book Antiqua"/>
+                <w:noProof w:val="0"/>
+                <w:sz w:val="22"/>
+                <w:szCs w:val="22"/>
+                <w:lang w:val="pl-PL"/>
+              </w:rPr>
+              <w:t>Użytkownik zostaje przekierowany na stronę główną jako zalogowany.</w:t>
+            </w:r>
+          </w:p>
+          <w:p>
+            <w:pPr>
+              <w:pStyle w:val="Normal"/>
+            </w:pPr>
+          </w:p>
+        </w:tc>
+      </w:tr>
+      <w:tr>
+        <w:trPr>
+          <w:trHeight w:val="300"/>
+        </w:trPr>
+        <w:tc>
+          <w:tcPr>
+            <w:tcW w:w="4508" w:type="dxa"/>
+            <w:tcMar/>
+          </w:tcPr>
+          <w:p>
+            <w:pPr>
+              <w:pStyle w:val="Normal"/>
+            </w:pPr>
+            <w:r>
+              <w:rPr/>
+              <w:t>Przepływ alternatywny</w:t>
+            </w:r>
+          </w:p>
+        </w:tc>
+        <w:tc>
+          <w:tcPr>
+            <w:tcW w:w="4508" w:type="dxa"/>
+            <w:tcMar/>
+          </w:tcPr>
+          <w:p>
+            <w:pPr>
+              <w:pStyle w:val="Normal"/>
+            </w:pPr>
+            <w:r>
+              <w:rPr/>
+              <w:t>3a. Dane logowania są nieprawidłowe. System wyświetla komunikat błędu, użytkownik pozostaje niezalogowany.</w:t>
+            </w:r>
+          </w:p>
+        </w:tc>
+      </w:tr>
+      <w:tr>
+        <w:trPr>
+          <w:trHeight w:val="300"/>
+        </w:trPr>
+        <w:tc>
+          <w:tcPr>
+            <w:tcW w:w="4508" w:type="dxa"/>
+            <w:tcMar/>
+          </w:tcPr>
+          <w:p>
+            <w:pPr>
+              <w:pStyle w:val="Normal"/>
+            </w:pPr>
+            <w:r>
+              <w:rPr/>
+              <w:t>Warunek końcowy</w:t>
+            </w:r>
+          </w:p>
+        </w:tc>
+        <w:tc>
+          <w:tcPr>
+            <w:tcW w:w="4508" w:type="dxa"/>
+            <w:tcMar/>
+          </w:tcPr>
+          <w:p>
+            <w:pPr>
+              <w:pStyle w:val="Normal"/>
+            </w:pPr>
+            <w:r>
+              <w:rPr/>
+              <w:t>Użytkownik jest zalogowany i posiada aktywną sesję.</w:t>
+            </w:r>
+          </w:p>
+        </w:tc>
+      </w:tr>
+    </w:tbl>
+    <w:p>
+      <w:pPr>
+        <w:pStyle w:val="Normal"/>
+        <w:rPr>
+          <w:b w:val="1"/>
+          <w:bCs w:val="1"/>
+          <w:noProof w:val="0"/>
+          <w:lang w:val="pl-PL"/>
+        </w:rPr>
+      </w:pPr>
+    </w:p>
+    <w:p>
+      <w:pPr>
+        <w:pStyle w:val="Normal"/>
+        <w:rPr>
+          <w:b w:val="1"/>
+          <w:bCs w:val="1"/>
+          <w:noProof w:val="0"/>
+          <w:lang w:val="pl-PL"/>
+        </w:rPr>
+      </w:pPr>
+      <w:r>
+        <w:rPr>
+          <w:b w:val="1"/>
+          <w:bCs w:val="1"/>
+          <w:noProof w:val="0"/>
+          <w:lang w:val="pl-PL"/>
+        </w:rPr>
+        <w:t>UC-03: Tworzenie gry</w:t>
+      </w:r>
+    </w:p>
+    <w:tbl>
+      <w:tblPr>
+        <w:tblStyle w:val="TableGrid"/>
+        <w:bidiVisual w:val="0"/>
+        <w:tblW w:w="0" w:type="auto"/>
+        <w:tblLook w:val="06A0" w:firstRow="1" w:lastRow="0" w:firstColumn="1" w:lastColumn="0" w:noHBand="1" w:noVBand="1"/>
+      </w:tblPr>
+      <w:tblGrid>
+        <w:gridCol w:w="4508"/>
+        <w:gridCol w:w="4508"/>
+      </w:tblGrid>
+      <w:tr>
+        <w:trPr>
+          <w:trHeight w:val="300"/>
+        </w:trPr>
+        <w:tc>
+          <w:tcPr>
+            <w:tcW w:w="4508" w:type="dxa"/>
+            <w:tcMar/>
+          </w:tcPr>
+          <w:p>
+            <w:pPr>
+              <w:pStyle w:val="Normal"/>
+            </w:pPr>
+            <w:r>
+              <w:rPr/>
+              <w:t>Pole</w:t>
+            </w:r>
+          </w:p>
+        </w:tc>
+        <w:tc>
+          <w:tcPr>
+            <w:tcW w:w="4508" w:type="dxa"/>
+            <w:tcMar/>
+          </w:tcPr>
+          <w:p>
+            <w:pPr>
+              <w:pStyle w:val="Normal"/>
+            </w:pPr>
+            <w:r>
+              <w:rPr/>
+              <w:t>Opis</w:t>
+            </w:r>
+          </w:p>
+        </w:tc>
+      </w:tr>
+      <w:tr>
+        <w:trPr>
+          <w:trHeight w:val="300"/>
+        </w:trPr>
+        <w:tc>
+          <w:tcPr>
+            <w:tcW w:w="4508" w:type="dxa"/>
+            <w:tcMar/>
+          </w:tcPr>
+          <w:p>
+            <w:pPr>
+              <w:pStyle w:val="Normal"/>
+            </w:pPr>
+            <w:r>
+              <w:rPr/>
+              <w:t>Identyfikator</w:t>
+            </w:r>
+          </w:p>
+        </w:tc>
+        <w:tc>
+          <w:tcPr>
+            <w:tcW w:w="4508" w:type="dxa"/>
+            <w:tcMar/>
+          </w:tcPr>
+          <w:p>
+            <w:pPr>
+              <w:pStyle w:val="Normal"/>
+            </w:pPr>
+            <w:r>
+              <w:rPr/>
+              <w:t>UC-0</w:t>
+            </w:r>
+            <w:r>
+              <w:rPr/>
+              <w:t>3</w:t>
+            </w:r>
+          </w:p>
+        </w:tc>
+      </w:tr>
+      <w:tr>
+        <w:trPr>
+          <w:trHeight w:val="300"/>
+        </w:trPr>
+        <w:tc>
+          <w:tcPr>
+            <w:tcW w:w="4508" w:type="dxa"/>
+            <w:tcMar/>
+          </w:tcPr>
+          <w:p>
+            <w:pPr>
+              <w:pStyle w:val="Normal"/>
+            </w:pPr>
+            <w:r>
+              <w:rPr/>
+              <w:t>Nazwa</w:t>
+            </w:r>
+          </w:p>
+        </w:tc>
+        <w:tc>
+          <w:tcPr>
+            <w:tcW w:w="4508" w:type="dxa"/>
+            <w:tcMar/>
+          </w:tcPr>
+          <w:p>
+            <w:pPr>
+              <w:pStyle w:val="Normal"/>
+            </w:pPr>
+            <w:r>
+              <w:rPr/>
+              <w:t>Tworzenie nowej gry</w:t>
+            </w:r>
+          </w:p>
+        </w:tc>
+      </w:tr>
+      <w:tr>
+        <w:trPr>
+          <w:trHeight w:val="300"/>
+        </w:trPr>
+        <w:tc>
+          <w:tcPr>
+            <w:tcW w:w="4508" w:type="dxa"/>
+            <w:tcMar/>
+          </w:tcPr>
+          <w:p>
+            <w:pPr>
+              <w:pStyle w:val="Normal"/>
+            </w:pPr>
+            <w:r>
+              <w:rPr/>
+              <w:t>Aktorzy</w:t>
+            </w:r>
+          </w:p>
+        </w:tc>
+        <w:tc>
+          <w:tcPr>
+            <w:tcW w:w="4508" w:type="dxa"/>
+            <w:tcMar/>
+          </w:tcPr>
+          <w:p>
+            <w:pPr>
+              <w:pStyle w:val="Normal"/>
+              <w:suppressLineNumbers w:val="0"/>
+              <w:bidi w:val="0"/>
+              <w:spacing w:before="0" w:beforeAutospacing="off" w:after="0" w:afterAutospacing="off" w:line="240" w:lineRule="auto"/>
+              <w:ind w:left="0" w:right="0"/>
+              <w:jc w:val="both"/>
+            </w:pPr>
+            <w:r>
+              <w:rPr/>
+              <w:t>Zalogowany użytkownik</w:t>
+            </w:r>
+          </w:p>
+        </w:tc>
+      </w:tr>
+      <w:tr>
+        <w:trPr>
+          <w:trHeight w:val="300"/>
+        </w:trPr>
+        <w:tc>
+          <w:tcPr>
+            <w:tcW w:w="4508" w:type="dxa"/>
+            <w:tcMar/>
+          </w:tcPr>
+          <w:p>
+            <w:pPr>
+              <w:pStyle w:val="Normal"/>
+            </w:pPr>
+            <w:r>
+              <w:rPr/>
+              <w:t>Warunek wstępny</w:t>
+            </w:r>
+          </w:p>
+        </w:tc>
+        <w:tc>
+          <w:tcPr>
+            <w:tcW w:w="4508" w:type="dxa"/>
+            <w:tcMar/>
+          </w:tcPr>
+          <w:p>
+            <w:pPr>
+              <w:pStyle w:val="Normal"/>
+            </w:pPr>
+            <w:r>
+              <w:rPr/>
+              <w:t xml:space="preserve">Użytkownik </w:t>
+            </w:r>
+            <w:r>
+              <w:rPr/>
+              <w:t>jest zalogowany</w:t>
+            </w:r>
+          </w:p>
+        </w:tc>
+      </w:tr>
+      <w:tr>
+        <w:trPr>
+          <w:trHeight w:val="300"/>
+        </w:trPr>
+        <w:tc>
+          <w:tcPr>
+            <w:tcW w:w="4508" w:type="dxa"/>
+            <w:tcMar/>
+          </w:tcPr>
+          <w:p>
+            <w:pPr>
+              <w:pStyle w:val="Normal"/>
+            </w:pPr>
+            <w:r>
+              <w:rPr/>
+              <w:t>Główny przepływ</w:t>
+            </w:r>
+          </w:p>
+        </w:tc>
+        <w:tc>
+          <w:tcPr>
+            <w:tcW w:w="4508" w:type="dxa"/>
+            <w:tcMar/>
+          </w:tcPr>
+          <w:p>
+            <w:pPr>
+              <w:pStyle w:val="ListParagraph"/>
+              <w:numPr>
+                <w:ilvl w:val="0"/>
+                <w:numId w:val="14"/>
+              </w:numPr>
+              <w:bidi w:val="0"/>
+              <w:spacing w:before="0" w:beforeAutospacing="off" w:after="0" w:afterAutospacing="off"/>
+              <w:rPr>
+                <w:rFonts w:ascii="Book Antiqua" w:hAnsi="Book Antiqua" w:eastAsia="Book Antiqua" w:cs="Book Antiqua"/>
+                <w:noProof w:val="0"/>
+                <w:sz w:val="22"/>
+                <w:szCs w:val="22"/>
+                <w:lang w:val="pl-PL"/>
+              </w:rPr>
+            </w:pPr>
+            <w:r>
+              <w:rPr>
+                <w:rFonts w:ascii="Book Antiqua" w:hAnsi="Book Antiqua" w:eastAsia="Book Antiqua" w:cs="Book Antiqua"/>
+                <w:noProof w:val="0"/>
+                <w:sz w:val="22"/>
+                <w:szCs w:val="22"/>
+                <w:lang w:val="pl-PL"/>
+              </w:rPr>
+              <w:t>Użytkownik przechodzi do edytora gier.</w:t>
+            </w:r>
+          </w:p>
+          <w:p>
+            <w:pPr>
+              <w:pStyle w:val="ListParagraph"/>
+              <w:numPr>
+                <w:ilvl w:val="0"/>
+                <w:numId w:val="14"/>
+              </w:numPr>
+              <w:bidi w:val="0"/>
+              <w:spacing w:before="0" w:beforeAutospacing="off" w:after="0" w:afterAutospacing="off"/>
+              <w:rPr>
+                <w:rFonts w:ascii="Book Antiqua" w:hAnsi="Book Antiqua" w:eastAsia="Book Antiqua" w:cs="Book Antiqua"/>
+                <w:noProof w:val="0"/>
+                <w:sz w:val="22"/>
+                <w:szCs w:val="22"/>
+                <w:lang w:val="pl-PL"/>
+              </w:rPr>
+            </w:pPr>
+            <w:r>
+              <w:rPr>
+                <w:rFonts w:ascii="Book Antiqua" w:hAnsi="Book Antiqua" w:eastAsia="Book Antiqua" w:cs="Book Antiqua"/>
+                <w:noProof w:val="0"/>
+                <w:sz w:val="22"/>
+                <w:szCs w:val="22"/>
+                <w:lang w:val="pl-PL"/>
+              </w:rPr>
+              <w:t>Użytkownik wprowadza tytuł i opis gry.</w:t>
+            </w:r>
+          </w:p>
+          <w:p>
+            <w:pPr>
+              <w:pStyle w:val="ListParagraph"/>
+              <w:numPr>
+                <w:ilvl w:val="0"/>
+                <w:numId w:val="14"/>
+              </w:numPr>
+              <w:bidi w:val="0"/>
+              <w:spacing w:before="0" w:beforeAutospacing="off" w:after="0" w:afterAutospacing="off"/>
+              <w:rPr>
+                <w:rFonts w:ascii="Book Antiqua" w:hAnsi="Book Antiqua" w:eastAsia="Book Antiqua" w:cs="Book Antiqua"/>
+                <w:noProof w:val="0"/>
+                <w:sz w:val="22"/>
+                <w:szCs w:val="22"/>
+                <w:lang w:val="pl-PL"/>
+              </w:rPr>
+            </w:pPr>
+            <w:r>
+              <w:rPr>
+                <w:rFonts w:ascii="Book Antiqua" w:hAnsi="Book Antiqua" w:eastAsia="Book Antiqua" w:cs="Book Antiqua"/>
+                <w:noProof w:val="0"/>
+                <w:sz w:val="22"/>
+                <w:szCs w:val="22"/>
+                <w:lang w:val="pl-PL"/>
+              </w:rPr>
+              <w:t>Użytkownik dodaje pomieszczenia na kanwie graficznej edytora.</w:t>
+            </w:r>
+          </w:p>
+          <w:p>
+            <w:pPr>
+              <w:pStyle w:val="ListParagraph"/>
+              <w:numPr>
+                <w:ilvl w:val="0"/>
+                <w:numId w:val="14"/>
+              </w:numPr>
+              <w:bidi w:val="0"/>
+              <w:spacing w:before="0" w:beforeAutospacing="off" w:after="0" w:afterAutospacing="off"/>
+              <w:rPr>
+                <w:rFonts w:ascii="Book Antiqua" w:hAnsi="Book Antiqua" w:eastAsia="Book Antiqua" w:cs="Book Antiqua"/>
+                <w:noProof w:val="0"/>
+                <w:sz w:val="22"/>
+                <w:szCs w:val="22"/>
+                <w:lang w:val="pl-PL"/>
+              </w:rPr>
+            </w:pPr>
+            <w:r>
+              <w:rPr>
+                <w:rFonts w:ascii="Book Antiqua" w:hAnsi="Book Antiqua" w:eastAsia="Book Antiqua" w:cs="Book Antiqua"/>
+                <w:noProof w:val="0"/>
+                <w:sz w:val="22"/>
+                <w:szCs w:val="22"/>
+                <w:lang w:val="pl-PL"/>
+              </w:rPr>
+              <w:t>Użytkownik definiuje właściwości pomieszczeń, przedmiotów i NPC.</w:t>
+            </w:r>
+          </w:p>
+          <w:p>
+            <w:pPr>
+              <w:pStyle w:val="ListParagraph"/>
+              <w:numPr>
+                <w:ilvl w:val="0"/>
+                <w:numId w:val="14"/>
+              </w:numPr>
+              <w:bidi w:val="0"/>
+              <w:spacing w:before="0" w:beforeAutospacing="off" w:after="0" w:afterAutospacing="off"/>
+              <w:rPr>
+                <w:rFonts w:ascii="Book Antiqua" w:hAnsi="Book Antiqua" w:eastAsia="Book Antiqua" w:cs="Book Antiqua"/>
+                <w:noProof w:val="0"/>
+                <w:sz w:val="22"/>
+                <w:szCs w:val="22"/>
+                <w:lang w:val="pl-PL"/>
+              </w:rPr>
+            </w:pPr>
+            <w:r>
+              <w:rPr>
+                <w:rFonts w:ascii="Book Antiqua" w:hAnsi="Book Antiqua" w:eastAsia="Book Antiqua" w:cs="Book Antiqua"/>
+                <w:noProof w:val="0"/>
+                <w:sz w:val="22"/>
+                <w:szCs w:val="22"/>
+                <w:lang w:val="pl-PL"/>
+              </w:rPr>
+              <w:t>Użytkownik określa połączenia między pomieszczeniami.</w:t>
+            </w:r>
+          </w:p>
+          <w:p>
+            <w:pPr>
+              <w:pStyle w:val="ListParagraph"/>
+              <w:numPr>
+                <w:ilvl w:val="0"/>
+                <w:numId w:val="14"/>
+              </w:numPr>
+              <w:bidi w:val="0"/>
+              <w:spacing w:before="0" w:beforeAutospacing="off" w:after="0" w:afterAutospacing="off"/>
+              <w:rPr>
+                <w:rFonts w:ascii="Book Antiqua" w:hAnsi="Book Antiqua" w:eastAsia="Book Antiqua" w:cs="Book Antiqua"/>
+                <w:noProof w:val="0"/>
+                <w:sz w:val="22"/>
+                <w:szCs w:val="22"/>
+                <w:lang w:val="pl-PL"/>
+              </w:rPr>
+            </w:pPr>
+            <w:r>
+              <w:rPr>
+                <w:rFonts w:ascii="Book Antiqua" w:hAnsi="Book Antiqua" w:eastAsia="Book Antiqua" w:cs="Book Antiqua"/>
+                <w:noProof w:val="0"/>
+                <w:sz w:val="22"/>
+                <w:szCs w:val="22"/>
+                <w:lang w:val="pl-PL"/>
+              </w:rPr>
+              <w:t>Użytkownik zapisuje grę.</w:t>
+            </w:r>
+          </w:p>
+          <w:p>
+            <w:pPr>
+              <w:pStyle w:val="ListParagraph"/>
+              <w:numPr>
+                <w:ilvl w:val="0"/>
+                <w:numId w:val="14"/>
+              </w:numPr>
+              <w:bidi w:val="0"/>
+              <w:spacing w:before="0" w:beforeAutospacing="off" w:after="0" w:afterAutospacing="off"/>
+              <w:rPr>
+                <w:rFonts w:ascii="Book Antiqua" w:hAnsi="Book Antiqua" w:eastAsia="Book Antiqua" w:cs="Book Antiqua"/>
+                <w:noProof w:val="0"/>
+                <w:sz w:val="22"/>
+                <w:szCs w:val="22"/>
+                <w:lang w:val="pl-PL"/>
+              </w:rPr>
+            </w:pPr>
+            <w:r>
+              <w:rPr>
+                <w:rFonts w:ascii="Book Antiqua" w:hAnsi="Book Antiqua" w:eastAsia="Book Antiqua" w:cs="Book Antiqua"/>
+                <w:noProof w:val="0"/>
+                <w:sz w:val="22"/>
+                <w:szCs w:val="22"/>
+                <w:lang w:val="pl-PL"/>
+              </w:rPr>
+              <w:t xml:space="preserve"> System zapisuje definicję gry w bazie danych w formacie JSON.</w:t>
+            </w:r>
+          </w:p>
+          <w:p>
+            <w:pPr>
+              <w:pStyle w:val="Normal"/>
+            </w:pPr>
+          </w:p>
+        </w:tc>
+      </w:tr>
+      <w:tr>
+        <w:trPr>
+          <w:trHeight w:val="300"/>
+        </w:trPr>
+        <w:tc>
+          <w:tcPr>
+            <w:tcW w:w="4508" w:type="dxa"/>
+            <w:tcMar/>
+          </w:tcPr>
+          <w:p>
+            <w:pPr>
+              <w:pStyle w:val="Normal"/>
+            </w:pPr>
+            <w:r>
+              <w:rPr/>
+              <w:t>Przepływ alternatywny</w:t>
+            </w:r>
+          </w:p>
+        </w:tc>
+        <w:tc>
+          <w:tcPr>
+            <w:tcW w:w="4508" w:type="dxa"/>
+            <w:tcMar/>
+          </w:tcPr>
+          <w:p>
+            <w:pPr>
+              <w:pStyle w:val="Normal"/>
+            </w:pPr>
+            <w:r>
+              <w:rPr/>
+              <w:t>6a. Gra nie zawiera pomieszczenia startowego. System informuje użytkownika o brakujących elementach i wstrzymuje zapis.</w:t>
+            </w:r>
+          </w:p>
+        </w:tc>
+      </w:tr>
+      <w:tr>
+        <w:trPr>
+          <w:trHeight w:val="300"/>
+        </w:trPr>
+        <w:tc>
+          <w:tcPr>
+            <w:tcW w:w="4508" w:type="dxa"/>
+            <w:tcMar/>
+          </w:tcPr>
+          <w:p>
+            <w:pPr>
+              <w:pStyle w:val="Normal"/>
+            </w:pPr>
+            <w:r>
+              <w:rPr/>
+              <w:t>Warunek końcowy</w:t>
+            </w:r>
+          </w:p>
+        </w:tc>
+        <w:tc>
+          <w:tcPr>
+            <w:tcW w:w="4508" w:type="dxa"/>
+            <w:tcMar/>
+          </w:tcPr>
+          <w:p>
+            <w:pPr>
+              <w:pStyle w:val="Normal"/>
+            </w:pPr>
+            <w:r>
+              <w:rPr/>
+              <w:t>Gra jest zapisana w systemie jako nieopublikowana i widoczna tylko dla jej twórcy.</w:t>
+            </w:r>
+          </w:p>
+        </w:tc>
+      </w:tr>
+    </w:tbl>
+    <w:p>
+      <w:pPr>
+        <w:pStyle w:val="Normal"/>
+        <w:rPr>
+          <w:b w:val="1"/>
+          <w:bCs w:val="1"/>
+          <w:noProof w:val="0"/>
+          <w:lang w:val="pl-PL"/>
+        </w:rPr>
+      </w:pPr>
+    </w:p>
+    <w:p>
+      <w:pPr>
+        <w:pStyle w:val="Normal"/>
+        <w:rPr>
+          <w:b w:val="1"/>
+          <w:bCs w:val="1"/>
+          <w:noProof w:val="0"/>
+          <w:lang w:val="pl-PL"/>
+        </w:rPr>
+      </w:pPr>
+      <w:r>
+        <w:rPr>
+          <w:b w:val="1"/>
+          <w:bCs w:val="1"/>
+          <w:noProof w:val="0"/>
+          <w:lang w:val="pl-PL"/>
+        </w:rPr>
+        <w:t>UC-04: Rozgrywka</w:t>
+      </w:r>
+    </w:p>
+    <w:tbl>
+      <w:tblPr>
+        <w:tblStyle w:val="TableGrid"/>
+        <w:bidiVisual w:val="0"/>
+        <w:tblW w:w="0" w:type="auto"/>
+        <w:tblLook w:val="06A0" w:firstRow="1" w:lastRow="0" w:firstColumn="1" w:lastColumn="0" w:noHBand="1" w:noVBand="1"/>
+      </w:tblPr>
+      <w:tblGrid>
+        <w:gridCol w:w="4508"/>
+        <w:gridCol w:w="4508"/>
+      </w:tblGrid>
+      <w:tr>
+        <w:trPr>
+          <w:trHeight w:val="300"/>
+        </w:trPr>
+        <w:tc>
+          <w:tcPr>
+            <w:tcW w:w="4508" w:type="dxa"/>
+            <w:tcMar/>
+          </w:tcPr>
+          <w:p>
+            <w:pPr>
+              <w:pStyle w:val="Normal"/>
+            </w:pPr>
+            <w:r>
+              <w:rPr/>
+              <w:t>Pole</w:t>
+            </w:r>
+          </w:p>
+        </w:tc>
+        <w:tc>
+          <w:tcPr>
+            <w:tcW w:w="4508" w:type="dxa"/>
+            <w:tcMar/>
+          </w:tcPr>
+          <w:p>
+            <w:pPr>
+              <w:pStyle w:val="Normal"/>
+            </w:pPr>
+            <w:r>
+              <w:rPr/>
+              <w:t>Opis</w:t>
+            </w:r>
+          </w:p>
+        </w:tc>
+      </w:tr>
+      <w:tr>
+        <w:trPr>
+          <w:trHeight w:val="300"/>
+        </w:trPr>
+        <w:tc>
+          <w:tcPr>
+            <w:tcW w:w="4508" w:type="dxa"/>
+            <w:tcMar/>
+          </w:tcPr>
+          <w:p>
+            <w:pPr>
+              <w:pStyle w:val="Normal"/>
+            </w:pPr>
+            <w:r>
+              <w:rPr/>
+              <w:t>Identyfikator</w:t>
+            </w:r>
+          </w:p>
+        </w:tc>
+        <w:tc>
+          <w:tcPr>
+            <w:tcW w:w="4508" w:type="dxa"/>
+            <w:tcMar/>
+          </w:tcPr>
+          <w:p>
+            <w:pPr>
+              <w:pStyle w:val="Normal"/>
+            </w:pPr>
+            <w:r>
+              <w:rPr/>
+              <w:t>UC-0</w:t>
+            </w:r>
+            <w:r>
+              <w:rPr/>
+              <w:t>4</w:t>
+            </w:r>
+          </w:p>
+        </w:tc>
+      </w:tr>
+      <w:tr>
+        <w:trPr>
+          <w:trHeight w:val="300"/>
+        </w:trPr>
+        <w:tc>
+          <w:tcPr>
+            <w:tcW w:w="4508" w:type="dxa"/>
+            <w:tcMar/>
+          </w:tcPr>
+          <w:p>
+            <w:pPr>
+              <w:pStyle w:val="Normal"/>
+            </w:pPr>
+            <w:r>
+              <w:rPr/>
+              <w:t>Nazwa</w:t>
+            </w:r>
+          </w:p>
+        </w:tc>
+        <w:tc>
+          <w:tcPr>
+            <w:tcW w:w="4508" w:type="dxa"/>
+            <w:tcMar/>
+          </w:tcPr>
+          <w:p>
+            <w:pPr>
+              <w:pStyle w:val="Normal"/>
+              <w:suppressLineNumbers w:val="0"/>
+              <w:bidi w:val="0"/>
+              <w:spacing w:before="0" w:beforeAutospacing="off" w:after="0" w:afterAutospacing="off" w:line="240" w:lineRule="auto"/>
+              <w:ind w:left="0" w:right="0"/>
+              <w:jc w:val="both"/>
+            </w:pPr>
+            <w:r>
+              <w:rPr/>
+              <w:t>Prowadzenie rozgrywki</w:t>
+            </w:r>
+          </w:p>
+        </w:tc>
+      </w:tr>
+      <w:tr>
+        <w:trPr>
+          <w:trHeight w:val="300"/>
+        </w:trPr>
+        <w:tc>
+          <w:tcPr>
+            <w:tcW w:w="4508" w:type="dxa"/>
+            <w:tcMar/>
+          </w:tcPr>
+          <w:p>
+            <w:pPr>
+              <w:pStyle w:val="Normal"/>
+            </w:pPr>
+            <w:r>
+              <w:rPr/>
+              <w:t>Aktorzy</w:t>
+            </w:r>
+          </w:p>
+        </w:tc>
+        <w:tc>
+          <w:tcPr>
+            <w:tcW w:w="4508" w:type="dxa"/>
+            <w:tcMar/>
+          </w:tcPr>
+          <w:p>
+            <w:pPr>
+              <w:pStyle w:val="Normal"/>
+              <w:suppressLineNumbers w:val="0"/>
+              <w:bidi w:val="0"/>
+              <w:spacing w:before="0" w:beforeAutospacing="off" w:after="0" w:afterAutospacing="off" w:line="240" w:lineRule="auto"/>
+              <w:ind w:left="0" w:right="0"/>
+              <w:jc w:val="both"/>
+            </w:pPr>
+            <w:r>
+              <w:rPr/>
+              <w:t>Zalogowany użytkownik</w:t>
+            </w:r>
+          </w:p>
+        </w:tc>
+      </w:tr>
+      <w:tr>
+        <w:trPr>
+          <w:trHeight w:val="300"/>
+        </w:trPr>
+        <w:tc>
+          <w:tcPr>
+            <w:tcW w:w="4508" w:type="dxa"/>
+            <w:tcMar/>
+          </w:tcPr>
+          <w:p>
+            <w:pPr>
+              <w:pStyle w:val="Normal"/>
+            </w:pPr>
+            <w:r>
+              <w:rPr/>
+              <w:t>Warunek wstępny</w:t>
+            </w:r>
+          </w:p>
+        </w:tc>
+        <w:tc>
+          <w:tcPr>
+            <w:tcW w:w="4508" w:type="dxa"/>
+            <w:tcMar/>
+          </w:tcPr>
+          <w:p>
+            <w:pPr>
+              <w:pStyle w:val="Normal"/>
+            </w:pPr>
+            <w:r>
+              <w:rPr/>
+              <w:t>Użytkownik jest zalogowany; wybrana gra jest opublikowana lub należy do użytkownika</w:t>
+            </w:r>
+          </w:p>
+        </w:tc>
+      </w:tr>
+      <w:tr>
+        <w:trPr>
+          <w:trHeight w:val="300"/>
+        </w:trPr>
+        <w:tc>
+          <w:tcPr>
+            <w:tcW w:w="4508" w:type="dxa"/>
+            <w:tcMar/>
+          </w:tcPr>
+          <w:p>
+            <w:pPr>
+              <w:pStyle w:val="Normal"/>
+            </w:pPr>
+            <w:r>
+              <w:rPr/>
+              <w:t>Główny przepływ</w:t>
+            </w:r>
+          </w:p>
+        </w:tc>
+        <w:tc>
+          <w:tcPr>
+            <w:tcW w:w="4508" w:type="dxa"/>
+            <w:tcMar/>
+          </w:tcPr>
+          <w:p>
+            <w:pPr>
+              <w:pStyle w:val="ListParagraph"/>
+              <w:numPr>
+                <w:ilvl w:val="0"/>
+                <w:numId w:val="15"/>
+              </w:numPr>
+              <w:bidi w:val="0"/>
+              <w:spacing w:before="0" w:beforeAutospacing="off" w:after="0" w:afterAutospacing="off"/>
+              <w:rPr>
+                <w:noProof w:val="0"/>
+                <w:lang w:val="pl-PL"/>
+              </w:rPr>
+            </w:pPr>
+            <w:r>
+              <w:rPr>
+                <w:noProof w:val="0"/>
+                <w:lang w:val="pl-PL"/>
+              </w:rPr>
+              <w:t xml:space="preserve">Użytkownik wybiera grę z </w:t>
+            </w:r>
+            <w:r>
+              <w:rPr>
+                <w:noProof w:val="0"/>
+                <w:lang w:val="pl-PL"/>
+              </w:rPr>
+              <w:t>marketplace</w:t>
+            </w:r>
+            <w:r>
+              <w:rPr>
+                <w:noProof w:val="0"/>
+                <w:lang w:val="pl-PL"/>
+              </w:rPr>
+              <w:t xml:space="preserve"> lub własnej listy.</w:t>
+            </w:r>
+          </w:p>
+          <w:p>
+            <w:pPr>
+              <w:pStyle w:val="ListParagraph"/>
+              <w:numPr>
+                <w:ilvl w:val="0"/>
+                <w:numId w:val="15"/>
+              </w:numPr>
+              <w:bidi w:val="0"/>
+              <w:spacing w:before="0" w:beforeAutospacing="off" w:after="0" w:afterAutospacing="off"/>
+              <w:rPr>
+                <w:noProof w:val="0"/>
+                <w:lang w:val="pl-PL"/>
+              </w:rPr>
+            </w:pPr>
+            <w:r>
+              <w:rPr>
+                <w:noProof w:val="0"/>
+                <w:lang w:val="pl-PL"/>
+              </w:rPr>
+              <w:t>System wczytuje definicję gry i poprzedni stan rozgrywki (jeśli istnieje).</w:t>
+            </w:r>
+          </w:p>
+          <w:p>
+            <w:pPr>
+              <w:pStyle w:val="ListParagraph"/>
+              <w:numPr>
+                <w:ilvl w:val="0"/>
+                <w:numId w:val="15"/>
+              </w:numPr>
+              <w:bidi w:val="0"/>
+              <w:spacing w:before="0" w:beforeAutospacing="off" w:after="0" w:afterAutospacing="off"/>
+              <w:rPr>
+                <w:noProof w:val="0"/>
+                <w:lang w:val="pl-PL"/>
+              </w:rPr>
+            </w:pPr>
+            <w:r>
+              <w:rPr>
+                <w:noProof w:val="0"/>
+                <w:lang w:val="pl-PL"/>
+              </w:rPr>
+              <w:t>Silnik rozgrywki inicjalizuje stan gry.</w:t>
+            </w:r>
+          </w:p>
+          <w:p>
+            <w:pPr>
+              <w:pStyle w:val="ListParagraph"/>
+              <w:numPr>
+                <w:ilvl w:val="0"/>
+                <w:numId w:val="15"/>
+              </w:numPr>
+              <w:bidi w:val="0"/>
+              <w:spacing w:before="0" w:beforeAutospacing="off" w:after="0" w:afterAutospacing="off"/>
+              <w:rPr>
+                <w:noProof w:val="0"/>
+                <w:lang w:val="pl-PL"/>
+              </w:rPr>
+            </w:pPr>
+            <w:r>
+              <w:rPr>
+                <w:noProof w:val="0"/>
+                <w:lang w:val="pl-PL"/>
+              </w:rPr>
+              <w:t>System wyświetla opis pomieszczenia startowego.</w:t>
+            </w:r>
+          </w:p>
+          <w:p>
+            <w:pPr>
+              <w:pStyle w:val="ListParagraph"/>
+              <w:numPr>
+                <w:ilvl w:val="0"/>
+                <w:numId w:val="15"/>
+              </w:numPr>
+              <w:bidi w:val="0"/>
+              <w:spacing w:before="0" w:beforeAutospacing="off" w:after="0" w:afterAutospacing="off"/>
+              <w:rPr>
+                <w:noProof w:val="0"/>
+                <w:lang w:val="pl-PL"/>
+              </w:rPr>
+            </w:pPr>
+            <w:r>
+              <w:rPr>
+                <w:noProof w:val="0"/>
+                <w:lang w:val="pl-PL"/>
+              </w:rPr>
+              <w:t>Użytkownik wprowadza komendę tekstową.</w:t>
+            </w:r>
+          </w:p>
+          <w:p>
+            <w:pPr>
+              <w:pStyle w:val="ListParagraph"/>
+              <w:numPr>
+                <w:ilvl w:val="0"/>
+                <w:numId w:val="15"/>
+              </w:numPr>
+              <w:bidi w:val="0"/>
+              <w:spacing w:before="0" w:beforeAutospacing="off" w:after="0" w:afterAutospacing="off"/>
+              <w:rPr>
+                <w:noProof w:val="0"/>
+                <w:lang w:val="pl-PL"/>
+              </w:rPr>
+            </w:pPr>
+            <w:r>
+              <w:rPr>
+                <w:noProof w:val="0"/>
+                <w:lang w:val="pl-PL"/>
+              </w:rPr>
+              <w:t>Silnik interpretuje komendę i aktualizuje stan gry.</w:t>
+            </w:r>
+          </w:p>
+          <w:p>
+            <w:pPr>
+              <w:pStyle w:val="ListParagraph"/>
+              <w:numPr>
+                <w:ilvl w:val="0"/>
+                <w:numId w:val="15"/>
+              </w:numPr>
+              <w:bidi w:val="0"/>
+              <w:spacing w:before="0" w:beforeAutospacing="off" w:after="0" w:afterAutospacing="off"/>
+              <w:rPr>
+                <w:noProof w:val="0"/>
+                <w:lang w:val="pl-PL"/>
+              </w:rPr>
+            </w:pPr>
+            <w:r>
+              <w:rPr>
+                <w:noProof w:val="0"/>
+                <w:lang w:val="pl-PL"/>
+              </w:rPr>
+              <w:t xml:space="preserve"> System wyświetla odpowiedź tekstową.</w:t>
+            </w:r>
+          </w:p>
+          <w:p>
+            <w:pPr>
+              <w:pStyle w:val="ListParagraph"/>
+              <w:numPr>
+                <w:ilvl w:val="0"/>
+                <w:numId w:val="15"/>
+              </w:numPr>
+              <w:bidi w:val="0"/>
+              <w:spacing w:before="0" w:beforeAutospacing="off" w:after="0" w:afterAutospacing="off"/>
+              <w:rPr>
+                <w:noProof w:val="0"/>
+                <w:lang w:val="pl-PL"/>
+              </w:rPr>
+            </w:pPr>
+            <w:r>
+              <w:rPr>
+                <w:noProof w:val="0"/>
+                <w:lang w:val="pl-PL"/>
+              </w:rPr>
+              <w:t>Kroki 5–7 są powtarzane aż do zakończenia gry lub opuszczenia jej przez gracza.</w:t>
+            </w:r>
+          </w:p>
+          <w:p>
+            <w:pPr>
+              <w:pStyle w:val="ListParagraph"/>
+              <w:numPr>
+                <w:ilvl w:val="0"/>
+                <w:numId w:val="15"/>
+              </w:numPr>
+              <w:bidi w:val="0"/>
+              <w:spacing w:before="0" w:beforeAutospacing="off" w:after="0" w:afterAutospacing="off"/>
+              <w:rPr>
+                <w:noProof w:val="0"/>
+                <w:lang w:val="pl-PL"/>
+              </w:rPr>
+            </w:pPr>
+            <w:r>
+              <w:rPr>
+                <w:noProof w:val="0"/>
+                <w:lang w:val="pl-PL"/>
+              </w:rPr>
+              <w:t>System automatycznie zapisuje stan rozgrywki.</w:t>
+            </w:r>
+          </w:p>
+          <w:p>
+            <w:pPr>
+              <w:pStyle w:val="Normal"/>
+            </w:pPr>
+          </w:p>
+        </w:tc>
+      </w:tr>
+      <w:tr>
+        <w:trPr>
+          <w:trHeight w:val="300"/>
+        </w:trPr>
+        <w:tc>
+          <w:tcPr>
+            <w:tcW w:w="4508" w:type="dxa"/>
+            <w:tcMar/>
+          </w:tcPr>
+          <w:p>
+            <w:pPr>
+              <w:pStyle w:val="Normal"/>
+            </w:pPr>
+            <w:r>
+              <w:rPr/>
+              <w:t>Przepływ alternatywny</w:t>
+            </w:r>
+          </w:p>
+        </w:tc>
+        <w:tc>
+          <w:tcPr>
+            <w:tcW w:w="4508" w:type="dxa"/>
+            <w:tcMar/>
+          </w:tcPr>
+          <w:p>
+            <w:pPr>
+              <w:pStyle w:val="Normal"/>
+            </w:pPr>
+            <w:r>
+              <w:rPr/>
+              <w:t>6a. Komenda jest nierozpoznana. System wyświetla komunikat o nieznanej komendzie, stan gry nie ulega zmianie.</w:t>
+            </w:r>
+          </w:p>
+        </w:tc>
+      </w:tr>
+      <w:tr>
+        <w:trPr>
+          <w:trHeight w:val="300"/>
+        </w:trPr>
+        <w:tc>
+          <w:tcPr>
+            <w:tcW w:w="4508" w:type="dxa"/>
+            <w:tcMar/>
+          </w:tcPr>
+          <w:p>
+            <w:pPr>
+              <w:pStyle w:val="Normal"/>
+            </w:pPr>
+            <w:r>
+              <w:rPr/>
+              <w:t>Warunek końcowy</w:t>
+            </w:r>
+          </w:p>
+        </w:tc>
+        <w:tc>
+          <w:tcPr>
+            <w:tcW w:w="4508" w:type="dxa"/>
+            <w:tcMar/>
+          </w:tcPr>
+          <w:p>
+            <w:pPr>
+              <w:pStyle w:val="Normal"/>
+            </w:pPr>
+            <w:r>
+              <w:rPr/>
+              <w:t>Stan rozgrywki jest zapisany w bazie danych i może być wznowiony w przyszłości.</w:t>
+            </w:r>
+          </w:p>
+        </w:tc>
+      </w:tr>
+    </w:tbl>
+    <w:p>
+      <w:pPr>
+        <w:pStyle w:val="Normal"/>
+        <w:rPr>
+          <w:b w:val="1"/>
+          <w:bCs w:val="1"/>
+          <w:noProof w:val="0"/>
+          <w:lang w:val="pl-PL"/>
+        </w:rPr>
+      </w:pPr>
+    </w:p>
+    <w:p>
+      <w:pPr>
+        <w:pStyle w:val="Normal"/>
+        <w:rPr>
+          <w:b w:val="1"/>
+          <w:bCs w:val="1"/>
+          <w:noProof w:val="0"/>
+          <w:lang w:val="pl-PL"/>
+        </w:rPr>
+      </w:pPr>
+      <w:r>
+        <w:rPr>
+          <w:b w:val="1"/>
+          <w:bCs w:val="1"/>
+          <w:noProof w:val="0"/>
+          <w:lang w:val="pl-PL"/>
+        </w:rPr>
+        <w:t>UC-05: Publikacja gry</w:t>
+      </w:r>
+    </w:p>
+    <w:tbl>
+      <w:tblPr>
+        <w:tblStyle w:val="TableGrid"/>
+        <w:bidiVisual w:val="0"/>
+        <w:tblW w:w="0" w:type="auto"/>
+        <w:tblLook w:val="06A0" w:firstRow="1" w:lastRow="0" w:firstColumn="1" w:lastColumn="0" w:noHBand="1" w:noVBand="1"/>
+      </w:tblPr>
+      <w:tblGrid>
+        <w:gridCol w:w="4508"/>
+        <w:gridCol w:w="4508"/>
+      </w:tblGrid>
+      <w:tr>
+        <w:trPr>
+          <w:trHeight w:val="300"/>
+        </w:trPr>
+        <w:tc>
+          <w:tcPr>
+            <w:tcW w:w="4508" w:type="dxa"/>
+            <w:tcMar/>
+          </w:tcPr>
+          <w:p>
+            <w:pPr>
+              <w:pStyle w:val="Normal"/>
+            </w:pPr>
+            <w:r>
+              <w:rPr/>
+              <w:t>Pole</w:t>
+            </w:r>
+          </w:p>
+        </w:tc>
+        <w:tc>
+          <w:tcPr>
+            <w:tcW w:w="4508" w:type="dxa"/>
+            <w:tcMar/>
+          </w:tcPr>
+          <w:p>
+            <w:pPr>
+              <w:pStyle w:val="Normal"/>
+            </w:pPr>
+            <w:r>
+              <w:rPr/>
+              <w:t>Opis</w:t>
+            </w:r>
+          </w:p>
+        </w:tc>
+      </w:tr>
+      <w:tr>
+        <w:trPr>
+          <w:trHeight w:val="300"/>
+        </w:trPr>
+        <w:tc>
+          <w:tcPr>
+            <w:tcW w:w="4508" w:type="dxa"/>
+            <w:tcMar/>
+          </w:tcPr>
+          <w:p>
+            <w:pPr>
+              <w:pStyle w:val="Normal"/>
+            </w:pPr>
+            <w:r>
+              <w:rPr/>
+              <w:t>Identyfikator</w:t>
+            </w:r>
+          </w:p>
+        </w:tc>
+        <w:tc>
+          <w:tcPr>
+            <w:tcW w:w="4508" w:type="dxa"/>
+            <w:tcMar/>
+          </w:tcPr>
+          <w:p>
+            <w:pPr>
+              <w:pStyle w:val="Normal"/>
+            </w:pPr>
+            <w:r>
+              <w:rPr/>
+              <w:t>UC-0</w:t>
+            </w:r>
+            <w:r>
+              <w:rPr/>
+              <w:t>5</w:t>
+            </w:r>
+          </w:p>
+        </w:tc>
+      </w:tr>
+      <w:tr>
+        <w:trPr>
+          <w:trHeight w:val="300"/>
+        </w:trPr>
+        <w:tc>
+          <w:tcPr>
+            <w:tcW w:w="4508" w:type="dxa"/>
+            <w:tcMar/>
+          </w:tcPr>
+          <w:p>
+            <w:pPr>
+              <w:pStyle w:val="Normal"/>
+            </w:pPr>
+            <w:r>
+              <w:rPr/>
+              <w:t>Nazwa</w:t>
+            </w:r>
+          </w:p>
+        </w:tc>
+        <w:tc>
+          <w:tcPr>
+            <w:tcW w:w="4508" w:type="dxa"/>
+            <w:tcMar/>
+          </w:tcPr>
+          <w:p>
+            <w:pPr>
+              <w:pStyle w:val="Normal"/>
+              <w:suppressLineNumbers w:val="0"/>
+              <w:bidi w:val="0"/>
+              <w:spacing w:before="0" w:beforeAutospacing="off" w:after="0" w:afterAutospacing="off" w:line="240" w:lineRule="auto"/>
+              <w:ind w:left="0" w:right="0"/>
+              <w:jc w:val="both"/>
+            </w:pPr>
+            <w:r>
+              <w:rPr/>
+              <w:t>Publikacja gry w marketplace</w:t>
+            </w:r>
+          </w:p>
+        </w:tc>
+      </w:tr>
+      <w:tr>
+        <w:trPr>
+          <w:trHeight w:val="300"/>
+        </w:trPr>
+        <w:tc>
+          <w:tcPr>
+            <w:tcW w:w="4508" w:type="dxa"/>
+            <w:tcMar/>
+          </w:tcPr>
+          <w:p>
+            <w:pPr>
+              <w:pStyle w:val="Normal"/>
+            </w:pPr>
+            <w:r>
+              <w:rPr/>
+              <w:t>Aktorzy</w:t>
+            </w:r>
+          </w:p>
+        </w:tc>
+        <w:tc>
+          <w:tcPr>
+            <w:tcW w:w="4508" w:type="dxa"/>
+            <w:tcMar/>
+          </w:tcPr>
+          <w:p>
+            <w:pPr>
+              <w:pStyle w:val="Normal"/>
+              <w:suppressLineNumbers w:val="0"/>
+              <w:bidi w:val="0"/>
+              <w:spacing w:before="0" w:beforeAutospacing="off" w:after="0" w:afterAutospacing="off" w:line="240" w:lineRule="auto"/>
+              <w:ind w:left="0" w:right="0"/>
+              <w:jc w:val="both"/>
+            </w:pPr>
+            <w:r>
+              <w:rPr/>
+              <w:t>Twórca gry</w:t>
+            </w:r>
+          </w:p>
+        </w:tc>
+      </w:tr>
+      <w:tr>
+        <w:trPr>
+          <w:trHeight w:val="300"/>
+        </w:trPr>
+        <w:tc>
+          <w:tcPr>
+            <w:tcW w:w="4508" w:type="dxa"/>
+            <w:tcMar/>
+          </w:tcPr>
+          <w:p>
+            <w:pPr>
+              <w:pStyle w:val="Normal"/>
+            </w:pPr>
+            <w:r>
+              <w:rPr/>
+              <w:t>Warunek wstępny</w:t>
+            </w:r>
+          </w:p>
+        </w:tc>
+        <w:tc>
+          <w:tcPr>
+            <w:tcW w:w="4508" w:type="dxa"/>
+            <w:tcMar/>
+          </w:tcPr>
+          <w:p>
+            <w:pPr>
+              <w:pStyle w:val="Normal"/>
+            </w:pPr>
+            <w:r>
+              <w:rPr/>
+              <w:t>Użytkownik jest zalogowany; gra jest zapisana w systemie</w:t>
+            </w:r>
+          </w:p>
+        </w:tc>
+      </w:tr>
+      <w:tr>
+        <w:trPr>
+          <w:trHeight w:val="300"/>
+        </w:trPr>
+        <w:tc>
+          <w:tcPr>
+            <w:tcW w:w="4508" w:type="dxa"/>
+            <w:tcMar/>
+          </w:tcPr>
+          <w:p>
+            <w:pPr>
+              <w:pStyle w:val="Normal"/>
+            </w:pPr>
+            <w:r>
+              <w:rPr/>
+              <w:t>Główny przepływ</w:t>
+            </w:r>
+          </w:p>
+        </w:tc>
+        <w:tc>
+          <w:tcPr>
+            <w:tcW w:w="4508" w:type="dxa"/>
+            <w:tcMar/>
+          </w:tcPr>
+          <w:p>
+            <w:pPr>
+              <w:pStyle w:val="ListParagraph"/>
+              <w:numPr>
+                <w:ilvl w:val="0"/>
+                <w:numId w:val="16"/>
+              </w:numPr>
+              <w:bidi w:val="0"/>
+              <w:spacing w:before="0" w:beforeAutospacing="off" w:after="0" w:afterAutospacing="off"/>
+              <w:rPr>
+                <w:noProof w:val="0"/>
+                <w:lang w:val="pl-PL"/>
+              </w:rPr>
+            </w:pPr>
+            <w:r>
+              <w:rPr>
+                <w:noProof w:val="0"/>
+                <w:lang w:val="pl-PL"/>
+              </w:rPr>
+              <w:t>Użytkownik przechodzi do zarządzania swoją grą.</w:t>
+            </w:r>
+          </w:p>
+          <w:p>
+            <w:pPr>
+              <w:pStyle w:val="ListParagraph"/>
+              <w:numPr>
+                <w:ilvl w:val="0"/>
+                <w:numId w:val="16"/>
+              </w:numPr>
+              <w:bidi w:val="0"/>
+              <w:spacing w:before="0" w:beforeAutospacing="off" w:after="0" w:afterAutospacing="off"/>
+              <w:rPr>
+                <w:noProof w:val="0"/>
+                <w:lang w:val="pl-PL"/>
+              </w:rPr>
+            </w:pPr>
+            <w:r>
+              <w:rPr>
+                <w:noProof w:val="0"/>
+                <w:lang w:val="pl-PL"/>
+              </w:rPr>
+              <w:t>Użytkownik wybiera opcję publikacji.</w:t>
+            </w:r>
+          </w:p>
+          <w:p>
+            <w:pPr>
+              <w:pStyle w:val="ListParagraph"/>
+              <w:numPr>
+                <w:ilvl w:val="0"/>
+                <w:numId w:val="16"/>
+              </w:numPr>
+              <w:bidi w:val="0"/>
+              <w:spacing w:before="0" w:beforeAutospacing="off" w:after="0" w:afterAutospacing="off"/>
+              <w:rPr>
+                <w:noProof w:val="0"/>
+                <w:lang w:val="pl-PL"/>
+              </w:rPr>
+            </w:pPr>
+            <w:r>
+              <w:rPr>
+                <w:noProof w:val="0"/>
+                <w:lang w:val="pl-PL"/>
+              </w:rPr>
+              <w:t>System zmienia status gry na opublikowany.</w:t>
+            </w:r>
+          </w:p>
+          <w:p>
+            <w:pPr>
+              <w:pStyle w:val="ListParagraph"/>
+              <w:numPr>
+                <w:ilvl w:val="0"/>
+                <w:numId w:val="16"/>
+              </w:numPr>
+              <w:bidi w:val="0"/>
+              <w:spacing w:before="0" w:beforeAutospacing="off" w:after="0" w:afterAutospacing="off"/>
+              <w:rPr>
+                <w:noProof w:val="0"/>
+                <w:lang w:val="pl-PL"/>
+              </w:rPr>
+            </w:pPr>
+            <w:r>
+              <w:rPr>
+                <w:noProof w:val="0"/>
+                <w:lang w:val="pl-PL"/>
+              </w:rPr>
+              <w:t xml:space="preserve">Gra staje się widoczna w serwisie </w:t>
+            </w:r>
+            <w:r>
+              <w:rPr>
+                <w:noProof w:val="0"/>
+                <w:lang w:val="pl-PL"/>
+              </w:rPr>
+              <w:t>marketplace</w:t>
+            </w:r>
+            <w:r>
+              <w:rPr>
+                <w:noProof w:val="0"/>
+                <w:lang w:val="pl-PL"/>
+              </w:rPr>
+              <w:t xml:space="preserve"> dla wszystkich użytkowników.</w:t>
+            </w:r>
+          </w:p>
+          <w:p>
+            <w:pPr>
+              <w:pStyle w:val="Normal"/>
+            </w:pPr>
+          </w:p>
+        </w:tc>
+      </w:tr>
+      <w:tr>
+        <w:trPr>
+          <w:trHeight w:val="300"/>
+        </w:trPr>
+        <w:tc>
+          <w:tcPr>
+            <w:tcW w:w="4508" w:type="dxa"/>
+            <w:tcMar/>
+          </w:tcPr>
+          <w:p>
+            <w:pPr>
+              <w:pStyle w:val="Normal"/>
+            </w:pPr>
+            <w:r>
+              <w:rPr/>
+              <w:t>Przepływ alternatywny</w:t>
+            </w:r>
+          </w:p>
+        </w:tc>
+        <w:tc>
+          <w:tcPr>
+            <w:tcW w:w="4508" w:type="dxa"/>
+            <w:tcMar/>
+          </w:tcPr>
+          <w:p>
+            <w:pPr>
+              <w:pStyle w:val="Normal"/>
+              <w:suppressLineNumbers w:val="0"/>
+              <w:bidi w:val="0"/>
+              <w:spacing w:before="0" w:beforeAutospacing="off" w:after="0" w:afterAutospacing="off" w:line="240" w:lineRule="auto"/>
+              <w:ind w:left="0" w:right="0"/>
+              <w:jc w:val="both"/>
+            </w:pPr>
+            <w:r>
+              <w:rPr/>
+              <w:t>brak</w:t>
+            </w:r>
+          </w:p>
+        </w:tc>
+      </w:tr>
+      <w:tr>
+        <w:trPr>
+          <w:trHeight w:val="300"/>
+        </w:trPr>
+        <w:tc>
+          <w:tcPr>
+            <w:tcW w:w="4508" w:type="dxa"/>
+            <w:tcMar/>
+          </w:tcPr>
+          <w:p>
+            <w:pPr>
+              <w:pStyle w:val="Normal"/>
+            </w:pPr>
+            <w:r>
+              <w:rPr/>
+              <w:t>Warunek końcowy</w:t>
+            </w:r>
+          </w:p>
+        </w:tc>
+        <w:tc>
+          <w:tcPr>
+            <w:tcW w:w="4508" w:type="dxa"/>
+            <w:tcMar/>
+          </w:tcPr>
+          <w:p>
+            <w:pPr>
+              <w:pStyle w:val="Normal"/>
+            </w:pPr>
+            <w:r>
+              <w:rPr/>
+              <w:t>Gra jest opublikowana i dostępna publicznie w marketplace.</w:t>
+            </w:r>
+          </w:p>
+        </w:tc>
+      </w:tr>
+    </w:tbl>
+    <w:p>
+      <w:pPr>
+        <w:pStyle w:val="Normal"/>
+        <w:rPr>
+          <w:b w:val="1"/>
+          <w:bCs w:val="1"/>
+          <w:noProof w:val="0"/>
+          <w:lang w:val="pl-PL"/>
+        </w:rPr>
+      </w:pPr>
+    </w:p>
+    <w:p>
+      <w:pPr>
+        <w:pStyle w:val="Normal"/>
+        <w:rPr>
+          <w:b w:val="1"/>
+          <w:bCs w:val="1"/>
+          <w:noProof w:val="0"/>
+          <w:lang w:val="pl-PL"/>
+        </w:rPr>
+      </w:pPr>
+      <w:r>
+        <w:rPr>
+          <w:b w:val="1"/>
+          <w:bCs w:val="1"/>
+          <w:noProof w:val="0"/>
+          <w:lang w:val="pl-PL"/>
+        </w:rPr>
+        <w:t>UC-06: Dodawanie komentarza</w:t>
+      </w:r>
+    </w:p>
+    <w:tbl>
+      <w:tblPr>
+        <w:tblStyle w:val="TableGrid"/>
+        <w:bidiVisual w:val="0"/>
+        <w:tblW w:w="0" w:type="auto"/>
+        <w:tblLook w:val="06A0" w:firstRow="1" w:lastRow="0" w:firstColumn="1" w:lastColumn="0" w:noHBand="1" w:noVBand="1"/>
+      </w:tblPr>
+      <w:tblGrid>
+        <w:gridCol w:w="4508"/>
+        <w:gridCol w:w="4508"/>
+      </w:tblGrid>
+      <w:tr>
+        <w:trPr>
+          <w:trHeight w:val="300"/>
+        </w:trPr>
+        <w:tc>
+          <w:tcPr>
+            <w:tcW w:w="4508" w:type="dxa"/>
+            <w:tcMar/>
+          </w:tcPr>
+          <w:p>
+            <w:pPr>
+              <w:pStyle w:val="Normal"/>
+            </w:pPr>
+            <w:r>
+              <w:rPr/>
+              <w:t>Pole</w:t>
+            </w:r>
+          </w:p>
+        </w:tc>
+        <w:tc>
+          <w:tcPr>
+            <w:tcW w:w="4508" w:type="dxa"/>
+            <w:tcMar/>
+          </w:tcPr>
+          <w:p>
+            <w:pPr>
+              <w:pStyle w:val="Normal"/>
+            </w:pPr>
+            <w:r>
+              <w:rPr/>
+              <w:t>Opis</w:t>
+            </w:r>
+          </w:p>
+        </w:tc>
+      </w:tr>
+      <w:tr>
+        <w:trPr>
+          <w:trHeight w:val="300"/>
+        </w:trPr>
+        <w:tc>
+          <w:tcPr>
+            <w:tcW w:w="4508" w:type="dxa"/>
+            <w:tcMar/>
+          </w:tcPr>
+          <w:p>
+            <w:pPr>
+              <w:pStyle w:val="Normal"/>
+            </w:pPr>
+            <w:r>
+              <w:rPr/>
+              <w:t>Identyfikator</w:t>
+            </w:r>
+          </w:p>
+        </w:tc>
+        <w:tc>
+          <w:tcPr>
+            <w:tcW w:w="4508" w:type="dxa"/>
+            <w:tcMar/>
+          </w:tcPr>
+          <w:p>
+            <w:pPr>
+              <w:pStyle w:val="Normal"/>
+            </w:pPr>
+            <w:r>
+              <w:rPr/>
+              <w:t>UC-0</w:t>
+            </w:r>
+            <w:r>
+              <w:rPr/>
+              <w:t>6</w:t>
+            </w:r>
+          </w:p>
+        </w:tc>
+      </w:tr>
+      <w:tr>
+        <w:trPr>
+          <w:trHeight w:val="300"/>
+        </w:trPr>
+        <w:tc>
+          <w:tcPr>
+            <w:tcW w:w="4508" w:type="dxa"/>
+            <w:tcMar/>
+          </w:tcPr>
+          <w:p>
+            <w:pPr>
+              <w:pStyle w:val="Normal"/>
+            </w:pPr>
+            <w:r>
+              <w:rPr/>
+              <w:t>Nazwa</w:t>
+            </w:r>
+          </w:p>
+        </w:tc>
+        <w:tc>
+          <w:tcPr>
+            <w:tcW w:w="4508" w:type="dxa"/>
+            <w:tcMar/>
+          </w:tcPr>
+          <w:p>
+            <w:pPr>
+              <w:pStyle w:val="Normal"/>
+              <w:suppressLineNumbers w:val="0"/>
+              <w:bidi w:val="0"/>
+              <w:spacing w:before="0" w:beforeAutospacing="off" w:after="0" w:afterAutospacing="off" w:line="240" w:lineRule="auto"/>
+              <w:ind w:left="0" w:right="0"/>
+              <w:jc w:val="both"/>
+            </w:pPr>
+            <w:r>
+              <w:rPr/>
+              <w:t>Dodawanie komentarza do gry</w:t>
+            </w:r>
+          </w:p>
+        </w:tc>
+      </w:tr>
+      <w:tr>
+        <w:trPr>
+          <w:trHeight w:val="300"/>
+        </w:trPr>
+        <w:tc>
+          <w:tcPr>
+            <w:tcW w:w="4508" w:type="dxa"/>
+            <w:tcMar/>
+          </w:tcPr>
+          <w:p>
+            <w:pPr>
+              <w:pStyle w:val="Normal"/>
+            </w:pPr>
+            <w:r>
+              <w:rPr/>
+              <w:t>Aktorzy</w:t>
+            </w:r>
+          </w:p>
+        </w:tc>
+        <w:tc>
+          <w:tcPr>
+            <w:tcW w:w="4508" w:type="dxa"/>
+            <w:tcMar/>
+          </w:tcPr>
+          <w:p>
+            <w:pPr>
+              <w:pStyle w:val="Normal"/>
+              <w:suppressLineNumbers w:val="0"/>
+              <w:bidi w:val="0"/>
+              <w:spacing w:before="0" w:beforeAutospacing="off" w:after="0" w:afterAutospacing="off" w:line="240" w:lineRule="auto"/>
+              <w:ind w:left="0" w:right="0"/>
+              <w:jc w:val="both"/>
+            </w:pPr>
+            <w:r>
+              <w:rPr/>
+              <w:t>Zalogowany użytkownik</w:t>
+            </w:r>
+          </w:p>
+        </w:tc>
+      </w:tr>
+      <w:tr>
+        <w:trPr>
+          <w:trHeight w:val="300"/>
+        </w:trPr>
+        <w:tc>
+          <w:tcPr>
+            <w:tcW w:w="4508" w:type="dxa"/>
+            <w:tcMar/>
+          </w:tcPr>
+          <w:p>
+            <w:pPr>
+              <w:pStyle w:val="Normal"/>
+            </w:pPr>
+            <w:r>
+              <w:rPr/>
+              <w:t>Warunek wstępny</w:t>
+            </w:r>
+          </w:p>
+        </w:tc>
+        <w:tc>
+          <w:tcPr>
+            <w:tcW w:w="4508" w:type="dxa"/>
+            <w:tcMar/>
+          </w:tcPr>
+          <w:p>
+            <w:pPr>
+              <w:pStyle w:val="Normal"/>
+            </w:pPr>
+            <w:r>
+              <w:rPr/>
+              <w:t>Użytkownik jest zalogowany; wybrana gra jest opublikowana</w:t>
+            </w:r>
+          </w:p>
+        </w:tc>
+      </w:tr>
+      <w:tr>
+        <w:trPr>
+          <w:trHeight w:val="300"/>
+        </w:trPr>
+        <w:tc>
+          <w:tcPr>
+            <w:tcW w:w="4508" w:type="dxa"/>
+            <w:tcMar/>
+          </w:tcPr>
+          <w:p>
+            <w:pPr>
+              <w:pStyle w:val="Normal"/>
+            </w:pPr>
+            <w:r>
+              <w:rPr/>
+              <w:t>Główny przepływ</w:t>
+            </w:r>
+          </w:p>
+        </w:tc>
+        <w:tc>
+          <w:tcPr>
+            <w:tcW w:w="4508" w:type="dxa"/>
+            <w:tcMar/>
+          </w:tcPr>
+          <w:p>
+            <w:pPr>
+              <w:pStyle w:val="ListParagraph"/>
+              <w:numPr>
+                <w:ilvl w:val="0"/>
+                <w:numId w:val="17"/>
+              </w:numPr>
+              <w:bidi w:val="0"/>
+              <w:spacing w:before="0" w:beforeAutospacing="off" w:after="0" w:afterAutospacing="off"/>
+              <w:rPr>
+                <w:noProof w:val="0"/>
+                <w:lang w:val="pl-PL"/>
+              </w:rPr>
+            </w:pPr>
+            <w:r>
+              <w:rPr>
+                <w:noProof w:val="0"/>
+                <w:lang w:val="pl-PL"/>
+              </w:rPr>
+              <w:t xml:space="preserve">Użytkownik przechodzi na stronę gry w </w:t>
+            </w:r>
+            <w:r>
+              <w:rPr>
+                <w:noProof w:val="0"/>
+                <w:lang w:val="pl-PL"/>
+              </w:rPr>
+              <w:t>marketplace</w:t>
+            </w:r>
+            <w:r>
+              <w:rPr>
+                <w:noProof w:val="0"/>
+                <w:lang w:val="pl-PL"/>
+              </w:rPr>
+              <w:t>.</w:t>
+            </w:r>
+          </w:p>
+          <w:p>
+            <w:pPr>
+              <w:pStyle w:val="ListParagraph"/>
+              <w:numPr>
+                <w:ilvl w:val="0"/>
+                <w:numId w:val="17"/>
+              </w:numPr>
+              <w:bidi w:val="0"/>
+              <w:spacing w:before="0" w:beforeAutospacing="off" w:after="0" w:afterAutospacing="off"/>
+              <w:rPr>
+                <w:noProof w:val="0"/>
+                <w:lang w:val="pl-PL"/>
+              </w:rPr>
+            </w:pPr>
+            <w:r>
+              <w:rPr>
+                <w:noProof w:val="0"/>
+                <w:lang w:val="pl-PL"/>
+              </w:rPr>
+              <w:t>Użytkownik wpisuje treść komentarza w formularzu.</w:t>
+            </w:r>
+          </w:p>
+          <w:p>
+            <w:pPr>
+              <w:pStyle w:val="ListParagraph"/>
+              <w:numPr>
+                <w:ilvl w:val="0"/>
+                <w:numId w:val="17"/>
+              </w:numPr>
+              <w:bidi w:val="0"/>
+              <w:spacing w:before="0" w:beforeAutospacing="off" w:after="0" w:afterAutospacing="off"/>
+              <w:rPr>
+                <w:noProof w:val="0"/>
+                <w:lang w:val="pl-PL"/>
+              </w:rPr>
+            </w:pPr>
+            <w:r>
+              <w:rPr>
+                <w:noProof w:val="0"/>
+                <w:lang w:val="pl-PL"/>
+              </w:rPr>
+              <w:t>Użytkownik zatwierdza komentarz.</w:t>
+            </w:r>
+          </w:p>
+          <w:p>
+            <w:pPr>
+              <w:pStyle w:val="ListParagraph"/>
+              <w:numPr>
+                <w:ilvl w:val="0"/>
+                <w:numId w:val="17"/>
+              </w:numPr>
+              <w:bidi w:val="0"/>
+              <w:spacing w:before="0" w:beforeAutospacing="off" w:after="0" w:afterAutospacing="off"/>
+              <w:rPr>
+                <w:noProof w:val="0"/>
+                <w:lang w:val="pl-PL"/>
+              </w:rPr>
+            </w:pPr>
+            <w:r>
+              <w:rPr>
+                <w:noProof w:val="0"/>
+                <w:lang w:val="pl-PL"/>
+              </w:rPr>
+              <w:t>System zapisuje komentarz powiązany z grą i użytkownikiem.</w:t>
+            </w:r>
+          </w:p>
+          <w:p>
+            <w:pPr>
+              <w:pStyle w:val="ListParagraph"/>
+              <w:numPr>
+                <w:ilvl w:val="0"/>
+                <w:numId w:val="17"/>
+              </w:numPr>
+              <w:bidi w:val="0"/>
+              <w:spacing w:before="0" w:beforeAutospacing="off" w:after="0" w:afterAutospacing="off"/>
+              <w:rPr>
+                <w:noProof w:val="0"/>
+                <w:lang w:val="pl-PL"/>
+              </w:rPr>
+            </w:pPr>
+            <w:r>
+              <w:rPr>
+                <w:noProof w:val="0"/>
+                <w:lang w:val="pl-PL"/>
+              </w:rPr>
+              <w:t>Komentarz staje się widoczny na stronie gry dla innych użytkowników.</w:t>
+            </w:r>
+          </w:p>
+          <w:p>
+            <w:pPr>
+              <w:pStyle w:val="Normal"/>
+            </w:pPr>
+          </w:p>
+        </w:tc>
+      </w:tr>
+      <w:tr>
+        <w:trPr>
+          <w:trHeight w:val="300"/>
+        </w:trPr>
+        <w:tc>
+          <w:tcPr>
+            <w:tcW w:w="4508" w:type="dxa"/>
+            <w:tcMar/>
+          </w:tcPr>
+          <w:p>
+            <w:pPr>
+              <w:pStyle w:val="Normal"/>
+            </w:pPr>
+            <w:r>
+              <w:rPr/>
+              <w:t>Przepływ alternatywny</w:t>
+            </w:r>
+          </w:p>
+        </w:tc>
+        <w:tc>
+          <w:tcPr>
+            <w:tcW w:w="4508" w:type="dxa"/>
+            <w:tcMar/>
+          </w:tcPr>
+          <w:p>
+            <w:pPr>
+              <w:pStyle w:val="Normal"/>
+              <w:suppressLineNumbers w:val="0"/>
+              <w:bidi w:val="0"/>
+              <w:spacing w:before="0" w:beforeAutospacing="off" w:after="0" w:afterAutospacing="off" w:line="240" w:lineRule="auto"/>
+              <w:ind w:left="0" w:right="0"/>
+              <w:jc w:val="both"/>
+            </w:pPr>
+            <w:r>
+              <w:rPr/>
+              <w:t>3a. Treść komentarza jest pusta. System nie zapisuje komentarza i wyświetla komunikat walidacji.</w:t>
+            </w:r>
+          </w:p>
+        </w:tc>
+      </w:tr>
+      <w:tr>
+        <w:trPr>
+          <w:trHeight w:val="300"/>
+        </w:trPr>
+        <w:tc>
+          <w:tcPr>
+            <w:tcW w:w="4508" w:type="dxa"/>
+            <w:tcMar/>
+          </w:tcPr>
+          <w:p>
+            <w:pPr>
+              <w:pStyle w:val="Normal"/>
+            </w:pPr>
+            <w:r>
+              <w:rPr/>
+              <w:t>Warunek końcowy</w:t>
+            </w:r>
+          </w:p>
+        </w:tc>
+        <w:tc>
+          <w:tcPr>
+            <w:tcW w:w="4508" w:type="dxa"/>
+            <w:tcMar/>
+          </w:tcPr>
+          <w:p>
+            <w:pPr>
+              <w:pStyle w:val="Normal"/>
+            </w:pPr>
+            <w:r>
+              <w:rPr/>
+              <w:t>Komentarz jest zapisany w bazie danych i widoczny publicznie.</w:t>
+            </w:r>
+          </w:p>
+        </w:tc>
+      </w:tr>
+    </w:tbl>
+    <w:p>
+      <w:pPr>
+        <w:pStyle w:val="Normal"/>
+        <w:rPr>
+          <w:b w:val="0"/>
+          <w:bCs w:val="0"/>
+          <w:noProof w:val="0"/>
+          <w:lang w:val="pl-PL"/>
+        </w:rPr>
+      </w:pPr>
+    </w:p>
+    <w:p>
+      <w:pPr>
         <w:pStyle w:val="Heading2"/>
-      </w:pPr>
-      <w:bookmarkStart w:id="17" w:name="_Toc226833535"/>
-      <w:r>
+        <w:ind w:left="0"/>
+      </w:pPr>
+      <w:bookmarkStart w:name="_Toc226833535" w:id="17"/>
+      <w:r>
+        <w:rPr/>
         <w:t>3.6. Diagramy sekwencji</w:t>
       </w:r>
       <w:bookmarkEnd w:id="17"/>
     </w:p>
     <w:p>
       <w:pPr>
+        <w:pStyle w:val="Normal"/>
+      </w:pPr>
+      <w:r>
+        <w:drawing>
+          <wp:inline wp14:editId="133CA203" wp14:anchorId="2331D833">
+            <wp:extent cx="5724525" cy="4238625"/>
+            <wp:effectExtent l="0" t="0" r="0" b="0"/>
+            <wp:docPr id="819355817" name="drawing"/>
+            <wp:cNvGraphicFramePr>
+              <a:graphicFrameLocks noChangeAspect="1"/>
+            </wp:cNvGraphicFramePr>
+            <a:graphic>
+              <a:graphicData xmlns:a="http://schemas.openxmlformats.org/drawingml/2006/main" uri="http://schemas.openxmlformats.org/drawingml/2006/picture">
+                <pic:pic xmlns:pic="http://schemas.openxmlformats.org/drawingml/2006/picture">
+                  <pic:nvPicPr>
+                    <pic:cNvPr id="819355817" name="Picture 819355817"/>
+                    <pic:cNvPicPr/>
+                  </pic:nvPicPr>
+                  <pic:blipFill>
+                    <a:blip xmlns:r="http://schemas.openxmlformats.org/officeDocument/2006/relationships" r:embed="rId262839333">
+                      <a:extLst>
+                        <a:ext uri="{28A0092B-C50C-407E-A947-70E740481C1C}">
+                          <a14:useLocalDpi xmlns:a14="http://schemas.microsoft.com/office/drawing/2010/main"/>
+                        </a:ext>
+                      </a:extLst>
+                    </a:blip>
+                    <a:stretch>
+                      <a:fillRect/>
+                    </a:stretch>
+                  </pic:blipFill>
+                  <pic:spPr>
+                    <a:xfrm>
+                      <a:off x="0" y="0"/>
+                      <a:ext cx="5724525" cy="4238625"/>
+                    </a:xfrm>
+                    <a:prstGeom prst="rect">
+                      <a:avLst/>
+                    </a:prstGeom>
+                  </pic:spPr>
+                </pic:pic>
+              </a:graphicData>
+            </a:graphic>
+          </wp:inline>
+        </w:drawing>
+      </w:r>
+      <w:r>
+        <w:drawing>
+          <wp:inline wp14:editId="68AA39C6" wp14:anchorId="4F61AB0E">
+            <wp:extent cx="5724525" cy="3686175"/>
+            <wp:effectExtent l="0" t="0" r="0" b="0"/>
+            <wp:docPr id="1380153954" name="drawing"/>
+            <wp:cNvGraphicFramePr>
+              <a:graphicFrameLocks noChangeAspect="1"/>
+            </wp:cNvGraphicFramePr>
+            <a:graphic>
+              <a:graphicData xmlns:a="http://schemas.openxmlformats.org/drawingml/2006/main" uri="http://schemas.openxmlformats.org/drawingml/2006/picture">
+                <pic:pic xmlns:pic="http://schemas.openxmlformats.org/drawingml/2006/picture">
+                  <pic:nvPicPr>
+                    <pic:cNvPr id="1380153954" name="Picture 1380153954"/>
+                    <pic:cNvPicPr/>
+                  </pic:nvPicPr>
+                  <pic:blipFill>
+                    <a:blip xmlns:r="http://schemas.openxmlformats.org/officeDocument/2006/relationships" r:embed="rId313978816">
+                      <a:extLst>
+                        <a:ext uri="{28A0092B-C50C-407E-A947-70E740481C1C}">
+                          <a14:useLocalDpi xmlns:a14="http://schemas.microsoft.com/office/drawing/2010/main"/>
+                        </a:ext>
+                      </a:extLst>
+                    </a:blip>
+                    <a:stretch>
+                      <a:fillRect/>
+                    </a:stretch>
+                  </pic:blipFill>
+                  <pic:spPr>
+                    <a:xfrm>
+                      <a:off x="0" y="0"/>
+                      <a:ext cx="5724525" cy="3686175"/>
+                    </a:xfrm>
+                    <a:prstGeom prst="rect">
+                      <a:avLst/>
+                    </a:prstGeom>
+                  </pic:spPr>
+                </pic:pic>
+              </a:graphicData>
+            </a:graphic>
+          </wp:inline>
+        </w:drawing>
+      </w:r>
+      <w:r>
+        <w:drawing>
+          <wp:inline wp14:editId="7CE4BF68" wp14:anchorId="51A538F9">
+            <wp:extent cx="5724525" cy="2857500"/>
+            <wp:effectExtent l="0" t="0" r="0" b="0"/>
+            <wp:docPr id="1731017995" name="drawing"/>
+            <wp:cNvGraphicFramePr>
+              <a:graphicFrameLocks noChangeAspect="1"/>
+            </wp:cNvGraphicFramePr>
+            <a:graphic>
+              <a:graphicData xmlns:a="http://schemas.openxmlformats.org/drawingml/2006/main" uri="http://schemas.openxmlformats.org/drawingml/2006/picture">
+                <pic:pic xmlns:pic="http://schemas.openxmlformats.org/drawingml/2006/picture">
+                  <pic:nvPicPr>
+                    <pic:cNvPr id="1731017995" name="Picture 1731017995"/>
+                    <pic:cNvPicPr/>
+                  </pic:nvPicPr>
+                  <pic:blipFill>
+                    <a:blip xmlns:r="http://schemas.openxmlformats.org/officeDocument/2006/relationships" r:embed="rId1082730692">
+                      <a:extLst>
+                        <a:ext uri="{28A0092B-C50C-407E-A947-70E740481C1C}">
+                          <a14:useLocalDpi xmlns:a14="http://schemas.microsoft.com/office/drawing/2010/main"/>
+                        </a:ext>
+                      </a:extLst>
+                    </a:blip>
+                    <a:stretch>
+                      <a:fillRect/>
+                    </a:stretch>
+                  </pic:blipFill>
+                  <pic:spPr>
+                    <a:xfrm>
+                      <a:off x="0" y="0"/>
+                      <a:ext cx="5724525" cy="2857500"/>
+                    </a:xfrm>
+                    <a:prstGeom prst="rect">
+                      <a:avLst/>
+                    </a:prstGeom>
+                  </pic:spPr>
+                </pic:pic>
+              </a:graphicData>
+            </a:graphic>
+          </wp:inline>
+        </w:drawing>
+      </w:r>
+    </w:p>
+    <w:p>
+      <w:pPr>
         <w:pStyle w:val="Heading2"/>
       </w:pPr>
-      <w:bookmarkStart w:id="18" w:name="_Toc226833536"/>
-      <w:r>
+      <w:bookmarkStart w:name="_Toc226833536" w:id="18"/>
+      <w:r>
+        <w:rPr/>
         <w:t>3.7. Model danych systemu</w:t>
       </w:r>
       <w:bookmarkEnd w:id="18"/>
     </w:p>
     <w:p>
       <w:pPr>
+        <w:spacing w:before="0" w:beforeAutospacing="off" w:after="240" w:afterAutospacing="off"/>
+      </w:pPr>
+      <w:r>
+        <w:rPr>
+          <w:rFonts w:ascii="Book Antiqua" w:hAnsi="Book Antiqua" w:eastAsia="Book Antiqua" w:cs="Book Antiqua"/>
+          <w:noProof w:val="0"/>
+          <w:sz w:val="22"/>
+          <w:szCs w:val="22"/>
+          <w:lang w:val="pl-PL"/>
+        </w:rPr>
+        <w:t>Model danych systemu Digital Dungeons opiera się na relacyjnej bazie danych MySQL. Dane przechowywane są w pięciu tabelach obejmujących użytkowników, gry, sesje rozgrywki oraz interakcje społecznościowe.</w:t>
+      </w:r>
+    </w:p>
+    <w:p>
+      <w:pPr>
+        <w:spacing w:before="240" w:beforeAutospacing="off" w:after="240" w:afterAutospacing="off"/>
+      </w:pPr>
+      <w:r>
+        <w:rPr>
+          <w:rFonts w:ascii="Book Antiqua" w:hAnsi="Book Antiqua" w:eastAsia="Book Antiqua" w:cs="Book Antiqua"/>
+          <w:b w:val="1"/>
+          <w:bCs w:val="1"/>
+          <w:noProof w:val="0"/>
+          <w:sz w:val="22"/>
+          <w:szCs w:val="22"/>
+          <w:lang w:val="pl-PL"/>
+        </w:rPr>
+        <w:t>Tabela users</w:t>
+      </w:r>
+      <w:r>
+        <w:rPr>
+          <w:rFonts w:ascii="Book Antiqua" w:hAnsi="Book Antiqua" w:eastAsia="Book Antiqua" w:cs="Book Antiqua"/>
+          <w:noProof w:val="0"/>
+          <w:sz w:val="22"/>
+          <w:szCs w:val="22"/>
+          <w:lang w:val="pl-PL"/>
+        </w:rPr>
+        <w:t xml:space="preserve"> przechowuje dane kont użytkowników: identyfikator (user_id), nazwę użytkownika (username), adres e-mail, zahaszowane hasło (password_hash), opis profilu oraz znaczniki czasu rejestracji (join_date) i ostatniego logowania (last_login).</w:t>
+      </w:r>
+    </w:p>
+    <w:p>
+      <w:pPr>
+        <w:spacing w:before="240" w:beforeAutospacing="off" w:after="240" w:afterAutospacing="off"/>
+      </w:pPr>
+      <w:r>
+        <w:rPr>
+          <w:rFonts w:ascii="Book Antiqua" w:hAnsi="Book Antiqua" w:eastAsia="Book Antiqua" w:cs="Book Antiqua"/>
+          <w:b w:val="1"/>
+          <w:bCs w:val="1"/>
+          <w:noProof w:val="0"/>
+          <w:sz w:val="22"/>
+          <w:szCs w:val="22"/>
+          <w:lang w:val="pl-PL"/>
+        </w:rPr>
+        <w:t>Tabela games</w:t>
+      </w:r>
+      <w:r>
+        <w:rPr>
+          <w:rFonts w:ascii="Book Antiqua" w:hAnsi="Book Antiqua" w:eastAsia="Book Antiqua" w:cs="Book Antiqua"/>
+          <w:noProof w:val="0"/>
+          <w:sz w:val="22"/>
+          <w:szCs w:val="22"/>
+          <w:lang w:val="pl-PL"/>
+        </w:rPr>
+        <w:t xml:space="preserve"> zawiera metadane gier oraz ich pełną definicję. Pole game_content przechowuje strukturę gry w formacie JSON, zawierającą listę pomieszczeń z ich opisami, przedmiotami, postaciami NPC, połączeniami kierunkowymi oraz identyfikatorem pomieszczenia startowego. Pole is_published określa widoczność gry w marketplace. Klucz obcy author_id odnosi się do tabeli users.</w:t>
+      </w:r>
+    </w:p>
+    <w:p>
+      <w:pPr>
+        <w:spacing w:before="240" w:beforeAutospacing="off" w:after="240" w:afterAutospacing="off"/>
+      </w:pPr>
+      <w:r>
+        <w:rPr>
+          <w:rFonts w:ascii="Book Antiqua" w:hAnsi="Book Antiqua" w:eastAsia="Book Antiqua" w:cs="Book Antiqua"/>
+          <w:b w:val="1"/>
+          <w:bCs w:val="1"/>
+          <w:noProof w:val="0"/>
+          <w:sz w:val="22"/>
+          <w:szCs w:val="22"/>
+          <w:lang w:val="pl-PL"/>
+        </w:rPr>
+        <w:t>Tabela playthroughs</w:t>
+      </w:r>
+      <w:r>
+        <w:rPr>
+          <w:rFonts w:ascii="Book Antiqua" w:hAnsi="Book Antiqua" w:eastAsia="Book Antiqua" w:cs="Book Antiqua"/>
+          <w:noProof w:val="0"/>
+          <w:sz w:val="22"/>
+          <w:szCs w:val="22"/>
+          <w:lang w:val="pl-PL"/>
+        </w:rPr>
+        <w:t xml:space="preserve"> rejestruje sesje rozgrywki. Pole game_state przechowuje bieżący stan gry w formacie JSON, obejmującym aktualną lokalizację gracza, zawartość ekwipunku, flagi postępu rozgrywki oraz listę odwiedzonych pomieszczeń. Pole status przyjmuje wartości active lub completed. Klucze obce game_id i user_id wiążą sesję z konkretną grą i jej graczem.</w:t>
+      </w:r>
+    </w:p>
+    <w:p>
+      <w:pPr>
+        <w:spacing w:before="240" w:beforeAutospacing="off" w:after="240" w:afterAutospacing="off"/>
+      </w:pPr>
+      <w:r>
+        <w:rPr>
+          <w:rFonts w:ascii="Book Antiqua" w:hAnsi="Book Antiqua" w:eastAsia="Book Antiqua" w:cs="Book Antiqua"/>
+          <w:b w:val="1"/>
+          <w:bCs w:val="1"/>
+          <w:noProof w:val="0"/>
+          <w:sz w:val="22"/>
+          <w:szCs w:val="22"/>
+          <w:lang w:val="pl-PL"/>
+        </w:rPr>
+        <w:t>Tabela likes</w:t>
+      </w:r>
+      <w:r>
+        <w:rPr>
+          <w:rFonts w:ascii="Book Antiqua" w:hAnsi="Book Antiqua" w:eastAsia="Book Antiqua" w:cs="Book Antiqua"/>
+          <w:noProof w:val="0"/>
+          <w:sz w:val="22"/>
+          <w:szCs w:val="22"/>
+          <w:lang w:val="pl-PL"/>
+        </w:rPr>
+        <w:t xml:space="preserve"> przechowuje pary (user_id, game_id) ze znacznikiem czasu, realizując funkcję polubień. Kombinacja obu kluczy obcych jest unikalna, co uniemożliwia wielokrotne polubienie tej samej gry przez jednego użytkownika.</w:t>
+      </w:r>
+    </w:p>
+    <w:p>
+      <w:pPr>
+        <w:spacing w:before="240" w:beforeAutospacing="off" w:after="240" w:afterAutospacing="off"/>
+      </w:pPr>
+      <w:r>
+        <w:rPr>
+          <w:rFonts w:ascii="Book Antiqua" w:hAnsi="Book Antiqua" w:eastAsia="Book Antiqua" w:cs="Book Antiqua"/>
+          <w:b w:val="1"/>
+          <w:bCs w:val="1"/>
+          <w:noProof w:val="0"/>
+          <w:sz w:val="22"/>
+          <w:szCs w:val="22"/>
+          <w:lang w:val="pl-PL"/>
+        </w:rPr>
+        <w:t>Tabela comments</w:t>
+      </w:r>
+      <w:r>
+        <w:rPr>
+          <w:rFonts w:ascii="Book Antiqua" w:hAnsi="Book Antiqua" w:eastAsia="Book Antiqua" w:cs="Book Antiqua"/>
+          <w:noProof w:val="0"/>
+          <w:sz w:val="22"/>
+          <w:szCs w:val="22"/>
+          <w:lang w:val="pl-PL"/>
+        </w:rPr>
+        <w:t xml:space="preserve"> przechowuje komentarze użytkowników do gier. Każdy komentarz jest powiązany z grą (game_id) i autorem (user_id) oraz zawiera treść tekstową i znacznik czasu dodania.</w:t>
+      </w:r>
+    </w:p>
+    <w:p>
+      <w:pPr>
+        <w:pStyle w:val="Normal"/>
+      </w:pPr>
+      <w:r>
+        <w:drawing>
+          <wp:inline wp14:editId="4C950E53" wp14:anchorId="278A0163">
+            <wp:extent cx="5724525" cy="4972050"/>
+            <wp:effectExtent l="0" t="0" r="0" b="0"/>
+            <wp:docPr id="288251773" name="drawing"/>
+            <wp:cNvGraphicFramePr>
+              <a:graphicFrameLocks noChangeAspect="1"/>
+            </wp:cNvGraphicFramePr>
+            <a:graphic>
+              <a:graphicData xmlns:a="http://schemas.openxmlformats.org/drawingml/2006/main" uri="http://schemas.openxmlformats.org/drawingml/2006/picture">
+                <pic:pic xmlns:pic="http://schemas.openxmlformats.org/drawingml/2006/picture">
+                  <pic:nvPicPr>
+                    <pic:cNvPr id="288251773" name="Picture 288251773"/>
+                    <pic:cNvPicPr/>
+                  </pic:nvPicPr>
+                  <pic:blipFill>
+                    <a:blip xmlns:r="http://schemas.openxmlformats.org/officeDocument/2006/relationships" r:embed="rId1917625698">
+                      <a:extLst>
+                        <a:ext uri="{28A0092B-C50C-407E-A947-70E740481C1C}">
+                          <a14:useLocalDpi xmlns:a14="http://schemas.microsoft.com/office/drawing/2010/main"/>
+                        </a:ext>
+                      </a:extLst>
+                    </a:blip>
+                    <a:stretch>
+                      <a:fillRect/>
+                    </a:stretch>
+                  </pic:blipFill>
+                  <pic:spPr>
+                    <a:xfrm>
+                      <a:off x="0" y="0"/>
+                      <a:ext cx="5724525" cy="4972050"/>
+                    </a:xfrm>
+                    <a:prstGeom prst="rect">
+                      <a:avLst/>
+                    </a:prstGeom>
+                  </pic:spPr>
+                </pic:pic>
+              </a:graphicData>
+            </a:graphic>
+          </wp:inline>
+        </w:drawing>
+      </w:r>
+    </w:p>
+    <w:p>
+      <w:pPr>
+        <w:spacing w:before="0" w:beforeAutospacing="off" w:after="240" w:afterAutospacing="off"/>
+      </w:pPr>
+      <w:r>
+        <w:rPr>
+          <w:rFonts w:ascii="Book Antiqua" w:hAnsi="Book Antiqua" w:eastAsia="Book Antiqua" w:cs="Book Antiqua"/>
+          <w:noProof w:val="0"/>
+          <w:sz w:val="22"/>
+          <w:szCs w:val="22"/>
+          <w:lang w:val="pl-PL"/>
+        </w:rPr>
+        <w:t>Strukturę danych JSON przechowywanych w polu game_content tabeli games ilustruje poniższy przykład:</w:t>
+      </w:r>
+    </w:p>
+    <w:p>
+      <w:r>
+        <w:rPr>
+          <w:rFonts w:ascii="Consolas" w:hAnsi="Consolas" w:eastAsia="Consolas" w:cs="Consolas"/>
+          <w:noProof w:val="0"/>
+          <w:sz w:val="22"/>
+          <w:szCs w:val="22"/>
+          <w:lang w:val="pl-PL"/>
+        </w:rPr>
+        <w:t>{</w:t>
+      </w:r>
+      <w:r>
+        <w:br/>
+      </w:r>
+      <w:r>
+        <w:rPr>
+          <w:rFonts w:ascii="Consolas" w:hAnsi="Consolas" w:eastAsia="Consolas" w:cs="Consolas"/>
+          <w:noProof w:val="0"/>
+          <w:sz w:val="22"/>
+          <w:szCs w:val="22"/>
+          <w:lang w:val="pl-PL"/>
+        </w:rPr>
+        <w:t xml:space="preserve">  "startRoom": "room_1",</w:t>
+      </w:r>
+      <w:r>
+        <w:br/>
+      </w:r>
+      <w:r>
+        <w:rPr>
+          <w:rFonts w:ascii="Consolas" w:hAnsi="Consolas" w:eastAsia="Consolas" w:cs="Consolas"/>
+          <w:noProof w:val="0"/>
+          <w:sz w:val="22"/>
+          <w:szCs w:val="22"/>
+          <w:lang w:val="pl-PL"/>
+        </w:rPr>
+        <w:t xml:space="preserve">  "rooms": [</w:t>
+      </w:r>
+      <w:r>
+        <w:br/>
+      </w:r>
+      <w:r>
+        <w:rPr>
+          <w:rFonts w:ascii="Consolas" w:hAnsi="Consolas" w:eastAsia="Consolas" w:cs="Consolas"/>
+          <w:noProof w:val="0"/>
+          <w:sz w:val="22"/>
+          <w:szCs w:val="22"/>
+          <w:lang w:val="pl-PL"/>
+        </w:rPr>
+        <w:t xml:space="preserve">    {</w:t>
+      </w:r>
+      <w:r>
+        <w:br/>
+      </w:r>
+      <w:r>
+        <w:rPr>
+          <w:rFonts w:ascii="Consolas" w:hAnsi="Consolas" w:eastAsia="Consolas" w:cs="Consolas"/>
+          <w:noProof w:val="0"/>
+          <w:sz w:val="22"/>
+          <w:szCs w:val="22"/>
+          <w:lang w:val="pl-PL"/>
+        </w:rPr>
+        <w:t xml:space="preserve">      "id": "room_1",</w:t>
+      </w:r>
+      <w:r>
+        <w:br/>
+      </w:r>
+      <w:r>
+        <w:rPr>
+          <w:rFonts w:ascii="Consolas" w:hAnsi="Consolas" w:eastAsia="Consolas" w:cs="Consolas"/>
+          <w:noProof w:val="0"/>
+          <w:sz w:val="22"/>
+          <w:szCs w:val="22"/>
+          <w:lang w:val="pl-PL"/>
+        </w:rPr>
+        <w:t xml:space="preserve">      "name": "Wejście do jaskini",</w:t>
+      </w:r>
+      <w:r>
+        <w:br/>
+      </w:r>
+      <w:r>
+        <w:rPr>
+          <w:rFonts w:ascii="Consolas" w:hAnsi="Consolas" w:eastAsia="Consolas" w:cs="Consolas"/>
+          <w:noProof w:val="0"/>
+          <w:sz w:val="22"/>
+          <w:szCs w:val="22"/>
+          <w:lang w:val="pl-PL"/>
+        </w:rPr>
+        <w:t xml:space="preserve">      "description": "Stoisz u wejścia do mrocznej jaskini...",</w:t>
+      </w:r>
+      <w:r>
+        <w:br/>
+      </w:r>
+      <w:r>
+        <w:rPr>
+          <w:rFonts w:ascii="Consolas" w:hAnsi="Consolas" w:eastAsia="Consolas" w:cs="Consolas"/>
+          <w:noProof w:val="0"/>
+          <w:sz w:val="22"/>
+          <w:szCs w:val="22"/>
+          <w:lang w:val="pl-PL"/>
+        </w:rPr>
+        <w:t xml:space="preserve">      "items": [</w:t>
+      </w:r>
+      <w:r>
+        <w:br/>
+      </w:r>
+      <w:r>
+        <w:rPr>
+          <w:rFonts w:ascii="Consolas" w:hAnsi="Consolas" w:eastAsia="Consolas" w:cs="Consolas"/>
+          <w:noProof w:val="0"/>
+          <w:sz w:val="22"/>
+          <w:szCs w:val="22"/>
+          <w:lang w:val="pl-PL"/>
+        </w:rPr>
+        <w:t xml:space="preserve">        {</w:t>
+      </w:r>
+      <w:r>
+        <w:br/>
+      </w:r>
+      <w:r>
+        <w:rPr>
+          <w:rFonts w:ascii="Consolas" w:hAnsi="Consolas" w:eastAsia="Consolas" w:cs="Consolas"/>
+          <w:noProof w:val="0"/>
+          <w:sz w:val="22"/>
+          <w:szCs w:val="22"/>
+          <w:lang w:val="pl-PL"/>
+        </w:rPr>
+        <w:t xml:space="preserve">          "id": "item_1",</w:t>
+      </w:r>
+      <w:r>
+        <w:br/>
+      </w:r>
+      <w:r>
+        <w:rPr>
+          <w:rFonts w:ascii="Consolas" w:hAnsi="Consolas" w:eastAsia="Consolas" w:cs="Consolas"/>
+          <w:noProof w:val="0"/>
+          <w:sz w:val="22"/>
+          <w:szCs w:val="22"/>
+          <w:lang w:val="pl-PL"/>
+        </w:rPr>
+        <w:t xml:space="preserve">          "name": "pochodnia",</w:t>
+      </w:r>
+      <w:r>
+        <w:br/>
+      </w:r>
+      <w:r>
+        <w:rPr>
+          <w:rFonts w:ascii="Consolas" w:hAnsi="Consolas" w:eastAsia="Consolas" w:cs="Consolas"/>
+          <w:noProof w:val="0"/>
+          <w:sz w:val="22"/>
+          <w:szCs w:val="22"/>
+          <w:lang w:val="pl-PL"/>
+        </w:rPr>
+        <w:t xml:space="preserve">          "description": "Stara drewniana pochodnia.",</w:t>
+      </w:r>
+      <w:r>
+        <w:br/>
+      </w:r>
+      <w:r>
+        <w:rPr>
+          <w:rFonts w:ascii="Consolas" w:hAnsi="Consolas" w:eastAsia="Consolas" w:cs="Consolas"/>
+          <w:noProof w:val="0"/>
+          <w:sz w:val="22"/>
+          <w:szCs w:val="22"/>
+          <w:lang w:val="pl-PL"/>
+        </w:rPr>
+        <w:t xml:space="preserve">          "can_take": true,</w:t>
+      </w:r>
+      <w:r>
+        <w:br/>
+      </w:r>
+      <w:r>
+        <w:rPr>
+          <w:rFonts w:ascii="Consolas" w:hAnsi="Consolas" w:eastAsia="Consolas" w:cs="Consolas"/>
+          <w:noProof w:val="0"/>
+          <w:sz w:val="22"/>
+          <w:szCs w:val="22"/>
+          <w:lang w:val="pl-PL"/>
+        </w:rPr>
+        <w:t xml:space="preserve">          "can_use": true</w:t>
+      </w:r>
+      <w:r>
+        <w:br/>
+      </w:r>
+      <w:r>
+        <w:rPr>
+          <w:rFonts w:ascii="Consolas" w:hAnsi="Consolas" w:eastAsia="Consolas" w:cs="Consolas"/>
+          <w:noProof w:val="0"/>
+          <w:sz w:val="22"/>
+          <w:szCs w:val="22"/>
+          <w:lang w:val="pl-PL"/>
+        </w:rPr>
+        <w:t xml:space="preserve">        }</w:t>
+      </w:r>
+      <w:r>
+        <w:br/>
+      </w:r>
+      <w:r>
+        <w:rPr>
+          <w:rFonts w:ascii="Consolas" w:hAnsi="Consolas" w:eastAsia="Consolas" w:cs="Consolas"/>
+          <w:noProof w:val="0"/>
+          <w:sz w:val="22"/>
+          <w:szCs w:val="22"/>
+          <w:lang w:val="pl-PL"/>
+        </w:rPr>
+        <w:t xml:space="preserve">      ],</w:t>
+      </w:r>
+      <w:r>
+        <w:br/>
+      </w:r>
+      <w:r>
+        <w:rPr>
+          <w:rFonts w:ascii="Consolas" w:hAnsi="Consolas" w:eastAsia="Consolas" w:cs="Consolas"/>
+          <w:noProof w:val="0"/>
+          <w:sz w:val="22"/>
+          <w:szCs w:val="22"/>
+          <w:lang w:val="pl-PL"/>
+        </w:rPr>
+        <w:t xml:space="preserve">      "npcs": [],</w:t>
+      </w:r>
+      <w:r>
+        <w:br/>
+      </w:r>
+      <w:r>
+        <w:rPr>
+          <w:rFonts w:ascii="Consolas" w:hAnsi="Consolas" w:eastAsia="Consolas" w:cs="Consolas"/>
+          <w:noProof w:val="0"/>
+          <w:sz w:val="22"/>
+          <w:szCs w:val="22"/>
+          <w:lang w:val="pl-PL"/>
+        </w:rPr>
+        <w:t xml:space="preserve">      "connections": {</w:t>
+      </w:r>
+      <w:r>
+        <w:br/>
+      </w:r>
+      <w:r>
+        <w:rPr>
+          <w:rFonts w:ascii="Consolas" w:hAnsi="Consolas" w:eastAsia="Consolas" w:cs="Consolas"/>
+          <w:noProof w:val="0"/>
+          <w:sz w:val="22"/>
+          <w:szCs w:val="22"/>
+          <w:lang w:val="pl-PL"/>
+        </w:rPr>
+        <w:t xml:space="preserve">        "north": "room_2",</w:t>
+      </w:r>
+      <w:r>
+        <w:br/>
+      </w:r>
+      <w:r>
+        <w:rPr>
+          <w:rFonts w:ascii="Consolas" w:hAnsi="Consolas" w:eastAsia="Consolas" w:cs="Consolas"/>
+          <w:noProof w:val="0"/>
+          <w:sz w:val="22"/>
+          <w:szCs w:val="22"/>
+          <w:lang w:val="pl-PL"/>
+        </w:rPr>
+        <w:t xml:space="preserve">        "south": null,</w:t>
+      </w:r>
+      <w:r>
+        <w:br/>
+      </w:r>
+      <w:r>
+        <w:rPr>
+          <w:rFonts w:ascii="Consolas" w:hAnsi="Consolas" w:eastAsia="Consolas" w:cs="Consolas"/>
+          <w:noProof w:val="0"/>
+          <w:sz w:val="22"/>
+          <w:szCs w:val="22"/>
+          <w:lang w:val="pl-PL"/>
+        </w:rPr>
+        <w:t xml:space="preserve">        "east": null,</w:t>
+      </w:r>
+      <w:r>
+        <w:br/>
+      </w:r>
+      <w:r>
+        <w:rPr>
+          <w:rFonts w:ascii="Consolas" w:hAnsi="Consolas" w:eastAsia="Consolas" w:cs="Consolas"/>
+          <w:noProof w:val="0"/>
+          <w:sz w:val="22"/>
+          <w:szCs w:val="22"/>
+          <w:lang w:val="pl-PL"/>
+        </w:rPr>
+        <w:t xml:space="preserve">        "west": null</w:t>
+      </w:r>
+      <w:r>
+        <w:br/>
+      </w:r>
+      <w:r>
+        <w:rPr>
+          <w:rFonts w:ascii="Consolas" w:hAnsi="Consolas" w:eastAsia="Consolas" w:cs="Consolas"/>
+          <w:noProof w:val="0"/>
+          <w:sz w:val="22"/>
+          <w:szCs w:val="22"/>
+          <w:lang w:val="pl-PL"/>
+        </w:rPr>
+        <w:t xml:space="preserve">      }</w:t>
+      </w:r>
+      <w:r>
+        <w:br/>
+      </w:r>
+      <w:r>
+        <w:rPr>
+          <w:rFonts w:ascii="Consolas" w:hAnsi="Consolas" w:eastAsia="Consolas" w:cs="Consolas"/>
+          <w:noProof w:val="0"/>
+          <w:sz w:val="22"/>
+          <w:szCs w:val="22"/>
+          <w:lang w:val="pl-PL"/>
+        </w:rPr>
+        <w:t xml:space="preserve">    }</w:t>
+      </w:r>
+      <w:r>
+        <w:br/>
+      </w:r>
+      <w:r>
+        <w:rPr>
+          <w:rFonts w:ascii="Consolas" w:hAnsi="Consolas" w:eastAsia="Consolas" w:cs="Consolas"/>
+          <w:noProof w:val="0"/>
+          <w:sz w:val="22"/>
+          <w:szCs w:val="22"/>
+          <w:lang w:val="pl-PL"/>
+        </w:rPr>
+        <w:t xml:space="preserve">  ]</w:t>
+      </w:r>
+      <w:r>
+        <w:br/>
+      </w:r>
+      <w:r>
+        <w:rPr>
+          <w:rFonts w:ascii="Consolas" w:hAnsi="Consolas" w:eastAsia="Consolas" w:cs="Consolas"/>
+          <w:noProof w:val="0"/>
+          <w:sz w:val="22"/>
+          <w:szCs w:val="22"/>
+          <w:lang w:val="pl-PL"/>
+        </w:rPr>
+        <w:t>}</w:t>
+      </w:r>
+      <w:r>
+        <w:br/>
+      </w:r>
+      <w:r>
+        <w:rPr>
+          <w:rFonts w:ascii="Book Antiqua" w:hAnsi="Book Antiqua" w:eastAsia="Book Antiqua" w:cs="Book Antiqua"/>
+          <w:noProof w:val="0"/>
+          <w:sz w:val="22"/>
+          <w:szCs w:val="22"/>
+          <w:lang w:val="pl-PL"/>
+        </w:rPr>
+        <w:t xml:space="preserve"> </w:t>
+      </w:r>
+    </w:p>
+    <w:p>
+      <w:pPr>
+        <w:spacing w:before="240" w:beforeAutospacing="off" w:after="240" w:afterAutospacing="off"/>
+      </w:pPr>
+      <w:r>
+        <w:rPr>
+          <w:rFonts w:ascii="Book Antiqua" w:hAnsi="Book Antiqua" w:eastAsia="Book Antiqua" w:cs="Book Antiqua"/>
+          <w:noProof w:val="0"/>
+          <w:sz w:val="22"/>
+          <w:szCs w:val="22"/>
+          <w:lang w:val="pl-PL"/>
+        </w:rPr>
+        <w:t>Pole game_state tabeli playthroughs przechowuje dynamiczny stan rozgrywki, aktualizowany po każdej akcji gracza:</w:t>
+      </w:r>
+    </w:p>
+    <w:p>
+      <w:pPr>
+        <w:pStyle w:val="Normal"/>
+        <w:rPr>
+          <w:rFonts w:ascii="Book Antiqua" w:hAnsi="Book Antiqua" w:eastAsia="Book Antiqua" w:cs="Book Antiqua"/>
+          <w:noProof w:val="0"/>
+          <w:sz w:val="22"/>
+          <w:szCs w:val="22"/>
+          <w:lang w:val="en-US"/>
+        </w:rPr>
+      </w:pPr>
+      <w:r>
+        <w:rPr>
+          <w:rFonts w:ascii="Consolas" w:hAnsi="Consolas" w:eastAsia="Consolas" w:cs="Consolas"/>
+          <w:noProof w:val="0"/>
+          <w:sz w:val="22"/>
+          <w:szCs w:val="22"/>
+          <w:lang w:val="en-US"/>
+        </w:rPr>
+        <w:t>{</w:t>
+      </w:r>
+      <w:r>
+        <w:br/>
+      </w:r>
+      <w:r>
+        <w:rPr>
+          <w:rFonts w:ascii="Consolas" w:hAnsi="Consolas" w:eastAsia="Consolas" w:cs="Consolas"/>
+          <w:noProof w:val="0"/>
+          <w:sz w:val="22"/>
+          <w:szCs w:val="22"/>
+          <w:lang w:val="en-US"/>
+        </w:rPr>
+        <w:t xml:space="preserve">  "</w:t>
+      </w:r>
+      <w:r>
+        <w:rPr>
+          <w:rFonts w:ascii="Consolas" w:hAnsi="Consolas" w:eastAsia="Consolas" w:cs="Consolas"/>
+          <w:noProof w:val="0"/>
+          <w:sz w:val="22"/>
+          <w:szCs w:val="22"/>
+          <w:lang w:val="en-US"/>
+        </w:rPr>
+        <w:t>currentRoom</w:t>
+      </w:r>
+      <w:r>
+        <w:rPr>
+          <w:rFonts w:ascii="Consolas" w:hAnsi="Consolas" w:eastAsia="Consolas" w:cs="Consolas"/>
+          <w:noProof w:val="0"/>
+          <w:sz w:val="22"/>
+          <w:szCs w:val="22"/>
+          <w:lang w:val="en-US"/>
+        </w:rPr>
+        <w:t>": "room_2",</w:t>
+      </w:r>
+      <w:r>
+        <w:br/>
+      </w:r>
+      <w:r>
+        <w:rPr>
+          <w:rFonts w:ascii="Consolas" w:hAnsi="Consolas" w:eastAsia="Consolas" w:cs="Consolas"/>
+          <w:noProof w:val="0"/>
+          <w:sz w:val="22"/>
+          <w:szCs w:val="22"/>
+          <w:lang w:val="en-US"/>
+        </w:rPr>
+        <w:t xml:space="preserve">  "inventory": ["item_1"],</w:t>
+      </w:r>
+      <w:r>
+        <w:br/>
+      </w:r>
+      <w:r>
+        <w:rPr>
+          <w:rFonts w:ascii="Consolas" w:hAnsi="Consolas" w:eastAsia="Consolas" w:cs="Consolas"/>
+          <w:noProof w:val="0"/>
+          <w:sz w:val="22"/>
+          <w:szCs w:val="22"/>
+          <w:lang w:val="en-US"/>
+        </w:rPr>
+        <w:t xml:space="preserve">  "</w:t>
+      </w:r>
+      <w:r>
+        <w:rPr>
+          <w:rFonts w:ascii="Consolas" w:hAnsi="Consolas" w:eastAsia="Consolas" w:cs="Consolas"/>
+          <w:noProof w:val="0"/>
+          <w:sz w:val="22"/>
+          <w:szCs w:val="22"/>
+          <w:lang w:val="en-US"/>
+        </w:rPr>
+        <w:t>visitedRooms</w:t>
+      </w:r>
+      <w:r>
+        <w:rPr>
+          <w:rFonts w:ascii="Consolas" w:hAnsi="Consolas" w:eastAsia="Consolas" w:cs="Consolas"/>
+          <w:noProof w:val="0"/>
+          <w:sz w:val="22"/>
+          <w:szCs w:val="22"/>
+          <w:lang w:val="en-US"/>
+        </w:rPr>
+        <w:t>": ["room_1", "room_2"],</w:t>
+      </w:r>
+      <w:r>
+        <w:br/>
+      </w:r>
+      <w:r>
+        <w:rPr>
+          <w:rFonts w:ascii="Consolas" w:hAnsi="Consolas" w:eastAsia="Consolas" w:cs="Consolas"/>
+          <w:noProof w:val="0"/>
+          <w:sz w:val="22"/>
+          <w:szCs w:val="22"/>
+          <w:lang w:val="en-US"/>
+        </w:rPr>
+        <w:t xml:space="preserve">  "</w:t>
+      </w:r>
+      <w:r>
+        <w:rPr>
+          <w:rFonts w:ascii="Consolas" w:hAnsi="Consolas" w:eastAsia="Consolas" w:cs="Consolas"/>
+          <w:noProof w:val="0"/>
+          <w:sz w:val="22"/>
+          <w:szCs w:val="22"/>
+          <w:lang w:val="en-US"/>
+        </w:rPr>
+        <w:t>gameFlags</w:t>
+      </w:r>
+      <w:r>
+        <w:rPr>
+          <w:rFonts w:ascii="Consolas" w:hAnsi="Consolas" w:eastAsia="Consolas" w:cs="Consolas"/>
+          <w:noProof w:val="0"/>
+          <w:sz w:val="22"/>
+          <w:szCs w:val="22"/>
+          <w:lang w:val="en-US"/>
+        </w:rPr>
+        <w:t>": {</w:t>
+      </w:r>
+      <w:r>
+        <w:br/>
+      </w:r>
+      <w:r>
+        <w:rPr>
+          <w:rFonts w:ascii="Consolas" w:hAnsi="Consolas" w:eastAsia="Consolas" w:cs="Consolas"/>
+          <w:noProof w:val="0"/>
+          <w:sz w:val="22"/>
+          <w:szCs w:val="22"/>
+          <w:lang w:val="en-US"/>
+        </w:rPr>
+        <w:t xml:space="preserve">    "</w:t>
+      </w:r>
+      <w:r>
+        <w:rPr>
+          <w:rFonts w:ascii="Consolas" w:hAnsi="Consolas" w:eastAsia="Consolas" w:cs="Consolas"/>
+          <w:noProof w:val="0"/>
+          <w:sz w:val="22"/>
+          <w:szCs w:val="22"/>
+          <w:lang w:val="en-US"/>
+        </w:rPr>
+        <w:t>chest_opened</w:t>
+      </w:r>
+      <w:r>
+        <w:rPr>
+          <w:rFonts w:ascii="Consolas" w:hAnsi="Consolas" w:eastAsia="Consolas" w:cs="Consolas"/>
+          <w:noProof w:val="0"/>
+          <w:sz w:val="22"/>
+          <w:szCs w:val="22"/>
+          <w:lang w:val="en-US"/>
+        </w:rPr>
+        <w:t>": true,</w:t>
+      </w:r>
+      <w:r>
+        <w:br/>
+      </w:r>
+      <w:r>
+        <w:rPr>
+          <w:rFonts w:ascii="Consolas" w:hAnsi="Consolas" w:eastAsia="Consolas" w:cs="Consolas"/>
+          <w:noProof w:val="0"/>
+          <w:sz w:val="22"/>
+          <w:szCs w:val="22"/>
+          <w:lang w:val="en-US"/>
+        </w:rPr>
+        <w:t xml:space="preserve">    "</w:t>
+      </w:r>
+      <w:r>
+        <w:rPr>
+          <w:rFonts w:ascii="Consolas" w:hAnsi="Consolas" w:eastAsia="Consolas" w:cs="Consolas"/>
+          <w:noProof w:val="0"/>
+          <w:sz w:val="22"/>
+          <w:szCs w:val="22"/>
+          <w:lang w:val="en-US"/>
+        </w:rPr>
+        <w:t>goblin_defeated</w:t>
+      </w:r>
+      <w:r>
+        <w:rPr>
+          <w:rFonts w:ascii="Consolas" w:hAnsi="Consolas" w:eastAsia="Consolas" w:cs="Consolas"/>
+          <w:noProof w:val="0"/>
+          <w:sz w:val="22"/>
+          <w:szCs w:val="22"/>
+          <w:lang w:val="en-US"/>
+        </w:rPr>
+        <w:t>": false</w:t>
+      </w:r>
+      <w:r>
+        <w:br/>
+      </w:r>
+      <w:r>
+        <w:rPr>
+          <w:rFonts w:ascii="Consolas" w:hAnsi="Consolas" w:eastAsia="Consolas" w:cs="Consolas"/>
+          <w:noProof w:val="0"/>
+          <w:sz w:val="22"/>
+          <w:szCs w:val="22"/>
+          <w:lang w:val="en-US"/>
+        </w:rPr>
+        <w:t xml:space="preserve">  }</w:t>
+      </w:r>
+      <w:r>
+        <w:br/>
+      </w:r>
+      <w:r>
+        <w:rPr>
+          <w:rFonts w:ascii="Consolas" w:hAnsi="Consolas" w:eastAsia="Consolas" w:cs="Consolas"/>
+          <w:noProof w:val="0"/>
+          <w:sz w:val="22"/>
+          <w:szCs w:val="22"/>
+          <w:lang w:val="en-US"/>
+        </w:rPr>
+        <w:t>}</w:t>
+      </w:r>
+      <w:r>
+        <w:br/>
+      </w:r>
+    </w:p>
+    <w:p>
+      <w:pPr>
         <w:pStyle w:val="Heading1"/>
       </w:pPr>
-      <w:bookmarkStart w:id="19" w:name="_Toc226833537"/>
+      <w:bookmarkStart w:name="_Toc226833537" w:id="19"/>
       <w:r>
         <w:t>4. Projekt systemu</w:t>
       </w:r>
@@ -6031,7 +11010,7 @@
       <w:pPr>
         <w:pStyle w:val="Heading2"/>
       </w:pPr>
-      <w:bookmarkStart w:id="20" w:name="_Toc226833538"/>
+      <w:bookmarkStart w:name="_Toc226833538" w:id="20"/>
       <w:r>
         <w:lastRenderedPageBreak/>
         <w:t>4.1. Architektura systemu</w:t>
@@ -6042,7 +11021,7 @@
       <w:pPr>
         <w:pStyle w:val="Heading2"/>
       </w:pPr>
-      <w:bookmarkStart w:id="21" w:name="_Toc226833539"/>
+      <w:bookmarkStart w:name="_Toc226833539" w:id="21"/>
       <w:r>
         <w:t>4.2. Projekt bazy danych</w:t>
       </w:r>
@@ -6052,7 +11031,7 @@
       <w:pPr>
         <w:pStyle w:val="Heading2"/>
       </w:pPr>
-      <w:bookmarkStart w:id="22" w:name="_Toc226833540"/>
+      <w:bookmarkStart w:name="_Toc226833540" w:id="22"/>
       <w:r>
         <w:t>4.3. Projekt interfejsu użytkownika</w:t>
       </w:r>
@@ -6062,7 +11041,7 @@
       <w:pPr>
         <w:pStyle w:val="Heading2"/>
       </w:pPr>
-      <w:bookmarkStart w:id="23" w:name="_Toc226833541"/>
+      <w:bookmarkStart w:name="_Toc226833541" w:id="23"/>
       <w:r>
         <w:t>4.4. Projekt modułów systemu</w:t>
       </w:r>
@@ -6072,7 +11051,7 @@
       <w:pPr>
         <w:pStyle w:val="Heading3"/>
       </w:pPr>
-      <w:bookmarkStart w:id="24" w:name="_Toc226833542"/>
+      <w:bookmarkStart w:name="_Toc226833542" w:id="24"/>
       <w:r>
         <w:t>4.4.1. Moduł użytkowników</w:t>
       </w:r>
@@ -6082,7 +11061,7 @@
       <w:pPr>
         <w:pStyle w:val="Heading3"/>
       </w:pPr>
-      <w:bookmarkStart w:id="25" w:name="_Toc226833543"/>
+      <w:bookmarkStart w:name="_Toc226833543" w:id="25"/>
       <w:r>
         <w:t xml:space="preserve">4.4.2. Moduł </w:t>
       </w:r>
@@ -6100,7 +11079,7 @@
       <w:pPr>
         <w:pStyle w:val="Heading3"/>
       </w:pPr>
-      <w:bookmarkStart w:id="26" w:name="_Toc226833544"/>
+      <w:bookmarkStart w:name="_Toc226833544" w:id="26"/>
       <w:r>
         <w:t>4.4.3. Moduł edytora gier</w:t>
       </w:r>
@@ -6110,7 +11089,7 @@
       <w:pPr>
         <w:pStyle w:val="Heading3"/>
       </w:pPr>
-      <w:bookmarkStart w:id="27" w:name="_Toc226833545"/>
+      <w:bookmarkStart w:name="_Toc226833545" w:id="27"/>
       <w:r>
         <w:t>4.4.4. Silnik rozgrywki</w:t>
       </w:r>
@@ -6120,7 +11099,7 @@
       <w:pPr>
         <w:pStyle w:val="Heading2"/>
       </w:pPr>
-      <w:bookmarkStart w:id="28" w:name="_Toc226833546"/>
+      <w:bookmarkStart w:name="_Toc226833546" w:id="28"/>
       <w:r>
         <w:t>4.5. Projekt API systemu</w:t>
       </w:r>
@@ -6130,7 +11109,7 @@
       <w:pPr>
         <w:pStyle w:val="Heading1"/>
       </w:pPr>
-      <w:bookmarkStart w:id="29" w:name="_Toc226833547"/>
+      <w:bookmarkStart w:name="_Toc226833547" w:id="29"/>
       <w:r>
         <w:t>5. Implementacja systemu</w:t>
       </w:r>
@@ -6140,7 +11119,7 @@
       <w:pPr>
         <w:pStyle w:val="Heading2"/>
       </w:pPr>
-      <w:bookmarkStart w:id="30" w:name="_Toc226833548"/>
+      <w:bookmarkStart w:name="_Toc226833548" w:id="30"/>
       <w:r>
         <w:t>5.1. Wykorzystane technologie</w:t>
       </w:r>
@@ -6150,7 +11129,7 @@
       <w:pPr>
         <w:pStyle w:val="Heading3"/>
       </w:pPr>
-      <w:bookmarkStart w:id="31" w:name="_Toc226833549"/>
+      <w:bookmarkStart w:name="_Toc226833549" w:id="31"/>
       <w:r>
         <w:t xml:space="preserve">5.1.1. </w:t>
       </w:r>
@@ -6165,7 +11144,7 @@
       <w:pPr>
         <w:pStyle w:val="Heading3"/>
       </w:pPr>
-      <w:bookmarkStart w:id="32" w:name="_Toc226833550"/>
+      <w:bookmarkStart w:name="_Toc226833550" w:id="32"/>
       <w:r>
         <w:t xml:space="preserve">5.1.2. </w:t>
       </w:r>
@@ -6180,7 +11159,7 @@
       <w:pPr>
         <w:pStyle w:val="Heading3"/>
       </w:pPr>
-      <w:bookmarkStart w:id="33" w:name="_Toc226833551"/>
+      <w:bookmarkStart w:name="_Toc226833551" w:id="33"/>
       <w:r>
         <w:t>5.1.3. Baza danych</w:t>
       </w:r>
@@ -6190,7 +11169,7 @@
       <w:pPr>
         <w:pStyle w:val="Heading2"/>
       </w:pPr>
-      <w:bookmarkStart w:id="34" w:name="_Toc226833552"/>
+      <w:bookmarkStart w:name="_Toc226833552" w:id="34"/>
       <w:r>
         <w:t>5.2. Implementacja interfejsu użytkownika</w:t>
       </w:r>
@@ -6200,7 +11179,7 @@
       <w:pPr>
         <w:pStyle w:val="Heading2"/>
       </w:pPr>
-      <w:bookmarkStart w:id="35" w:name="_Toc226833553"/>
+      <w:bookmarkStart w:name="_Toc226833553" w:id="35"/>
       <w:r>
         <w:t>5.3. Implementacja edytora gier</w:t>
       </w:r>
@@ -6210,7 +11189,7 @@
       <w:pPr>
         <w:pStyle w:val="Heading2"/>
       </w:pPr>
-      <w:bookmarkStart w:id="36" w:name="_Toc226833554"/>
+      <w:bookmarkStart w:name="_Toc226833554" w:id="36"/>
       <w:r>
         <w:t>5.4. Implementacja silnika rozgrywki</w:t>
       </w:r>
@@ -6220,7 +11199,7 @@
       <w:pPr>
         <w:pStyle w:val="Heading2"/>
       </w:pPr>
-      <w:bookmarkStart w:id="37" w:name="_Toc226833555"/>
+      <w:bookmarkStart w:name="_Toc226833555" w:id="37"/>
       <w:r>
         <w:t xml:space="preserve">5.5. Implementacja </w:t>
       </w:r>
@@ -6235,7 +11214,7 @@
       <w:pPr>
         <w:pStyle w:val="Heading2"/>
       </w:pPr>
-      <w:bookmarkStart w:id="38" w:name="_Toc226833556"/>
+      <w:bookmarkStart w:name="_Toc226833556" w:id="38"/>
       <w:r>
         <w:t>5.6. Implementacja systemu użytkowników</w:t>
       </w:r>
@@ -6245,7 +11224,7 @@
       <w:pPr>
         <w:pStyle w:val="Heading1"/>
       </w:pPr>
-      <w:bookmarkStart w:id="39" w:name="_Toc226833557"/>
+      <w:bookmarkStart w:name="_Toc226833557" w:id="39"/>
       <w:r>
         <w:t>6. Testowanie systemu</w:t>
       </w:r>
@@ -6255,7 +11234,7 @@
       <w:pPr>
         <w:pStyle w:val="Heading2"/>
       </w:pPr>
-      <w:bookmarkStart w:id="40" w:name="_Toc226833558"/>
+      <w:bookmarkStart w:name="_Toc226833558" w:id="40"/>
       <w:r>
         <w:lastRenderedPageBreak/>
         <w:t>6.1. Strategia testowania</w:t>
@@ -6266,7 +11245,7 @@
       <w:pPr>
         <w:pStyle w:val="Heading2"/>
       </w:pPr>
-      <w:bookmarkStart w:id="41" w:name="_Toc226833559"/>
+      <w:bookmarkStart w:name="_Toc226833559" w:id="41"/>
       <w:r>
         <w:t xml:space="preserve">6.2. Testy </w:t>
       </w:r>
@@ -6281,7 +11260,7 @@
       <w:pPr>
         <w:pStyle w:val="Heading2"/>
       </w:pPr>
-      <w:bookmarkStart w:id="42" w:name="_Toc226833560"/>
+      <w:bookmarkStart w:name="_Toc226833560" w:id="42"/>
       <w:r>
         <w:t xml:space="preserve">6.3. Testy </w:t>
       </w:r>
@@ -6296,7 +11275,7 @@
       <w:pPr>
         <w:pStyle w:val="Heading2"/>
       </w:pPr>
-      <w:bookmarkStart w:id="43" w:name="_Toc226833561"/>
+      <w:bookmarkStart w:name="_Toc226833561" w:id="43"/>
       <w:r>
         <w:t>6.4. Testy funkcjonalne systemu</w:t>
       </w:r>
@@ -6306,7 +11285,7 @@
       <w:pPr>
         <w:pStyle w:val="Heading2"/>
       </w:pPr>
-      <w:bookmarkStart w:id="44" w:name="_Toc226833562"/>
+      <w:bookmarkStart w:name="_Toc226833562" w:id="44"/>
       <w:r>
         <w:t>6.5. Wyniki testów</w:t>
       </w:r>
@@ -6316,7 +11295,7 @@
       <w:pPr>
         <w:pStyle w:val="Heading1"/>
       </w:pPr>
-      <w:bookmarkStart w:id="45" w:name="_Toc226833563"/>
+      <w:bookmarkStart w:name="_Toc226833563" w:id="45"/>
       <w:r>
         <w:t>7. Podsumowanie i kierunki dalszego rozwoju</w:t>
       </w:r>
@@ -6326,7 +11305,7 @@
       <w:pPr>
         <w:pStyle w:val="Heading2"/>
       </w:pPr>
-      <w:bookmarkStart w:id="46" w:name="_Toc226833564"/>
+      <w:bookmarkStart w:name="_Toc226833564" w:id="46"/>
       <w:r>
         <w:t>7.1. Podsumowanie realizacji projektu</w:t>
       </w:r>
@@ -6336,7 +11315,7 @@
       <w:pPr>
         <w:pStyle w:val="Heading2"/>
       </w:pPr>
-      <w:bookmarkStart w:id="47" w:name="_Toc226833565"/>
+      <w:bookmarkStart w:name="_Toc226833565" w:id="47"/>
       <w:r>
         <w:t>7.2. Ograniczenia systemu</w:t>
       </w:r>
@@ -6346,7 +11325,7 @@
       <w:pPr>
         <w:pStyle w:val="Heading2"/>
       </w:pPr>
-      <w:bookmarkStart w:id="48" w:name="_Toc226833566"/>
+      <w:bookmarkStart w:name="_Toc226833566" w:id="48"/>
       <w:r>
         <w:t>7.3. Możliwości dalszego rozwoju</w:t>
       </w:r>
@@ -6364,7 +11343,7 @@
       <w:pPr>
         <w:pStyle w:val="Heading1"/>
       </w:pPr>
-      <w:bookmarkStart w:id="49" w:name="_Toc226833567"/>
+      <w:bookmarkStart w:name="_Toc226833567" w:id="49"/>
       <w:r>
         <w:lastRenderedPageBreak/>
         <w:t>8. Bibliografia</w:t>
@@ -6420,7 +11399,7 @@
         </w:rPr>
         <w:t xml:space="preserve">, </w:t>
       </w:r>
-      <w:hyperlink r:id="rId10" w:history="1">
+      <w:hyperlink w:history="1" r:id="rId10">
         <w:r>
           <w:rPr>
             <w:rStyle w:val="Hyperlink"/>
@@ -6538,7 +11517,7 @@
         </w:rPr>
         <w:t xml:space="preserve"> (Finantial Times), </w:t>
       </w:r>
-      <w:hyperlink r:id="rId11" w:history="1">
+      <w:hyperlink w:history="1" r:id="rId11">
         <w:r>
           <w:rPr>
             <w:rStyle w:val="Hyperlink"/>
@@ -6607,7 +11586,7 @@
         </w:rPr>
         <w:t xml:space="preserve"> </w:t>
       </w:r>
-      <w:hyperlink r:id="rId12" w:history="1">
+      <w:hyperlink w:history="1" r:id="rId12">
         <w:r>
           <w:rPr>
             <w:rStyle w:val="Hyperlink"/>
@@ -6660,7 +11639,7 @@
         </w:rPr>
         <w:t xml:space="preserve"> </w:t>
       </w:r>
-      <w:hyperlink r:id="rId13" w:history="1">
+      <w:hyperlink w:history="1" r:id="rId13">
         <w:r>
           <w:rPr>
             <w:rStyle w:val="Hyperlink"/>
@@ -6720,7 +11699,7 @@
         </w:rPr>
         <w:t xml:space="preserve"> </w:t>
       </w:r>
-      <w:hyperlink r:id="rId14" w:history="1">
+      <w:hyperlink w:history="1" r:id="rId14">
         <w:r>
           <w:rPr>
             <w:rStyle w:val="Hyperlink"/>
@@ -6779,7 +11758,7 @@
         </w:rPr>
         <w:t xml:space="preserve"> </w:t>
       </w:r>
-      <w:hyperlink r:id="rId15" w:history="1">
+      <w:hyperlink w:history="1" r:id="rId15">
         <w:r>
           <w:rPr>
             <w:rStyle w:val="Hyperlink"/>
@@ -6843,7 +11822,7 @@
         </w:rPr>
         <w:t xml:space="preserve"> Unreal Engine, </w:t>
       </w:r>
-      <w:hyperlink r:id="rId16" w:history="1">
+      <w:hyperlink w:history="1" r:id="rId16">
         <w:r>
           <w:rPr>
             <w:rStyle w:val="Hyperlink"/>
@@ -6921,7 +11900,7 @@
         </w:rPr>
         <w:t xml:space="preserve"> </w:t>
       </w:r>
-      <w:hyperlink r:id="rId17" w:history="1">
+      <w:hyperlink w:history="1" r:id="rId17">
         <w:r>
           <w:rPr>
             <w:rStyle w:val="Hyperlink"/>
@@ -7002,7 +11981,7 @@
         </w:rPr>
         <w:t xml:space="preserve"> </w:t>
       </w:r>
-      <w:hyperlink r:id="rId18" w:history="1">
+      <w:hyperlink w:history="1" r:id="rId18">
         <w:r>
           <w:rPr>
             <w:rStyle w:val="Hyperlink"/>
@@ -7058,7 +12037,7 @@
         </w:rPr>
         <w:t xml:space="preserve">, </w:t>
       </w:r>
-      <w:hyperlink r:id="rId19" w:history="1">
+      <w:hyperlink w:history="1" r:id="rId19">
         <w:r>
           <w:rPr>
             <w:rStyle w:val="Hyperlink"/>
@@ -7108,7 +12087,7 @@
         </w:rPr>
         <w:t xml:space="preserve">, </w:t>
       </w:r>
-      <w:hyperlink r:id="rId20" w:history="1">
+      <w:hyperlink w:history="1" r:id="rId20">
         <w:r>
           <w:rPr>
             <w:rStyle w:val="Hyperlink"/>
@@ -7181,7 +12160,7 @@
         </w:rPr>
         <w:t xml:space="preserve"> </w:t>
       </w:r>
-      <w:hyperlink r:id="rId21" w:history="1">
+      <w:hyperlink w:history="1" r:id="rId21">
         <w:r>
           <w:rPr>
             <w:rStyle w:val="Hyperlink"/>
@@ -7255,7 +12234,7 @@
         </w:rPr>
         <w:t xml:space="preserve">, </w:t>
       </w:r>
-      <w:hyperlink r:id="rId22" w:history="1">
+      <w:hyperlink w:history="1" r:id="rId22">
         <w:r>
           <w:rPr>
             <w:rStyle w:val="Hyperlink"/>
@@ -7324,7 +12303,7 @@
         </w:rPr>
         <w:t xml:space="preserve">, </w:t>
       </w:r>
-      <w:hyperlink r:id="rId23" w:history="1">
+      <w:hyperlink w:history="1" r:id="rId23">
         <w:r>
           <w:rPr>
             <w:rStyle w:val="Hyperlink"/>
@@ -7349,7 +12328,7 @@
     </w:p>
     <w:sectPr>
       <w:footerReference w:type="default" r:id="rId24"/>
-      <w:pgSz w:w="11906" w:h="16838"/>
+      <w:pgSz w:w="11906" w:h="16838" w:orient="portrait"/>
       <w:pgMar w:top="1440" w:right="1440" w:bottom="1440" w:left="1440" w:header="708" w:footer="708" w:gutter="0"/>
       <w:cols w:space="708"/>
       <w:docGrid w:linePitch="360"/>
@@ -7468,6 +12447,852 @@
 
 <file path=word/numbering.xml><?xml version="1.0" encoding="utf-8"?>
 <w:numbering xmlns:wpc="http://schemas.microsoft.com/office/word/2010/wordprocessingCanvas" xmlns:cx="http://schemas.microsoft.com/office/drawing/2014/chartex" xmlns:cx1="http://schemas.microsoft.com/office/drawing/2015/9/8/chartex" xmlns:cx2="http://schemas.microsoft.com/office/drawing/2015/10/21/chartex" xmlns:cx3="http://schemas.microsoft.com/office/drawing/2016/5/9/chartex" xmlns:cx4="http://schemas.microsoft.com/office/drawing/2016/5/10/chartex" xmlns:cx5="http://schemas.microsoft.com/office/drawing/2016/5/11/chartex" xmlns:cx6="http://schemas.microsoft.com/office/drawing/2016/5/12/chartex" xmlns:cx7="http://schemas.microsoft.com/office/drawing/2016/5/13/chartex" xmlns:cx8="http://schemas.microsoft.com/office/drawing/2016/5/14/chartex" xmlns:mc="http://schemas.openxmlformats.org/markup-compatibility/2006" xmlns:aink="http://schemas.microsoft.com/office/drawing/2016/ink" xmlns:am3d="http://schemas.microsoft.com/office/drawing/2017/model3d" xmlns:o="urn:schemas-microsoft-com:office:office" xmlns:oel="http://schemas.microsoft.com/office/2019/extlst" xmlns:r="http://schemas.openxmlformats.org/officeDocument/2006/relationships" xmlns:m="http://schemas.openxmlformats.org/officeDocument/2006/math" xmlns:v="urn:schemas-microsoft-com:vml" xmlns:wp14="http://schemas.microsoft.com/office/word/2010/wordprocessingDrawing" xmlns:wp="http://schemas.openxmlformats.org/drawingml/2006/wordprocessingDrawing" xmlns:w10="urn:schemas-microsoft-com:office:word" xmlns:w="http://schemas.openxmlformats.org/wordprocessingml/2006/main" xmlns:w14="http://schemas.microsoft.com/office/word/2010/wordml" xmlns:w15="http://schemas.microsoft.com/office/word/2012/wordml" xmlns:w16cex="http://schemas.microsoft.com/office/word/2018/wordml/cex" xmlns:w16cid="http://schemas.microsoft.com/office/word/2016/wordml/cid" xmlns:w16="http://schemas.microsoft.com/office/word/2018/wordml" xmlns:w16du="http://schemas.microsoft.com/office/word/2023/wordml/word16du" xmlns:w16sdtdh="http://schemas.microsoft.com/office/word/2020/wordml/sdtdatahash" xmlns:w16sdtfl="http://schemas.microsoft.com/office/word/2024/wordml/sdtformatlock" xmlns:w16se="http://schemas.microsoft.com/office/word/2015/wordml/symex" xmlns:wpg="http://schemas.microsoft.com/office/word/2010/wordprocessingGroup" xmlns:wpi="http://schemas.microsoft.com/office/word/2010/wordprocessingInk" xmlns:wne="http://schemas.microsoft.com/office/word/2006/wordml" xmlns:wps="http://schemas.microsoft.com/office/word/2010/wordprocessingShape" mc:Ignorable="w14 w15 w16se w16cid w16 w16cex w16sdtdh w16sdtfl w16du wp14">
+  <w:abstractNum xmlns:w="http://schemas.openxmlformats.org/wordprocessingml/2006/main" w:abstractNumId="16">
+    <w:nsid w:val="2beeed90"/>
+    <w:multiLevelType xmlns:w="http://schemas.openxmlformats.org/wordprocessingml/2006/main" w:val="hybridMultilevel"/>
+    <w:lvl xmlns:w="http://schemas.openxmlformats.org/wordprocessingml/2006/main" w:ilvl="0">
+      <w:start w:val="1"/>
+      <w:numFmt w:val="decimal"/>
+      <w:lvlText w:val="%1."/>
+      <w:lvlJc w:val="left"/>
+      <w:pPr>
+        <w:ind w:left="720" w:hanging="360"/>
+      </w:pPr>
+    </w:lvl>
+    <w:lvl xmlns:w="http://schemas.openxmlformats.org/wordprocessingml/2006/main" w:ilvl="1">
+      <w:start w:val="1"/>
+      <w:numFmt w:val="lowerLetter"/>
+      <w:lvlText w:val="%2."/>
+      <w:lvlJc w:val="left"/>
+      <w:pPr>
+        <w:ind w:left="1440" w:hanging="360"/>
+      </w:pPr>
+    </w:lvl>
+    <w:lvl xmlns:w="http://schemas.openxmlformats.org/wordprocessingml/2006/main" w:ilvl="2">
+      <w:start w:val="1"/>
+      <w:numFmt w:val="lowerRoman"/>
+      <w:lvlText w:val="%3."/>
+      <w:lvlJc w:val="right"/>
+      <w:pPr>
+        <w:ind w:left="2160" w:hanging="180"/>
+      </w:pPr>
+    </w:lvl>
+    <w:lvl xmlns:w="http://schemas.openxmlformats.org/wordprocessingml/2006/main" w:ilvl="3">
+      <w:start w:val="1"/>
+      <w:numFmt w:val="decimal"/>
+      <w:lvlText w:val="%4."/>
+      <w:lvlJc w:val="left"/>
+      <w:pPr>
+        <w:ind w:left="2880" w:hanging="360"/>
+      </w:pPr>
+    </w:lvl>
+    <w:lvl xmlns:w="http://schemas.openxmlformats.org/wordprocessingml/2006/main" w:ilvl="4">
+      <w:start w:val="1"/>
+      <w:numFmt w:val="lowerLetter"/>
+      <w:lvlText w:val="%5."/>
+      <w:lvlJc w:val="left"/>
+      <w:pPr>
+        <w:ind w:left="3600" w:hanging="360"/>
+      </w:pPr>
+    </w:lvl>
+    <w:lvl xmlns:w="http://schemas.openxmlformats.org/wordprocessingml/2006/main" w:ilvl="5">
+      <w:start w:val="1"/>
+      <w:numFmt w:val="lowerRoman"/>
+      <w:lvlText w:val="%6."/>
+      <w:lvlJc w:val="right"/>
+      <w:pPr>
+        <w:ind w:left="4320" w:hanging="180"/>
+      </w:pPr>
+    </w:lvl>
+    <w:lvl xmlns:w="http://schemas.openxmlformats.org/wordprocessingml/2006/main" w:ilvl="6">
+      <w:start w:val="1"/>
+      <w:numFmt w:val="decimal"/>
+      <w:lvlText w:val="%7."/>
+      <w:lvlJc w:val="left"/>
+      <w:pPr>
+        <w:ind w:left="5040" w:hanging="360"/>
+      </w:pPr>
+    </w:lvl>
+    <w:lvl xmlns:w="http://schemas.openxmlformats.org/wordprocessingml/2006/main" w:ilvl="7">
+      <w:start w:val="1"/>
+      <w:numFmt w:val="lowerLetter"/>
+      <w:lvlText w:val="%8."/>
+      <w:lvlJc w:val="left"/>
+      <w:pPr>
+        <w:ind w:left="5760" w:hanging="360"/>
+      </w:pPr>
+    </w:lvl>
+    <w:lvl xmlns:w="http://schemas.openxmlformats.org/wordprocessingml/2006/main" w:ilvl="8">
+      <w:start w:val="1"/>
+      <w:numFmt w:val="lowerRoman"/>
+      <w:lvlText w:val="%9."/>
+      <w:lvlJc w:val="right"/>
+      <w:pPr>
+        <w:ind w:left="6480" w:hanging="180"/>
+      </w:pPr>
+    </w:lvl>
+  </w:abstractNum>
+  <w:abstractNum xmlns:w="http://schemas.openxmlformats.org/wordprocessingml/2006/main" w:abstractNumId="15">
+    <w:nsid w:val="89f4fc"/>
+    <w:multiLevelType xmlns:w="http://schemas.openxmlformats.org/wordprocessingml/2006/main" w:val="hybridMultilevel"/>
+    <w:lvl xmlns:w="http://schemas.openxmlformats.org/wordprocessingml/2006/main" w:ilvl="0">
+      <w:start w:val="1"/>
+      <w:numFmt w:val="decimal"/>
+      <w:lvlText w:val="%1."/>
+      <w:lvlJc w:val="left"/>
+      <w:pPr>
+        <w:ind w:left="720" w:hanging="360"/>
+      </w:pPr>
+    </w:lvl>
+    <w:lvl xmlns:w="http://schemas.openxmlformats.org/wordprocessingml/2006/main" w:ilvl="1">
+      <w:start w:val="1"/>
+      <w:numFmt w:val="lowerLetter"/>
+      <w:lvlText w:val="%2."/>
+      <w:lvlJc w:val="left"/>
+      <w:pPr>
+        <w:ind w:left="1440" w:hanging="360"/>
+      </w:pPr>
+    </w:lvl>
+    <w:lvl xmlns:w="http://schemas.openxmlformats.org/wordprocessingml/2006/main" w:ilvl="2">
+      <w:start w:val="1"/>
+      <w:numFmt w:val="lowerRoman"/>
+      <w:lvlText w:val="%3."/>
+      <w:lvlJc w:val="right"/>
+      <w:pPr>
+        <w:ind w:left="2160" w:hanging="180"/>
+      </w:pPr>
+    </w:lvl>
+    <w:lvl xmlns:w="http://schemas.openxmlformats.org/wordprocessingml/2006/main" w:ilvl="3">
+      <w:start w:val="1"/>
+      <w:numFmt w:val="decimal"/>
+      <w:lvlText w:val="%4."/>
+      <w:lvlJc w:val="left"/>
+      <w:pPr>
+        <w:ind w:left="2880" w:hanging="360"/>
+      </w:pPr>
+    </w:lvl>
+    <w:lvl xmlns:w="http://schemas.openxmlformats.org/wordprocessingml/2006/main" w:ilvl="4">
+      <w:start w:val="1"/>
+      <w:numFmt w:val="lowerLetter"/>
+      <w:lvlText w:val="%5."/>
+      <w:lvlJc w:val="left"/>
+      <w:pPr>
+        <w:ind w:left="3600" w:hanging="360"/>
+      </w:pPr>
+    </w:lvl>
+    <w:lvl xmlns:w="http://schemas.openxmlformats.org/wordprocessingml/2006/main" w:ilvl="5">
+      <w:start w:val="1"/>
+      <w:numFmt w:val="lowerRoman"/>
+      <w:lvlText w:val="%6."/>
+      <w:lvlJc w:val="right"/>
+      <w:pPr>
+        <w:ind w:left="4320" w:hanging="180"/>
+      </w:pPr>
+    </w:lvl>
+    <w:lvl xmlns:w="http://schemas.openxmlformats.org/wordprocessingml/2006/main" w:ilvl="6">
+      <w:start w:val="1"/>
+      <w:numFmt w:val="decimal"/>
+      <w:lvlText w:val="%7."/>
+      <w:lvlJc w:val="left"/>
+      <w:pPr>
+        <w:ind w:left="5040" w:hanging="360"/>
+      </w:pPr>
+    </w:lvl>
+    <w:lvl xmlns:w="http://schemas.openxmlformats.org/wordprocessingml/2006/main" w:ilvl="7">
+      <w:start w:val="1"/>
+      <w:numFmt w:val="lowerLetter"/>
+      <w:lvlText w:val="%8."/>
+      <w:lvlJc w:val="left"/>
+      <w:pPr>
+        <w:ind w:left="5760" w:hanging="360"/>
+      </w:pPr>
+    </w:lvl>
+    <w:lvl xmlns:w="http://schemas.openxmlformats.org/wordprocessingml/2006/main" w:ilvl="8">
+      <w:start w:val="1"/>
+      <w:numFmt w:val="lowerRoman"/>
+      <w:lvlText w:val="%9."/>
+      <w:lvlJc w:val="right"/>
+      <w:pPr>
+        <w:ind w:left="6480" w:hanging="180"/>
+      </w:pPr>
+    </w:lvl>
+  </w:abstractNum>
+  <w:abstractNum xmlns:w="http://schemas.openxmlformats.org/wordprocessingml/2006/main" w:abstractNumId="14">
+    <w:nsid w:val="22263a55"/>
+    <w:multiLevelType xmlns:w="http://schemas.openxmlformats.org/wordprocessingml/2006/main" w:val="hybridMultilevel"/>
+    <w:lvl xmlns:w="http://schemas.openxmlformats.org/wordprocessingml/2006/main" w:ilvl="0">
+      <w:start w:val="1"/>
+      <w:numFmt w:val="decimal"/>
+      <w:lvlText w:val="%1."/>
+      <w:lvlJc w:val="left"/>
+      <w:pPr>
+        <w:ind w:left="720" w:hanging="360"/>
+      </w:pPr>
+    </w:lvl>
+    <w:lvl xmlns:w="http://schemas.openxmlformats.org/wordprocessingml/2006/main" w:ilvl="1">
+      <w:start w:val="1"/>
+      <w:numFmt w:val="lowerLetter"/>
+      <w:lvlText w:val="%2."/>
+      <w:lvlJc w:val="left"/>
+      <w:pPr>
+        <w:ind w:left="1440" w:hanging="360"/>
+      </w:pPr>
+    </w:lvl>
+    <w:lvl xmlns:w="http://schemas.openxmlformats.org/wordprocessingml/2006/main" w:ilvl="2">
+      <w:start w:val="1"/>
+      <w:numFmt w:val="lowerRoman"/>
+      <w:lvlText w:val="%3."/>
+      <w:lvlJc w:val="right"/>
+      <w:pPr>
+        <w:ind w:left="2160" w:hanging="180"/>
+      </w:pPr>
+    </w:lvl>
+    <w:lvl xmlns:w="http://schemas.openxmlformats.org/wordprocessingml/2006/main" w:ilvl="3">
+      <w:start w:val="1"/>
+      <w:numFmt w:val="decimal"/>
+      <w:lvlText w:val="%4."/>
+      <w:lvlJc w:val="left"/>
+      <w:pPr>
+        <w:ind w:left="2880" w:hanging="360"/>
+      </w:pPr>
+    </w:lvl>
+    <w:lvl xmlns:w="http://schemas.openxmlformats.org/wordprocessingml/2006/main" w:ilvl="4">
+      <w:start w:val="1"/>
+      <w:numFmt w:val="lowerLetter"/>
+      <w:lvlText w:val="%5."/>
+      <w:lvlJc w:val="left"/>
+      <w:pPr>
+        <w:ind w:left="3600" w:hanging="360"/>
+      </w:pPr>
+    </w:lvl>
+    <w:lvl xmlns:w="http://schemas.openxmlformats.org/wordprocessingml/2006/main" w:ilvl="5">
+      <w:start w:val="1"/>
+      <w:numFmt w:val="lowerRoman"/>
+      <w:lvlText w:val="%6."/>
+      <w:lvlJc w:val="right"/>
+      <w:pPr>
+        <w:ind w:left="4320" w:hanging="180"/>
+      </w:pPr>
+    </w:lvl>
+    <w:lvl xmlns:w="http://schemas.openxmlformats.org/wordprocessingml/2006/main" w:ilvl="6">
+      <w:start w:val="1"/>
+      <w:numFmt w:val="decimal"/>
+      <w:lvlText w:val="%7."/>
+      <w:lvlJc w:val="left"/>
+      <w:pPr>
+        <w:ind w:left="5040" w:hanging="360"/>
+      </w:pPr>
+    </w:lvl>
+    <w:lvl xmlns:w="http://schemas.openxmlformats.org/wordprocessingml/2006/main" w:ilvl="7">
+      <w:start w:val="1"/>
+      <w:numFmt w:val="lowerLetter"/>
+      <w:lvlText w:val="%8."/>
+      <w:lvlJc w:val="left"/>
+      <w:pPr>
+        <w:ind w:left="5760" w:hanging="360"/>
+      </w:pPr>
+    </w:lvl>
+    <w:lvl xmlns:w="http://schemas.openxmlformats.org/wordprocessingml/2006/main" w:ilvl="8">
+      <w:start w:val="1"/>
+      <w:numFmt w:val="lowerRoman"/>
+      <w:lvlText w:val="%9."/>
+      <w:lvlJc w:val="right"/>
+      <w:pPr>
+        <w:ind w:left="6480" w:hanging="180"/>
+      </w:pPr>
+    </w:lvl>
+  </w:abstractNum>
+  <w:abstractNum xmlns:w="http://schemas.openxmlformats.org/wordprocessingml/2006/main" w:abstractNumId="13">
+    <w:nsid w:val="7c5c7c3c"/>
+    <w:multiLevelType xmlns:w="http://schemas.openxmlformats.org/wordprocessingml/2006/main" w:val="hybridMultilevel"/>
+    <w:lvl xmlns:w="http://schemas.openxmlformats.org/wordprocessingml/2006/main" w:ilvl="0">
+      <w:start w:val="1"/>
+      <w:numFmt w:val="decimal"/>
+      <w:lvlText w:val="%1."/>
+      <w:lvlJc w:val="left"/>
+      <w:pPr>
+        <w:ind w:left="720" w:hanging="360"/>
+      </w:pPr>
+    </w:lvl>
+    <w:lvl xmlns:w="http://schemas.openxmlformats.org/wordprocessingml/2006/main" w:ilvl="1">
+      <w:start w:val="1"/>
+      <w:numFmt w:val="lowerLetter"/>
+      <w:lvlText w:val="%2."/>
+      <w:lvlJc w:val="left"/>
+      <w:pPr>
+        <w:ind w:left="1440" w:hanging="360"/>
+      </w:pPr>
+    </w:lvl>
+    <w:lvl xmlns:w="http://schemas.openxmlformats.org/wordprocessingml/2006/main" w:ilvl="2">
+      <w:start w:val="1"/>
+      <w:numFmt w:val="lowerRoman"/>
+      <w:lvlText w:val="%3."/>
+      <w:lvlJc w:val="right"/>
+      <w:pPr>
+        <w:ind w:left="2160" w:hanging="180"/>
+      </w:pPr>
+    </w:lvl>
+    <w:lvl xmlns:w="http://schemas.openxmlformats.org/wordprocessingml/2006/main" w:ilvl="3">
+      <w:start w:val="1"/>
+      <w:numFmt w:val="decimal"/>
+      <w:lvlText w:val="%4."/>
+      <w:lvlJc w:val="left"/>
+      <w:pPr>
+        <w:ind w:left="2880" w:hanging="360"/>
+      </w:pPr>
+    </w:lvl>
+    <w:lvl xmlns:w="http://schemas.openxmlformats.org/wordprocessingml/2006/main" w:ilvl="4">
+      <w:start w:val="1"/>
+      <w:numFmt w:val="lowerLetter"/>
+      <w:lvlText w:val="%5."/>
+      <w:lvlJc w:val="left"/>
+      <w:pPr>
+        <w:ind w:left="3600" w:hanging="360"/>
+      </w:pPr>
+    </w:lvl>
+    <w:lvl xmlns:w="http://schemas.openxmlformats.org/wordprocessingml/2006/main" w:ilvl="5">
+      <w:start w:val="1"/>
+      <w:numFmt w:val="lowerRoman"/>
+      <w:lvlText w:val="%6."/>
+      <w:lvlJc w:val="right"/>
+      <w:pPr>
+        <w:ind w:left="4320" w:hanging="180"/>
+      </w:pPr>
+    </w:lvl>
+    <w:lvl xmlns:w="http://schemas.openxmlformats.org/wordprocessingml/2006/main" w:ilvl="6">
+      <w:start w:val="1"/>
+      <w:numFmt w:val="decimal"/>
+      <w:lvlText w:val="%7."/>
+      <w:lvlJc w:val="left"/>
+      <w:pPr>
+        <w:ind w:left="5040" w:hanging="360"/>
+      </w:pPr>
+    </w:lvl>
+    <w:lvl xmlns:w="http://schemas.openxmlformats.org/wordprocessingml/2006/main" w:ilvl="7">
+      <w:start w:val="1"/>
+      <w:numFmt w:val="lowerLetter"/>
+      <w:lvlText w:val="%8."/>
+      <w:lvlJc w:val="left"/>
+      <w:pPr>
+        <w:ind w:left="5760" w:hanging="360"/>
+      </w:pPr>
+    </w:lvl>
+    <w:lvl xmlns:w="http://schemas.openxmlformats.org/wordprocessingml/2006/main" w:ilvl="8">
+      <w:start w:val="1"/>
+      <w:numFmt w:val="lowerRoman"/>
+      <w:lvlText w:val="%9."/>
+      <w:lvlJc w:val="right"/>
+      <w:pPr>
+        <w:ind w:left="6480" w:hanging="180"/>
+      </w:pPr>
+    </w:lvl>
+  </w:abstractNum>
+  <w:abstractNum xmlns:w="http://schemas.openxmlformats.org/wordprocessingml/2006/main" w:abstractNumId="12">
+    <w:nsid w:val="77d759ce"/>
+    <w:multiLevelType xmlns:w="http://schemas.openxmlformats.org/wordprocessingml/2006/main" w:val="hybridMultilevel"/>
+    <w:lvl xmlns:w="http://schemas.openxmlformats.org/wordprocessingml/2006/main" w:ilvl="0">
+      <w:start w:val="1"/>
+      <w:numFmt w:val="decimal"/>
+      <w:lvlText w:val="%1."/>
+      <w:lvlJc w:val="left"/>
+      <w:pPr>
+        <w:ind w:left="720" w:hanging="360"/>
+      </w:pPr>
+    </w:lvl>
+    <w:lvl xmlns:w="http://schemas.openxmlformats.org/wordprocessingml/2006/main" w:ilvl="1">
+      <w:start w:val="1"/>
+      <w:numFmt w:val="lowerLetter"/>
+      <w:lvlText w:val="%2."/>
+      <w:lvlJc w:val="left"/>
+      <w:pPr>
+        <w:ind w:left="1440" w:hanging="360"/>
+      </w:pPr>
+    </w:lvl>
+    <w:lvl xmlns:w="http://schemas.openxmlformats.org/wordprocessingml/2006/main" w:ilvl="2">
+      <w:start w:val="1"/>
+      <w:numFmt w:val="lowerRoman"/>
+      <w:lvlText w:val="%3."/>
+      <w:lvlJc w:val="right"/>
+      <w:pPr>
+        <w:ind w:left="2160" w:hanging="180"/>
+      </w:pPr>
+    </w:lvl>
+    <w:lvl xmlns:w="http://schemas.openxmlformats.org/wordprocessingml/2006/main" w:ilvl="3">
+      <w:start w:val="1"/>
+      <w:numFmt w:val="decimal"/>
+      <w:lvlText w:val="%4."/>
+      <w:lvlJc w:val="left"/>
+      <w:pPr>
+        <w:ind w:left="2880" w:hanging="360"/>
+      </w:pPr>
+    </w:lvl>
+    <w:lvl xmlns:w="http://schemas.openxmlformats.org/wordprocessingml/2006/main" w:ilvl="4">
+      <w:start w:val="1"/>
+      <w:numFmt w:val="lowerLetter"/>
+      <w:lvlText w:val="%5."/>
+      <w:lvlJc w:val="left"/>
+      <w:pPr>
+        <w:ind w:left="3600" w:hanging="360"/>
+      </w:pPr>
+    </w:lvl>
+    <w:lvl xmlns:w="http://schemas.openxmlformats.org/wordprocessingml/2006/main" w:ilvl="5">
+      <w:start w:val="1"/>
+      <w:numFmt w:val="lowerRoman"/>
+      <w:lvlText w:val="%6."/>
+      <w:lvlJc w:val="right"/>
+      <w:pPr>
+        <w:ind w:left="4320" w:hanging="180"/>
+      </w:pPr>
+    </w:lvl>
+    <w:lvl xmlns:w="http://schemas.openxmlformats.org/wordprocessingml/2006/main" w:ilvl="6">
+      <w:start w:val="1"/>
+      <w:numFmt w:val="decimal"/>
+      <w:lvlText w:val="%7."/>
+      <w:lvlJc w:val="left"/>
+      <w:pPr>
+        <w:ind w:left="5040" w:hanging="360"/>
+      </w:pPr>
+    </w:lvl>
+    <w:lvl xmlns:w="http://schemas.openxmlformats.org/wordprocessingml/2006/main" w:ilvl="7">
+      <w:start w:val="1"/>
+      <w:numFmt w:val="lowerLetter"/>
+      <w:lvlText w:val="%8."/>
+      <w:lvlJc w:val="left"/>
+      <w:pPr>
+        <w:ind w:left="5760" w:hanging="360"/>
+      </w:pPr>
+    </w:lvl>
+    <w:lvl xmlns:w="http://schemas.openxmlformats.org/wordprocessingml/2006/main" w:ilvl="8">
+      <w:start w:val="1"/>
+      <w:numFmt w:val="lowerRoman"/>
+      <w:lvlText w:val="%9."/>
+      <w:lvlJc w:val="right"/>
+      <w:pPr>
+        <w:ind w:left="6480" w:hanging="180"/>
+      </w:pPr>
+    </w:lvl>
+  </w:abstractNum>
+  <w:abstractNum xmlns:w="http://schemas.openxmlformats.org/wordprocessingml/2006/main" w:abstractNumId="11">
+    <w:nsid w:val="47397e7f"/>
+    <w:multiLevelType xmlns:w="http://schemas.openxmlformats.org/wordprocessingml/2006/main" w:val="hybridMultilevel"/>
+    <w:lvl xmlns:w="http://schemas.openxmlformats.org/wordprocessingml/2006/main" w:ilvl="0">
+      <w:start w:val="1"/>
+      <w:numFmt w:val="decimal"/>
+      <w:lvlText w:val="%1."/>
+      <w:lvlJc w:val="left"/>
+      <w:pPr>
+        <w:ind w:left="720" w:hanging="360"/>
+      </w:pPr>
+    </w:lvl>
+    <w:lvl xmlns:w="http://schemas.openxmlformats.org/wordprocessingml/2006/main" w:ilvl="1">
+      <w:start w:val="1"/>
+      <w:numFmt w:val="lowerLetter"/>
+      <w:lvlText w:val="%2."/>
+      <w:lvlJc w:val="left"/>
+      <w:pPr>
+        <w:ind w:left="1440" w:hanging="360"/>
+      </w:pPr>
+    </w:lvl>
+    <w:lvl xmlns:w="http://schemas.openxmlformats.org/wordprocessingml/2006/main" w:ilvl="2">
+      <w:start w:val="1"/>
+      <w:numFmt w:val="lowerRoman"/>
+      <w:lvlText w:val="%3."/>
+      <w:lvlJc w:val="right"/>
+      <w:pPr>
+        <w:ind w:left="2160" w:hanging="180"/>
+      </w:pPr>
+    </w:lvl>
+    <w:lvl xmlns:w="http://schemas.openxmlformats.org/wordprocessingml/2006/main" w:ilvl="3">
+      <w:start w:val="1"/>
+      <w:numFmt w:val="decimal"/>
+      <w:lvlText w:val="%4."/>
+      <w:lvlJc w:val="left"/>
+      <w:pPr>
+        <w:ind w:left="2880" w:hanging="360"/>
+      </w:pPr>
+    </w:lvl>
+    <w:lvl xmlns:w="http://schemas.openxmlformats.org/wordprocessingml/2006/main" w:ilvl="4">
+      <w:start w:val="1"/>
+      <w:numFmt w:val="lowerLetter"/>
+      <w:lvlText w:val="%5."/>
+      <w:lvlJc w:val="left"/>
+      <w:pPr>
+        <w:ind w:left="3600" w:hanging="360"/>
+      </w:pPr>
+    </w:lvl>
+    <w:lvl xmlns:w="http://schemas.openxmlformats.org/wordprocessingml/2006/main" w:ilvl="5">
+      <w:start w:val="1"/>
+      <w:numFmt w:val="lowerRoman"/>
+      <w:lvlText w:val="%6."/>
+      <w:lvlJc w:val="right"/>
+      <w:pPr>
+        <w:ind w:left="4320" w:hanging="180"/>
+      </w:pPr>
+    </w:lvl>
+    <w:lvl xmlns:w="http://schemas.openxmlformats.org/wordprocessingml/2006/main" w:ilvl="6">
+      <w:start w:val="1"/>
+      <w:numFmt w:val="decimal"/>
+      <w:lvlText w:val="%7."/>
+      <w:lvlJc w:val="left"/>
+      <w:pPr>
+        <w:ind w:left="5040" w:hanging="360"/>
+      </w:pPr>
+    </w:lvl>
+    <w:lvl xmlns:w="http://schemas.openxmlformats.org/wordprocessingml/2006/main" w:ilvl="7">
+      <w:start w:val="1"/>
+      <w:numFmt w:val="lowerLetter"/>
+      <w:lvlText w:val="%8."/>
+      <w:lvlJc w:val="left"/>
+      <w:pPr>
+        <w:ind w:left="5760" w:hanging="360"/>
+      </w:pPr>
+    </w:lvl>
+    <w:lvl xmlns:w="http://schemas.openxmlformats.org/wordprocessingml/2006/main" w:ilvl="8">
+      <w:start w:val="1"/>
+      <w:numFmt w:val="lowerRoman"/>
+      <w:lvlText w:val="%9."/>
+      <w:lvlJc w:val="right"/>
+      <w:pPr>
+        <w:ind w:left="6480" w:hanging="180"/>
+      </w:pPr>
+    </w:lvl>
+  </w:abstractNum>
+  <w:abstractNum xmlns:w="http://schemas.openxmlformats.org/wordprocessingml/2006/main" w:abstractNumId="10">
+    <w:nsid w:val="2776dd5e"/>
+    <w:multiLevelType xmlns:w="http://schemas.openxmlformats.org/wordprocessingml/2006/main" w:val="hybridMultilevel"/>
+    <w:lvl xmlns:w="http://schemas.openxmlformats.org/wordprocessingml/2006/main" w:ilvl="0">
+      <w:start w:val="1"/>
+      <w:numFmt w:val="bullet"/>
+      <w:lvlText w:val=""/>
+      <w:lvlJc w:val="left"/>
+      <w:pPr>
+        <w:ind w:left="720" w:hanging="360"/>
+      </w:pPr>
+      <w:rPr>
+        <w:rFonts w:hint="default" w:ascii="Symbol" w:hAnsi="Symbol"/>
+      </w:rPr>
+    </w:lvl>
+    <w:lvl xmlns:w="http://schemas.openxmlformats.org/wordprocessingml/2006/main" w:ilvl="1">
+      <w:start w:val="1"/>
+      <w:numFmt w:val="bullet"/>
+      <w:lvlText w:val="o"/>
+      <w:lvlJc w:val="left"/>
+      <w:pPr>
+        <w:ind w:left="1440" w:hanging="360"/>
+      </w:pPr>
+      <w:rPr>
+        <w:rFonts w:hint="default" w:ascii="Courier New" w:hAnsi="Courier New"/>
+      </w:rPr>
+    </w:lvl>
+    <w:lvl xmlns:w="http://schemas.openxmlformats.org/wordprocessingml/2006/main" w:ilvl="2">
+      <w:start w:val="1"/>
+      <w:numFmt w:val="bullet"/>
+      <w:lvlText w:val=""/>
+      <w:lvlJc w:val="left"/>
+      <w:pPr>
+        <w:ind w:left="2160" w:hanging="360"/>
+      </w:pPr>
+      <w:rPr>
+        <w:rFonts w:hint="default" w:ascii="Wingdings" w:hAnsi="Wingdings"/>
+      </w:rPr>
+    </w:lvl>
+    <w:lvl xmlns:w="http://schemas.openxmlformats.org/wordprocessingml/2006/main" w:ilvl="3">
+      <w:start w:val="1"/>
+      <w:numFmt w:val="bullet"/>
+      <w:lvlText w:val=""/>
+      <w:lvlJc w:val="left"/>
+      <w:pPr>
+        <w:ind w:left="2880" w:hanging="360"/>
+      </w:pPr>
+      <w:rPr>
+        <w:rFonts w:hint="default" w:ascii="Symbol" w:hAnsi="Symbol"/>
+      </w:rPr>
+    </w:lvl>
+    <w:lvl xmlns:w="http://schemas.openxmlformats.org/wordprocessingml/2006/main" w:ilvl="4">
+      <w:start w:val="1"/>
+      <w:numFmt w:val="bullet"/>
+      <w:lvlText w:val="o"/>
+      <w:lvlJc w:val="left"/>
+      <w:pPr>
+        <w:ind w:left="3600" w:hanging="360"/>
+      </w:pPr>
+      <w:rPr>
+        <w:rFonts w:hint="default" w:ascii="Courier New" w:hAnsi="Courier New"/>
+      </w:rPr>
+    </w:lvl>
+    <w:lvl xmlns:w="http://schemas.openxmlformats.org/wordprocessingml/2006/main" w:ilvl="5">
+      <w:start w:val="1"/>
+      <w:numFmt w:val="bullet"/>
+      <w:lvlText w:val=""/>
+      <w:lvlJc w:val="left"/>
+      <w:pPr>
+        <w:ind w:left="4320" w:hanging="360"/>
+      </w:pPr>
+      <w:rPr>
+        <w:rFonts w:hint="default" w:ascii="Wingdings" w:hAnsi="Wingdings"/>
+      </w:rPr>
+    </w:lvl>
+    <w:lvl xmlns:w="http://schemas.openxmlformats.org/wordprocessingml/2006/main" w:ilvl="6">
+      <w:start w:val="1"/>
+      <w:numFmt w:val="bullet"/>
+      <w:lvlText w:val=""/>
+      <w:lvlJc w:val="left"/>
+      <w:pPr>
+        <w:ind w:left="5040" w:hanging="360"/>
+      </w:pPr>
+      <w:rPr>
+        <w:rFonts w:hint="default" w:ascii="Symbol" w:hAnsi="Symbol"/>
+      </w:rPr>
+    </w:lvl>
+    <w:lvl xmlns:w="http://schemas.openxmlformats.org/wordprocessingml/2006/main" w:ilvl="7">
+      <w:start w:val="1"/>
+      <w:numFmt w:val="bullet"/>
+      <w:lvlText w:val="o"/>
+      <w:lvlJc w:val="left"/>
+      <w:pPr>
+        <w:ind w:left="5760" w:hanging="360"/>
+      </w:pPr>
+      <w:rPr>
+        <w:rFonts w:hint="default" w:ascii="Courier New" w:hAnsi="Courier New"/>
+      </w:rPr>
+    </w:lvl>
+    <w:lvl xmlns:w="http://schemas.openxmlformats.org/wordprocessingml/2006/main" w:ilvl="8">
+      <w:start w:val="1"/>
+      <w:numFmt w:val="bullet"/>
+      <w:lvlText w:val=""/>
+      <w:lvlJc w:val="left"/>
+      <w:pPr>
+        <w:ind w:left="6480" w:hanging="360"/>
+      </w:pPr>
+      <w:rPr>
+        <w:rFonts w:hint="default" w:ascii="Wingdings" w:hAnsi="Wingdings"/>
+      </w:rPr>
+    </w:lvl>
+  </w:abstractNum>
+  <w:abstractNum xmlns:w="http://schemas.openxmlformats.org/wordprocessingml/2006/main" w:abstractNumId="9">
+    <w:nsid w:val="52fb1fdf"/>
+    <w:multiLevelType xmlns:w="http://schemas.openxmlformats.org/wordprocessingml/2006/main" w:val="hybridMultilevel"/>
+    <w:lvl xmlns:w="http://schemas.openxmlformats.org/wordprocessingml/2006/main" w:ilvl="0">
+      <w:start w:val="1"/>
+      <w:numFmt w:val="bullet"/>
+      <w:lvlText w:val=""/>
+      <w:lvlJc w:val="left"/>
+      <w:pPr>
+        <w:ind w:left="720" w:hanging="360"/>
+      </w:pPr>
+      <w:rPr>
+        <w:rFonts w:hint="default" w:ascii="Symbol" w:hAnsi="Symbol"/>
+      </w:rPr>
+    </w:lvl>
+    <w:lvl xmlns:w="http://schemas.openxmlformats.org/wordprocessingml/2006/main" w:ilvl="1">
+      <w:start w:val="1"/>
+      <w:numFmt w:val="bullet"/>
+      <w:lvlText w:val="o"/>
+      <w:lvlJc w:val="left"/>
+      <w:pPr>
+        <w:ind w:left="1440" w:hanging="360"/>
+      </w:pPr>
+      <w:rPr>
+        <w:rFonts w:hint="default" w:ascii="Courier New" w:hAnsi="Courier New"/>
+      </w:rPr>
+    </w:lvl>
+    <w:lvl xmlns:w="http://schemas.openxmlformats.org/wordprocessingml/2006/main" w:ilvl="2">
+      <w:start w:val="1"/>
+      <w:numFmt w:val="bullet"/>
+      <w:lvlText w:val=""/>
+      <w:lvlJc w:val="left"/>
+      <w:pPr>
+        <w:ind w:left="2160" w:hanging="360"/>
+      </w:pPr>
+      <w:rPr>
+        <w:rFonts w:hint="default" w:ascii="Wingdings" w:hAnsi="Wingdings"/>
+      </w:rPr>
+    </w:lvl>
+    <w:lvl xmlns:w="http://schemas.openxmlformats.org/wordprocessingml/2006/main" w:ilvl="3">
+      <w:start w:val="1"/>
+      <w:numFmt w:val="bullet"/>
+      <w:lvlText w:val=""/>
+      <w:lvlJc w:val="left"/>
+      <w:pPr>
+        <w:ind w:left="2880" w:hanging="360"/>
+      </w:pPr>
+      <w:rPr>
+        <w:rFonts w:hint="default" w:ascii="Symbol" w:hAnsi="Symbol"/>
+      </w:rPr>
+    </w:lvl>
+    <w:lvl xmlns:w="http://schemas.openxmlformats.org/wordprocessingml/2006/main" w:ilvl="4">
+      <w:start w:val="1"/>
+      <w:numFmt w:val="bullet"/>
+      <w:lvlText w:val="o"/>
+      <w:lvlJc w:val="left"/>
+      <w:pPr>
+        <w:ind w:left="3600" w:hanging="360"/>
+      </w:pPr>
+      <w:rPr>
+        <w:rFonts w:hint="default" w:ascii="Courier New" w:hAnsi="Courier New"/>
+      </w:rPr>
+    </w:lvl>
+    <w:lvl xmlns:w="http://schemas.openxmlformats.org/wordprocessingml/2006/main" w:ilvl="5">
+      <w:start w:val="1"/>
+      <w:numFmt w:val="bullet"/>
+      <w:lvlText w:val=""/>
+      <w:lvlJc w:val="left"/>
+      <w:pPr>
+        <w:ind w:left="4320" w:hanging="360"/>
+      </w:pPr>
+      <w:rPr>
+        <w:rFonts w:hint="default" w:ascii="Wingdings" w:hAnsi="Wingdings"/>
+      </w:rPr>
+    </w:lvl>
+    <w:lvl xmlns:w="http://schemas.openxmlformats.org/wordprocessingml/2006/main" w:ilvl="6">
+      <w:start w:val="1"/>
+      <w:numFmt w:val="bullet"/>
+      <w:lvlText w:val=""/>
+      <w:lvlJc w:val="left"/>
+      <w:pPr>
+        <w:ind w:left="5040" w:hanging="360"/>
+      </w:pPr>
+      <w:rPr>
+        <w:rFonts w:hint="default" w:ascii="Symbol" w:hAnsi="Symbol"/>
+      </w:rPr>
+    </w:lvl>
+    <w:lvl xmlns:w="http://schemas.openxmlformats.org/wordprocessingml/2006/main" w:ilvl="7">
+      <w:start w:val="1"/>
+      <w:numFmt w:val="bullet"/>
+      <w:lvlText w:val="o"/>
+      <w:lvlJc w:val="left"/>
+      <w:pPr>
+        <w:ind w:left="5760" w:hanging="360"/>
+      </w:pPr>
+      <w:rPr>
+        <w:rFonts w:hint="default" w:ascii="Courier New" w:hAnsi="Courier New"/>
+      </w:rPr>
+    </w:lvl>
+    <w:lvl xmlns:w="http://schemas.openxmlformats.org/wordprocessingml/2006/main" w:ilvl="8">
+      <w:start w:val="1"/>
+      <w:numFmt w:val="bullet"/>
+      <w:lvlText w:val=""/>
+      <w:lvlJc w:val="left"/>
+      <w:pPr>
+        <w:ind w:left="6480" w:hanging="360"/>
+      </w:pPr>
+      <w:rPr>
+        <w:rFonts w:hint="default" w:ascii="Wingdings" w:hAnsi="Wingdings"/>
+      </w:rPr>
+    </w:lvl>
+  </w:abstractNum>
+  <w:abstractNum xmlns:w="http://schemas.openxmlformats.org/wordprocessingml/2006/main" w:abstractNumId="8">
+    <w:nsid w:val="20214396"/>
+    <w:multiLevelType xmlns:w="http://schemas.openxmlformats.org/wordprocessingml/2006/main" w:val="hybridMultilevel"/>
+    <w:lvl xmlns:w="http://schemas.openxmlformats.org/wordprocessingml/2006/main" w:ilvl="0">
+      <w:start w:val="1"/>
+      <w:numFmt w:val="bullet"/>
+      <w:lvlText w:val=""/>
+      <w:lvlJc w:val="left"/>
+      <w:pPr>
+        <w:ind w:left="720" w:hanging="360"/>
+      </w:pPr>
+      <w:rPr>
+        <w:rFonts w:hint="default" w:ascii="Symbol" w:hAnsi="Symbol"/>
+      </w:rPr>
+    </w:lvl>
+    <w:lvl xmlns:w="http://schemas.openxmlformats.org/wordprocessingml/2006/main" w:ilvl="1">
+      <w:start w:val="1"/>
+      <w:numFmt w:val="bullet"/>
+      <w:lvlText w:val="o"/>
+      <w:lvlJc w:val="left"/>
+      <w:pPr>
+        <w:ind w:left="1440" w:hanging="360"/>
+      </w:pPr>
+      <w:rPr>
+        <w:rFonts w:hint="default" w:ascii="Courier New" w:hAnsi="Courier New"/>
+      </w:rPr>
+    </w:lvl>
+    <w:lvl xmlns:w="http://schemas.openxmlformats.org/wordprocessingml/2006/main" w:ilvl="2">
+      <w:start w:val="1"/>
+      <w:numFmt w:val="bullet"/>
+      <w:lvlText w:val=""/>
+      <w:lvlJc w:val="left"/>
+      <w:pPr>
+        <w:ind w:left="2160" w:hanging="360"/>
+      </w:pPr>
+      <w:rPr>
+        <w:rFonts w:hint="default" w:ascii="Wingdings" w:hAnsi="Wingdings"/>
+      </w:rPr>
+    </w:lvl>
+    <w:lvl xmlns:w="http://schemas.openxmlformats.org/wordprocessingml/2006/main" w:ilvl="3">
+      <w:start w:val="1"/>
+      <w:numFmt w:val="bullet"/>
+      <w:lvlText w:val=""/>
+      <w:lvlJc w:val="left"/>
+      <w:pPr>
+        <w:ind w:left="2880" w:hanging="360"/>
+      </w:pPr>
+      <w:rPr>
+        <w:rFonts w:hint="default" w:ascii="Symbol" w:hAnsi="Symbol"/>
+      </w:rPr>
+    </w:lvl>
+    <w:lvl xmlns:w="http://schemas.openxmlformats.org/wordprocessingml/2006/main" w:ilvl="4">
+      <w:start w:val="1"/>
+      <w:numFmt w:val="bullet"/>
+      <w:lvlText w:val="o"/>
+      <w:lvlJc w:val="left"/>
+      <w:pPr>
+        <w:ind w:left="3600" w:hanging="360"/>
+      </w:pPr>
+      <w:rPr>
+        <w:rFonts w:hint="default" w:ascii="Courier New" w:hAnsi="Courier New"/>
+      </w:rPr>
+    </w:lvl>
+    <w:lvl xmlns:w="http://schemas.openxmlformats.org/wordprocessingml/2006/main" w:ilvl="5">
+      <w:start w:val="1"/>
+      <w:numFmt w:val="bullet"/>
+      <w:lvlText w:val=""/>
+      <w:lvlJc w:val="left"/>
+      <w:pPr>
+        <w:ind w:left="4320" w:hanging="360"/>
+      </w:pPr>
+      <w:rPr>
+        <w:rFonts w:hint="default" w:ascii="Wingdings" w:hAnsi="Wingdings"/>
+      </w:rPr>
+    </w:lvl>
+    <w:lvl xmlns:w="http://schemas.openxmlformats.org/wordprocessingml/2006/main" w:ilvl="6">
+      <w:start w:val="1"/>
+      <w:numFmt w:val="bullet"/>
+      <w:lvlText w:val=""/>
+      <w:lvlJc w:val="left"/>
+      <w:pPr>
+        <w:ind w:left="5040" w:hanging="360"/>
+      </w:pPr>
+      <w:rPr>
+        <w:rFonts w:hint="default" w:ascii="Symbol" w:hAnsi="Symbol"/>
+      </w:rPr>
+    </w:lvl>
+    <w:lvl xmlns:w="http://schemas.openxmlformats.org/wordprocessingml/2006/main" w:ilvl="7">
+      <w:start w:val="1"/>
+      <w:numFmt w:val="bullet"/>
+      <w:lvlText w:val="o"/>
+      <w:lvlJc w:val="left"/>
+      <w:pPr>
+        <w:ind w:left="5760" w:hanging="360"/>
+      </w:pPr>
+      <w:rPr>
+        <w:rFonts w:hint="default" w:ascii="Courier New" w:hAnsi="Courier New"/>
+      </w:rPr>
+    </w:lvl>
+    <w:lvl xmlns:w="http://schemas.openxmlformats.org/wordprocessingml/2006/main" w:ilvl="8">
+      <w:start w:val="1"/>
+      <w:numFmt w:val="bullet"/>
+      <w:lvlText w:val=""/>
+      <w:lvlJc w:val="left"/>
+      <w:pPr>
+        <w:ind w:left="6480" w:hanging="360"/>
+      </w:pPr>
+      <w:rPr>
+        <w:rFonts w:hint="default" w:ascii="Wingdings" w:hAnsi="Wingdings"/>
+      </w:rPr>
+    </w:lvl>
+  </w:abstractNum>
   <w:abstractNum w:abstractNumId="0" w15:restartNumberingAfterBreak="0">
     <w:nsid w:val="134901C6"/>
     <w:multiLevelType w:val="multilevel"/>
@@ -7484,7 +13309,7 @@
         <w:ind w:left="720" w:hanging="360"/>
       </w:pPr>
       <w:rPr>
-        <w:rFonts w:ascii="Symbol" w:hAnsi="Symbol" w:hint="default"/>
+        <w:rFonts w:hint="default" w:ascii="Symbol" w:hAnsi="Symbol"/>
         <w:sz w:val="20"/>
       </w:rPr>
     </w:lvl>
@@ -7500,7 +13325,7 @@
         <w:ind w:left="1440" w:hanging="360"/>
       </w:pPr>
       <w:rPr>
-        <w:rFonts w:ascii="Courier New" w:hAnsi="Courier New" w:hint="default"/>
+        <w:rFonts w:hint="default" w:ascii="Courier New" w:hAnsi="Courier New"/>
         <w:sz w:val="20"/>
       </w:rPr>
     </w:lvl>
@@ -7516,7 +13341,7 @@
         <w:ind w:left="2160" w:hanging="360"/>
       </w:pPr>
       <w:rPr>
-        <w:rFonts w:ascii="Wingdings" w:hAnsi="Wingdings" w:hint="default"/>
+        <w:rFonts w:hint="default" w:ascii="Wingdings" w:hAnsi="Wingdings"/>
         <w:sz w:val="20"/>
       </w:rPr>
     </w:lvl>
@@ -7532,7 +13357,7 @@
         <w:ind w:left="2880" w:hanging="360"/>
       </w:pPr>
       <w:rPr>
-        <w:rFonts w:ascii="Wingdings" w:hAnsi="Wingdings" w:hint="default"/>
+        <w:rFonts w:hint="default" w:ascii="Wingdings" w:hAnsi="Wingdings"/>
         <w:sz w:val="20"/>
       </w:rPr>
     </w:lvl>
@@ -7548,7 +13373,7 @@
         <w:ind w:left="3600" w:hanging="360"/>
       </w:pPr>
       <w:rPr>
-        <w:rFonts w:ascii="Wingdings" w:hAnsi="Wingdings" w:hint="default"/>
+        <w:rFonts w:hint="default" w:ascii="Wingdings" w:hAnsi="Wingdings"/>
         <w:sz w:val="20"/>
       </w:rPr>
     </w:lvl>
@@ -7564,7 +13389,7 @@
         <w:ind w:left="4320" w:hanging="360"/>
       </w:pPr>
       <w:rPr>
-        <w:rFonts w:ascii="Wingdings" w:hAnsi="Wingdings" w:hint="default"/>
+        <w:rFonts w:hint="default" w:ascii="Wingdings" w:hAnsi="Wingdings"/>
         <w:sz w:val="20"/>
       </w:rPr>
     </w:lvl>
@@ -7580,7 +13405,7 @@
         <w:ind w:left="5040" w:hanging="360"/>
       </w:pPr>
       <w:rPr>
-        <w:rFonts w:ascii="Wingdings" w:hAnsi="Wingdings" w:hint="default"/>
+        <w:rFonts w:hint="default" w:ascii="Wingdings" w:hAnsi="Wingdings"/>
         <w:sz w:val="20"/>
       </w:rPr>
     </w:lvl>
@@ -7596,7 +13421,7 @@
         <w:ind w:left="5760" w:hanging="360"/>
       </w:pPr>
       <w:rPr>
-        <w:rFonts w:ascii="Wingdings" w:hAnsi="Wingdings" w:hint="default"/>
+        <w:rFonts w:hint="default" w:ascii="Wingdings" w:hAnsi="Wingdings"/>
         <w:sz w:val="20"/>
       </w:rPr>
     </w:lvl>
@@ -7612,7 +13437,7 @@
         <w:ind w:left="6480" w:hanging="360"/>
       </w:pPr>
       <w:rPr>
-        <w:rFonts w:ascii="Wingdings" w:hAnsi="Wingdings" w:hint="default"/>
+        <w:rFonts w:hint="default" w:ascii="Wingdings" w:hAnsi="Wingdings"/>
         <w:sz w:val="20"/>
       </w:rPr>
     </w:lvl>
@@ -7633,7 +13458,7 @@
         <w:ind w:left="360" w:hanging="360"/>
       </w:pPr>
       <w:rPr>
-        <w:rFonts w:ascii="Symbol" w:hAnsi="Symbol" w:hint="default"/>
+        <w:rFonts w:hint="default" w:ascii="Symbol" w:hAnsi="Symbol"/>
         <w:sz w:val="20"/>
       </w:rPr>
     </w:lvl>
@@ -7649,7 +13474,7 @@
         <w:ind w:left="1080" w:hanging="360"/>
       </w:pPr>
       <w:rPr>
-        <w:rFonts w:ascii="Courier New" w:hAnsi="Courier New" w:hint="default"/>
+        <w:rFonts w:hint="default" w:ascii="Courier New" w:hAnsi="Courier New"/>
         <w:sz w:val="20"/>
       </w:rPr>
     </w:lvl>
@@ -7665,7 +13490,7 @@
         <w:ind w:left="1800" w:hanging="360"/>
       </w:pPr>
       <w:rPr>
-        <w:rFonts w:ascii="Wingdings" w:hAnsi="Wingdings" w:hint="default"/>
+        <w:rFonts w:hint="default" w:ascii="Wingdings" w:hAnsi="Wingdings"/>
         <w:sz w:val="20"/>
       </w:rPr>
     </w:lvl>
@@ -7681,7 +13506,7 @@
         <w:ind w:left="2520" w:hanging="360"/>
       </w:pPr>
       <w:rPr>
-        <w:rFonts w:ascii="Wingdings" w:hAnsi="Wingdings" w:hint="default"/>
+        <w:rFonts w:hint="default" w:ascii="Wingdings" w:hAnsi="Wingdings"/>
         <w:sz w:val="20"/>
       </w:rPr>
     </w:lvl>
@@ -7697,7 +13522,7 @@
         <w:ind w:left="3240" w:hanging="360"/>
       </w:pPr>
       <w:rPr>
-        <w:rFonts w:ascii="Wingdings" w:hAnsi="Wingdings" w:hint="default"/>
+        <w:rFonts w:hint="default" w:ascii="Wingdings" w:hAnsi="Wingdings"/>
         <w:sz w:val="20"/>
       </w:rPr>
     </w:lvl>
@@ -7713,7 +13538,7 @@
         <w:ind w:left="3960" w:hanging="360"/>
       </w:pPr>
       <w:rPr>
-        <w:rFonts w:ascii="Wingdings" w:hAnsi="Wingdings" w:hint="default"/>
+        <w:rFonts w:hint="default" w:ascii="Wingdings" w:hAnsi="Wingdings"/>
         <w:sz w:val="20"/>
       </w:rPr>
     </w:lvl>
@@ -7729,7 +13554,7 @@
         <w:ind w:left="4680" w:hanging="360"/>
       </w:pPr>
       <w:rPr>
-        <w:rFonts w:ascii="Wingdings" w:hAnsi="Wingdings" w:hint="default"/>
+        <w:rFonts w:hint="default" w:ascii="Wingdings" w:hAnsi="Wingdings"/>
         <w:sz w:val="20"/>
       </w:rPr>
     </w:lvl>
@@ -7745,7 +13570,7 @@
         <w:ind w:left="5400" w:hanging="360"/>
       </w:pPr>
       <w:rPr>
-        <w:rFonts w:ascii="Wingdings" w:hAnsi="Wingdings" w:hint="default"/>
+        <w:rFonts w:hint="default" w:ascii="Wingdings" w:hAnsi="Wingdings"/>
         <w:sz w:val="20"/>
       </w:rPr>
     </w:lvl>
@@ -7761,7 +13586,7 @@
         <w:ind w:left="6120" w:hanging="360"/>
       </w:pPr>
       <w:rPr>
-        <w:rFonts w:ascii="Wingdings" w:hAnsi="Wingdings" w:hint="default"/>
+        <w:rFonts w:hint="default" w:ascii="Wingdings" w:hAnsi="Wingdings"/>
         <w:sz w:val="20"/>
       </w:rPr>
     </w:lvl>
@@ -7782,7 +13607,7 @@
         <w:ind w:left="720" w:hanging="360"/>
       </w:pPr>
       <w:rPr>
-        <w:rFonts w:ascii="Symbol" w:hAnsi="Symbol" w:hint="default"/>
+        <w:rFonts w:hint="default" w:ascii="Symbol" w:hAnsi="Symbol"/>
         <w:sz w:val="20"/>
       </w:rPr>
     </w:lvl>
@@ -7798,7 +13623,7 @@
         <w:ind w:left="1440" w:hanging="360"/>
       </w:pPr>
       <w:rPr>
-        <w:rFonts w:ascii="Courier New" w:hAnsi="Courier New" w:hint="default"/>
+        <w:rFonts w:hint="default" w:ascii="Courier New" w:hAnsi="Courier New"/>
         <w:sz w:val="20"/>
       </w:rPr>
     </w:lvl>
@@ -7814,7 +13639,7 @@
         <w:ind w:left="2160" w:hanging="360"/>
       </w:pPr>
       <w:rPr>
-        <w:rFonts w:ascii="Wingdings" w:hAnsi="Wingdings" w:hint="default"/>
+        <w:rFonts w:hint="default" w:ascii="Wingdings" w:hAnsi="Wingdings"/>
         <w:sz w:val="20"/>
       </w:rPr>
     </w:lvl>
@@ -7830,7 +13655,7 @@
         <w:ind w:left="2880" w:hanging="360"/>
       </w:pPr>
       <w:rPr>
-        <w:rFonts w:ascii="Wingdings" w:hAnsi="Wingdings" w:hint="default"/>
+        <w:rFonts w:hint="default" w:ascii="Wingdings" w:hAnsi="Wingdings"/>
         <w:sz w:val="20"/>
       </w:rPr>
     </w:lvl>
@@ -7846,7 +13671,7 @@
         <w:ind w:left="3600" w:hanging="360"/>
       </w:pPr>
       <w:rPr>
-        <w:rFonts w:ascii="Wingdings" w:hAnsi="Wingdings" w:hint="default"/>
+        <w:rFonts w:hint="default" w:ascii="Wingdings" w:hAnsi="Wingdings"/>
         <w:sz w:val="20"/>
       </w:rPr>
     </w:lvl>
@@ -7862,7 +13687,7 @@
         <w:ind w:left="4320" w:hanging="360"/>
       </w:pPr>
       <w:rPr>
-        <w:rFonts w:ascii="Wingdings" w:hAnsi="Wingdings" w:hint="default"/>
+        <w:rFonts w:hint="default" w:ascii="Wingdings" w:hAnsi="Wingdings"/>
         <w:sz w:val="20"/>
       </w:rPr>
     </w:lvl>
@@ -7878,7 +13703,7 @@
         <w:ind w:left="5040" w:hanging="360"/>
       </w:pPr>
       <w:rPr>
-        <w:rFonts w:ascii="Wingdings" w:hAnsi="Wingdings" w:hint="default"/>
+        <w:rFonts w:hint="default" w:ascii="Wingdings" w:hAnsi="Wingdings"/>
         <w:sz w:val="20"/>
       </w:rPr>
     </w:lvl>
@@ -7894,7 +13719,7 @@
         <w:ind w:left="5760" w:hanging="360"/>
       </w:pPr>
       <w:rPr>
-        <w:rFonts w:ascii="Wingdings" w:hAnsi="Wingdings" w:hint="default"/>
+        <w:rFonts w:hint="default" w:ascii="Wingdings" w:hAnsi="Wingdings"/>
         <w:sz w:val="20"/>
       </w:rPr>
     </w:lvl>
@@ -7910,7 +13735,7 @@
         <w:ind w:left="6480" w:hanging="360"/>
       </w:pPr>
       <w:rPr>
-        <w:rFonts w:ascii="Wingdings" w:hAnsi="Wingdings" w:hint="default"/>
+        <w:rFonts w:hint="default" w:ascii="Wingdings" w:hAnsi="Wingdings"/>
         <w:sz w:val="20"/>
       </w:rPr>
     </w:lvl>
@@ -7929,7 +13754,7 @@
         <w:ind w:left="360" w:hanging="360"/>
       </w:pPr>
       <w:rPr>
-        <w:rFonts w:ascii="Wingdings" w:hAnsi="Wingdings" w:hint="default"/>
+        <w:rFonts w:hint="default" w:ascii="Wingdings" w:hAnsi="Wingdings"/>
       </w:rPr>
     </w:lvl>
     <w:lvl w:ilvl="1">
@@ -7941,7 +13766,7 @@
         <w:ind w:left="720" w:hanging="360"/>
       </w:pPr>
       <w:rPr>
-        <w:rFonts w:ascii="Wingdings" w:hAnsi="Wingdings" w:hint="default"/>
+        <w:rFonts w:hint="default" w:ascii="Wingdings" w:hAnsi="Wingdings"/>
       </w:rPr>
     </w:lvl>
     <w:lvl w:ilvl="2">
@@ -7953,7 +13778,7 @@
         <w:ind w:left="1080" w:hanging="360"/>
       </w:pPr>
       <w:rPr>
-        <w:rFonts w:ascii="Wingdings" w:hAnsi="Wingdings" w:hint="default"/>
+        <w:rFonts w:hint="default" w:ascii="Wingdings" w:hAnsi="Wingdings"/>
       </w:rPr>
     </w:lvl>
     <w:lvl w:ilvl="3">
@@ -7965,7 +13790,7 @@
         <w:ind w:left="1440" w:hanging="360"/>
       </w:pPr>
       <w:rPr>
-        <w:rFonts w:ascii="Wingdings" w:hAnsi="Wingdings" w:hint="default"/>
+        <w:rFonts w:hint="default" w:ascii="Wingdings" w:hAnsi="Wingdings"/>
       </w:rPr>
     </w:lvl>
     <w:lvl w:ilvl="4">
@@ -7977,7 +13802,7 @@
         <w:ind w:left="1800" w:hanging="360"/>
       </w:pPr>
       <w:rPr>
-        <w:rFonts w:ascii="Wingdings" w:hAnsi="Wingdings" w:hint="default"/>
+        <w:rFonts w:hint="default" w:ascii="Wingdings" w:hAnsi="Wingdings"/>
       </w:rPr>
     </w:lvl>
     <w:lvl w:ilvl="5">
@@ -7989,7 +13814,7 @@
         <w:ind w:left="2160" w:hanging="360"/>
       </w:pPr>
       <w:rPr>
-        <w:rFonts w:ascii="Wingdings" w:hAnsi="Wingdings" w:hint="default"/>
+        <w:rFonts w:hint="default" w:ascii="Wingdings" w:hAnsi="Wingdings"/>
       </w:rPr>
     </w:lvl>
     <w:lvl w:ilvl="6">
@@ -8001,7 +13826,7 @@
         <w:ind w:left="2520" w:hanging="360"/>
       </w:pPr>
       <w:rPr>
-        <w:rFonts w:ascii="Wingdings" w:hAnsi="Wingdings" w:hint="default"/>
+        <w:rFonts w:hint="default" w:ascii="Wingdings" w:hAnsi="Wingdings"/>
       </w:rPr>
     </w:lvl>
     <w:lvl w:ilvl="7">
@@ -8013,7 +13838,7 @@
         <w:ind w:left="2880" w:hanging="360"/>
       </w:pPr>
       <w:rPr>
-        <w:rFonts w:ascii="Wingdings" w:hAnsi="Wingdings" w:hint="default"/>
+        <w:rFonts w:hint="default" w:ascii="Wingdings" w:hAnsi="Wingdings"/>
       </w:rPr>
     </w:lvl>
     <w:lvl w:ilvl="8">
@@ -8025,7 +13850,7 @@
         <w:ind w:left="3240" w:hanging="360"/>
       </w:pPr>
       <w:rPr>
-        <w:rFonts w:ascii="Wingdings" w:hAnsi="Wingdings" w:hint="default"/>
+        <w:rFonts w:hint="default" w:ascii="Wingdings" w:hAnsi="Wingdings"/>
       </w:rPr>
     </w:lvl>
   </w:abstractNum>
@@ -8045,7 +13870,7 @@
         <w:ind w:left="720" w:hanging="360"/>
       </w:pPr>
       <w:rPr>
-        <w:rFonts w:ascii="Symbol" w:hAnsi="Symbol" w:hint="default"/>
+        <w:rFonts w:hint="default" w:ascii="Symbol" w:hAnsi="Symbol"/>
         <w:sz w:val="20"/>
       </w:rPr>
     </w:lvl>
@@ -8061,7 +13886,7 @@
         <w:ind w:left="1440" w:hanging="360"/>
       </w:pPr>
       <w:rPr>
-        <w:rFonts w:ascii="Courier New" w:hAnsi="Courier New" w:hint="default"/>
+        <w:rFonts w:hint="default" w:ascii="Courier New" w:hAnsi="Courier New"/>
         <w:sz w:val="20"/>
       </w:rPr>
     </w:lvl>
@@ -8077,7 +13902,7 @@
         <w:ind w:left="2160" w:hanging="360"/>
       </w:pPr>
       <w:rPr>
-        <w:rFonts w:ascii="Wingdings" w:hAnsi="Wingdings" w:hint="default"/>
+        <w:rFonts w:hint="default" w:ascii="Wingdings" w:hAnsi="Wingdings"/>
         <w:sz w:val="20"/>
       </w:rPr>
     </w:lvl>
@@ -8093,7 +13918,7 @@
         <w:ind w:left="2880" w:hanging="360"/>
       </w:pPr>
       <w:rPr>
-        <w:rFonts w:ascii="Wingdings" w:hAnsi="Wingdings" w:hint="default"/>
+        <w:rFonts w:hint="default" w:ascii="Wingdings" w:hAnsi="Wingdings"/>
         <w:sz w:val="20"/>
       </w:rPr>
     </w:lvl>
@@ -8109,7 +13934,7 @@
         <w:ind w:left="3600" w:hanging="360"/>
       </w:pPr>
       <w:rPr>
-        <w:rFonts w:ascii="Wingdings" w:hAnsi="Wingdings" w:hint="default"/>
+        <w:rFonts w:hint="default" w:ascii="Wingdings" w:hAnsi="Wingdings"/>
         <w:sz w:val="20"/>
       </w:rPr>
     </w:lvl>
@@ -8125,7 +13950,7 @@
         <w:ind w:left="4320" w:hanging="360"/>
       </w:pPr>
       <w:rPr>
-        <w:rFonts w:ascii="Wingdings" w:hAnsi="Wingdings" w:hint="default"/>
+        <w:rFonts w:hint="default" w:ascii="Wingdings" w:hAnsi="Wingdings"/>
         <w:sz w:val="20"/>
       </w:rPr>
     </w:lvl>
@@ -8141,7 +13966,7 @@
         <w:ind w:left="5040" w:hanging="360"/>
       </w:pPr>
       <w:rPr>
-        <w:rFonts w:ascii="Wingdings" w:hAnsi="Wingdings" w:hint="default"/>
+        <w:rFonts w:hint="default" w:ascii="Wingdings" w:hAnsi="Wingdings"/>
         <w:sz w:val="20"/>
       </w:rPr>
     </w:lvl>
@@ -8157,7 +13982,7 @@
         <w:ind w:left="5760" w:hanging="360"/>
       </w:pPr>
       <w:rPr>
-        <w:rFonts w:ascii="Wingdings" w:hAnsi="Wingdings" w:hint="default"/>
+        <w:rFonts w:hint="default" w:ascii="Wingdings" w:hAnsi="Wingdings"/>
         <w:sz w:val="20"/>
       </w:rPr>
     </w:lvl>
@@ -8173,7 +13998,7 @@
         <w:ind w:left="6480" w:hanging="360"/>
       </w:pPr>
       <w:rPr>
-        <w:rFonts w:ascii="Wingdings" w:hAnsi="Wingdings" w:hint="default"/>
+        <w:rFonts w:hint="default" w:ascii="Wingdings" w:hAnsi="Wingdings"/>
         <w:sz w:val="20"/>
       </w:rPr>
     </w:lvl>
@@ -8194,7 +14019,7 @@
         <w:ind w:left="720" w:hanging="360"/>
       </w:pPr>
       <w:rPr>
-        <w:rFonts w:ascii="Symbol" w:hAnsi="Symbol" w:hint="default"/>
+        <w:rFonts w:hint="default" w:ascii="Symbol" w:hAnsi="Symbol"/>
         <w:sz w:val="20"/>
       </w:rPr>
     </w:lvl>
@@ -8210,7 +14035,7 @@
         <w:ind w:left="1440" w:hanging="360"/>
       </w:pPr>
       <w:rPr>
-        <w:rFonts w:ascii="Courier New" w:hAnsi="Courier New" w:hint="default"/>
+        <w:rFonts w:hint="default" w:ascii="Courier New" w:hAnsi="Courier New"/>
         <w:sz w:val="20"/>
       </w:rPr>
     </w:lvl>
@@ -8226,7 +14051,7 @@
         <w:ind w:left="2160" w:hanging="360"/>
       </w:pPr>
       <w:rPr>
-        <w:rFonts w:ascii="Wingdings" w:hAnsi="Wingdings" w:hint="default"/>
+        <w:rFonts w:hint="default" w:ascii="Wingdings" w:hAnsi="Wingdings"/>
         <w:sz w:val="20"/>
       </w:rPr>
     </w:lvl>
@@ -8242,7 +14067,7 @@
         <w:ind w:left="2880" w:hanging="360"/>
       </w:pPr>
       <w:rPr>
-        <w:rFonts w:ascii="Wingdings" w:hAnsi="Wingdings" w:hint="default"/>
+        <w:rFonts w:hint="default" w:ascii="Wingdings" w:hAnsi="Wingdings"/>
         <w:sz w:val="20"/>
       </w:rPr>
     </w:lvl>
@@ -8258,7 +14083,7 @@
         <w:ind w:left="3600" w:hanging="360"/>
       </w:pPr>
       <w:rPr>
-        <w:rFonts w:ascii="Wingdings" w:hAnsi="Wingdings" w:hint="default"/>
+        <w:rFonts w:hint="default" w:ascii="Wingdings" w:hAnsi="Wingdings"/>
         <w:sz w:val="20"/>
       </w:rPr>
     </w:lvl>
@@ -8274,7 +14099,7 @@
         <w:ind w:left="4320" w:hanging="360"/>
       </w:pPr>
       <w:rPr>
-        <w:rFonts w:ascii="Wingdings" w:hAnsi="Wingdings" w:hint="default"/>
+        <w:rFonts w:hint="default" w:ascii="Wingdings" w:hAnsi="Wingdings"/>
         <w:sz w:val="20"/>
       </w:rPr>
     </w:lvl>
@@ -8290,7 +14115,7 @@
         <w:ind w:left="5040" w:hanging="360"/>
       </w:pPr>
       <w:rPr>
-        <w:rFonts w:ascii="Wingdings" w:hAnsi="Wingdings" w:hint="default"/>
+        <w:rFonts w:hint="default" w:ascii="Wingdings" w:hAnsi="Wingdings"/>
         <w:sz w:val="20"/>
       </w:rPr>
     </w:lvl>
@@ -8306,7 +14131,7 @@
         <w:ind w:left="5760" w:hanging="360"/>
       </w:pPr>
       <w:rPr>
-        <w:rFonts w:ascii="Wingdings" w:hAnsi="Wingdings" w:hint="default"/>
+        <w:rFonts w:hint="default" w:ascii="Wingdings" w:hAnsi="Wingdings"/>
         <w:sz w:val="20"/>
       </w:rPr>
     </w:lvl>
@@ -8322,7 +14147,7 @@
         <w:ind w:left="6480" w:hanging="360"/>
       </w:pPr>
       <w:rPr>
-        <w:rFonts w:ascii="Wingdings" w:hAnsi="Wingdings" w:hint="default"/>
+        <w:rFonts w:hint="default" w:ascii="Wingdings" w:hAnsi="Wingdings"/>
         <w:sz w:val="20"/>
       </w:rPr>
     </w:lvl>
@@ -8343,7 +14168,7 @@
         <w:ind w:left="720" w:hanging="360"/>
       </w:pPr>
       <w:rPr>
-        <w:rFonts w:ascii="Symbol" w:hAnsi="Symbol" w:hint="default"/>
+        <w:rFonts w:hint="default" w:ascii="Symbol" w:hAnsi="Symbol"/>
         <w:sz w:val="20"/>
       </w:rPr>
     </w:lvl>
@@ -8359,7 +14184,7 @@
         <w:ind w:left="1440" w:hanging="360"/>
       </w:pPr>
       <w:rPr>
-        <w:rFonts w:ascii="Courier New" w:hAnsi="Courier New" w:hint="default"/>
+        <w:rFonts w:hint="default" w:ascii="Courier New" w:hAnsi="Courier New"/>
         <w:sz w:val="20"/>
       </w:rPr>
     </w:lvl>
@@ -8375,7 +14200,7 @@
         <w:ind w:left="2160" w:hanging="360"/>
       </w:pPr>
       <w:rPr>
-        <w:rFonts w:ascii="Wingdings" w:hAnsi="Wingdings" w:hint="default"/>
+        <w:rFonts w:hint="default" w:ascii="Wingdings" w:hAnsi="Wingdings"/>
         <w:sz w:val="20"/>
       </w:rPr>
     </w:lvl>
@@ -8391,7 +14216,7 @@
         <w:ind w:left="2880" w:hanging="360"/>
       </w:pPr>
       <w:rPr>
-        <w:rFonts w:ascii="Wingdings" w:hAnsi="Wingdings" w:hint="default"/>
+        <w:rFonts w:hint="default" w:ascii="Wingdings" w:hAnsi="Wingdings"/>
         <w:sz w:val="20"/>
       </w:rPr>
     </w:lvl>
@@ -8407,7 +14232,7 @@
         <w:ind w:left="3600" w:hanging="360"/>
       </w:pPr>
       <w:rPr>
-        <w:rFonts w:ascii="Wingdings" w:hAnsi="Wingdings" w:hint="default"/>
+        <w:rFonts w:hint="default" w:ascii="Wingdings" w:hAnsi="Wingdings"/>
         <w:sz w:val="20"/>
       </w:rPr>
     </w:lvl>
@@ -8423,7 +14248,7 @@
         <w:ind w:left="4320" w:hanging="360"/>
       </w:pPr>
       <w:rPr>
-        <w:rFonts w:ascii="Wingdings" w:hAnsi="Wingdings" w:hint="default"/>
+        <w:rFonts w:hint="default" w:ascii="Wingdings" w:hAnsi="Wingdings"/>
         <w:sz w:val="20"/>
       </w:rPr>
     </w:lvl>
@@ -8439,7 +14264,7 @@
         <w:ind w:left="5040" w:hanging="360"/>
       </w:pPr>
       <w:rPr>
-        <w:rFonts w:ascii="Wingdings" w:hAnsi="Wingdings" w:hint="default"/>
+        <w:rFonts w:hint="default" w:ascii="Wingdings" w:hAnsi="Wingdings"/>
         <w:sz w:val="20"/>
       </w:rPr>
     </w:lvl>
@@ -8455,7 +14280,7 @@
         <w:ind w:left="5760" w:hanging="360"/>
       </w:pPr>
       <w:rPr>
-        <w:rFonts w:ascii="Wingdings" w:hAnsi="Wingdings" w:hint="default"/>
+        <w:rFonts w:hint="default" w:ascii="Wingdings" w:hAnsi="Wingdings"/>
         <w:sz w:val="20"/>
       </w:rPr>
     </w:lvl>
@@ -8471,7 +14296,7 @@
         <w:ind w:left="6480" w:hanging="360"/>
       </w:pPr>
       <w:rPr>
-        <w:rFonts w:ascii="Wingdings" w:hAnsi="Wingdings" w:hint="default"/>
+        <w:rFonts w:hint="default" w:ascii="Wingdings" w:hAnsi="Wingdings"/>
         <w:sz w:val="20"/>
       </w:rPr>
     </w:lvl>
@@ -8490,7 +14315,7 @@
         <w:ind w:left="360" w:hanging="360"/>
       </w:pPr>
       <w:rPr>
-        <w:rFonts w:ascii="Wingdings" w:hAnsi="Wingdings" w:hint="default"/>
+        <w:rFonts w:hint="default" w:ascii="Wingdings" w:hAnsi="Wingdings"/>
       </w:rPr>
     </w:lvl>
     <w:lvl w:ilvl="1">
@@ -8502,7 +14327,7 @@
         <w:ind w:left="720" w:hanging="360"/>
       </w:pPr>
       <w:rPr>
-        <w:rFonts w:ascii="Wingdings" w:hAnsi="Wingdings" w:hint="default"/>
+        <w:rFonts w:hint="default" w:ascii="Wingdings" w:hAnsi="Wingdings"/>
       </w:rPr>
     </w:lvl>
     <w:lvl w:ilvl="2">
@@ -8514,7 +14339,7 @@
         <w:ind w:left="1080" w:hanging="360"/>
       </w:pPr>
       <w:rPr>
-        <w:rFonts w:ascii="Wingdings" w:hAnsi="Wingdings" w:hint="default"/>
+        <w:rFonts w:hint="default" w:ascii="Wingdings" w:hAnsi="Wingdings"/>
       </w:rPr>
     </w:lvl>
     <w:lvl w:ilvl="3">
@@ -8526,7 +14351,7 @@
         <w:ind w:left="1440" w:hanging="360"/>
       </w:pPr>
       <w:rPr>
-        <w:rFonts w:ascii="Symbol" w:hAnsi="Symbol" w:hint="default"/>
+        <w:rFonts w:hint="default" w:ascii="Symbol" w:hAnsi="Symbol"/>
       </w:rPr>
     </w:lvl>
     <w:lvl w:ilvl="4">
@@ -8538,7 +14363,7 @@
         <w:ind w:left="1800" w:hanging="360"/>
       </w:pPr>
       <w:rPr>
-        <w:rFonts w:ascii="Symbol" w:hAnsi="Symbol" w:hint="default"/>
+        <w:rFonts w:hint="default" w:ascii="Symbol" w:hAnsi="Symbol"/>
       </w:rPr>
     </w:lvl>
     <w:lvl w:ilvl="5">
@@ -8550,7 +14375,7 @@
         <w:ind w:left="2160" w:hanging="360"/>
       </w:pPr>
       <w:rPr>
-        <w:rFonts w:ascii="Wingdings" w:hAnsi="Wingdings" w:hint="default"/>
+        <w:rFonts w:hint="default" w:ascii="Wingdings" w:hAnsi="Wingdings"/>
       </w:rPr>
     </w:lvl>
     <w:lvl w:ilvl="6">
@@ -8562,7 +14387,7 @@
         <w:ind w:left="2520" w:hanging="360"/>
       </w:pPr>
       <w:rPr>
-        <w:rFonts w:ascii="Wingdings" w:hAnsi="Wingdings" w:hint="default"/>
+        <w:rFonts w:hint="default" w:ascii="Wingdings" w:hAnsi="Wingdings"/>
       </w:rPr>
     </w:lvl>
     <w:lvl w:ilvl="7">
@@ -8574,7 +14399,7 @@
         <w:ind w:left="2880" w:hanging="360"/>
       </w:pPr>
       <w:rPr>
-        <w:rFonts w:ascii="Symbol" w:hAnsi="Symbol" w:hint="default"/>
+        <w:rFonts w:hint="default" w:ascii="Symbol" w:hAnsi="Symbol"/>
       </w:rPr>
     </w:lvl>
     <w:lvl w:ilvl="8">
@@ -8586,10 +14411,37 @@
         <w:ind w:left="3240" w:hanging="360"/>
       </w:pPr>
       <w:rPr>
-        <w:rFonts w:ascii="Symbol" w:hAnsi="Symbol" w:hint="default"/>
+        <w:rFonts w:hint="default" w:ascii="Symbol" w:hAnsi="Symbol"/>
       </w:rPr>
     </w:lvl>
   </w:abstractNum>
+  <w:num w:numId="17">
+    <w:abstractNumId w:val="16"/>
+  </w:num>
+  <w:num w:numId="16">
+    <w:abstractNumId w:val="15"/>
+  </w:num>
+  <w:num w:numId="15">
+    <w:abstractNumId w:val="14"/>
+  </w:num>
+  <w:num w:numId="14">
+    <w:abstractNumId w:val="13"/>
+  </w:num>
+  <w:num w:numId="13">
+    <w:abstractNumId w:val="12"/>
+  </w:num>
+  <w:num w:numId="12">
+    <w:abstractNumId w:val="11"/>
+  </w:num>
+  <w:num w:numId="11">
+    <w:abstractNumId w:val="10"/>
+  </w:num>
+  <w:num w:numId="10">
+    <w:abstractNumId w:val="9"/>
+  </w:num>
+  <w:num w:numId="9">
+    <w:abstractNumId w:val="8"/>
+  </w:num>
   <w:num w:numId="1" w16cid:durableId="1248230611">
     <w:abstractNumId w:val="7"/>
   </w:num>
@@ -8622,7 +14474,7 @@
   <w:docDefaults>
     <w:rPrDefault>
       <w:rPr>
-        <w:rFonts w:asciiTheme="minorHAnsi" w:eastAsiaTheme="minorEastAsia" w:hAnsiTheme="minorHAnsi" w:cstheme="minorBidi"/>
+        <w:rFonts w:asciiTheme="minorHAnsi" w:hAnsiTheme="minorHAnsi" w:eastAsiaTheme="minorEastAsia" w:cstheme="minorBidi"/>
         <w:sz w:val="22"/>
         <w:szCs w:val="22"/>
         <w:lang w:val="pl-PL" w:eastAsia="en-US" w:bidi="ar-SA"/>
@@ -8637,14 +14489,14 @@
   <w:latentStyles w:defLockedState="0" w:defUIPriority="99" w:defSemiHidden="0" w:defUnhideWhenUsed="0" w:defQFormat="0" w:count="376">
     <w:lsdException w:name="Normal" w:uiPriority="0" w:qFormat="1"/>
     <w:lsdException w:name="heading 1" w:uiPriority="9" w:qFormat="1"/>
-    <w:lsdException w:name="heading 2" w:semiHidden="1" w:uiPriority="9" w:unhideWhenUsed="1" w:qFormat="1"/>
-    <w:lsdException w:name="heading 3" w:semiHidden="1" w:uiPriority="9" w:unhideWhenUsed="1" w:qFormat="1"/>
-    <w:lsdException w:name="heading 4" w:semiHidden="1" w:uiPriority="9" w:unhideWhenUsed="1" w:qFormat="1"/>
-    <w:lsdException w:name="heading 5" w:semiHidden="1" w:uiPriority="9" w:unhideWhenUsed="1" w:qFormat="1"/>
-    <w:lsdException w:name="heading 6" w:semiHidden="1" w:uiPriority="9" w:unhideWhenUsed="1" w:qFormat="1"/>
-    <w:lsdException w:name="heading 7" w:semiHidden="1" w:uiPriority="9" w:unhideWhenUsed="1" w:qFormat="1"/>
-    <w:lsdException w:name="heading 8" w:semiHidden="1" w:uiPriority="9" w:unhideWhenUsed="1" w:qFormat="1"/>
-    <w:lsdException w:name="heading 9" w:semiHidden="1" w:uiPriority="9" w:unhideWhenUsed="1" w:qFormat="1"/>
+    <w:lsdException w:name="heading 2" w:uiPriority="9" w:semiHidden="1" w:unhideWhenUsed="1" w:qFormat="1"/>
+    <w:lsdException w:name="heading 3" w:uiPriority="9" w:semiHidden="1" w:unhideWhenUsed="1" w:qFormat="1"/>
+    <w:lsdException w:name="heading 4" w:uiPriority="9" w:semiHidden="1" w:unhideWhenUsed="1" w:qFormat="1"/>
+    <w:lsdException w:name="heading 5" w:uiPriority="9" w:semiHidden="1" w:unhideWhenUsed="1" w:qFormat="1"/>
+    <w:lsdException w:name="heading 6" w:uiPriority="9" w:semiHidden="1" w:unhideWhenUsed="1" w:qFormat="1"/>
+    <w:lsdException w:name="heading 7" w:uiPriority="9" w:semiHidden="1" w:unhideWhenUsed="1" w:qFormat="1"/>
+    <w:lsdException w:name="heading 8" w:uiPriority="9" w:semiHidden="1" w:unhideWhenUsed="1" w:qFormat="1"/>
+    <w:lsdException w:name="heading 9" w:uiPriority="9" w:semiHidden="1" w:unhideWhenUsed="1" w:qFormat="1"/>
     <w:lsdException w:name="index 1" w:semiHidden="1" w:unhideWhenUsed="1"/>
     <w:lsdException w:name="index 2" w:semiHidden="1" w:unhideWhenUsed="1"/>
     <w:lsdException w:name="index 3" w:semiHidden="1" w:unhideWhenUsed="1"/>
@@ -8654,22 +14506,22 @@
     <w:lsdException w:name="index 7" w:semiHidden="1" w:unhideWhenUsed="1"/>
     <w:lsdException w:name="index 8" w:semiHidden="1" w:unhideWhenUsed="1"/>
     <w:lsdException w:name="index 9" w:semiHidden="1" w:unhideWhenUsed="1"/>
-    <w:lsdException w:name="toc 1" w:semiHidden="1" w:uiPriority="39" w:unhideWhenUsed="1"/>
-    <w:lsdException w:name="toc 2" w:semiHidden="1" w:uiPriority="39" w:unhideWhenUsed="1"/>
-    <w:lsdException w:name="toc 3" w:semiHidden="1" w:uiPriority="39" w:unhideWhenUsed="1"/>
-    <w:lsdException w:name="toc 4" w:semiHidden="1" w:uiPriority="39" w:unhideWhenUsed="1"/>
-    <w:lsdException w:name="toc 5" w:semiHidden="1" w:uiPriority="39" w:unhideWhenUsed="1"/>
-    <w:lsdException w:name="toc 6" w:semiHidden="1" w:uiPriority="39" w:unhideWhenUsed="1"/>
-    <w:lsdException w:name="toc 7" w:semiHidden="1" w:uiPriority="39" w:unhideWhenUsed="1"/>
-    <w:lsdException w:name="toc 8" w:semiHidden="1" w:uiPriority="39" w:unhideWhenUsed="1"/>
-    <w:lsdException w:name="toc 9" w:semiHidden="1" w:uiPriority="39" w:unhideWhenUsed="1"/>
+    <w:lsdException w:name="toc 1" w:uiPriority="39" w:semiHidden="1" w:unhideWhenUsed="1"/>
+    <w:lsdException w:name="toc 2" w:uiPriority="39" w:semiHidden="1" w:unhideWhenUsed="1"/>
+    <w:lsdException w:name="toc 3" w:uiPriority="39" w:semiHidden="1" w:unhideWhenUsed="1"/>
+    <w:lsdException w:name="toc 4" w:uiPriority="39" w:semiHidden="1" w:unhideWhenUsed="1"/>
+    <w:lsdException w:name="toc 5" w:uiPriority="39" w:semiHidden="1" w:unhideWhenUsed="1"/>
+    <w:lsdException w:name="toc 6" w:uiPriority="39" w:semiHidden="1" w:unhideWhenUsed="1"/>
+    <w:lsdException w:name="toc 7" w:uiPriority="39" w:semiHidden="1" w:unhideWhenUsed="1"/>
+    <w:lsdException w:name="toc 8" w:uiPriority="39" w:semiHidden="1" w:unhideWhenUsed="1"/>
+    <w:lsdException w:name="toc 9" w:uiPriority="39" w:semiHidden="1" w:unhideWhenUsed="1"/>
     <w:lsdException w:name="Normal Indent" w:semiHidden="1" w:unhideWhenUsed="1"/>
     <w:lsdException w:name="footnote text" w:semiHidden="1" w:unhideWhenUsed="1"/>
     <w:lsdException w:name="annotation text" w:semiHidden="1" w:unhideWhenUsed="1"/>
     <w:lsdException w:name="header" w:semiHidden="1" w:unhideWhenUsed="1"/>
     <w:lsdException w:name="footer" w:semiHidden="1" w:unhideWhenUsed="1"/>
     <w:lsdException w:name="index heading" w:semiHidden="1" w:unhideWhenUsed="1"/>
-    <w:lsdException w:name="caption" w:semiHidden="1" w:uiPriority="35" w:unhideWhenUsed="1" w:qFormat="1"/>
+    <w:lsdException w:name="caption" w:uiPriority="35" w:semiHidden="1" w:unhideWhenUsed="1" w:qFormat="1"/>
     <w:lsdException w:name="table of figures" w:semiHidden="1" w:unhideWhenUsed="1"/>
     <w:lsdException w:name="envelope address" w:semiHidden="1" w:unhideWhenUsed="1"/>
     <w:lsdException w:name="envelope return" w:semiHidden="1" w:unhideWhenUsed="1"/>
@@ -8700,7 +14552,7 @@
     <w:lsdException w:name="Title" w:uiPriority="10" w:qFormat="1"/>
     <w:lsdException w:name="Closing" w:semiHidden="1" w:unhideWhenUsed="1"/>
     <w:lsdException w:name="Signature" w:semiHidden="1" w:unhideWhenUsed="1"/>
-    <w:lsdException w:name="Default Paragraph Font" w:semiHidden="1" w:uiPriority="1" w:unhideWhenUsed="1"/>
+    <w:lsdException w:name="Default Paragraph Font" w:uiPriority="1" w:semiHidden="1" w:unhideWhenUsed="1"/>
     <w:lsdException w:name="Body Text" w:semiHidden="1" w:unhideWhenUsed="1"/>
     <w:lsdException w:name="Body Text Indent" w:semiHidden="1" w:unhideWhenUsed="1"/>
     <w:lsdException w:name="List Continue" w:semiHidden="1" w:unhideWhenUsed="1"/>
@@ -8900,8 +14752,8 @@
     <w:lsdException w:name="Subtle Reference" w:uiPriority="31" w:qFormat="1"/>
     <w:lsdException w:name="Intense Reference" w:uiPriority="32" w:qFormat="1"/>
     <w:lsdException w:name="Book Title" w:uiPriority="33" w:qFormat="1"/>
-    <w:lsdException w:name="Bibliography" w:semiHidden="1" w:uiPriority="37" w:unhideWhenUsed="1"/>
-    <w:lsdException w:name="TOC Heading" w:semiHidden="1" w:uiPriority="39" w:unhideWhenUsed="1" w:qFormat="1"/>
+    <w:lsdException w:name="Bibliography" w:uiPriority="37" w:semiHidden="1" w:unhideWhenUsed="1"/>
+    <w:lsdException w:name="TOC Heading" w:uiPriority="39" w:semiHidden="1" w:unhideWhenUsed="1" w:qFormat="1"/>
     <w:lsdException w:name="Plain Table 1" w:uiPriority="41"/>
     <w:lsdException w:name="Plain Table 2" w:uiPriority="42"/>
     <w:lsdException w:name="Plain Table 3" w:uiPriority="43"/>
@@ -9012,7 +14864,7 @@
     <w:lsdException w:name="Unresolved Mention" w:semiHidden="1" w:unhideWhenUsed="1"/>
     <w:lsdException w:name="Smart Link" w:semiHidden="1" w:unhideWhenUsed="1"/>
   </w:latentStyles>
-  <w:style w:type="paragraph" w:default="1" w:styleId="Normal">
+  <w:style w:type="paragraph" w:styleId="Normal" w:default="1">
     <w:name w:val="Normal"/>
     <w:qFormat/>
     <w:rsid w:val="00D13598"/>
@@ -9129,7 +14981,7 @@
       <w:outlineLvl w:val="4"/>
     </w:pPr>
     <w:rPr>
-      <w:rFonts w:asciiTheme="majorHAnsi" w:eastAsiaTheme="majorEastAsia" w:hAnsiTheme="majorHAnsi" w:cstheme="majorBidi"/>
+      <w:rFonts w:asciiTheme="majorHAnsi" w:hAnsiTheme="majorHAnsi" w:eastAsiaTheme="majorEastAsia" w:cstheme="majorBidi"/>
       <w:caps/>
       <w:color w:val="2F5496" w:themeColor="accent1" w:themeShade="BF"/>
     </w:rPr>
@@ -9151,7 +15003,7 @@
       <w:outlineLvl w:val="5"/>
     </w:pPr>
     <w:rPr>
-      <w:rFonts w:asciiTheme="majorHAnsi" w:eastAsiaTheme="majorEastAsia" w:hAnsiTheme="majorHAnsi" w:cstheme="majorBidi"/>
+      <w:rFonts w:asciiTheme="majorHAnsi" w:hAnsiTheme="majorHAnsi" w:eastAsiaTheme="majorEastAsia" w:cstheme="majorBidi"/>
       <w:i/>
       <w:iCs/>
       <w:caps/>
@@ -9175,7 +15027,7 @@
       <w:outlineLvl w:val="6"/>
     </w:pPr>
     <w:rPr>
-      <w:rFonts w:asciiTheme="majorHAnsi" w:eastAsiaTheme="majorEastAsia" w:hAnsiTheme="majorHAnsi" w:cstheme="majorBidi"/>
+      <w:rFonts w:asciiTheme="majorHAnsi" w:hAnsiTheme="majorHAnsi" w:eastAsiaTheme="majorEastAsia" w:cstheme="majorBidi"/>
       <w:b/>
       <w:bCs/>
       <w:color w:val="1F3864" w:themeColor="accent1" w:themeShade="80"/>
@@ -9198,7 +15050,7 @@
       <w:outlineLvl w:val="7"/>
     </w:pPr>
     <w:rPr>
-      <w:rFonts w:asciiTheme="majorHAnsi" w:eastAsiaTheme="majorEastAsia" w:hAnsiTheme="majorHAnsi" w:cstheme="majorBidi"/>
+      <w:rFonts w:asciiTheme="majorHAnsi" w:hAnsiTheme="majorHAnsi" w:eastAsiaTheme="majorEastAsia" w:cstheme="majorBidi"/>
       <w:b/>
       <w:bCs/>
       <w:i/>
@@ -9223,19 +15075,19 @@
       <w:outlineLvl w:val="8"/>
     </w:pPr>
     <w:rPr>
-      <w:rFonts w:asciiTheme="majorHAnsi" w:eastAsiaTheme="majorEastAsia" w:hAnsiTheme="majorHAnsi" w:cstheme="majorBidi"/>
+      <w:rFonts w:asciiTheme="majorHAnsi" w:hAnsiTheme="majorHAnsi" w:eastAsiaTheme="majorEastAsia" w:cstheme="majorBidi"/>
       <w:i/>
       <w:iCs/>
       <w:color w:val="1F3864" w:themeColor="accent1" w:themeShade="80"/>
     </w:rPr>
   </w:style>
-  <w:style w:type="character" w:default="1" w:styleId="DefaultParagraphFont">
+  <w:style w:type="character" w:styleId="DefaultParagraphFont" w:default="1">
     <w:name w:val="Default Paragraph Font"/>
     <w:uiPriority w:val="1"/>
     <w:semiHidden/>
     <w:unhideWhenUsed/>
   </w:style>
-  <w:style w:type="table" w:default="1" w:styleId="TableNormal">
+  <w:style w:type="table" w:styleId="TableNormal" w:default="1">
     <w:name w:val="Normal Table"/>
     <w:uiPriority w:val="99"/>
     <w:semiHidden/>
@@ -9250,13 +15102,13 @@
       </w:tblCellMar>
     </w:tblPr>
   </w:style>
-  <w:style w:type="numbering" w:default="1" w:styleId="NoList">
+  <w:style w:type="numbering" w:styleId="NoList" w:default="1">
     <w:name w:val="No List"/>
     <w:uiPriority w:val="99"/>
     <w:semiHidden/>
     <w:unhideWhenUsed/>
   </w:style>
-  <w:style w:type="numbering" w:customStyle="1" w:styleId="AffexiveLists">
+  <w:style w:type="numbering" w:styleId="AffexiveLists" w:customStyle="1">
     <w:name w:val="Affexive Lists"/>
     <w:uiPriority w:val="99"/>
     <w:rsid w:val="000269C7"/>
@@ -9266,7 +15118,7 @@
       </w:numPr>
     </w:pPr>
   </w:style>
-  <w:style w:type="numbering" w:customStyle="1" w:styleId="AffexiveList">
+  <w:style w:type="numbering" w:styleId="AffexiveList" w:customStyle="1">
     <w:name w:val="Affexive List"/>
     <w:uiPriority w:val="99"/>
     <w:rsid w:val="000269C7"/>
@@ -9291,65 +15143,65 @@
       <w:spacing w:after="240" w:line="240" w:lineRule="auto"/>
     </w:pPr>
     <w:rPr>
-      <w:rFonts w:asciiTheme="majorHAnsi" w:eastAsiaTheme="majorEastAsia" w:hAnsiTheme="majorHAnsi" w:cstheme="majorBidi"/>
+      <w:rFonts w:asciiTheme="majorHAnsi" w:hAnsiTheme="majorHAnsi" w:eastAsiaTheme="majorEastAsia" w:cstheme="majorBidi"/>
       <w:color w:val="4472C4" w:themeColor="accent1"/>
       <w:sz w:val="28"/>
       <w:szCs w:val="28"/>
     </w:rPr>
   </w:style>
-  <w:style w:type="character" w:customStyle="1" w:styleId="SubtitleChar">
+  <w:style w:type="character" w:styleId="SubtitleChar" w:customStyle="1">
     <w:name w:val="Subtitle Char"/>
     <w:basedOn w:val="DefaultParagraphFont"/>
     <w:link w:val="Subtitle"/>
     <w:uiPriority w:val="11"/>
     <w:rsid w:val="00A073DD"/>
     <w:rPr>
-      <w:rFonts w:asciiTheme="majorHAnsi" w:eastAsiaTheme="majorEastAsia" w:hAnsiTheme="majorHAnsi" w:cstheme="majorBidi"/>
+      <w:rFonts w:asciiTheme="majorHAnsi" w:hAnsiTheme="majorHAnsi" w:eastAsiaTheme="majorEastAsia" w:cstheme="majorBidi"/>
       <w:color w:val="4472C4" w:themeColor="accent1"/>
       <w:sz w:val="28"/>
       <w:szCs w:val="28"/>
     </w:rPr>
   </w:style>
-  <w:style w:type="character" w:customStyle="1" w:styleId="Heading1Char">
+  <w:style w:type="character" w:styleId="Heading1Char" w:customStyle="1">
     <w:name w:val="Heading 1 Char"/>
     <w:basedOn w:val="DefaultParagraphFont"/>
     <w:link w:val="Heading1"/>
     <w:uiPriority w:val="9"/>
     <w:rsid w:val="00D137D9"/>
     <w:rPr>
-      <w:rFonts w:ascii="Book Antiqua" w:eastAsiaTheme="majorEastAsia" w:hAnsi="Book Antiqua" w:cstheme="majorBidi"/>
+      <w:rFonts w:ascii="Book Antiqua" w:hAnsi="Book Antiqua" w:eastAsiaTheme="majorEastAsia" w:cstheme="majorBidi"/>
       <w:color w:val="000000" w:themeColor="text1"/>
       <w:sz w:val="36"/>
       <w:szCs w:val="36"/>
     </w:rPr>
   </w:style>
-  <w:style w:type="character" w:customStyle="1" w:styleId="Heading2Char">
+  <w:style w:type="character" w:styleId="Heading2Char" w:customStyle="1">
     <w:name w:val="Heading 2 Char"/>
     <w:basedOn w:val="DefaultParagraphFont"/>
     <w:link w:val="Heading2"/>
     <w:uiPriority w:val="9"/>
     <w:rsid w:val="00D137D9"/>
     <w:rPr>
-      <w:rFonts w:ascii="Book Antiqua" w:eastAsiaTheme="majorEastAsia" w:hAnsi="Book Antiqua" w:cstheme="majorBidi"/>
+      <w:rFonts w:ascii="Book Antiqua" w:hAnsi="Book Antiqua" w:eastAsiaTheme="majorEastAsia" w:cstheme="majorBidi"/>
       <w:color w:val="000000" w:themeColor="text1"/>
       <w:sz w:val="32"/>
       <w:szCs w:val="32"/>
     </w:rPr>
   </w:style>
-  <w:style w:type="character" w:customStyle="1" w:styleId="Heading3Char">
+  <w:style w:type="character" w:styleId="Heading3Char" w:customStyle="1">
     <w:name w:val="Heading 3 Char"/>
     <w:basedOn w:val="DefaultParagraphFont"/>
     <w:link w:val="Heading3"/>
     <w:uiPriority w:val="9"/>
     <w:rsid w:val="00D137D9"/>
     <w:rPr>
-      <w:rFonts w:ascii="Book Antiqua" w:eastAsiaTheme="majorEastAsia" w:hAnsi="Book Antiqua" w:cstheme="majorBidi"/>
+      <w:rFonts w:ascii="Book Antiqua" w:hAnsi="Book Antiqua" w:eastAsiaTheme="majorEastAsia" w:cstheme="majorBidi"/>
       <w:color w:val="000000" w:themeColor="text1"/>
       <w:sz w:val="28"/>
       <w:szCs w:val="28"/>
     </w:rPr>
   </w:style>
-  <w:style w:type="character" w:customStyle="1" w:styleId="Heading4Char">
+  <w:style w:type="character" w:styleId="Heading4Char" w:customStyle="1">
     <w:name w:val="Heading 4 Char"/>
     <w:basedOn w:val="DefaultParagraphFont"/>
     <w:link w:val="Heading4"/>
@@ -9357,14 +15209,14 @@
     <w:semiHidden/>
     <w:rsid w:val="00D137D9"/>
     <w:rPr>
-      <w:rFonts w:ascii="Book Antiqua" w:eastAsiaTheme="majorEastAsia" w:hAnsi="Book Antiqua" w:cstheme="majorBidi"/>
+      <w:rFonts w:ascii="Book Antiqua" w:hAnsi="Book Antiqua" w:eastAsiaTheme="majorEastAsia" w:cstheme="majorBidi"/>
       <w:b/>
       <w:color w:val="000000" w:themeColor="text1"/>
       <w:sz w:val="24"/>
       <w:szCs w:val="24"/>
     </w:rPr>
   </w:style>
-  <w:style w:type="character" w:customStyle="1" w:styleId="Heading5Char">
+  <w:style w:type="character" w:styleId="Heading5Char" w:customStyle="1">
     <w:name w:val="Heading 5 Char"/>
     <w:basedOn w:val="DefaultParagraphFont"/>
     <w:link w:val="Heading5"/>
@@ -9372,12 +15224,12 @@
     <w:semiHidden/>
     <w:rsid w:val="00A073DD"/>
     <w:rPr>
-      <w:rFonts w:asciiTheme="majorHAnsi" w:eastAsiaTheme="majorEastAsia" w:hAnsiTheme="majorHAnsi" w:cstheme="majorBidi"/>
+      <w:rFonts w:asciiTheme="majorHAnsi" w:hAnsiTheme="majorHAnsi" w:eastAsiaTheme="majorEastAsia" w:cstheme="majorBidi"/>
       <w:caps/>
       <w:color w:val="2F5496" w:themeColor="accent1" w:themeShade="BF"/>
     </w:rPr>
   </w:style>
-  <w:style w:type="character" w:customStyle="1" w:styleId="Heading6Char">
+  <w:style w:type="character" w:styleId="Heading6Char" w:customStyle="1">
     <w:name w:val="Heading 6 Char"/>
     <w:basedOn w:val="DefaultParagraphFont"/>
     <w:link w:val="Heading6"/>
@@ -9385,14 +15237,14 @@
     <w:semiHidden/>
     <w:rsid w:val="00A073DD"/>
     <w:rPr>
-      <w:rFonts w:asciiTheme="majorHAnsi" w:eastAsiaTheme="majorEastAsia" w:hAnsiTheme="majorHAnsi" w:cstheme="majorBidi"/>
+      <w:rFonts w:asciiTheme="majorHAnsi" w:hAnsiTheme="majorHAnsi" w:eastAsiaTheme="majorEastAsia" w:cstheme="majorBidi"/>
       <w:i/>
       <w:iCs/>
       <w:caps/>
       <w:color w:val="1F3864" w:themeColor="accent1" w:themeShade="80"/>
     </w:rPr>
   </w:style>
-  <w:style w:type="character" w:customStyle="1" w:styleId="Heading7Char">
+  <w:style w:type="character" w:styleId="Heading7Char" w:customStyle="1">
     <w:name w:val="Heading 7 Char"/>
     <w:basedOn w:val="DefaultParagraphFont"/>
     <w:link w:val="Heading7"/>
@@ -9400,13 +15252,13 @@
     <w:semiHidden/>
     <w:rsid w:val="00A073DD"/>
     <w:rPr>
-      <w:rFonts w:asciiTheme="majorHAnsi" w:eastAsiaTheme="majorEastAsia" w:hAnsiTheme="majorHAnsi" w:cstheme="majorBidi"/>
+      <w:rFonts w:asciiTheme="majorHAnsi" w:hAnsiTheme="majorHAnsi" w:eastAsiaTheme="majorEastAsia" w:cstheme="majorBidi"/>
       <w:b/>
       <w:bCs/>
       <w:color w:val="1F3864" w:themeColor="accent1" w:themeShade="80"/>
     </w:rPr>
   </w:style>
-  <w:style w:type="character" w:customStyle="1" w:styleId="Heading8Char">
+  <w:style w:type="character" w:styleId="Heading8Char" w:customStyle="1">
     <w:name w:val="Heading 8 Char"/>
     <w:basedOn w:val="DefaultParagraphFont"/>
     <w:link w:val="Heading8"/>
@@ -9414,7 +15266,7 @@
     <w:semiHidden/>
     <w:rsid w:val="00A073DD"/>
     <w:rPr>
-      <w:rFonts w:asciiTheme="majorHAnsi" w:eastAsiaTheme="majorEastAsia" w:hAnsiTheme="majorHAnsi" w:cstheme="majorBidi"/>
+      <w:rFonts w:asciiTheme="majorHAnsi" w:hAnsiTheme="majorHAnsi" w:eastAsiaTheme="majorEastAsia" w:cstheme="majorBidi"/>
       <w:b/>
       <w:bCs/>
       <w:i/>
@@ -9422,7 +15274,7 @@
       <w:color w:val="1F3864" w:themeColor="accent1" w:themeShade="80"/>
     </w:rPr>
   </w:style>
-  <w:style w:type="character" w:customStyle="1" w:styleId="Heading9Char">
+  <w:style w:type="character" w:styleId="Heading9Char" w:customStyle="1">
     <w:name w:val="Heading 9 Char"/>
     <w:basedOn w:val="DefaultParagraphFont"/>
     <w:link w:val="Heading9"/>
@@ -9430,7 +15282,7 @@
     <w:semiHidden/>
     <w:rsid w:val="00A073DD"/>
     <w:rPr>
-      <w:rFonts w:asciiTheme="majorHAnsi" w:eastAsiaTheme="majorEastAsia" w:hAnsiTheme="majorHAnsi" w:cstheme="majorBidi"/>
+      <w:rFonts w:asciiTheme="majorHAnsi" w:hAnsiTheme="majorHAnsi" w:eastAsiaTheme="majorEastAsia" w:cstheme="majorBidi"/>
       <w:i/>
       <w:iCs/>
       <w:color w:val="1F3864" w:themeColor="accent1" w:themeShade="80"/>
@@ -9457,14 +15309,14 @@
       <w:szCs w:val="72"/>
     </w:rPr>
   </w:style>
-  <w:style w:type="character" w:customStyle="1" w:styleId="TitleChar">
+  <w:style w:type="character" w:styleId="TitleChar" w:customStyle="1">
     <w:name w:val="Title Char"/>
     <w:basedOn w:val="DefaultParagraphFont"/>
     <w:link w:val="Title"/>
     <w:uiPriority w:val="10"/>
     <w:rsid w:val="008E411E"/>
     <w:rPr>
-      <w:rFonts w:ascii="Book Antiqua" w:eastAsiaTheme="majorEastAsia" w:hAnsi="Book Antiqua" w:cstheme="majorBidi"/>
+      <w:rFonts w:ascii="Book Antiqua" w:hAnsi="Book Antiqua" w:eastAsiaTheme="majorEastAsia" w:cstheme="majorBidi"/>
       <w:caps/>
       <w:color w:val="000000" w:themeColor="text1"/>
       <w:spacing w:val="-15"/>
@@ -9490,7 +15342,7 @@
       <w:szCs w:val="24"/>
     </w:rPr>
   </w:style>
-  <w:style w:type="character" w:customStyle="1" w:styleId="QuoteChar">
+  <w:style w:type="character" w:styleId="QuoteChar" w:customStyle="1">
     <w:name w:val="Quote Char"/>
     <w:basedOn w:val="DefaultParagraphFont"/>
     <w:link w:val="Quote"/>
@@ -9540,21 +15392,21 @@
       <w:jc w:val="center"/>
     </w:pPr>
     <w:rPr>
-      <w:rFonts w:asciiTheme="majorHAnsi" w:eastAsiaTheme="majorEastAsia" w:hAnsiTheme="majorHAnsi" w:cstheme="majorBidi"/>
+      <w:rFonts w:asciiTheme="majorHAnsi" w:hAnsiTheme="majorHAnsi" w:eastAsiaTheme="majorEastAsia" w:cstheme="majorBidi"/>
       <w:color w:val="44546A" w:themeColor="text2"/>
       <w:spacing w:val="-6"/>
       <w:sz w:val="32"/>
       <w:szCs w:val="32"/>
     </w:rPr>
   </w:style>
-  <w:style w:type="character" w:customStyle="1" w:styleId="IntenseQuoteChar">
+  <w:style w:type="character" w:styleId="IntenseQuoteChar" w:customStyle="1">
     <w:name w:val="Intense Quote Char"/>
     <w:basedOn w:val="DefaultParagraphFont"/>
     <w:link w:val="IntenseQuote"/>
     <w:uiPriority w:val="30"/>
     <w:rsid w:val="00A073DD"/>
     <w:rPr>
-      <w:rFonts w:asciiTheme="majorHAnsi" w:eastAsiaTheme="majorEastAsia" w:hAnsiTheme="majorHAnsi" w:cstheme="majorBidi"/>
+      <w:rFonts w:asciiTheme="majorHAnsi" w:hAnsiTheme="majorHAnsi" w:eastAsiaTheme="majorEastAsia" w:cstheme="majorBidi"/>
       <w:color w:val="44546A" w:themeColor="text2"/>
       <w:spacing w:val="-6"/>
       <w:sz w:val="32"/>
@@ -9591,7 +15443,7 @@
       <w:szCs w:val="20"/>
     </w:rPr>
   </w:style>
-  <w:style w:type="character" w:customStyle="1" w:styleId="FootnoteTextChar">
+  <w:style w:type="character" w:styleId="FootnoteTextChar" w:customStyle="1">
     <w:name w:val="Footnote Text Char"/>
     <w:basedOn w:val="DefaultParagraphFont"/>
     <w:link w:val="FootnoteText"/>
@@ -9752,7 +15604,7 @@
       <w:smallCaps/>
       <w:color w:val="595959" w:themeColor="text1" w:themeTint="A6"/>
       <w:u w:val="none" w:color="7F7F7F" w:themeColor="text1" w:themeTint="80"/>
-      <w:bdr w:val="none" w:sz="0" w:space="0" w:color="auto"/>
+      <w:bdr w:val="none" w:color="auto" w:sz="0" w:space="0"/>
     </w:rPr>
   </w:style>
   <w:style w:type="character" w:styleId="BookTitle">
@@ -9783,7 +15635,7 @@
       <w:spacing w:after="0" w:line="240" w:lineRule="auto"/>
     </w:pPr>
   </w:style>
-  <w:style w:type="character" w:customStyle="1" w:styleId="HeaderChar">
+  <w:style w:type="character" w:styleId="HeaderChar" w:customStyle="1">
     <w:name w:val="Header Char"/>
     <w:basedOn w:val="DefaultParagraphFont"/>
     <w:link w:val="Header"/>
@@ -9808,7 +15660,7 @@
       <w:spacing w:after="0" w:line="240" w:lineRule="auto"/>
     </w:pPr>
   </w:style>
-  <w:style w:type="character" w:customStyle="1" w:styleId="FooterChar">
+  <w:style w:type="character" w:styleId="FooterChar" w:customStyle="1">
     <w:name w:val="Footer Char"/>
     <w:basedOn w:val="DefaultParagraphFont"/>
     <w:link w:val="Footer"/>
@@ -9850,11 +15702,37 @@
       <w:u w:val="single"/>
     </w:rPr>
   </w:style>
+  <w:style xmlns:w="http://schemas.openxmlformats.org/wordprocessingml/2006/main" w:type="table" w:styleId="TableGrid">
+    <w:name xmlns:w="http://schemas.openxmlformats.org/wordprocessingml/2006/main" w:val="Table Grid"/>
+    <w:basedOn xmlns:w="http://schemas.openxmlformats.org/wordprocessingml/2006/main" w:val="TableNormal"/>
+    <w:uiPriority xmlns:w="http://schemas.openxmlformats.org/wordprocessingml/2006/main" w:val="59"/>
+    <w:rsid xmlns:w="http://schemas.openxmlformats.org/wordprocessingml/2006/main" w:val="00FB4123"/>
+    <w:pPr xmlns:w="http://schemas.openxmlformats.org/wordprocessingml/2006/main">
+      <w:spacing w:after="0" w:line="240" w:lineRule="auto"/>
+    </w:pPr>
+    <w:tblPr xmlns:w="http://schemas.openxmlformats.org/wordprocessingml/2006/main">
+      <w:tblInd w:w="0" w:type="dxa"/>
+      <w:tblBorders>
+        <w:top w:val="single" w:color="000000" w:themeColor="text1" w:sz="4" w:space="0"/>
+        <w:left w:val="single" w:color="000000" w:themeColor="text1" w:sz="4" w:space="0"/>
+        <w:bottom w:val="single" w:color="000000" w:themeColor="text1" w:sz="4" w:space="0"/>
+        <w:right w:val="single" w:color="000000" w:themeColor="text1" w:sz="4" w:space="0"/>
+        <w:insideH w:val="single" w:color="000000" w:themeColor="text1" w:sz="4" w:space="0"/>
+        <w:insideV w:val="single" w:color="000000" w:themeColor="text1" w:sz="4" w:space="0"/>
+      </w:tblBorders>
+      <w:tblCellMar>
+        <w:top w:w="0" w:type="dxa"/>
+        <w:left w:w="108" w:type="dxa"/>
+        <w:bottom w:w="0" w:type="dxa"/>
+        <w:right w:w="108" w:type="dxa"/>
+      </w:tblCellMar>
+    </w:tblPr>
+  </w:style>
 </w:styles>
 </file>
 
 <file path=word/theme/theme1.xml><?xml version="1.0" encoding="utf-8"?>
-<a:theme xmlns:a="http://schemas.openxmlformats.org/drawingml/2006/main" name="Office Theme">
+<a:theme xmlns:a="http://schemas.openxmlformats.org/drawingml/2006/main" xmlns:thm15="http://schemas.microsoft.com/office/thememl/2012/main" name="Office Theme">
   <a:themeElements>
     <a:clrScheme name="Office">
       <a:dk1>

--- a/Praca Licencjacka/Praca Licencjacka.docx
+++ b/Praca Licencjacka/Praca Licencjacka.docx
@@ -42,16 +42,8 @@
         <w:rPr>
           <w:rFonts w:eastAsiaTheme="majorEastAsia"/>
         </w:rPr>
-        <w:t xml:space="preserve">Michał </w:t>
-      </w:r>
-      <w:proofErr w:type="spellStart"/>
-      <w:r>
-        <w:rPr>
-          <w:rFonts w:eastAsiaTheme="majorEastAsia"/>
-        </w:rPr>
-        <w:t>Ryduchowski</w:t>
-      </w:r>
-      <w:proofErr w:type="spellEnd"/>
+        <w:t>Michał Ryduchowski</w:t>
+      </w:r>
     </w:p>
     <w:p>
       <w:pPr>
@@ -284,16 +276,8 @@
         <w:rPr>
           <w:rFonts w:eastAsiaTheme="majorEastAsia"/>
         </w:rPr>
-        <w:t xml:space="preserve">dr inż. Łukasza </w:t>
-      </w:r>
-      <w:proofErr w:type="spellStart"/>
-      <w:r>
-        <w:rPr>
-          <w:rFonts w:eastAsiaTheme="majorEastAsia"/>
-        </w:rPr>
-        <w:t>Kusznera</w:t>
-      </w:r>
-      <w:proofErr w:type="spellEnd"/>
+        <w:t>dr inż. Łukasza Kusznera</w:t>
+      </w:r>
     </w:p>
     <w:p>
       <w:pPr>
@@ -4138,15 +4122,13 @@
         </w:rPr>
         <w:t xml:space="preserve"> </w:t>
       </w:r>
-      <w:proofErr w:type="spellStart"/>
       <w:r>
         <w:rPr>
           <w:i/>
           <w:iCs/>
         </w:rPr>
-        <w:t>Key</w:t>
-      </w:r>
-      <w:proofErr w:type="spellEnd"/>
+        <w:t>Key Facts Report</w:t>
+      </w:r>
       <w:r>
         <w:rPr>
           <w:i/>
@@ -4154,560 +4136,438 @@
         </w:rPr>
         <w:t xml:space="preserve"> </w:t>
       </w:r>
-      <w:proofErr w:type="spellStart"/>
+      <w:r>
+        <w:t>[1]</w:t>
+      </w:r>
+      <w:r>
+        <w:t xml:space="preserve"> </w:t>
+      </w:r>
+      <w:r>
+        <w:t xml:space="preserve">w 2023 roku, 53% populacji </w:t>
+      </w:r>
+      <w:r>
+        <w:t>badanych krajów europejskich</w:t>
+      </w:r>
+      <w:r>
+        <w:t xml:space="preserve"> w wieku 6-64</w:t>
+      </w:r>
+      <w:r>
+        <w:t>,</w:t>
+      </w:r>
+      <w:r>
+        <w:t xml:space="preserve"> regularnie sięgało po gry wideo w czasie wolnym. Według tego samego raportu, każdego tygodnia, </w:t>
+      </w:r>
+      <w:r>
+        <w:t xml:space="preserve">objęci badaniem </w:t>
+      </w:r>
+      <w:r>
+        <w:t xml:space="preserve">gracze zanurzają się w wirtualne światy </w:t>
+      </w:r>
+      <w:r>
+        <w:t xml:space="preserve">gier </w:t>
+      </w:r>
+      <w:r>
+        <w:t>na średnio 8.9 godzin</w:t>
+      </w:r>
+      <w:r>
+        <w:t>y</w:t>
+      </w:r>
+      <w:r>
+        <w:t>.</w:t>
+      </w:r>
+    </w:p>
+    <w:p>
+      <w:r>
+        <w:t xml:space="preserve">Wraz ze wzrostem popularności gier komputerowych rośnie również liczba tworzonych i publikowanych produkcji. </w:t>
+      </w:r>
+      <w:r>
+        <w:t xml:space="preserve">Na </w:t>
+      </w:r>
+      <w:r>
+        <w:t xml:space="preserve">platformę dystrybucji gier </w:t>
+      </w:r>
       <w:r>
         <w:rPr>
           <w:i/>
           <w:iCs/>
         </w:rPr>
-        <w:t>Facts</w:t>
-      </w:r>
-      <w:proofErr w:type="spellEnd"/>
+        <w:t>Steam</w:t>
+      </w:r>
+      <w:r>
+        <w:t>,</w:t>
+      </w:r>
+      <w:r>
+        <w:t xml:space="preserve"> w 2025 roku wpłynęło 19 993 gier</w:t>
+      </w:r>
+      <w:r>
+        <w:t xml:space="preserve"> [</w:t>
+      </w:r>
+      <w:r>
+        <w:t>2</w:t>
+      </w:r>
+      <w:r>
+        <w:t>]</w:t>
+      </w:r>
+      <w:r>
+        <w:t>.</w:t>
+      </w:r>
+      <w:r>
+        <w:t xml:space="preserve"> </w:t>
+      </w:r>
+      <w:r>
+        <w:t>Wskazuje to na dużą aktywność twórców oraz rosnącą dostępność narzędzi umożli</w:t>
+      </w:r>
+      <w:r>
+        <w:t>-</w:t>
+      </w:r>
+      <w:r>
+        <w:t>wiających tworzenie gier.</w:t>
+      </w:r>
+    </w:p>
+    <w:p>
+      <w:r>
+        <w:t>Pomimo szerokiej dostępności silników i technologii, proces tworzenia i publikacji gry komputerowej nadal wymaga znajomości narzędzi programistycznych lub specjalistycznego oprogramowania. Stanowi to barierę wejścia dla osób bez doświadczenia technicznego, które chciałyby tworzyć własne projekty.</w:t>
+      </w:r>
+    </w:p>
+    <w:p>
+      <w:r>
+        <w:t>Jednym z podejść ograniczających złożoność procesu tworzenia gier jest wykorzystanie formy tekstowej. Gry typu text-based RPG opierają się głównie na narracji oraz interakcji tekstowej, co pozwala na ograniczenie wymagań technologicznych i skupienie się na warstwie fabularnej.</w:t>
+      </w:r>
+    </w:p>
+    <w:p>
+      <w:r>
+        <w:t xml:space="preserve">W odpowiedzi na zidentyfikowane ograniczenia opracowano system </w:t>
+      </w:r>
       <w:r>
         <w:rPr>
           <w:i/>
           <w:iCs/>
         </w:rPr>
-        <w:t xml:space="preserve"> Report</w:t>
+        <w:t>Digital Dungeons</w:t>
+      </w:r>
+      <w:r>
+        <w:t xml:space="preserve"> – platformę do tworzenia i publikacji tekstowych gier RPG.</w:t>
+      </w:r>
+      <w:r>
+        <w:t xml:space="preserve"> </w:t>
+      </w:r>
+      <w:r>
+        <w:t>Ten</w:t>
+      </w:r>
+      <w:r>
+        <w:t xml:space="preserve"> serwis umożliwia tworzenie, testowanie oraz publikowanie gier komputerowych bez konieczności pisania kodu. </w:t>
+      </w:r>
+      <w:r>
+        <w:t>E</w:t>
+      </w:r>
+      <w:r>
+        <w:t>dytor graficzny i interfejs użytkownika</w:t>
+      </w:r>
+      <w:r>
+        <w:t xml:space="preserve"> no-code</w:t>
+      </w:r>
+      <w:r>
+        <w:t xml:space="preserve"> sprawiają, że </w:t>
+      </w:r>
+      <w:r>
+        <w:t xml:space="preserve">osoby niezwiązane z technologią mogą </w:t>
+      </w:r>
+      <w:r>
+        <w:t xml:space="preserve">stworzyć cyfrowy </w:t>
+      </w:r>
+      <w:r>
+        <w:t>„</w:t>
+      </w:r>
+      <w:r>
+        <w:t>świa</w:t>
+      </w:r>
+      <w:r>
+        <w:t>t</w:t>
+      </w:r>
+      <w:r>
+        <w:t>”</w:t>
+      </w:r>
+      <w:r>
+        <w:t xml:space="preserve"> i opublikować go w sieci.</w:t>
+      </w:r>
+    </w:p>
+    <w:p>
+      <w:pPr>
+        <w:pStyle w:val="Heading2"/>
+      </w:pPr>
+      <w:bookmarkStart w:id="1" w:name="_Toc226833519"/>
+      <w:r>
+        <w:t>1.1. Cel i zakres pracy</w:t>
+      </w:r>
+      <w:bookmarkEnd w:id="1"/>
+    </w:p>
+    <w:p>
+      <w:r>
+        <w:t xml:space="preserve">Celem pracy jest </w:t>
+      </w:r>
+      <w:r>
+        <w:t>dostarczenie</w:t>
+      </w:r>
+      <w:r>
+        <w:t xml:space="preserve"> osobom bez doświadczenia programistycznego prost</w:t>
+      </w:r>
+      <w:r>
+        <w:t>ego</w:t>
+      </w:r>
+      <w:r>
+        <w:t>, intuicyjn</w:t>
+      </w:r>
+      <w:r>
+        <w:t>ego</w:t>
+      </w:r>
+      <w:r>
+        <w:t xml:space="preserve"> i darmow</w:t>
+      </w:r>
+      <w:r>
+        <w:t>ego</w:t>
+      </w:r>
+      <w:r>
+        <w:t xml:space="preserve"> system</w:t>
+      </w:r>
+      <w:r>
+        <w:t>u</w:t>
+      </w:r>
+      <w:r>
+        <w:t xml:space="preserve"> tworzenia i publikowania tekstowych gier </w:t>
+      </w:r>
+      <w:r>
+        <w:t>typu Role-Playing Game (RPG)</w:t>
+      </w:r>
+      <w:r>
+        <w:t xml:space="preserve">. </w:t>
+      </w:r>
+      <w:r>
+        <w:t xml:space="preserve">W ramach pracy opracowano również </w:t>
+      </w:r>
+      <w:r>
+        <w:t>silnik uruchamiania wytwo</w:t>
+      </w:r>
+      <w:r>
+        <w:t>-</w:t>
+      </w:r>
+      <w:r>
+        <w:t xml:space="preserve">rzonych w </w:t>
+      </w:r>
+      <w:r>
+        <w:t>tym</w:t>
+      </w:r>
+      <w:r>
+        <w:t xml:space="preserve"> systemie z funkcją zapisu postępu rozgrywki.</w:t>
+      </w:r>
+    </w:p>
+    <w:p>
+      <w:r>
+        <w:t>Efektem końcowym jest serwis</w:t>
+      </w:r>
+      <w:r>
+        <w:t xml:space="preserve"> internetowy</w:t>
+      </w:r>
+      <w:r>
+        <w:t xml:space="preserve"> z edytorem graficznym gier, silnikiem rozgrywki oraz publiczny</w:t>
+      </w:r>
+      <w:r>
+        <w:t>m</w:t>
+      </w:r>
+      <w:r>
+        <w:t xml:space="preserve"> „sklep</w:t>
+      </w:r>
+      <w:r>
+        <w:t>em</w:t>
+      </w:r>
+      <w:r>
+        <w:t>” internetowy</w:t>
+      </w:r>
+      <w:r>
+        <w:t>m</w:t>
+      </w:r>
+      <w:r>
+        <w:t xml:space="preserve"> wypełniony</w:t>
+      </w:r>
+      <w:r>
+        <w:t>m</w:t>
+      </w:r>
+      <w:r>
+        <w:t xml:space="preserve"> grami stworzonymi przez społeczność, umożliwiający</w:t>
+      </w:r>
+      <w:r>
+        <w:t>m</w:t>
+      </w:r>
+      <w:r>
+        <w:t xml:space="preserve"> skomentowanie, polubienie, lub ewentualną edycję </w:t>
+      </w:r>
+      <w:r>
+        <w:t>opubliko</w:t>
+      </w:r>
+      <w:r>
+        <w:t>-</w:t>
+      </w:r>
+      <w:r>
+        <w:t xml:space="preserve">wanej </w:t>
+      </w:r>
+      <w:r>
+        <w:t>gry.</w:t>
+      </w:r>
+    </w:p>
+    <w:p>
+      <w:r>
+        <w:t>System nie zawiera wsparcia sztuczną inteligencją przy generowaniu światów. Jest również ograniczony do przeglądarki</w:t>
+      </w:r>
+      <w:r>
+        <w:t xml:space="preserve"> </w:t>
+      </w:r>
+      <w:r>
+        <w:t>–</w:t>
+      </w:r>
+      <w:r>
+        <w:t xml:space="preserve"> </w:t>
+      </w:r>
+      <w:r>
+        <w:t>nie ma funkcji eksportu gry jako wersj</w:t>
+      </w:r>
+      <w:r>
+        <w:t>i</w:t>
+      </w:r>
+      <w:r>
+        <w:t xml:space="preserve"> </w:t>
+      </w:r>
+      <w:r>
+        <w:t>niezależn</w:t>
+      </w:r>
+      <w:r>
+        <w:t>ej</w:t>
+      </w:r>
+      <w:r>
+        <w:t xml:space="preserve"> (</w:t>
+      </w:r>
+      <w:r>
+        <w:t xml:space="preserve">ang. </w:t>
+      </w:r>
+      <w:r>
+        <w:t>standalone)</w:t>
+      </w:r>
+      <w:r>
+        <w:t xml:space="preserve">, przez co wymaga połączenia sieciowego. Kolejnym ograniczeniem jest brak możliwości dodania grafik, dźwięków lub wideo, </w:t>
+      </w:r>
+      <w:r>
+        <w:t>co</w:t>
+      </w:r>
+      <w:r>
+        <w:t xml:space="preserve"> wspiera założenie silnego oparcia na wyobraźni graczy.</w:t>
+      </w:r>
+    </w:p>
+    <w:p>
+      <w:pPr>
+        <w:pStyle w:val="Heading2"/>
+      </w:pPr>
+      <w:bookmarkStart w:id="2" w:name="_Toc226833520"/>
+      <w:r>
+        <w:lastRenderedPageBreak/>
+        <w:t>1.2. Motywacja powstania systemu</w:t>
+      </w:r>
+      <w:bookmarkEnd w:id="2"/>
+    </w:p>
+    <w:p>
+      <w:r>
+        <w:t xml:space="preserve">Dość popularnym sposobem integracji wśród młodzieży i młodych dorosłych są spotkania w celu przeprowadzania rozgrywek RPG. </w:t>
+      </w:r>
+      <w:r>
+        <w:t>Gracze wcielają się w role postaci funkcjonujących w fikcyjnym świecie (np. czarodziejów, elfów), a przebieg rozgrywki kształtowany jest przez podejmowane przez nich decyzje oraz interakcje.</w:t>
+      </w:r>
+      <w:r>
+        <w:t xml:space="preserve"> </w:t>
+      </w:r>
+      <w:r>
+        <w:t>Ogólnodostępne rozwiązania umożli</w:t>
+      </w:r>
+      <w:r>
+        <w:t>-</w:t>
+      </w:r>
+      <w:r>
+        <w:t>wiające przeniesienie tego typu światów do środowiska cyfrowego są ograniczone.</w:t>
+      </w:r>
+    </w:p>
+    <w:p>
+      <w:r>
+        <w:t xml:space="preserve">Popularne silniki, takie jak </w:t>
       </w:r>
       <w:r>
         <w:rPr>
           <w:i/>
           <w:iCs/>
         </w:rPr>
+        <w:t>Unity</w:t>
+      </w:r>
+      <w:r>
+        <w:t>,</w:t>
+      </w:r>
+      <w:r>
+        <w:t xml:space="preserve"> czy</w:t>
+      </w:r>
+      <w:r>
         <w:t xml:space="preserve"> </w:t>
       </w:r>
-      <w:r>
-        <w:t>[1]</w:t>
-      </w:r>
-      <w:r>
-        <w:t xml:space="preserve"> </w:t>
-      </w:r>
-      <w:r>
-        <w:t xml:space="preserve">w 2023 roku, 53% populacji </w:t>
-      </w:r>
-      <w:r>
-        <w:t>badanych krajów europejskich</w:t>
-      </w:r>
-      <w:r>
-        <w:t xml:space="preserve"> w wieku 6-64</w:t>
-      </w:r>
-      <w:r>
-        <w:t>,</w:t>
-      </w:r>
-      <w:r>
-        <w:t xml:space="preserve"> regularnie sięgało po gry wideo w czasie wolnym. Według tego samego raportu, każdego tygodnia, </w:t>
-      </w:r>
-      <w:r>
-        <w:t xml:space="preserve">objęci badaniem </w:t>
-      </w:r>
-      <w:r>
-        <w:t xml:space="preserve">gracze zanurzają się w wirtualne światy </w:t>
-      </w:r>
-      <w:r>
-        <w:t xml:space="preserve">gier </w:t>
-      </w:r>
-      <w:r>
-        <w:t>na średnio 8.9 godzin</w:t>
-      </w:r>
-      <w:r>
-        <w:t>y</w:t>
-      </w:r>
-      <w:r>
-        <w:t>.</w:t>
-      </w:r>
-    </w:p>
-    <w:p>
-      <w:r>
-        <w:t xml:space="preserve">Wraz ze wzrostem popularności gier komputerowych rośnie również liczba tworzonych i publikowanych produkcji. </w:t>
-      </w:r>
-      <w:r>
-        <w:t xml:space="preserve">Na </w:t>
-      </w:r>
-      <w:r>
-        <w:t xml:space="preserve">platformę dystrybucji gier </w:t>
-      </w:r>
-      <w:proofErr w:type="spellStart"/>
       <w:r>
         <w:rPr>
           <w:i/>
           <w:iCs/>
         </w:rPr>
-        <w:t>Steam</w:t>
-      </w:r>
-      <w:proofErr w:type="spellEnd"/>
-      <w:r>
-        <w:t>,</w:t>
-      </w:r>
-      <w:r>
-        <w:t xml:space="preserve"> w 2025 roku wpłynęło 19 993 gier</w:t>
-      </w:r>
-      <w:r>
-        <w:t xml:space="preserve"> [</w:t>
-      </w:r>
-      <w:r>
-        <w:t>2</w:t>
-      </w:r>
-      <w:r>
-        <w:t>]</w:t>
-      </w:r>
-      <w:r>
-        <w:t>.</w:t>
-      </w:r>
-      <w:r>
-        <w:t xml:space="preserve"> </w:t>
-      </w:r>
-      <w:r>
-        <w:t xml:space="preserve">Wskazuje to na dużą aktywność twórców oraz rosnącą dostępność narzędzi </w:t>
-      </w:r>
-      <w:proofErr w:type="spellStart"/>
-      <w:r>
-        <w:t>umożli</w:t>
+        <w:t>Unreal Engine</w:t>
+      </w:r>
+      <w:r>
+        <w:t xml:space="preserve">, nastawione są głównie na tworzenie efektownych światów 3D, animacji, </w:t>
+      </w:r>
+      <w:r>
+        <w:t>lub rzadziej</w:t>
+      </w:r>
+      <w:r>
+        <w:t xml:space="preserve"> - </w:t>
+      </w:r>
+      <w:r>
+        <w:t>prostszych gier 2D. Nawet mniej zaawan</w:t>
       </w:r>
       <w:r>
         <w:t>-</w:t>
       </w:r>
       <w:r>
-        <w:t>wiających</w:t>
-      </w:r>
-      <w:proofErr w:type="spellEnd"/>
-      <w:r>
-        <w:t xml:space="preserve"> tworzenie gier.</w:t>
-      </w:r>
-    </w:p>
-    <w:p>
-      <w:r>
-        <w:t>Pomimo szerokiej dostępności silników i technologii, proces tworzenia i publikacji gry komputerowej nadal wymaga znajomości narzędzi programistycznych lub specjalistycznego oprogramowania. Stanowi to barierę wejścia dla osób bez doświadczenia technicznego, które chciałyby tworzyć własne projekty.</w:t>
-      </w:r>
-    </w:p>
-    <w:p>
-      <w:r>
-        <w:t xml:space="preserve">Jednym z podejść ograniczających złożoność procesu tworzenia gier jest wykorzystanie formy tekstowej. Gry typu </w:t>
-      </w:r>
-      <w:proofErr w:type="spellStart"/>
-      <w:r>
-        <w:t>text-based</w:t>
-      </w:r>
-      <w:proofErr w:type="spellEnd"/>
-      <w:r>
-        <w:t xml:space="preserve"> RPG opierają się głównie na narracji oraz interakcji tekstowej, co pozwala na ograniczenie wymagań technologicznych i skupienie się na warstwie fabularnej.</w:t>
-      </w:r>
-    </w:p>
-    <w:p>
-      <w:r>
-        <w:t xml:space="preserve">W odpowiedzi na zidentyfikowane ograniczenia opracowano system </w:t>
+        <w:t xml:space="preserve">sowany silnik </w:t>
       </w:r>
       <w:r>
         <w:rPr>
           <w:i/>
           <w:iCs/>
         </w:rPr>
-        <w:t xml:space="preserve">Digital </w:t>
-      </w:r>
-      <w:proofErr w:type="spellStart"/>
+        <w:t>RPG Maker</w:t>
+      </w:r>
+      <w:r>
+        <w:t xml:space="preserve"> zakłada, że świat będzie opierał się o graficzny tileset (siatkę tekstur graficznych).</w:t>
+      </w:r>
+    </w:p>
+    <w:p>
+      <w:r>
+        <w:t>R</w:t>
+      </w:r>
+      <w:r>
+        <w:t xml:space="preserve">ozwiązaniem umożliwiającym tworzenie tekstowych gier RPG jest </w:t>
+      </w:r>
       <w:r>
         <w:rPr>
           <w:i/>
           <w:iCs/>
         </w:rPr>
-        <w:t>Dungeons</w:t>
-      </w:r>
-      <w:proofErr w:type="spellEnd"/>
-      <w:r>
-        <w:t xml:space="preserve"> – platformę do tworzenia i publikacji tekstowych gier RPG.</w:t>
-      </w:r>
-      <w:r>
-        <w:t xml:space="preserve"> </w:t>
-      </w:r>
-      <w:r>
-        <w:t>Ten</w:t>
-      </w:r>
-      <w:r>
-        <w:t xml:space="preserve"> serwis umożliwia tworzenie, testowanie oraz publikowanie gier komputerowych bez konieczności pisania kodu. </w:t>
-      </w:r>
-      <w:r>
-        <w:t>E</w:t>
-      </w:r>
-      <w:r>
-        <w:t>dytor graficzny i interfejs użytkownika</w:t>
-      </w:r>
-      <w:r>
-        <w:t xml:space="preserve"> no-</w:t>
-      </w:r>
-      <w:proofErr w:type="spellStart"/>
-      <w:r>
-        <w:t>code</w:t>
-      </w:r>
-      <w:proofErr w:type="spellEnd"/>
-      <w:r>
-        <w:t xml:space="preserve"> sprawiają, że </w:t>
-      </w:r>
-      <w:r>
-        <w:t xml:space="preserve">osoby niezwiązane z technologią mogą </w:t>
-      </w:r>
-      <w:r>
-        <w:t xml:space="preserve">stworzyć cyfrowy </w:t>
-      </w:r>
-      <w:r>
-        <w:t>„</w:t>
-      </w:r>
-      <w:r>
-        <w:t>świa</w:t>
-      </w:r>
-      <w:r>
-        <w:t>t</w:t>
-      </w:r>
-      <w:r>
-        <w:t>”</w:t>
-      </w:r>
-      <w:r>
-        <w:t xml:space="preserve"> i opublikować go w sieci.</w:t>
-      </w:r>
-    </w:p>
-    <w:p>
-      <w:pPr>
-        <w:pStyle w:val="Heading2"/>
-      </w:pPr>
-      <w:bookmarkStart w:id="1" w:name="_Toc226833519"/>
-      <w:r>
-        <w:t>1.1. Cel i zakres pracy</w:t>
-      </w:r>
-      <w:bookmarkEnd w:id="1"/>
-    </w:p>
-    <w:p>
-      <w:r>
-        <w:t xml:space="preserve">Celem pracy jest </w:t>
-      </w:r>
-      <w:r>
-        <w:t>dostarczenie</w:t>
-      </w:r>
-      <w:r>
-        <w:t xml:space="preserve"> osobom bez doświadczenia programistycznego prost</w:t>
-      </w:r>
-      <w:r>
-        <w:t>ego</w:t>
-      </w:r>
-      <w:r>
-        <w:t>, intuicyjn</w:t>
-      </w:r>
-      <w:r>
-        <w:t>ego</w:t>
-      </w:r>
-      <w:r>
-        <w:t xml:space="preserve"> i darmow</w:t>
-      </w:r>
-      <w:r>
-        <w:t>ego</w:t>
-      </w:r>
-      <w:r>
-        <w:t xml:space="preserve"> system</w:t>
-      </w:r>
-      <w:r>
-        <w:t>u</w:t>
-      </w:r>
-      <w:r>
-        <w:t xml:space="preserve"> tworzenia i publikowania tekstowych gier </w:t>
-      </w:r>
-      <w:r>
-        <w:t>typu Role-</w:t>
-      </w:r>
-      <w:proofErr w:type="spellStart"/>
-      <w:r>
-        <w:t>Playing</w:t>
-      </w:r>
-      <w:proofErr w:type="spellEnd"/>
-      <w:r>
-        <w:t xml:space="preserve"> Game (RPG)</w:t>
-      </w:r>
-      <w:r>
-        <w:t xml:space="preserve">. </w:t>
-      </w:r>
-      <w:r>
-        <w:t xml:space="preserve">W ramach pracy opracowano również </w:t>
-      </w:r>
-      <w:r>
-        <w:t xml:space="preserve">silnik uruchamiania </w:t>
-      </w:r>
-      <w:proofErr w:type="spellStart"/>
-      <w:r>
-        <w:t>wytwo</w:t>
-      </w:r>
-      <w:r>
-        <w:t>-</w:t>
-      </w:r>
-      <w:r>
-        <w:t>rzonych</w:t>
-      </w:r>
-      <w:proofErr w:type="spellEnd"/>
-      <w:r>
-        <w:t xml:space="preserve"> w </w:t>
-      </w:r>
-      <w:r>
-        <w:t>tym</w:t>
-      </w:r>
-      <w:r>
-        <w:t xml:space="preserve"> systemie z funkcją zapisu postępu rozgrywki.</w:t>
-      </w:r>
-    </w:p>
-    <w:p>
-      <w:r>
-        <w:t>Efektem końcowym jest serwis</w:t>
-      </w:r>
-      <w:r>
-        <w:t xml:space="preserve"> internetowy</w:t>
-      </w:r>
-      <w:r>
-        <w:t xml:space="preserve"> z edytorem graficznym gier, silnikiem rozgrywki oraz publiczny</w:t>
-      </w:r>
-      <w:r>
-        <w:t>m</w:t>
-      </w:r>
-      <w:r>
-        <w:t xml:space="preserve"> „sklep</w:t>
-      </w:r>
-      <w:r>
-        <w:t>em</w:t>
-      </w:r>
-      <w:r>
-        <w:t>” internetowy</w:t>
-      </w:r>
-      <w:r>
-        <w:t>m</w:t>
-      </w:r>
-      <w:r>
-        <w:t xml:space="preserve"> wypełniony</w:t>
-      </w:r>
-      <w:r>
-        <w:t>m</w:t>
-      </w:r>
-      <w:r>
-        <w:t xml:space="preserve"> grami stworzonymi przez społeczność, umożliwiający</w:t>
-      </w:r>
-      <w:r>
-        <w:t>m</w:t>
-      </w:r>
-      <w:r>
-        <w:t xml:space="preserve"> skomentowanie, polubienie, lub ewentualną edycję </w:t>
-      </w:r>
-      <w:proofErr w:type="spellStart"/>
-      <w:r>
-        <w:t>opubliko</w:t>
-      </w:r>
-      <w:r>
-        <w:t>-</w:t>
-      </w:r>
-      <w:r>
-        <w:t>wanej</w:t>
-      </w:r>
-      <w:proofErr w:type="spellEnd"/>
-      <w:r>
-        <w:t xml:space="preserve"> </w:t>
-      </w:r>
-      <w:r>
-        <w:t>gry.</w:t>
-      </w:r>
-    </w:p>
-    <w:p>
-      <w:r>
-        <w:t>System nie zawiera wsparcia sztuczną inteligencją przy generowaniu światów. Jest również ograniczony do przeglądarki</w:t>
-      </w:r>
-      <w:r>
-        <w:t xml:space="preserve"> </w:t>
-      </w:r>
-      <w:r>
-        <w:t>–</w:t>
-      </w:r>
-      <w:r>
-        <w:t xml:space="preserve"> </w:t>
-      </w:r>
-      <w:r>
-        <w:t>nie ma funkcji eksportu gry jako wersj</w:t>
-      </w:r>
-      <w:r>
-        <w:t>i</w:t>
-      </w:r>
-      <w:r>
-        <w:t xml:space="preserve"> </w:t>
-      </w:r>
-      <w:r>
-        <w:t>niezależn</w:t>
-      </w:r>
-      <w:r>
-        <w:t>ej</w:t>
-      </w:r>
-      <w:r>
-        <w:t xml:space="preserve"> (</w:t>
-      </w:r>
-      <w:r>
-        <w:t xml:space="preserve">ang. </w:t>
-      </w:r>
-      <w:proofErr w:type="spellStart"/>
-      <w:r>
-        <w:t>standalone</w:t>
-      </w:r>
-      <w:proofErr w:type="spellEnd"/>
-      <w:r>
-        <w:t>)</w:t>
-      </w:r>
-      <w:r>
-        <w:t xml:space="preserve">, przez co wymaga połączenia sieciowego. Kolejnym ograniczeniem jest brak możliwości dodania grafik, dźwięków lub wideo, </w:t>
-      </w:r>
-      <w:r>
-        <w:t>co</w:t>
-      </w:r>
-      <w:r>
-        <w:t xml:space="preserve"> wspiera założenie silnego oparcia na wyobraźni graczy.</w:t>
-      </w:r>
-    </w:p>
-    <w:p>
-      <w:pPr>
-        <w:pStyle w:val="Heading2"/>
-      </w:pPr>
-      <w:bookmarkStart w:id="2" w:name="_Toc226833520"/>
-      <w:r>
-        <w:lastRenderedPageBreak/>
-        <w:t>1.2. Motywacja powstania systemu</w:t>
-      </w:r>
-      <w:bookmarkEnd w:id="2"/>
-    </w:p>
-    <w:p>
-      <w:r>
-        <w:t xml:space="preserve">Dość popularnym sposobem integracji wśród młodzieży i młodych dorosłych są spotkania w celu przeprowadzania rozgrywek RPG. </w:t>
-      </w:r>
-      <w:r>
-        <w:t>Gracze wcielają się w role postaci funkcjonujących w fikcyjnym świecie (np. czarodziejów, elfów), a przebieg rozgrywki kształtowany jest przez podejmowane przez nich decyzje oraz interakcje.</w:t>
-      </w:r>
-      <w:r>
-        <w:t xml:space="preserve"> </w:t>
-      </w:r>
-      <w:proofErr w:type="gramStart"/>
-      <w:r>
-        <w:t>Niestety</w:t>
-      </w:r>
-      <w:proofErr w:type="gramEnd"/>
-      <w:r>
-        <w:t>, trudno znaleźć ogólnodostępne rozwiązania oferujące przeniesienie tych światów w sferę cyfrową.</w:t>
-      </w:r>
-    </w:p>
-    <w:p>
-      <w:r>
-        <w:t xml:space="preserve">Popularne silniki, takie jak </w:t>
+        <w:t>Text Adventure Development System</w:t>
       </w:r>
       <w:r>
         <w:rPr>
           <w:i/>
           <w:iCs/>
         </w:rPr>
-        <w:t>Unity</w:t>
-      </w:r>
-      <w:r>
-        <w:t>,</w:t>
-      </w:r>
-      <w:r>
-        <w:t xml:space="preserve"> czy</w:t>
-      </w:r>
-      <w:r>
         <w:t xml:space="preserve"> </w:t>
       </w:r>
-      <w:proofErr w:type="spellStart"/>
-      <w:r>
-        <w:rPr>
-          <w:i/>
-          <w:iCs/>
-        </w:rPr>
-        <w:t>Unreal</w:t>
-      </w:r>
-      <w:proofErr w:type="spellEnd"/>
-      <w:r>
-        <w:rPr>
-          <w:i/>
-          <w:iCs/>
-        </w:rPr>
-        <w:t xml:space="preserve"> Engine</w:t>
-      </w:r>
-      <w:r>
-        <w:t xml:space="preserve">, nastawione są głównie na tworzenie efektownych światów 3D, </w:t>
-      </w:r>
-      <w:proofErr w:type="gramStart"/>
-      <w:r>
-        <w:t>animacji,</w:t>
-      </w:r>
-      <w:proofErr w:type="gramEnd"/>
-      <w:r>
-        <w:t xml:space="preserve"> </w:t>
-      </w:r>
-      <w:r>
-        <w:t>lub rzadziej</w:t>
-      </w:r>
-      <w:r>
-        <w:t xml:space="preserve"> - </w:t>
-      </w:r>
-      <w:r>
-        <w:t xml:space="preserve">prostszych gier 2D. Nawet mniej </w:t>
-      </w:r>
-      <w:proofErr w:type="spellStart"/>
-      <w:r>
-        <w:t>zaawan</w:t>
-      </w:r>
-      <w:r>
-        <w:t>-</w:t>
-      </w:r>
-      <w:r>
-        <w:t>sowany</w:t>
-      </w:r>
-      <w:proofErr w:type="spellEnd"/>
-      <w:r>
-        <w:t xml:space="preserve"> silnik </w:t>
-      </w:r>
-      <w:r>
-        <w:rPr>
-          <w:i/>
-          <w:iCs/>
-        </w:rPr>
-        <w:t>RPG Maker</w:t>
-      </w:r>
-      <w:r>
-        <w:t xml:space="preserve"> zakłada, że świat będzie opierał się o graficzny </w:t>
-      </w:r>
-      <w:proofErr w:type="spellStart"/>
-      <w:r>
-        <w:t>tileset</w:t>
-      </w:r>
-      <w:proofErr w:type="spellEnd"/>
-      <w:r>
-        <w:t xml:space="preserve"> (siatkę tekstur graficznych).</w:t>
-      </w:r>
-    </w:p>
-    <w:p>
-      <w:r>
-        <w:t>R</w:t>
-      </w:r>
-      <w:r>
-        <w:t xml:space="preserve">ozwiązaniem umożliwiającym tworzenie tekstowych gier RPG jest </w:t>
-      </w:r>
-      <w:proofErr w:type="spellStart"/>
-      <w:r>
-        <w:rPr>
-          <w:i/>
-          <w:iCs/>
-        </w:rPr>
-        <w:t>Text</w:t>
-      </w:r>
-      <w:proofErr w:type="spellEnd"/>
-      <w:r>
-        <w:rPr>
-          <w:i/>
-          <w:iCs/>
-        </w:rPr>
-        <w:t xml:space="preserve"> Adventure Development System</w:t>
-      </w:r>
-      <w:r>
-        <w:rPr>
-          <w:i/>
-          <w:iCs/>
-        </w:rPr>
-        <w:t xml:space="preserve"> </w:t>
-      </w:r>
       <w:r>
         <w:t>[</w:t>
       </w:r>
@@ -4718,7 +4578,13 @@
         <w:t>]</w:t>
       </w:r>
       <w:r>
-        <w:t>. Niestety, ten silnik, jak i inne tego rodzaju, są narzędziami dla programistów, lub bibliotekami kodu, wymagającymi solidnej znajomości co najmniej jednego języka programowania.</w:t>
+        <w:t>.</w:t>
+      </w:r>
+      <w:r>
+        <w:t xml:space="preserve"> T</w:t>
+      </w:r>
+      <w:r>
+        <w:t>en silnik, jak i inne tego rodzaju, są narzędziami dla programistów, lub bibliotekami kodu, wymagającymi solidnej znajomości co najmniej jednego języka programowania.</w:t>
       </w:r>
     </w:p>
     <w:p>
@@ -4858,233 +4724,346 @@
           <w:i/>
           <w:iCs/>
         </w:rPr>
-        <w:t xml:space="preserve">Digital </w:t>
-      </w:r>
-      <w:proofErr w:type="spellStart"/>
+        <w:t>Digital Dungeons</w:t>
+      </w:r>
+      <w:r>
+        <w:t xml:space="preserve"> oferuje również własny internetowy „sklep” z grami stworzonymi przez </w:t>
+      </w:r>
+      <w:r>
+        <w:t>społeczność użytkowników systemu</w:t>
+      </w:r>
+      <w:r>
+        <w:t>.</w:t>
+      </w:r>
+    </w:p>
+    <w:p>
+      <w:pPr>
+        <w:pStyle w:val="Heading2"/>
+      </w:pPr>
+      <w:bookmarkStart w:id="3" w:name="_Toc226833521"/>
+      <w:r>
+        <w:t>1.3. Charakterystyka gier typu text-based RPG</w:t>
+      </w:r>
+      <w:bookmarkEnd w:id="3"/>
+    </w:p>
+    <w:p>
+      <w:r>
+        <w:t>Gry typu text-based RPG (tekstowe gry fabularne) są specyficzną kategorią gier kompu</w:t>
+      </w:r>
+      <w:r>
+        <w:t>-</w:t>
+      </w:r>
+      <w:r>
+        <w:t>terowych, w których głównym środkiem przekazu informacji jest tekst. W przeciwieństwie do gier opartych na grafice 2D lub 3D, interakcja z użytkownikiem odbywa się poprzez opisy słowne, komunikaty systemowe oraz decyzje podejmowane przez gracza.</w:t>
+      </w:r>
+    </w:p>
+    <w:p>
+      <w:r>
+        <w:t>Podstawowym elementem tego typu gier jest narracja, która opisuje świat gry, postacie oraz zdarzenia zachodzące w jego obrębie. Gracz wciela się w określoną rolę i podejmuje decyzje wpływające na dalszy przebieg rozgrywki. W zależności od przyjętej struktury, decyzje te mogą przyjmować formę wpisywanych komend tekstowych lub wyboru jednej z dostępnych opcji.</w:t>
+      </w:r>
+    </w:p>
+    <w:p>
+      <w:r>
+        <w:t>Wyróżnia się dwa główne podejścia do interakcji w grach tekstowych. Pierwszym z nich są systemy oparte na parserze poleceń, w których użytkownik wprowadza komendy w języku naturalnym lub uproszczonej składni (np. „idź na północ”, „podnieś przedmiot”). Drugim podejściem są systemy wyboru (ang. choice-based), w których użytkownik podejmuje decyzje poprzez wybór jednej z predefiniowanych opcji przedstawionych przez system.</w:t>
+      </w:r>
+    </w:p>
+    <w:p>
+      <w:r>
+        <w:t>Ze względu na brak warstwy graficznej, gry tekstowe opierają się w dużym stopniu na wyobraźni użytkownika. Pozwala to na tworzenie złożonych światów i scenariuszy przy relatywnie niewielkich wymaganiach technicznych.</w:t>
+      </w:r>
+    </w:p>
+    <w:p>
+      <w:pPr>
+        <w:pStyle w:val="Heading2"/>
+      </w:pPr>
+      <w:bookmarkStart w:id="4" w:name="_Toc226833522"/>
+      <w:r>
+        <w:t>1.4. Struktura pracy</w:t>
+      </w:r>
+      <w:bookmarkEnd w:id="4"/>
+    </w:p>
+    <w:p>
+      <w:pPr>
+        <w:pStyle w:val="Heading1"/>
+      </w:pPr>
+      <w:bookmarkStart w:id="5" w:name="_Toc226833523"/>
+      <w:r>
+        <w:t>2. Analiza problemu i istniejących rozwiązań</w:t>
+      </w:r>
+      <w:bookmarkEnd w:id="5"/>
+    </w:p>
+    <w:p>
+      <w:pPr>
+        <w:pStyle w:val="Heading2"/>
+      </w:pPr>
+      <w:bookmarkStart w:id="6" w:name="_Toc226833524"/>
+      <w:r>
+        <w:t>2.1. Charakterystyka gier tekstowych RPG</w:t>
+      </w:r>
+      <w:bookmarkEnd w:id="6"/>
+    </w:p>
+    <w:p>
+      <w:r>
+        <w:t>Gry tekstowe RPG opierają się na relatywnie prostej warstwie prezentacji, jednak ich struktura wewnętrzna wymaga odpowiedniego zaprojektowania logiki systemu. W przeci</w:t>
+      </w:r>
+      <w:r>
+        <w:t>-</w:t>
+      </w:r>
+      <w:r>
+        <w:t>wieństwie do gier graficznych, gdzie znaczną część złożoności stanowi renderowanie obrazu oraz fizyka, w grach tekstowych główny nacisk położony jest na przetwarzanie stanu gry oraz generowanie spójnej narracji.</w:t>
+      </w:r>
+    </w:p>
+    <w:p>
+      <w:r>
+        <w:t>Podstawowym elementem takiego systemu jest model świata gry, który przechowuje informacje o aktualnym stanie rozgrywki. Obejmuje on między innymi lokalizację gracza, dostępne obiekty, relacje między elementami świata oraz konsekwencje wcześniej podjętych decyzji. Każda akcja użytkownika powoduje zmianę tego stanu, co wpływa na dalszy przebieg gry.</w:t>
+      </w:r>
+    </w:p>
+    <w:p>
+      <w:r>
+        <w:lastRenderedPageBreak/>
+        <w:t>Kolejnym istotnym komponentem jest mechanizm interpretacji działań gracza. W zależności od przyjętego podejścia może on przyjmować formę parsera poleceń lub systemu wyboru. Parser poleceń wymaga przetwarzania wprowadzonych przez użytkownika komend i ich mapowania na operacje systemowe, co wiąże się z koniecznością obsługi różnych wariantów składni. System wyboru upraszcza ten proces poprzez ograniczenie możliwych działań do zestawu zdefiniowanych opcji.</w:t>
+      </w:r>
+    </w:p>
+    <w:p>
+      <w:r>
+        <w:t>Z punktu widzenia implementacyjnego, gry tekstowe RPG wymagają także systemu zapisu i odczytu stanu gry. Umożliwia to kontynuowanie rozgrywki w późniejszym czasie oraz stanowi istotny element doświadczenia użytkownika. Mechanizm ten musi uwzględniać wszystkie zmienne wpływające na przebieg gry.</w:t>
+      </w:r>
+    </w:p>
+    <w:p>
+      <w:pPr>
+        <w:pStyle w:val="Heading2"/>
+      </w:pPr>
+      <w:bookmarkStart w:id="7" w:name="_Toc226833525"/>
+      <w:r>
+        <w:t>2.2. Narzędzia do tworzenia gier RPG</w:t>
+      </w:r>
+      <w:bookmarkEnd w:id="7"/>
+    </w:p>
+    <w:p>
+      <w:r>
+        <w:t>Istniejące s</w:t>
+      </w:r>
+      <w:r>
+        <w:t>ilniki</w:t>
+      </w:r>
+      <w:r>
+        <w:t xml:space="preserve"> do tworzenia gier komputerowych mogą być również wykorzystane do tworzenia tekstowych gier RPG.</w:t>
+      </w:r>
+      <w:r>
+        <w:t xml:space="preserve"> C</w:t>
+      </w:r>
+      <w:r>
+        <w:t>harakteryzują się</w:t>
+      </w:r>
+      <w:r>
+        <w:t xml:space="preserve"> one</w:t>
+      </w:r>
+      <w:r>
+        <w:t xml:space="preserve"> istotnymi ograniczeniami</w:t>
+      </w:r>
+      <w:r>
+        <w:t>.</w:t>
+      </w:r>
+    </w:p>
+    <w:p>
+      <w:r>
+        <w:rPr>
+          <w:b/>
+          <w:bCs/>
+        </w:rPr>
+        <w:t>Silniki ogólne</w:t>
+      </w:r>
+      <w:r>
+        <w:t xml:space="preserve"> takie jak </w:t>
+      </w:r>
       <w:r>
         <w:rPr>
           <w:i/>
           <w:iCs/>
         </w:rPr>
-        <w:t>Dungeons</w:t>
-      </w:r>
-      <w:proofErr w:type="spellEnd"/>
-      <w:r>
-        <w:t xml:space="preserve"> oferuje również własny internetowy „sklep” z grami stworzonymi przez </w:t>
-      </w:r>
-      <w:r>
-        <w:t>społeczność użytkowników systemu</w:t>
-      </w:r>
-      <w:r>
-        <w:t>.</w:t>
-      </w:r>
-    </w:p>
-    <w:p>
-      <w:pPr>
-        <w:pStyle w:val="Heading2"/>
-      </w:pPr>
-      <w:bookmarkStart w:id="3" w:name="_Toc226833521"/>
-      <w:r>
-        <w:t xml:space="preserve">1.3. Charakterystyka gier typu </w:t>
-      </w:r>
-      <w:proofErr w:type="spellStart"/>
-      <w:r>
-        <w:t>text-based</w:t>
-      </w:r>
-      <w:proofErr w:type="spellEnd"/>
-      <w:r>
-        <w:t xml:space="preserve"> RPG</w:t>
-      </w:r>
-      <w:bookmarkEnd w:id="3"/>
-    </w:p>
-    <w:p>
-      <w:r>
-        <w:t xml:space="preserve">Gry typu </w:t>
-      </w:r>
-      <w:proofErr w:type="spellStart"/>
-      <w:r>
-        <w:t>text-based</w:t>
-      </w:r>
-      <w:proofErr w:type="spellEnd"/>
-      <w:r>
-        <w:t xml:space="preserve"> RPG (tekstowe gry fabularne) są specyficzną kategorią gier </w:t>
-      </w:r>
-      <w:proofErr w:type="spellStart"/>
-      <w:r>
-        <w:t>kompu</w:t>
-      </w:r>
-      <w:proofErr w:type="spellEnd"/>
+        <w:t>Unity</w:t>
+      </w:r>
+      <w:r>
+        <w:rPr>
+          <w:i/>
+          <w:iCs/>
+        </w:rPr>
+        <w:t xml:space="preserve"> </w:t>
+      </w:r>
+      <w:r>
+        <w:t>[</w:t>
+      </w:r>
+      <w:r>
+        <w:t>5</w:t>
+      </w:r>
+      <w:r>
+        <w:t>]</w:t>
+      </w:r>
+      <w:r>
+        <w:t xml:space="preserve">, czy </w:t>
+      </w:r>
+      <w:r>
+        <w:rPr>
+          <w:i/>
+          <w:iCs/>
+        </w:rPr>
+        <w:t>Unreal Engine</w:t>
+      </w:r>
+      <w:r>
+        <w:t xml:space="preserve"> </w:t>
+      </w:r>
+      <w:r>
+        <w:t>[</w:t>
+      </w:r>
+      <w:r>
+        <w:t>6</w:t>
+      </w:r>
+      <w:r>
+        <w:t xml:space="preserve">] </w:t>
+      </w:r>
+      <w:r>
+        <w:t xml:space="preserve">to </w:t>
+      </w:r>
+      <w:r>
+        <w:t>zaawansowane</w:t>
+      </w:r>
+      <w:r>
+        <w:t xml:space="preserve"> narzędzia dla deweloperów. To kompleksowe rozwiązania wykorzystywane zarówno </w:t>
+      </w:r>
+      <w:r>
+        <w:t xml:space="preserve">przez </w:t>
+      </w:r>
+      <w:r>
+        <w:t>indywidu</w:t>
+      </w:r>
       <w:r>
         <w:t>-</w:t>
       </w:r>
       <w:r>
-        <w:t>terowych, w których głównym środkiem przekazu informacji jest tekst. W przeciwieństwie do gier opartych na grafice 2D lub 3D, interakcja z użytkownikiem odbywa się poprzez opisy słowne, komunikaty systemowe oraz decyzje podejmowane przez gracza.</w:t>
-      </w:r>
-    </w:p>
-    <w:p>
-      <w:r>
-        <w:t>Podstawowym elementem tego typu gier jest narracja, która opisuje świat gry, postacie oraz zdarzenia zachodzące w jego obrębie. Gracz wciela się w określoną rolę i podejmuje decyzje wpływające na dalszy przebieg rozgrywki. W zależności od przyjętej struktury, decyzje te mogą przyjmować formę wpisywanych komend tekstowych lub wyboru jednej z dostępnych opcji.</w:t>
-      </w:r>
-    </w:p>
-    <w:p>
-      <w:r>
-        <w:t xml:space="preserve">Wyróżnia się dwa główne podejścia do interakcji w grach tekstowych. Pierwszym z nich są systemy oparte na </w:t>
-      </w:r>
-      <w:proofErr w:type="spellStart"/>
-      <w:r>
-        <w:t>parserze</w:t>
-      </w:r>
-      <w:proofErr w:type="spellEnd"/>
-      <w:r>
-        <w:t xml:space="preserve"> poleceń, w których użytkownik wprowadza komendy w języku naturalnym lub uproszczonej składni (np. „idź na północ”, „podnieś przedmiot”). Drugim podejściem są systemy wyboru (ang. choice-</w:t>
-      </w:r>
-      <w:proofErr w:type="spellStart"/>
-      <w:r>
-        <w:t>based</w:t>
-      </w:r>
-      <w:proofErr w:type="spellEnd"/>
-      <w:r>
-        <w:t>), w których użytkownik podejmuje decyzje poprzez wybór jednej z predefiniowanych opcji przedstawionych przez system.</w:t>
-      </w:r>
-    </w:p>
-    <w:p>
-      <w:r>
-        <w:t>Ze względu na brak warstwy graficznej, gry tekstowe opierają się w dużym stopniu na wyobraźni użytkownika. Pozwala to na tworzenie złożonych światów i scenariuszy przy relatywnie niewielkich wymaganiach technicznych.</w:t>
-      </w:r>
-    </w:p>
-    <w:p>
-      <w:pPr>
-        <w:pStyle w:val="Heading2"/>
-      </w:pPr>
-      <w:bookmarkStart w:id="4" w:name="_Toc226833522"/>
-      <w:r>
-        <w:t>1.4. Struktura pracy</w:t>
-      </w:r>
-      <w:bookmarkEnd w:id="4"/>
-    </w:p>
-    <w:p>
-      <w:pPr>
-        <w:pStyle w:val="Heading1"/>
-      </w:pPr>
-      <w:bookmarkStart w:id="5" w:name="_Toc226833523"/>
-      <w:r>
-        <w:t>2. Analiza problemu i istniejących rozwiązań</w:t>
-      </w:r>
-      <w:bookmarkEnd w:id="5"/>
-    </w:p>
-    <w:p>
-      <w:pPr>
-        <w:pStyle w:val="Heading2"/>
-      </w:pPr>
-      <w:bookmarkStart w:id="6" w:name="_Toc226833524"/>
-      <w:r>
-        <w:t>2.1. Charakterystyka gier tekstowych RPG</w:t>
-      </w:r>
-      <w:bookmarkEnd w:id="6"/>
-    </w:p>
-    <w:p>
-      <w:r>
-        <w:t xml:space="preserve">Gry tekstowe RPG opierają się na relatywnie prostej warstwie prezentacji, jednak ich struktura wewnętrzna wymaga odpowiedniego zaprojektowania logiki systemu. W </w:t>
-      </w:r>
-      <w:proofErr w:type="spellStart"/>
-      <w:r>
-        <w:t>przeci</w:t>
-      </w:r>
-      <w:r>
-        <w:t>-</w:t>
-      </w:r>
-      <w:r>
-        <w:t>wieństwie</w:t>
-      </w:r>
-      <w:proofErr w:type="spellEnd"/>
-      <w:r>
-        <w:t xml:space="preserve"> do gier graficznych, gdzie znaczną część złożoności stanowi </w:t>
-      </w:r>
-      <w:proofErr w:type="spellStart"/>
-      <w:r>
-        <w:t>renderowanie</w:t>
-      </w:r>
-      <w:proofErr w:type="spellEnd"/>
-      <w:r>
-        <w:t xml:space="preserve"> obrazu oraz fizyka, w grach tekstowych główny nacisk położony jest na przetwarzanie stanu gry oraz generowanie spójnej narracji.</w:t>
-      </w:r>
-    </w:p>
-    <w:p>
-      <w:r>
-        <w:t>Podstawowym elementem takiego systemu jest model świata gry, który przechowuje informacje o aktualnym stanie rozgrywki. Obejmuje on między innymi lokalizację gracza, dostępne obiekty, relacje między elementami świata oraz konsekwencje wcześniej podjętych decyzji. Każda akcja użytkownika powoduje zmianę tego stanu, co wpływa na dalszy przebieg gry.</w:t>
-      </w:r>
-    </w:p>
-    <w:p>
-      <w:r>
-        <w:lastRenderedPageBreak/>
-        <w:t xml:space="preserve">Kolejnym istotnym komponentem jest mechanizm interpretacji działań gracza. W zależności od przyjętego podejścia może on przyjmować formę </w:t>
-      </w:r>
-      <w:proofErr w:type="spellStart"/>
-      <w:r>
-        <w:t>parsera</w:t>
-      </w:r>
-      <w:proofErr w:type="spellEnd"/>
-      <w:r>
-        <w:t xml:space="preserve"> poleceń lub systemu wyboru. </w:t>
-      </w:r>
-      <w:proofErr w:type="spellStart"/>
-      <w:r>
-        <w:t>Parser</w:t>
-      </w:r>
-      <w:proofErr w:type="spellEnd"/>
-      <w:r>
-        <w:t xml:space="preserve"> poleceń wymaga przetwarzania wprowadzonych przez użytkownika komend i ich mapowania na operacje systemowe, co wiąże się z koniecznością obsługi różnych wariantów składni. System wyboru upraszcza ten proces poprzez ograniczenie możliwych działań do zestawu zdefiniowanych opcji.</w:t>
-      </w:r>
-    </w:p>
-    <w:p>
-      <w:r>
-        <w:t>Z punktu widzenia implementacyjnego, gry tekstowe RPG wymagają także systemu zapisu i odczytu stanu gry. Umożliwia to kontynuowanie rozgrywki w późniejszym czasie oraz stanowi istotny element doświadczenia użytkownika. Mechanizm ten musi uwzględniać wszystkie zmienne wpływające na przebieg gry.</w:t>
-      </w:r>
-    </w:p>
-    <w:p>
-      <w:pPr>
-        <w:pStyle w:val="Heading2"/>
-      </w:pPr>
-      <w:bookmarkStart w:id="7" w:name="_Toc226833525"/>
-      <w:r>
-        <w:t>2.2. Narzędzia do tworzenia gier RPG</w:t>
-      </w:r>
-      <w:bookmarkEnd w:id="7"/>
-    </w:p>
-    <w:p>
-      <w:r>
-        <w:t>Istniejące s</w:t>
-      </w:r>
-      <w:r>
-        <w:t>ilniki</w:t>
-      </w:r>
-      <w:r>
-        <w:t xml:space="preserve"> do tworzenia gier komputerowych mogą być również wykorzystane do tworzenia tekstowych gier RPG. Niestety, </w:t>
-      </w:r>
-      <w:r>
-        <w:t>charakteryzują się istotnymi ograniczeniami</w:t>
-      </w:r>
-      <w:r>
-        <w:t>.</w:t>
-      </w:r>
-    </w:p>
-    <w:p>
+        <w:t>alnych twórców, jak i profesjonalne studia</w:t>
+      </w:r>
+      <w:r>
+        <w:t xml:space="preserve">. Oferują </w:t>
+      </w:r>
+      <w:r>
+        <w:t>szeroki zakres funkcjonalności</w:t>
+      </w:r>
+      <w:r>
+        <w:t>, w tym biblioteki do symulacji fizyki w przestrzeni 3D, czy systemy oświetlenia z technologią ray tracing.</w:t>
+      </w:r>
+      <w:r>
+        <w:t xml:space="preserve"> Nierzadko, w celu wytworzenia nawet </w:t>
+      </w:r>
+      <w:r>
+        <w:t>najprostszej</w:t>
+      </w:r>
+      <w:r>
+        <w:t xml:space="preserve"> gry, wymagane jest napisanie kodu w języku C# (</w:t>
+      </w:r>
+      <w:r>
+        <w:rPr>
+          <w:i/>
+          <w:iCs/>
+        </w:rPr>
+        <w:t>Unity</w:t>
+      </w:r>
+      <w:r>
+        <w:t>), lub C++ (</w:t>
+      </w:r>
+      <w:r>
+        <w:rPr>
+          <w:i/>
+          <w:iCs/>
+        </w:rPr>
+        <w:t>Unreal Engine</w:t>
+      </w:r>
+      <w:r>
+        <w:t>).</w:t>
+      </w:r>
+    </w:p>
+    <w:p>
+      <w:r>
+        <w:t>Rozmiar instalacji tych silników może osiągać</w:t>
+      </w:r>
+      <w:r>
+        <w:t xml:space="preserve"> </w:t>
+      </w:r>
+      <w:r>
+        <w:t xml:space="preserve">nawet </w:t>
+      </w:r>
+      <w:r>
+        <w:t>dziesiątki gigabajtów (w zależności od komponentów)</w:t>
+      </w:r>
+      <w:r>
+        <w:t xml:space="preserve"> [</w:t>
+      </w:r>
+      <w:r>
+        <w:t>7</w:t>
+      </w:r>
+      <w:r>
+        <w:t>]</w:t>
+      </w:r>
+      <w:r>
+        <w:t>. Gry wytworzone w nich bardzo szybko osiągają setki megabajtów, rosnąc przy dodaniu każdej nowej paczki zasobów. Przy wytwarzaniu tekstowych gier RPG, takie rozmiary plików znacząco przekraczają minimum wymagane do dostarczenia w pełni funkcjonalnej gry.</w:t>
+      </w:r>
+    </w:p>
+    <w:p>
+      <w:r>
+        <w:t xml:space="preserve">Zatem, ogólne silniki, takie jak </w:t>
+      </w:r>
+      <w:r>
+        <w:rPr>
+          <w:i/>
+          <w:iCs/>
+        </w:rPr>
+        <w:t>Unity</w:t>
+      </w:r>
+      <w:r>
+        <w:t xml:space="preserve">, czy </w:t>
+      </w:r>
+      <w:r>
+        <w:rPr>
+          <w:i/>
+          <w:iCs/>
+        </w:rPr>
+        <w:t>Unreal Engine</w:t>
+      </w:r>
+      <w:r>
+        <w:t xml:space="preserve">, nie są optymalnym </w:t>
+      </w:r>
+      <w:r>
+        <w:t xml:space="preserve">rozwiązaniem dla osób tworzących </w:t>
+      </w:r>
+      <w:r>
+        <w:t>tekstowe</w:t>
+      </w:r>
+      <w:r>
+        <w:t xml:space="preserve"> gry.</w:t>
+      </w:r>
+    </w:p>
+    <w:p>
+      <w:r>
+        <w:t>Na rynku</w:t>
+      </w:r>
+      <w:r>
+        <w:t xml:space="preserve"> można również znaleźć </w:t>
+      </w:r>
       <w:r>
         <w:rPr>
           <w:b/>
           <w:bCs/>
         </w:rPr>
-        <w:t>Silniki ogólne</w:t>
-      </w:r>
-      <w:r>
-        <w:t xml:space="preserve"> takie jak </w:t>
+        <w:t>dedykowane rozwiązania do tworzenia gier RPG</w:t>
+      </w:r>
+      <w:r>
+        <w:t xml:space="preserve">, takie jak </w:t>
       </w:r>
       <w:r>
         <w:rPr>
           <w:i/>
           <w:iCs/>
         </w:rPr>
-        <w:t>Unity</w:t>
+        <w:t>RPG Maker</w:t>
       </w:r>
       <w:r>
         <w:rPr>
@@ -5097,224 +5076,220 @@
         <w:t>[</w:t>
       </w:r>
       <w:r>
-        <w:t>5</w:t>
+        <w:t>8</w:t>
       </w:r>
       <w:r>
         <w:t>]</w:t>
       </w:r>
       <w:r>
-        <w:t xml:space="preserve">, czy </w:t>
-      </w:r>
-      <w:proofErr w:type="spellStart"/>
+        <w:t xml:space="preserve">. </w:t>
+      </w:r>
       <w:r>
         <w:rPr>
           <w:i/>
           <w:iCs/>
         </w:rPr>
-        <w:t>Unreal</w:t>
-      </w:r>
-      <w:proofErr w:type="spellEnd"/>
+        <w:t>RPG Maker</w:t>
+      </w:r>
+      <w:r>
+        <w:t xml:space="preserve"> jest narzędziem o zawężonym zakresie funkcjonalności, skupiającym się na grach 2D. Główny model jednak opiera się na podejściu graficznym</w:t>
+      </w:r>
+      <w:r>
+        <w:t xml:space="preserve"> - </w:t>
+      </w:r>
+      <w:r>
+        <w:t xml:space="preserve">oczekuje się od użytkownika obrazków (ang. „sprites”) oraz podejścia „rzut z góry” (tak jak w grze </w:t>
+      </w:r>
       <w:r>
         <w:rPr>
           <w:i/>
           <w:iCs/>
         </w:rPr>
-        <w:t xml:space="preserve"> Engine</w:t>
-      </w:r>
-      <w:r>
-        <w:t xml:space="preserve"> </w:t>
-      </w:r>
-      <w:r>
-        <w:t>[</w:t>
-      </w:r>
-      <w:r>
-        <w:t>6</w:t>
-      </w:r>
-      <w:r>
-        <w:t xml:space="preserve">] </w:t>
-      </w:r>
-      <w:r>
-        <w:t xml:space="preserve">to </w:t>
-      </w:r>
-      <w:r>
-        <w:t>zaawansowane</w:t>
-      </w:r>
-      <w:r>
-        <w:t xml:space="preserve"> narzędzia dla deweloperów. To kompleksowe rozwiązania wykorzystywane zarówno </w:t>
-      </w:r>
-      <w:r>
-        <w:t xml:space="preserve">przez </w:t>
-      </w:r>
-      <w:proofErr w:type="spellStart"/>
-      <w:r>
-        <w:t>indywidu</w:t>
-      </w:r>
-      <w:r>
-        <w:t>-</w:t>
-      </w:r>
-      <w:r>
-        <w:t>alnych</w:t>
-      </w:r>
-      <w:proofErr w:type="spellEnd"/>
-      <w:r>
-        <w:t xml:space="preserve"> twórców, jak i profesjonalne studia</w:t>
-      </w:r>
-      <w:r>
-        <w:t xml:space="preserve">. Oferują </w:t>
-      </w:r>
-      <w:r>
-        <w:t>szeroki zakres funkcjonalności</w:t>
-      </w:r>
-      <w:r>
-        <w:t xml:space="preserve">, w tym biblioteki do symulacji fizyki w przestrzeni 3D, czy systemy oświetlenia z technologią </w:t>
-      </w:r>
-      <w:proofErr w:type="spellStart"/>
-      <w:r>
-        <w:t>ray</w:t>
-      </w:r>
-      <w:proofErr w:type="spellEnd"/>
-      <w:r>
-        <w:t xml:space="preserve"> </w:t>
-      </w:r>
-      <w:proofErr w:type="spellStart"/>
-      <w:r>
-        <w:t>tracing</w:t>
-      </w:r>
-      <w:proofErr w:type="spellEnd"/>
-      <w:r>
-        <w:t>.</w:t>
-      </w:r>
-      <w:r>
-        <w:t xml:space="preserve"> Nierzadko, w celu wytworzenia nawet </w:t>
-      </w:r>
-      <w:r>
-        <w:t>najprostszej</w:t>
-      </w:r>
-      <w:r>
-        <w:t xml:space="preserve"> gry, wymagane jest napisanie kodu w języku C# (</w:t>
+        <w:t>Stardew Valley</w:t>
+      </w:r>
+      <w:r>
+        <w:t xml:space="preserve">), lub „rzut z boku” (np. gry typu </w:t>
       </w:r>
       <w:r>
         <w:rPr>
           <w:i/>
           <w:iCs/>
         </w:rPr>
-        <w:t>Unity</w:t>
-      </w:r>
-      <w:r>
-        <w:t>), lub C++ (</w:t>
-      </w:r>
-      <w:proofErr w:type="spellStart"/>
+        <w:t>Flappy Bird</w:t>
+      </w:r>
+      <w:r>
+        <w:t xml:space="preserve">). Próba wytworzenia tekstowej gry RPG wymaga </w:t>
+      </w:r>
+      <w:r>
+        <w:t>implementacji znaczącej części logiki systemu od podstaw</w:t>
+      </w:r>
+      <w:r>
+        <w:t xml:space="preserve">, wymagając ponadpodstawowej znajomości </w:t>
+      </w:r>
+      <w:r>
+        <w:t>wybranego języka programowania. Te utrud</w:t>
+      </w:r>
+      <w:r>
+        <w:t>-</w:t>
+      </w:r>
+      <w:r>
+        <w:t>nienia przemawiają przeciwko użyciu tego programu do wytwarzania takich gier.</w:t>
+      </w:r>
+    </w:p>
+    <w:p>
+      <w:r>
+        <w:t xml:space="preserve">Najbardziej odpowiednim doborem silnika wydają się te </w:t>
+      </w:r>
+      <w:r>
+        <w:rPr>
+          <w:b/>
+          <w:bCs/>
+        </w:rPr>
+        <w:t>stworzone do projektowania gier tekstowych</w:t>
+      </w:r>
+      <w:r>
+        <w:t xml:space="preserve">. Należą do nich takie programy jak </w:t>
+      </w:r>
       <w:r>
         <w:rPr>
           <w:i/>
           <w:iCs/>
         </w:rPr>
-        <w:t>Unreal</w:t>
-      </w:r>
-      <w:proofErr w:type="spellEnd"/>
+        <w:t>TADS</w:t>
+      </w:r>
+      <w:r>
+        <w:t xml:space="preserve">, </w:t>
+      </w:r>
       <w:r>
         <w:rPr>
           <w:i/>
           <w:iCs/>
         </w:rPr>
-        <w:t xml:space="preserve"> Engine</w:t>
-      </w:r>
-      <w:r>
-        <w:t>).</w:t>
-      </w:r>
-    </w:p>
-    <w:p>
-      <w:r>
-        <w:t>Rozmiar instalacji tych silników może osiągać</w:t>
-      </w:r>
-      <w:r>
-        <w:t xml:space="preserve"> </w:t>
-      </w:r>
-      <w:r>
-        <w:t xml:space="preserve">nawet </w:t>
-      </w:r>
-      <w:r>
-        <w:t>dziesiątki gigabajtów (w zależności od komponentów)</w:t>
-      </w:r>
-      <w:r>
-        <w:t xml:space="preserve"> [</w:t>
-      </w:r>
-      <w:r>
-        <w:t>7</w:t>
-      </w:r>
-      <w:r>
-        <w:t>]</w:t>
-      </w:r>
-      <w:r>
-        <w:t>. Gry wytworzone w nich bardzo szybko osiągają setki megabajtów, rosnąc przy dodaniu każdej nowej paczki zasobów. Przy wytwarzaniu tekstowych gier RPG, takie rozmiary plików znacząco przekraczają minimum wymagane do dostarczenia w pełni funkcjonalnej gry.</w:t>
-      </w:r>
-    </w:p>
-    <w:p>
-      <w:r>
-        <w:t xml:space="preserve">Zatem, ogólne silniki, takie jak </w:t>
+        <w:t>Inform 7</w:t>
       </w:r>
       <w:r>
         <w:rPr>
           <w:i/>
           <w:iCs/>
         </w:rPr>
-        <w:t>Unity</w:t>
-      </w:r>
-      <w:r>
-        <w:t xml:space="preserve">, czy </w:t>
-      </w:r>
-      <w:proofErr w:type="spellStart"/>
+        <w:t xml:space="preserve"> </w:t>
+      </w:r>
+      <w:r>
+        <w:t>[</w:t>
+      </w:r>
+      <w:r>
+        <w:t>9</w:t>
+      </w:r>
+      <w:r>
+        <w:t>]</w:t>
+      </w:r>
+      <w:r>
+        <w:t xml:space="preserve">, lub </w:t>
+      </w:r>
       <w:r>
         <w:rPr>
           <w:i/>
           <w:iCs/>
         </w:rPr>
-        <w:t>Unreal</w:t>
-      </w:r>
-      <w:proofErr w:type="spellEnd"/>
+        <w:t>Twine</w:t>
+      </w:r>
       <w:r>
         <w:rPr>
           <w:i/>
           <w:iCs/>
         </w:rPr>
-        <w:t xml:space="preserve"> Engine</w:t>
-      </w:r>
-      <w:r>
-        <w:t xml:space="preserve">, nie są optymalnym </w:t>
-      </w:r>
-      <w:r>
-        <w:t xml:space="preserve">rozwiązaniem dla osób tworzących </w:t>
-      </w:r>
-      <w:r>
-        <w:t>tekstowe</w:t>
-      </w:r>
-      <w:r>
-        <w:t xml:space="preserve"> gry.</w:t>
-      </w:r>
-    </w:p>
-    <w:p>
-      <w:r>
-        <w:t>Na rynku</w:t>
-      </w:r>
-      <w:r>
-        <w:t xml:space="preserve"> można również znaleźć </w:t>
-      </w:r>
-      <w:r>
-        <w:rPr>
-          <w:b/>
-          <w:bCs/>
-        </w:rPr>
-        <w:t>dedykowane rozwiązania do tworzenia gier RPG</w:t>
-      </w:r>
-      <w:r>
-        <w:t xml:space="preserve">, takie jak </w:t>
+        <w:t xml:space="preserve"> </w:t>
+      </w:r>
+      <w:r>
+        <w:t>[1</w:t>
+      </w:r>
+      <w:r>
+        <w:t>0</w:t>
+      </w:r>
+      <w:r>
+        <w:t>]</w:t>
+      </w:r>
+      <w:r>
+        <w:t xml:space="preserve">. Mimo specyficznego zastosowania, często wymagają jednak kodu w </w:t>
+      </w:r>
+      <w:r>
+        <w:t xml:space="preserve">narzuconym z góry </w:t>
+      </w:r>
+      <w:r>
+        <w:t xml:space="preserve">(czasem własnym) języku programowania. Dodatkowo, </w:t>
+      </w:r>
+      <w:r>
+        <w:t>złożoność interfejsu użytkownika</w:t>
+      </w:r>
+      <w:r>
+        <w:t xml:space="preserve"> </w:t>
+      </w:r>
+      <w:r>
+        <w:t>może wydawać się przytłaczająca dla laików.</w:t>
+      </w:r>
+    </w:p>
+    <w:p>
+      <w:r>
+        <w:lastRenderedPageBreak/>
+        <w:t xml:space="preserve">Zatem istniejące na rynku rozwiązania umożliwiające tworzenie gier, mają spore wady, a ich użytkowanie </w:t>
+      </w:r>
+      <w:r>
+        <w:t>może stanowić istotną barierę wejścia</w:t>
+      </w:r>
+      <w:r>
+        <w:t xml:space="preserve"> </w:t>
+      </w:r>
+      <w:r>
+        <w:t>dla osób bez doświadczenia w pisaniu kodu lub obsługi technicznych programów.</w:t>
+      </w:r>
+    </w:p>
+    <w:p>
+      <w:pPr>
+        <w:pStyle w:val="Heading2"/>
+      </w:pPr>
+      <w:bookmarkStart w:id="8" w:name="_Toc226833526"/>
+      <w:r>
+        <w:t>2.3. Platformy dystrybucji gier tworzonych przez użytkowni</w:t>
+      </w:r>
+      <w:r>
+        <w:t>-</w:t>
+      </w:r>
+      <w:r>
+        <w:t>ków</w:t>
+      </w:r>
+      <w:bookmarkEnd w:id="8"/>
+    </w:p>
+    <w:p>
+      <w:r>
+        <w:t xml:space="preserve">Istnieją różne </w:t>
+      </w:r>
+      <w:r>
+        <w:t xml:space="preserve">ogólnodostępne </w:t>
+      </w:r>
+      <w:r>
+        <w:t>platformy dystrybucji gier komputerowych.</w:t>
+      </w:r>
+      <w:r>
+        <w:t xml:space="preserve"> </w:t>
+      </w:r>
+      <w:r>
+        <w:t xml:space="preserve">Jedną </w:t>
+      </w:r>
+      <w:r>
+        <w:t xml:space="preserve">z </w:t>
+      </w:r>
+      <w:r>
+        <w:t>platform</w:t>
+      </w:r>
+      <w:r>
+        <w:t xml:space="preserve"> jest </w:t>
       </w:r>
       <w:r>
         <w:rPr>
           <w:i/>
           <w:iCs/>
         </w:rPr>
-        <w:t>RPG Maker</w:t>
+        <w:t>Steam</w:t>
       </w:r>
       <w:r>
         <w:rPr>
@@ -5327,489 +5302,211 @@
         <w:t>[</w:t>
       </w:r>
       <w:r>
-        <w:t>8</w:t>
+        <w:t>11</w:t>
       </w:r>
       <w:r>
         <w:t>]</w:t>
       </w:r>
       <w:r>
-        <w:t xml:space="preserve">. </w:t>
+        <w:t>, umożliwiająca publikację, sprzedaż, kupno oraz wymianę g</w:t>
+      </w:r>
+      <w:r>
+        <w:t>ier</w:t>
+      </w:r>
+      <w:r>
+        <w:t xml:space="preserve"> wideo. Można na niej znaleźć zarówno gry znanych wytwórni (jak </w:t>
       </w:r>
       <w:r>
         <w:rPr>
           <w:i/>
           <w:iCs/>
         </w:rPr>
-        <w:t>RPG Maker</w:t>
-      </w:r>
-      <w:r>
-        <w:t xml:space="preserve"> jest narzędziem o zawężonym zakresie funkcjonalności, skupiającym się na grach 2D. Główny model jednak opiera się na podejściu graficznym</w:t>
-      </w:r>
-      <w:r>
-        <w:t xml:space="preserve"> - </w:t>
-      </w:r>
-      <w:r>
-        <w:t>oczekuje się od użytkownika obrazków (ang. „</w:t>
-      </w:r>
-      <w:proofErr w:type="spellStart"/>
-      <w:r>
-        <w:t>sprites</w:t>
-      </w:r>
-      <w:proofErr w:type="spellEnd"/>
-      <w:r>
-        <w:t xml:space="preserve">”) oraz podejścia „rzut z góry” (tak jak w grze </w:t>
-      </w:r>
-      <w:proofErr w:type="spellStart"/>
+        <w:t>Cyberpunk 2077</w:t>
+      </w:r>
+      <w:r>
+        <w:t xml:space="preserve"> od CD Projekt Red</w:t>
+      </w:r>
+      <w:r>
+        <w:t xml:space="preserve"> [1</w:t>
+      </w:r>
+      <w:r>
+        <w:t>2</w:t>
+      </w:r>
+      <w:r>
+        <w:t>]</w:t>
+      </w:r>
+      <w:r>
+        <w:t>) oraz małe, darmowe gry hobbistów.</w:t>
+      </w:r>
+    </w:p>
+    <w:p>
+      <w:r>
+        <w:t>Innym popularnym rozwiązaniem</w:t>
+      </w:r>
+      <w:r>
+        <w:t xml:space="preserve"> </w:t>
+      </w:r>
+      <w:r>
+        <w:t>oferując</w:t>
+      </w:r>
+      <w:r>
+        <w:t>ym</w:t>
+      </w:r>
+      <w:r>
+        <w:t xml:space="preserve"> marketplace gier jest </w:t>
+      </w:r>
       <w:r>
         <w:rPr>
           <w:i/>
           <w:iCs/>
         </w:rPr>
-        <w:t>Stardew</w:t>
-      </w:r>
-      <w:proofErr w:type="spellEnd"/>
+        <w:t>itch.io</w:t>
+      </w:r>
       <w:r>
         <w:rPr>
           <w:i/>
           <w:iCs/>
         </w:rPr>
-        <w:t xml:space="preserve"> Valley</w:t>
-      </w:r>
-      <w:r>
-        <w:t xml:space="preserve">), lub „rzut z boku” (np. gry typu </w:t>
-      </w:r>
-      <w:proofErr w:type="spellStart"/>
+        <w:t xml:space="preserve"> </w:t>
+      </w:r>
+      <w:r>
+        <w:t>[1</w:t>
+      </w:r>
+      <w:r>
+        <w:t>3</w:t>
+      </w:r>
+      <w:r>
+        <w:t>]</w:t>
+      </w:r>
+      <w:r>
+        <w:t>.</w:t>
+      </w:r>
+      <w:r>
+        <w:t xml:space="preserve"> To platforma bardziej skoncentrowana na niezależnych twórcach. Można znaleźć na niej gry, paczki zasobów dla twórców gier (muzyka, modele, animacje), a nawet książki.</w:t>
+      </w:r>
+    </w:p>
+    <w:p>
+      <w:r>
+        <w:t xml:space="preserve">Platformy te w znacznym stopniu wspierają małych twórców, umożliwiając publikację własnych projektów bez konieczności współpracy z dużymi wydawcami. W szczególności </w:t>
+      </w:r>
       <w:r>
         <w:rPr>
           <w:i/>
           <w:iCs/>
         </w:rPr>
-        <w:t>Flappy</w:t>
-      </w:r>
-      <w:proofErr w:type="spellEnd"/>
+        <w:t>itch.io</w:t>
+      </w:r>
+      <w:r>
+        <w:t xml:space="preserve"> oferuje dużą swobodę publikacji, pozwalając twórcom na udostępnianie gier zarówno bezpłatnie, jak i w modelu płatnym.</w:t>
+      </w:r>
+    </w:p>
+    <w:p>
+      <w:r>
+        <w:t>Jednocześnie wsparcie dla gier tekstowych jest ograniczone. Chociaż możliwe jest publi</w:t>
+      </w:r>
+      <w:r>
+        <w:t>-</w:t>
+      </w:r>
+      <w:r>
+        <w:t>kowanie tego typu projektów, platformy te nie oferują dedykowanych narzędzi ani mechanizmów wspierających ich tworzenie lub odtwarzanie bezpośrednio w przeglądarce. W praktyce oznacza to konieczność dostarczenia gotowego pliku wykonywalnego lub aplikacji webowej przygotowanej poza platformą.</w:t>
+      </w:r>
+    </w:p>
+    <w:p>
+      <w:r>
+        <w:t xml:space="preserve">Próg wejścia dla twórców jest zróżnicowany w zależności od platformy. W przypadku </w:t>
+      </w:r>
       <w:r>
         <w:rPr>
           <w:i/>
           <w:iCs/>
         </w:rPr>
-        <w:t xml:space="preserve"> Bird</w:t>
-      </w:r>
-      <w:r>
-        <w:t xml:space="preserve">). Próba wytworzenia tekstowej gry RPG wymaga </w:t>
-      </w:r>
-      <w:r>
-        <w:t>implementacji znaczącej części logiki systemu od podstaw</w:t>
-      </w:r>
-      <w:r>
-        <w:t xml:space="preserve">, wymagając ponadpodstawowej znajomości </w:t>
-      </w:r>
-      <w:r>
-        <w:t>wybranego języka programowania. Te utrudnienia przemawiają przeciwko użyciu tego programu do wytwarzania takich gier.</w:t>
-      </w:r>
-    </w:p>
-    <w:p>
-      <w:r>
-        <w:t xml:space="preserve">Najbardziej odpowiednim doborem silnika wydają się te </w:t>
-      </w:r>
-      <w:r>
-        <w:rPr>
-          <w:b/>
-          <w:bCs/>
-        </w:rPr>
-        <w:t>stworzone do projektowania gier tekstowych</w:t>
-      </w:r>
-      <w:r>
-        <w:t xml:space="preserve">. Należą do nich takie programy jak </w:t>
+        <w:t xml:space="preserve">itch.io </w:t>
+      </w:r>
+      <w:r>
+        <w:t>proces publikacji jest stosunkowo prosty i dostępny dla indywidualnych użytkowników. Natomiast</w:t>
+      </w:r>
+      <w:r>
+        <w:t>,</w:t>
+      </w:r>
+      <w:r>
+        <w:t xml:space="preserve"> platforma </w:t>
       </w:r>
       <w:r>
         <w:rPr>
           <w:i/>
           <w:iCs/>
         </w:rPr>
-        <w:t>TADS</w:t>
-      </w:r>
-      <w:r>
-        <w:t xml:space="preserve">, </w:t>
-      </w:r>
-      <w:proofErr w:type="spellStart"/>
+        <w:t>Steam</w:t>
+      </w:r>
+      <w:r>
+        <w:t xml:space="preserve"> wymaga przejścia procedury weryfikacyjnej oraz wniesienia opłaty publikacyjnej, co może stanowić dodatkową barierę dla początkujących twórców.</w:t>
+      </w:r>
+    </w:p>
+    <w:p>
+      <w:r>
+        <w:t>Wymienione wyżej platformy nie oferują integracji publikacji z tworzeniem. Nie są same w sobie silnikiem, jedynie wirtualnym „sklepem” zaopatrywanym przez społeczność.</w:t>
+      </w:r>
+      <w:r>
+        <w:t xml:space="preserve"> Warto wspomnieć, że w przypadku publikacji płatnej gry, </w:t>
+      </w:r>
       <w:r>
         <w:rPr>
           <w:i/>
           <w:iCs/>
         </w:rPr>
-        <w:t>Inform</w:t>
-      </w:r>
-      <w:proofErr w:type="spellEnd"/>
+        <w:t>Steam</w:t>
+      </w:r>
+      <w:r>
+        <w:t xml:space="preserve"> pobiera nawet 30% zarobków</w:t>
+      </w:r>
+      <w:r>
+        <w:t xml:space="preserve"> [1</w:t>
+      </w:r>
+      <w:r>
+        <w:t>4</w:t>
+      </w:r>
+      <w:r>
+        <w:t>]</w:t>
+      </w:r>
+      <w:r>
+        <w:t>.</w:t>
+      </w:r>
+    </w:p>
+    <w:p>
+      <w:pPr>
+        <w:pStyle w:val="Heading2"/>
+      </w:pPr>
+      <w:bookmarkStart w:id="9" w:name="_Toc226833527"/>
+      <w:r>
+        <w:t>2.4. Wnioski z analizy istniejących rozwiązań</w:t>
+      </w:r>
+      <w:bookmarkEnd w:id="9"/>
+    </w:p>
+    <w:p>
+      <w:r>
+        <w:t>Na podstawie przeprowadzonej analizy można stwierdzić, że istnieje szeroki zakres narzędzi oraz platform umożliwiających tworzenie i dystrybucję gier komputerowych. Rozwiązania te oferują rozbudowane funkcjonalności oraz wsparcie dla różnych typów projektów, od gier prostych po zaawansowane produkcje komercyjne.</w:t>
+      </w:r>
+    </w:p>
+    <w:p>
+      <w:r>
+        <w:t xml:space="preserve">Jednocześnie zidentyfikowano szereg istotnych ograniczeń. W przypadku ogólnych silników gier, takich jak </w:t>
+      </w:r>
       <w:r>
         <w:rPr>
           <w:i/>
           <w:iCs/>
         </w:rPr>
-        <w:t xml:space="preserve"> 7</w:t>
+        <w:t>Unity</w:t>
+      </w:r>
+      <w:r>
+        <w:t xml:space="preserve"> czy </w:t>
       </w:r>
       <w:r>
         <w:rPr>
           <w:i/>
           <w:iCs/>
         </w:rPr>
-        <w:t xml:space="preserve"> </w:t>
-      </w:r>
-      <w:r>
-        <w:t>[</w:t>
-      </w:r>
-      <w:r>
-        <w:t>9</w:t>
-      </w:r>
-      <w:proofErr w:type="gramStart"/>
-      <w:r>
-        <w:t>]</w:t>
-      </w:r>
-      <w:r>
-        <w:t>,</w:t>
-      </w:r>
-      <w:proofErr w:type="gramEnd"/>
-      <w:r>
-        <w:t xml:space="preserve"> lub </w:t>
-      </w:r>
-      <w:proofErr w:type="spellStart"/>
-      <w:r>
-        <w:rPr>
-          <w:i/>
-          <w:iCs/>
-        </w:rPr>
-        <w:t>Twine</w:t>
-      </w:r>
-      <w:proofErr w:type="spellEnd"/>
-      <w:r>
-        <w:rPr>
-          <w:i/>
-          <w:iCs/>
-        </w:rPr>
-        <w:t xml:space="preserve"> </w:t>
-      </w:r>
-      <w:r>
-        <w:t>[1</w:t>
-      </w:r>
-      <w:r>
-        <w:t>0</w:t>
-      </w:r>
-      <w:r>
-        <w:t>]</w:t>
-      </w:r>
-      <w:r>
-        <w:t xml:space="preserve">. Mimo specyficznego zastosowania, często wymagają jednak kodu w </w:t>
-      </w:r>
-      <w:r>
-        <w:t xml:space="preserve">narzuconym z góry </w:t>
-      </w:r>
-      <w:r>
-        <w:t xml:space="preserve">(czasem własnym) języku programowania. Dodatkowo, </w:t>
-      </w:r>
-      <w:r>
-        <w:t>złożoność interfejsu użytkownika</w:t>
-      </w:r>
-      <w:r>
-        <w:t xml:space="preserve"> </w:t>
-      </w:r>
-      <w:r>
-        <w:t>może wydawać się przytłaczająca dla laików.</w:t>
-      </w:r>
-    </w:p>
-    <w:p>
-      <w:r>
-        <w:lastRenderedPageBreak/>
-        <w:t xml:space="preserve">Zatem istniejące na rynku rozwiązania umożliwiające tworzenie gier, mają spore wady, a ich użytkowanie </w:t>
-      </w:r>
-      <w:r>
-        <w:t>może stanowić istotną barierę wejścia</w:t>
-      </w:r>
-      <w:r>
-        <w:t xml:space="preserve"> </w:t>
-      </w:r>
-      <w:r>
-        <w:t>dla osób bez doświadczenia w pisaniu kodu lub obsługi technicznych programów.</w:t>
-      </w:r>
-    </w:p>
-    <w:p>
-      <w:pPr>
-        <w:pStyle w:val="Heading2"/>
-      </w:pPr>
-      <w:bookmarkStart w:id="8" w:name="_Toc226833526"/>
-      <w:r>
-        <w:t xml:space="preserve">2.3. Platformy dystrybucji gier tworzonych przez </w:t>
-      </w:r>
-      <w:proofErr w:type="spellStart"/>
-      <w:r>
-        <w:t>użytkowni</w:t>
-      </w:r>
-      <w:r>
-        <w:t>-</w:t>
-      </w:r>
-      <w:r>
-        <w:t>ków</w:t>
-      </w:r>
-      <w:bookmarkEnd w:id="8"/>
-      <w:proofErr w:type="spellEnd"/>
-    </w:p>
-    <w:p>
-      <w:r>
-        <w:t xml:space="preserve">Istnieją różne </w:t>
-      </w:r>
-      <w:r>
-        <w:t xml:space="preserve">ogólnodostępne </w:t>
-      </w:r>
-      <w:r>
-        <w:t>platformy dystrybucji gier komputerowych.</w:t>
-      </w:r>
-      <w:r>
-        <w:t xml:space="preserve"> </w:t>
-      </w:r>
-      <w:r>
-        <w:t xml:space="preserve">Jedną </w:t>
-      </w:r>
-      <w:r>
-        <w:t xml:space="preserve">z </w:t>
-      </w:r>
-      <w:r>
-        <w:t>platform</w:t>
-      </w:r>
-      <w:r>
-        <w:t xml:space="preserve"> jest </w:t>
-      </w:r>
-      <w:proofErr w:type="spellStart"/>
-      <w:r>
-        <w:rPr>
-          <w:i/>
-          <w:iCs/>
-        </w:rPr>
-        <w:t>Steam</w:t>
-      </w:r>
-      <w:proofErr w:type="spellEnd"/>
-      <w:r>
-        <w:rPr>
-          <w:i/>
-          <w:iCs/>
-        </w:rPr>
-        <w:t xml:space="preserve"> </w:t>
-      </w:r>
-      <w:r>
-        <w:t>[</w:t>
-      </w:r>
-      <w:r>
-        <w:t>11</w:t>
-      </w:r>
-      <w:r>
-        <w:t>]</w:t>
-      </w:r>
-      <w:r>
-        <w:t>, umożliwiająca publikację, sprzedaż, kupno oraz wymianę g</w:t>
-      </w:r>
-      <w:r>
-        <w:t>ier</w:t>
-      </w:r>
-      <w:r>
-        <w:t xml:space="preserve"> wideo. Można na niej znaleźć zarówno gry znanych wytwórni (jak </w:t>
-      </w:r>
-      <w:r>
-        <w:rPr>
-          <w:i/>
-          <w:iCs/>
-        </w:rPr>
-        <w:t>Cyberpunk 2077</w:t>
-      </w:r>
-      <w:r>
-        <w:t xml:space="preserve"> od CD Projekt Red</w:t>
-      </w:r>
-      <w:r>
-        <w:t xml:space="preserve"> [1</w:t>
-      </w:r>
-      <w:r>
-        <w:t>2</w:t>
-      </w:r>
-      <w:r>
-        <w:t>]</w:t>
-      </w:r>
-      <w:r>
-        <w:t>) oraz małe, darmowe gry hobbistów.</w:t>
-      </w:r>
-    </w:p>
-    <w:p>
-      <w:r>
-        <w:t>Innym popularnym rozwiązaniem</w:t>
-      </w:r>
-      <w:r>
-        <w:t xml:space="preserve"> </w:t>
-      </w:r>
-      <w:r>
-        <w:t>oferując</w:t>
-      </w:r>
-      <w:r>
-        <w:t>ym</w:t>
-      </w:r>
-      <w:r>
-        <w:t xml:space="preserve"> </w:t>
-      </w:r>
-      <w:proofErr w:type="spellStart"/>
-      <w:r>
-        <w:t>marketplace</w:t>
-      </w:r>
-      <w:proofErr w:type="spellEnd"/>
-      <w:r>
-        <w:t xml:space="preserve"> gier jest </w:t>
-      </w:r>
-      <w:r>
-        <w:rPr>
-          <w:i/>
-          <w:iCs/>
-        </w:rPr>
-        <w:t>itch.io</w:t>
-      </w:r>
-      <w:r>
-        <w:rPr>
-          <w:i/>
-          <w:iCs/>
-        </w:rPr>
-        <w:t xml:space="preserve"> </w:t>
-      </w:r>
-      <w:r>
-        <w:t>[1</w:t>
-      </w:r>
-      <w:r>
-        <w:t>3</w:t>
-      </w:r>
-      <w:r>
-        <w:t>]</w:t>
-      </w:r>
-      <w:r>
-        <w:t>.</w:t>
-      </w:r>
-      <w:r>
-        <w:t xml:space="preserve"> To platforma bardziej skoncentrowana na niezależnych twórcach. Można znaleźć na niej gry, paczki zasobów dla twórców gier (muzyka, modele, animacje), a nawet książki.</w:t>
-      </w:r>
-    </w:p>
-    <w:p>
-      <w:r>
-        <w:t xml:space="preserve">Platformy te w znacznym stopniu wspierają małych twórców, umożliwiając publikację własnych projektów bez konieczności współpracy z dużymi wydawcami. W szczególności </w:t>
-      </w:r>
-      <w:r>
-        <w:rPr>
-          <w:i/>
-          <w:iCs/>
-        </w:rPr>
-        <w:t>itch.io</w:t>
-      </w:r>
-      <w:r>
-        <w:t xml:space="preserve"> oferuje dużą swobodę publikacji, pozwalając twórcom na udostępnianie gier zarówno bezpłatnie, jak i w modelu płatnym.</w:t>
-      </w:r>
-    </w:p>
-    <w:p>
-      <w:r>
-        <w:t>Jednocześnie wsparcie dla gier tekstowych jest ograniczone. Chociaż możliwe jest publikowanie tego typu projektów, platformy te nie oferują dedykowanych narzędzi ani mechanizmów wspierających ich tworzenie lub odtwarzanie bezpośrednio w przeglądarce. W praktyce oznacza to konieczność dostarczenia gotowego pliku wykonywalnego lub aplikacji webowej przygotowanej poza platformą.</w:t>
-      </w:r>
-    </w:p>
-    <w:p>
-      <w:r>
-        <w:t xml:space="preserve">Próg wejścia dla twórców jest zróżnicowany w zależności od platformy. W przypadku </w:t>
-      </w:r>
-      <w:r>
-        <w:rPr>
-          <w:i/>
-          <w:iCs/>
-        </w:rPr>
-        <w:t xml:space="preserve">itch.io </w:t>
-      </w:r>
-      <w:r>
-        <w:t xml:space="preserve">proces publikacji jest stosunkowo prosty i dostępny dla indywidualnych użytkowników. Natomiast platforma </w:t>
-      </w:r>
-      <w:proofErr w:type="spellStart"/>
-      <w:r>
-        <w:rPr>
-          <w:i/>
-          <w:iCs/>
-        </w:rPr>
-        <w:t>Steam</w:t>
-      </w:r>
-      <w:proofErr w:type="spellEnd"/>
-      <w:r>
-        <w:t xml:space="preserve"> wymaga przejścia procedury weryfikacyjnej oraz wniesienia opłaty publikacyjnej, co może stanowić dodatkową barierę dla początkujących twórców.</w:t>
-      </w:r>
-    </w:p>
-    <w:p>
-      <w:r>
-        <w:t>Wymienione wyżej platformy nie oferują integracji publikacji z tworzeniem. Nie są same w sobie silnikiem, jedynie wirtualnym „sklepem” zaopatrywanym przez społeczność.</w:t>
-      </w:r>
-      <w:r>
-        <w:t xml:space="preserve"> Warto wspomnieć, że w przypadku publikacji płatnej gry, </w:t>
-      </w:r>
-      <w:proofErr w:type="spellStart"/>
-      <w:r>
-        <w:rPr>
-          <w:i/>
-          <w:iCs/>
-        </w:rPr>
-        <w:t>Steam</w:t>
-      </w:r>
-      <w:proofErr w:type="spellEnd"/>
-      <w:r>
-        <w:t xml:space="preserve"> pobiera nawet 30% zarobków</w:t>
-      </w:r>
-      <w:r>
-        <w:t xml:space="preserve"> [1</w:t>
-      </w:r>
-      <w:r>
-        <w:t>4</w:t>
-      </w:r>
-      <w:r>
-        <w:t>]</w:t>
-      </w:r>
-      <w:r>
-        <w:t>.</w:t>
-      </w:r>
-    </w:p>
-    <w:p>
-      <w:pPr>
-        <w:pStyle w:val="Heading2"/>
-      </w:pPr>
-      <w:bookmarkStart w:id="9" w:name="_Toc226833527"/>
-      <w:r>
-        <w:t>2.4. Wnioski z analizy istniejących rozwiązań</w:t>
-      </w:r>
-      <w:bookmarkEnd w:id="9"/>
-    </w:p>
-    <w:p>
-      <w:r>
-        <w:t>Na podstawie przeprowadzonej analizy można stwierdzić, że istnieje szeroki zakres narzędzi oraz platform umożliwiających tworzenie i dystrybucję gier komputerowych. Rozwiązania te oferują rozbudowane funkcjonalności oraz wsparcie dla różnych typów projektów, od gier prostych po zaawansowane produkcje komercyjne.</w:t>
-      </w:r>
-    </w:p>
-    <w:p>
-      <w:r>
-        <w:t xml:space="preserve">Jednocześnie zidentyfikowano szereg istotnych ograniczeń. W przypadku ogólnych silników gier, takich jak </w:t>
-      </w:r>
-      <w:r>
-        <w:rPr>
-          <w:i/>
-          <w:iCs/>
-        </w:rPr>
-        <w:t>Unity</w:t>
-      </w:r>
-      <w:r>
-        <w:t xml:space="preserve"> czy </w:t>
-      </w:r>
-      <w:proofErr w:type="spellStart"/>
-      <w:r>
-        <w:rPr>
-          <w:i/>
-          <w:iCs/>
-        </w:rPr>
-        <w:t>Unreal</w:t>
-      </w:r>
-      <w:proofErr w:type="spellEnd"/>
-      <w:r>
-        <w:rPr>
-          <w:i/>
-          <w:iCs/>
-        </w:rPr>
-        <w:t xml:space="preserve"> Engine</w:t>
+        <w:t>Unreal Engine</w:t>
       </w:r>
       <w:r>
         <w:t>, problemem jest wysoki poziom złożoności oraz konieczność posiadania umiejętności programistycznych. Dedykowane narzędzia do tworzenia gier RPG często opierają się na modelu graficznym, który nie odpowiada specyfice gier tekstowych.</w:t>
@@ -5828,15 +5525,7 @@
     </w:p>
     <w:p>
       <w:r>
-        <w:t>Na podstawie powyższych obserwacji można wskazać kluczowe problemy, takie jak wysoki próg wejścia, brak narzędzi typu no-</w:t>
-      </w:r>
-      <w:proofErr w:type="spellStart"/>
-      <w:r>
-        <w:t>code</w:t>
-      </w:r>
-      <w:proofErr w:type="spellEnd"/>
-      <w:r>
-        <w:t xml:space="preserve"> dedykowanych grom tekstowym oraz brak zintegrowanych rozwiązań łączących proces tworzenia i dystrybucji.</w:t>
+        <w:t>Na podstawie powyższych obserwacji można wskazać kluczowe problemy, takie jak wysoki próg wejścia, brak narzędzi typu no-code dedykowanych grom tekstowym oraz brak zintegrowanych rozwiązań łączących proces tworzenia i dystrybucji.</w:t>
       </w:r>
     </w:p>
     <w:p>
@@ -5851,59 +5540,30 @@
     </w:p>
     <w:p>
       <w:r>
-        <w:t xml:space="preserve">Na podstawie zidentyfikowanych problemów sformułowano założenia projektowe </w:t>
-      </w:r>
-      <w:proofErr w:type="spellStart"/>
-      <w:r>
-        <w:t>opraco</w:t>
+        <w:t>Na podstawie zidentyfikowanych problemów sformułowano założenia projektowe opraco</w:t>
       </w:r>
       <w:r>
         <w:t>-</w:t>
       </w:r>
       <w:r>
-        <w:t>wanego</w:t>
-      </w:r>
-      <w:proofErr w:type="spellEnd"/>
-      <w:r>
-        <w:t xml:space="preserve"> systemu.</w:t>
-      </w:r>
-    </w:p>
-    <w:p>
-      <w:r>
-        <w:t xml:space="preserve">W celu obniżenia progu wejścia przyjęto założenie, że system nie wymaga znajomości </w:t>
-      </w:r>
-      <w:proofErr w:type="spellStart"/>
-      <w:r>
-        <w:t>języ</w:t>
+        <w:t>wanego systemu.</w:t>
+      </w:r>
+    </w:p>
+    <w:p>
+      <w:r>
+        <w:t>W celu obniżenia progu wejścia przyjęto założenie, że system nie wymaga znajomości języ</w:t>
       </w:r>
       <w:r>
         <w:t>-</w:t>
       </w:r>
       <w:r>
-        <w:t>ków</w:t>
-      </w:r>
-      <w:proofErr w:type="spellEnd"/>
-      <w:r>
-        <w:t xml:space="preserve"> programowania i umożliwia tworzenie gier w modelu no-</w:t>
-      </w:r>
-      <w:proofErr w:type="spellStart"/>
-      <w:r>
-        <w:t>code</w:t>
-      </w:r>
-      <w:proofErr w:type="spellEnd"/>
-      <w:r>
-        <w:t>.</w:t>
-      </w:r>
-    </w:p>
-    <w:p>
-      <w:r>
-        <w:t xml:space="preserve">W odpowiedzi na brak integracji pomiędzy tworzeniem a dystrybucją, zaprojektowano </w:t>
-      </w:r>
-      <w:proofErr w:type="spellStart"/>
-      <w:r>
-        <w:t>roz</w:t>
-      </w:r>
-      <w:proofErr w:type="spellEnd"/>
+        <w:t>ków programowania i umożliwia tworzenie gier w modelu no-code.</w:t>
+      </w:r>
+    </w:p>
+    <w:p>
+      <w:r>
+        <w:t>W odpowiedzi na brak integracji pomiędzy tworzeniem a dystrybucją, zaprojektowano roz</w:t>
+      </w:r>
       <w:r>
         <w:t>-</w:t>
       </w:r>
@@ -6009,21 +5669,13 @@
         </w:numPr>
       </w:pPr>
       <w:r>
-        <w:t xml:space="preserve">WF-05: System umożliwia dodawanie przedmiotów do pomieszczeń oraz </w:t>
-      </w:r>
-      <w:proofErr w:type="spellStart"/>
-      <w:r>
-        <w:t>definio</w:t>
+        <w:t>WF-05: System umożliwia dodawanie przedmiotów do pomieszczeń oraz definio</w:t>
       </w:r>
       <w:r>
         <w:t>-</w:t>
       </w:r>
       <w:r>
-        <w:t>wanie</w:t>
-      </w:r>
-      <w:proofErr w:type="spellEnd"/>
-      <w:r>
-        <w:t xml:space="preserve"> ich właściwości (możliwość podniesienia, użycia, blokowania przejść).</w:t>
+        <w:t>wanie ich właściwości (możliwość podniesienia, użycia, blokowania przejść).</w:t>
       </w:r>
     </w:p>
     <w:p>
@@ -8955,33 +8607,19 @@
         <w:rPr>
           <w:rFonts w:eastAsia="Book Antiqua" w:cs="Book Antiqua"/>
         </w:rPr>
-        <w:t xml:space="preserve"> zawiera metadane gier oraz ich pełną definicję. Pole game_content przechowuje strukturę gry w formacie JSON, zawierającą listę pomieszczeń z ich opisami, przedmiotami, postaciami NPC, połączeniami kierunkowymi oraz identyfikatorem </w:t>
-      </w:r>
-      <w:proofErr w:type="spellStart"/>
+        <w:t xml:space="preserve"> zawiera metadane gier oraz ich pełną definicję. Pole game_content przechowuje strukturę gry w formacie JSON, zawierającą listę pomieszczeń z ich opisami, przedmiotami, postaciami NPC, połączeniami kierunkowymi oraz identyfikatorem pomiesz</w:t>
+      </w:r>
       <w:r>
         <w:rPr>
           <w:rFonts w:eastAsia="Book Antiqua" w:cs="Book Antiqua"/>
         </w:rPr>
-        <w:t>pomiesz</w:t>
+        <w:t>-</w:t>
       </w:r>
       <w:r>
         <w:rPr>
           <w:rFonts w:eastAsia="Book Antiqua" w:cs="Book Antiqua"/>
         </w:rPr>
-        <w:t>-</w:t>
-      </w:r>
-      <w:r>
-        <w:rPr>
-          <w:rFonts w:eastAsia="Book Antiqua" w:cs="Book Antiqua"/>
-        </w:rPr>
-        <w:t>czenia</w:t>
-      </w:r>
-      <w:proofErr w:type="spellEnd"/>
-      <w:r>
-        <w:rPr>
-          <w:rFonts w:eastAsia="Book Antiqua" w:cs="Book Antiqua"/>
-        </w:rPr>
-        <w:t xml:space="preserve"> startowego. Pole is_published określa widoczność gry w marketplace. Klucz obcy author_id odnosi się do tabeli users.</w:t>
+        <w:t>czenia startowego. Pole is_published określa widoczność gry w marketplace. Klucz obcy author_id odnosi się do tabeli users.</w:t>
       </w:r>
     </w:p>
     <w:p>
@@ -9021,19 +8659,11 @@
         </w:rPr>
         <w:t xml:space="preserve"> przechowuje pary (user_id, game_id) ze znacznikiem czasu, realizując funkcję polubień. Kombinacja obu kluczy obcych jest unikalna, co uniemożliwia wielokrotne </w:t>
       </w:r>
-      <w:proofErr w:type="spellStart"/>
       <w:r>
         <w:rPr>
           <w:rFonts w:eastAsia="Book Antiqua" w:cs="Book Antiqua"/>
         </w:rPr>
-        <w:t>polubie</w:t>
-      </w:r>
-      <w:proofErr w:type="spellEnd"/>
-      <w:r>
-        <w:rPr>
-          <w:rFonts w:eastAsia="Book Antiqua" w:cs="Book Antiqua"/>
-        </w:rPr>
-        <w:t>-</w:t>
+        <w:t>polubie-</w:t>
       </w:r>
       <w:r>
         <w:rPr>
@@ -9404,33 +9034,19 @@
         <w:rPr>
           <w:rFonts w:eastAsia="Book Antiqua" w:cs="Book Antiqua"/>
         </w:rPr>
-        <w:t xml:space="preserve">Pole game_state tabeli playthroughs przechowuje dynamiczny stan rozgrywki, </w:t>
-      </w:r>
-      <w:proofErr w:type="spellStart"/>
+        <w:t>Pole game_state tabeli playthroughs przechowuje dynamiczny stan rozgrywki, aktualizo</w:t>
+      </w:r>
       <w:r>
         <w:rPr>
           <w:rFonts w:eastAsia="Book Antiqua" w:cs="Book Antiqua"/>
         </w:rPr>
-        <w:t>aktualizo</w:t>
+        <w:t>-</w:t>
       </w:r>
       <w:r>
         <w:rPr>
           <w:rFonts w:eastAsia="Book Antiqua" w:cs="Book Antiqua"/>
         </w:rPr>
-        <w:t>-</w:t>
-      </w:r>
-      <w:r>
-        <w:rPr>
-          <w:rFonts w:eastAsia="Book Antiqua" w:cs="Book Antiqua"/>
-        </w:rPr>
-        <w:t>wany</w:t>
-      </w:r>
-      <w:proofErr w:type="spellEnd"/>
-      <w:r>
-        <w:rPr>
-          <w:rFonts w:eastAsia="Book Antiqua" w:cs="Book Antiqua"/>
-        </w:rPr>
-        <w:t xml:space="preserve"> po każdej akcji gracza:</w:t>
+        <w:t>wany po każdej akcji gracza:</w:t>
       </w:r>
     </w:p>
     <w:p>
@@ -9459,23 +9075,33 @@
           <w:rFonts w:ascii="Consolas" w:eastAsia="Consolas" w:hAnsi="Consolas" w:cs="Consolas"/>
           <w:lang w:val="en-US"/>
         </w:rPr>
-        <w:t xml:space="preserve">  "</w:t>
-      </w:r>
-      <w:proofErr w:type="spellStart"/>
+        <w:t xml:space="preserve">  "currentRoom": "room_2",</w:t>
+      </w:r>
+      <w:r>
+        <w:rPr>
+          <w:lang w:val="en-GB"/>
+        </w:rPr>
+        <w:br/>
+      </w:r>
       <w:r>
         <w:rPr>
           <w:rFonts w:ascii="Consolas" w:eastAsia="Consolas" w:hAnsi="Consolas" w:cs="Consolas"/>
           <w:lang w:val="en-US"/>
         </w:rPr>
-        <w:t>currentRoom</w:t>
-      </w:r>
-      <w:proofErr w:type="spellEnd"/>
+        <w:t xml:space="preserve">  "inventory": ["item_1"],</w:t>
+      </w:r>
+      <w:r>
+        <w:rPr>
+          <w:lang w:val="en-GB"/>
+        </w:rPr>
+        <w:br/>
+      </w:r>
       <w:r>
         <w:rPr>
           <w:rFonts w:ascii="Consolas" w:eastAsia="Consolas" w:hAnsi="Consolas" w:cs="Consolas"/>
           <w:lang w:val="en-US"/>
         </w:rPr>
-        <w:t>": "room_2",</w:t>
+        <w:t xml:space="preserve">  "visitedRooms": ["room_1", "room_2"],</w:t>
       </w:r>
       <w:r>
         <w:rPr>
@@ -9488,7 +9114,7 @@
           <w:rFonts w:ascii="Consolas" w:eastAsia="Consolas" w:hAnsi="Consolas" w:cs="Consolas"/>
           <w:lang w:val="en-US"/>
         </w:rPr>
-        <w:t xml:space="preserve">  "inventory": ["item_1"],</w:t>
+        <w:t xml:space="preserve">  "gameFlags": {</w:t>
       </w:r>
       <w:r>
         <w:rPr>
@@ -9501,23 +9127,33 @@
           <w:rFonts w:ascii="Consolas" w:eastAsia="Consolas" w:hAnsi="Consolas" w:cs="Consolas"/>
           <w:lang w:val="en-US"/>
         </w:rPr>
-        <w:t xml:space="preserve">  "</w:t>
-      </w:r>
-      <w:proofErr w:type="spellStart"/>
+        <w:t xml:space="preserve">    "chest_opened": true,</w:t>
+      </w:r>
+      <w:r>
+        <w:rPr>
+          <w:lang w:val="en-GB"/>
+        </w:rPr>
+        <w:br/>
+      </w:r>
       <w:r>
         <w:rPr>
           <w:rFonts w:ascii="Consolas" w:eastAsia="Consolas" w:hAnsi="Consolas" w:cs="Consolas"/>
           <w:lang w:val="en-US"/>
         </w:rPr>
-        <w:t>visitedRooms</w:t>
-      </w:r>
-      <w:proofErr w:type="spellEnd"/>
+        <w:t xml:space="preserve">    "goblin_defeated": false</w:t>
+      </w:r>
+      <w:r>
+        <w:rPr>
+          <w:lang w:val="en-GB"/>
+        </w:rPr>
+        <w:br/>
+      </w:r>
       <w:r>
         <w:rPr>
           <w:rFonts w:ascii="Consolas" w:eastAsia="Consolas" w:hAnsi="Consolas" w:cs="Consolas"/>
           <w:lang w:val="en-US"/>
         </w:rPr>
-        <w:t>": ["room_1", "room_2"],</w:t>
+        <w:t xml:space="preserve">  }</w:t>
       </w:r>
       <w:r>
         <w:rPr>
@@ -9530,106 +9166,6 @@
           <w:rFonts w:ascii="Consolas" w:eastAsia="Consolas" w:hAnsi="Consolas" w:cs="Consolas"/>
           <w:lang w:val="en-US"/>
         </w:rPr>
-        <w:t xml:space="preserve">  "</w:t>
-      </w:r>
-      <w:proofErr w:type="spellStart"/>
-      <w:r>
-        <w:rPr>
-          <w:rFonts w:ascii="Consolas" w:eastAsia="Consolas" w:hAnsi="Consolas" w:cs="Consolas"/>
-          <w:lang w:val="en-US"/>
-        </w:rPr>
-        <w:t>gameFlags</w:t>
-      </w:r>
-      <w:proofErr w:type="spellEnd"/>
-      <w:r>
-        <w:rPr>
-          <w:rFonts w:ascii="Consolas" w:eastAsia="Consolas" w:hAnsi="Consolas" w:cs="Consolas"/>
-          <w:lang w:val="en-US"/>
-        </w:rPr>
-        <w:t>": {</w:t>
-      </w:r>
-      <w:r>
-        <w:rPr>
-          <w:lang w:val="en-GB"/>
-        </w:rPr>
-        <w:br/>
-      </w:r>
-      <w:r>
-        <w:rPr>
-          <w:rFonts w:ascii="Consolas" w:eastAsia="Consolas" w:hAnsi="Consolas" w:cs="Consolas"/>
-          <w:lang w:val="en-US"/>
-        </w:rPr>
-        <w:t xml:space="preserve">    "</w:t>
-      </w:r>
-      <w:proofErr w:type="spellStart"/>
-      <w:r>
-        <w:rPr>
-          <w:rFonts w:ascii="Consolas" w:eastAsia="Consolas" w:hAnsi="Consolas" w:cs="Consolas"/>
-          <w:lang w:val="en-US"/>
-        </w:rPr>
-        <w:t>chest_opened</w:t>
-      </w:r>
-      <w:proofErr w:type="spellEnd"/>
-      <w:r>
-        <w:rPr>
-          <w:rFonts w:ascii="Consolas" w:eastAsia="Consolas" w:hAnsi="Consolas" w:cs="Consolas"/>
-          <w:lang w:val="en-US"/>
-        </w:rPr>
-        <w:t>": true,</w:t>
-      </w:r>
-      <w:r>
-        <w:rPr>
-          <w:lang w:val="en-GB"/>
-        </w:rPr>
-        <w:br/>
-      </w:r>
-      <w:r>
-        <w:rPr>
-          <w:rFonts w:ascii="Consolas" w:eastAsia="Consolas" w:hAnsi="Consolas" w:cs="Consolas"/>
-          <w:lang w:val="en-US"/>
-        </w:rPr>
-        <w:t xml:space="preserve">    "</w:t>
-      </w:r>
-      <w:proofErr w:type="spellStart"/>
-      <w:r>
-        <w:rPr>
-          <w:rFonts w:ascii="Consolas" w:eastAsia="Consolas" w:hAnsi="Consolas" w:cs="Consolas"/>
-          <w:lang w:val="en-US"/>
-        </w:rPr>
-        <w:t>goblin_defeated</w:t>
-      </w:r>
-      <w:proofErr w:type="spellEnd"/>
-      <w:r>
-        <w:rPr>
-          <w:rFonts w:ascii="Consolas" w:eastAsia="Consolas" w:hAnsi="Consolas" w:cs="Consolas"/>
-          <w:lang w:val="en-US"/>
-        </w:rPr>
-        <w:t>": false</w:t>
-      </w:r>
-      <w:r>
-        <w:rPr>
-          <w:lang w:val="en-GB"/>
-        </w:rPr>
-        <w:br/>
-      </w:r>
-      <w:r>
-        <w:rPr>
-          <w:rFonts w:ascii="Consolas" w:eastAsia="Consolas" w:hAnsi="Consolas" w:cs="Consolas"/>
-          <w:lang w:val="en-US"/>
-        </w:rPr>
-        <w:t xml:space="preserve">  }</w:t>
-      </w:r>
-      <w:r>
-        <w:rPr>
-          <w:lang w:val="en-GB"/>
-        </w:rPr>
-        <w:br/>
-      </w:r>
-      <w:r>
-        <w:rPr>
-          <w:rFonts w:ascii="Consolas" w:eastAsia="Consolas" w:hAnsi="Consolas" w:cs="Consolas"/>
-          <w:lang w:val="en-US"/>
-        </w:rPr>
         <w:t>}</w:t>
       </w:r>
       <w:r>
@@ -9655,115 +9191,31 @@
         <w:rPr>
           <w:highlight w:val="yellow"/>
         </w:rPr>
-        <w:t xml:space="preserve">Do stworzenia serwisu wykorzystano </w:t>
-      </w:r>
-      <w:proofErr w:type="spellStart"/>
+        <w:t>Do stworzenia serwisu wykorzystano framework Next.js</w:t>
+      </w:r>
       <w:r>
         <w:rPr>
           <w:highlight w:val="yellow"/>
         </w:rPr>
-        <w:t>framework</w:t>
-      </w:r>
-      <w:proofErr w:type="spellEnd"/>
+        <w:t xml:space="preserve"> oraz bib</w:t>
+      </w:r>
       <w:r>
         <w:rPr>
           <w:highlight w:val="yellow"/>
         </w:rPr>
-        <w:t xml:space="preserve"> Next.js</w:t>
+        <w:t>l</w:t>
       </w:r>
       <w:r>
         <w:rPr>
           <w:highlight w:val="yellow"/>
         </w:rPr>
-        <w:t xml:space="preserve"> oraz bib</w:t>
+        <w:t>iotekę p5.js do renderowania grafiki 2D</w:t>
       </w:r>
       <w:r>
         <w:rPr>
           <w:highlight w:val="yellow"/>
         </w:rPr>
-        <w:t>l</w:t>
-      </w:r>
-      <w:r>
-        <w:rPr>
-          <w:highlight w:val="yellow"/>
-        </w:rPr>
-        <w:t xml:space="preserve">iotekę p5.js do </w:t>
-      </w:r>
-      <w:proofErr w:type="spellStart"/>
-      <w:r>
-        <w:rPr>
-          <w:highlight w:val="yellow"/>
-        </w:rPr>
-        <w:t>renderowania</w:t>
-      </w:r>
-      <w:proofErr w:type="spellEnd"/>
-      <w:r>
-        <w:rPr>
-          <w:highlight w:val="yellow"/>
-        </w:rPr>
-        <w:t xml:space="preserve"> grafiki 2D</w:t>
-      </w:r>
-      <w:r>
-        <w:rPr>
-          <w:highlight w:val="yellow"/>
-        </w:rPr>
-        <w:t xml:space="preserve">. </w:t>
-      </w:r>
-      <w:proofErr w:type="spellStart"/>
-      <w:r>
-        <w:rPr>
-          <w:highlight w:val="yellow"/>
-        </w:rPr>
-        <w:t>Backend</w:t>
-      </w:r>
-      <w:proofErr w:type="spellEnd"/>
-      <w:r>
-        <w:rPr>
-          <w:highlight w:val="yellow"/>
-        </w:rPr>
-        <w:t xml:space="preserve"> został utworzony na architekturze Express.js, a baza danych wykorzystuje </w:t>
-      </w:r>
-      <w:proofErr w:type="spellStart"/>
-      <w:r>
-        <w:rPr>
-          <w:highlight w:val="yellow"/>
-        </w:rPr>
-        <w:t>impementację</w:t>
-      </w:r>
-      <w:proofErr w:type="spellEnd"/>
-      <w:r>
-        <w:rPr>
-          <w:highlight w:val="yellow"/>
-        </w:rPr>
-        <w:t xml:space="preserve"> </w:t>
-      </w:r>
-      <w:proofErr w:type="spellStart"/>
-      <w:r>
-        <w:rPr>
-          <w:highlight w:val="yellow"/>
-        </w:rPr>
-        <w:t>MariaDB</w:t>
-      </w:r>
-      <w:proofErr w:type="spellEnd"/>
-      <w:r>
-        <w:rPr>
-          <w:highlight w:val="yellow"/>
-        </w:rPr>
-        <w:t xml:space="preserve">. Ten </w:t>
-      </w:r>
-      <w:proofErr w:type="spellStart"/>
-      <w:r>
-        <w:rPr>
-          <w:highlight w:val="yellow"/>
-        </w:rPr>
-        <w:t>stack</w:t>
-      </w:r>
-      <w:proofErr w:type="spellEnd"/>
-      <w:r>
-        <w:rPr>
-          <w:highlight w:val="yellow"/>
-        </w:rPr>
-        <w:t xml:space="preserve"> technologiczny umożliwia modularne podejście, które jest kompromisem między wydajnością systemu, a przyjaznością dla implementujących projekt programistów.</w:t>
+        <w:t>. Backend został utworzony na architekturze Express.js, a baza danych wykorzystuje impementację MariaDB. Ten stack technologiczny umożliwia modularne podejście, które jest kompromisem między wydajnością systemu, a przyjaznością dla implementujących projekt programistów.</w:t>
       </w:r>
     </w:p>
     <w:p>
@@ -9823,15 +9275,7 @@
       </w:pPr>
       <w:bookmarkStart w:id="25" w:name="_Toc226833543"/>
       <w:r>
-        <w:t xml:space="preserve">4.4.2. Moduł </w:t>
-      </w:r>
-      <w:proofErr w:type="spellStart"/>
-      <w:r>
-        <w:t>marketplace</w:t>
-      </w:r>
-      <w:proofErr w:type="spellEnd"/>
-      <w:r>
-        <w:t xml:space="preserve"> gier</w:t>
+        <w:t>4.4.2. Moduł marketplace gier</w:t>
       </w:r>
       <w:bookmarkEnd w:id="25"/>
     </w:p>
@@ -9891,14 +9335,9 @@
       </w:pPr>
       <w:bookmarkStart w:id="31" w:name="_Toc226833549"/>
       <w:r>
-        <w:t xml:space="preserve">5.1.1. </w:t>
-      </w:r>
-      <w:proofErr w:type="spellStart"/>
-      <w:r>
-        <w:t>Frontend</w:t>
+        <w:t>5.1.1. Frontend</w:t>
       </w:r>
       <w:bookmarkEnd w:id="31"/>
-      <w:proofErr w:type="spellEnd"/>
     </w:p>
     <w:p>
       <w:pPr>
@@ -9906,14 +9345,9 @@
       </w:pPr>
       <w:bookmarkStart w:id="32" w:name="_Toc226833550"/>
       <w:r>
-        <w:t xml:space="preserve">5.1.2. </w:t>
-      </w:r>
-      <w:proofErr w:type="spellStart"/>
-      <w:r>
-        <w:t>Backend</w:t>
+        <w:t>5.1.2. Backend</w:t>
       </w:r>
       <w:bookmarkEnd w:id="32"/>
-      <w:proofErr w:type="spellEnd"/>
     </w:p>
     <w:p>
       <w:pPr>
@@ -9961,14 +9395,9 @@
       </w:pPr>
       <w:bookmarkStart w:id="37" w:name="_Toc226833555"/>
       <w:r>
-        <w:t xml:space="preserve">5.5. Implementacja </w:t>
-      </w:r>
-      <w:proofErr w:type="spellStart"/>
-      <w:r>
-        <w:t>marketplace</w:t>
+        <w:t>5.5. Implementacja marketplace</w:t>
       </w:r>
       <w:bookmarkEnd w:id="37"/>
-      <w:proofErr w:type="spellEnd"/>
     </w:p>
     <w:p>
       <w:pPr>
@@ -10007,14 +9436,9 @@
       </w:pPr>
       <w:bookmarkStart w:id="41" w:name="_Toc226833559"/>
       <w:r>
-        <w:t xml:space="preserve">6.2. Testy </w:t>
-      </w:r>
-      <w:proofErr w:type="spellStart"/>
-      <w:r>
-        <w:t>frontendowe</w:t>
+        <w:t>6.2. Testy frontendowe</w:t>
       </w:r>
       <w:bookmarkEnd w:id="41"/>
-      <w:proofErr w:type="spellEnd"/>
     </w:p>
     <w:p>
       <w:pPr>
@@ -10022,14 +9446,9 @@
       </w:pPr>
       <w:bookmarkStart w:id="42" w:name="_Toc226833560"/>
       <w:r>
-        <w:t xml:space="preserve">6.3. Testy </w:t>
-      </w:r>
-      <w:proofErr w:type="spellStart"/>
-      <w:r>
-        <w:t>backendowe</w:t>
+        <w:t>6.3. Testy backendowe</w:t>
       </w:r>
       <w:bookmarkEnd w:id="42"/>
-      <w:proofErr w:type="spellEnd"/>
     </w:p>
     <w:p>
       <w:pPr>
@@ -10070,54 +9489,36 @@
           <w:i/>
           <w:iCs/>
         </w:rPr>
-        <w:t xml:space="preserve">Digital </w:t>
-      </w:r>
-      <w:proofErr w:type="spellStart"/>
+        <w:t>Digital Dungeons</w:t>
+      </w:r>
+      <w:r>
+        <w:t xml:space="preserve">. Wskazano również ograniczenia wynikające z przyjętego zakresu pracy. </w:t>
+      </w:r>
+      <w:r>
+        <w:t>W końcowej części zaprezentowano możliwe kierunki dalszego rozwoju systemu.</w:t>
+      </w:r>
+    </w:p>
+    <w:p>
+      <w:pPr>
+        <w:pStyle w:val="Heading2"/>
+      </w:pPr>
+      <w:bookmarkStart w:id="46" w:name="_Toc226833564"/>
+      <w:r>
+        <w:t>7.1. Podsumowanie realizacji projektu</w:t>
+      </w:r>
+      <w:bookmarkEnd w:id="46"/>
+    </w:p>
+    <w:p>
+      <w:r>
+        <w:t xml:space="preserve">Celem pracy było opracowanie systemu umożliwiającego tworzenie i publikowanie tekstowych gier typu RPG przez osoby bez doświadczenia programistycznego. W ramach realizacji projektu zaprojektowano oraz zaimplementowano platformę </w:t>
+      </w:r>
       <w:r>
         <w:rPr>
           <w:i/>
           <w:iCs/>
         </w:rPr>
-        <w:t>Dungeons</w:t>
-      </w:r>
-      <w:proofErr w:type="spellEnd"/>
-      <w:r>
-        <w:t xml:space="preserve">. Wskazano również ograniczenia wynikające z przyjętego zakresu pracy. </w:t>
-      </w:r>
-      <w:r>
-        <w:t>W końcowej części zaprezentowano możliwe kierunki dalszego rozwoju systemu.</w:t>
-      </w:r>
-    </w:p>
-    <w:p>
-      <w:pPr>
-        <w:pStyle w:val="Heading2"/>
-      </w:pPr>
-      <w:bookmarkStart w:id="46" w:name="_Toc226833564"/>
-      <w:r>
-        <w:t>7.1. Podsumowanie realizacji projektu</w:t>
-      </w:r>
-      <w:bookmarkEnd w:id="46"/>
-    </w:p>
-    <w:p>
-      <w:r>
-        <w:t xml:space="preserve">Celem pracy było opracowanie systemu umożliwiającego tworzenie i publikowanie tekstowych gier typu RPG przez osoby bez doświadczenia programistycznego. W ramach realizacji projektu zaprojektowano oraz zaimplementowano platformę </w:t>
-      </w:r>
-      <w:r>
-        <w:rPr>
-          <w:i/>
-          <w:iCs/>
-        </w:rPr>
-        <w:t xml:space="preserve">Digital </w:t>
-      </w:r>
-      <w:proofErr w:type="spellStart"/>
-      <w:r>
-        <w:rPr>
-          <w:i/>
-          <w:iCs/>
-        </w:rPr>
-        <w:t>Dungeons</w:t>
-      </w:r>
-      <w:proofErr w:type="spellEnd"/>
+        <w:t>Digital Dungeons</w:t>
+      </w:r>
       <w:r>
         <w:t>, dostępną w przeglądarce internetowej.</w:t>
       </w:r>
@@ -10191,15 +9592,7 @@
     </w:p>
     <w:p>
       <w:r>
-        <w:t>Na podstawie przeprowadzonej implementacji oraz testów można stwierdzić, że założenia projektowe zostały w znacznym stopniu zrealizowane. System umożliwia tworzenie gier w modelu no-</w:t>
-      </w:r>
-      <w:proofErr w:type="spellStart"/>
-      <w:r>
-        <w:t>code</w:t>
-      </w:r>
-      <w:proofErr w:type="spellEnd"/>
-      <w:r>
-        <w:t>, działa w środowisku przeglądarkowym oraz zapewnia podstawowe mechanizmy niezbędne do prowadzenia rozgrywki, takie jak obsługa decyzji użytkownika oraz zapis stanu gry.</w:t>
+        <w:t>Na podstawie przeprowadzonej implementacji oraz testów można stwierdzić, że założenia projektowe zostały w znacznym stopniu zrealizowane. System umożliwia tworzenie gier w modelu no-code, działa w środowisku przeglądarkowym oraz zapewnia podstawowe mechanizmy niezbędne do prowadzenia rozgrywki, takie jak obsługa decyzji użytkownika oraz zapis stanu gry.</w:t>
       </w:r>
     </w:p>
     <w:p>
@@ -10220,51 +9613,24 @@
     <w:p/>
     <w:p>
       <w:r>
-        <w:t>Jednym z głównych ograniczeń jest brak wsparcia dla elementów multimedialnych, takich jak grafika, dźwięk czy wideo.</w:t>
-      </w:r>
-      <w:r>
-        <w:t xml:space="preserve"> System obejmuje jedynie model interakcji na bazie </w:t>
-      </w:r>
-      <w:proofErr w:type="spellStart"/>
-      <w:r>
-        <w:t>wprowa-dzanego</w:t>
-      </w:r>
-      <w:proofErr w:type="spellEnd"/>
-      <w:r>
-        <w:t xml:space="preserve"> za pomocą klawiatury tekstu, co znacząco utrudnia integrację tych elementów. Jest to jednak zgodne z założeniem nacisku na narrację.</w:t>
-      </w:r>
-    </w:p>
-    <w:p>
-      <w:r>
-        <w:t xml:space="preserve">Kolejnym ograniczeniem jest dostępność systemu wyłącznie w środowisku </w:t>
-      </w:r>
-      <w:proofErr w:type="spellStart"/>
-      <w:r>
-        <w:t>przeglądar</w:t>
+        <w:t>Jednym z głównych ograniczeń jest brak wsparcia dla elementów multimedialnych, takich jak grafika, dźwięk czy wideo. System obejmuje jedynie model interakcji na bazie wprowa-dzanego za pomocą klawiatury tekstu, co znacząco utrudnia integrację tych elementów. Jest to jednak zgodne z założeniem nacisku na narrację.</w:t>
+      </w:r>
+    </w:p>
+    <w:p>
+      <w:r>
+        <w:t>Kolejnym ograniczeniem jest dostępność systemu wyłącznie w środowisku przeglądar</w:t>
       </w:r>
       <w:r>
         <w:t>-</w:t>
       </w:r>
       <w:r>
-        <w:t>kowym</w:t>
-      </w:r>
-      <w:proofErr w:type="spellEnd"/>
-      <w:r>
-        <w:t xml:space="preserve">. Brak możliwości eksportu gier w formie niezależnych aplikacji powoduje </w:t>
-      </w:r>
-      <w:proofErr w:type="spellStart"/>
-      <w:r>
-        <w:t>koniecz</w:t>
+        <w:t>kowym. Brak możliwości eksportu gier w formie niezależnych aplikacji powoduje koniecz</w:t>
       </w:r>
       <w:r>
         <w:t>-</w:t>
       </w:r>
       <w:r>
-        <w:t>ność</w:t>
-      </w:r>
-      <w:proofErr w:type="spellEnd"/>
-      <w:r>
-        <w:t xml:space="preserve"> stałego połączenia z siecią podczas korzystania z systemu.</w:t>
+        <w:t>ność stałego połączenia z siecią podczas korzystania z systemu.</w:t>
       </w:r>
     </w:p>
     <w:p>
@@ -10276,33 +9642,16 @@
           <w:i/>
           <w:iCs/>
         </w:rPr>
-        <w:t xml:space="preserve">Digital </w:t>
-      </w:r>
-      <w:proofErr w:type="spellStart"/>
-      <w:r>
-        <w:rPr>
-          <w:i/>
-          <w:iCs/>
-        </w:rPr>
-        <w:t>Dungeons</w:t>
-      </w:r>
-      <w:proofErr w:type="spellEnd"/>
-      <w:r>
-        <w:t xml:space="preserve"> dla początkujących </w:t>
-      </w:r>
-      <w:proofErr w:type="spellStart"/>
-      <w:r>
-        <w:t>użytkow</w:t>
+        <w:t>Digital Dungeons</w:t>
+      </w:r>
+      <w:r>
+        <w:t xml:space="preserve"> dla początkujących użytkow</w:t>
       </w:r>
       <w:r>
         <w:t>-</w:t>
       </w:r>
       <w:r>
-        <w:t>ników</w:t>
-      </w:r>
-      <w:proofErr w:type="spellEnd"/>
-      <w:r>
-        <w:t>, ogranicza</w:t>
+        <w:t>ników, ogranicza</w:t>
       </w:r>
       <w:r>
         <w:t xml:space="preserve"> on</w:t>
@@ -10386,9 +9735,15 @@
     <w:p>
       <w:pPr>
         <w:pStyle w:val="Heading1"/>
+        <w:rPr>
+          <w:lang w:val="en-GB"/>
+        </w:rPr>
       </w:pPr>
       <w:bookmarkStart w:id="49" w:name="_Toc226833567"/>
       <w:r>
+        <w:rPr>
+          <w:lang w:val="en-GB"/>
+        </w:rPr>
         <w:lastRenderedPageBreak/>
         <w:t>8. Bibliografia</w:t>
       </w:r>
@@ -10452,27 +9807,7 @@
             <w:noProof/>
             <w:lang w:val="en-GB"/>
           </w:rPr>
-          <w:t>https://www.videogameseurope.eu/wp-content/uploads/2024/09/Video-Games-Europe-2023-Key-Fact</w:t>
-        </w:r>
-        <w:r>
-          <w:rPr>
-            <w:rStyle w:val="Hyperlink"/>
-            <w:i/>
-            <w:iCs/>
-            <w:noProof/>
-            <w:lang w:val="en-GB"/>
-          </w:rPr>
-          <w:t>s</w:t>
-        </w:r>
-        <w:r>
-          <w:rPr>
-            <w:rStyle w:val="Hyperlink"/>
-            <w:i/>
-            <w:iCs/>
-            <w:noProof/>
-            <w:lang w:val="en-GB"/>
-          </w:rPr>
-          <w:t>-Report_FINAL.pdf</w:t>
+          <w:t>https://www.videogameseurope.eu/wp-content/uploads/2024/09/Video-Games-Europe-2023-Key-Facts-Report_FINAL.pdf</w:t>
         </w:r>
       </w:hyperlink>
       <w:r>
@@ -10997,27 +10332,7 @@
             <w:noProof/>
             <w:lang w:val="en-GB"/>
           </w:rPr>
-          <w:t>https://forums.unrea</w:t>
-        </w:r>
-        <w:r>
-          <w:rPr>
-            <w:rStyle w:val="Hyperlink"/>
-            <w:i/>
-            <w:iCs/>
-            <w:noProof/>
-            <w:lang w:val="en-GB"/>
-          </w:rPr>
-          <w:t>l</w:t>
-        </w:r>
-        <w:r>
-          <w:rPr>
-            <w:rStyle w:val="Hyperlink"/>
-            <w:i/>
-            <w:iCs/>
-            <w:noProof/>
-            <w:lang w:val="en-GB"/>
-          </w:rPr>
-          <w:t>engine.com/t/unreal-engine-5-02-size-115-gb/593895</w:t>
+          <w:t>https://forums.unrealengine.com/t/unreal-engine-5-02-size-115-gb/593895</w:t>
         </w:r>
       </w:hyperlink>
       <w:r>
@@ -11133,27 +10448,36 @@
       </w:r>
     </w:p>
     <w:p>
+      <w:pPr>
+        <w:rPr>
+          <w:lang w:val="en-GB"/>
+        </w:rPr>
+      </w:pPr>
       <w:r>
         <w:rPr>
           <w:noProof/>
+          <w:lang w:val="en-GB"/>
         </w:rPr>
         <w:t>[</w:t>
       </w:r>
       <w:r>
         <w:rPr>
           <w:noProof/>
+          <w:lang w:val="en-GB"/>
         </w:rPr>
         <w:t>9</w:t>
       </w:r>
       <w:r>
         <w:rPr>
           <w:noProof/>
+          <w:lang w:val="en-GB"/>
         </w:rPr>
         <w:t xml:space="preserve">]  </w:t>
       </w:r>
       <w:r>
         <w:rPr>
           <w:noProof/>
+          <w:lang w:val="en-GB"/>
         </w:rPr>
         <w:t xml:space="preserve">Program </w:t>
       </w:r>
@@ -11162,12 +10486,14 @@
           <w:i/>
           <w:iCs/>
           <w:noProof/>
+          <w:lang w:val="en-GB"/>
         </w:rPr>
         <w:t>Inform 7</w:t>
       </w:r>
       <w:r>
         <w:rPr>
           <w:noProof/>
+          <w:lang w:val="en-GB"/>
         </w:rPr>
         <w:t xml:space="preserve">, </w:t>
       </w:r>
@@ -11178,6 +10504,7 @@
             <w:i/>
             <w:iCs/>
             <w:noProof/>
+            <w:lang w:val="en-GB"/>
           </w:rPr>
           <w:t>https://ganelson.github.io/inform-website/downloads/</w:t>
         </w:r>
@@ -11185,6 +10512,7 @@
       <w:r>
         <w:rPr>
           <w:noProof/>
+          <w:lang w:val="en-GB"/>
         </w:rPr>
         <w:t>, 04.2026.</w:t>
       </w:r>
@@ -11193,29 +10521,34 @@
       <w:pPr>
         <w:rPr>
           <w:noProof/>
+          <w:lang w:val="en-GB"/>
         </w:rPr>
       </w:pPr>
       <w:r>
         <w:rPr>
           <w:noProof/>
+          <w:lang w:val="en-GB"/>
         </w:rPr>
         <w:t>[1</w:t>
       </w:r>
       <w:r>
         <w:rPr>
           <w:noProof/>
+          <w:lang w:val="en-GB"/>
         </w:rPr>
         <w:t>0</w:t>
       </w:r>
       <w:r>
         <w:rPr>
           <w:noProof/>
+          <w:lang w:val="en-GB"/>
         </w:rPr>
         <w:t xml:space="preserve">] </w:t>
       </w:r>
       <w:r>
         <w:rPr>
           <w:noProof/>
+          <w:lang w:val="en-GB"/>
         </w:rPr>
         <w:t xml:space="preserve">Program </w:t>
       </w:r>
@@ -11224,12 +10557,14 @@
           <w:i/>
           <w:iCs/>
           <w:noProof/>
+          <w:lang w:val="en-GB"/>
         </w:rPr>
         <w:t>Twine</w:t>
       </w:r>
       <w:r>
         <w:rPr>
           <w:noProof/>
+          <w:lang w:val="en-GB"/>
         </w:rPr>
         <w:t xml:space="preserve">, </w:t>
       </w:r>
@@ -11240,6 +10575,7 @@
             <w:i/>
             <w:iCs/>
             <w:noProof/>
+            <w:lang w:val="en-GB"/>
           </w:rPr>
           <w:t>https://twinery.org/</w:t>
         </w:r>
@@ -11247,6 +10583,7 @@
       <w:r>
         <w:rPr>
           <w:noProof/>
+          <w:lang w:val="en-GB"/>
         </w:rPr>
         <w:t>, 04.2026.</w:t>
       </w:r>

--- a/Praca Licencjacka/Praca Licencjacka.docx
+++ b/Praca Licencjacka/Praca Licencjacka.docx
@@ -1,6 +1,6 @@
 
 <file path=word/document.xml><?xml version="1.0" encoding="utf-8"?>
-<w:document xmlns:wpc="http://schemas.microsoft.com/office/word/2010/wordprocessingCanvas" xmlns:cx="http://schemas.microsoft.com/office/drawing/2014/chartex" xmlns:cx1="http://schemas.microsoft.com/office/drawing/2015/9/8/chartex" xmlns:cx2="http://schemas.microsoft.com/office/drawing/2015/10/21/chartex" xmlns:cx3="http://schemas.microsoft.com/office/drawing/2016/5/9/chartex" xmlns:cx4="http://schemas.microsoft.com/office/drawing/2016/5/10/chartex" xmlns:cx5="http://schemas.microsoft.com/office/drawing/2016/5/11/chartex" xmlns:cx6="http://schemas.microsoft.com/office/drawing/2016/5/12/chartex" xmlns:cx7="http://schemas.microsoft.com/office/drawing/2016/5/13/chartex" xmlns:cx8="http://schemas.microsoft.com/office/drawing/2016/5/14/chartex" xmlns:mc="http://schemas.openxmlformats.org/markup-compatibility/2006" xmlns:aink="http://schemas.microsoft.com/office/drawing/2016/ink" xmlns:am3d="http://schemas.microsoft.com/office/drawing/2017/model3d" xmlns:o="urn:schemas-microsoft-com:office:office" xmlns:oel="http://schemas.microsoft.com/office/2019/extlst" xmlns:r="http://schemas.openxmlformats.org/officeDocument/2006/relationships" xmlns:m="http://schemas.openxmlformats.org/officeDocument/2006/math" xmlns:v="urn:schemas-microsoft-com:vml" xmlns:wp14="http://schemas.microsoft.com/office/word/2010/wordprocessingDrawing" xmlns:wp="http://schemas.openxmlformats.org/drawingml/2006/wordprocessingDrawing" xmlns:w10="urn:schemas-microsoft-com:office:word" xmlns:w="http://schemas.openxmlformats.org/wordprocessingml/2006/main" xmlns:w14="http://schemas.microsoft.com/office/word/2010/wordml" xmlns:w15="http://schemas.microsoft.com/office/word/2012/wordml" xmlns:w16cex="http://schemas.microsoft.com/office/word/2018/wordml/cex" xmlns:w16cid="http://schemas.microsoft.com/office/word/2016/wordml/cid" xmlns:w16="http://schemas.microsoft.com/office/word/2018/wordml" xmlns:w16du="http://schemas.microsoft.com/office/word/2023/wordml/word16du" xmlns:w16sdtdh="http://schemas.microsoft.com/office/word/2020/wordml/sdtdatahash" xmlns:w16sdtfl="http://schemas.microsoft.com/office/word/2024/wordml/sdtformatlock" xmlns:w16se="http://schemas.microsoft.com/office/word/2015/wordml/symex" xmlns:wpg="http://schemas.microsoft.com/office/word/2010/wordprocessingGroup" xmlns:wpi="http://schemas.microsoft.com/office/word/2010/wordprocessingInk" xmlns:wne="http://schemas.microsoft.com/office/word/2006/wordml" xmlns:wps="http://schemas.microsoft.com/office/word/2010/wordprocessingShape" mc:Ignorable="w14 w15 w16se w16cid w16 w16cex w16sdtdh w16sdtfl w16du wp14">
+<w:document xmlns:wpc="http://schemas.microsoft.com/office/word/2010/wordprocessingCanvas" xmlns:cx="http://schemas.microsoft.com/office/drawing/2014/chartex" xmlns:cx1="http://schemas.microsoft.com/office/drawing/2015/9/8/chartex" xmlns:cx2="http://schemas.microsoft.com/office/drawing/2015/10/21/chartex" xmlns:cx3="http://schemas.microsoft.com/office/drawing/2016/5/9/chartex" xmlns:cx4="http://schemas.microsoft.com/office/drawing/2016/5/10/chartex" xmlns:cx5="http://schemas.microsoft.com/office/drawing/2016/5/11/chartex" xmlns:cx6="http://schemas.microsoft.com/office/drawing/2016/5/12/chartex" xmlns:cx7="http://schemas.microsoft.com/office/drawing/2016/5/13/chartex" xmlns:cx8="http://schemas.microsoft.com/office/drawing/2016/5/14/chartex" xmlns:mc="http://schemas.openxmlformats.org/markup-compatibility/2006" xmlns:aink="http://schemas.microsoft.com/office/drawing/2016/ink" xmlns:am3d="http://schemas.microsoft.com/office/drawing/2017/model3d" xmlns:o="urn:schemas-microsoft-com:office:office" xmlns:oel="http://schemas.microsoft.com/office/2019/extlst" xmlns:r="http://schemas.openxmlformats.org/officeDocument/2006/relationships" xmlns:m="http://schemas.openxmlformats.org/officeDocument/2006/math" xmlns:v="urn:schemas-microsoft-com:vml" xmlns:wp14="http://schemas.microsoft.com/office/word/2010/wordprocessingDrawing" xmlns:wp="http://schemas.openxmlformats.org/drawingml/2006/wordprocessingDrawing" xmlns:w10="urn:schemas-microsoft-com:office:word" xmlns:w="http://schemas.openxmlformats.org/wordprocessingml/2006/main" xmlns:w14="http://schemas.microsoft.com/office/word/2010/wordml" xmlns:w15="http://schemas.microsoft.com/office/word/2012/wordml" xmlns:w16cex="http://schemas.microsoft.com/office/word/2018/wordml/cex" xmlns:w16cid="http://schemas.microsoft.com/office/word/2016/wordml/cid" xmlns:w16="http://schemas.microsoft.com/office/word/2018/wordml" xmlns:w16du="http://schemas.microsoft.com/office/word/2023/wordml/word16du" xmlns:w16sdtdh="http://schemas.microsoft.com/office/word/2020/wordml/sdtdatahash" xmlns:w16sdtfl="http://schemas.microsoft.com/office/word/2024/wordml/sdtformatlock" xmlns:w16se="http://schemas.microsoft.com/office/word/2015/wordml/symex" xmlns:wpg="http://schemas.microsoft.com/office/word/2010/wordprocessingGroup" xmlns:wpi="http://schemas.microsoft.com/office/word/2010/wordprocessingInk" xmlns:wne="http://schemas.microsoft.com/office/word/2006/wordml" xmlns:wps="http://schemas.microsoft.com/office/word/2010/wordprocessingShape" xmlns:a="http://schemas.openxmlformats.org/drawingml/2006/main" xmlns:pic="http://schemas.openxmlformats.org/drawingml/2006/picture" xmlns:a14="http://schemas.microsoft.com/office/drawing/2010/main" mc:Ignorable="w14 w15 w16se w16cid w16 w16cex w16sdtdh w16sdtfl w16du wp14">
   <w:body>
     <w:p>
       <w:pPr>
@@ -23,7 +23,7 @@
     <w:p>
       <w:pPr>
         <w:rPr>
-          <w:rFonts w:asciiTheme="majorHAnsi" w:eastAsiaTheme="majorEastAsia" w:hAnsiTheme="majorHAnsi" w:cstheme="majorBidi"/>
+          <w:rFonts w:asciiTheme="majorHAnsi" w:hAnsiTheme="majorHAnsi" w:eastAsiaTheme="majorEastAsia" w:cstheme="majorBidi"/>
           <w:spacing w:val="-10"/>
           <w:kern w:val="28"/>
           <w:sz w:val="56"/>
@@ -282,7 +282,7 @@
     <w:p>
       <w:pPr>
         <w:rPr>
-          <w:rFonts w:asciiTheme="majorHAnsi" w:eastAsiaTheme="majorEastAsia" w:hAnsiTheme="majorHAnsi" w:cstheme="majorBidi"/>
+          <w:rFonts w:asciiTheme="majorHAnsi" w:hAnsiTheme="majorHAnsi" w:eastAsiaTheme="majorEastAsia" w:cstheme="majorBidi"/>
           <w:spacing w:val="-10"/>
           <w:kern w:val="28"/>
           <w:sz w:val="56"/>
@@ -315,23 +315,27 @@
     </w:p>
     <w:sdt>
       <w:sdtPr>
-        <w:rPr>
-          <w:rFonts w:asciiTheme="minorHAnsi" w:eastAsiaTheme="minorEastAsia" w:hAnsiTheme="minorHAnsi" w:cstheme="minorBidi"/>
-          <w:color w:val="auto"/>
-          <w:sz w:val="22"/>
-          <w:szCs w:val="22"/>
-          <w:lang w:val="en-GB"/>
-        </w:rPr>
         <w:id w:val="572547699"/>
         <w:docPartObj>
           <w:docPartGallery w:val="Table of Contents"/>
           <w:docPartUnique/>
         </w:docPartObj>
+        <w:rPr>
+          <w:rFonts w:ascii="Calibri" w:hAnsi="Calibri" w:eastAsia="" w:cs="Arial" w:asciiTheme="minorAscii" w:hAnsiTheme="minorAscii" w:eastAsiaTheme="minorEastAsia" w:cstheme="minorBidi"/>
+          <w:color w:val="auto"/>
+          <w:sz w:val="22"/>
+          <w:szCs w:val="22"/>
+          <w:lang w:val="en-GB"/>
+        </w:rPr>
       </w:sdtPr>
       <w:sdtEndPr>
         <w:rPr>
-          <w:b/>
-          <w:bCs/>
+          <w:rFonts w:ascii="Calibri" w:hAnsi="Calibri" w:eastAsia="" w:cs="Arial" w:asciiTheme="minorAscii" w:hAnsiTheme="minorAscii" w:eastAsiaTheme="minorEastAsia" w:cstheme="minorBidi"/>
+          <w:b w:val="1"/>
+          <w:bCs w:val="1"/>
+          <w:color w:val="auto"/>
+          <w:sz w:val="22"/>
+          <w:szCs w:val="22"/>
           <w:lang w:val="pl-PL"/>
         </w:rPr>
       </w:sdtEndPr>
@@ -369,7 +373,7 @@
           <w:r>
             <w:fldChar w:fldCharType="separate"/>
           </w:r>
-          <w:hyperlink w:anchor="_Toc226833518" w:history="1">
+          <w:hyperlink w:history="1" w:anchor="_Toc226833518">
             <w:r>
               <w:rPr>
                 <w:rStyle w:val="Hyperlink"/>
@@ -443,7 +447,7 @@
               <w14:ligatures w14:val="standardContextual"/>
             </w:rPr>
           </w:pPr>
-          <w:hyperlink w:anchor="_Toc226833519" w:history="1">
+          <w:hyperlink w:history="1" w:anchor="_Toc226833519">
             <w:r>
               <w:rPr>
                 <w:rStyle w:val="Hyperlink"/>
@@ -517,7 +521,7 @@
               <w14:ligatures w14:val="standardContextual"/>
             </w:rPr>
           </w:pPr>
-          <w:hyperlink w:anchor="_Toc226833520" w:history="1">
+          <w:hyperlink w:history="1" w:anchor="_Toc226833520">
             <w:r>
               <w:rPr>
                 <w:rStyle w:val="Hyperlink"/>
@@ -591,7 +595,7 @@
               <w14:ligatures w14:val="standardContextual"/>
             </w:rPr>
           </w:pPr>
-          <w:hyperlink w:anchor="_Toc226833521" w:history="1">
+          <w:hyperlink w:history="1" w:anchor="_Toc226833521">
             <w:r>
               <w:rPr>
                 <w:rStyle w:val="Hyperlink"/>
@@ -665,7 +669,7 @@
               <w14:ligatures w14:val="standardContextual"/>
             </w:rPr>
           </w:pPr>
-          <w:hyperlink w:anchor="_Toc226833522" w:history="1">
+          <w:hyperlink w:history="1" w:anchor="_Toc226833522">
             <w:r>
               <w:rPr>
                 <w:rStyle w:val="Hyperlink"/>
@@ -739,7 +743,7 @@
               <w14:ligatures w14:val="standardContextual"/>
             </w:rPr>
           </w:pPr>
-          <w:hyperlink w:anchor="_Toc226833523" w:history="1">
+          <w:hyperlink w:history="1" w:anchor="_Toc226833523">
             <w:r>
               <w:rPr>
                 <w:rStyle w:val="Hyperlink"/>
@@ -813,7 +817,7 @@
               <w14:ligatures w14:val="standardContextual"/>
             </w:rPr>
           </w:pPr>
-          <w:hyperlink w:anchor="_Toc226833524" w:history="1">
+          <w:hyperlink w:history="1" w:anchor="_Toc226833524">
             <w:r>
               <w:rPr>
                 <w:rStyle w:val="Hyperlink"/>
@@ -887,7 +891,7 @@
               <w14:ligatures w14:val="standardContextual"/>
             </w:rPr>
           </w:pPr>
-          <w:hyperlink w:anchor="_Toc226833525" w:history="1">
+          <w:hyperlink w:history="1" w:anchor="_Toc226833525">
             <w:r>
               <w:rPr>
                 <w:rStyle w:val="Hyperlink"/>
@@ -961,7 +965,7 @@
               <w14:ligatures w14:val="standardContextual"/>
             </w:rPr>
           </w:pPr>
-          <w:hyperlink w:anchor="_Toc226833526" w:history="1">
+          <w:hyperlink w:history="1" w:anchor="_Toc226833526">
             <w:r>
               <w:rPr>
                 <w:rStyle w:val="Hyperlink"/>
@@ -1035,7 +1039,7 @@
               <w14:ligatures w14:val="standardContextual"/>
             </w:rPr>
           </w:pPr>
-          <w:hyperlink w:anchor="_Toc226833527" w:history="1">
+          <w:hyperlink w:history="1" w:anchor="_Toc226833527">
             <w:r>
               <w:rPr>
                 <w:rStyle w:val="Hyperlink"/>
@@ -1109,7 +1113,7 @@
               <w14:ligatures w14:val="standardContextual"/>
             </w:rPr>
           </w:pPr>
-          <w:hyperlink w:anchor="_Toc226833528" w:history="1">
+          <w:hyperlink w:history="1" w:anchor="_Toc226833528">
             <w:r>
               <w:rPr>
                 <w:rStyle w:val="Hyperlink"/>
@@ -1183,7 +1187,7 @@
               <w14:ligatures w14:val="standardContextual"/>
             </w:rPr>
           </w:pPr>
-          <w:hyperlink w:anchor="_Toc226833529" w:history="1">
+          <w:hyperlink w:history="1" w:anchor="_Toc226833529">
             <w:r>
               <w:rPr>
                 <w:rStyle w:val="Hyperlink"/>
@@ -1257,7 +1261,7 @@
               <w14:ligatures w14:val="standardContextual"/>
             </w:rPr>
           </w:pPr>
-          <w:hyperlink w:anchor="_Toc226833530" w:history="1">
+          <w:hyperlink w:history="1" w:anchor="_Toc226833530">
             <w:r>
               <w:rPr>
                 <w:rStyle w:val="Hyperlink"/>
@@ -1331,7 +1335,7 @@
               <w14:ligatures w14:val="standardContextual"/>
             </w:rPr>
           </w:pPr>
-          <w:hyperlink w:anchor="_Toc226833531" w:history="1">
+          <w:hyperlink w:history="1" w:anchor="_Toc226833531">
             <w:r>
               <w:rPr>
                 <w:rStyle w:val="Hyperlink"/>
@@ -1405,7 +1409,7 @@
               <w14:ligatures w14:val="standardContextual"/>
             </w:rPr>
           </w:pPr>
-          <w:hyperlink w:anchor="_Toc226833532" w:history="1">
+          <w:hyperlink w:history="1" w:anchor="_Toc226833532">
             <w:r>
               <w:rPr>
                 <w:rStyle w:val="Hyperlink"/>
@@ -1479,7 +1483,7 @@
               <w14:ligatures w14:val="standardContextual"/>
             </w:rPr>
           </w:pPr>
-          <w:hyperlink w:anchor="_Toc226833533" w:history="1">
+          <w:hyperlink w:history="1" w:anchor="_Toc226833533">
             <w:r>
               <w:rPr>
                 <w:rStyle w:val="Hyperlink"/>
@@ -1553,7 +1557,7 @@
               <w14:ligatures w14:val="standardContextual"/>
             </w:rPr>
           </w:pPr>
-          <w:hyperlink w:anchor="_Toc226833534" w:history="1">
+          <w:hyperlink w:history="1" w:anchor="_Toc226833534">
             <w:r>
               <w:rPr>
                 <w:rStyle w:val="Hyperlink"/>
@@ -1627,7 +1631,7 @@
               <w14:ligatures w14:val="standardContextual"/>
             </w:rPr>
           </w:pPr>
-          <w:hyperlink w:anchor="_Toc226833535" w:history="1">
+          <w:hyperlink w:history="1" w:anchor="_Toc226833535">
             <w:r>
               <w:rPr>
                 <w:rStyle w:val="Hyperlink"/>
@@ -1701,7 +1705,7 @@
               <w14:ligatures w14:val="standardContextual"/>
             </w:rPr>
           </w:pPr>
-          <w:hyperlink w:anchor="_Toc226833536" w:history="1">
+          <w:hyperlink w:history="1" w:anchor="_Toc226833536">
             <w:r>
               <w:rPr>
                 <w:rStyle w:val="Hyperlink"/>
@@ -1775,7 +1779,7 @@
               <w14:ligatures w14:val="standardContextual"/>
             </w:rPr>
           </w:pPr>
-          <w:hyperlink w:anchor="_Toc226833537" w:history="1">
+          <w:hyperlink w:history="1" w:anchor="_Toc226833537">
             <w:r>
               <w:rPr>
                 <w:rStyle w:val="Hyperlink"/>
@@ -1849,7 +1853,7 @@
               <w14:ligatures w14:val="standardContextual"/>
             </w:rPr>
           </w:pPr>
-          <w:hyperlink w:anchor="_Toc226833538" w:history="1">
+          <w:hyperlink w:history="1" w:anchor="_Toc226833538">
             <w:r>
               <w:rPr>
                 <w:rStyle w:val="Hyperlink"/>
@@ -1923,7 +1927,7 @@
               <w14:ligatures w14:val="standardContextual"/>
             </w:rPr>
           </w:pPr>
-          <w:hyperlink w:anchor="_Toc226833539" w:history="1">
+          <w:hyperlink w:history="1" w:anchor="_Toc226833539">
             <w:r>
               <w:rPr>
                 <w:rStyle w:val="Hyperlink"/>
@@ -1997,7 +2001,7 @@
               <w14:ligatures w14:val="standardContextual"/>
             </w:rPr>
           </w:pPr>
-          <w:hyperlink w:anchor="_Toc226833540" w:history="1">
+          <w:hyperlink w:history="1" w:anchor="_Toc226833540">
             <w:r>
               <w:rPr>
                 <w:rStyle w:val="Hyperlink"/>
@@ -2071,7 +2075,7 @@
               <w14:ligatures w14:val="standardContextual"/>
             </w:rPr>
           </w:pPr>
-          <w:hyperlink w:anchor="_Toc226833541" w:history="1">
+          <w:hyperlink w:history="1" w:anchor="_Toc226833541">
             <w:r>
               <w:rPr>
                 <w:rStyle w:val="Hyperlink"/>
@@ -2145,7 +2149,7 @@
               <w14:ligatures w14:val="standardContextual"/>
             </w:rPr>
           </w:pPr>
-          <w:hyperlink w:anchor="_Toc226833542" w:history="1">
+          <w:hyperlink w:history="1" w:anchor="_Toc226833542">
             <w:r>
               <w:rPr>
                 <w:rStyle w:val="Hyperlink"/>
@@ -2219,7 +2223,7 @@
               <w14:ligatures w14:val="standardContextual"/>
             </w:rPr>
           </w:pPr>
-          <w:hyperlink w:anchor="_Toc226833543" w:history="1">
+          <w:hyperlink w:history="1" w:anchor="_Toc226833543">
             <w:r>
               <w:rPr>
                 <w:rStyle w:val="Hyperlink"/>
@@ -2293,7 +2297,7 @@
               <w14:ligatures w14:val="standardContextual"/>
             </w:rPr>
           </w:pPr>
-          <w:hyperlink w:anchor="_Toc226833544" w:history="1">
+          <w:hyperlink w:history="1" w:anchor="_Toc226833544">
             <w:r>
               <w:rPr>
                 <w:rStyle w:val="Hyperlink"/>
@@ -2367,7 +2371,7 @@
               <w14:ligatures w14:val="standardContextual"/>
             </w:rPr>
           </w:pPr>
-          <w:hyperlink w:anchor="_Toc226833545" w:history="1">
+          <w:hyperlink w:history="1" w:anchor="_Toc226833545">
             <w:r>
               <w:rPr>
                 <w:rStyle w:val="Hyperlink"/>
@@ -2441,7 +2445,7 @@
               <w14:ligatures w14:val="standardContextual"/>
             </w:rPr>
           </w:pPr>
-          <w:hyperlink w:anchor="_Toc226833546" w:history="1">
+          <w:hyperlink w:history="1" w:anchor="_Toc226833546">
             <w:r>
               <w:rPr>
                 <w:rStyle w:val="Hyperlink"/>
@@ -2515,7 +2519,7 @@
               <w14:ligatures w14:val="standardContextual"/>
             </w:rPr>
           </w:pPr>
-          <w:hyperlink w:anchor="_Toc226833547" w:history="1">
+          <w:hyperlink w:history="1" w:anchor="_Toc226833547">
             <w:r>
               <w:rPr>
                 <w:rStyle w:val="Hyperlink"/>
@@ -2589,7 +2593,7 @@
               <w14:ligatures w14:val="standardContextual"/>
             </w:rPr>
           </w:pPr>
-          <w:hyperlink w:anchor="_Toc226833548" w:history="1">
+          <w:hyperlink w:history="1" w:anchor="_Toc226833548">
             <w:r>
               <w:rPr>
                 <w:rStyle w:val="Hyperlink"/>
@@ -2663,7 +2667,7 @@
               <w14:ligatures w14:val="standardContextual"/>
             </w:rPr>
           </w:pPr>
-          <w:hyperlink w:anchor="_Toc226833549" w:history="1">
+          <w:hyperlink w:history="1" w:anchor="_Toc226833549">
             <w:r>
               <w:rPr>
                 <w:rStyle w:val="Hyperlink"/>
@@ -2737,7 +2741,7 @@
               <w14:ligatures w14:val="standardContextual"/>
             </w:rPr>
           </w:pPr>
-          <w:hyperlink w:anchor="_Toc226833550" w:history="1">
+          <w:hyperlink w:history="1" w:anchor="_Toc226833550">
             <w:r>
               <w:rPr>
                 <w:rStyle w:val="Hyperlink"/>
@@ -2811,7 +2815,7 @@
               <w14:ligatures w14:val="standardContextual"/>
             </w:rPr>
           </w:pPr>
-          <w:hyperlink w:anchor="_Toc226833551" w:history="1">
+          <w:hyperlink w:history="1" w:anchor="_Toc226833551">
             <w:r>
               <w:rPr>
                 <w:rStyle w:val="Hyperlink"/>
@@ -2885,7 +2889,7 @@
               <w14:ligatures w14:val="standardContextual"/>
             </w:rPr>
           </w:pPr>
-          <w:hyperlink w:anchor="_Toc226833552" w:history="1">
+          <w:hyperlink w:history="1" w:anchor="_Toc226833552">
             <w:r>
               <w:rPr>
                 <w:rStyle w:val="Hyperlink"/>
@@ -2959,7 +2963,7 @@
               <w14:ligatures w14:val="standardContextual"/>
             </w:rPr>
           </w:pPr>
-          <w:hyperlink w:anchor="_Toc226833553" w:history="1">
+          <w:hyperlink w:history="1" w:anchor="_Toc226833553">
             <w:r>
               <w:rPr>
                 <w:rStyle w:val="Hyperlink"/>
@@ -3033,7 +3037,7 @@
               <w14:ligatures w14:val="standardContextual"/>
             </w:rPr>
           </w:pPr>
-          <w:hyperlink w:anchor="_Toc226833554" w:history="1">
+          <w:hyperlink w:history="1" w:anchor="_Toc226833554">
             <w:r>
               <w:rPr>
                 <w:rStyle w:val="Hyperlink"/>
@@ -3107,7 +3111,7 @@
               <w14:ligatures w14:val="standardContextual"/>
             </w:rPr>
           </w:pPr>
-          <w:hyperlink w:anchor="_Toc226833555" w:history="1">
+          <w:hyperlink w:history="1" w:anchor="_Toc226833555">
             <w:r>
               <w:rPr>
                 <w:rStyle w:val="Hyperlink"/>
@@ -3181,7 +3185,7 @@
               <w14:ligatures w14:val="standardContextual"/>
             </w:rPr>
           </w:pPr>
-          <w:hyperlink w:anchor="_Toc226833556" w:history="1">
+          <w:hyperlink w:history="1" w:anchor="_Toc226833556">
             <w:r>
               <w:rPr>
                 <w:rStyle w:val="Hyperlink"/>
@@ -3255,7 +3259,7 @@
               <w14:ligatures w14:val="standardContextual"/>
             </w:rPr>
           </w:pPr>
-          <w:hyperlink w:anchor="_Toc226833557" w:history="1">
+          <w:hyperlink w:history="1" w:anchor="_Toc226833557">
             <w:r>
               <w:rPr>
                 <w:rStyle w:val="Hyperlink"/>
@@ -3329,7 +3333,7 @@
               <w14:ligatures w14:val="standardContextual"/>
             </w:rPr>
           </w:pPr>
-          <w:hyperlink w:anchor="_Toc226833558" w:history="1">
+          <w:hyperlink w:history="1" w:anchor="_Toc226833558">
             <w:r>
               <w:rPr>
                 <w:rStyle w:val="Hyperlink"/>
@@ -3403,7 +3407,7 @@
               <w14:ligatures w14:val="standardContextual"/>
             </w:rPr>
           </w:pPr>
-          <w:hyperlink w:anchor="_Toc226833559" w:history="1">
+          <w:hyperlink w:history="1" w:anchor="_Toc226833559">
             <w:r>
               <w:rPr>
                 <w:rStyle w:val="Hyperlink"/>
@@ -3477,7 +3481,7 @@
               <w14:ligatures w14:val="standardContextual"/>
             </w:rPr>
           </w:pPr>
-          <w:hyperlink w:anchor="_Toc226833560" w:history="1">
+          <w:hyperlink w:history="1" w:anchor="_Toc226833560">
             <w:r>
               <w:rPr>
                 <w:rStyle w:val="Hyperlink"/>
@@ -3551,7 +3555,7 @@
               <w14:ligatures w14:val="standardContextual"/>
             </w:rPr>
           </w:pPr>
-          <w:hyperlink w:anchor="_Toc226833561" w:history="1">
+          <w:hyperlink w:history="1" w:anchor="_Toc226833561">
             <w:r>
               <w:rPr>
                 <w:rStyle w:val="Hyperlink"/>
@@ -3625,7 +3629,7 @@
               <w14:ligatures w14:val="standardContextual"/>
             </w:rPr>
           </w:pPr>
-          <w:hyperlink w:anchor="_Toc226833562" w:history="1">
+          <w:hyperlink w:history="1" w:anchor="_Toc226833562">
             <w:r>
               <w:rPr>
                 <w:rStyle w:val="Hyperlink"/>
@@ -3699,7 +3703,7 @@
               <w14:ligatures w14:val="standardContextual"/>
             </w:rPr>
           </w:pPr>
-          <w:hyperlink w:anchor="_Toc226833563" w:history="1">
+          <w:hyperlink w:history="1" w:anchor="_Toc226833563">
             <w:r>
               <w:rPr>
                 <w:rStyle w:val="Hyperlink"/>
@@ -3773,7 +3777,7 @@
               <w14:ligatures w14:val="standardContextual"/>
             </w:rPr>
           </w:pPr>
-          <w:hyperlink w:anchor="_Toc226833564" w:history="1">
+          <w:hyperlink w:history="1" w:anchor="_Toc226833564">
             <w:r>
               <w:rPr>
                 <w:rStyle w:val="Hyperlink"/>
@@ -3847,7 +3851,7 @@
               <w14:ligatures w14:val="standardContextual"/>
             </w:rPr>
           </w:pPr>
-          <w:hyperlink w:anchor="_Toc226833565" w:history="1">
+          <w:hyperlink w:history="1" w:anchor="_Toc226833565">
             <w:r>
               <w:rPr>
                 <w:rStyle w:val="Hyperlink"/>
@@ -3921,7 +3925,7 @@
               <w14:ligatures w14:val="standardContextual"/>
             </w:rPr>
           </w:pPr>
-          <w:hyperlink w:anchor="_Toc226833566" w:history="1">
+          <w:hyperlink w:history="1" w:anchor="_Toc226833566">
             <w:r>
               <w:rPr>
                 <w:rStyle w:val="Hyperlink"/>
@@ -3995,7 +3999,7 @@
               <w14:ligatures w14:val="standardContextual"/>
             </w:rPr>
           </w:pPr>
-          <w:hyperlink w:anchor="_Toc226833567" w:history="1">
+          <w:hyperlink w:history="1" w:anchor="_Toc226833567">
             <w:r>
               <w:rPr>
                 <w:rStyle w:val="Hyperlink"/>
@@ -4069,7 +4073,7 @@
       <w:pPr>
         <w:sectPr>
           <w:footerReference w:type="default" r:id="rId8"/>
-          <w:pgSz w:w="11906" w:h="16838"/>
+          <w:pgSz w:w="11906" w:h="16838" w:orient="portrait"/>
           <w:pgMar w:top="1440" w:right="1440" w:bottom="1440" w:left="1440" w:header="708" w:footer="708" w:gutter="0"/>
           <w:cols w:space="708"/>
           <w:docGrid w:linePitch="360"/>
@@ -4080,7 +4084,7 @@
       <w:pPr>
         <w:pStyle w:val="Heading1"/>
       </w:pPr>
-      <w:bookmarkStart w:id="0" w:name="_Toc226833518"/>
+      <w:bookmarkStart w:name="_Toc226833518" w:id="0"/>
       <w:r>
         <w:lastRenderedPageBreak/>
         <w:t>1. Wprowadzenie</w:t>
@@ -4295,7 +4299,7 @@
       <w:pPr>
         <w:pStyle w:val="Heading2"/>
       </w:pPr>
-      <w:bookmarkStart w:id="1" w:name="_Toc226833519"/>
+      <w:bookmarkStart w:name="_Toc226833519" w:id="1"/>
       <w:r>
         <w:t>1.1. Cel i zakres pracy</w:t>
       </w:r>
@@ -4464,7 +4468,7 @@
       <w:pPr>
         <w:pStyle w:val="Heading2"/>
       </w:pPr>
-      <w:bookmarkStart w:id="2" w:name="_Toc226833520"/>
+      <w:bookmarkStart w:name="_Toc226833520" w:id="2"/>
       <w:r>
         <w:lastRenderedPageBreak/>
         <w:t>1.2. Motywacja powstania systemu</w:t>
@@ -4740,7 +4744,7 @@
       <w:pPr>
         <w:pStyle w:val="Heading2"/>
       </w:pPr>
-      <w:bookmarkStart w:id="3" w:name="_Toc226833521"/>
+      <w:bookmarkStart w:name="_Toc226833521" w:id="3"/>
       <w:r>
         <w:t>1.3. Charakterystyka gier typu text-based RPG</w:t>
       </w:r>
@@ -4776,7 +4780,7 @@
       <w:pPr>
         <w:pStyle w:val="Heading2"/>
       </w:pPr>
-      <w:bookmarkStart w:id="4" w:name="_Toc226833522"/>
+      <w:bookmarkStart w:name="_Toc226833522" w:id="4"/>
       <w:r>
         <w:t>1.4. Struktura pracy</w:t>
       </w:r>
@@ -4786,7 +4790,7 @@
       <w:pPr>
         <w:pStyle w:val="Heading1"/>
       </w:pPr>
-      <w:bookmarkStart w:id="5" w:name="_Toc226833523"/>
+      <w:bookmarkStart w:name="_Toc226833523" w:id="5"/>
       <w:r>
         <w:t>2. Analiza problemu i istniejących rozwiązań</w:t>
       </w:r>
@@ -4796,7 +4800,7 @@
       <w:pPr>
         <w:pStyle w:val="Heading2"/>
       </w:pPr>
-      <w:bookmarkStart w:id="6" w:name="_Toc226833524"/>
+      <w:bookmarkStart w:name="_Toc226833524" w:id="6"/>
       <w:r>
         <w:t>2.1. Charakterystyka gier tekstowych RPG</w:t>
       </w:r>
@@ -4833,7 +4837,7 @@
       <w:pPr>
         <w:pStyle w:val="Heading2"/>
       </w:pPr>
-      <w:bookmarkStart w:id="7" w:name="_Toc226833525"/>
+      <w:bookmarkStart w:name="_Toc226833525" w:id="7"/>
       <w:r>
         <w:t>2.2. Narzędzia do tworzenia gier RPG</w:t>
       </w:r>
@@ -5247,7 +5251,7 @@
       <w:pPr>
         <w:pStyle w:val="Heading2"/>
       </w:pPr>
-      <w:bookmarkStart w:id="8" w:name="_Toc226833526"/>
+      <w:bookmarkStart w:name="_Toc226833526" w:id="8"/>
       <w:r>
         <w:t>2.3. Platformy dystrybucji gier tworzonych przez użytkowni</w:t>
       </w:r>
@@ -5476,7 +5480,7 @@
       <w:pPr>
         <w:pStyle w:val="Heading2"/>
       </w:pPr>
-      <w:bookmarkStart w:id="9" w:name="_Toc226833527"/>
+      <w:bookmarkStart w:name="_Toc226833527" w:id="9"/>
       <w:r>
         <w:t>2.4. Wnioski z analizy istniejących rozwiązań</w:t>
       </w:r>
@@ -5532,7 +5536,7 @@
       <w:pPr>
         <w:pStyle w:val="Heading2"/>
       </w:pPr>
-      <w:bookmarkStart w:id="10" w:name="_Toc226833528"/>
+      <w:bookmarkStart w:name="_Toc226833528" w:id="10"/>
       <w:r>
         <w:t>2.5. Założenia projektowe systemu</w:t>
       </w:r>
@@ -5590,7 +5594,7 @@
       <w:pPr>
         <w:pStyle w:val="Heading1"/>
       </w:pPr>
-      <w:bookmarkStart w:id="11" w:name="_Toc226833529"/>
+      <w:bookmarkStart w:name="_Toc226833529" w:id="11"/>
       <w:r>
         <w:t>3. Analiza systemu</w:t>
       </w:r>
@@ -5600,7 +5604,7 @@
       <w:pPr>
         <w:pStyle w:val="Heading2"/>
       </w:pPr>
-      <w:bookmarkStart w:id="12" w:name="_Toc226833530"/>
+      <w:bookmarkStart w:name="_Toc226833530" w:id="12"/>
       <w:r>
         <w:t>3.1. Wymagania funkcjonalne</w:t>
       </w:r>
@@ -5790,7 +5794,7 @@
       <w:pPr>
         <w:pStyle w:val="Heading2"/>
       </w:pPr>
-      <w:bookmarkStart w:id="13" w:name="_Toc226833531"/>
+      <w:bookmarkStart w:name="_Toc226833531" w:id="13"/>
       <w:r>
         <w:t>3.2. Wymagania niefunkcjonalne</w:t>
       </w:r>
@@ -5877,7 +5881,7 @@
       <w:pPr>
         <w:pStyle w:val="Heading2"/>
       </w:pPr>
-      <w:bookmarkStart w:id="14" w:name="_Toc226833532"/>
+      <w:bookmarkStart w:name="_Toc226833532" w:id="14"/>
       <w:r>
         <w:t>3.3. Aktorzy systemu</w:t>
       </w:r>
@@ -5947,7 +5951,7 @@
       <w:pPr>
         <w:pStyle w:val="Heading2"/>
       </w:pPr>
-      <w:bookmarkStart w:id="15" w:name="_Toc226833533"/>
+      <w:bookmarkStart w:name="_Toc226833533" w:id="15"/>
       <w:r>
         <w:lastRenderedPageBreak/>
         <w:t>3.4. Diagram przypadków użycia</w:t>
@@ -6014,7 +6018,7 @@
       <w:pPr>
         <w:pStyle w:val="Heading2"/>
       </w:pPr>
-      <w:bookmarkStart w:id="16" w:name="_Toc226833534"/>
+      <w:bookmarkStart w:name="_Toc226833534" w:id="16"/>
       <w:r>
         <w:lastRenderedPageBreak/>
         <w:t>3.5. Opis scenariuszy przypadków użycia</w:t>
@@ -8357,7 +8361,7 @@
           <w:color w:val="000000" w:themeColor="text1"/>
         </w:rPr>
       </w:pPr>
-      <w:bookmarkStart w:id="17" w:name="_Toc226833535"/>
+      <w:bookmarkStart w:name="_Toc226833535" w:id="17"/>
       <w:r>
         <w:rPr>
           <w:rFonts w:eastAsiaTheme="majorEastAsia" w:cstheme="majorBidi"/>
@@ -8554,7 +8558,7 @@
       <w:pPr>
         <w:pStyle w:val="Heading2"/>
       </w:pPr>
-      <w:bookmarkStart w:id="18" w:name="_Toc226833536"/>
+      <w:bookmarkStart w:name="_Toc226833536" w:id="18"/>
       <w:r>
         <w:lastRenderedPageBreak/>
         <w:t>3.7. Model danych systemu</w:t>
@@ -8787,7 +8791,7 @@
       </w:pPr>
       <w:r>
         <w:rPr>
-          <w:rFonts w:ascii="Consolas" w:eastAsia="Consolas" w:hAnsi="Consolas" w:cs="Consolas"/>
+          <w:rFonts w:ascii="Consolas" w:hAnsi="Consolas" w:eastAsia="Consolas" w:cs="Consolas"/>
         </w:rPr>
         <w:t>{</w:t>
       </w:r>
@@ -8796,7 +8800,7 @@
       </w:r>
       <w:r>
         <w:rPr>
-          <w:rFonts w:ascii="Consolas" w:eastAsia="Consolas" w:hAnsi="Consolas" w:cs="Consolas"/>
+          <w:rFonts w:ascii="Consolas" w:hAnsi="Consolas" w:eastAsia="Consolas" w:cs="Consolas"/>
         </w:rPr>
         <w:t xml:space="preserve">  "startRoom": "room_1",</w:t>
       </w:r>
@@ -8805,7 +8809,7 @@
       </w:r>
       <w:r>
         <w:rPr>
-          <w:rFonts w:ascii="Consolas" w:eastAsia="Consolas" w:hAnsi="Consolas" w:cs="Consolas"/>
+          <w:rFonts w:ascii="Consolas" w:hAnsi="Consolas" w:eastAsia="Consolas" w:cs="Consolas"/>
         </w:rPr>
         <w:t xml:space="preserve">  "rooms": [</w:t>
       </w:r>
@@ -8814,7 +8818,7 @@
       </w:r>
       <w:r>
         <w:rPr>
-          <w:rFonts w:ascii="Consolas" w:eastAsia="Consolas" w:hAnsi="Consolas" w:cs="Consolas"/>
+          <w:rFonts w:ascii="Consolas" w:hAnsi="Consolas" w:eastAsia="Consolas" w:cs="Consolas"/>
         </w:rPr>
         <w:t xml:space="preserve">    {</w:t>
       </w:r>
@@ -8823,7 +8827,7 @@
       </w:r>
       <w:r>
         <w:rPr>
-          <w:rFonts w:ascii="Consolas" w:eastAsia="Consolas" w:hAnsi="Consolas" w:cs="Consolas"/>
+          <w:rFonts w:ascii="Consolas" w:hAnsi="Consolas" w:eastAsia="Consolas" w:cs="Consolas"/>
         </w:rPr>
         <w:t xml:space="preserve">      "id": "room_1",</w:t>
       </w:r>
@@ -8832,7 +8836,7 @@
       </w:r>
       <w:r>
         <w:rPr>
-          <w:rFonts w:ascii="Consolas" w:eastAsia="Consolas" w:hAnsi="Consolas" w:cs="Consolas"/>
+          <w:rFonts w:ascii="Consolas" w:hAnsi="Consolas" w:eastAsia="Consolas" w:cs="Consolas"/>
         </w:rPr>
         <w:t xml:space="preserve">      "name": "Wejście do jaskini",</w:t>
       </w:r>
@@ -8841,7 +8845,7 @@
       </w:r>
       <w:r>
         <w:rPr>
-          <w:rFonts w:ascii="Consolas" w:eastAsia="Consolas" w:hAnsi="Consolas" w:cs="Consolas"/>
+          <w:rFonts w:ascii="Consolas" w:hAnsi="Consolas" w:eastAsia="Consolas" w:cs="Consolas"/>
         </w:rPr>
         <w:t xml:space="preserve">      "description": "Stoisz u wejścia do mrocznej jaskini...",</w:t>
       </w:r>
@@ -8850,7 +8854,7 @@
       </w:r>
       <w:r>
         <w:rPr>
-          <w:rFonts w:ascii="Consolas" w:eastAsia="Consolas" w:hAnsi="Consolas" w:cs="Consolas"/>
+          <w:rFonts w:ascii="Consolas" w:hAnsi="Consolas" w:eastAsia="Consolas" w:cs="Consolas"/>
         </w:rPr>
         <w:t xml:space="preserve">      "items": [</w:t>
       </w:r>
@@ -8859,7 +8863,7 @@
       </w:r>
       <w:r>
         <w:rPr>
-          <w:rFonts w:ascii="Consolas" w:eastAsia="Consolas" w:hAnsi="Consolas" w:cs="Consolas"/>
+          <w:rFonts w:ascii="Consolas" w:hAnsi="Consolas" w:eastAsia="Consolas" w:cs="Consolas"/>
         </w:rPr>
         <w:t xml:space="preserve">        {</w:t>
       </w:r>
@@ -8868,7 +8872,7 @@
       </w:r>
       <w:r>
         <w:rPr>
-          <w:rFonts w:ascii="Consolas" w:eastAsia="Consolas" w:hAnsi="Consolas" w:cs="Consolas"/>
+          <w:rFonts w:ascii="Consolas" w:hAnsi="Consolas" w:eastAsia="Consolas" w:cs="Consolas"/>
         </w:rPr>
         <w:t xml:space="preserve">          "id": "item_1",</w:t>
       </w:r>
@@ -8877,7 +8881,7 @@
       </w:r>
       <w:r>
         <w:rPr>
-          <w:rFonts w:ascii="Consolas" w:eastAsia="Consolas" w:hAnsi="Consolas" w:cs="Consolas"/>
+          <w:rFonts w:ascii="Consolas" w:hAnsi="Consolas" w:eastAsia="Consolas" w:cs="Consolas"/>
         </w:rPr>
         <w:t xml:space="preserve">          "name": "pochodnia",</w:t>
       </w:r>
@@ -8886,7 +8890,7 @@
       </w:r>
       <w:r>
         <w:rPr>
-          <w:rFonts w:ascii="Consolas" w:eastAsia="Consolas" w:hAnsi="Consolas" w:cs="Consolas"/>
+          <w:rFonts w:ascii="Consolas" w:hAnsi="Consolas" w:eastAsia="Consolas" w:cs="Consolas"/>
         </w:rPr>
         <w:t xml:space="preserve">          "description": "Stara drewniana pochodnia.",</w:t>
       </w:r>
@@ -8895,7 +8899,7 @@
       </w:r>
       <w:r>
         <w:rPr>
-          <w:rFonts w:ascii="Consolas" w:eastAsia="Consolas" w:hAnsi="Consolas" w:cs="Consolas"/>
+          <w:rFonts w:ascii="Consolas" w:hAnsi="Consolas" w:eastAsia="Consolas" w:cs="Consolas"/>
         </w:rPr>
         <w:t xml:space="preserve">          "can_take": true,</w:t>
       </w:r>
@@ -8904,7 +8908,7 @@
       </w:r>
       <w:r>
         <w:rPr>
-          <w:rFonts w:ascii="Consolas" w:eastAsia="Consolas" w:hAnsi="Consolas" w:cs="Consolas"/>
+          <w:rFonts w:ascii="Consolas" w:hAnsi="Consolas" w:eastAsia="Consolas" w:cs="Consolas"/>
         </w:rPr>
         <w:t xml:space="preserve">          "can_use": true</w:t>
       </w:r>
@@ -8913,7 +8917,7 @@
       </w:r>
       <w:r>
         <w:rPr>
-          <w:rFonts w:ascii="Consolas" w:eastAsia="Consolas" w:hAnsi="Consolas" w:cs="Consolas"/>
+          <w:rFonts w:ascii="Consolas" w:hAnsi="Consolas" w:eastAsia="Consolas" w:cs="Consolas"/>
         </w:rPr>
         <w:t xml:space="preserve">        }</w:t>
       </w:r>
@@ -8922,7 +8926,7 @@
       </w:r>
       <w:r>
         <w:rPr>
-          <w:rFonts w:ascii="Consolas" w:eastAsia="Consolas" w:hAnsi="Consolas" w:cs="Consolas"/>
+          <w:rFonts w:ascii="Consolas" w:hAnsi="Consolas" w:eastAsia="Consolas" w:cs="Consolas"/>
         </w:rPr>
         <w:t xml:space="preserve">      ],</w:t>
       </w:r>
@@ -8931,7 +8935,7 @@
       </w:r>
       <w:r>
         <w:rPr>
-          <w:rFonts w:ascii="Consolas" w:eastAsia="Consolas" w:hAnsi="Consolas" w:cs="Consolas"/>
+          <w:rFonts w:ascii="Consolas" w:hAnsi="Consolas" w:eastAsia="Consolas" w:cs="Consolas"/>
         </w:rPr>
         <w:t xml:space="preserve">      "npcs": [],</w:t>
       </w:r>
@@ -8940,7 +8944,7 @@
       </w:r>
       <w:r>
         <w:rPr>
-          <w:rFonts w:ascii="Consolas" w:eastAsia="Consolas" w:hAnsi="Consolas" w:cs="Consolas"/>
+          <w:rFonts w:ascii="Consolas" w:hAnsi="Consolas" w:eastAsia="Consolas" w:cs="Consolas"/>
         </w:rPr>
         <w:t xml:space="preserve">      "connections": {</w:t>
       </w:r>
@@ -8949,7 +8953,7 @@
       </w:r>
       <w:r>
         <w:rPr>
-          <w:rFonts w:ascii="Consolas" w:eastAsia="Consolas" w:hAnsi="Consolas" w:cs="Consolas"/>
+          <w:rFonts w:ascii="Consolas" w:hAnsi="Consolas" w:eastAsia="Consolas" w:cs="Consolas"/>
         </w:rPr>
         <w:t xml:space="preserve">        "north": "room_2",</w:t>
       </w:r>
@@ -8958,7 +8962,7 @@
       </w:r>
       <w:r>
         <w:rPr>
-          <w:rFonts w:ascii="Consolas" w:eastAsia="Consolas" w:hAnsi="Consolas" w:cs="Consolas"/>
+          <w:rFonts w:ascii="Consolas" w:hAnsi="Consolas" w:eastAsia="Consolas" w:cs="Consolas"/>
         </w:rPr>
         <w:t xml:space="preserve">        "south": null,</w:t>
       </w:r>
@@ -8967,7 +8971,7 @@
       </w:r>
       <w:r>
         <w:rPr>
-          <w:rFonts w:ascii="Consolas" w:eastAsia="Consolas" w:hAnsi="Consolas" w:cs="Consolas"/>
+          <w:rFonts w:ascii="Consolas" w:hAnsi="Consolas" w:eastAsia="Consolas" w:cs="Consolas"/>
         </w:rPr>
         <w:t xml:space="preserve">        "east": null,</w:t>
       </w:r>
@@ -8976,7 +8980,7 @@
       </w:r>
       <w:r>
         <w:rPr>
-          <w:rFonts w:ascii="Consolas" w:eastAsia="Consolas" w:hAnsi="Consolas" w:cs="Consolas"/>
+          <w:rFonts w:ascii="Consolas" w:hAnsi="Consolas" w:eastAsia="Consolas" w:cs="Consolas"/>
         </w:rPr>
         <w:t xml:space="preserve">        "west": null</w:t>
       </w:r>
@@ -8985,7 +8989,7 @@
       </w:r>
       <w:r>
         <w:rPr>
-          <w:rFonts w:ascii="Consolas" w:eastAsia="Consolas" w:hAnsi="Consolas" w:cs="Consolas"/>
+          <w:rFonts w:ascii="Consolas" w:hAnsi="Consolas" w:eastAsia="Consolas" w:cs="Consolas"/>
         </w:rPr>
         <w:t xml:space="preserve">      }</w:t>
       </w:r>
@@ -8994,7 +8998,7 @@
       </w:r>
       <w:r>
         <w:rPr>
-          <w:rFonts w:ascii="Consolas" w:eastAsia="Consolas" w:hAnsi="Consolas" w:cs="Consolas"/>
+          <w:rFonts w:ascii="Consolas" w:hAnsi="Consolas" w:eastAsia="Consolas" w:cs="Consolas"/>
         </w:rPr>
         <w:t xml:space="preserve">    }</w:t>
       </w:r>
@@ -9003,7 +9007,7 @@
       </w:r>
       <w:r>
         <w:rPr>
-          <w:rFonts w:ascii="Consolas" w:eastAsia="Consolas" w:hAnsi="Consolas" w:cs="Consolas"/>
+          <w:rFonts w:ascii="Consolas" w:hAnsi="Consolas" w:eastAsia="Consolas" w:cs="Consolas"/>
         </w:rPr>
         <w:t xml:space="preserve">  ]</w:t>
       </w:r>
@@ -9012,7 +9016,7 @@
       </w:r>
       <w:r>
         <w:rPr>
-          <w:rFonts w:ascii="Consolas" w:eastAsia="Consolas" w:hAnsi="Consolas" w:cs="Consolas"/>
+          <w:rFonts w:ascii="Consolas" w:hAnsi="Consolas" w:eastAsia="Consolas" w:cs="Consolas"/>
         </w:rPr>
         <w:t>}</w:t>
       </w:r>
@@ -9059,7 +9063,7 @@
       </w:pPr>
       <w:r>
         <w:rPr>
-          <w:rFonts w:ascii="Consolas" w:eastAsia="Consolas" w:hAnsi="Consolas" w:cs="Consolas"/>
+          <w:rFonts w:ascii="Consolas" w:hAnsi="Consolas" w:eastAsia="Consolas" w:cs="Consolas"/>
           <w:lang w:val="en-US"/>
         </w:rPr>
         <w:t>{</w:t>
@@ -9072,7 +9076,7 @@
       </w:r>
       <w:r>
         <w:rPr>
-          <w:rFonts w:ascii="Consolas" w:eastAsia="Consolas" w:hAnsi="Consolas" w:cs="Consolas"/>
+          <w:rFonts w:ascii="Consolas" w:hAnsi="Consolas" w:eastAsia="Consolas" w:cs="Consolas"/>
           <w:lang w:val="en-US"/>
         </w:rPr>
         <w:t xml:space="preserve">  "currentRoom": "room_2",</w:t>
@@ -9085,7 +9089,7 @@
       </w:r>
       <w:r>
         <w:rPr>
-          <w:rFonts w:ascii="Consolas" w:eastAsia="Consolas" w:hAnsi="Consolas" w:cs="Consolas"/>
+          <w:rFonts w:ascii="Consolas" w:hAnsi="Consolas" w:eastAsia="Consolas" w:cs="Consolas"/>
           <w:lang w:val="en-US"/>
         </w:rPr>
         <w:t xml:space="preserve">  "inventory": ["item_1"],</w:t>
@@ -9098,7 +9102,7 @@
       </w:r>
       <w:r>
         <w:rPr>
-          <w:rFonts w:ascii="Consolas" w:eastAsia="Consolas" w:hAnsi="Consolas" w:cs="Consolas"/>
+          <w:rFonts w:ascii="Consolas" w:hAnsi="Consolas" w:eastAsia="Consolas" w:cs="Consolas"/>
           <w:lang w:val="en-US"/>
         </w:rPr>
         <w:t xml:space="preserve">  "visitedRooms": ["room_1", "room_2"],</w:t>
@@ -9111,7 +9115,7 @@
       </w:r>
       <w:r>
         <w:rPr>
-          <w:rFonts w:ascii="Consolas" w:eastAsia="Consolas" w:hAnsi="Consolas" w:cs="Consolas"/>
+          <w:rFonts w:ascii="Consolas" w:hAnsi="Consolas" w:eastAsia="Consolas" w:cs="Consolas"/>
           <w:lang w:val="en-US"/>
         </w:rPr>
         <w:t xml:space="preserve">  "gameFlags": {</w:t>
@@ -9124,7 +9128,7 @@
       </w:r>
       <w:r>
         <w:rPr>
-          <w:rFonts w:ascii="Consolas" w:eastAsia="Consolas" w:hAnsi="Consolas" w:cs="Consolas"/>
+          <w:rFonts w:ascii="Consolas" w:hAnsi="Consolas" w:eastAsia="Consolas" w:cs="Consolas"/>
           <w:lang w:val="en-US"/>
         </w:rPr>
         <w:t xml:space="preserve">    "chest_opened": true,</w:t>
@@ -9137,7 +9141,7 @@
       </w:r>
       <w:r>
         <w:rPr>
-          <w:rFonts w:ascii="Consolas" w:eastAsia="Consolas" w:hAnsi="Consolas" w:cs="Consolas"/>
+          <w:rFonts w:ascii="Consolas" w:hAnsi="Consolas" w:eastAsia="Consolas" w:cs="Consolas"/>
           <w:lang w:val="en-US"/>
         </w:rPr>
         <w:t xml:space="preserve">    "goblin_defeated": false</w:t>
@@ -9150,7 +9154,7 @@
       </w:r>
       <w:r>
         <w:rPr>
-          <w:rFonts w:ascii="Consolas" w:eastAsia="Consolas" w:hAnsi="Consolas" w:cs="Consolas"/>
+          <w:rFonts w:ascii="Consolas" w:hAnsi="Consolas" w:eastAsia="Consolas" w:cs="Consolas"/>
           <w:lang w:val="en-US"/>
         </w:rPr>
         <w:t xml:space="preserve">  }</w:t>
@@ -9163,7 +9167,7 @@
       </w:r>
       <w:r>
         <w:rPr>
-          <w:rFonts w:ascii="Consolas" w:eastAsia="Consolas" w:hAnsi="Consolas" w:cs="Consolas"/>
+          <w:rFonts w:ascii="Consolas" w:hAnsi="Consolas" w:eastAsia="Consolas" w:cs="Consolas"/>
           <w:lang w:val="en-US"/>
         </w:rPr>
         <w:t>}</w:t>
@@ -9179,7 +9183,7 @@
       <w:pPr>
         <w:pStyle w:val="Heading1"/>
       </w:pPr>
-      <w:bookmarkStart w:id="19" w:name="_Toc226833537"/>
+      <w:bookmarkStart w:name="_Toc226833537" w:id="19"/>
       <w:r>
         <w:lastRenderedPageBreak/>
         <w:t>4. Projekt systemu</w:t>
@@ -9222,7 +9226,7 @@
       <w:pPr>
         <w:pStyle w:val="Heading2"/>
       </w:pPr>
-      <w:bookmarkStart w:id="20" w:name="_Toc226833538"/>
+      <w:bookmarkStart w:name="_Toc226833538" w:id="20"/>
       <w:r>
         <w:lastRenderedPageBreak/>
         <w:t>4.1. Architektura systemu</w:t>
@@ -9233,7 +9237,7 @@
       <w:pPr>
         <w:pStyle w:val="Heading2"/>
       </w:pPr>
-      <w:bookmarkStart w:id="21" w:name="_Toc226833539"/>
+      <w:bookmarkStart w:name="_Toc226833539" w:id="21"/>
       <w:r>
         <w:t>4.2. Projekt bazy danych</w:t>
       </w:r>
@@ -9243,7 +9247,7 @@
       <w:pPr>
         <w:pStyle w:val="Heading2"/>
       </w:pPr>
-      <w:bookmarkStart w:id="22" w:name="_Toc226833540"/>
+      <w:bookmarkStart w:name="_Toc226833540" w:id="22"/>
       <w:r>
         <w:t>4.3. Projekt interfejsu użytkownika</w:t>
       </w:r>
@@ -9253,7 +9257,7 @@
       <w:pPr>
         <w:pStyle w:val="Heading2"/>
       </w:pPr>
-      <w:bookmarkStart w:id="23" w:name="_Toc226833541"/>
+      <w:bookmarkStart w:name="_Toc226833541" w:id="23"/>
       <w:r>
         <w:t>4.4. Projekt modułów systemu</w:t>
       </w:r>
@@ -9263,7 +9267,7 @@
       <w:pPr>
         <w:pStyle w:val="Heading3"/>
       </w:pPr>
-      <w:bookmarkStart w:id="24" w:name="_Toc226833542"/>
+      <w:bookmarkStart w:name="_Toc226833542" w:id="24"/>
       <w:r>
         <w:t>4.4.1. Moduł użytkowników</w:t>
       </w:r>
@@ -9273,7 +9277,7 @@
       <w:pPr>
         <w:pStyle w:val="Heading3"/>
       </w:pPr>
-      <w:bookmarkStart w:id="25" w:name="_Toc226833543"/>
+      <w:bookmarkStart w:name="_Toc226833543" w:id="25"/>
       <w:r>
         <w:t>4.4.2. Moduł marketplace gier</w:t>
       </w:r>
@@ -9283,7 +9287,7 @@
       <w:pPr>
         <w:pStyle w:val="Heading3"/>
       </w:pPr>
-      <w:bookmarkStart w:id="26" w:name="_Toc226833544"/>
+      <w:bookmarkStart w:name="_Toc226833544" w:id="26"/>
       <w:r>
         <w:t>4.4.3. Moduł edytora gier</w:t>
       </w:r>
@@ -9293,7 +9297,7 @@
       <w:pPr>
         <w:pStyle w:val="Heading3"/>
       </w:pPr>
-      <w:bookmarkStart w:id="27" w:name="_Toc226833545"/>
+      <w:bookmarkStart w:name="_Toc226833545" w:id="27"/>
       <w:r>
         <w:t>4.4.4. Silnik rozgrywki</w:t>
       </w:r>
@@ -9303,7 +9307,7 @@
       <w:pPr>
         <w:pStyle w:val="Heading2"/>
       </w:pPr>
-      <w:bookmarkStart w:id="28" w:name="_Toc226833546"/>
+      <w:bookmarkStart w:name="_Toc226833546" w:id="28"/>
       <w:r>
         <w:t>4.5. Projekt API systemu</w:t>
       </w:r>
@@ -9313,7 +9317,7 @@
       <w:pPr>
         <w:pStyle w:val="Heading1"/>
       </w:pPr>
-      <w:bookmarkStart w:id="29" w:name="_Toc226833547"/>
+      <w:bookmarkStart w:name="_Toc226833547" w:id="29"/>
       <w:r>
         <w:t>5. Implementacja systemu</w:t>
       </w:r>
@@ -9323,7 +9327,7 @@
       <w:pPr>
         <w:pStyle w:val="Heading2"/>
       </w:pPr>
-      <w:bookmarkStart w:id="30" w:name="_Toc226833548"/>
+      <w:bookmarkStart w:name="_Toc226833548" w:id="30"/>
       <w:r>
         <w:t>5.1. Wykorzystane technologie</w:t>
       </w:r>
@@ -9333,7 +9337,7 @@
       <w:pPr>
         <w:pStyle w:val="Heading3"/>
       </w:pPr>
-      <w:bookmarkStart w:id="31" w:name="_Toc226833549"/>
+      <w:bookmarkStart w:name="_Toc226833549" w:id="31"/>
       <w:r>
         <w:t>5.1.1. Frontend</w:t>
       </w:r>
@@ -9343,7 +9347,7 @@
       <w:pPr>
         <w:pStyle w:val="Heading3"/>
       </w:pPr>
-      <w:bookmarkStart w:id="32" w:name="_Toc226833550"/>
+      <w:bookmarkStart w:name="_Toc226833550" w:id="32"/>
       <w:r>
         <w:t>5.1.2. Backend</w:t>
       </w:r>
@@ -9353,7 +9357,7 @@
       <w:pPr>
         <w:pStyle w:val="Heading3"/>
       </w:pPr>
-      <w:bookmarkStart w:id="33" w:name="_Toc226833551"/>
+      <w:bookmarkStart w:name="_Toc226833551" w:id="33"/>
       <w:r>
         <w:t>5.1.3. Baza danych</w:t>
       </w:r>
@@ -9363,7 +9367,7 @@
       <w:pPr>
         <w:pStyle w:val="Heading2"/>
       </w:pPr>
-      <w:bookmarkStart w:id="34" w:name="_Toc226833552"/>
+      <w:bookmarkStart w:name="_Toc226833552" w:id="34"/>
       <w:r>
         <w:t>5.2. Implementacja interfejsu użytkownika</w:t>
       </w:r>
@@ -9373,7 +9377,7 @@
       <w:pPr>
         <w:pStyle w:val="Heading2"/>
       </w:pPr>
-      <w:bookmarkStart w:id="35" w:name="_Toc226833553"/>
+      <w:bookmarkStart w:name="_Toc226833553" w:id="35"/>
       <w:r>
         <w:t>5.3. Implementacja edytora gier</w:t>
       </w:r>
@@ -9383,7 +9387,7 @@
       <w:pPr>
         <w:pStyle w:val="Heading2"/>
       </w:pPr>
-      <w:bookmarkStart w:id="36" w:name="_Toc226833554"/>
+      <w:bookmarkStart w:name="_Toc226833554" w:id="36"/>
       <w:r>
         <w:t>5.4. Implementacja silnika rozgrywki</w:t>
       </w:r>
@@ -9393,7 +9397,7 @@
       <w:pPr>
         <w:pStyle w:val="Heading2"/>
       </w:pPr>
-      <w:bookmarkStart w:id="37" w:name="_Toc226833555"/>
+      <w:bookmarkStart w:name="_Toc226833555" w:id="37"/>
       <w:r>
         <w:t>5.5. Implementacja marketplace</w:t>
       </w:r>
@@ -9403,7 +9407,7 @@
       <w:pPr>
         <w:pStyle w:val="Heading2"/>
       </w:pPr>
-      <w:bookmarkStart w:id="38" w:name="_Toc226833556"/>
+      <w:bookmarkStart w:name="_Toc226833556" w:id="38"/>
       <w:r>
         <w:t>5.6. Implementacja systemu użytkowników</w:t>
       </w:r>
@@ -9413,7 +9417,7 @@
       <w:pPr>
         <w:pStyle w:val="Heading1"/>
       </w:pPr>
-      <w:bookmarkStart w:id="39" w:name="_Toc226833557"/>
+      <w:bookmarkStart w:name="_Toc226833557" w:id="39"/>
       <w:r>
         <w:t>6. Testowanie systemu</w:t>
       </w:r>
@@ -9423,7 +9427,7 @@
       <w:pPr>
         <w:pStyle w:val="Heading2"/>
       </w:pPr>
-      <w:bookmarkStart w:id="40" w:name="_Toc226833558"/>
+      <w:bookmarkStart w:name="_Toc226833558" w:id="40"/>
       <w:r>
         <w:lastRenderedPageBreak/>
         <w:t>6.1. Strategia testowania</w:t>
@@ -9434,7 +9438,7 @@
       <w:pPr>
         <w:pStyle w:val="Heading2"/>
       </w:pPr>
-      <w:bookmarkStart w:id="41" w:name="_Toc226833559"/>
+      <w:bookmarkStart w:name="_Toc226833559" w:id="41"/>
       <w:r>
         <w:t>6.2. Testy frontendowe</w:t>
       </w:r>
@@ -9444,7 +9448,7 @@
       <w:pPr>
         <w:pStyle w:val="Heading2"/>
       </w:pPr>
-      <w:bookmarkStart w:id="42" w:name="_Toc226833560"/>
+      <w:bookmarkStart w:name="_Toc226833560" w:id="42"/>
       <w:r>
         <w:t>6.3. Testy backendowe</w:t>
       </w:r>
@@ -9454,7 +9458,7 @@
       <w:pPr>
         <w:pStyle w:val="Heading2"/>
       </w:pPr>
-      <w:bookmarkStart w:id="43" w:name="_Toc226833561"/>
+      <w:bookmarkStart w:name="_Toc226833561" w:id="43"/>
       <w:r>
         <w:t>6.4. Testy funkcjonalne systemu</w:t>
       </w:r>
@@ -9464,68 +9468,54 @@
       <w:pPr>
         <w:pStyle w:val="Heading2"/>
       </w:pPr>
-      <w:bookmarkStart w:id="44" w:name="_Toc226833562"/>
-      <w:r>
+      <w:bookmarkStart w:name="_Toc226833562" w:id="44"/>
+      <w:r>
+        <w:rPr/>
         <w:t>6.5. Wyniki testów</w:t>
       </w:r>
       <w:bookmarkEnd w:id="44"/>
     </w:p>
     <w:p>
       <w:pPr>
-        <w:pStyle w:val="Heading1"/>
-      </w:pPr>
-      <w:bookmarkStart w:id="45" w:name="_Toc226833563"/>
-      <w:r>
+        <w:pStyle w:val="Heading2"/>
+      </w:pPr>
+      <w:bookmarkStart w:name="_Toc226833563" w:id="45"/>
+      <w:r>
+        <w:rPr/>
         <w:t>7. Podsumowanie i kierunki dalszego rozwoju</w:t>
       </w:r>
       <w:bookmarkEnd w:id="45"/>
     </w:p>
     <w:p>
       <w:r>
-        <w:t xml:space="preserve">W tym rozdziale przedstawiono podsumowanie pracy nad projektem, jak i ocenę systemu </w:t>
-      </w:r>
-      <w:r>
-        <w:rPr>
-          <w:i/>
-          <w:iCs/>
-        </w:rPr>
-        <w:t>Digital Dungeons</w:t>
-      </w:r>
-      <w:r>
-        <w:t xml:space="preserve">. Wskazano również ograniczenia wynikające z przyjętego zakresu pracy. </w:t>
-      </w:r>
-      <w:r>
-        <w:t>W końcowej części zaprezentowano możliwe kierunki dalszego rozwoju systemu.</w:t>
+        <w:rPr/>
+        <w:t>W niniejszym rozdziale przedstawiono podsumowanie pracy nad projektem oraz ocenę opracowanego systemu Digital Dungeons. Wskazano również ograniczenia wynikające z przyjętego zakresu pracy. W końcowej części zaprezentowano możliwe kierunki dalszego rozwoju platformy.</w:t>
       </w:r>
     </w:p>
     <w:p>
       <w:pPr>
         <w:pStyle w:val="Heading2"/>
       </w:pPr>
-      <w:bookmarkStart w:id="46" w:name="_Toc226833564"/>
-      <w:r>
+      <w:bookmarkStart w:name="_Toc226833564" w:id="46"/>
+      <w:r>
+        <w:rPr/>
         <w:t>7.1. Podsumowanie realizacji projektu</w:t>
       </w:r>
       <w:bookmarkEnd w:id="46"/>
     </w:p>
     <w:p>
       <w:r>
-        <w:t xml:space="preserve">Celem pracy było opracowanie systemu umożliwiającego tworzenie i publikowanie tekstowych gier typu RPG przez osoby bez doświadczenia programistycznego. W ramach realizacji projektu zaprojektowano oraz zaimplementowano platformę </w:t>
-      </w:r>
-      <w:r>
-        <w:rPr>
-          <w:i/>
-          <w:iCs/>
-        </w:rPr>
-        <w:t>Digital Dungeons</w:t>
-      </w:r>
-      <w:r>
-        <w:t>, dostępną w przeglądarce internetowej.</w:t>
-      </w:r>
-    </w:p>
-    <w:p>
-      <w:r>
-        <w:t>System ten złożony jest z kilku głównych komponentów:</w:t>
+        <w:rPr/>
+        <w:t>Celem pracy było opracowanie systemu umożliwiającego tworzenie i publikowanie tekstowych gier typu RPG przez osoby bez doświadczenia programistycznego. W ramach realizacji projektu zaprojektowano oraz zaimplementowano platformę Digital Dungeons, dostępną w całości z poziomu przeglądarki internetowej.</w:t>
+      </w:r>
+    </w:p>
+    <w:p>
+      <w:pPr>
+        <w:pStyle w:val="Normal"/>
+      </w:pPr>
+      <w:r>
+        <w:rPr/>
+        <w:t>System ten składa się z kilku głównych komponentów:</w:t>
       </w:r>
     </w:p>
     <w:p>
@@ -9535,9 +9525,25 @@
           <w:ilvl w:val="0"/>
           <w:numId w:val="18"/>
         </w:numPr>
-      </w:pPr>
-      <w:r>
-        <w:t>Edytor gier</w:t>
+        <w:spacing w:before="240" w:beforeAutospacing="off" w:after="240" w:afterAutospacing="off"/>
+        <w:rPr>
+          <w:noProof w:val="0"/>
+          <w:lang w:val="pl-PL"/>
+        </w:rPr>
+      </w:pPr>
+      <w:r>
+        <w:rPr>
+          <w:noProof w:val="0"/>
+          <w:lang w:val="pl-PL"/>
+        </w:rPr>
+        <w:t>Edytor gier: umożliwia tworzenie interaktywnych symulacji z narracją i zdefiniowanym przebiegiem rozgrywki.</w:t>
+      </w:r>
+      <w:r>
+        <w:rPr>
+          <w:noProof w:val="0"/>
+          <w:lang w:val="pl-PL"/>
+        </w:rPr>
+        <w:t xml:space="preserve"> </w:t>
       </w:r>
     </w:p>
     <w:p>
@@ -9547,9 +9553,18 @@
           <w:ilvl w:val="0"/>
           <w:numId w:val="18"/>
         </w:numPr>
-      </w:pPr>
-      <w:r>
-        <w:t>Silnik rozgrywki</w:t>
+        <w:spacing w:before="240" w:beforeAutospacing="off" w:after="240" w:afterAutospacing="off"/>
+        <w:rPr>
+          <w:noProof w:val="0"/>
+          <w:lang w:val="pl-PL"/>
+        </w:rPr>
+      </w:pPr>
+      <w:r>
+        <w:rPr>
+          <w:noProof w:val="0"/>
+          <w:lang w:val="pl-PL"/>
+        </w:rPr>
+        <w:t>Silnik rozgrywki: odpowiada za interpretację działań gracza oraz zarządzanie stanem gry.</w:t>
       </w:r>
     </w:p>
     <w:p>
@@ -9559,9 +9574,18 @@
           <w:ilvl w:val="0"/>
           <w:numId w:val="18"/>
         </w:numPr>
-      </w:pPr>
-      <w:r>
-        <w:t>Baza danych i użytkowników</w:t>
+        <w:spacing w:before="240" w:beforeAutospacing="off" w:after="240" w:afterAutospacing="off"/>
+        <w:rPr>
+          <w:noProof w:val="0"/>
+          <w:lang w:val="pl-PL"/>
+        </w:rPr>
+      </w:pPr>
+      <w:r>
+        <w:rPr>
+          <w:noProof w:val="0"/>
+          <w:lang w:val="pl-PL"/>
+        </w:rPr>
+        <w:t>Baza danych i moduł użytkowników: zarządza autoryzacją i przechowywaniem danych.</w:t>
       </w:r>
     </w:p>
     <w:p>
@@ -9571,160 +9595,181 @@
           <w:ilvl w:val="0"/>
           <w:numId w:val="18"/>
         </w:numPr>
-      </w:pPr>
-      <w:r>
-        <w:t>Moduł publikacji i dystrybucji gier</w:t>
-      </w:r>
-    </w:p>
-    <w:p>
-      <w:r>
-        <w:t>Edytor umożliwia tworzenie interaktywnych symulacji z narracją i zdefiniowanym przebiegiem rozgrywki. Silnik natomiast, odpowiada za interpretację działań gracza oraz zarządzanie stanem gry.</w:t>
-      </w:r>
-      <w:r>
-        <w:t xml:space="preserve"> </w:t>
-      </w:r>
-      <w:r>
-        <w:t>M</w:t>
-      </w:r>
-      <w:r>
-        <w:t>oduł publikacji pozwala na udostępnianie utworzonych projektów innym użytkownikom.</w:t>
-      </w:r>
-    </w:p>
-    <w:p>
-      <w:r>
-        <w:t>Na podstawie przeprowadzonej implementacji oraz testów można stwierdzić, że założenia projektowe zostały w znacznym stopniu zrealizowane. System umożliwia tworzenie gier w modelu no-code, działa w środowisku przeglądarkowym oraz zapewnia podstawowe mechanizmy niezbędne do prowadzenia rozgrywki, takie jak obsługa decyzji użytkownika oraz zapis stanu gry.</w:t>
+        <w:rPr>
+          <w:noProof w:val="0"/>
+          <w:lang w:val="pl-PL"/>
+        </w:rPr>
+      </w:pPr>
+      <w:r>
+        <w:rPr>
+          <w:noProof w:val="0"/>
+          <w:lang w:val="pl-PL"/>
+        </w:rPr>
+        <w:t>Moduł publikacji i dystrybucji gier (</w:t>
+      </w:r>
+      <w:r>
+        <w:rPr>
+          <w:noProof w:val="0"/>
+          <w:lang w:val="pl-PL"/>
+        </w:rPr>
+        <w:t>marketplace</w:t>
+      </w:r>
+      <w:r>
+        <w:rPr>
+          <w:noProof w:val="0"/>
+          <w:lang w:val="pl-PL"/>
+        </w:rPr>
+        <w:t>): pozwala na udostępnianie utworzonych projektów społeczności.</w:t>
+      </w:r>
+    </w:p>
+    <w:p>
+      <w:pPr>
+        <w:pStyle w:val="Normal"/>
+        <w:ind w:left="0"/>
+        <w:rPr>
+          <w:noProof w:val="0"/>
+          <w:lang w:val="pl-PL"/>
+        </w:rPr>
+      </w:pPr>
+      <w:r>
+        <w:rPr>
+          <w:noProof w:val="0"/>
+          <w:lang w:val="pl-PL"/>
+        </w:rPr>
+        <w:t>Na podstawie przeprowadzonej implementacji oraz testów można stwierdzić, że założenia projektowe zostały w znacznym stopniu zrealizowane. System umożliwia tworzenie gier w modelu no-code, działa bezproblemowo w środowisku przeglądarkowym oraz zapewnia podstawowe mechanizmy niezbędne do prowadzenia rozgrywki, takie jak obsługa decyzji użytkownika oraz zapis stanu gry.</w:t>
       </w:r>
     </w:p>
     <w:p>
       <w:pPr>
         <w:pStyle w:val="Heading2"/>
       </w:pPr>
-      <w:bookmarkStart w:id="47" w:name="_Toc226833565"/>
-      <w:r>
+      <w:bookmarkStart w:name="_Toc226833565" w:id="47"/>
+      <w:r>
+        <w:rPr/>
         <w:t>7.2. Ograniczenia systemu</w:t>
       </w:r>
       <w:bookmarkEnd w:id="47"/>
     </w:p>
     <w:p>
       <w:r>
-        <w:t>Pomimo osiągnięcia założonych celów, opracowany system posiada pewne ograniczenia wynikające zarówno z przyjętego zakresu pracy, jak i decyzji projektowych.</w:t>
-      </w:r>
-    </w:p>
-    <w:p/>
-    <w:p>
-      <w:r>
-        <w:t>Jednym z głównych ograniczeń jest brak wsparcia dla elementów multimedialnych, takich jak grafika, dźwięk czy wideo. System obejmuje jedynie model interakcji na bazie wprowa-dzanego za pomocą klawiatury tekstu, co znacząco utrudnia integrację tych elementów. Jest to jednak zgodne z założeniem nacisku na narrację.</w:t>
-      </w:r>
-    </w:p>
-    <w:p>
-      <w:r>
-        <w:t>Kolejnym ograniczeniem jest dostępność systemu wyłącznie w środowisku przeglądar</w:t>
-      </w:r>
-      <w:r>
-        <w:t>-</w:t>
-      </w:r>
-      <w:r>
-        <w:t>kowym. Brak możliwości eksportu gier w formie niezależnych aplikacji powoduje koniecz</w:t>
-      </w:r>
-      <w:r>
-        <w:t>-</w:t>
-      </w:r>
-      <w:r>
-        <w:t>ność stałego połączenia z siecią podczas korzystania z systemu.</w:t>
-      </w:r>
-    </w:p>
-    <w:p>
-      <w:r>
-        <w:t xml:space="preserve">Ograniczenia dotyczą również funkcjonalności edytora, który oferuje uproszczony model tworzenia gier. Choć zwiększa to dostępność </w:t>
-      </w:r>
-      <w:r>
-        <w:rPr>
-          <w:i/>
-          <w:iCs/>
-        </w:rPr>
-        <w:t>Digital Dungeons</w:t>
-      </w:r>
-      <w:r>
-        <w:t xml:space="preserve"> dla początkujących użytkow</w:t>
-      </w:r>
-      <w:r>
-        <w:t>-</w:t>
-      </w:r>
-      <w:r>
-        <w:t>ników, ogranicza</w:t>
-      </w:r>
-      <w:r>
-        <w:t xml:space="preserve"> on</w:t>
-      </w:r>
-      <w:r>
-        <w:t xml:space="preserve"> możliwości tworzenia bardziej złożonych scenariuszy.</w:t>
-      </w:r>
-    </w:p>
-    <w:p>
-      <w:r>
-        <w:t>Dodatkowo system nie wykorzystuje mechanizmów automatycznego generowania treści, takich jak rozwiązania oparte na sztucznej inteligencji</w:t>
-      </w:r>
-      <w:r>
-        <w:t>.</w:t>
+        <w:rPr/>
+        <w:t>Pomimo osiągnięcia założonych celów, opracowany system posiada pewne ograniczenia wynikające zarówno z przyjętego zakresu pracy, jak i podjętych decyzji projektowych.</w:t>
+      </w:r>
+    </w:p>
+    <w:p>
+      <w:pPr>
+        <w:pStyle w:val="Normal"/>
+      </w:pPr>
+      <w:r>
+        <w:rPr/>
+        <w:t xml:space="preserve">    Brak multimediów: Jednym z głównych ograniczeń jest brak wsparcia dla elementów multimedialnych, takich jak grafika, dźwięk czy wideo. System obejmuje jedynie model interakcji na bazie wprowadzanego za pomocą klawiatury tekstu (lub </w:t>
+      </w:r>
+      <w:r>
+        <w:rPr/>
+        <w:t>klikalnych</w:t>
+      </w:r>
+      <w:r>
+        <w:rPr/>
+        <w:t xml:space="preserve"> opcji), co znacząco utrudnia integrację tych elementów. Jest to jednak zgodne z pierwotnym założeniem o położeniu głównego nacisku na narrację tekstową.</w:t>
+      </w:r>
+    </w:p>
+    <w:p>
+      <w:pPr>
+        <w:pStyle w:val="Normal"/>
+      </w:pPr>
+      <w:r>
+        <w:rPr/>
+        <w:t xml:space="preserve">    Zależność od połączenia sieciowego: Kolejnym ograniczeniem jest dostępność systemu wyłącznie w środowisku przeglądarkowym. Brak możliwości eksportu gier w formie niezależnych aplikacji (ang. </w:t>
+      </w:r>
+      <w:r>
+        <w:rPr/>
+        <w:t>standalone</w:t>
+      </w:r>
+      <w:r>
+        <w:rPr/>
+        <w:t>) powoduje konieczność stałego połączenia z siecią podczas korzystania z platformy.</w:t>
+      </w:r>
+    </w:p>
+    <w:p>
+      <w:pPr>
+        <w:pStyle w:val="Normal"/>
+      </w:pPr>
+      <w:r>
+        <w:rPr/>
+        <w:t xml:space="preserve">    Uproszczony edytor: Ograniczenia dotyczą również funkcjonalności edytora, który oferuje stosunkowo prosty model tworzenia gier. Choć zwiększa to dostępność Digital </w:t>
+      </w:r>
+      <w:r>
+        <w:rPr/>
+        <w:t>Dungeons</w:t>
+      </w:r>
+      <w:r>
+        <w:rPr/>
+        <w:t xml:space="preserve"> dla początkujących użytkowników, jednocześnie ogranicza możliwości konstruowania wysoce złożonych scenariuszy i mechanik.</w:t>
+      </w:r>
+    </w:p>
+    <w:p>
+      <w:pPr>
+        <w:pStyle w:val="Normal"/>
+      </w:pPr>
+      <w:r>
+        <w:rPr/>
+        <w:t xml:space="preserve">    Brak wsparcia AI: Dodatkowo system na ten moment nie wykorzystuje mechanizmów automatycznego generowania treści, takich jak rozwiązania oparte na sztucznej inteligencji, które mogłyby wspierać twórców w pisaniu opisów lokacji czy dialogów.</w:t>
       </w:r>
     </w:p>
     <w:p>
       <w:pPr>
         <w:pStyle w:val="Heading2"/>
       </w:pPr>
-      <w:bookmarkStart w:id="48" w:name="_Toc226833566"/>
-      <w:r>
+      <w:bookmarkStart w:name="_Toc226833566" w:id="48"/>
+      <w:r>
+        <w:rPr/>
         <w:t>7.3. Możliwości dalszego rozwoju</w:t>
       </w:r>
       <w:bookmarkEnd w:id="48"/>
     </w:p>
     <w:p>
-      <w:r>
-        <w:t>Opracowany system może stanowić podstawę do dalszego rozwoju zarówno w zakresie funkcjonalnym, jak i technicznym.</w:t>
-      </w:r>
-    </w:p>
-    <w:p>
-      <w:r>
-        <w:t xml:space="preserve">Jednym z możliwych kierunków rozwoju jest rozszerzenie systemu o wsparcie dla elementów multimedialnych, takich jak grafika czy dźwięk. </w:t>
-      </w:r>
-      <w:r>
-        <w:t>Umożliwiłoby</w:t>
-      </w:r>
-      <w:r>
-        <w:t xml:space="preserve"> to zwiększenie różnorodności tworzonych gier oraz poszerzenie grupy odbiorców.</w:t>
-      </w:r>
-    </w:p>
-    <w:p>
-      <w:r>
-        <w:t xml:space="preserve">Inną możliwością jest rozbudowa </w:t>
-      </w:r>
-      <w:r>
-        <w:t>mechanizmu narracji, umożliwiając tworzenie bardziej skomplikowanych fabuł i bardziej interaktywnego doświadczenia. Taka rozbudowa m</w:t>
-      </w:r>
-      <w:r>
-        <w:t>oże obejmować wprowadzenie bardziej zaawansowanych systemów zarządzania stanem gry.</w:t>
-      </w:r>
-    </w:p>
-    <w:p>
-      <w:r>
-        <w:t>W zakresie technicznym możliwe jest wprowadzenie optymalizacji wydajności oraz rozwiązań zwiększających skalowalność systemu, co byłoby istotne w przypadku wzrostu liczby użytkowników i publikowanych gier.</w:t>
-      </w:r>
-    </w:p>
-    <w:p>
-      <w:r>
-        <w:t>Istotnym kierunkiem rozwoju jest również możliwość eksportu gier do postaci niezależnych aplikacji. Pozwoliłoby to na zwiększenie dostępności tworzonych projektów poza środo</w:t>
-      </w:r>
-      <w:r>
-        <w:t>-</w:t>
-      </w:r>
-      <w:r>
-        <w:t xml:space="preserve">wiskiem </w:t>
-      </w:r>
-      <w:r>
-        <w:t>platformy</w:t>
-      </w:r>
-      <w:r>
-        <w:t>.</w:t>
+      <w:pPr>
+        <w:pStyle w:val="Normal"/>
+      </w:pPr>
+      <w:r>
+        <w:rPr/>
+        <w:t>Opracowany system stanowi solidną podstawę, którą można rozwijać zarówno pod kątem funkcjonalnym, jak i technicznym.</w:t>
+      </w:r>
+    </w:p>
+    <w:p>
+      <w:pPr>
+        <w:pStyle w:val="Normal"/>
+      </w:pPr>
+      <w:r>
+        <w:rPr/>
+        <w:t xml:space="preserve">    Integracja multimediów: Jednym z możliwych kierunków rozwoju jest rozszerzenie systemu o opcjonalne wsparcie dla elementów multimedialnych, takich jak prosta oprawa graficzna czy podkłady dźwiękowe. Umożliwiłoby to zwiększenie różnorodności tworzonych gier oraz poszerzenie grupy docelowych odbiorców.</w:t>
+      </w:r>
+    </w:p>
+    <w:p>
+      <w:pPr>
+        <w:pStyle w:val="Normal"/>
+      </w:pPr>
+      <w:r>
+        <w:rPr/>
+        <w:t xml:space="preserve">    Rozbudowa mechanik narracyjnych: Inną możliwością jest rozbudowa mechanizmu narracji i logiki, co pozwoliłoby na tworzenie bardziej skomplikowanych fabuł. Taka rozbudowa mogłaby obejmować wprowadzenie zaawansowanych systemów zarządzania ekwipunkiem, statystykami postaci czy zmiennymi warunkowymi w dialogach.</w:t>
+      </w:r>
+    </w:p>
+    <w:p>
+      <w:pPr>
+        <w:pStyle w:val="Normal"/>
+      </w:pPr>
+      <w:r>
+        <w:rPr/>
+        <w:t xml:space="preserve">    Eksport do zewnętrznych formatów: Istotnym kierunkiem rozwoju jest możliwość eksportu gotowych gier do postaci plików wykonywalnych (niezależnych aplikacji) lub standardowych formatów webowych do osadzenia na innych stronach. Pozwoliłoby to na uniezależnienie rozgrywki od środowiska platformy.</w:t>
+      </w:r>
+    </w:p>
+    <w:p>
+      <w:pPr>
+        <w:pStyle w:val="Normal"/>
+      </w:pPr>
+      <w:r>
+        <w:rPr/>
+        <w:t xml:space="preserve">    Skalowalność i wydajność: W zakresie technicznym wskazane jest wprowadzenie optymalizacji wydajnościowych oraz rozwiązań chmurowych zwiększających skalowalność systemu. Byłoby to kluczowe w przypadku znacznego wzrostu liczby aktywnych użytkowników i publikowanych w serwisie gier.</w:t>
       </w:r>
     </w:p>
     <w:p>
@@ -9739,7 +9784,7 @@
           <w:lang w:val="en-GB"/>
         </w:rPr>
       </w:pPr>
-      <w:bookmarkStart w:id="49" w:name="_Toc226833567"/>
+      <w:bookmarkStart w:name="_Toc226833567" w:id="49"/>
       <w:r>
         <w:rPr>
           <w:lang w:val="en-GB"/>
@@ -9798,7 +9843,7 @@
         </w:rPr>
         <w:t xml:space="preserve">, </w:t>
       </w:r>
-      <w:hyperlink r:id="rId15" w:history="1">
+      <w:hyperlink w:history="1" r:id="rId15">
         <w:r>
           <w:rPr>
             <w:rStyle w:val="Hyperlink"/>
@@ -9907,7 +9952,7 @@
         </w:rPr>
         <w:t xml:space="preserve"> </w:t>
       </w:r>
-      <w:hyperlink r:id="rId16" w:history="1">
+      <w:hyperlink w:history="1" r:id="rId16">
         <w:r>
           <w:rPr>
             <w:rStyle w:val="Hyperlink"/>
@@ -9990,7 +10035,7 @@
         </w:rPr>
         <w:t xml:space="preserve"> </w:t>
       </w:r>
-      <w:hyperlink r:id="rId17" w:history="1">
+      <w:hyperlink w:history="1" r:id="rId17">
         <w:r>
           <w:rPr>
             <w:rStyle w:val="Hyperlink"/>
@@ -10080,7 +10125,7 @@
         </w:rPr>
         <w:t xml:space="preserve"> </w:t>
       </w:r>
-      <w:hyperlink r:id="rId18" w:history="1">
+      <w:hyperlink w:history="1" r:id="rId18">
         <w:r>
           <w:rPr>
             <w:rStyle w:val="Hyperlink"/>
@@ -10153,7 +10198,7 @@
         </w:rPr>
         <w:t xml:space="preserve"> </w:t>
       </w:r>
-      <w:hyperlink r:id="rId19" w:history="1">
+      <w:hyperlink w:history="1" r:id="rId19">
         <w:r>
           <w:rPr>
             <w:rStyle w:val="Hyperlink"/>
@@ -10231,7 +10276,7 @@
         </w:rPr>
         <w:t xml:space="preserve"> Unreal Engine, </w:t>
       </w:r>
-      <w:hyperlink r:id="rId20" w:history="1">
+      <w:hyperlink w:history="1" r:id="rId20">
         <w:r>
           <w:rPr>
             <w:rStyle w:val="Hyperlink"/>
@@ -10323,7 +10368,7 @@
         </w:rPr>
         <w:t xml:space="preserve"> </w:t>
       </w:r>
-      <w:hyperlink r:id="rId21" w:history="1">
+      <w:hyperlink w:history="1" r:id="rId21">
         <w:r>
           <w:rPr>
             <w:rStyle w:val="Hyperlink"/>
@@ -10418,7 +10463,7 @@
         </w:rPr>
         <w:t xml:space="preserve"> </w:t>
       </w:r>
-      <w:hyperlink r:id="rId22" w:history="1">
+      <w:hyperlink w:history="1" r:id="rId22">
         <w:r>
           <w:rPr>
             <w:rStyle w:val="Hyperlink"/>
@@ -10497,7 +10542,7 @@
         </w:rPr>
         <w:t xml:space="preserve">, </w:t>
       </w:r>
-      <w:hyperlink r:id="rId23" w:history="1">
+      <w:hyperlink w:history="1" r:id="rId23">
         <w:r>
           <w:rPr>
             <w:rStyle w:val="Hyperlink"/>
@@ -10568,7 +10613,7 @@
         </w:rPr>
         <w:t xml:space="preserve">, </w:t>
       </w:r>
-      <w:hyperlink r:id="rId24" w:history="1">
+      <w:hyperlink w:history="1" r:id="rId24">
         <w:r>
           <w:rPr>
             <w:rStyle w:val="Hyperlink"/>
@@ -10618,7 +10663,7 @@
         </w:rPr>
         <w:t xml:space="preserve">, </w:t>
       </w:r>
-      <w:hyperlink r:id="rId25" w:history="1">
+      <w:hyperlink w:history="1" r:id="rId25">
         <w:r>
           <w:rPr>
             <w:rStyle w:val="Hyperlink"/>
@@ -10705,7 +10750,7 @@
         </w:rPr>
         <w:t xml:space="preserve"> </w:t>
       </w:r>
-      <w:hyperlink r:id="rId26" w:history="1">
+      <w:hyperlink w:history="1" r:id="rId26">
         <w:r>
           <w:rPr>
             <w:rStyle w:val="Hyperlink"/>
@@ -10791,7 +10836,7 @@
         </w:rPr>
         <w:t xml:space="preserve">, </w:t>
       </w:r>
-      <w:hyperlink r:id="rId27" w:history="1">
+      <w:hyperlink w:history="1" r:id="rId27">
         <w:r>
           <w:rPr>
             <w:rStyle w:val="Hyperlink"/>
@@ -10872,7 +10917,7 @@
         </w:rPr>
         <w:t xml:space="preserve">, </w:t>
       </w:r>
-      <w:hyperlink r:id="rId28" w:history="1">
+      <w:hyperlink w:history="1" r:id="rId28">
         <w:r>
           <w:rPr>
             <w:rStyle w:val="Hyperlink"/>
@@ -10897,7 +10942,7 @@
     </w:p>
     <w:sectPr>
       <w:footerReference w:type="default" r:id="rId29"/>
-      <w:pgSz w:w="11906" w:h="16838"/>
+      <w:pgSz w:w="11906" w:h="16838" w:orient="portrait"/>
       <w:pgMar w:top="1440" w:right="1440" w:bottom="1440" w:left="1440" w:header="708" w:footer="708" w:gutter="0"/>
       <w:cols w:space="708"/>
       <w:docGrid w:linePitch="360"/>
@@ -11118,7 +11163,7 @@
         <w:ind w:left="720" w:hanging="360"/>
       </w:pPr>
       <w:rPr>
-        <w:rFonts w:ascii="Symbol" w:hAnsi="Symbol" w:hint="default"/>
+        <w:rFonts w:hint="default" w:ascii="Symbol" w:hAnsi="Symbol"/>
         <w:sz w:val="20"/>
       </w:rPr>
     </w:lvl>
@@ -11134,7 +11179,7 @@
         <w:ind w:left="1440" w:hanging="360"/>
       </w:pPr>
       <w:rPr>
-        <w:rFonts w:ascii="Courier New" w:hAnsi="Courier New" w:hint="default"/>
+        <w:rFonts w:hint="default" w:ascii="Courier New" w:hAnsi="Courier New"/>
         <w:sz w:val="20"/>
       </w:rPr>
     </w:lvl>
@@ -11150,7 +11195,7 @@
         <w:ind w:left="2160" w:hanging="360"/>
       </w:pPr>
       <w:rPr>
-        <w:rFonts w:ascii="Wingdings" w:hAnsi="Wingdings" w:hint="default"/>
+        <w:rFonts w:hint="default" w:ascii="Wingdings" w:hAnsi="Wingdings"/>
         <w:sz w:val="20"/>
       </w:rPr>
     </w:lvl>
@@ -11166,7 +11211,7 @@
         <w:ind w:left="2880" w:hanging="360"/>
       </w:pPr>
       <w:rPr>
-        <w:rFonts w:ascii="Wingdings" w:hAnsi="Wingdings" w:hint="default"/>
+        <w:rFonts w:hint="default" w:ascii="Wingdings" w:hAnsi="Wingdings"/>
         <w:sz w:val="20"/>
       </w:rPr>
     </w:lvl>
@@ -11182,7 +11227,7 @@
         <w:ind w:left="3600" w:hanging="360"/>
       </w:pPr>
       <w:rPr>
-        <w:rFonts w:ascii="Wingdings" w:hAnsi="Wingdings" w:hint="default"/>
+        <w:rFonts w:hint="default" w:ascii="Wingdings" w:hAnsi="Wingdings"/>
         <w:sz w:val="20"/>
       </w:rPr>
     </w:lvl>
@@ -11198,7 +11243,7 @@
         <w:ind w:left="4320" w:hanging="360"/>
       </w:pPr>
       <w:rPr>
-        <w:rFonts w:ascii="Wingdings" w:hAnsi="Wingdings" w:hint="default"/>
+        <w:rFonts w:hint="default" w:ascii="Wingdings" w:hAnsi="Wingdings"/>
         <w:sz w:val="20"/>
       </w:rPr>
     </w:lvl>
@@ -11214,7 +11259,7 @@
         <w:ind w:left="5040" w:hanging="360"/>
       </w:pPr>
       <w:rPr>
-        <w:rFonts w:ascii="Wingdings" w:hAnsi="Wingdings" w:hint="default"/>
+        <w:rFonts w:hint="default" w:ascii="Wingdings" w:hAnsi="Wingdings"/>
         <w:sz w:val="20"/>
       </w:rPr>
     </w:lvl>
@@ -11230,7 +11275,7 @@
         <w:ind w:left="5760" w:hanging="360"/>
       </w:pPr>
       <w:rPr>
-        <w:rFonts w:ascii="Wingdings" w:hAnsi="Wingdings" w:hint="default"/>
+        <w:rFonts w:hint="default" w:ascii="Wingdings" w:hAnsi="Wingdings"/>
         <w:sz w:val="20"/>
       </w:rPr>
     </w:lvl>
@@ -11246,7 +11291,7 @@
         <w:ind w:left="6480" w:hanging="360"/>
       </w:pPr>
       <w:rPr>
-        <w:rFonts w:ascii="Wingdings" w:hAnsi="Wingdings" w:hint="default"/>
+        <w:rFonts w:hint="default" w:ascii="Wingdings" w:hAnsi="Wingdings"/>
         <w:sz w:val="20"/>
       </w:rPr>
     </w:lvl>
@@ -11264,7 +11309,7 @@
         <w:ind w:left="720" w:hanging="360"/>
       </w:pPr>
       <w:rPr>
-        <w:rFonts w:ascii="Symbol" w:hAnsi="Symbol" w:hint="default"/>
+        <w:rFonts w:hint="default" w:ascii="Symbol" w:hAnsi="Symbol"/>
       </w:rPr>
     </w:lvl>
     <w:lvl w:ilvl="1" w:tplc="E774CB46">
@@ -11276,7 +11321,7 @@
         <w:ind w:left="1440" w:hanging="360"/>
       </w:pPr>
       <w:rPr>
-        <w:rFonts w:ascii="Courier New" w:hAnsi="Courier New" w:hint="default"/>
+        <w:rFonts w:hint="default" w:ascii="Courier New" w:hAnsi="Courier New"/>
       </w:rPr>
     </w:lvl>
     <w:lvl w:ilvl="2" w:tplc="F66067C6">
@@ -11288,7 +11333,7 @@
         <w:ind w:left="2160" w:hanging="360"/>
       </w:pPr>
       <w:rPr>
-        <w:rFonts w:ascii="Wingdings" w:hAnsi="Wingdings" w:hint="default"/>
+        <w:rFonts w:hint="default" w:ascii="Wingdings" w:hAnsi="Wingdings"/>
       </w:rPr>
     </w:lvl>
     <w:lvl w:ilvl="3" w:tplc="A76EBF98">
@@ -11300,7 +11345,7 @@
         <w:ind w:left="2880" w:hanging="360"/>
       </w:pPr>
       <w:rPr>
-        <w:rFonts w:ascii="Symbol" w:hAnsi="Symbol" w:hint="default"/>
+        <w:rFonts w:hint="default" w:ascii="Symbol" w:hAnsi="Symbol"/>
       </w:rPr>
     </w:lvl>
     <w:lvl w:ilvl="4" w:tplc="CC100952">
@@ -11312,7 +11357,7 @@
         <w:ind w:left="3600" w:hanging="360"/>
       </w:pPr>
       <w:rPr>
-        <w:rFonts w:ascii="Courier New" w:hAnsi="Courier New" w:hint="default"/>
+        <w:rFonts w:hint="default" w:ascii="Courier New" w:hAnsi="Courier New"/>
       </w:rPr>
     </w:lvl>
     <w:lvl w:ilvl="5" w:tplc="0494E5FA">
@@ -11324,7 +11369,7 @@
         <w:ind w:left="4320" w:hanging="360"/>
       </w:pPr>
       <w:rPr>
-        <w:rFonts w:ascii="Wingdings" w:hAnsi="Wingdings" w:hint="default"/>
+        <w:rFonts w:hint="default" w:ascii="Wingdings" w:hAnsi="Wingdings"/>
       </w:rPr>
     </w:lvl>
     <w:lvl w:ilvl="6" w:tplc="293AEA90">
@@ -11336,7 +11381,7 @@
         <w:ind w:left="5040" w:hanging="360"/>
       </w:pPr>
       <w:rPr>
-        <w:rFonts w:ascii="Symbol" w:hAnsi="Symbol" w:hint="default"/>
+        <w:rFonts w:hint="default" w:ascii="Symbol" w:hAnsi="Symbol"/>
       </w:rPr>
     </w:lvl>
     <w:lvl w:ilvl="7" w:tplc="5E2E9DC8">
@@ -11348,7 +11393,7 @@
         <w:ind w:left="5760" w:hanging="360"/>
       </w:pPr>
       <w:rPr>
-        <w:rFonts w:ascii="Courier New" w:hAnsi="Courier New" w:hint="default"/>
+        <w:rFonts w:hint="default" w:ascii="Courier New" w:hAnsi="Courier New"/>
       </w:rPr>
     </w:lvl>
     <w:lvl w:ilvl="8" w:tplc="ACDAB452">
@@ -11360,7 +11405,7 @@
         <w:ind w:left="6480" w:hanging="360"/>
       </w:pPr>
       <w:rPr>
-        <w:rFonts w:ascii="Wingdings" w:hAnsi="Wingdings" w:hint="default"/>
+        <w:rFonts w:hint="default" w:ascii="Wingdings" w:hAnsi="Wingdings"/>
       </w:rPr>
     </w:lvl>
   </w:abstractNum>
@@ -11463,7 +11508,7 @@
         <w:ind w:left="720" w:hanging="360"/>
       </w:pPr>
       <w:rPr>
-        <w:rFonts w:ascii="Symbol" w:hAnsi="Symbol" w:hint="default"/>
+        <w:rFonts w:hint="default" w:ascii="Symbol" w:hAnsi="Symbol"/>
       </w:rPr>
     </w:lvl>
     <w:lvl w:ilvl="1" w:tplc="B6F8C366">
@@ -11475,7 +11520,7 @@
         <w:ind w:left="1440" w:hanging="360"/>
       </w:pPr>
       <w:rPr>
-        <w:rFonts w:ascii="Courier New" w:hAnsi="Courier New" w:hint="default"/>
+        <w:rFonts w:hint="default" w:ascii="Courier New" w:hAnsi="Courier New"/>
       </w:rPr>
     </w:lvl>
     <w:lvl w:ilvl="2" w:tplc="D7B84084">
@@ -11487,7 +11532,7 @@
         <w:ind w:left="2160" w:hanging="360"/>
       </w:pPr>
       <w:rPr>
-        <w:rFonts w:ascii="Wingdings" w:hAnsi="Wingdings" w:hint="default"/>
+        <w:rFonts w:hint="default" w:ascii="Wingdings" w:hAnsi="Wingdings"/>
       </w:rPr>
     </w:lvl>
     <w:lvl w:ilvl="3" w:tplc="944835D0">
@@ -11499,7 +11544,7 @@
         <w:ind w:left="2880" w:hanging="360"/>
       </w:pPr>
       <w:rPr>
-        <w:rFonts w:ascii="Symbol" w:hAnsi="Symbol" w:hint="default"/>
+        <w:rFonts w:hint="default" w:ascii="Symbol" w:hAnsi="Symbol"/>
       </w:rPr>
     </w:lvl>
     <w:lvl w:ilvl="4" w:tplc="B5B0C7A6">
@@ -11511,7 +11556,7 @@
         <w:ind w:left="3600" w:hanging="360"/>
       </w:pPr>
       <w:rPr>
-        <w:rFonts w:ascii="Courier New" w:hAnsi="Courier New" w:hint="default"/>
+        <w:rFonts w:hint="default" w:ascii="Courier New" w:hAnsi="Courier New"/>
       </w:rPr>
     </w:lvl>
     <w:lvl w:ilvl="5" w:tplc="B0808B3A">
@@ -11523,7 +11568,7 @@
         <w:ind w:left="4320" w:hanging="360"/>
       </w:pPr>
       <w:rPr>
-        <w:rFonts w:ascii="Wingdings" w:hAnsi="Wingdings" w:hint="default"/>
+        <w:rFonts w:hint="default" w:ascii="Wingdings" w:hAnsi="Wingdings"/>
       </w:rPr>
     </w:lvl>
     <w:lvl w:ilvl="6" w:tplc="ABC89B70">
@@ -11535,7 +11580,7 @@
         <w:ind w:left="5040" w:hanging="360"/>
       </w:pPr>
       <w:rPr>
-        <w:rFonts w:ascii="Symbol" w:hAnsi="Symbol" w:hint="default"/>
+        <w:rFonts w:hint="default" w:ascii="Symbol" w:hAnsi="Symbol"/>
       </w:rPr>
     </w:lvl>
     <w:lvl w:ilvl="7" w:tplc="C0A2A334">
@@ -11547,7 +11592,7 @@
         <w:ind w:left="5760" w:hanging="360"/>
       </w:pPr>
       <w:rPr>
-        <w:rFonts w:ascii="Courier New" w:hAnsi="Courier New" w:hint="default"/>
+        <w:rFonts w:hint="default" w:ascii="Courier New" w:hAnsi="Courier New"/>
       </w:rPr>
     </w:lvl>
     <w:lvl w:ilvl="8" w:tplc="92A0A380">
@@ -11559,7 +11604,7 @@
         <w:ind w:left="6480" w:hanging="360"/>
       </w:pPr>
       <w:rPr>
-        <w:rFonts w:ascii="Wingdings" w:hAnsi="Wingdings" w:hint="default"/>
+        <w:rFonts w:hint="default" w:ascii="Wingdings" w:hAnsi="Wingdings"/>
       </w:rPr>
     </w:lvl>
   </w:abstractNum>
@@ -11665,7 +11710,7 @@
         <w:ind w:left="360" w:hanging="360"/>
       </w:pPr>
       <w:rPr>
-        <w:rFonts w:ascii="Symbol" w:hAnsi="Symbol" w:hint="default"/>
+        <w:rFonts w:hint="default" w:ascii="Symbol" w:hAnsi="Symbol"/>
         <w:sz w:val="20"/>
       </w:rPr>
     </w:lvl>
@@ -11681,7 +11726,7 @@
         <w:ind w:left="1080" w:hanging="360"/>
       </w:pPr>
       <w:rPr>
-        <w:rFonts w:ascii="Courier New" w:hAnsi="Courier New" w:hint="default"/>
+        <w:rFonts w:hint="default" w:ascii="Courier New" w:hAnsi="Courier New"/>
         <w:sz w:val="20"/>
       </w:rPr>
     </w:lvl>
@@ -11697,7 +11742,7 @@
         <w:ind w:left="1800" w:hanging="360"/>
       </w:pPr>
       <w:rPr>
-        <w:rFonts w:ascii="Wingdings" w:hAnsi="Wingdings" w:hint="default"/>
+        <w:rFonts w:hint="default" w:ascii="Wingdings" w:hAnsi="Wingdings"/>
         <w:sz w:val="20"/>
       </w:rPr>
     </w:lvl>
@@ -11713,7 +11758,7 @@
         <w:ind w:left="2520" w:hanging="360"/>
       </w:pPr>
       <w:rPr>
-        <w:rFonts w:ascii="Wingdings" w:hAnsi="Wingdings" w:hint="default"/>
+        <w:rFonts w:hint="default" w:ascii="Wingdings" w:hAnsi="Wingdings"/>
         <w:sz w:val="20"/>
       </w:rPr>
     </w:lvl>
@@ -11729,7 +11774,7 @@
         <w:ind w:left="3240" w:hanging="360"/>
       </w:pPr>
       <w:rPr>
-        <w:rFonts w:ascii="Wingdings" w:hAnsi="Wingdings" w:hint="default"/>
+        <w:rFonts w:hint="default" w:ascii="Wingdings" w:hAnsi="Wingdings"/>
         <w:sz w:val="20"/>
       </w:rPr>
     </w:lvl>
@@ -11745,7 +11790,7 @@
         <w:ind w:left="3960" w:hanging="360"/>
       </w:pPr>
       <w:rPr>
-        <w:rFonts w:ascii="Wingdings" w:hAnsi="Wingdings" w:hint="default"/>
+        <w:rFonts w:hint="default" w:ascii="Wingdings" w:hAnsi="Wingdings"/>
         <w:sz w:val="20"/>
       </w:rPr>
     </w:lvl>
@@ -11761,7 +11806,7 @@
         <w:ind w:left="4680" w:hanging="360"/>
       </w:pPr>
       <w:rPr>
-        <w:rFonts w:ascii="Wingdings" w:hAnsi="Wingdings" w:hint="default"/>
+        <w:rFonts w:hint="default" w:ascii="Wingdings" w:hAnsi="Wingdings"/>
         <w:sz w:val="20"/>
       </w:rPr>
     </w:lvl>
@@ -11777,7 +11822,7 @@
         <w:ind w:left="5400" w:hanging="360"/>
       </w:pPr>
       <w:rPr>
-        <w:rFonts w:ascii="Wingdings" w:hAnsi="Wingdings" w:hint="default"/>
+        <w:rFonts w:hint="default" w:ascii="Wingdings" w:hAnsi="Wingdings"/>
         <w:sz w:val="20"/>
       </w:rPr>
     </w:lvl>
@@ -11793,7 +11838,7 @@
         <w:ind w:left="6120" w:hanging="360"/>
       </w:pPr>
       <w:rPr>
-        <w:rFonts w:ascii="Wingdings" w:hAnsi="Wingdings" w:hint="default"/>
+        <w:rFonts w:hint="default" w:ascii="Wingdings" w:hAnsi="Wingdings"/>
         <w:sz w:val="20"/>
       </w:rPr>
     </w:lvl>
@@ -11814,7 +11859,7 @@
         <w:ind w:left="720" w:hanging="360"/>
       </w:pPr>
       <w:rPr>
-        <w:rFonts w:ascii="Symbol" w:hAnsi="Symbol" w:hint="default"/>
+        <w:rFonts w:hint="default" w:ascii="Symbol" w:hAnsi="Symbol"/>
         <w:sz w:val="20"/>
       </w:rPr>
     </w:lvl>
@@ -11830,7 +11875,7 @@
         <w:ind w:left="1440" w:hanging="360"/>
       </w:pPr>
       <w:rPr>
-        <w:rFonts w:ascii="Courier New" w:hAnsi="Courier New" w:hint="default"/>
+        <w:rFonts w:hint="default" w:ascii="Courier New" w:hAnsi="Courier New"/>
         <w:sz w:val="20"/>
       </w:rPr>
     </w:lvl>
@@ -11846,7 +11891,7 @@
         <w:ind w:left="2160" w:hanging="360"/>
       </w:pPr>
       <w:rPr>
-        <w:rFonts w:ascii="Wingdings" w:hAnsi="Wingdings" w:hint="default"/>
+        <w:rFonts w:hint="default" w:ascii="Wingdings" w:hAnsi="Wingdings"/>
         <w:sz w:val="20"/>
       </w:rPr>
     </w:lvl>
@@ -11862,7 +11907,7 @@
         <w:ind w:left="2880" w:hanging="360"/>
       </w:pPr>
       <w:rPr>
-        <w:rFonts w:ascii="Wingdings" w:hAnsi="Wingdings" w:hint="default"/>
+        <w:rFonts w:hint="default" w:ascii="Wingdings" w:hAnsi="Wingdings"/>
         <w:sz w:val="20"/>
       </w:rPr>
     </w:lvl>
@@ -11878,7 +11923,7 @@
         <w:ind w:left="3600" w:hanging="360"/>
       </w:pPr>
       <w:rPr>
-        <w:rFonts w:ascii="Wingdings" w:hAnsi="Wingdings" w:hint="default"/>
+        <w:rFonts w:hint="default" w:ascii="Wingdings" w:hAnsi="Wingdings"/>
         <w:sz w:val="20"/>
       </w:rPr>
     </w:lvl>
@@ -11894,7 +11939,7 @@
         <w:ind w:left="4320" w:hanging="360"/>
       </w:pPr>
       <w:rPr>
-        <w:rFonts w:ascii="Wingdings" w:hAnsi="Wingdings" w:hint="default"/>
+        <w:rFonts w:hint="default" w:ascii="Wingdings" w:hAnsi="Wingdings"/>
         <w:sz w:val="20"/>
       </w:rPr>
     </w:lvl>
@@ -11910,7 +11955,7 @@
         <w:ind w:left="5040" w:hanging="360"/>
       </w:pPr>
       <w:rPr>
-        <w:rFonts w:ascii="Wingdings" w:hAnsi="Wingdings" w:hint="default"/>
+        <w:rFonts w:hint="default" w:ascii="Wingdings" w:hAnsi="Wingdings"/>
         <w:sz w:val="20"/>
       </w:rPr>
     </w:lvl>
@@ -11926,7 +11971,7 @@
         <w:ind w:left="5760" w:hanging="360"/>
       </w:pPr>
       <w:rPr>
-        <w:rFonts w:ascii="Wingdings" w:hAnsi="Wingdings" w:hint="default"/>
+        <w:rFonts w:hint="default" w:ascii="Wingdings" w:hAnsi="Wingdings"/>
         <w:sz w:val="20"/>
       </w:rPr>
     </w:lvl>
@@ -11942,7 +11987,7 @@
         <w:ind w:left="6480" w:hanging="360"/>
       </w:pPr>
       <w:rPr>
-        <w:rFonts w:ascii="Wingdings" w:hAnsi="Wingdings" w:hint="default"/>
+        <w:rFonts w:hint="default" w:ascii="Wingdings" w:hAnsi="Wingdings"/>
         <w:sz w:val="20"/>
       </w:rPr>
     </w:lvl>
@@ -11961,7 +12006,7 @@
         <w:ind w:left="360" w:hanging="360"/>
       </w:pPr>
       <w:rPr>
-        <w:rFonts w:ascii="Wingdings" w:hAnsi="Wingdings" w:hint="default"/>
+        <w:rFonts w:hint="default" w:ascii="Wingdings" w:hAnsi="Wingdings"/>
       </w:rPr>
     </w:lvl>
     <w:lvl w:ilvl="1">
@@ -11973,7 +12018,7 @@
         <w:ind w:left="720" w:hanging="360"/>
       </w:pPr>
       <w:rPr>
-        <w:rFonts w:ascii="Wingdings" w:hAnsi="Wingdings" w:hint="default"/>
+        <w:rFonts w:hint="default" w:ascii="Wingdings" w:hAnsi="Wingdings"/>
       </w:rPr>
     </w:lvl>
     <w:lvl w:ilvl="2">
@@ -11985,7 +12030,7 @@
         <w:ind w:left="1080" w:hanging="360"/>
       </w:pPr>
       <w:rPr>
-        <w:rFonts w:ascii="Wingdings" w:hAnsi="Wingdings" w:hint="default"/>
+        <w:rFonts w:hint="default" w:ascii="Wingdings" w:hAnsi="Wingdings"/>
       </w:rPr>
     </w:lvl>
     <w:lvl w:ilvl="3">
@@ -11997,7 +12042,7 @@
         <w:ind w:left="1440" w:hanging="360"/>
       </w:pPr>
       <w:rPr>
-        <w:rFonts w:ascii="Wingdings" w:hAnsi="Wingdings" w:hint="default"/>
+        <w:rFonts w:hint="default" w:ascii="Wingdings" w:hAnsi="Wingdings"/>
       </w:rPr>
     </w:lvl>
     <w:lvl w:ilvl="4">
@@ -12009,7 +12054,7 @@
         <w:ind w:left="1800" w:hanging="360"/>
       </w:pPr>
       <w:rPr>
-        <w:rFonts w:ascii="Wingdings" w:hAnsi="Wingdings" w:hint="default"/>
+        <w:rFonts w:hint="default" w:ascii="Wingdings" w:hAnsi="Wingdings"/>
       </w:rPr>
     </w:lvl>
     <w:lvl w:ilvl="5">
@@ -12021,7 +12066,7 @@
         <w:ind w:left="2160" w:hanging="360"/>
       </w:pPr>
       <w:rPr>
-        <w:rFonts w:ascii="Wingdings" w:hAnsi="Wingdings" w:hint="default"/>
+        <w:rFonts w:hint="default" w:ascii="Wingdings" w:hAnsi="Wingdings"/>
       </w:rPr>
     </w:lvl>
     <w:lvl w:ilvl="6">
@@ -12033,7 +12078,7 @@
         <w:ind w:left="2520" w:hanging="360"/>
       </w:pPr>
       <w:rPr>
-        <w:rFonts w:ascii="Wingdings" w:hAnsi="Wingdings" w:hint="default"/>
+        <w:rFonts w:hint="default" w:ascii="Wingdings" w:hAnsi="Wingdings"/>
       </w:rPr>
     </w:lvl>
     <w:lvl w:ilvl="7">
@@ -12045,7 +12090,7 @@
         <w:ind w:left="2880" w:hanging="360"/>
       </w:pPr>
       <w:rPr>
-        <w:rFonts w:ascii="Wingdings" w:hAnsi="Wingdings" w:hint="default"/>
+        <w:rFonts w:hint="default" w:ascii="Wingdings" w:hAnsi="Wingdings"/>
       </w:rPr>
     </w:lvl>
     <w:lvl w:ilvl="8">
@@ -12057,7 +12102,7 @@
         <w:ind w:left="3240" w:hanging="360"/>
       </w:pPr>
       <w:rPr>
-        <w:rFonts w:ascii="Wingdings" w:hAnsi="Wingdings" w:hint="default"/>
+        <w:rFonts w:hint="default" w:ascii="Wingdings" w:hAnsi="Wingdings"/>
       </w:rPr>
     </w:lvl>
   </w:abstractNum>
@@ -12077,7 +12122,7 @@
         <w:ind w:left="720" w:hanging="360"/>
       </w:pPr>
       <w:rPr>
-        <w:rFonts w:ascii="Symbol" w:hAnsi="Symbol" w:hint="default"/>
+        <w:rFonts w:hint="default" w:ascii="Symbol" w:hAnsi="Symbol"/>
         <w:sz w:val="20"/>
       </w:rPr>
     </w:lvl>
@@ -12093,7 +12138,7 @@
         <w:ind w:left="1440" w:hanging="360"/>
       </w:pPr>
       <w:rPr>
-        <w:rFonts w:ascii="Courier New" w:hAnsi="Courier New" w:hint="default"/>
+        <w:rFonts w:hint="default" w:ascii="Courier New" w:hAnsi="Courier New"/>
         <w:sz w:val="20"/>
       </w:rPr>
     </w:lvl>
@@ -12109,7 +12154,7 @@
         <w:ind w:left="2160" w:hanging="360"/>
       </w:pPr>
       <w:rPr>
-        <w:rFonts w:ascii="Wingdings" w:hAnsi="Wingdings" w:hint="default"/>
+        <w:rFonts w:hint="default" w:ascii="Wingdings" w:hAnsi="Wingdings"/>
         <w:sz w:val="20"/>
       </w:rPr>
     </w:lvl>
@@ -12125,7 +12170,7 @@
         <w:ind w:left="2880" w:hanging="360"/>
       </w:pPr>
       <w:rPr>
-        <w:rFonts w:ascii="Wingdings" w:hAnsi="Wingdings" w:hint="default"/>
+        <w:rFonts w:hint="default" w:ascii="Wingdings" w:hAnsi="Wingdings"/>
         <w:sz w:val="20"/>
       </w:rPr>
     </w:lvl>
@@ -12141,7 +12186,7 @@
         <w:ind w:left="3600" w:hanging="360"/>
       </w:pPr>
       <w:rPr>
-        <w:rFonts w:ascii="Wingdings" w:hAnsi="Wingdings" w:hint="default"/>
+        <w:rFonts w:hint="default" w:ascii="Wingdings" w:hAnsi="Wingdings"/>
         <w:sz w:val="20"/>
       </w:rPr>
     </w:lvl>
@@ -12157,7 +12202,7 @@
         <w:ind w:left="4320" w:hanging="360"/>
       </w:pPr>
       <w:rPr>
-        <w:rFonts w:ascii="Wingdings" w:hAnsi="Wingdings" w:hint="default"/>
+        <w:rFonts w:hint="default" w:ascii="Wingdings" w:hAnsi="Wingdings"/>
         <w:sz w:val="20"/>
       </w:rPr>
     </w:lvl>
@@ -12173,7 +12218,7 @@
         <w:ind w:left="5040" w:hanging="360"/>
       </w:pPr>
       <w:rPr>
-        <w:rFonts w:ascii="Wingdings" w:hAnsi="Wingdings" w:hint="default"/>
+        <w:rFonts w:hint="default" w:ascii="Wingdings" w:hAnsi="Wingdings"/>
         <w:sz w:val="20"/>
       </w:rPr>
     </w:lvl>
@@ -12189,7 +12234,7 @@
         <w:ind w:left="5760" w:hanging="360"/>
       </w:pPr>
       <w:rPr>
-        <w:rFonts w:ascii="Wingdings" w:hAnsi="Wingdings" w:hint="default"/>
+        <w:rFonts w:hint="default" w:ascii="Wingdings" w:hAnsi="Wingdings"/>
         <w:sz w:val="20"/>
       </w:rPr>
     </w:lvl>
@@ -12205,7 +12250,7 @@
         <w:ind w:left="6480" w:hanging="360"/>
       </w:pPr>
       <w:rPr>
-        <w:rFonts w:ascii="Wingdings" w:hAnsi="Wingdings" w:hint="default"/>
+        <w:rFonts w:hint="default" w:ascii="Wingdings" w:hAnsi="Wingdings"/>
         <w:sz w:val="20"/>
       </w:rPr>
     </w:lvl>
@@ -12226,7 +12271,7 @@
         <w:ind w:left="720" w:hanging="360"/>
       </w:pPr>
       <w:rPr>
-        <w:rFonts w:ascii="Symbol" w:hAnsi="Symbol" w:hint="default"/>
+        <w:rFonts w:hint="default" w:ascii="Symbol" w:hAnsi="Symbol"/>
         <w:sz w:val="20"/>
       </w:rPr>
     </w:lvl>
@@ -12242,7 +12287,7 @@
         <w:ind w:left="1440" w:hanging="360"/>
       </w:pPr>
       <w:rPr>
-        <w:rFonts w:ascii="Courier New" w:hAnsi="Courier New" w:hint="default"/>
+        <w:rFonts w:hint="default" w:ascii="Courier New" w:hAnsi="Courier New"/>
         <w:sz w:val="20"/>
       </w:rPr>
     </w:lvl>
@@ -12258,7 +12303,7 @@
         <w:ind w:left="2160" w:hanging="360"/>
       </w:pPr>
       <w:rPr>
-        <w:rFonts w:ascii="Wingdings" w:hAnsi="Wingdings" w:hint="default"/>
+        <w:rFonts w:hint="default" w:ascii="Wingdings" w:hAnsi="Wingdings"/>
         <w:sz w:val="20"/>
       </w:rPr>
     </w:lvl>
@@ -12274,7 +12319,7 @@
         <w:ind w:left="2880" w:hanging="360"/>
       </w:pPr>
       <w:rPr>
-        <w:rFonts w:ascii="Wingdings" w:hAnsi="Wingdings" w:hint="default"/>
+        <w:rFonts w:hint="default" w:ascii="Wingdings" w:hAnsi="Wingdings"/>
         <w:sz w:val="20"/>
       </w:rPr>
     </w:lvl>
@@ -12290,7 +12335,7 @@
         <w:ind w:left="3600" w:hanging="360"/>
       </w:pPr>
       <w:rPr>
-        <w:rFonts w:ascii="Wingdings" w:hAnsi="Wingdings" w:hint="default"/>
+        <w:rFonts w:hint="default" w:ascii="Wingdings" w:hAnsi="Wingdings"/>
         <w:sz w:val="20"/>
       </w:rPr>
     </w:lvl>
@@ -12306,7 +12351,7 @@
         <w:ind w:left="4320" w:hanging="360"/>
       </w:pPr>
       <w:rPr>
-        <w:rFonts w:ascii="Wingdings" w:hAnsi="Wingdings" w:hint="default"/>
+        <w:rFonts w:hint="default" w:ascii="Wingdings" w:hAnsi="Wingdings"/>
         <w:sz w:val="20"/>
       </w:rPr>
     </w:lvl>
@@ -12322,7 +12367,7 @@
         <w:ind w:left="5040" w:hanging="360"/>
       </w:pPr>
       <w:rPr>
-        <w:rFonts w:ascii="Wingdings" w:hAnsi="Wingdings" w:hint="default"/>
+        <w:rFonts w:hint="default" w:ascii="Wingdings" w:hAnsi="Wingdings"/>
         <w:sz w:val="20"/>
       </w:rPr>
     </w:lvl>
@@ -12338,7 +12383,7 @@
         <w:ind w:left="5760" w:hanging="360"/>
       </w:pPr>
       <w:rPr>
-        <w:rFonts w:ascii="Wingdings" w:hAnsi="Wingdings" w:hint="default"/>
+        <w:rFonts w:hint="default" w:ascii="Wingdings" w:hAnsi="Wingdings"/>
         <w:sz w:val="20"/>
       </w:rPr>
     </w:lvl>
@@ -12354,7 +12399,7 @@
         <w:ind w:left="6480" w:hanging="360"/>
       </w:pPr>
       <w:rPr>
-        <w:rFonts w:ascii="Wingdings" w:hAnsi="Wingdings" w:hint="default"/>
+        <w:rFonts w:hint="default" w:ascii="Wingdings" w:hAnsi="Wingdings"/>
         <w:sz w:val="20"/>
       </w:rPr>
     </w:lvl>
@@ -12458,7 +12503,7 @@
         <w:ind w:left="720" w:hanging="360"/>
       </w:pPr>
       <w:rPr>
-        <w:rFonts w:ascii="Symbol" w:hAnsi="Symbol" w:hint="default"/>
+        <w:rFonts w:hint="default" w:ascii="Symbol" w:hAnsi="Symbol"/>
       </w:rPr>
     </w:lvl>
     <w:lvl w:ilvl="1" w:tplc="BAF84972">
@@ -12470,7 +12515,7 @@
         <w:ind w:left="1440" w:hanging="360"/>
       </w:pPr>
       <w:rPr>
-        <w:rFonts w:ascii="Courier New" w:hAnsi="Courier New" w:hint="default"/>
+        <w:rFonts w:hint="default" w:ascii="Courier New" w:hAnsi="Courier New"/>
       </w:rPr>
     </w:lvl>
     <w:lvl w:ilvl="2" w:tplc="FE7A1412">
@@ -12482,7 +12527,7 @@
         <w:ind w:left="2160" w:hanging="360"/>
       </w:pPr>
       <w:rPr>
-        <w:rFonts w:ascii="Wingdings" w:hAnsi="Wingdings" w:hint="default"/>
+        <w:rFonts w:hint="default" w:ascii="Wingdings" w:hAnsi="Wingdings"/>
       </w:rPr>
     </w:lvl>
     <w:lvl w:ilvl="3" w:tplc="42F05E1C">
@@ -12494,7 +12539,7 @@
         <w:ind w:left="2880" w:hanging="360"/>
       </w:pPr>
       <w:rPr>
-        <w:rFonts w:ascii="Symbol" w:hAnsi="Symbol" w:hint="default"/>
+        <w:rFonts w:hint="default" w:ascii="Symbol" w:hAnsi="Symbol"/>
       </w:rPr>
     </w:lvl>
     <w:lvl w:ilvl="4" w:tplc="AC1C44BE">
@@ -12506,7 +12551,7 @@
         <w:ind w:left="3600" w:hanging="360"/>
       </w:pPr>
       <w:rPr>
-        <w:rFonts w:ascii="Courier New" w:hAnsi="Courier New" w:hint="default"/>
+        <w:rFonts w:hint="default" w:ascii="Courier New" w:hAnsi="Courier New"/>
       </w:rPr>
     </w:lvl>
     <w:lvl w:ilvl="5" w:tplc="926CD5A4">
@@ -12518,7 +12563,7 @@
         <w:ind w:left="4320" w:hanging="360"/>
       </w:pPr>
       <w:rPr>
-        <w:rFonts w:ascii="Wingdings" w:hAnsi="Wingdings" w:hint="default"/>
+        <w:rFonts w:hint="default" w:ascii="Wingdings" w:hAnsi="Wingdings"/>
       </w:rPr>
     </w:lvl>
     <w:lvl w:ilvl="6" w:tplc="A82AD68E">
@@ -12530,7 +12575,7 @@
         <w:ind w:left="5040" w:hanging="360"/>
       </w:pPr>
       <w:rPr>
-        <w:rFonts w:ascii="Symbol" w:hAnsi="Symbol" w:hint="default"/>
+        <w:rFonts w:hint="default" w:ascii="Symbol" w:hAnsi="Symbol"/>
       </w:rPr>
     </w:lvl>
     <w:lvl w:ilvl="7" w:tplc="96F6CAFE">
@@ -12542,7 +12587,7 @@
         <w:ind w:left="5760" w:hanging="360"/>
       </w:pPr>
       <w:rPr>
-        <w:rFonts w:ascii="Courier New" w:hAnsi="Courier New" w:hint="default"/>
+        <w:rFonts w:hint="default" w:ascii="Courier New" w:hAnsi="Courier New"/>
       </w:rPr>
     </w:lvl>
     <w:lvl w:ilvl="8" w:tplc="ECB0A452">
@@ -12554,7 +12599,7 @@
         <w:ind w:left="6480" w:hanging="360"/>
       </w:pPr>
       <w:rPr>
-        <w:rFonts w:ascii="Wingdings" w:hAnsi="Wingdings" w:hint="default"/>
+        <w:rFonts w:hint="default" w:ascii="Wingdings" w:hAnsi="Wingdings"/>
       </w:rPr>
     </w:lvl>
   </w:abstractNum>
@@ -12574,7 +12619,7 @@
         <w:ind w:left="720" w:hanging="360"/>
       </w:pPr>
       <w:rPr>
-        <w:rFonts w:ascii="Symbol" w:hAnsi="Symbol" w:hint="default"/>
+        <w:rFonts w:hint="default" w:ascii="Symbol" w:hAnsi="Symbol"/>
         <w:sz w:val="20"/>
       </w:rPr>
     </w:lvl>
@@ -12590,7 +12635,7 @@
         <w:ind w:left="1440" w:hanging="360"/>
       </w:pPr>
       <w:rPr>
-        <w:rFonts w:ascii="Courier New" w:hAnsi="Courier New" w:hint="default"/>
+        <w:rFonts w:hint="default" w:ascii="Courier New" w:hAnsi="Courier New"/>
         <w:sz w:val="20"/>
       </w:rPr>
     </w:lvl>
@@ -12606,7 +12651,7 @@
         <w:ind w:left="2160" w:hanging="360"/>
       </w:pPr>
       <w:rPr>
-        <w:rFonts w:ascii="Wingdings" w:hAnsi="Wingdings" w:hint="default"/>
+        <w:rFonts w:hint="default" w:ascii="Wingdings" w:hAnsi="Wingdings"/>
         <w:sz w:val="20"/>
       </w:rPr>
     </w:lvl>
@@ -12622,7 +12667,7 @@
         <w:ind w:left="2880" w:hanging="360"/>
       </w:pPr>
       <w:rPr>
-        <w:rFonts w:ascii="Wingdings" w:hAnsi="Wingdings" w:hint="default"/>
+        <w:rFonts w:hint="default" w:ascii="Wingdings" w:hAnsi="Wingdings"/>
         <w:sz w:val="20"/>
       </w:rPr>
     </w:lvl>
@@ -12638,7 +12683,7 @@
         <w:ind w:left="3600" w:hanging="360"/>
       </w:pPr>
       <w:rPr>
-        <w:rFonts w:ascii="Wingdings" w:hAnsi="Wingdings" w:hint="default"/>
+        <w:rFonts w:hint="default" w:ascii="Wingdings" w:hAnsi="Wingdings"/>
         <w:sz w:val="20"/>
       </w:rPr>
     </w:lvl>
@@ -12654,7 +12699,7 @@
         <w:ind w:left="4320" w:hanging="360"/>
       </w:pPr>
       <w:rPr>
-        <w:rFonts w:ascii="Wingdings" w:hAnsi="Wingdings" w:hint="default"/>
+        <w:rFonts w:hint="default" w:ascii="Wingdings" w:hAnsi="Wingdings"/>
         <w:sz w:val="20"/>
       </w:rPr>
     </w:lvl>
@@ -12670,7 +12715,7 @@
         <w:ind w:left="5040" w:hanging="360"/>
       </w:pPr>
       <w:rPr>
-        <w:rFonts w:ascii="Wingdings" w:hAnsi="Wingdings" w:hint="default"/>
+        <w:rFonts w:hint="default" w:ascii="Wingdings" w:hAnsi="Wingdings"/>
         <w:sz w:val="20"/>
       </w:rPr>
     </w:lvl>
@@ -12686,7 +12731,7 @@
         <w:ind w:left="5760" w:hanging="360"/>
       </w:pPr>
       <w:rPr>
-        <w:rFonts w:ascii="Wingdings" w:hAnsi="Wingdings" w:hint="default"/>
+        <w:rFonts w:hint="default" w:ascii="Wingdings" w:hAnsi="Wingdings"/>
         <w:sz w:val="20"/>
       </w:rPr>
     </w:lvl>
@@ -12702,7 +12747,7 @@
         <w:ind w:left="6480" w:hanging="360"/>
       </w:pPr>
       <w:rPr>
-        <w:rFonts w:ascii="Wingdings" w:hAnsi="Wingdings" w:hint="default"/>
+        <w:rFonts w:hint="default" w:ascii="Wingdings" w:hAnsi="Wingdings"/>
         <w:sz w:val="20"/>
       </w:rPr>
     </w:lvl>
@@ -12720,7 +12765,7 @@
         <w:ind w:left="720" w:hanging="360"/>
       </w:pPr>
       <w:rPr>
-        <w:rFonts w:ascii="Symbol" w:hAnsi="Symbol" w:hint="default"/>
+        <w:rFonts w:hint="default" w:ascii="Symbol" w:hAnsi="Symbol"/>
       </w:rPr>
     </w:lvl>
     <w:lvl w:ilvl="1" w:tplc="04150003" w:tentative="1">
@@ -12732,7 +12777,7 @@
         <w:ind w:left="1440" w:hanging="360"/>
       </w:pPr>
       <w:rPr>
-        <w:rFonts w:ascii="Courier New" w:hAnsi="Courier New" w:cs="Courier New" w:hint="default"/>
+        <w:rFonts w:hint="default" w:ascii="Courier New" w:hAnsi="Courier New" w:cs="Courier New"/>
       </w:rPr>
     </w:lvl>
     <w:lvl w:ilvl="2" w:tplc="04150005" w:tentative="1">
@@ -12744,7 +12789,7 @@
         <w:ind w:left="2160" w:hanging="360"/>
       </w:pPr>
       <w:rPr>
-        <w:rFonts w:ascii="Wingdings" w:hAnsi="Wingdings" w:hint="default"/>
+        <w:rFonts w:hint="default" w:ascii="Wingdings" w:hAnsi="Wingdings"/>
       </w:rPr>
     </w:lvl>
     <w:lvl w:ilvl="3" w:tplc="04150001" w:tentative="1">
@@ -12756,7 +12801,7 @@
         <w:ind w:left="2880" w:hanging="360"/>
       </w:pPr>
       <w:rPr>
-        <w:rFonts w:ascii="Symbol" w:hAnsi="Symbol" w:hint="default"/>
+        <w:rFonts w:hint="default" w:ascii="Symbol" w:hAnsi="Symbol"/>
       </w:rPr>
     </w:lvl>
     <w:lvl w:ilvl="4" w:tplc="04150003" w:tentative="1">
@@ -12768,7 +12813,7 @@
         <w:ind w:left="3600" w:hanging="360"/>
       </w:pPr>
       <w:rPr>
-        <w:rFonts w:ascii="Courier New" w:hAnsi="Courier New" w:cs="Courier New" w:hint="default"/>
+        <w:rFonts w:hint="default" w:ascii="Courier New" w:hAnsi="Courier New" w:cs="Courier New"/>
       </w:rPr>
     </w:lvl>
     <w:lvl w:ilvl="5" w:tplc="04150005" w:tentative="1">
@@ -12780,7 +12825,7 @@
         <w:ind w:left="4320" w:hanging="360"/>
       </w:pPr>
       <w:rPr>
-        <w:rFonts w:ascii="Wingdings" w:hAnsi="Wingdings" w:hint="default"/>
+        <w:rFonts w:hint="default" w:ascii="Wingdings" w:hAnsi="Wingdings"/>
       </w:rPr>
     </w:lvl>
     <w:lvl w:ilvl="6" w:tplc="04150001" w:tentative="1">
@@ -12792,7 +12837,7 @@
         <w:ind w:left="5040" w:hanging="360"/>
       </w:pPr>
       <w:rPr>
-        <w:rFonts w:ascii="Symbol" w:hAnsi="Symbol" w:hint="default"/>
+        <w:rFonts w:hint="default" w:ascii="Symbol" w:hAnsi="Symbol"/>
       </w:rPr>
     </w:lvl>
     <w:lvl w:ilvl="7" w:tplc="04150003" w:tentative="1">
@@ -12804,7 +12849,7 @@
         <w:ind w:left="5760" w:hanging="360"/>
       </w:pPr>
       <w:rPr>
-        <w:rFonts w:ascii="Courier New" w:hAnsi="Courier New" w:cs="Courier New" w:hint="default"/>
+        <w:rFonts w:hint="default" w:ascii="Courier New" w:hAnsi="Courier New" w:cs="Courier New"/>
       </w:rPr>
     </w:lvl>
     <w:lvl w:ilvl="8" w:tplc="04150005" w:tentative="1">
@@ -12816,7 +12861,7 @@
         <w:ind w:left="6480" w:hanging="360"/>
       </w:pPr>
       <w:rPr>
-        <w:rFonts w:ascii="Wingdings" w:hAnsi="Wingdings" w:hint="default"/>
+        <w:rFonts w:hint="default" w:ascii="Wingdings" w:hAnsi="Wingdings"/>
       </w:rPr>
     </w:lvl>
   </w:abstractNum>
@@ -12834,7 +12879,7 @@
         <w:ind w:left="360" w:hanging="360"/>
       </w:pPr>
       <w:rPr>
-        <w:rFonts w:ascii="Wingdings" w:hAnsi="Wingdings" w:hint="default"/>
+        <w:rFonts w:hint="default" w:ascii="Wingdings" w:hAnsi="Wingdings"/>
       </w:rPr>
     </w:lvl>
     <w:lvl w:ilvl="1">
@@ -12846,7 +12891,7 @@
         <w:ind w:left="720" w:hanging="360"/>
       </w:pPr>
       <w:rPr>
-        <w:rFonts w:ascii="Wingdings" w:hAnsi="Wingdings" w:hint="default"/>
+        <w:rFonts w:hint="default" w:ascii="Wingdings" w:hAnsi="Wingdings"/>
       </w:rPr>
     </w:lvl>
     <w:lvl w:ilvl="2">
@@ -12858,7 +12903,7 @@
         <w:ind w:left="1080" w:hanging="360"/>
       </w:pPr>
       <w:rPr>
-        <w:rFonts w:ascii="Wingdings" w:hAnsi="Wingdings" w:hint="default"/>
+        <w:rFonts w:hint="default" w:ascii="Wingdings" w:hAnsi="Wingdings"/>
       </w:rPr>
     </w:lvl>
     <w:lvl w:ilvl="3">
@@ -12870,7 +12915,7 @@
         <w:ind w:left="1440" w:hanging="360"/>
       </w:pPr>
       <w:rPr>
-        <w:rFonts w:ascii="Symbol" w:hAnsi="Symbol" w:hint="default"/>
+        <w:rFonts w:hint="default" w:ascii="Symbol" w:hAnsi="Symbol"/>
       </w:rPr>
     </w:lvl>
     <w:lvl w:ilvl="4">
@@ -12882,7 +12927,7 @@
         <w:ind w:left="1800" w:hanging="360"/>
       </w:pPr>
       <w:rPr>
-        <w:rFonts w:ascii="Symbol" w:hAnsi="Symbol" w:hint="default"/>
+        <w:rFonts w:hint="default" w:ascii="Symbol" w:hAnsi="Symbol"/>
       </w:rPr>
     </w:lvl>
     <w:lvl w:ilvl="5">
@@ -12894,7 +12939,7 @@
         <w:ind w:left="2160" w:hanging="360"/>
       </w:pPr>
       <w:rPr>
-        <w:rFonts w:ascii="Wingdings" w:hAnsi="Wingdings" w:hint="default"/>
+        <w:rFonts w:hint="default" w:ascii="Wingdings" w:hAnsi="Wingdings"/>
       </w:rPr>
     </w:lvl>
     <w:lvl w:ilvl="6">
@@ -12906,7 +12951,7 @@
         <w:ind w:left="2520" w:hanging="360"/>
       </w:pPr>
       <w:rPr>
-        <w:rFonts w:ascii="Wingdings" w:hAnsi="Wingdings" w:hint="default"/>
+        <w:rFonts w:hint="default" w:ascii="Wingdings" w:hAnsi="Wingdings"/>
       </w:rPr>
     </w:lvl>
     <w:lvl w:ilvl="7">
@@ -12918,7 +12963,7 @@
         <w:ind w:left="2880" w:hanging="360"/>
       </w:pPr>
       <w:rPr>
-        <w:rFonts w:ascii="Symbol" w:hAnsi="Symbol" w:hint="default"/>
+        <w:rFonts w:hint="default" w:ascii="Symbol" w:hAnsi="Symbol"/>
       </w:rPr>
     </w:lvl>
     <w:lvl w:ilvl="8">
@@ -12930,7 +12975,7 @@
         <w:ind w:left="3240" w:hanging="360"/>
       </w:pPr>
       <w:rPr>
-        <w:rFonts w:ascii="Symbol" w:hAnsi="Symbol" w:hint="default"/>
+        <w:rFonts w:hint="default" w:ascii="Symbol" w:hAnsi="Symbol"/>
       </w:rPr>
     </w:lvl>
   </w:abstractNum>
@@ -13168,7 +13213,7 @@
   <w:docDefaults>
     <w:rPrDefault>
       <w:rPr>
-        <w:rFonts w:asciiTheme="minorHAnsi" w:eastAsiaTheme="minorEastAsia" w:hAnsiTheme="minorHAnsi" w:cstheme="minorBidi"/>
+        <w:rFonts w:asciiTheme="minorHAnsi" w:hAnsiTheme="minorHAnsi" w:eastAsiaTheme="minorEastAsia" w:cstheme="minorBidi"/>
         <w:sz w:val="22"/>
         <w:szCs w:val="22"/>
         <w:lang w:val="pl-PL" w:eastAsia="en-US" w:bidi="ar-SA"/>
@@ -13183,14 +13228,14 @@
   <w:latentStyles w:defLockedState="0" w:defUIPriority="99" w:defSemiHidden="0" w:defUnhideWhenUsed="0" w:defQFormat="0" w:count="376">
     <w:lsdException w:name="Normal" w:uiPriority="0" w:qFormat="1"/>
     <w:lsdException w:name="heading 1" w:uiPriority="9" w:qFormat="1"/>
-    <w:lsdException w:name="heading 2" w:semiHidden="1" w:uiPriority="9" w:unhideWhenUsed="1" w:qFormat="1"/>
-    <w:lsdException w:name="heading 3" w:semiHidden="1" w:uiPriority="9" w:unhideWhenUsed="1" w:qFormat="1"/>
-    <w:lsdException w:name="heading 4" w:semiHidden="1" w:uiPriority="9" w:unhideWhenUsed="1" w:qFormat="1"/>
-    <w:lsdException w:name="heading 5" w:semiHidden="1" w:uiPriority="9" w:unhideWhenUsed="1" w:qFormat="1"/>
-    <w:lsdException w:name="heading 6" w:semiHidden="1" w:uiPriority="9" w:unhideWhenUsed="1" w:qFormat="1"/>
-    <w:lsdException w:name="heading 7" w:semiHidden="1" w:uiPriority="9" w:unhideWhenUsed="1" w:qFormat="1"/>
-    <w:lsdException w:name="heading 8" w:semiHidden="1" w:uiPriority="9" w:unhideWhenUsed="1" w:qFormat="1"/>
-    <w:lsdException w:name="heading 9" w:semiHidden="1" w:uiPriority="9" w:unhideWhenUsed="1" w:qFormat="1"/>
+    <w:lsdException w:name="heading 2" w:uiPriority="9" w:semiHidden="1" w:unhideWhenUsed="1" w:qFormat="1"/>
+    <w:lsdException w:name="heading 3" w:uiPriority="9" w:semiHidden="1" w:unhideWhenUsed="1" w:qFormat="1"/>
+    <w:lsdException w:name="heading 4" w:uiPriority="9" w:semiHidden="1" w:unhideWhenUsed="1" w:qFormat="1"/>
+    <w:lsdException w:name="heading 5" w:uiPriority="9" w:semiHidden="1" w:unhideWhenUsed="1" w:qFormat="1"/>
+    <w:lsdException w:name="heading 6" w:uiPriority="9" w:semiHidden="1" w:unhideWhenUsed="1" w:qFormat="1"/>
+    <w:lsdException w:name="heading 7" w:uiPriority="9" w:semiHidden="1" w:unhideWhenUsed="1" w:qFormat="1"/>
+    <w:lsdException w:name="heading 8" w:uiPriority="9" w:semiHidden="1" w:unhideWhenUsed="1" w:qFormat="1"/>
+    <w:lsdException w:name="heading 9" w:uiPriority="9" w:semiHidden="1" w:unhideWhenUsed="1" w:qFormat="1"/>
     <w:lsdException w:name="index 1" w:semiHidden="1" w:unhideWhenUsed="1"/>
     <w:lsdException w:name="index 2" w:semiHidden="1" w:unhideWhenUsed="1"/>
     <w:lsdException w:name="index 3" w:semiHidden="1" w:unhideWhenUsed="1"/>
@@ -13200,22 +13245,22 @@
     <w:lsdException w:name="index 7" w:semiHidden="1" w:unhideWhenUsed="1"/>
     <w:lsdException w:name="index 8" w:semiHidden="1" w:unhideWhenUsed="1"/>
     <w:lsdException w:name="index 9" w:semiHidden="1" w:unhideWhenUsed="1"/>
-    <w:lsdException w:name="toc 1" w:semiHidden="1" w:uiPriority="39" w:unhideWhenUsed="1"/>
-    <w:lsdException w:name="toc 2" w:semiHidden="1" w:uiPriority="39" w:unhideWhenUsed="1"/>
-    <w:lsdException w:name="toc 3" w:semiHidden="1" w:uiPriority="39" w:unhideWhenUsed="1"/>
-    <w:lsdException w:name="toc 4" w:semiHidden="1" w:uiPriority="39" w:unhideWhenUsed="1"/>
-    <w:lsdException w:name="toc 5" w:semiHidden="1" w:uiPriority="39" w:unhideWhenUsed="1"/>
-    <w:lsdException w:name="toc 6" w:semiHidden="1" w:uiPriority="39" w:unhideWhenUsed="1"/>
-    <w:lsdException w:name="toc 7" w:semiHidden="1" w:uiPriority="39" w:unhideWhenUsed="1"/>
-    <w:lsdException w:name="toc 8" w:semiHidden="1" w:uiPriority="39" w:unhideWhenUsed="1"/>
-    <w:lsdException w:name="toc 9" w:semiHidden="1" w:uiPriority="39" w:unhideWhenUsed="1"/>
+    <w:lsdException w:name="toc 1" w:uiPriority="39" w:semiHidden="1" w:unhideWhenUsed="1"/>
+    <w:lsdException w:name="toc 2" w:uiPriority="39" w:semiHidden="1" w:unhideWhenUsed="1"/>
+    <w:lsdException w:name="toc 3" w:uiPriority="39" w:semiHidden="1" w:unhideWhenUsed="1"/>
+    <w:lsdException w:name="toc 4" w:uiPriority="39" w:semiHidden="1" w:unhideWhenUsed="1"/>
+    <w:lsdException w:name="toc 5" w:uiPriority="39" w:semiHidden="1" w:unhideWhenUsed="1"/>
+    <w:lsdException w:name="toc 6" w:uiPriority="39" w:semiHidden="1" w:unhideWhenUsed="1"/>
+    <w:lsdException w:name="toc 7" w:uiPriority="39" w:semiHidden="1" w:unhideWhenUsed="1"/>
+    <w:lsdException w:name="toc 8" w:uiPriority="39" w:semiHidden="1" w:unhideWhenUsed="1"/>
+    <w:lsdException w:name="toc 9" w:uiPriority="39" w:semiHidden="1" w:unhideWhenUsed="1"/>
     <w:lsdException w:name="Normal Indent" w:semiHidden="1" w:unhideWhenUsed="1"/>
     <w:lsdException w:name="footnote text" w:semiHidden="1" w:unhideWhenUsed="1"/>
     <w:lsdException w:name="annotation text" w:semiHidden="1" w:unhideWhenUsed="1"/>
     <w:lsdException w:name="header" w:semiHidden="1" w:unhideWhenUsed="1"/>
     <w:lsdException w:name="footer" w:semiHidden="1" w:unhideWhenUsed="1"/>
     <w:lsdException w:name="index heading" w:semiHidden="1" w:unhideWhenUsed="1"/>
-    <w:lsdException w:name="caption" w:semiHidden="1" w:uiPriority="35" w:unhideWhenUsed="1" w:qFormat="1"/>
+    <w:lsdException w:name="caption" w:uiPriority="35" w:semiHidden="1" w:unhideWhenUsed="1" w:qFormat="1"/>
     <w:lsdException w:name="table of figures" w:semiHidden="1" w:unhideWhenUsed="1"/>
     <w:lsdException w:name="envelope address" w:semiHidden="1" w:unhideWhenUsed="1"/>
     <w:lsdException w:name="envelope return" w:semiHidden="1" w:unhideWhenUsed="1"/>
@@ -13246,7 +13291,7 @@
     <w:lsdException w:name="Title" w:uiPriority="10" w:qFormat="1"/>
     <w:lsdException w:name="Closing" w:semiHidden="1" w:unhideWhenUsed="1"/>
     <w:lsdException w:name="Signature" w:semiHidden="1" w:unhideWhenUsed="1"/>
-    <w:lsdException w:name="Default Paragraph Font" w:semiHidden="1" w:uiPriority="1" w:unhideWhenUsed="1"/>
+    <w:lsdException w:name="Default Paragraph Font" w:uiPriority="1" w:semiHidden="1" w:unhideWhenUsed="1"/>
     <w:lsdException w:name="Body Text" w:semiHidden="1" w:unhideWhenUsed="1"/>
     <w:lsdException w:name="Body Text Indent" w:semiHidden="1" w:unhideWhenUsed="1"/>
     <w:lsdException w:name="List Continue" w:semiHidden="1" w:unhideWhenUsed="1"/>
@@ -13446,8 +13491,8 @@
     <w:lsdException w:name="Subtle Reference" w:uiPriority="31" w:qFormat="1"/>
     <w:lsdException w:name="Intense Reference" w:uiPriority="32" w:qFormat="1"/>
     <w:lsdException w:name="Book Title" w:uiPriority="33" w:qFormat="1"/>
-    <w:lsdException w:name="Bibliography" w:semiHidden="1" w:uiPriority="37" w:unhideWhenUsed="1"/>
-    <w:lsdException w:name="TOC Heading" w:semiHidden="1" w:uiPriority="39" w:unhideWhenUsed="1" w:qFormat="1"/>
+    <w:lsdException w:name="Bibliography" w:uiPriority="37" w:semiHidden="1" w:unhideWhenUsed="1"/>
+    <w:lsdException w:name="TOC Heading" w:uiPriority="39" w:semiHidden="1" w:unhideWhenUsed="1" w:qFormat="1"/>
     <w:lsdException w:name="Plain Table 1" w:uiPriority="41"/>
     <w:lsdException w:name="Plain Table 2" w:uiPriority="42"/>
     <w:lsdException w:name="Plain Table 3" w:uiPriority="43"/>
@@ -13558,7 +13603,7 @@
     <w:lsdException w:name="Unresolved Mention" w:semiHidden="1" w:unhideWhenUsed="1"/>
     <w:lsdException w:name="Smart Link" w:semiHidden="1" w:unhideWhenUsed="1"/>
   </w:latentStyles>
-  <w:style w:type="paragraph" w:default="1" w:styleId="Normal">
+  <w:style w:type="paragraph" w:styleId="Normal" w:default="1">
     <w:name w:val="Normal"/>
     <w:qFormat/>
     <w:rsid w:val="00D13598"/>
@@ -13675,7 +13720,7 @@
       <w:outlineLvl w:val="4"/>
     </w:pPr>
     <w:rPr>
-      <w:rFonts w:asciiTheme="majorHAnsi" w:eastAsiaTheme="majorEastAsia" w:hAnsiTheme="majorHAnsi" w:cstheme="majorBidi"/>
+      <w:rFonts w:asciiTheme="majorHAnsi" w:hAnsiTheme="majorHAnsi" w:eastAsiaTheme="majorEastAsia" w:cstheme="majorBidi"/>
       <w:caps/>
       <w:color w:val="2F5496" w:themeColor="accent1" w:themeShade="BF"/>
     </w:rPr>
@@ -13697,7 +13742,7 @@
       <w:outlineLvl w:val="5"/>
     </w:pPr>
     <w:rPr>
-      <w:rFonts w:asciiTheme="majorHAnsi" w:eastAsiaTheme="majorEastAsia" w:hAnsiTheme="majorHAnsi" w:cstheme="majorBidi"/>
+      <w:rFonts w:asciiTheme="majorHAnsi" w:hAnsiTheme="majorHAnsi" w:eastAsiaTheme="majorEastAsia" w:cstheme="majorBidi"/>
       <w:i/>
       <w:iCs/>
       <w:caps/>
@@ -13721,7 +13766,7 @@
       <w:outlineLvl w:val="6"/>
     </w:pPr>
     <w:rPr>
-      <w:rFonts w:asciiTheme="majorHAnsi" w:eastAsiaTheme="majorEastAsia" w:hAnsiTheme="majorHAnsi" w:cstheme="majorBidi"/>
+      <w:rFonts w:asciiTheme="majorHAnsi" w:hAnsiTheme="majorHAnsi" w:eastAsiaTheme="majorEastAsia" w:cstheme="majorBidi"/>
       <w:b/>
       <w:bCs/>
       <w:color w:val="1F3864" w:themeColor="accent1" w:themeShade="80"/>
@@ -13744,7 +13789,7 @@
       <w:outlineLvl w:val="7"/>
     </w:pPr>
     <w:rPr>
-      <w:rFonts w:asciiTheme="majorHAnsi" w:eastAsiaTheme="majorEastAsia" w:hAnsiTheme="majorHAnsi" w:cstheme="majorBidi"/>
+      <w:rFonts w:asciiTheme="majorHAnsi" w:hAnsiTheme="majorHAnsi" w:eastAsiaTheme="majorEastAsia" w:cstheme="majorBidi"/>
       <w:b/>
       <w:bCs/>
       <w:i/>
@@ -13769,18 +13814,18 @@
       <w:outlineLvl w:val="8"/>
     </w:pPr>
     <w:rPr>
-      <w:rFonts w:asciiTheme="majorHAnsi" w:eastAsiaTheme="majorEastAsia" w:hAnsiTheme="majorHAnsi" w:cstheme="majorBidi"/>
+      <w:rFonts w:asciiTheme="majorHAnsi" w:hAnsiTheme="majorHAnsi" w:eastAsiaTheme="majorEastAsia" w:cstheme="majorBidi"/>
       <w:i/>
       <w:iCs/>
       <w:color w:val="1F3864" w:themeColor="accent1" w:themeShade="80"/>
     </w:rPr>
   </w:style>
-  <w:style w:type="character" w:default="1" w:styleId="DefaultParagraphFont">
+  <w:style w:type="character" w:styleId="DefaultParagraphFont" w:default="1">
     <w:name w:val="Default Paragraph Font"/>
     <w:uiPriority w:val="1"/>
     <w:unhideWhenUsed/>
   </w:style>
-  <w:style w:type="table" w:default="1" w:styleId="TableNormal">
+  <w:style w:type="table" w:styleId="TableNormal" w:default="1">
     <w:name w:val="Normal Table"/>
     <w:uiPriority w:val="99"/>
     <w:semiHidden/>
@@ -13795,13 +13840,13 @@
       </w:tblCellMar>
     </w:tblPr>
   </w:style>
-  <w:style w:type="numbering" w:default="1" w:styleId="NoList">
+  <w:style w:type="numbering" w:styleId="NoList" w:default="1">
     <w:name w:val="No List"/>
     <w:uiPriority w:val="99"/>
     <w:semiHidden/>
     <w:unhideWhenUsed/>
   </w:style>
-  <w:style w:type="numbering" w:customStyle="1" w:styleId="AffexiveLists">
+  <w:style w:type="numbering" w:styleId="AffexiveLists" w:customStyle="1">
     <w:name w:val="Affexive Lists"/>
     <w:uiPriority w:val="99"/>
     <w:rsid w:val="000269C7"/>
@@ -13811,7 +13856,7 @@
       </w:numPr>
     </w:pPr>
   </w:style>
-  <w:style w:type="numbering" w:customStyle="1" w:styleId="AffexiveList">
+  <w:style w:type="numbering" w:styleId="AffexiveList" w:customStyle="1">
     <w:name w:val="Affexive List"/>
     <w:uiPriority w:val="99"/>
     <w:rsid w:val="000269C7"/>
@@ -13836,65 +13881,65 @@
       <w:spacing w:after="240" w:line="240" w:lineRule="auto"/>
     </w:pPr>
     <w:rPr>
-      <w:rFonts w:asciiTheme="majorHAnsi" w:eastAsiaTheme="majorEastAsia" w:hAnsiTheme="majorHAnsi" w:cstheme="majorBidi"/>
+      <w:rFonts w:asciiTheme="majorHAnsi" w:hAnsiTheme="majorHAnsi" w:eastAsiaTheme="majorEastAsia" w:cstheme="majorBidi"/>
       <w:color w:val="4472C4" w:themeColor="accent1"/>
       <w:sz w:val="28"/>
       <w:szCs w:val="28"/>
     </w:rPr>
   </w:style>
-  <w:style w:type="character" w:customStyle="1" w:styleId="SubtitleChar">
+  <w:style w:type="character" w:styleId="SubtitleChar" w:customStyle="1">
     <w:name w:val="Subtitle Char"/>
     <w:basedOn w:val="DefaultParagraphFont"/>
     <w:link w:val="Subtitle"/>
     <w:uiPriority w:val="11"/>
     <w:rsid w:val="00A073DD"/>
     <w:rPr>
-      <w:rFonts w:asciiTheme="majorHAnsi" w:eastAsiaTheme="majorEastAsia" w:hAnsiTheme="majorHAnsi" w:cstheme="majorBidi"/>
+      <w:rFonts w:asciiTheme="majorHAnsi" w:hAnsiTheme="majorHAnsi" w:eastAsiaTheme="majorEastAsia" w:cstheme="majorBidi"/>
       <w:color w:val="4472C4" w:themeColor="accent1"/>
       <w:sz w:val="28"/>
       <w:szCs w:val="28"/>
     </w:rPr>
   </w:style>
-  <w:style w:type="character" w:customStyle="1" w:styleId="Heading1Char">
+  <w:style w:type="character" w:styleId="Heading1Char" w:customStyle="1">
     <w:name w:val="Heading 1 Char"/>
     <w:basedOn w:val="DefaultParagraphFont"/>
     <w:link w:val="Heading1"/>
     <w:uiPriority w:val="9"/>
     <w:rsid w:val="00D137D9"/>
     <w:rPr>
-      <w:rFonts w:ascii="Book Antiqua" w:eastAsiaTheme="majorEastAsia" w:hAnsi="Book Antiqua" w:cstheme="majorBidi"/>
+      <w:rFonts w:ascii="Book Antiqua" w:hAnsi="Book Antiqua" w:eastAsiaTheme="majorEastAsia" w:cstheme="majorBidi"/>
       <w:color w:val="000000" w:themeColor="text1"/>
       <w:sz w:val="36"/>
       <w:szCs w:val="36"/>
     </w:rPr>
   </w:style>
-  <w:style w:type="character" w:customStyle="1" w:styleId="Heading2Char">
+  <w:style w:type="character" w:styleId="Heading2Char" w:customStyle="1">
     <w:name w:val="Heading 2 Char"/>
     <w:basedOn w:val="DefaultParagraphFont"/>
     <w:link w:val="Heading2"/>
     <w:uiPriority w:val="9"/>
     <w:rsid w:val="00D137D9"/>
     <w:rPr>
-      <w:rFonts w:ascii="Book Antiqua" w:eastAsiaTheme="majorEastAsia" w:hAnsi="Book Antiqua" w:cstheme="majorBidi"/>
+      <w:rFonts w:ascii="Book Antiqua" w:hAnsi="Book Antiqua" w:eastAsiaTheme="majorEastAsia" w:cstheme="majorBidi"/>
       <w:color w:val="000000" w:themeColor="text1"/>
       <w:sz w:val="32"/>
       <w:szCs w:val="32"/>
     </w:rPr>
   </w:style>
-  <w:style w:type="character" w:customStyle="1" w:styleId="Heading3Char">
+  <w:style w:type="character" w:styleId="Heading3Char" w:customStyle="1">
     <w:name w:val="Heading 3 Char"/>
     <w:basedOn w:val="DefaultParagraphFont"/>
     <w:link w:val="Heading3"/>
     <w:uiPriority w:val="9"/>
     <w:rsid w:val="00D137D9"/>
     <w:rPr>
-      <w:rFonts w:ascii="Book Antiqua" w:eastAsiaTheme="majorEastAsia" w:hAnsi="Book Antiqua" w:cstheme="majorBidi"/>
+      <w:rFonts w:ascii="Book Antiqua" w:hAnsi="Book Antiqua" w:eastAsiaTheme="majorEastAsia" w:cstheme="majorBidi"/>
       <w:color w:val="000000" w:themeColor="text1"/>
       <w:sz w:val="28"/>
       <w:szCs w:val="28"/>
     </w:rPr>
   </w:style>
-  <w:style w:type="character" w:customStyle="1" w:styleId="Heading4Char">
+  <w:style w:type="character" w:styleId="Heading4Char" w:customStyle="1">
     <w:name w:val="Heading 4 Char"/>
     <w:basedOn w:val="DefaultParagraphFont"/>
     <w:link w:val="Heading4"/>
@@ -13902,14 +13947,14 @@
     <w:semiHidden/>
     <w:rsid w:val="00D137D9"/>
     <w:rPr>
-      <w:rFonts w:ascii="Book Antiqua" w:eastAsiaTheme="majorEastAsia" w:hAnsi="Book Antiqua" w:cstheme="majorBidi"/>
+      <w:rFonts w:ascii="Book Antiqua" w:hAnsi="Book Antiqua" w:eastAsiaTheme="majorEastAsia" w:cstheme="majorBidi"/>
       <w:b/>
       <w:color w:val="000000" w:themeColor="text1"/>
       <w:sz w:val="24"/>
       <w:szCs w:val="24"/>
     </w:rPr>
   </w:style>
-  <w:style w:type="character" w:customStyle="1" w:styleId="Heading5Char">
+  <w:style w:type="character" w:styleId="Heading5Char" w:customStyle="1">
     <w:name w:val="Heading 5 Char"/>
     <w:basedOn w:val="DefaultParagraphFont"/>
     <w:link w:val="Heading5"/>
@@ -13917,12 +13962,12 @@
     <w:semiHidden/>
     <w:rsid w:val="00A073DD"/>
     <w:rPr>
-      <w:rFonts w:asciiTheme="majorHAnsi" w:eastAsiaTheme="majorEastAsia" w:hAnsiTheme="majorHAnsi" w:cstheme="majorBidi"/>
+      <w:rFonts w:asciiTheme="majorHAnsi" w:hAnsiTheme="majorHAnsi" w:eastAsiaTheme="majorEastAsia" w:cstheme="majorBidi"/>
       <w:caps/>
       <w:color w:val="2F5496" w:themeColor="accent1" w:themeShade="BF"/>
     </w:rPr>
   </w:style>
-  <w:style w:type="character" w:customStyle="1" w:styleId="Heading6Char">
+  <w:style w:type="character" w:styleId="Heading6Char" w:customStyle="1">
     <w:name w:val="Heading 6 Char"/>
     <w:basedOn w:val="DefaultParagraphFont"/>
     <w:link w:val="Heading6"/>
@@ -13930,14 +13975,14 @@
     <w:semiHidden/>
     <w:rsid w:val="00A073DD"/>
     <w:rPr>
-      <w:rFonts w:asciiTheme="majorHAnsi" w:eastAsiaTheme="majorEastAsia" w:hAnsiTheme="majorHAnsi" w:cstheme="majorBidi"/>
+      <w:rFonts w:asciiTheme="majorHAnsi" w:hAnsiTheme="majorHAnsi" w:eastAsiaTheme="majorEastAsia" w:cstheme="majorBidi"/>
       <w:i/>
       <w:iCs/>
       <w:caps/>
       <w:color w:val="1F3864" w:themeColor="accent1" w:themeShade="80"/>
     </w:rPr>
   </w:style>
-  <w:style w:type="character" w:customStyle="1" w:styleId="Heading7Char">
+  <w:style w:type="character" w:styleId="Heading7Char" w:customStyle="1">
     <w:name w:val="Heading 7 Char"/>
     <w:basedOn w:val="DefaultParagraphFont"/>
     <w:link w:val="Heading7"/>
@@ -13945,13 +13990,13 @@
     <w:semiHidden/>
     <w:rsid w:val="00A073DD"/>
     <w:rPr>
-      <w:rFonts w:asciiTheme="majorHAnsi" w:eastAsiaTheme="majorEastAsia" w:hAnsiTheme="majorHAnsi" w:cstheme="majorBidi"/>
+      <w:rFonts w:asciiTheme="majorHAnsi" w:hAnsiTheme="majorHAnsi" w:eastAsiaTheme="majorEastAsia" w:cstheme="majorBidi"/>
       <w:b/>
       <w:bCs/>
       <w:color w:val="1F3864" w:themeColor="accent1" w:themeShade="80"/>
     </w:rPr>
   </w:style>
-  <w:style w:type="character" w:customStyle="1" w:styleId="Heading8Char">
+  <w:style w:type="character" w:styleId="Heading8Char" w:customStyle="1">
     <w:name w:val="Heading 8 Char"/>
     <w:basedOn w:val="DefaultParagraphFont"/>
     <w:link w:val="Heading8"/>
@@ -13959,7 +14004,7 @@
     <w:semiHidden/>
     <w:rsid w:val="00A073DD"/>
     <w:rPr>
-      <w:rFonts w:asciiTheme="majorHAnsi" w:eastAsiaTheme="majorEastAsia" w:hAnsiTheme="majorHAnsi" w:cstheme="majorBidi"/>
+      <w:rFonts w:asciiTheme="majorHAnsi" w:hAnsiTheme="majorHAnsi" w:eastAsiaTheme="majorEastAsia" w:cstheme="majorBidi"/>
       <w:b/>
       <w:bCs/>
       <w:i/>
@@ -13967,7 +14012,7 @@
       <w:color w:val="1F3864" w:themeColor="accent1" w:themeShade="80"/>
     </w:rPr>
   </w:style>
-  <w:style w:type="character" w:customStyle="1" w:styleId="Heading9Char">
+  <w:style w:type="character" w:styleId="Heading9Char" w:customStyle="1">
     <w:name w:val="Heading 9 Char"/>
     <w:basedOn w:val="DefaultParagraphFont"/>
     <w:link w:val="Heading9"/>
@@ -13975,7 +14020,7 @@
     <w:semiHidden/>
     <w:rsid w:val="00A073DD"/>
     <w:rPr>
-      <w:rFonts w:asciiTheme="majorHAnsi" w:eastAsiaTheme="majorEastAsia" w:hAnsiTheme="majorHAnsi" w:cstheme="majorBidi"/>
+      <w:rFonts w:asciiTheme="majorHAnsi" w:hAnsiTheme="majorHAnsi" w:eastAsiaTheme="majorEastAsia" w:cstheme="majorBidi"/>
       <w:i/>
       <w:iCs/>
       <w:color w:val="1F3864" w:themeColor="accent1" w:themeShade="80"/>
@@ -14002,14 +14047,14 @@
       <w:szCs w:val="72"/>
     </w:rPr>
   </w:style>
-  <w:style w:type="character" w:customStyle="1" w:styleId="TitleChar">
+  <w:style w:type="character" w:styleId="TitleChar" w:customStyle="1">
     <w:name w:val="Title Char"/>
     <w:basedOn w:val="DefaultParagraphFont"/>
     <w:link w:val="Title"/>
     <w:uiPriority w:val="10"/>
     <w:rsid w:val="008E411E"/>
     <w:rPr>
-      <w:rFonts w:ascii="Book Antiqua" w:eastAsiaTheme="majorEastAsia" w:hAnsi="Book Antiqua" w:cstheme="majorBidi"/>
+      <w:rFonts w:ascii="Book Antiqua" w:hAnsi="Book Antiqua" w:eastAsiaTheme="majorEastAsia" w:cstheme="majorBidi"/>
       <w:caps/>
       <w:color w:val="000000" w:themeColor="text1"/>
       <w:spacing w:val="-15"/>
@@ -14035,7 +14080,7 @@
       <w:szCs w:val="24"/>
     </w:rPr>
   </w:style>
-  <w:style w:type="character" w:customStyle="1" w:styleId="QuoteChar">
+  <w:style w:type="character" w:styleId="QuoteChar" w:customStyle="1">
     <w:name w:val="Quote Char"/>
     <w:basedOn w:val="DefaultParagraphFont"/>
     <w:link w:val="Quote"/>
@@ -14085,21 +14130,21 @@
       <w:jc w:val="center"/>
     </w:pPr>
     <w:rPr>
-      <w:rFonts w:asciiTheme="majorHAnsi" w:eastAsiaTheme="majorEastAsia" w:hAnsiTheme="majorHAnsi" w:cstheme="majorBidi"/>
+      <w:rFonts w:asciiTheme="majorHAnsi" w:hAnsiTheme="majorHAnsi" w:eastAsiaTheme="majorEastAsia" w:cstheme="majorBidi"/>
       <w:color w:val="44546A" w:themeColor="text2"/>
       <w:spacing w:val="-6"/>
       <w:sz w:val="32"/>
       <w:szCs w:val="32"/>
     </w:rPr>
   </w:style>
-  <w:style w:type="character" w:customStyle="1" w:styleId="IntenseQuoteChar">
+  <w:style w:type="character" w:styleId="IntenseQuoteChar" w:customStyle="1">
     <w:name w:val="Intense Quote Char"/>
     <w:basedOn w:val="DefaultParagraphFont"/>
     <w:link w:val="IntenseQuote"/>
     <w:uiPriority w:val="30"/>
     <w:rsid w:val="00A073DD"/>
     <w:rPr>
-      <w:rFonts w:asciiTheme="majorHAnsi" w:eastAsiaTheme="majorEastAsia" w:hAnsiTheme="majorHAnsi" w:cstheme="majorBidi"/>
+      <w:rFonts w:asciiTheme="majorHAnsi" w:hAnsiTheme="majorHAnsi" w:eastAsiaTheme="majorEastAsia" w:cstheme="majorBidi"/>
       <w:color w:val="44546A" w:themeColor="text2"/>
       <w:spacing w:val="-6"/>
       <w:sz w:val="32"/>
@@ -14136,7 +14181,7 @@
       <w:szCs w:val="20"/>
     </w:rPr>
   </w:style>
-  <w:style w:type="character" w:customStyle="1" w:styleId="FootnoteTextChar">
+  <w:style w:type="character" w:styleId="FootnoteTextChar" w:customStyle="1">
     <w:name w:val="Footnote Text Char"/>
     <w:basedOn w:val="DefaultParagraphFont"/>
     <w:link w:val="FootnoteText"/>
@@ -14297,7 +14342,7 @@
       <w:smallCaps/>
       <w:color w:val="595959" w:themeColor="text1" w:themeTint="A6"/>
       <w:u w:val="none" w:color="7F7F7F" w:themeColor="text1" w:themeTint="80"/>
-      <w:bdr w:val="none" w:sz="0" w:space="0" w:color="auto"/>
+      <w:bdr w:val="none" w:color="auto" w:sz="0" w:space="0"/>
     </w:rPr>
   </w:style>
   <w:style w:type="character" w:styleId="BookTitle">
@@ -14328,7 +14373,7 @@
       <w:spacing w:after="0" w:line="240" w:lineRule="auto"/>
     </w:pPr>
   </w:style>
-  <w:style w:type="character" w:customStyle="1" w:styleId="HeaderChar">
+  <w:style w:type="character" w:styleId="HeaderChar" w:customStyle="1">
     <w:name w:val="Header Char"/>
     <w:basedOn w:val="DefaultParagraphFont"/>
     <w:link w:val="Header"/>
@@ -14353,7 +14398,7 @@
       <w:spacing w:after="0" w:line="240" w:lineRule="auto"/>
     </w:pPr>
   </w:style>
-  <w:style w:type="character" w:customStyle="1" w:styleId="FooterChar">
+  <w:style w:type="character" w:styleId="FooterChar" w:customStyle="1">
     <w:name w:val="Footer Char"/>
     <w:basedOn w:val="DefaultParagraphFont"/>
     <w:link w:val="Footer"/>
@@ -14405,16 +14450,16 @@
     </w:pPr>
     <w:tblPr>
       <w:tblBorders>
-        <w:top w:val="single" w:sz="4" w:space="0" w:color="000000" w:themeColor="text1"/>
-        <w:left w:val="single" w:sz="4" w:space="0" w:color="000000" w:themeColor="text1"/>
-        <w:bottom w:val="single" w:sz="4" w:space="0" w:color="000000" w:themeColor="text1"/>
-        <w:right w:val="single" w:sz="4" w:space="0" w:color="000000" w:themeColor="text1"/>
-        <w:insideH w:val="single" w:sz="4" w:space="0" w:color="000000" w:themeColor="text1"/>
-        <w:insideV w:val="single" w:sz="4" w:space="0" w:color="000000" w:themeColor="text1"/>
+        <w:top w:val="single" w:color="000000" w:themeColor="text1" w:sz="4" w:space="0"/>
+        <w:left w:val="single" w:color="000000" w:themeColor="text1" w:sz="4" w:space="0"/>
+        <w:bottom w:val="single" w:color="000000" w:themeColor="text1" w:sz="4" w:space="0"/>
+        <w:right w:val="single" w:color="000000" w:themeColor="text1" w:sz="4" w:space="0"/>
+        <w:insideH w:val="single" w:color="000000" w:themeColor="text1" w:sz="4" w:space="0"/>
+        <w:insideV w:val="single" w:color="000000" w:themeColor="text1" w:sz="4" w:space="0"/>
       </w:tblBorders>
     </w:tblPr>
   </w:style>
-  <w:style w:type="table" w:customStyle="1" w:styleId="Tabele">
+  <w:style w:type="table" w:styleId="Tabele" w:customStyle="1">
     <w:name w:val="Tabele"/>
     <w:basedOn w:val="TableNormal"/>
     <w:uiPriority w:val="99"/>
@@ -14428,8 +14473,8 @@
     <w:tblPr>
       <w:tblStyleRowBandSize w:val="1"/>
       <w:tblBorders>
-        <w:insideH w:val="single" w:sz="4" w:space="0" w:color="auto"/>
-        <w:insideV w:val="single" w:sz="4" w:space="0" w:color="auto"/>
+        <w:insideH w:val="single" w:color="auto" w:sz="4" w:space="0"/>
+        <w:insideV w:val="single" w:color="auto" w:sz="4" w:space="0"/>
       </w:tblBorders>
     </w:tblPr>
     <w:tcPr>
@@ -14459,10 +14504,10 @@
       <w:tblStyleRowBandSize w:val="1"/>
       <w:tblStyleColBandSize w:val="1"/>
       <w:tblBorders>
-        <w:top w:val="single" w:sz="2" w:space="0" w:color="666666" w:themeColor="text1" w:themeTint="99"/>
-        <w:bottom w:val="single" w:sz="2" w:space="0" w:color="666666" w:themeColor="text1" w:themeTint="99"/>
-        <w:insideH w:val="single" w:sz="2" w:space="0" w:color="666666" w:themeColor="text1" w:themeTint="99"/>
-        <w:insideV w:val="single" w:sz="2" w:space="0" w:color="666666" w:themeColor="text1" w:themeTint="99"/>
+        <w:top w:val="single" w:color="666666" w:themeColor="text1" w:themeTint="99" w:sz="2" w:space="0"/>
+        <w:bottom w:val="single" w:color="666666" w:themeColor="text1" w:themeTint="99" w:sz="2" w:space="0"/>
+        <w:insideH w:val="single" w:color="666666" w:themeColor="text1" w:themeTint="99" w:sz="2" w:space="0"/>
+        <w:insideV w:val="single" w:color="666666" w:themeColor="text1" w:themeTint="99" w:sz="2" w:space="0"/>
       </w:tblBorders>
     </w:tblPr>
     <w:tblStylePr w:type="firstRow">
@@ -14474,7 +14519,7 @@
       <w:tcPr>
         <w:tcBorders>
           <w:top w:val="nil"/>
-          <w:bottom w:val="single" w:sz="12" w:space="0" w:color="666666" w:themeColor="text1" w:themeTint="99"/>
+          <w:bottom w:val="single" w:color="666666" w:themeColor="text1" w:themeTint="99" w:sz="12" w:space="0"/>
           <w:insideH w:val="nil"/>
           <w:insideV w:val="nil"/>
         </w:tcBorders>
@@ -14489,7 +14534,7 @@
       <w:tblPr/>
       <w:tcPr>
         <w:tcBorders>
-          <w:top w:val="double" w:sz="2" w:space="0" w:color="666666" w:themeColor="text1" w:themeTint="99"/>
+          <w:top w:val="double" w:color="666666" w:themeColor="text1" w:themeTint="99" w:sz="2" w:space="0"/>
           <w:bottom w:val="nil"/>
           <w:insideH w:val="nil"/>
           <w:insideV w:val="nil"/>
@@ -14534,12 +14579,12 @@
       <w:tblStyleRowBandSize w:val="1"/>
       <w:tblStyleColBandSize w:val="1"/>
       <w:tblBorders>
-        <w:top w:val="single" w:sz="4" w:space="0" w:color="666666" w:themeColor="text1" w:themeTint="99"/>
-        <w:left w:val="single" w:sz="4" w:space="0" w:color="666666" w:themeColor="text1" w:themeTint="99"/>
-        <w:bottom w:val="single" w:sz="4" w:space="0" w:color="666666" w:themeColor="text1" w:themeTint="99"/>
-        <w:right w:val="single" w:sz="4" w:space="0" w:color="666666" w:themeColor="text1" w:themeTint="99"/>
-        <w:insideH w:val="single" w:sz="4" w:space="0" w:color="666666" w:themeColor="text1" w:themeTint="99"/>
-        <w:insideV w:val="single" w:sz="4" w:space="0" w:color="666666" w:themeColor="text1" w:themeTint="99"/>
+        <w:top w:val="single" w:color="666666" w:themeColor="text1" w:themeTint="99" w:sz="4" w:space="0"/>
+        <w:left w:val="single" w:color="666666" w:themeColor="text1" w:themeTint="99" w:sz="4" w:space="0"/>
+        <w:bottom w:val="single" w:color="666666" w:themeColor="text1" w:themeTint="99" w:sz="4" w:space="0"/>
+        <w:right w:val="single" w:color="666666" w:themeColor="text1" w:themeTint="99" w:sz="4" w:space="0"/>
+        <w:insideH w:val="single" w:color="666666" w:themeColor="text1" w:themeTint="99" w:sz="4" w:space="0"/>
+        <w:insideV w:val="single" w:color="666666" w:themeColor="text1" w:themeTint="99" w:sz="4" w:space="0"/>
       </w:tblBorders>
     </w:tblPr>
     <w:tblStylePr w:type="firstRow">
@@ -14629,7 +14674,7 @@
       <w:tblPr/>
       <w:tcPr>
         <w:tcBorders>
-          <w:bottom w:val="single" w:sz="4" w:space="0" w:color="666666" w:themeColor="text1" w:themeTint="99"/>
+          <w:bottom w:val="single" w:color="666666" w:themeColor="text1" w:themeTint="99" w:sz="4" w:space="0"/>
         </w:tcBorders>
       </w:tcPr>
     </w:tblStylePr>
@@ -14637,7 +14682,7 @@
       <w:tblPr/>
       <w:tcPr>
         <w:tcBorders>
-          <w:bottom w:val="single" w:sz="4" w:space="0" w:color="666666" w:themeColor="text1" w:themeTint="99"/>
+          <w:bottom w:val="single" w:color="666666" w:themeColor="text1" w:themeTint="99" w:sz="4" w:space="0"/>
         </w:tcBorders>
       </w:tcPr>
     </w:tblStylePr>
@@ -14645,7 +14690,7 @@
       <w:tblPr/>
       <w:tcPr>
         <w:tcBorders>
-          <w:top w:val="single" w:sz="4" w:space="0" w:color="666666" w:themeColor="text1" w:themeTint="99"/>
+          <w:top w:val="single" w:color="666666" w:themeColor="text1" w:themeTint="99" w:sz="4" w:space="0"/>
         </w:tcBorders>
       </w:tcPr>
     </w:tblStylePr>
@@ -14653,7 +14698,7 @@
       <w:tblPr/>
       <w:tcPr>
         <w:tcBorders>
-          <w:top w:val="single" w:sz="4" w:space="0" w:color="666666" w:themeColor="text1" w:themeTint="99"/>
+          <w:top w:val="single" w:color="666666" w:themeColor="text1" w:themeTint="99" w:sz="4" w:space="0"/>
         </w:tcBorders>
       </w:tcPr>
     </w:tblStylePr>
@@ -14670,12 +14715,12 @@
       <w:tblStyleRowBandSize w:val="1"/>
       <w:tblStyleColBandSize w:val="1"/>
       <w:tblBorders>
-        <w:top w:val="single" w:sz="4" w:space="0" w:color="999999" w:themeColor="text1" w:themeTint="66"/>
-        <w:left w:val="single" w:sz="4" w:space="0" w:color="999999" w:themeColor="text1" w:themeTint="66"/>
-        <w:bottom w:val="single" w:sz="4" w:space="0" w:color="999999" w:themeColor="text1" w:themeTint="66"/>
-        <w:right w:val="single" w:sz="4" w:space="0" w:color="999999" w:themeColor="text1" w:themeTint="66"/>
-        <w:insideH w:val="single" w:sz="4" w:space="0" w:color="999999" w:themeColor="text1" w:themeTint="66"/>
-        <w:insideV w:val="single" w:sz="4" w:space="0" w:color="999999" w:themeColor="text1" w:themeTint="66"/>
+        <w:top w:val="single" w:color="999999" w:themeColor="text1" w:themeTint="66" w:sz="4" w:space="0"/>
+        <w:left w:val="single" w:color="999999" w:themeColor="text1" w:themeTint="66" w:sz="4" w:space="0"/>
+        <w:bottom w:val="single" w:color="999999" w:themeColor="text1" w:themeTint="66" w:sz="4" w:space="0"/>
+        <w:right w:val="single" w:color="999999" w:themeColor="text1" w:themeTint="66" w:sz="4" w:space="0"/>
+        <w:insideH w:val="single" w:color="999999" w:themeColor="text1" w:themeTint="66" w:sz="4" w:space="0"/>
+        <w:insideV w:val="single" w:color="999999" w:themeColor="text1" w:themeTint="66" w:sz="4" w:space="0"/>
       </w:tblBorders>
     </w:tblPr>
     <w:tblStylePr w:type="firstRow">
@@ -14686,7 +14731,7 @@
       <w:tblPr/>
       <w:tcPr>
         <w:tcBorders>
-          <w:bottom w:val="single" w:sz="12" w:space="0" w:color="666666" w:themeColor="text1" w:themeTint="99"/>
+          <w:bottom w:val="single" w:color="666666" w:themeColor="text1" w:themeTint="99" w:sz="12" w:space="0"/>
         </w:tcBorders>
       </w:tcPr>
     </w:tblStylePr>
@@ -14698,7 +14743,7 @@
       <w:tblPr/>
       <w:tcPr>
         <w:tcBorders>
-          <w:top w:val="double" w:sz="2" w:space="0" w:color="666666" w:themeColor="text1" w:themeTint="99"/>
+          <w:top w:val="double" w:color="666666" w:themeColor="text1" w:themeTint="99" w:sz="2" w:space="0"/>
         </w:tcBorders>
       </w:tcPr>
     </w:tblStylePr>
@@ -14719,7 +14764,7 @@
 </file>
 
 <file path=word/theme/theme1.xml><?xml version="1.0" encoding="utf-8"?>
-<a:theme xmlns:a="http://schemas.openxmlformats.org/drawingml/2006/main" name="Office Theme">
+<a:theme xmlns:a="http://schemas.openxmlformats.org/drawingml/2006/main" xmlns:thm15="http://schemas.microsoft.com/office/thememl/2012/main" name="Office Theme">
   <a:themeElements>
     <a:clrScheme name="Office">
       <a:dk1>

--- a/Praca Licencjacka/Praca Licencjacka.docx
+++ b/Praca Licencjacka/Praca Licencjacka.docx
@@ -4782,9 +4782,86 @@
       </w:pPr>
       <w:bookmarkStart w:name="_Toc226833522" w:id="4"/>
       <w:r>
+        <w:rPr/>
         <w:t>1.4. Struktura pracy</w:t>
       </w:r>
       <w:bookmarkEnd w:id="4"/>
+    </w:p>
+    <w:p>
+      <w:pPr>
+        <w:pStyle w:val="Normal"/>
+      </w:pPr>
+      <w:r>
+        <w:rPr/>
+        <w:t>Praca składa się z ośmiu rozdziałów:</w:t>
+      </w:r>
+    </w:p>
+    <w:p>
+      <w:pPr>
+        <w:pStyle w:val="Normal"/>
+      </w:pPr>
+      <w:r>
+        <w:rPr/>
+        <w:t>Rozdział 1 stanowi wprowadzenie, przedstawiając cel pracy, motywację powstania systemu oraz charakterystykę gier tekstowych RPG.</w:t>
+      </w:r>
+    </w:p>
+    <w:p>
+      <w:pPr>
+        <w:pStyle w:val="Normal"/>
+      </w:pPr>
+      <w:r>
+        <w:rPr/>
+        <w:t xml:space="preserve">Rozdział 2 zawiera analizę istniejących rozwiązań: silników gier, narzędzi do tworzenia gier RPG </w:t>
+      </w:r>
+      <w:r>
+        <w:rPr/>
+        <w:t>oraz platform dystrybucji i formułuje założenia projektowe systemu.</w:t>
+      </w:r>
+    </w:p>
+    <w:p>
+      <w:pPr>
+        <w:pStyle w:val="Normal"/>
+      </w:pPr>
+      <w:r>
+        <w:rPr/>
+        <w:t>Rozdział 3 obejmuje analizę systemu: wymagania funkcjonalne i niefunkcjonalne, definicję aktorów, diagramy przypadków użycia i sekwencji oraz model danych.</w:t>
+      </w:r>
+    </w:p>
+    <w:p>
+      <w:pPr>
+        <w:pStyle w:val="Normal"/>
+      </w:pPr>
+      <w:r>
+        <w:rPr/>
+        <w:t>Rozdział 4 przedstawia projekt systemu -- architekturę, projekt bazy danych, interfejsu użytkownika, modułów oraz API.</w:t>
+      </w:r>
+    </w:p>
+    <w:p>
+      <w:pPr>
+        <w:pStyle w:val="Normal"/>
+      </w:pPr>
+      <w:r>
+        <w:rPr/>
+        <w:t>Rozdział 5 opisuje implementację poszczególnych komponentów systemu z uwzględnieniem zastosowanych technologii.</w:t>
+      </w:r>
+    </w:p>
+    <w:p>
+      <w:pPr>
+        <w:pStyle w:val="Normal"/>
+      </w:pPr>
+      <w:r>
+        <w:rPr/>
+        <w:t>Rozdział 6 omawia strategię i wyniki testowania systemu. Rozdział 7 zawiera podsumowanie realizacji projektu, ograniczenia systemu oraz propozycje dalszego rozwoju.</w:t>
+      </w:r>
+    </w:p>
+    <w:p>
+      <w:pPr>
+        <w:pStyle w:val="Normal"/>
+      </w:pPr>
+      <w:r>
+        <w:rPr/>
+        <w:t>Pracę kończy bibliografia.</w:t>
+      </w:r>
     </w:p>
     <w:p>
       <w:pPr>
@@ -5671,15 +5748,23 @@
           <w:ilvl w:val="0"/>
           <w:numId w:val="8"/>
         </w:numPr>
-      </w:pPr>
-      <w:r>
-        <w:t>WF-05: System umożliwia dodawanie przedmiotów do pomieszczeń oraz definio</w:t>
-      </w:r>
-      <w:r>
-        <w:t>-</w:t>
-      </w:r>
-      <w:r>
-        <w:t>wanie ich właściwości (możliwość podniesienia, użycia, blokowania przejść).</w:t>
+        <w:rPr/>
+      </w:pPr>
+      <w:r>
+        <w:rPr/>
+        <w:t>WF-05</w:t>
+      </w:r>
+      <w:r>
+        <w:rPr/>
+        <w:t>:</w:t>
+      </w:r>
+      <w:r>
+        <w:rPr/>
+        <w:t xml:space="preserve"> </w:t>
+      </w:r>
+      <w:r>
+        <w:rPr/>
+        <w:t>System umożliwia dodawanie przedmiotów do pomieszczeń oraz definiowanie ich właściwości (nazwa, opis). Podczas rozgrywki gracz może podnosić, upuszczać i używać przedmioty.</w:t>
       </w:r>
     </w:p>
     <w:p>
@@ -5689,9 +5774,25 @@
           <w:ilvl w:val="0"/>
           <w:numId w:val="8"/>
         </w:numPr>
-      </w:pPr>
-      <w:r>
-        <w:t>WF-06: System umożliwia tworzenie postaci niezależnych (NPC) i przypisywanie im drzew konwersacji.</w:t>
+        <w:rPr/>
+      </w:pPr>
+      <w:r>
+        <w:rPr/>
+        <w:t>WF-06: System umożliwia tworzenie postaci niezależnych (</w:t>
+      </w:r>
+      <w:r>
+        <w:rPr>
+          <w:rFonts w:ascii="Book Antiqua" w:hAnsi="Book Antiqua" w:eastAsia="" w:cs="Arial" w:asciiTheme="minorAscii" w:hAnsiTheme="minorAscii" w:eastAsiaTheme="minorEastAsia" w:cstheme="minorBidi"/>
+          <w:color w:val="auto"/>
+          <w:sz w:val="22"/>
+          <w:szCs w:val="22"/>
+          <w:lang w:eastAsia="en-US" w:bidi="ar-SA"/>
+        </w:rPr>
+        <w:t>NPC</w:t>
+      </w:r>
+      <w:r>
+        <w:rPr/>
+        <w:t>) i przypisywanie im drzew konwersacji.</w:t>
       </w:r>
     </w:p>
     <w:p>
@@ -8579,6 +8680,388 @@
     <w:p>
       <w:pPr>
         <w:spacing w:before="240" w:after="240"/>
+        <w:rPr>
+          <w:rFonts w:eastAsia="Book Antiqua" w:cs="Book Antiqua"/>
+        </w:rPr>
+      </w:pPr>
+      <w:r>
+        <w:rPr>
+          <w:rFonts w:eastAsia="Book Antiqua" w:cs="Book Antiqua"/>
+          <w:b w:val="1"/>
+          <w:bCs w:val="1"/>
+        </w:rPr>
+        <w:t xml:space="preserve">Tabela </w:t>
+      </w:r>
+      <w:r>
+        <w:rPr>
+          <w:rFonts w:eastAsia="Book Antiqua" w:cs="Book Antiqua"/>
+          <w:b w:val="1"/>
+          <w:bCs w:val="1"/>
+        </w:rPr>
+        <w:t>users</w:t>
+      </w:r>
+      <w:r>
+        <w:rPr>
+          <w:rFonts w:eastAsia="Book Antiqua" w:cs="Book Antiqua"/>
+        </w:rPr>
+        <w:t xml:space="preserve"> przechowuje dane kont użytkowników: identyfikator (</w:t>
+      </w:r>
+      <w:r>
+        <w:rPr>
+          <w:rFonts w:eastAsia="Book Antiqua" w:cs="Book Antiqua"/>
+        </w:rPr>
+        <w:t>user_id</w:t>
+      </w:r>
+      <w:r>
+        <w:rPr>
+          <w:rFonts w:eastAsia="Book Antiqua" w:cs="Book Antiqua"/>
+        </w:rPr>
+        <w:t>), nazwę użytkownika (</w:t>
+      </w:r>
+      <w:r>
+        <w:rPr>
+          <w:rFonts w:eastAsia="Book Antiqua" w:cs="Book Antiqua"/>
+        </w:rPr>
+        <w:t>username</w:t>
+      </w:r>
+      <w:r>
+        <w:rPr>
+          <w:rFonts w:eastAsia="Book Antiqua" w:cs="Book Antiqua"/>
+        </w:rPr>
+        <w:t xml:space="preserve">), adres e-mail, </w:t>
+      </w:r>
+      <w:r>
+        <w:rPr>
+          <w:rFonts w:eastAsia="Book Antiqua" w:cs="Book Antiqua"/>
+        </w:rPr>
+        <w:t>zahaszowane</w:t>
+      </w:r>
+      <w:r>
+        <w:rPr>
+          <w:rFonts w:eastAsia="Book Antiqua" w:cs="Book Antiqua"/>
+        </w:rPr>
+        <w:t xml:space="preserve"> hasło (</w:t>
+      </w:r>
+      <w:r>
+        <w:rPr>
+          <w:rFonts w:eastAsia="Book Antiqua" w:cs="Book Antiqua"/>
+        </w:rPr>
+        <w:t>passwor</w:t>
+      </w:r>
+      <w:r>
+        <w:rPr>
+          <w:rFonts w:eastAsia="Book Antiqua" w:cs="Book Antiqua"/>
+        </w:rPr>
+        <w:t>), opis profilu</w:t>
+      </w:r>
+      <w:r>
+        <w:rPr>
+          <w:rFonts w:eastAsia="Book Antiqua" w:cs="Book Antiqua"/>
+        </w:rPr>
+        <w:t xml:space="preserve"> (</w:t>
+      </w:r>
+      <w:r>
+        <w:rPr>
+          <w:rFonts w:eastAsia="Book Antiqua" w:cs="Book Antiqua"/>
+        </w:rPr>
+        <w:t>profile_bio</w:t>
+      </w:r>
+      <w:r>
+        <w:rPr>
+          <w:rFonts w:eastAsia="Book Antiqua" w:cs="Book Antiqua"/>
+        </w:rPr>
+        <w:t>)</w:t>
+      </w:r>
+      <w:r>
+        <w:rPr>
+          <w:rFonts w:eastAsia="Book Antiqua" w:cs="Book Antiqua"/>
+        </w:rPr>
+        <w:t xml:space="preserve"> oraz znaczniki czasu rejestracji (</w:t>
+      </w:r>
+      <w:r>
+        <w:rPr>
+          <w:rFonts w:eastAsia="Book Antiqua" w:cs="Book Antiqua"/>
+        </w:rPr>
+        <w:t>join_date</w:t>
+      </w:r>
+      <w:r>
+        <w:rPr>
+          <w:rFonts w:eastAsia="Book Antiqua" w:cs="Book Antiqua"/>
+        </w:rPr>
+        <w:t>) i ostatniego logowania (</w:t>
+      </w:r>
+      <w:r>
+        <w:rPr>
+          <w:rFonts w:eastAsia="Book Antiqua" w:cs="Book Antiqua"/>
+        </w:rPr>
+        <w:t>last_login</w:t>
+      </w:r>
+      <w:r>
+        <w:rPr>
+          <w:rFonts w:eastAsia="Book Antiqua" w:cs="Book Antiqua"/>
+        </w:rPr>
+        <w:t>).</w:t>
+      </w:r>
+      <w:r>
+        <w:rPr>
+          <w:rFonts w:eastAsia="Book Antiqua" w:cs="Book Antiqua"/>
+        </w:rPr>
+        <w:t xml:space="preserve"> Pole is_active umozliwia dezaktywacj</w:t>
+      </w:r>
+    </w:p>
+    <w:p>
+      <w:pPr>
+        <w:spacing w:before="240" w:after="240"/>
+      </w:pPr>
+      <w:r>
+        <w:rPr>
+          <w:rFonts w:eastAsia="Book Antiqua" w:cs="Book Antiqua"/>
+          <w:b w:val="1"/>
+          <w:bCs w:val="1"/>
+        </w:rPr>
+        <w:t>Tabela games</w:t>
+      </w:r>
+      <w:r>
+        <w:rPr>
+          <w:rFonts w:eastAsia="Book Antiqua" w:cs="Book Antiqua"/>
+        </w:rPr>
+        <w:t xml:space="preserve"> zawiera metadane gier oraz ich pełną definicję. Pole game_content przechowuje strukturę gry w formacie JSON, zawierającą listę pomieszczeń z ich opisami, przedmiotami, postaciami NPC, połączeniami kierunkowymi oraz identyfikatorem pomiesz</w:t>
+      </w:r>
+      <w:r>
+        <w:rPr>
+          <w:rFonts w:eastAsia="Book Antiqua" w:cs="Book Antiqua"/>
+        </w:rPr>
+        <w:t>-</w:t>
+      </w:r>
+      <w:r>
+        <w:rPr>
+          <w:rFonts w:eastAsia="Book Antiqua" w:cs="Book Antiqua"/>
+        </w:rPr>
+        <w:t>czenia startowego. Pole is_published określa widoczność gry w marketplace. Klucz obcy author_id odnosi się do tabeli users.</w:t>
+      </w:r>
+    </w:p>
+    <w:p>
+      <w:pPr>
+        <w:spacing w:before="0" w:beforeAutospacing="off" w:after="240" w:afterAutospacing="off"/>
+      </w:pPr>
+      <w:r>
+        <w:rPr>
+          <w:rFonts w:ascii="Book Antiqua" w:hAnsi="Book Antiqua" w:eastAsia="Book Antiqua" w:cs="Book Antiqua"/>
+          <w:b w:val="1"/>
+          <w:bCs w:val="1"/>
+          <w:noProof w:val="0"/>
+          <w:sz w:val="22"/>
+          <w:szCs w:val="22"/>
+          <w:lang w:val="pl-PL"/>
+        </w:rPr>
+        <w:t xml:space="preserve">Tabela </w:t>
+      </w:r>
+      <w:r>
+        <w:rPr>
+          <w:rFonts w:ascii="Book Antiqua" w:hAnsi="Book Antiqua" w:eastAsia="Book Antiqua" w:cs="Book Antiqua"/>
+          <w:b w:val="1"/>
+          <w:bCs w:val="1"/>
+          <w:noProof w:val="0"/>
+          <w:sz w:val="22"/>
+          <w:szCs w:val="22"/>
+          <w:lang w:val="pl-PL"/>
+        </w:rPr>
+        <w:t>playthroughs</w:t>
+      </w:r>
+      <w:r>
+        <w:rPr>
+          <w:rFonts w:ascii="Book Antiqua" w:hAnsi="Book Antiqua" w:eastAsia="Book Antiqua" w:cs="Book Antiqua"/>
+          <w:noProof w:val="0"/>
+          <w:sz w:val="22"/>
+          <w:szCs w:val="22"/>
+          <w:lang w:val="pl-PL"/>
+        </w:rPr>
+        <w:t xml:space="preserve"> rejestruje sesje rozgrywki. Pole </w:t>
+      </w:r>
+      <w:r>
+        <w:rPr>
+          <w:rFonts w:ascii="Book Antiqua" w:hAnsi="Book Antiqua" w:eastAsia="Book Antiqua" w:cs="Book Antiqua"/>
+          <w:noProof w:val="0"/>
+          <w:sz w:val="22"/>
+          <w:szCs w:val="22"/>
+          <w:lang w:val="pl-PL"/>
+        </w:rPr>
+        <w:t>game_state</w:t>
+      </w:r>
+      <w:r>
+        <w:rPr>
+          <w:rFonts w:ascii="Book Antiqua" w:hAnsi="Book Antiqua" w:eastAsia="Book Antiqua" w:cs="Book Antiqua"/>
+          <w:noProof w:val="0"/>
+          <w:sz w:val="22"/>
+          <w:szCs w:val="22"/>
+          <w:lang w:val="pl-PL"/>
+        </w:rPr>
+        <w:t xml:space="preserve"> przechowuje bieżący stan gry w formacie JSON, obejmującym aktualny identyfikator pomieszczenia gracza (</w:t>
+      </w:r>
+      <w:r>
+        <w:rPr>
+          <w:rFonts w:ascii="Book Antiqua" w:hAnsi="Book Antiqua" w:eastAsia="Book Antiqua" w:cs="Book Antiqua"/>
+          <w:noProof w:val="0"/>
+          <w:sz w:val="22"/>
+          <w:szCs w:val="22"/>
+          <w:lang w:val="pl-PL"/>
+        </w:rPr>
+        <w:t>currentRoomId</w:t>
+      </w:r>
+      <w:r>
+        <w:rPr>
+          <w:rFonts w:ascii="Book Antiqua" w:hAnsi="Book Antiqua" w:eastAsia="Book Antiqua" w:cs="Book Antiqua"/>
+          <w:noProof w:val="0"/>
+          <w:sz w:val="22"/>
+          <w:szCs w:val="22"/>
+          <w:lang w:val="pl-PL"/>
+        </w:rPr>
+        <w:t>), zawartość ekwipunku (</w:t>
+      </w:r>
+      <w:r>
+        <w:rPr>
+          <w:rFonts w:ascii="Book Antiqua" w:hAnsi="Book Antiqua" w:eastAsia="Book Antiqua" w:cs="Book Antiqua"/>
+          <w:noProof w:val="0"/>
+          <w:sz w:val="22"/>
+          <w:szCs w:val="22"/>
+          <w:lang w:val="pl-PL"/>
+        </w:rPr>
+        <w:t>inventory</w:t>
+      </w:r>
+      <w:r>
+        <w:rPr>
+          <w:rFonts w:ascii="Book Antiqua" w:hAnsi="Book Antiqua" w:eastAsia="Book Antiqua" w:cs="Book Antiqua"/>
+          <w:noProof w:val="0"/>
+          <w:sz w:val="22"/>
+          <w:szCs w:val="22"/>
+          <w:lang w:val="pl-PL"/>
+        </w:rPr>
+        <w:t>) oraz stany poszczególnych pomieszczeń (</w:t>
+      </w:r>
+      <w:r>
+        <w:rPr>
+          <w:rFonts w:ascii="Book Antiqua" w:hAnsi="Book Antiqua" w:eastAsia="Book Antiqua" w:cs="Book Antiqua"/>
+          <w:noProof w:val="0"/>
+          <w:sz w:val="22"/>
+          <w:szCs w:val="22"/>
+          <w:lang w:val="pl-PL"/>
+        </w:rPr>
+        <w:t>roomStates</w:t>
+      </w:r>
+      <w:r>
+        <w:rPr>
+          <w:rFonts w:ascii="Book Antiqua" w:hAnsi="Book Antiqua" w:eastAsia="Book Antiqua" w:cs="Book Antiqua"/>
+          <w:noProof w:val="0"/>
+          <w:sz w:val="22"/>
+          <w:szCs w:val="22"/>
+          <w:lang w:val="pl-PL"/>
+        </w:rPr>
+        <w:t xml:space="preserve">) -- informacje o dostępnych w nich przedmiotach, pokonanych wrogach, stanie skrzyń i postępie konwersacji. Pole status przyjmuje wartości </w:t>
+      </w:r>
+      <w:r>
+        <w:rPr>
+          <w:rFonts w:ascii="Book Antiqua" w:hAnsi="Book Antiqua" w:eastAsia="Book Antiqua" w:cs="Book Antiqua"/>
+          <w:noProof w:val="0"/>
+          <w:sz w:val="22"/>
+          <w:szCs w:val="22"/>
+          <w:lang w:val="pl-PL"/>
+        </w:rPr>
+        <w:t>in_progress</w:t>
+      </w:r>
+      <w:r>
+        <w:rPr>
+          <w:rFonts w:ascii="Book Antiqua" w:hAnsi="Book Antiqua" w:eastAsia="Book Antiqua" w:cs="Book Antiqua"/>
+          <w:noProof w:val="0"/>
+          <w:sz w:val="22"/>
+          <w:szCs w:val="22"/>
+          <w:lang w:val="pl-PL"/>
+        </w:rPr>
+        <w:t xml:space="preserve">, </w:t>
+      </w:r>
+      <w:r>
+        <w:rPr>
+          <w:rFonts w:ascii="Book Antiqua" w:hAnsi="Book Antiqua" w:eastAsia="Book Antiqua" w:cs="Book Antiqua"/>
+          <w:noProof w:val="0"/>
+          <w:sz w:val="22"/>
+          <w:szCs w:val="22"/>
+          <w:lang w:val="pl-PL"/>
+        </w:rPr>
+        <w:t>completed</w:t>
+      </w:r>
+      <w:r>
+        <w:rPr>
+          <w:rFonts w:ascii="Book Antiqua" w:hAnsi="Book Antiqua" w:eastAsia="Book Antiqua" w:cs="Book Antiqua"/>
+          <w:noProof w:val="0"/>
+          <w:sz w:val="22"/>
+          <w:szCs w:val="22"/>
+          <w:lang w:val="pl-PL"/>
+        </w:rPr>
+        <w:t xml:space="preserve"> lub </w:t>
+      </w:r>
+      <w:r>
+        <w:rPr>
+          <w:rFonts w:ascii="Book Antiqua" w:hAnsi="Book Antiqua" w:eastAsia="Book Antiqua" w:cs="Book Antiqua"/>
+          <w:noProof w:val="0"/>
+          <w:sz w:val="22"/>
+          <w:szCs w:val="22"/>
+          <w:lang w:val="pl-PL"/>
+        </w:rPr>
+        <w:t>abandoned</w:t>
+      </w:r>
+      <w:r>
+        <w:rPr>
+          <w:rFonts w:ascii="Book Antiqua" w:hAnsi="Book Antiqua" w:eastAsia="Book Antiqua" w:cs="Book Antiqua"/>
+          <w:noProof w:val="0"/>
+          <w:sz w:val="22"/>
+          <w:szCs w:val="22"/>
+          <w:lang w:val="pl-PL"/>
+        </w:rPr>
+        <w:t xml:space="preserve">. Klucze obce </w:t>
+      </w:r>
+      <w:r>
+        <w:rPr>
+          <w:rFonts w:ascii="Book Antiqua" w:hAnsi="Book Antiqua" w:eastAsia="Book Antiqua" w:cs="Book Antiqua"/>
+          <w:noProof w:val="0"/>
+          <w:sz w:val="22"/>
+          <w:szCs w:val="22"/>
+          <w:lang w:val="pl-PL"/>
+        </w:rPr>
+        <w:t>game_id</w:t>
+      </w:r>
+      <w:r>
+        <w:rPr>
+          <w:rFonts w:ascii="Book Antiqua" w:hAnsi="Book Antiqua" w:eastAsia="Book Antiqua" w:cs="Book Antiqua"/>
+          <w:noProof w:val="0"/>
+          <w:sz w:val="22"/>
+          <w:szCs w:val="22"/>
+          <w:lang w:val="pl-PL"/>
+        </w:rPr>
+        <w:t xml:space="preserve"> i </w:t>
+      </w:r>
+      <w:r>
+        <w:rPr>
+          <w:rFonts w:ascii="Book Antiqua" w:hAnsi="Book Antiqua" w:eastAsia="Book Antiqua" w:cs="Book Antiqua"/>
+          <w:noProof w:val="0"/>
+          <w:sz w:val="22"/>
+          <w:szCs w:val="22"/>
+          <w:lang w:val="pl-PL"/>
+        </w:rPr>
+        <w:t>user_id</w:t>
+      </w:r>
+      <w:r>
+        <w:rPr>
+          <w:rFonts w:ascii="Book Antiqua" w:hAnsi="Book Antiqua" w:eastAsia="Book Antiqua" w:cs="Book Antiqua"/>
+          <w:noProof w:val="0"/>
+          <w:sz w:val="22"/>
+          <w:szCs w:val="22"/>
+          <w:lang w:val="pl-PL"/>
+        </w:rPr>
+        <w:t xml:space="preserve"> wiążą sesję z konkretną grą i jej graczem.</w:t>
+      </w:r>
+    </w:p>
+    <w:p>
+      <w:pPr>
+        <w:spacing w:before="240" w:after="240"/>
       </w:pPr>
       <w:r>
         <w:rPr>
@@ -8586,13 +9069,25 @@
           <w:b/>
           <w:bCs/>
         </w:rPr>
-        <w:t>Tabela users</w:t>
+        <w:t>Tabela likes</w:t>
       </w:r>
       <w:r>
         <w:rPr>
           <w:rFonts w:eastAsia="Book Antiqua" w:cs="Book Antiqua"/>
         </w:rPr>
-        <w:t xml:space="preserve"> przechowuje dane kont użytkowników: identyfikator (user_id), nazwę użytkownika (username), adres e-mail, zahaszowane hasło (password_hash), opis profilu oraz znaczniki czasu rejestracji (join_date) i ostatniego logowania (last_login).</w:t>
+        <w:t xml:space="preserve"> przechowuje pary (user_id, game_id) ze znacznikiem czasu, realizując funkcję polubień. Kombinacja obu kluczy obcych jest unikalna, co uniemożliwia wielokrotne </w:t>
+      </w:r>
+      <w:r>
+        <w:rPr>
+          <w:rFonts w:eastAsia="Book Antiqua" w:cs="Book Antiqua"/>
+        </w:rPr>
+        <w:t>polubie-</w:t>
+      </w:r>
+      <w:r>
+        <w:rPr>
+          <w:rFonts w:eastAsia="Book Antiqua" w:cs="Book Antiqua"/>
+        </w:rPr>
+        <w:t>nie tej samej gry przez jednego użytkownika.</w:t>
       </w:r>
     </w:p>
     <w:p>
@@ -8602,97 +9097,78 @@
       <w:r>
         <w:rPr>
           <w:rFonts w:eastAsia="Book Antiqua" w:cs="Book Antiqua"/>
-          <w:b/>
-          <w:bCs/>
-        </w:rPr>
-        <w:t>Tabela games</w:t>
+          <w:b w:val="1"/>
+          <w:bCs w:val="1"/>
+        </w:rPr>
+        <w:t xml:space="preserve">Tabela </w:t>
       </w:r>
       <w:r>
         <w:rPr>
           <w:rFonts w:eastAsia="Book Antiqua" w:cs="Book Antiqua"/>
-        </w:rPr>
-        <w:t xml:space="preserve"> zawiera metadane gier oraz ich pełną definicję. Pole game_content przechowuje strukturę gry w formacie JSON, zawierającą listę pomieszczeń z ich opisami, przedmiotami, postaciami NPC, połączeniami kierunkowymi oraz identyfikatorem pomiesz</w:t>
+          <w:b w:val="1"/>
+          <w:bCs w:val="1"/>
+        </w:rPr>
+        <w:t>comments</w:t>
       </w:r>
       <w:r>
         <w:rPr>
           <w:rFonts w:eastAsia="Book Antiqua" w:cs="Book Antiqua"/>
         </w:rPr>
-        <w:t>-</w:t>
+        <w:t xml:space="preserve"> przechowuje komentarze użytkowników do gier. Każdy komentarz jest powiązany z grą (</w:t>
       </w:r>
       <w:r>
         <w:rPr>
           <w:rFonts w:eastAsia="Book Antiqua" w:cs="Book Antiqua"/>
         </w:rPr>
-        <w:t>czenia startowego. Pole is_published określa widoczność gry w marketplace. Klucz obcy author_id odnosi się do tabeli users.</w:t>
-      </w:r>
-    </w:p>
-    <w:p>
-      <w:pPr>
-        <w:spacing w:before="240" w:after="240"/>
-      </w:pPr>
+        <w:t>game_id</w:t>
+      </w:r>
       <w:r>
         <w:rPr>
           <w:rFonts w:eastAsia="Book Antiqua" w:cs="Book Antiqua"/>
-          <w:b/>
-          <w:bCs/>
-        </w:rPr>
-        <w:t>Tabela playthroughs</w:t>
+        </w:rPr>
+        <w:t>) i autorem (</w:t>
       </w:r>
       <w:r>
         <w:rPr>
           <w:rFonts w:eastAsia="Book Antiqua" w:cs="Book Antiqua"/>
         </w:rPr>
-        <w:t xml:space="preserve"> rejestruje sesje rozgrywki. Pole game_state przechowuje bieżący stan gry w formacie JSON, obejmującym aktualną lokalizację gracza, zawartość ekwipunku, flagi postępu rozgrywki oraz listę odwiedzonych pomieszczeń. Pole status przyjmuje wartości active lub completed. Klucze obce game_id i user_id wiążą sesję z konkretną grą i jej graczem.</w:t>
-      </w:r>
-    </w:p>
-    <w:p>
-      <w:pPr>
-        <w:spacing w:before="240" w:after="240"/>
-      </w:pPr>
+        <w:t>user_id</w:t>
+      </w:r>
       <w:r>
         <w:rPr>
           <w:rFonts w:eastAsia="Book Antiqua" w:cs="Book Antiqua"/>
-          <w:b/>
-          <w:bCs/>
-        </w:rPr>
-        <w:t>Tabela likes</w:t>
+        </w:rPr>
+        <w:t>) oraz zawiera treść tekstową i znacznik czasu dodania.</w:t>
       </w:r>
       <w:r>
         <w:rPr>
           <w:rFonts w:eastAsia="Book Antiqua" w:cs="Book Antiqua"/>
         </w:rPr>
-        <w:t xml:space="preserve"> przechowuje pary (user_id, game_id) ze znacznikiem czasu, realizując funkcję polubień. Kombinacja obu kluczy obcych jest unikalna, co uniemożliwia wielokrotne </w:t>
+        <w:t xml:space="preserve"> Pole </w:t>
       </w:r>
       <w:r>
         <w:rPr>
           <w:rFonts w:eastAsia="Book Antiqua" w:cs="Book Antiqua"/>
         </w:rPr>
-        <w:t>polubie-</w:t>
+        <w:t>is</w:t>
       </w:r>
       <w:r>
         <w:rPr>
           <w:rFonts w:eastAsia="Book Antiqua" w:cs="Book Antiqua"/>
         </w:rPr>
-        <w:t>nie tej samej gry przez jednego użytkownika.</w:t>
-      </w:r>
-    </w:p>
-    <w:p>
-      <w:pPr>
-        <w:spacing w:before="240" w:after="240"/>
-      </w:pPr>
+        <w:t>_edited</w:t>
+      </w:r>
       <w:r>
         <w:rPr>
           <w:rFonts w:eastAsia="Book Antiqua" w:cs="Book Antiqua"/>
-          <w:b/>
-          <w:bCs/>
-        </w:rPr>
-        <w:t>Tabela comments</w:t>
+        </w:rPr>
+        <w:t xml:space="preserve"> oznacza, </w:t>
       </w:r>
       <w:r>
         <w:rPr>
           <w:rFonts w:eastAsia="Book Antiqua" w:cs="Book Antiqua"/>
         </w:rPr>
-        <w:t xml:space="preserve"> przechowuje komentarze użytkowników do gier. Każdy komentarz jest powiązany z grą (game_id) i autorem (user_id) oraz zawiera treść tekstową i znacznik czasu dodania.</w:t>
+        <w:t>czy komentarz był edytowany po opublikowaniu.</w:t>
       </w:r>
     </w:p>
     <w:p>
@@ -8787,397 +9263,1416 @@
     </w:p>
     <w:p>
       <w:pPr>
+        <w:spacing w:after="20" w:afterAutospacing="off" w:line="240" w:lineRule="auto"/>
         <w:jc w:val="left"/>
-      </w:pPr>
-      <w:r>
         <w:rPr>
           <w:rFonts w:ascii="Consolas" w:hAnsi="Consolas" w:eastAsia="Consolas" w:cs="Consolas"/>
         </w:rPr>
+      </w:pPr>
+      <w:r>
+        <w:rPr>
+          <w:rFonts w:ascii="Consolas" w:hAnsi="Consolas" w:eastAsia="Consolas" w:cs="Consolas"/>
+        </w:rPr>
         <w:t>{</w:t>
       </w:r>
+    </w:p>
+    <w:p>
+      <w:pPr>
+        <w:pStyle w:val="Normal"/>
+        <w:spacing w:after="20" w:afterAutospacing="off" w:line="240" w:lineRule="auto"/>
+        <w:jc w:val="left"/>
+        <w:rPr>
+          <w:rFonts w:ascii="Consolas" w:hAnsi="Consolas" w:eastAsia="Consolas" w:cs="Consolas"/>
+        </w:rPr>
+      </w:pPr>
+      <w:r>
+        <w:rPr>
+          <w:rFonts w:ascii="Consolas" w:hAnsi="Consolas" w:eastAsia="Consolas" w:cs="Consolas"/>
+        </w:rPr>
+        <w:t xml:space="preserve">  "rooms": [</w:t>
+      </w:r>
+    </w:p>
+    <w:p>
+      <w:pPr>
+        <w:pStyle w:val="Normal"/>
+        <w:spacing w:after="20" w:afterAutospacing="off" w:line="240" w:lineRule="auto"/>
+        <w:jc w:val="left"/>
+        <w:rPr>
+          <w:rFonts w:ascii="Consolas" w:hAnsi="Consolas" w:eastAsia="Consolas" w:cs="Consolas"/>
+        </w:rPr>
+      </w:pPr>
+      <w:r>
+        <w:rPr>
+          <w:rFonts w:ascii="Consolas" w:hAnsi="Consolas" w:eastAsia="Consolas" w:cs="Consolas"/>
+        </w:rPr>
+        <w:t xml:space="preserve">    {</w:t>
+      </w:r>
+    </w:p>
+    <w:p>
+      <w:pPr>
+        <w:pStyle w:val="Normal"/>
+        <w:spacing w:after="20" w:afterAutospacing="off" w:line="240" w:lineRule="auto"/>
+        <w:jc w:val="left"/>
+        <w:rPr>
+          <w:rFonts w:ascii="Consolas" w:hAnsi="Consolas" w:eastAsia="Consolas" w:cs="Consolas"/>
+        </w:rPr>
+      </w:pPr>
+      <w:r>
+        <w:rPr>
+          <w:rFonts w:ascii="Consolas" w:hAnsi="Consolas" w:eastAsia="Consolas" w:cs="Consolas"/>
+        </w:rPr>
+        <w:t xml:space="preserve">      "id": "0,0",</w:t>
+      </w:r>
+    </w:p>
+    <w:p>
+      <w:pPr>
+        <w:pStyle w:val="Normal"/>
+        <w:spacing w:after="20" w:afterAutospacing="off" w:line="240" w:lineRule="auto"/>
+        <w:jc w:val="left"/>
+        <w:rPr>
+          <w:rFonts w:ascii="Consolas" w:hAnsi="Consolas" w:eastAsia="Consolas" w:cs="Consolas"/>
+        </w:rPr>
+      </w:pPr>
+      <w:r>
+        <w:rPr>
+          <w:rFonts w:ascii="Consolas" w:hAnsi="Consolas" w:eastAsia="Consolas" w:cs="Consolas"/>
+        </w:rPr>
+        <w:t xml:space="preserve">      "gx": 0,</w:t>
+      </w:r>
+    </w:p>
+    <w:p>
+      <w:pPr>
+        <w:pStyle w:val="Normal"/>
+        <w:spacing w:after="20" w:afterAutospacing="off" w:line="240" w:lineRule="auto"/>
+        <w:jc w:val="left"/>
+        <w:rPr>
+          <w:rFonts w:ascii="Consolas" w:hAnsi="Consolas" w:eastAsia="Consolas" w:cs="Consolas"/>
+        </w:rPr>
+      </w:pPr>
+      <w:r>
+        <w:rPr>
+          <w:rFonts w:ascii="Consolas" w:hAnsi="Consolas" w:eastAsia="Consolas" w:cs="Consolas"/>
+        </w:rPr>
+        <w:t xml:space="preserve">      "gy": 0,</w:t>
+      </w:r>
+    </w:p>
+    <w:p>
+      <w:pPr>
+        <w:pStyle w:val="Normal"/>
+        <w:spacing w:after="20" w:afterAutospacing="off" w:line="240" w:lineRule="auto"/>
+        <w:jc w:val="left"/>
+        <w:rPr>
+          <w:rFonts w:ascii="Consolas" w:hAnsi="Consolas" w:eastAsia="Consolas" w:cs="Consolas"/>
+        </w:rPr>
+      </w:pPr>
+      <w:r>
+        <w:rPr>
+          <w:rFonts w:ascii="Consolas" w:hAnsi="Consolas" w:eastAsia="Consolas" w:cs="Consolas"/>
+        </w:rPr>
+        <w:t xml:space="preserve">      "meta": {</w:t>
+      </w:r>
+    </w:p>
+    <w:p>
+      <w:pPr>
+        <w:pStyle w:val="Normal"/>
+        <w:spacing w:after="20" w:afterAutospacing="off" w:line="240" w:lineRule="auto"/>
+        <w:jc w:val="left"/>
+        <w:rPr>
+          <w:rFonts w:ascii="Consolas" w:hAnsi="Consolas" w:eastAsia="Consolas" w:cs="Consolas"/>
+        </w:rPr>
+      </w:pPr>
+      <w:r>
+        <w:rPr>
+          <w:rFonts w:ascii="Consolas" w:hAnsi="Consolas" w:eastAsia="Consolas" w:cs="Consolas"/>
+        </w:rPr>
+        <w:t xml:space="preserve">        "name": "Wejście do jaskini",</w:t>
+      </w:r>
+    </w:p>
+    <w:p>
+      <w:pPr>
+        <w:pStyle w:val="Normal"/>
+        <w:spacing w:after="20" w:afterAutospacing="off" w:line="240" w:lineRule="auto"/>
+        <w:jc w:val="left"/>
+        <w:rPr>
+          <w:rFonts w:ascii="Consolas" w:hAnsi="Consolas" w:eastAsia="Consolas" w:cs="Consolas"/>
+        </w:rPr>
+      </w:pPr>
+      <w:r>
+        <w:rPr>
+          <w:rFonts w:ascii="Consolas" w:hAnsi="Consolas" w:eastAsia="Consolas" w:cs="Consolas"/>
+        </w:rPr>
+        <w:t xml:space="preserve">        "description": "Stoisz u wejścia do mrocznej jaskini.",</w:t>
+      </w:r>
+    </w:p>
+    <w:p>
+      <w:pPr>
+        <w:pStyle w:val="Normal"/>
+        <w:spacing w:after="20" w:afterAutospacing="off" w:line="240" w:lineRule="auto"/>
+        <w:jc w:val="left"/>
+        <w:rPr>
+          <w:rFonts w:ascii="Consolas" w:hAnsi="Consolas" w:eastAsia="Consolas" w:cs="Consolas"/>
+        </w:rPr>
+      </w:pPr>
+      <w:r>
+        <w:rPr>
+          <w:rFonts w:ascii="Consolas" w:hAnsi="Consolas" w:eastAsia="Consolas" w:cs="Consolas"/>
+        </w:rPr>
+        <w:t xml:space="preserve">        "isStart": true,</w:t>
+      </w:r>
+    </w:p>
+    <w:p>
+      <w:pPr>
+        <w:pStyle w:val="Normal"/>
+        <w:spacing w:after="20" w:afterAutospacing="off" w:line="240" w:lineRule="auto"/>
+        <w:jc w:val="left"/>
+        <w:rPr>
+          <w:rFonts w:ascii="Consolas" w:hAnsi="Consolas" w:eastAsia="Consolas" w:cs="Consolas"/>
+        </w:rPr>
+      </w:pPr>
+      <w:r>
+        <w:rPr>
+          <w:rFonts w:ascii="Consolas" w:hAnsi="Consolas" w:eastAsia="Consolas" w:cs="Consolas"/>
+        </w:rPr>
+        <w:t xml:space="preserve">        "entities": ["goblin_scout"],</w:t>
+      </w:r>
+    </w:p>
+    <w:p>
+      <w:pPr>
+        <w:pStyle w:val="Normal"/>
+        <w:spacing w:after="20" w:afterAutospacing="off" w:line="240" w:lineRule="auto"/>
+        <w:jc w:val="left"/>
+        <w:rPr>
+          <w:rFonts w:ascii="Consolas" w:hAnsi="Consolas" w:eastAsia="Consolas" w:cs="Consolas"/>
+        </w:rPr>
+      </w:pPr>
+      <w:r>
+        <w:rPr>
+          <w:rFonts w:ascii="Consolas" w:hAnsi="Consolas" w:eastAsia="Consolas" w:cs="Consolas"/>
+        </w:rPr>
+        <w:t xml:space="preserve">        "items": ["torch"]</w:t>
+      </w:r>
+    </w:p>
+    <w:p>
+      <w:pPr>
+        <w:pStyle w:val="Normal"/>
+        <w:spacing w:after="20" w:afterAutospacing="off" w:line="240" w:lineRule="auto"/>
+        <w:jc w:val="left"/>
+        <w:rPr>
+          <w:rFonts w:ascii="Consolas" w:hAnsi="Consolas" w:eastAsia="Consolas" w:cs="Consolas"/>
+        </w:rPr>
+      </w:pPr>
+      <w:r>
+        <w:rPr>
+          <w:rFonts w:ascii="Consolas" w:hAnsi="Consolas" w:eastAsia="Consolas" w:cs="Consolas"/>
+        </w:rPr>
+        <w:t xml:space="preserve">      }</w:t>
+      </w:r>
+    </w:p>
+    <w:p>
+      <w:pPr>
+        <w:pStyle w:val="Normal"/>
+        <w:spacing w:after="20" w:afterAutospacing="off" w:line="240" w:lineRule="auto"/>
+        <w:jc w:val="left"/>
+        <w:rPr>
+          <w:rFonts w:ascii="Consolas" w:hAnsi="Consolas" w:eastAsia="Consolas" w:cs="Consolas"/>
+        </w:rPr>
+      </w:pPr>
+      <w:r>
+        <w:rPr>
+          <w:rFonts w:ascii="Consolas" w:hAnsi="Consolas" w:eastAsia="Consolas" w:cs="Consolas"/>
+        </w:rPr>
+        <w:t xml:space="preserve">    },</w:t>
+      </w:r>
+    </w:p>
+    <w:p>
+      <w:pPr>
+        <w:pStyle w:val="Normal"/>
+        <w:spacing w:after="20" w:afterAutospacing="off" w:line="240" w:lineRule="auto"/>
+        <w:jc w:val="left"/>
+        <w:rPr>
+          <w:rFonts w:ascii="Consolas" w:hAnsi="Consolas" w:eastAsia="Consolas" w:cs="Consolas"/>
+        </w:rPr>
+      </w:pPr>
+      <w:r>
+        <w:rPr>
+          <w:rFonts w:ascii="Consolas" w:hAnsi="Consolas" w:eastAsia="Consolas" w:cs="Consolas"/>
+        </w:rPr>
+        <w:t xml:space="preserve">    {</w:t>
+      </w:r>
+    </w:p>
+    <w:p>
+      <w:pPr>
+        <w:pStyle w:val="Normal"/>
+        <w:spacing w:after="20" w:afterAutospacing="off" w:line="240" w:lineRule="auto"/>
+        <w:jc w:val="left"/>
+        <w:rPr>
+          <w:rFonts w:ascii="Consolas" w:hAnsi="Consolas" w:eastAsia="Consolas" w:cs="Consolas"/>
+        </w:rPr>
+      </w:pPr>
+      <w:r>
+        <w:rPr>
+          <w:rFonts w:ascii="Consolas" w:hAnsi="Consolas" w:eastAsia="Consolas" w:cs="Consolas"/>
+        </w:rPr>
+        <w:t xml:space="preserve">      "id": "1,0",</w:t>
+      </w:r>
+    </w:p>
+    <w:p>
+      <w:pPr>
+        <w:pStyle w:val="Normal"/>
+        <w:spacing w:after="20" w:afterAutospacing="off" w:line="240" w:lineRule="auto"/>
+        <w:jc w:val="left"/>
+        <w:rPr>
+          <w:rFonts w:ascii="Consolas" w:hAnsi="Consolas" w:eastAsia="Consolas" w:cs="Consolas"/>
+        </w:rPr>
+      </w:pPr>
+      <w:r>
+        <w:rPr>
+          <w:rFonts w:ascii="Consolas" w:hAnsi="Consolas" w:eastAsia="Consolas" w:cs="Consolas"/>
+        </w:rPr>
+        <w:t xml:space="preserve">      "gx": 1,</w:t>
+      </w:r>
+    </w:p>
+    <w:p>
+      <w:pPr>
+        <w:pStyle w:val="Normal"/>
+        <w:spacing w:after="20" w:afterAutospacing="off" w:line="240" w:lineRule="auto"/>
+        <w:jc w:val="left"/>
+        <w:rPr>
+          <w:rFonts w:ascii="Consolas" w:hAnsi="Consolas" w:eastAsia="Consolas" w:cs="Consolas"/>
+        </w:rPr>
+      </w:pPr>
+      <w:r>
+        <w:rPr>
+          <w:rFonts w:ascii="Consolas" w:hAnsi="Consolas" w:eastAsia="Consolas" w:cs="Consolas"/>
+        </w:rPr>
+        <w:t xml:space="preserve">      "gy": 0,</w:t>
+      </w:r>
+    </w:p>
+    <w:p>
+      <w:pPr>
+        <w:pStyle w:val="Normal"/>
+        <w:spacing w:after="20" w:afterAutospacing="off" w:line="240" w:lineRule="auto"/>
+        <w:jc w:val="left"/>
+        <w:rPr>
+          <w:rFonts w:ascii="Consolas" w:hAnsi="Consolas" w:eastAsia="Consolas" w:cs="Consolas"/>
+        </w:rPr>
+      </w:pPr>
+      <w:r>
+        <w:rPr>
+          <w:rFonts w:ascii="Consolas" w:hAnsi="Consolas" w:eastAsia="Consolas" w:cs="Consolas"/>
+        </w:rPr>
+        <w:t xml:space="preserve">      "meta": {</w:t>
+      </w:r>
+    </w:p>
+    <w:p>
+      <w:pPr>
+        <w:pStyle w:val="Normal"/>
+        <w:spacing w:after="20" w:afterAutospacing="off" w:line="240" w:lineRule="auto"/>
+        <w:jc w:val="left"/>
+        <w:rPr>
+          <w:rFonts w:ascii="Consolas" w:hAnsi="Consolas" w:eastAsia="Consolas" w:cs="Consolas"/>
+        </w:rPr>
+      </w:pPr>
+      <w:r>
+        <w:rPr>
+          <w:rFonts w:ascii="Consolas" w:hAnsi="Consolas" w:eastAsia="Consolas" w:cs="Consolas"/>
+        </w:rPr>
+        <w:t xml:space="preserve">        "name": "Komnata skarbca",</w:t>
+      </w:r>
+    </w:p>
+    <w:p>
+      <w:pPr>
+        <w:pStyle w:val="Normal"/>
+        <w:spacing w:after="20" w:afterAutospacing="off" w:line="240" w:lineRule="auto"/>
+        <w:jc w:val="left"/>
+        <w:rPr>
+          <w:rFonts w:ascii="Consolas" w:hAnsi="Consolas" w:eastAsia="Consolas" w:cs="Consolas"/>
+        </w:rPr>
+      </w:pPr>
+      <w:r>
+        <w:rPr>
+          <w:rFonts w:ascii="Consolas" w:hAnsi="Consolas" w:eastAsia="Consolas" w:cs="Consolas"/>
+        </w:rPr>
+        <w:t xml:space="preserve">        "description": "Ciemna komnata z zamkniętą skrzynią.",</w:t>
+      </w:r>
+    </w:p>
+    <w:p>
+      <w:pPr>
+        <w:pStyle w:val="Normal"/>
+        <w:spacing w:after="20" w:afterAutospacing="off" w:line="240" w:lineRule="auto"/>
+        <w:jc w:val="left"/>
+        <w:rPr>
+          <w:rFonts w:ascii="Consolas" w:hAnsi="Consolas" w:eastAsia="Consolas" w:cs="Consolas"/>
+        </w:rPr>
+      </w:pPr>
+      <w:r>
+        <w:rPr>
+          <w:rFonts w:ascii="Consolas" w:hAnsi="Consolas" w:eastAsia="Consolas" w:cs="Consolas"/>
+        </w:rPr>
+        <w:t xml:space="preserve">        "hasChest": true,</w:t>
+      </w:r>
+    </w:p>
+    <w:p>
+      <w:pPr>
+        <w:pStyle w:val="Normal"/>
+        <w:spacing w:after="20" w:afterAutospacing="off" w:line="240" w:lineRule="auto"/>
+        <w:jc w:val="left"/>
+        <w:rPr>
+          <w:rFonts w:ascii="Consolas" w:hAnsi="Consolas" w:eastAsia="Consolas" w:cs="Consolas"/>
+        </w:rPr>
+      </w:pPr>
+      <w:r>
+        <w:rPr>
+          <w:rFonts w:ascii="Consolas" w:hAnsi="Consolas" w:eastAsia="Consolas" w:cs="Consolas"/>
+        </w:rPr>
+        <w:t xml:space="preserve">        "chestGuardian": "goblin_scout",</w:t>
+      </w:r>
+    </w:p>
+    <w:p>
+      <w:pPr>
+        <w:pStyle w:val="Normal"/>
+        <w:spacing w:after="20" w:afterAutospacing="off" w:line="240" w:lineRule="auto"/>
+        <w:jc w:val="left"/>
+        <w:rPr>
+          <w:rFonts w:ascii="Consolas" w:hAnsi="Consolas" w:eastAsia="Consolas" w:cs="Consolas"/>
+        </w:rPr>
+      </w:pPr>
+      <w:r>
+        <w:rPr>
+          <w:rFonts w:ascii="Consolas" w:hAnsi="Consolas" w:eastAsia="Consolas" w:cs="Consolas"/>
+        </w:rPr>
+        <w:t xml:space="preserve">        "chestRequiresKey": "rusty_key",</w:t>
+      </w:r>
+    </w:p>
+    <w:p>
+      <w:pPr>
+        <w:pStyle w:val="Normal"/>
+        <w:spacing w:after="20" w:afterAutospacing="off" w:line="240" w:lineRule="auto"/>
+        <w:jc w:val="left"/>
+        <w:rPr>
+          <w:rFonts w:ascii="Consolas" w:hAnsi="Consolas" w:eastAsia="Consolas" w:cs="Consolas"/>
+        </w:rPr>
+      </w:pPr>
+      <w:r>
+        <w:rPr>
+          <w:rFonts w:ascii="Consolas" w:hAnsi="Consolas" w:eastAsia="Consolas" w:cs="Consolas"/>
+        </w:rPr>
+        <w:t xml:space="preserve">        "chestContents": ["gold_coin"]</w:t>
+      </w:r>
+    </w:p>
+    <w:p>
+      <w:pPr>
+        <w:pStyle w:val="Normal"/>
+        <w:spacing w:after="20" w:afterAutospacing="off" w:line="240" w:lineRule="auto"/>
+        <w:jc w:val="left"/>
+        <w:rPr>
+          <w:rFonts w:ascii="Consolas" w:hAnsi="Consolas" w:eastAsia="Consolas" w:cs="Consolas"/>
+        </w:rPr>
+      </w:pPr>
+      <w:r>
+        <w:rPr>
+          <w:rFonts w:ascii="Consolas" w:hAnsi="Consolas" w:eastAsia="Consolas" w:cs="Consolas"/>
+        </w:rPr>
+        <w:t xml:space="preserve">      }</w:t>
+      </w:r>
+    </w:p>
+    <w:p>
+      <w:pPr>
+        <w:pStyle w:val="Normal"/>
+        <w:spacing w:after="20" w:afterAutospacing="off" w:line="240" w:lineRule="auto"/>
+        <w:jc w:val="left"/>
+        <w:rPr>
+          <w:rFonts w:ascii="Consolas" w:hAnsi="Consolas" w:eastAsia="Consolas" w:cs="Consolas"/>
+        </w:rPr>
+      </w:pPr>
+      <w:r>
+        <w:rPr>
+          <w:rFonts w:ascii="Consolas" w:hAnsi="Consolas" w:eastAsia="Consolas" w:cs="Consolas"/>
+        </w:rPr>
+        <w:t xml:space="preserve">    }</w:t>
+      </w:r>
+    </w:p>
+    <w:p>
+      <w:pPr>
+        <w:pStyle w:val="Normal"/>
+        <w:spacing w:after="20" w:afterAutospacing="off" w:line="240" w:lineRule="auto"/>
+        <w:jc w:val="left"/>
+        <w:rPr>
+          <w:rFonts w:ascii="Consolas" w:hAnsi="Consolas" w:eastAsia="Consolas" w:cs="Consolas"/>
+        </w:rPr>
+      </w:pPr>
+      <w:r>
+        <w:rPr>
+          <w:rFonts w:ascii="Consolas" w:hAnsi="Consolas" w:eastAsia="Consolas" w:cs="Consolas"/>
+        </w:rPr>
+        <w:t xml:space="preserve">  ],</w:t>
+      </w:r>
+    </w:p>
+    <w:p>
+      <w:pPr>
+        <w:pStyle w:val="Normal"/>
+        <w:spacing w:after="20" w:afterAutospacing="off" w:line="240" w:lineRule="auto"/>
+        <w:jc w:val="left"/>
+        <w:rPr>
+          <w:rFonts w:ascii="Consolas" w:hAnsi="Consolas" w:eastAsia="Consolas" w:cs="Consolas"/>
+        </w:rPr>
+      </w:pPr>
+      <w:r>
+        <w:rPr>
+          <w:rFonts w:ascii="Consolas" w:hAnsi="Consolas" w:eastAsia="Consolas" w:cs="Consolas"/>
+        </w:rPr>
+        <w:t xml:space="preserve">  "selected": "0,0",</w:t>
+      </w:r>
+    </w:p>
+    <w:p>
+      <w:pPr>
+        <w:pStyle w:val="Normal"/>
+        <w:spacing w:after="20" w:afterAutospacing="off" w:line="240" w:lineRule="auto"/>
+        <w:jc w:val="left"/>
+        <w:rPr>
+          <w:rFonts w:ascii="Consolas" w:hAnsi="Consolas" w:eastAsia="Consolas" w:cs="Consolas"/>
+        </w:rPr>
+      </w:pPr>
+      <w:r>
+        <w:rPr>
+          <w:rFonts w:ascii="Consolas" w:hAnsi="Consolas" w:eastAsia="Consolas" w:cs="Consolas"/>
+        </w:rPr>
+        <w:t xml:space="preserve">  "globalMeta": {</w:t>
+      </w:r>
+    </w:p>
+    <w:p>
+      <w:pPr>
+        <w:pStyle w:val="Normal"/>
+        <w:spacing w:after="20" w:afterAutospacing="off" w:line="240" w:lineRule="auto"/>
+        <w:jc w:val="left"/>
+        <w:rPr>
+          <w:rFonts w:ascii="Consolas" w:hAnsi="Consolas" w:eastAsia="Consolas" w:cs="Consolas"/>
+        </w:rPr>
+      </w:pPr>
+      <w:r>
+        <w:rPr>
+          <w:rFonts w:ascii="Consolas" w:hAnsi="Consolas" w:eastAsia="Consolas" w:cs="Consolas"/>
+        </w:rPr>
+        <w:t xml:space="preserve">    "gameName": "Jaskinia goblinów",</w:t>
+      </w:r>
+    </w:p>
+    <w:p>
+      <w:pPr>
+        <w:pStyle w:val="Normal"/>
+        <w:spacing w:after="20" w:afterAutospacing="off" w:line="240" w:lineRule="auto"/>
+        <w:jc w:val="left"/>
+        <w:rPr>
+          <w:rFonts w:ascii="Consolas" w:hAnsi="Consolas" w:eastAsia="Consolas" w:cs="Consolas"/>
+        </w:rPr>
+      </w:pPr>
+      <w:r>
+        <w:rPr>
+          <w:rFonts w:ascii="Consolas" w:hAnsi="Consolas" w:eastAsia="Consolas" w:cs="Consolas"/>
+        </w:rPr>
+        <w:t xml:space="preserve">    "gameDescription": "Eksploruj jaskinie pełne goblinów.",</w:t>
+      </w:r>
+    </w:p>
+    <w:p>
+      <w:pPr>
+        <w:pStyle w:val="Normal"/>
+        <w:spacing w:after="20" w:afterAutospacing="off" w:line="240" w:lineRule="auto"/>
+        <w:jc w:val="left"/>
+        <w:rPr>
+          <w:rFonts w:ascii="Consolas" w:hAnsi="Consolas" w:eastAsia="Consolas" w:cs="Consolas"/>
+        </w:rPr>
+      </w:pPr>
+      <w:r>
+        <w:rPr>
+          <w:rFonts w:ascii="Consolas" w:hAnsi="Consolas" w:eastAsia="Consolas" w:cs="Consolas"/>
+        </w:rPr>
+        <w:t xml:space="preserve">    "tags": ["cave", "goblins"],</w:t>
+      </w:r>
+    </w:p>
+    <w:p>
+      <w:pPr>
+        <w:pStyle w:val="Normal"/>
+        <w:spacing w:after="20" w:afterAutospacing="off" w:line="240" w:lineRule="auto"/>
+        <w:jc w:val="left"/>
+        <w:rPr>
+          <w:rFonts w:ascii="Consolas" w:hAnsi="Consolas" w:eastAsia="Consolas" w:cs="Consolas"/>
+        </w:rPr>
+      </w:pPr>
+      <w:r>
+        <w:rPr>
+          <w:rFonts w:ascii="Consolas" w:hAnsi="Consolas" w:eastAsia="Consolas" w:cs="Consolas"/>
+        </w:rPr>
+        <w:t xml:space="preserve">    "entities": [</w:t>
+      </w:r>
+    </w:p>
+    <w:p>
+      <w:pPr>
+        <w:pStyle w:val="Normal"/>
+        <w:spacing w:after="20" w:afterAutospacing="off" w:line="240" w:lineRule="auto"/>
+        <w:jc w:val="left"/>
+        <w:rPr>
+          <w:rFonts w:ascii="Consolas" w:hAnsi="Consolas" w:eastAsia="Consolas" w:cs="Consolas"/>
+        </w:rPr>
+      </w:pPr>
+      <w:r>
+        <w:rPr>
+          <w:rFonts w:ascii="Consolas" w:hAnsi="Consolas" w:eastAsia="Consolas" w:cs="Consolas"/>
+        </w:rPr>
+        <w:t xml:space="preserve">      {</w:t>
+      </w:r>
+    </w:p>
+    <w:p>
+      <w:pPr>
+        <w:pStyle w:val="Normal"/>
+        <w:spacing w:after="20" w:afterAutospacing="off" w:line="240" w:lineRule="auto"/>
+        <w:jc w:val="left"/>
+        <w:rPr>
+          <w:rFonts w:ascii="Consolas" w:hAnsi="Consolas" w:eastAsia="Consolas" w:cs="Consolas"/>
+        </w:rPr>
+      </w:pPr>
+      <w:r>
+        <w:rPr>
+          <w:rFonts w:ascii="Consolas" w:hAnsi="Consolas" w:eastAsia="Consolas" w:cs="Consolas"/>
+        </w:rPr>
+        <w:t xml:space="preserve">        "id": "goblin_scout",</w:t>
+      </w:r>
+    </w:p>
+    <w:p>
+      <w:pPr>
+        <w:pStyle w:val="Normal"/>
+        <w:spacing w:after="20" w:afterAutospacing="off" w:line="240" w:lineRule="auto"/>
+        <w:jc w:val="left"/>
+        <w:rPr>
+          <w:rFonts w:ascii="Consolas" w:hAnsi="Consolas" w:eastAsia="Consolas" w:cs="Consolas"/>
+        </w:rPr>
+      </w:pPr>
+      <w:r>
+        <w:rPr>
+          <w:rFonts w:ascii="Consolas" w:hAnsi="Consolas" w:eastAsia="Consolas" w:cs="Consolas"/>
+        </w:rPr>
+        <w:t xml:space="preserve">        "name": "Goblin Zwiadowca",</w:t>
+      </w:r>
+    </w:p>
+    <w:p>
+      <w:pPr>
+        <w:pStyle w:val="Normal"/>
+        <w:spacing w:after="20" w:afterAutospacing="off" w:line="240" w:lineRule="auto"/>
+        <w:jc w:val="left"/>
+        <w:rPr>
+          <w:rFonts w:ascii="Consolas" w:hAnsi="Consolas" w:eastAsia="Consolas" w:cs="Consolas"/>
+        </w:rPr>
+      </w:pPr>
+      <w:r>
+        <w:rPr>
+          <w:rFonts w:ascii="Consolas" w:hAnsi="Consolas" w:eastAsia="Consolas" w:cs="Consolas"/>
+        </w:rPr>
+        <w:t xml:space="preserve">        "type": "monster",</w:t>
+      </w:r>
+    </w:p>
+    <w:p>
+      <w:pPr>
+        <w:pStyle w:val="Normal"/>
+        <w:spacing w:after="20" w:afterAutospacing="off" w:line="240" w:lineRule="auto"/>
+        <w:jc w:val="left"/>
+        <w:rPr>
+          <w:rFonts w:ascii="Consolas" w:hAnsi="Consolas" w:eastAsia="Consolas" w:cs="Consolas"/>
+        </w:rPr>
+      </w:pPr>
+      <w:r>
+        <w:rPr>
+          <w:rFonts w:ascii="Consolas" w:hAnsi="Consolas" w:eastAsia="Consolas" w:cs="Consolas"/>
+        </w:rPr>
+        <w:t xml:space="preserve">        "hostile": true,</w:t>
+      </w:r>
+    </w:p>
+    <w:p>
+      <w:pPr>
+        <w:pStyle w:val="Normal"/>
+        <w:spacing w:after="20" w:afterAutospacing="off" w:line="240" w:lineRule="auto"/>
+        <w:jc w:val="left"/>
+        <w:rPr>
+          <w:rFonts w:ascii="Consolas" w:hAnsi="Consolas" w:eastAsia="Consolas" w:cs="Consolas"/>
+        </w:rPr>
+      </w:pPr>
+      <w:r>
+        <w:rPr>
+          <w:rFonts w:ascii="Consolas" w:hAnsi="Consolas" w:eastAsia="Consolas" w:cs="Consolas"/>
+        </w:rPr>
+        <w:t xml:space="preserve">        "drops": ["rusty_key"]</w:t>
+      </w:r>
+    </w:p>
+    <w:p>
+      <w:pPr>
+        <w:pStyle w:val="Normal"/>
+        <w:spacing w:after="20" w:afterAutospacing="off" w:line="240" w:lineRule="auto"/>
+        <w:jc w:val="left"/>
+        <w:rPr>
+          <w:rFonts w:ascii="Consolas" w:hAnsi="Consolas" w:eastAsia="Consolas" w:cs="Consolas"/>
+        </w:rPr>
+      </w:pPr>
+      <w:r>
+        <w:rPr>
+          <w:rFonts w:ascii="Consolas" w:hAnsi="Consolas" w:eastAsia="Consolas" w:cs="Consolas"/>
+        </w:rPr>
+        <w:t xml:space="preserve">      }</w:t>
+      </w:r>
+    </w:p>
+    <w:p>
+      <w:pPr>
+        <w:pStyle w:val="Normal"/>
+        <w:spacing w:after="20" w:afterAutospacing="off" w:line="240" w:lineRule="auto"/>
+        <w:jc w:val="left"/>
+        <w:rPr>
+          <w:rFonts w:ascii="Consolas" w:hAnsi="Consolas" w:eastAsia="Consolas" w:cs="Consolas"/>
+        </w:rPr>
+      </w:pPr>
+      <w:r>
+        <w:rPr>
+          <w:rFonts w:ascii="Consolas" w:hAnsi="Consolas" w:eastAsia="Consolas" w:cs="Consolas"/>
+        </w:rPr>
+        <w:t xml:space="preserve">    ],</w:t>
+      </w:r>
+    </w:p>
+    <w:p>
+      <w:pPr>
+        <w:pStyle w:val="Normal"/>
+        <w:spacing w:after="20" w:afterAutospacing="off" w:line="240" w:lineRule="auto"/>
+        <w:jc w:val="left"/>
+        <w:rPr>
+          <w:rFonts w:ascii="Consolas" w:hAnsi="Consolas" w:eastAsia="Consolas" w:cs="Consolas"/>
+        </w:rPr>
+      </w:pPr>
+      <w:r>
+        <w:rPr>
+          <w:rFonts w:ascii="Consolas" w:hAnsi="Consolas" w:eastAsia="Consolas" w:cs="Consolas"/>
+        </w:rPr>
+        <w:t xml:space="preserve">    "items": [</w:t>
+      </w:r>
+    </w:p>
+    <w:p>
+      <w:pPr>
+        <w:pStyle w:val="Normal"/>
+        <w:spacing w:after="20" w:afterAutospacing="off" w:line="240" w:lineRule="auto"/>
+        <w:jc w:val="left"/>
+        <w:rPr>
+          <w:rFonts w:ascii="Consolas" w:hAnsi="Consolas" w:eastAsia="Consolas" w:cs="Consolas"/>
+        </w:rPr>
+      </w:pPr>
+      <w:r>
+        <w:rPr>
+          <w:rFonts w:ascii="Consolas" w:hAnsi="Consolas" w:eastAsia="Consolas" w:cs="Consolas"/>
+        </w:rPr>
+        <w:t xml:space="preserve">      {</w:t>
+      </w:r>
+    </w:p>
+    <w:p>
+      <w:pPr>
+        <w:pStyle w:val="Normal"/>
+        <w:spacing w:after="20" w:afterAutospacing="off" w:line="240" w:lineRule="auto"/>
+        <w:jc w:val="left"/>
+        <w:rPr>
+          <w:rFonts w:ascii="Consolas" w:hAnsi="Consolas" w:eastAsia="Consolas" w:cs="Consolas"/>
+        </w:rPr>
+      </w:pPr>
+      <w:r>
+        <w:rPr>
+          <w:rFonts w:ascii="Consolas" w:hAnsi="Consolas" w:eastAsia="Consolas" w:cs="Consolas"/>
+        </w:rPr>
+        <w:t xml:space="preserve">        "id": "torch",</w:t>
+      </w:r>
+    </w:p>
+    <w:p>
+      <w:pPr>
+        <w:pStyle w:val="Normal"/>
+        <w:spacing w:after="20" w:afterAutospacing="off" w:line="240" w:lineRule="auto"/>
+        <w:jc w:val="left"/>
+        <w:rPr>
+          <w:rFonts w:ascii="Consolas" w:hAnsi="Consolas" w:eastAsia="Consolas" w:cs="Consolas"/>
+        </w:rPr>
+      </w:pPr>
+      <w:r>
+        <w:rPr>
+          <w:rFonts w:ascii="Consolas" w:hAnsi="Consolas" w:eastAsia="Consolas" w:cs="Consolas"/>
+        </w:rPr>
+        <w:t xml:space="preserve">        "name": "Pochodnia",</w:t>
+      </w:r>
+    </w:p>
+    <w:p>
+      <w:pPr>
+        <w:pStyle w:val="Normal"/>
+        <w:spacing w:after="20" w:afterAutospacing="off" w:line="240" w:lineRule="auto"/>
+        <w:jc w:val="left"/>
+        <w:rPr>
+          <w:rFonts w:ascii="Consolas" w:hAnsi="Consolas" w:eastAsia="Consolas" w:cs="Consolas"/>
+        </w:rPr>
+      </w:pPr>
+      <w:r>
+        <w:rPr>
+          <w:rFonts w:ascii="Consolas" w:hAnsi="Consolas" w:eastAsia="Consolas" w:cs="Consolas"/>
+        </w:rPr>
+        <w:t xml:space="preserve">        "description": "Oświetla ciemne korytarze."</w:t>
+      </w:r>
+    </w:p>
+    <w:p>
+      <w:pPr>
+        <w:pStyle w:val="Normal"/>
+        <w:spacing w:after="20" w:afterAutospacing="off" w:line="240" w:lineRule="auto"/>
+        <w:jc w:val="left"/>
+        <w:rPr>
+          <w:rFonts w:ascii="Consolas" w:hAnsi="Consolas" w:eastAsia="Consolas" w:cs="Consolas"/>
+        </w:rPr>
+      </w:pPr>
+      <w:r>
+        <w:rPr>
+          <w:rFonts w:ascii="Consolas" w:hAnsi="Consolas" w:eastAsia="Consolas" w:cs="Consolas"/>
+        </w:rPr>
+        <w:t xml:space="preserve">      },</w:t>
+      </w:r>
+    </w:p>
+    <w:p>
+      <w:pPr>
+        <w:pStyle w:val="Normal"/>
+        <w:spacing w:after="20" w:afterAutospacing="off" w:line="240" w:lineRule="auto"/>
+        <w:jc w:val="left"/>
+        <w:rPr>
+          <w:rFonts w:ascii="Consolas" w:hAnsi="Consolas" w:eastAsia="Consolas" w:cs="Consolas"/>
+        </w:rPr>
+      </w:pPr>
+      <w:r>
+        <w:rPr>
+          <w:rFonts w:ascii="Consolas" w:hAnsi="Consolas" w:eastAsia="Consolas" w:cs="Consolas"/>
+        </w:rPr>
+        <w:t xml:space="preserve">      {</w:t>
+      </w:r>
+    </w:p>
+    <w:p>
+      <w:pPr>
+        <w:pStyle w:val="Normal"/>
+        <w:spacing w:after="20" w:afterAutospacing="off" w:line="240" w:lineRule="auto"/>
+        <w:jc w:val="left"/>
+        <w:rPr>
+          <w:rFonts w:ascii="Consolas" w:hAnsi="Consolas" w:eastAsia="Consolas" w:cs="Consolas"/>
+        </w:rPr>
+      </w:pPr>
+      <w:r>
+        <w:rPr>
+          <w:rFonts w:ascii="Consolas" w:hAnsi="Consolas" w:eastAsia="Consolas" w:cs="Consolas"/>
+        </w:rPr>
+        <w:t xml:space="preserve">        "id": "rusty_key",</w:t>
+      </w:r>
+    </w:p>
+    <w:p>
+      <w:pPr>
+        <w:pStyle w:val="Normal"/>
+        <w:spacing w:after="20" w:afterAutospacing="off" w:line="240" w:lineRule="auto"/>
+        <w:jc w:val="left"/>
+        <w:rPr>
+          <w:rFonts w:ascii="Consolas" w:hAnsi="Consolas" w:eastAsia="Consolas" w:cs="Consolas"/>
+        </w:rPr>
+      </w:pPr>
+      <w:r>
+        <w:rPr>
+          <w:rFonts w:ascii="Consolas" w:hAnsi="Consolas" w:eastAsia="Consolas" w:cs="Consolas"/>
+        </w:rPr>
+        <w:t xml:space="preserve">        "name": "Zardzewiały klucz",</w:t>
+      </w:r>
+    </w:p>
+    <w:p>
+      <w:pPr>
+        <w:pStyle w:val="Normal"/>
+        <w:spacing w:after="20" w:afterAutospacing="off" w:line="240" w:lineRule="auto"/>
+        <w:jc w:val="left"/>
+        <w:rPr>
+          <w:rFonts w:ascii="Consolas" w:hAnsi="Consolas" w:eastAsia="Consolas" w:cs="Consolas"/>
+        </w:rPr>
+      </w:pPr>
+      <w:r>
+        <w:rPr>
+          <w:rFonts w:ascii="Consolas" w:hAnsi="Consolas" w:eastAsia="Consolas" w:cs="Consolas"/>
+        </w:rPr>
+        <w:t xml:space="preserve">        "description": "Klucz upuszczony przez goblina."</w:t>
+      </w:r>
+    </w:p>
+    <w:p>
+      <w:pPr>
+        <w:pStyle w:val="Normal"/>
+        <w:spacing w:after="20" w:afterAutospacing="off" w:line="240" w:lineRule="auto"/>
+        <w:jc w:val="left"/>
+        <w:rPr>
+          <w:rFonts w:ascii="Consolas" w:hAnsi="Consolas" w:eastAsia="Consolas" w:cs="Consolas"/>
+        </w:rPr>
+      </w:pPr>
+      <w:r>
+        <w:rPr>
+          <w:rFonts w:ascii="Consolas" w:hAnsi="Consolas" w:eastAsia="Consolas" w:cs="Consolas"/>
+        </w:rPr>
+        <w:t xml:space="preserve">      },</w:t>
+      </w:r>
+    </w:p>
+    <w:p>
+      <w:pPr>
+        <w:pStyle w:val="Normal"/>
+        <w:spacing w:after="20" w:afterAutospacing="off" w:line="240" w:lineRule="auto"/>
+        <w:jc w:val="left"/>
+        <w:rPr>
+          <w:rFonts w:ascii="Consolas" w:hAnsi="Consolas" w:eastAsia="Consolas" w:cs="Consolas"/>
+        </w:rPr>
+      </w:pPr>
+      <w:r>
+        <w:rPr>
+          <w:rFonts w:ascii="Consolas" w:hAnsi="Consolas" w:eastAsia="Consolas" w:cs="Consolas"/>
+        </w:rPr>
+        <w:t xml:space="preserve">      {</w:t>
+      </w:r>
+    </w:p>
+    <w:p>
+      <w:pPr>
+        <w:pStyle w:val="Normal"/>
+        <w:spacing w:after="20" w:afterAutospacing="off" w:line="240" w:lineRule="auto"/>
+        <w:jc w:val="left"/>
+        <w:rPr>
+          <w:rFonts w:ascii="Consolas" w:hAnsi="Consolas" w:eastAsia="Consolas" w:cs="Consolas"/>
+        </w:rPr>
+      </w:pPr>
+      <w:r>
+        <w:rPr>
+          <w:rFonts w:ascii="Consolas" w:hAnsi="Consolas" w:eastAsia="Consolas" w:cs="Consolas"/>
+        </w:rPr>
+        <w:t xml:space="preserve">        "id": "gold_coin",</w:t>
+      </w:r>
+    </w:p>
+    <w:p>
+      <w:pPr>
+        <w:pStyle w:val="Normal"/>
+        <w:spacing w:after="20" w:afterAutospacing="off" w:line="240" w:lineRule="auto"/>
+        <w:jc w:val="left"/>
+        <w:rPr>
+          <w:rFonts w:ascii="Consolas" w:hAnsi="Consolas" w:eastAsia="Consolas" w:cs="Consolas"/>
+        </w:rPr>
+      </w:pPr>
+      <w:r>
+        <w:rPr>
+          <w:rFonts w:ascii="Consolas" w:hAnsi="Consolas" w:eastAsia="Consolas" w:cs="Consolas"/>
+        </w:rPr>
+        <w:t xml:space="preserve">        "name": "Złota moneta",</w:t>
+      </w:r>
+    </w:p>
+    <w:p>
+      <w:pPr>
+        <w:pStyle w:val="Normal"/>
+        <w:spacing w:after="20" w:afterAutospacing="off" w:line="240" w:lineRule="auto"/>
+        <w:jc w:val="left"/>
+        <w:rPr>
+          <w:rFonts w:ascii="Consolas" w:hAnsi="Consolas" w:eastAsia="Consolas" w:cs="Consolas"/>
+        </w:rPr>
+      </w:pPr>
+      <w:r>
+        <w:rPr>
+          <w:rFonts w:ascii="Consolas" w:hAnsi="Consolas" w:eastAsia="Consolas" w:cs="Consolas"/>
+        </w:rPr>
+        <w:t xml:space="preserve">        "description": "Cenna złota moneta."</w:t>
+      </w:r>
+    </w:p>
+    <w:p>
+      <w:pPr>
+        <w:pStyle w:val="Normal"/>
+        <w:spacing w:after="20" w:afterAutospacing="off" w:line="240" w:lineRule="auto"/>
+        <w:jc w:val="left"/>
+        <w:rPr>
+          <w:rFonts w:ascii="Consolas" w:hAnsi="Consolas" w:eastAsia="Consolas" w:cs="Consolas"/>
+        </w:rPr>
+      </w:pPr>
+      <w:r>
+        <w:rPr>
+          <w:rFonts w:ascii="Consolas" w:hAnsi="Consolas" w:eastAsia="Consolas" w:cs="Consolas"/>
+        </w:rPr>
+        <w:t xml:space="preserve">      }</w:t>
+      </w:r>
+    </w:p>
+    <w:p>
+      <w:pPr>
+        <w:pStyle w:val="Normal"/>
+        <w:spacing w:after="20" w:afterAutospacing="off" w:line="240" w:lineRule="auto"/>
+        <w:jc w:val="left"/>
+        <w:rPr>
+          <w:rFonts w:ascii="Consolas" w:hAnsi="Consolas" w:eastAsia="Consolas" w:cs="Consolas"/>
+        </w:rPr>
+      </w:pPr>
+      <w:r>
+        <w:rPr>
+          <w:rFonts w:ascii="Consolas" w:hAnsi="Consolas" w:eastAsia="Consolas" w:cs="Consolas"/>
+        </w:rPr>
+        <w:t xml:space="preserve">    ]</w:t>
+      </w:r>
+    </w:p>
+    <w:p>
+      <w:pPr>
+        <w:pStyle w:val="Normal"/>
+        <w:spacing w:after="20" w:afterAutospacing="off" w:line="240" w:lineRule="auto"/>
+        <w:jc w:val="left"/>
+        <w:rPr>
+          <w:rFonts w:ascii="Consolas" w:hAnsi="Consolas" w:eastAsia="Consolas" w:cs="Consolas"/>
+        </w:rPr>
+      </w:pPr>
+      <w:r>
+        <w:rPr>
+          <w:rFonts w:ascii="Consolas" w:hAnsi="Consolas" w:eastAsia="Consolas" w:cs="Consolas"/>
+        </w:rPr>
+        <w:t xml:space="preserve">  }</w:t>
+      </w:r>
+    </w:p>
+    <w:p>
+      <w:pPr>
+        <w:pStyle w:val="Normal"/>
+        <w:spacing w:after="20" w:afterAutospacing="off" w:line="240" w:lineRule="auto"/>
+        <w:jc w:val="left"/>
+      </w:pPr>
+      <w:r>
+        <w:rPr>
+          <w:rFonts w:ascii="Consolas" w:hAnsi="Consolas" w:eastAsia="Consolas" w:cs="Consolas"/>
+        </w:rPr>
+        <w:t>}</w:t>
+      </w:r>
       <w:r>
         <w:br/>
       </w:r>
       <w:r>
         <w:rPr>
+          <w:rFonts w:eastAsia="Book Antiqua" w:cs="Book Antiqua"/>
+        </w:rPr>
+        <w:t xml:space="preserve"> </w:t>
+      </w:r>
+    </w:p>
+    <w:p>
+      <w:pPr>
+        <w:spacing w:before="0" w:beforeAutospacing="off" w:after="20" w:afterAutospacing="off"/>
+        <w:jc w:val="left"/>
+      </w:pPr>
+      <w:r>
+        <w:rPr>
+          <w:rFonts w:ascii="Book Antiqua" w:hAnsi="Book Antiqua" w:eastAsia="Book Antiqua" w:cs="Book Antiqua"/>
+          <w:noProof w:val="0"/>
+          <w:sz w:val="22"/>
+          <w:szCs w:val="22"/>
+          <w:lang w:val="pl-PL"/>
+        </w:rPr>
+        <w:t xml:space="preserve">Pomieszczenia sąsiadujące na siatce (różniące się o 1 w osi </w:t>
+      </w:r>
+      <w:r>
+        <w:rPr>
+          <w:rFonts w:ascii="Book Antiqua" w:hAnsi="Book Antiqua" w:eastAsia="Book Antiqua" w:cs="Book Antiqua"/>
+          <w:noProof w:val="0"/>
+          <w:sz w:val="22"/>
+          <w:szCs w:val="22"/>
+          <w:lang w:val="pl-PL"/>
+        </w:rPr>
+        <w:t>gx</w:t>
+      </w:r>
+      <w:r>
+        <w:rPr>
+          <w:rFonts w:ascii="Book Antiqua" w:hAnsi="Book Antiqua" w:eastAsia="Book Antiqua" w:cs="Book Antiqua"/>
+          <w:noProof w:val="0"/>
+          <w:sz w:val="22"/>
+          <w:szCs w:val="22"/>
+          <w:lang w:val="pl-PL"/>
+        </w:rPr>
+        <w:t xml:space="preserve"> lub </w:t>
+      </w:r>
+      <w:r>
+        <w:rPr>
+          <w:rFonts w:ascii="Book Antiqua" w:hAnsi="Book Antiqua" w:eastAsia="Book Antiqua" w:cs="Book Antiqua"/>
+          <w:noProof w:val="0"/>
+          <w:sz w:val="22"/>
+          <w:szCs w:val="22"/>
+          <w:lang w:val="pl-PL"/>
+        </w:rPr>
+        <w:t>gy</w:t>
+      </w:r>
+      <w:r>
+        <w:rPr>
+          <w:rFonts w:ascii="Book Antiqua" w:hAnsi="Book Antiqua" w:eastAsia="Book Antiqua" w:cs="Book Antiqua"/>
+          <w:noProof w:val="0"/>
+          <w:sz w:val="22"/>
+          <w:szCs w:val="22"/>
+          <w:lang w:val="pl-PL"/>
+        </w:rPr>
+        <w:t xml:space="preserve">) są automatycznie połączone przejściami kierunkowymi - brak jest osobnego pola </w:t>
+      </w:r>
+      <w:r>
+        <w:rPr>
+          <w:rFonts w:ascii="Book Antiqua" w:hAnsi="Book Antiqua" w:eastAsia="Book Antiqua" w:cs="Book Antiqua"/>
+          <w:noProof w:val="0"/>
+          <w:sz w:val="22"/>
+          <w:szCs w:val="22"/>
+          <w:lang w:val="pl-PL"/>
+        </w:rPr>
+        <w:t>connections</w:t>
+      </w:r>
+      <w:r>
+        <w:rPr>
+          <w:rFonts w:ascii="Book Antiqua" w:hAnsi="Book Antiqua" w:eastAsia="Book Antiqua" w:cs="Book Antiqua"/>
+          <w:noProof w:val="0"/>
+          <w:sz w:val="22"/>
+          <w:szCs w:val="22"/>
+          <w:lang w:val="pl-PL"/>
+        </w:rPr>
+        <w:t xml:space="preserve">. Pole </w:t>
+      </w:r>
+      <w:r>
+        <w:rPr>
+          <w:rFonts w:ascii="Book Antiqua" w:hAnsi="Book Antiqua" w:eastAsia="Book Antiqua" w:cs="Book Antiqua"/>
+          <w:noProof w:val="0"/>
+          <w:sz w:val="22"/>
+          <w:szCs w:val="22"/>
+          <w:lang w:val="pl-PL"/>
+        </w:rPr>
+        <w:t>game_state</w:t>
+      </w:r>
+      <w:r>
+        <w:rPr>
+          <w:rFonts w:ascii="Book Antiqua" w:hAnsi="Book Antiqua" w:eastAsia="Book Antiqua" w:cs="Book Antiqua"/>
+          <w:noProof w:val="0"/>
+          <w:sz w:val="22"/>
+          <w:szCs w:val="22"/>
+          <w:lang w:val="pl-PL"/>
+        </w:rPr>
+        <w:t xml:space="preserve"> tabeli </w:t>
+      </w:r>
+      <w:r>
+        <w:rPr>
+          <w:rFonts w:ascii="Book Antiqua" w:hAnsi="Book Antiqua" w:eastAsia="Book Antiqua" w:cs="Book Antiqua"/>
+          <w:noProof w:val="0"/>
+          <w:sz w:val="22"/>
+          <w:szCs w:val="22"/>
+          <w:lang w:val="pl-PL"/>
+        </w:rPr>
+        <w:t>playthroughs</w:t>
+      </w:r>
+      <w:r>
+        <w:rPr>
+          <w:rFonts w:ascii="Book Antiqua" w:hAnsi="Book Antiqua" w:eastAsia="Book Antiqua" w:cs="Book Antiqua"/>
+          <w:noProof w:val="0"/>
+          <w:sz w:val="22"/>
+          <w:szCs w:val="22"/>
+          <w:lang w:val="pl-PL"/>
+        </w:rPr>
+        <w:t xml:space="preserve"> przechowuje dynamiczny stan rozgrywki, aktualizowany po każdej akcji gracza:</w:t>
+      </w:r>
+    </w:p>
+    <w:p>
+      <w:pPr>
+        <w:spacing w:before="0" w:beforeAutospacing="off" w:after="20" w:afterAutospacing="off"/>
+        <w:jc w:val="left"/>
+        <w:rPr>
           <w:rFonts w:ascii="Consolas" w:hAnsi="Consolas" w:eastAsia="Consolas" w:cs="Consolas"/>
-        </w:rPr>
-        <w:t xml:space="preserve">  "startRoom": "room_1",</w:t>
-      </w:r>
-      <w:r>
-        <w:br/>
-      </w:r>
+          <w:noProof w:val="0"/>
+          <w:sz w:val="22"/>
+          <w:szCs w:val="22"/>
+          <w:lang w:val="pl-PL"/>
+        </w:rPr>
+      </w:pPr>
       <w:r>
         <w:rPr>
           <w:rFonts w:ascii="Consolas" w:hAnsi="Consolas" w:eastAsia="Consolas" w:cs="Consolas"/>
-        </w:rPr>
-        <w:t xml:space="preserve">  "rooms": [</w:t>
-      </w:r>
-      <w:r>
-        <w:br/>
-      </w:r>
-      <w:r>
+          <w:noProof w:val="0"/>
+          <w:sz w:val="22"/>
+          <w:szCs w:val="22"/>
+          <w:lang w:val="pl-PL"/>
+        </w:rPr>
+        <w:t>{</w:t>
+      </w:r>
+    </w:p>
+    <w:p>
+      <w:pPr>
+        <w:pStyle w:val="Normal"/>
+        <w:spacing w:before="0" w:beforeAutospacing="off" w:after="20" w:afterAutospacing="off"/>
+        <w:jc w:val="left"/>
         <w:rPr>
           <w:rFonts w:ascii="Consolas" w:hAnsi="Consolas" w:eastAsia="Consolas" w:cs="Consolas"/>
-        </w:rPr>
-        <w:t xml:space="preserve">    {</w:t>
-      </w:r>
-      <w:r>
-        <w:br/>
-      </w:r>
+          <w:noProof w:val="0"/>
+          <w:sz w:val="22"/>
+          <w:szCs w:val="22"/>
+          <w:lang w:val="pl-PL"/>
+        </w:rPr>
+      </w:pPr>
       <w:r>
         <w:rPr>
           <w:rFonts w:ascii="Consolas" w:hAnsi="Consolas" w:eastAsia="Consolas" w:cs="Consolas"/>
-        </w:rPr>
-        <w:t xml:space="preserve">      "id": "room_1",</w:t>
-      </w:r>
-      <w:r>
-        <w:br/>
-      </w:r>
-      <w:r>
+          <w:noProof w:val="0"/>
+          <w:sz w:val="22"/>
+          <w:szCs w:val="22"/>
+          <w:lang w:val="pl-PL"/>
+        </w:rPr>
+        <w:t xml:space="preserve">  "currentRoomId": "1,0",</w:t>
+      </w:r>
+    </w:p>
+    <w:p>
+      <w:pPr>
+        <w:pStyle w:val="Normal"/>
+        <w:spacing w:before="0" w:beforeAutospacing="off" w:after="20" w:afterAutospacing="off"/>
+        <w:jc w:val="left"/>
         <w:rPr>
           <w:rFonts w:ascii="Consolas" w:hAnsi="Consolas" w:eastAsia="Consolas" w:cs="Consolas"/>
-        </w:rPr>
-        <w:t xml:space="preserve">      "name": "Wejście do jaskini",</w:t>
-      </w:r>
-      <w:r>
-        <w:br/>
-      </w:r>
+          <w:noProof w:val="0"/>
+          <w:sz w:val="22"/>
+          <w:szCs w:val="22"/>
+          <w:lang w:val="pl-PL"/>
+        </w:rPr>
+      </w:pPr>
       <w:r>
         <w:rPr>
           <w:rFonts w:ascii="Consolas" w:hAnsi="Consolas" w:eastAsia="Consolas" w:cs="Consolas"/>
-        </w:rPr>
-        <w:t xml:space="preserve">      "description": "Stoisz u wejścia do mrocznej jaskini...",</w:t>
-      </w:r>
-      <w:r>
-        <w:br/>
-      </w:r>
-      <w:r>
+          <w:noProof w:val="0"/>
+          <w:sz w:val="22"/>
+          <w:szCs w:val="22"/>
+          <w:lang w:val="pl-PL"/>
+        </w:rPr>
+        <w:t xml:space="preserve">  "inventory": ["torch", "rusty_key"],</w:t>
+      </w:r>
+    </w:p>
+    <w:p>
+      <w:pPr>
+        <w:pStyle w:val="Normal"/>
+        <w:spacing w:before="0" w:beforeAutospacing="off" w:after="20" w:afterAutospacing="off"/>
+        <w:jc w:val="left"/>
         <w:rPr>
           <w:rFonts w:ascii="Consolas" w:hAnsi="Consolas" w:eastAsia="Consolas" w:cs="Consolas"/>
-        </w:rPr>
-        <w:t xml:space="preserve">      "items": [</w:t>
-      </w:r>
-      <w:r>
-        <w:br/>
-      </w:r>
+          <w:noProof w:val="0"/>
+          <w:sz w:val="22"/>
+          <w:szCs w:val="22"/>
+          <w:lang w:val="pl-PL"/>
+        </w:rPr>
+      </w:pPr>
       <w:r>
         <w:rPr>
           <w:rFonts w:ascii="Consolas" w:hAnsi="Consolas" w:eastAsia="Consolas" w:cs="Consolas"/>
-        </w:rPr>
-        <w:t xml:space="preserve">        {</w:t>
-      </w:r>
-      <w:r>
-        <w:br/>
-      </w:r>
-      <w:r>
+          <w:noProof w:val="0"/>
+          <w:sz w:val="22"/>
+          <w:szCs w:val="22"/>
+          <w:lang w:val="pl-PL"/>
+        </w:rPr>
+        <w:t xml:space="preserve">  "roomStates": {</w:t>
+      </w:r>
+    </w:p>
+    <w:p>
+      <w:pPr>
+        <w:pStyle w:val="Normal"/>
+        <w:spacing w:before="0" w:beforeAutospacing="off" w:after="20" w:afterAutospacing="off"/>
+        <w:jc w:val="left"/>
         <w:rPr>
           <w:rFonts w:ascii="Consolas" w:hAnsi="Consolas" w:eastAsia="Consolas" w:cs="Consolas"/>
-        </w:rPr>
-        <w:t xml:space="preserve">          "id": "item_1",</w:t>
-      </w:r>
-      <w:r>
-        <w:br/>
-      </w:r>
+          <w:noProof w:val="0"/>
+          <w:sz w:val="22"/>
+          <w:szCs w:val="22"/>
+          <w:lang w:val="pl-PL"/>
+        </w:rPr>
+      </w:pPr>
       <w:r>
         <w:rPr>
           <w:rFonts w:ascii="Consolas" w:hAnsi="Consolas" w:eastAsia="Consolas" w:cs="Consolas"/>
-        </w:rPr>
-        <w:t xml:space="preserve">          "name": "pochodnia",</w:t>
-      </w:r>
-      <w:r>
-        <w:br/>
-      </w:r>
-      <w:r>
+          <w:noProof w:val="0"/>
+          <w:sz w:val="22"/>
+          <w:szCs w:val="22"/>
+          <w:lang w:val="pl-PL"/>
+        </w:rPr>
+        <w:t xml:space="preserve">    "0,0": {</w:t>
+      </w:r>
+    </w:p>
+    <w:p>
+      <w:pPr>
+        <w:pStyle w:val="Normal"/>
+        <w:spacing w:before="0" w:beforeAutospacing="off" w:after="20" w:afterAutospacing="off"/>
+        <w:jc w:val="left"/>
         <w:rPr>
           <w:rFonts w:ascii="Consolas" w:hAnsi="Consolas" w:eastAsia="Consolas" w:cs="Consolas"/>
-        </w:rPr>
-        <w:t xml:space="preserve">          "description": "Stara drewniana pochodnia.",</w:t>
-      </w:r>
-      <w:r>
-        <w:br/>
-      </w:r>
+          <w:noProof w:val="0"/>
+          <w:sz w:val="22"/>
+          <w:szCs w:val="22"/>
+          <w:lang w:val="pl-PL"/>
+        </w:rPr>
+      </w:pPr>
       <w:r>
         <w:rPr>
           <w:rFonts w:ascii="Consolas" w:hAnsi="Consolas" w:eastAsia="Consolas" w:cs="Consolas"/>
-        </w:rPr>
-        <w:t xml:space="preserve">          "can_take": true,</w:t>
-      </w:r>
-      <w:r>
-        <w:br/>
-      </w:r>
-      <w:r>
+          <w:noProof w:val="0"/>
+          <w:sz w:val="22"/>
+          <w:szCs w:val="22"/>
+          <w:lang w:val="pl-PL"/>
+        </w:rPr>
+        <w:t xml:space="preserve">      "items": [],</w:t>
+      </w:r>
+    </w:p>
+    <w:p>
+      <w:pPr>
+        <w:pStyle w:val="Normal"/>
+        <w:spacing w:before="0" w:beforeAutospacing="off" w:after="20" w:afterAutospacing="off"/>
+        <w:jc w:val="left"/>
         <w:rPr>
           <w:rFonts w:ascii="Consolas" w:hAnsi="Consolas" w:eastAsia="Consolas" w:cs="Consolas"/>
-        </w:rPr>
-        <w:t xml:space="preserve">          "can_use": true</w:t>
-      </w:r>
-      <w:r>
-        <w:br/>
-      </w:r>
+          <w:noProof w:val="0"/>
+          <w:sz w:val="22"/>
+          <w:szCs w:val="22"/>
+          <w:lang w:val="pl-PL"/>
+        </w:rPr>
+      </w:pPr>
       <w:r>
         <w:rPr>
           <w:rFonts w:ascii="Consolas" w:hAnsi="Consolas" w:eastAsia="Consolas" w:cs="Consolas"/>
-        </w:rPr>
-        <w:t xml:space="preserve">        }</w:t>
-      </w:r>
-      <w:r>
-        <w:br/>
-      </w:r>
-      <w:r>
+          <w:noProof w:val="0"/>
+          <w:sz w:val="22"/>
+          <w:szCs w:val="22"/>
+          <w:lang w:val="pl-PL"/>
+        </w:rPr>
+        <w:t xml:space="preserve">      "defeatedEntities": ["goblin_scout"],</w:t>
+      </w:r>
+    </w:p>
+    <w:p>
+      <w:pPr>
+        <w:pStyle w:val="Normal"/>
+        <w:spacing w:before="0" w:beforeAutospacing="off" w:after="20" w:afterAutospacing="off"/>
+        <w:jc w:val="left"/>
         <w:rPr>
           <w:rFonts w:ascii="Consolas" w:hAnsi="Consolas" w:eastAsia="Consolas" w:cs="Consolas"/>
-        </w:rPr>
-        <w:t xml:space="preserve">      ],</w:t>
-      </w:r>
-      <w:r>
-        <w:br/>
-      </w:r>
+          <w:noProof w:val="0"/>
+          <w:sz w:val="22"/>
+          <w:szCs w:val="22"/>
+          <w:lang w:val="pl-PL"/>
+        </w:rPr>
+      </w:pPr>
       <w:r>
         <w:rPr>
           <w:rFonts w:ascii="Consolas" w:hAnsi="Consolas" w:eastAsia="Consolas" w:cs="Consolas"/>
-        </w:rPr>
-        <w:t xml:space="preserve">      "npcs": [],</w:t>
-      </w:r>
-      <w:r>
-        <w:br/>
-      </w:r>
-      <w:r>
+          <w:noProof w:val="0"/>
+          <w:sz w:val="22"/>
+          <w:szCs w:val="22"/>
+          <w:lang w:val="pl-PL"/>
+        </w:rPr>
+        <w:t xml:space="preserve">      "guardiansDefeated": ["goblin_scout"],</w:t>
+      </w:r>
+    </w:p>
+    <w:p>
+      <w:pPr>
+        <w:pStyle w:val="Normal"/>
+        <w:spacing w:before="0" w:beforeAutospacing="off" w:after="20" w:afterAutospacing="off"/>
+        <w:jc w:val="left"/>
         <w:rPr>
           <w:rFonts w:ascii="Consolas" w:hAnsi="Consolas" w:eastAsia="Consolas" w:cs="Consolas"/>
-        </w:rPr>
-        <w:t xml:space="preserve">      "connections": {</w:t>
-      </w:r>
-      <w:r>
-        <w:br/>
-      </w:r>
+          <w:noProof w:val="0"/>
+          <w:sz w:val="22"/>
+          <w:szCs w:val="22"/>
+          <w:lang w:val="pl-PL"/>
+        </w:rPr>
+      </w:pPr>
       <w:r>
         <w:rPr>
           <w:rFonts w:ascii="Consolas" w:hAnsi="Consolas" w:eastAsia="Consolas" w:cs="Consolas"/>
-        </w:rPr>
-        <w:t xml:space="preserve">        "north": "room_2",</w:t>
-      </w:r>
-      <w:r>
-        <w:br/>
-      </w:r>
-      <w:r>
+          <w:noProof w:val="0"/>
+          <w:sz w:val="22"/>
+          <w:szCs w:val="22"/>
+          <w:lang w:val="pl-PL"/>
+        </w:rPr>
+        <w:t xml:space="preserve">      "chestOpened": false,</w:t>
+      </w:r>
+    </w:p>
+    <w:p>
+      <w:pPr>
+        <w:pStyle w:val="Normal"/>
+        <w:spacing w:before="0" w:beforeAutospacing="off" w:after="20" w:afterAutospacing="off"/>
+        <w:jc w:val="left"/>
         <w:rPr>
           <w:rFonts w:ascii="Consolas" w:hAnsi="Consolas" w:eastAsia="Consolas" w:cs="Consolas"/>
-        </w:rPr>
-        <w:t xml:space="preserve">        "south": null,</w:t>
-      </w:r>
-      <w:r>
-        <w:br/>
-      </w:r>
+          <w:noProof w:val="0"/>
+          <w:sz w:val="22"/>
+          <w:szCs w:val="22"/>
+          <w:lang w:val="pl-PL"/>
+        </w:rPr>
+      </w:pPr>
       <w:r>
         <w:rPr>
           <w:rFonts w:ascii="Consolas" w:hAnsi="Consolas" w:eastAsia="Consolas" w:cs="Consolas"/>
-        </w:rPr>
-        <w:t xml:space="preserve">        "east": null,</w:t>
-      </w:r>
-      <w:r>
-        <w:br/>
-      </w:r>
-      <w:r>
+          <w:noProof w:val="0"/>
+          <w:sz w:val="22"/>
+          <w:szCs w:val="22"/>
+          <w:lang w:val="pl-PL"/>
+        </w:rPr>
+        <w:t xml:space="preserve">      "visitedConversations": {}</w:t>
+      </w:r>
+    </w:p>
+    <w:p>
+      <w:pPr>
+        <w:pStyle w:val="Normal"/>
+        <w:spacing w:before="0" w:beforeAutospacing="off" w:after="20" w:afterAutospacing="off"/>
+        <w:jc w:val="left"/>
         <w:rPr>
           <w:rFonts w:ascii="Consolas" w:hAnsi="Consolas" w:eastAsia="Consolas" w:cs="Consolas"/>
-        </w:rPr>
-        <w:t xml:space="preserve">        "west": null</w:t>
-      </w:r>
-      <w:r>
-        <w:br/>
-      </w:r>
+          <w:noProof w:val="0"/>
+          <w:sz w:val="22"/>
+          <w:szCs w:val="22"/>
+          <w:lang w:val="pl-PL"/>
+        </w:rPr>
+      </w:pPr>
       <w:r>
         <w:rPr>
           <w:rFonts w:ascii="Consolas" w:hAnsi="Consolas" w:eastAsia="Consolas" w:cs="Consolas"/>
-        </w:rPr>
-        <w:t xml:space="preserve">      }</w:t>
-      </w:r>
-      <w:r>
-        <w:br/>
-      </w:r>
-      <w:r>
+          <w:noProof w:val="0"/>
+          <w:sz w:val="22"/>
+          <w:szCs w:val="22"/>
+          <w:lang w:val="pl-PL"/>
+        </w:rPr>
+        <w:t xml:space="preserve">    }</w:t>
+      </w:r>
+    </w:p>
+    <w:p>
+      <w:pPr>
+        <w:pStyle w:val="Normal"/>
+        <w:spacing w:before="0" w:beforeAutospacing="off" w:after="20" w:afterAutospacing="off"/>
+        <w:jc w:val="left"/>
         <w:rPr>
           <w:rFonts w:ascii="Consolas" w:hAnsi="Consolas" w:eastAsia="Consolas" w:cs="Consolas"/>
-        </w:rPr>
-        <w:t xml:space="preserve">    }</w:t>
-      </w:r>
-      <w:r>
-        <w:br/>
-      </w:r>
+          <w:noProof w:val="0"/>
+          <w:sz w:val="22"/>
+          <w:szCs w:val="22"/>
+          <w:lang w:val="pl-PL"/>
+        </w:rPr>
+      </w:pPr>
       <w:r>
         <w:rPr>
           <w:rFonts w:ascii="Consolas" w:hAnsi="Consolas" w:eastAsia="Consolas" w:cs="Consolas"/>
-        </w:rPr>
-        <w:t xml:space="preserve">  ]</w:t>
-      </w:r>
-      <w:r>
-        <w:br/>
-      </w:r>
-      <w:r>
+          <w:noProof w:val="0"/>
+          <w:sz w:val="22"/>
+          <w:szCs w:val="22"/>
+          <w:lang w:val="pl-PL"/>
+        </w:rPr>
+        <w:t xml:space="preserve">  }</w:t>
+      </w:r>
+    </w:p>
+    <w:p>
+      <w:pPr>
+        <w:pStyle w:val="Normal"/>
+        <w:spacing w:before="0" w:beforeAutospacing="off" w:after="20" w:afterAutospacing="off"/>
+        <w:jc w:val="left"/>
         <w:rPr>
           <w:rFonts w:ascii="Consolas" w:hAnsi="Consolas" w:eastAsia="Consolas" w:cs="Consolas"/>
+          <w:noProof w:val="0"/>
+          <w:sz w:val="22"/>
+          <w:szCs w:val="22"/>
+          <w:lang w:val="pl-PL"/>
+        </w:rPr>
+      </w:pPr>
+      <w:r>
+        <w:rPr>
+          <w:rFonts w:ascii="Consolas" w:hAnsi="Consolas" w:eastAsia="Consolas" w:cs="Consolas"/>
+          <w:noProof w:val="0"/>
+          <w:sz w:val="22"/>
+          <w:szCs w:val="22"/>
+          <w:lang w:val="pl-PL"/>
         </w:rPr>
         <w:t>}</w:t>
       </w:r>
-      <w:r>
-        <w:br/>
-      </w:r>
-      <w:r>
-        <w:rPr>
-          <w:rFonts w:eastAsia="Book Antiqua" w:cs="Book Antiqua"/>
-        </w:rPr>
-        <w:t xml:space="preserve"> </w:t>
-      </w:r>
-    </w:p>
-    <w:p>
-      <w:pPr>
-        <w:spacing w:before="240" w:after="240"/>
-      </w:pPr>
-      <w:r>
-        <w:rPr>
-          <w:rFonts w:eastAsia="Book Antiqua" w:cs="Book Antiqua"/>
-        </w:rPr>
-        <w:t>Pole game_state tabeli playthroughs przechowuje dynamiczny stan rozgrywki, aktualizo</w:t>
-      </w:r>
-      <w:r>
-        <w:rPr>
-          <w:rFonts w:eastAsia="Book Antiqua" w:cs="Book Antiqua"/>
-        </w:rPr>
-        <w:t>-</w:t>
-      </w:r>
-      <w:r>
-        <w:rPr>
-          <w:rFonts w:eastAsia="Book Antiqua" w:cs="Book Antiqua"/>
-        </w:rPr>
-        <w:t>wany po każdej akcji gracza:</w:t>
-      </w:r>
     </w:p>
     <w:p>
       <w:pPr>
         <w:jc w:val="left"/>
-        <w:rPr>
-          <w:rFonts w:eastAsia="Book Antiqua" w:cs="Book Antiqua"/>
-          <w:lang w:val="en-US"/>
-        </w:rPr>
-      </w:pPr>
-      <w:r>
-        <w:rPr>
-          <w:rFonts w:ascii="Consolas" w:hAnsi="Consolas" w:eastAsia="Consolas" w:cs="Consolas"/>
-          <w:lang w:val="en-US"/>
-        </w:rPr>
-        <w:t>{</w:t>
-      </w:r>
-      <w:r>
-        <w:rPr>
-          <w:lang w:val="en-GB"/>
-        </w:rPr>
-        <w:br/>
-      </w:r>
-      <w:r>
-        <w:rPr>
-          <w:rFonts w:ascii="Consolas" w:hAnsi="Consolas" w:eastAsia="Consolas" w:cs="Consolas"/>
-          <w:lang w:val="en-US"/>
-        </w:rPr>
-        <w:t xml:space="preserve">  "currentRoom": "room_2",</w:t>
-      </w:r>
-      <w:r>
-        <w:rPr>
-          <w:lang w:val="en-GB"/>
-        </w:rPr>
-        <w:br/>
-      </w:r>
-      <w:r>
-        <w:rPr>
-          <w:rFonts w:ascii="Consolas" w:hAnsi="Consolas" w:eastAsia="Consolas" w:cs="Consolas"/>
-          <w:lang w:val="en-US"/>
-        </w:rPr>
-        <w:t xml:space="preserve">  "inventory": ["item_1"],</w:t>
-      </w:r>
-      <w:r>
-        <w:rPr>
-          <w:lang w:val="en-GB"/>
-        </w:rPr>
-        <w:br/>
-      </w:r>
-      <w:r>
-        <w:rPr>
-          <w:rFonts w:ascii="Consolas" w:hAnsi="Consolas" w:eastAsia="Consolas" w:cs="Consolas"/>
-          <w:lang w:val="en-US"/>
-        </w:rPr>
-        <w:t xml:space="preserve">  "visitedRooms": ["room_1", "room_2"],</w:t>
-      </w:r>
-      <w:r>
-        <w:rPr>
-          <w:lang w:val="en-GB"/>
-        </w:rPr>
-        <w:br/>
-      </w:r>
-      <w:r>
-        <w:rPr>
-          <w:rFonts w:ascii="Consolas" w:hAnsi="Consolas" w:eastAsia="Consolas" w:cs="Consolas"/>
-          <w:lang w:val="en-US"/>
-        </w:rPr>
-        <w:t xml:space="preserve">  "gameFlags": {</w:t>
-      </w:r>
-      <w:r>
-        <w:rPr>
-          <w:lang w:val="en-GB"/>
-        </w:rPr>
-        <w:br/>
-      </w:r>
-      <w:r>
-        <w:rPr>
-          <w:rFonts w:ascii="Consolas" w:hAnsi="Consolas" w:eastAsia="Consolas" w:cs="Consolas"/>
-          <w:lang w:val="en-US"/>
-        </w:rPr>
-        <w:t xml:space="preserve">    "chest_opened": true,</w:t>
-      </w:r>
-      <w:r>
-        <w:rPr>
-          <w:lang w:val="en-GB"/>
-        </w:rPr>
-        <w:br/>
-      </w:r>
-      <w:r>
-        <w:rPr>
-          <w:rFonts w:ascii="Consolas" w:hAnsi="Consolas" w:eastAsia="Consolas" w:cs="Consolas"/>
-          <w:lang w:val="en-US"/>
-        </w:rPr>
-        <w:t xml:space="preserve">    "goblin_defeated": false</w:t>
-      </w:r>
-      <w:r>
-        <w:rPr>
-          <w:lang w:val="en-GB"/>
-        </w:rPr>
-        <w:br/>
-      </w:r>
-      <w:r>
-        <w:rPr>
-          <w:rFonts w:ascii="Consolas" w:hAnsi="Consolas" w:eastAsia="Consolas" w:cs="Consolas"/>
-          <w:lang w:val="en-US"/>
-        </w:rPr>
-        <w:t xml:space="preserve">  }</w:t>
-      </w:r>
-      <w:r>
-        <w:rPr>
-          <w:lang w:val="en-GB"/>
-        </w:rPr>
-        <w:br/>
-      </w:r>
-      <w:r>
-        <w:rPr>
-          <w:rFonts w:ascii="Consolas" w:hAnsi="Consolas" w:eastAsia="Consolas" w:cs="Consolas"/>
-          <w:lang w:val="en-US"/>
-        </w:rPr>
-        <w:t>}</w:t>
-      </w:r>
-      <w:r>
-        <w:rPr>
-          <w:lang w:val="en-GB"/>
-        </w:rPr>
-        <w:br/>
-      </w:r>
+      </w:pPr>
     </w:p>
     <w:p>
       <w:pPr>
